--- a/docs/社工師備考指南_十年考古題分析.docx
+++ b/docs/社工師備考指南_十年考古題分析.docx
@@ -6372,7 +6372,7 @@
           <w:color w:val="000000"/>
           <w:sz w:val="28"/>
         </w:rPr>
-        <w:t>我們把題庫中明確引用法規名稱的題目，逐一比對該法規的最新修正日期。凡是「考試日期早於該法最近一次修正」者，一律標記為可能過時。十年 4,600 題中共 214 題（約 5%）落入此範圍，申論題 6 題。</w:t>
+        <w:t>我們把題庫中明確引用法規名稱的題目，逐一比對該法規的最新修正日期，再依「那次修法實際改了多少條文」分成三級：全文修正或法規更名列為高風險，只動一兩個條文的列為影響小。十年 4,600 題中 233 題觸及修法，其中高風險 62 題預設不出題，其餘照出並標示。</w:t>
       </w:r>
     </w:p>
     <w:p>
@@ -6400,7 +6400,7 @@
           <w:color w:val="000000"/>
           <w:sz w:val="30"/>
         </w:rPr>
-        <w:t>已核對的法規與影響題數</w:t>
+        <w:t>已核對的 24 部法規</w:t>
       </w:r>
     </w:p>
     <w:tbl>
@@ -6411,14 +6411,16 @@
         <w:tblLook w:firstColumn="1" w:firstRow="1" w:lastColumn="0" w:lastRow="0" w:noHBand="0" w:noVBand="1" w:val="04A0"/>
       </w:tblPr>
       <w:tblGrid>
-        <w:gridCol w:w="3173"/>
-        <w:gridCol w:w="3173"/>
-        <w:gridCol w:w="3173"/>
+        <w:gridCol w:w="1904"/>
+        <w:gridCol w:w="1904"/>
+        <w:gridCol w:w="1904"/>
+        <w:gridCol w:w="1904"/>
+        <w:gridCol w:w="1904"/>
       </w:tblGrid>
       <w:tr>
         <w:tc>
           <w:tcPr>
-            <w:tcW w:type="dxa" w:w="4535"/>
+            <w:tcW w:type="dxa" w:w="2608"/>
           </w:tcPr>
           <w:p>
             <w:pPr>
@@ -6438,7 +6440,7 @@
         </w:tc>
         <w:tc>
           <w:tcPr>
-            <w:tcW w:type="dxa" w:w="1984"/>
+            <w:tcW w:type="dxa" w:w="1304"/>
           </w:tcPr>
           <w:p>
             <w:pPr>
@@ -6458,7 +6460,7 @@
         </w:tc>
         <w:tc>
           <w:tcPr>
-            <w:tcW w:type="dxa" w:w="1984"/>
+            <w:tcW w:type="dxa" w:w="3061"/>
           </w:tcPr>
           <w:p>
             <w:pPr>
@@ -6472,7 +6474,47 @@
                 <w:color w:val="000000"/>
                 <w:sz w:val="26"/>
               </w:rPr>
-              <w:t>受影響題數</w:t>
+              <w:t>修正範圍</w:t>
+            </w:r>
+          </w:p>
+        </w:tc>
+        <w:tc>
+          <w:tcPr>
+            <w:tcW w:type="dxa" w:w="907"/>
+          </w:tcPr>
+          <w:p>
+            <w:pPr>
+              <w:spacing w:after="40"/>
+            </w:pPr>
+            <w:r/>
+            <w:r>
+              <w:rPr>
+                <w:rFonts w:ascii="微軟正黑體" w:hAnsi="微軟正黑體" w:eastAsia="微軟正黑體"/>
+                <w:b/>
+                <w:color w:val="000000"/>
+                <w:sz w:val="26"/>
+              </w:rPr>
+              <w:t>級別</w:t>
+            </w:r>
+          </w:p>
+        </w:tc>
+        <w:tc>
+          <w:tcPr>
+            <w:tcW w:type="dxa" w:w="737"/>
+          </w:tcPr>
+          <w:p>
+            <w:pPr>
+              <w:spacing w:after="40"/>
+            </w:pPr>
+            <w:r/>
+            <w:r>
+              <w:rPr>
+                <w:rFonts w:ascii="微軟正黑體" w:hAnsi="微軟正黑體" w:eastAsia="微軟正黑體"/>
+                <w:b/>
+                <w:color w:val="000000"/>
+                <w:sz w:val="26"/>
+              </w:rPr>
+              <w:t>題數</w:t>
             </w:r>
           </w:p>
         </w:tc>
@@ -6480,61 +6522,101 @@
       <w:tr>
         <w:tc>
           <w:tcPr>
-            <w:tcW w:type="dxa" w:w="4535"/>
-          </w:tcPr>
-          <w:p>
-            <w:pPr>
-              <w:spacing w:after="40"/>
-            </w:pPr>
-            <w:r/>
-            <w:r>
-              <w:rPr>
-                <w:rFonts w:ascii="微軟正黑體" w:hAnsi="微軟正黑體" w:eastAsia="微軟正黑體"/>
-                <w:b w:val="0"/>
-                <w:color w:val="000000"/>
-                <w:sz w:val="26"/>
-              </w:rPr>
-              <w:t>勞工保險條例</w:t>
-            </w:r>
-          </w:p>
-        </w:tc>
-        <w:tc>
-          <w:tcPr>
-            <w:tcW w:type="dxa" w:w="1984"/>
-          </w:tcPr>
-          <w:p>
-            <w:pPr>
-              <w:spacing w:after="40"/>
-            </w:pPr>
-            <w:r/>
-            <w:r>
-              <w:rPr>
-                <w:rFonts w:ascii="微軟正黑體" w:hAnsi="微軟正黑體" w:eastAsia="微軟正黑體"/>
-                <w:b w:val="0"/>
-                <w:color w:val="000000"/>
-                <w:sz w:val="26"/>
-              </w:rPr>
-              <w:t>115/01/21</w:t>
-            </w:r>
-          </w:p>
-        </w:tc>
-        <w:tc>
-          <w:tcPr>
-            <w:tcW w:type="dxa" w:w="1984"/>
-          </w:tcPr>
-          <w:p>
-            <w:pPr>
-              <w:spacing w:after="40"/>
-            </w:pPr>
-            <w:r/>
-            <w:r>
-              <w:rPr>
-                <w:rFonts w:ascii="微軟正黑體" w:hAnsi="微軟正黑體" w:eastAsia="微軟正黑體"/>
-                <w:b w:val="0"/>
-                <w:color w:val="000000"/>
-                <w:sz w:val="26"/>
-              </w:rPr>
-              <w:t>3 題</w:t>
+            <w:tcW w:type="dxa" w:w="2608"/>
+          </w:tcPr>
+          <w:p>
+            <w:pPr>
+              <w:spacing w:after="40"/>
+            </w:pPr>
+            <w:r/>
+            <w:r>
+              <w:rPr>
+                <w:rFonts w:ascii="微軟正黑體" w:hAnsi="微軟正黑體" w:eastAsia="微軟正黑體"/>
+                <w:b w:val="0"/>
+                <w:color w:val="000000"/>
+                <w:sz w:val="26"/>
+              </w:rPr>
+              <w:t>家庭暴力防治法</w:t>
+            </w:r>
+          </w:p>
+        </w:tc>
+        <w:tc>
+          <w:tcPr>
+            <w:tcW w:type="dxa" w:w="1304"/>
+          </w:tcPr>
+          <w:p>
+            <w:pPr>
+              <w:spacing w:after="40"/>
+            </w:pPr>
+            <w:r/>
+            <w:r>
+              <w:rPr>
+                <w:rFonts w:ascii="微軟正黑體" w:hAnsi="微軟正黑體" w:eastAsia="微軟正黑體"/>
+                <w:b w:val="0"/>
+                <w:color w:val="000000"/>
+                <w:sz w:val="26"/>
+              </w:rPr>
+              <w:t>112/12/06</w:t>
+            </w:r>
+          </w:p>
+        </w:tc>
+        <w:tc>
+          <w:tcPr>
+            <w:tcW w:type="dxa" w:w="3061"/>
+          </w:tcPr>
+          <w:p>
+            <w:pPr>
+              <w:spacing w:after="40"/>
+            </w:pPr>
+            <w:r/>
+            <w:r>
+              <w:rPr>
+                <w:rFonts w:ascii="微軟正黑體" w:hAnsi="微軟正黑體" w:eastAsia="微軟正黑體"/>
+                <w:b w:val="0"/>
+                <w:color w:val="000000"/>
+                <w:sz w:val="26"/>
+              </w:rPr>
+              <w:t>修正 17 條、增訂 3 條（含保護令、通報、罰則）</w:t>
+            </w:r>
+          </w:p>
+        </w:tc>
+        <w:tc>
+          <w:tcPr>
+            <w:tcW w:type="dxa" w:w="907"/>
+          </w:tcPr>
+          <w:p>
+            <w:pPr>
+              <w:spacing w:after="40"/>
+            </w:pPr>
+            <w:r/>
+            <w:r>
+              <w:rPr>
+                <w:rFonts w:ascii="微軟正黑體" w:hAnsi="微軟正黑體" w:eastAsia="微軟正黑體"/>
+                <w:b w:val="0"/>
+                <w:color w:val="000000"/>
+                <w:sz w:val="26"/>
+              </w:rPr>
+              <w:t>高風險</w:t>
+            </w:r>
+          </w:p>
+        </w:tc>
+        <w:tc>
+          <w:tcPr>
+            <w:tcW w:type="dxa" w:w="737"/>
+          </w:tcPr>
+          <w:p>
+            <w:pPr>
+              <w:spacing w:after="40"/>
+            </w:pPr>
+            <w:r/>
+            <w:r>
+              <w:rPr>
+                <w:rFonts w:ascii="微軟正黑體" w:hAnsi="微軟正黑體" w:eastAsia="微軟正黑體"/>
+                <w:b w:val="0"/>
+                <w:color w:val="000000"/>
+                <w:sz w:val="26"/>
+              </w:rPr>
+              <w:t>29</w:t>
             </w:r>
           </w:p>
         </w:tc>
@@ -6542,61 +6624,101 @@
       <w:tr>
         <w:tc>
           <w:tcPr>
-            <w:tcW w:type="dxa" w:w="4535"/>
-          </w:tcPr>
-          <w:p>
-            <w:pPr>
-              <w:spacing w:after="40"/>
-            </w:pPr>
-            <w:r/>
-            <w:r>
-              <w:rPr>
-                <w:rFonts w:ascii="微軟正黑體" w:hAnsi="微軟正黑體" w:eastAsia="微軟正黑體"/>
-                <w:b w:val="0"/>
-                <w:color w:val="000000"/>
-                <w:sz w:val="26"/>
-              </w:rPr>
-              <w:t>身心障礙者權益保障法</w:t>
-            </w:r>
-          </w:p>
-        </w:tc>
-        <w:tc>
-          <w:tcPr>
-            <w:tcW w:type="dxa" w:w="1984"/>
-          </w:tcPr>
-          <w:p>
-            <w:pPr>
-              <w:spacing w:after="40"/>
-            </w:pPr>
-            <w:r/>
-            <w:r>
-              <w:rPr>
-                <w:rFonts w:ascii="微軟正黑體" w:hAnsi="微軟正黑體" w:eastAsia="微軟正黑體"/>
-                <w:b w:val="0"/>
-                <w:color w:val="000000"/>
-                <w:sz w:val="26"/>
-              </w:rPr>
-              <w:t>114/08/01</w:t>
-            </w:r>
-          </w:p>
-        </w:tc>
-        <w:tc>
-          <w:tcPr>
-            <w:tcW w:type="dxa" w:w="1984"/>
-          </w:tcPr>
-          <w:p>
-            <w:pPr>
-              <w:spacing w:after="40"/>
-            </w:pPr>
-            <w:r/>
-            <w:r>
-              <w:rPr>
-                <w:rFonts w:ascii="微軟正黑體" w:hAnsi="微軟正黑體" w:eastAsia="微軟正黑體"/>
-                <w:b w:val="0"/>
-                <w:color w:val="000000"/>
-                <w:sz w:val="26"/>
-              </w:rPr>
-              <w:t>39 題</w:t>
+            <w:tcW w:type="dxa" w:w="2608"/>
+          </w:tcPr>
+          <w:p>
+            <w:pPr>
+              <w:spacing w:after="40"/>
+            </w:pPr>
+            <w:r/>
+            <w:r>
+              <w:rPr>
+                <w:rFonts w:ascii="微軟正黑體" w:hAnsi="微軟正黑體" w:eastAsia="微軟正黑體"/>
+                <w:b w:val="0"/>
+                <w:color w:val="000000"/>
+                <w:sz w:val="26"/>
+              </w:rPr>
+              <w:t>性別平等工作法</w:t>
+            </w:r>
+          </w:p>
+        </w:tc>
+        <w:tc>
+          <w:tcPr>
+            <w:tcW w:type="dxa" w:w="1304"/>
+          </w:tcPr>
+          <w:p>
+            <w:pPr>
+              <w:spacing w:after="40"/>
+            </w:pPr>
+            <w:r/>
+            <w:r>
+              <w:rPr>
+                <w:rFonts w:ascii="微軟正黑體" w:hAnsi="微軟正黑體" w:eastAsia="微軟正黑體"/>
+                <w:b w:val="0"/>
+                <w:color w:val="000000"/>
+                <w:sz w:val="26"/>
+              </w:rPr>
+              <w:t>112/08/16</w:t>
+            </w:r>
+          </w:p>
+        </w:tc>
+        <w:tc>
+          <w:tcPr>
+            <w:tcW w:type="dxa" w:w="3061"/>
+          </w:tcPr>
+          <w:p>
+            <w:pPr>
+              <w:spacing w:after="40"/>
+            </w:pPr>
+            <w:r/>
+            <w:r>
+              <w:rPr>
+                <w:rFonts w:ascii="微軟正黑體" w:hAnsi="微軟正黑體" w:eastAsia="微軟正黑體"/>
+                <w:b w:val="0"/>
+                <w:color w:val="000000"/>
+                <w:sz w:val="26"/>
+              </w:rPr>
+              <w:t>修正 11 條、增訂 9 條，並由「性別工作平等法」更名</w:t>
+            </w:r>
+          </w:p>
+        </w:tc>
+        <w:tc>
+          <w:tcPr>
+            <w:tcW w:type="dxa" w:w="907"/>
+          </w:tcPr>
+          <w:p>
+            <w:pPr>
+              <w:spacing w:after="40"/>
+            </w:pPr>
+            <w:r/>
+            <w:r>
+              <w:rPr>
+                <w:rFonts w:ascii="微軟正黑體" w:hAnsi="微軟正黑體" w:eastAsia="微軟正黑體"/>
+                <w:b w:val="0"/>
+                <w:color w:val="000000"/>
+                <w:sz w:val="26"/>
+              </w:rPr>
+              <w:t>高風險</w:t>
+            </w:r>
+          </w:p>
+        </w:tc>
+        <w:tc>
+          <w:tcPr>
+            <w:tcW w:type="dxa" w:w="737"/>
+          </w:tcPr>
+          <w:p>
+            <w:pPr>
+              <w:spacing w:after="40"/>
+            </w:pPr>
+            <w:r/>
+            <w:r>
+              <w:rPr>
+                <w:rFonts w:ascii="微軟正黑體" w:hAnsi="微軟正黑體" w:eastAsia="微軟正黑體"/>
+                <w:b w:val="0"/>
+                <w:color w:val="000000"/>
+                <w:sz w:val="26"/>
+              </w:rPr>
+              <w:t>14</w:t>
             </w:r>
           </w:p>
         </w:tc>
@@ -6604,61 +6726,101 @@
       <w:tr>
         <w:tc>
           <w:tcPr>
-            <w:tcW w:type="dxa" w:w="4535"/>
-          </w:tcPr>
-          <w:p>
-            <w:pPr>
-              <w:spacing w:after="40"/>
-            </w:pPr>
-            <w:r/>
-            <w:r>
-              <w:rPr>
-                <w:rFonts w:ascii="微軟正黑體" w:hAnsi="微軟正黑體" w:eastAsia="微軟正黑體"/>
-                <w:b w:val="0"/>
-                <w:color w:val="000000"/>
-                <w:sz w:val="26"/>
-              </w:rPr>
-              <w:t>老人福利法</w:t>
-            </w:r>
-          </w:p>
-        </w:tc>
-        <w:tc>
-          <w:tcPr>
-            <w:tcW w:type="dxa" w:w="1984"/>
-          </w:tcPr>
-          <w:p>
-            <w:pPr>
-              <w:spacing w:after="40"/>
-            </w:pPr>
-            <w:r/>
-            <w:r>
-              <w:rPr>
-                <w:rFonts w:ascii="微軟正黑體" w:hAnsi="微軟正黑體" w:eastAsia="微軟正黑體"/>
-                <w:b w:val="0"/>
-                <w:color w:val="000000"/>
-                <w:sz w:val="26"/>
-              </w:rPr>
-              <w:t>114/08/01</w:t>
-            </w:r>
-          </w:p>
-        </w:tc>
-        <w:tc>
-          <w:tcPr>
-            <w:tcW w:type="dxa" w:w="1984"/>
-          </w:tcPr>
-          <w:p>
-            <w:pPr>
-              <w:spacing w:after="40"/>
-            </w:pPr>
-            <w:r/>
-            <w:r>
-              <w:rPr>
-                <w:rFonts w:ascii="微軟正黑體" w:hAnsi="微軟正黑體" w:eastAsia="微軟正黑體"/>
-                <w:b w:val="0"/>
-                <w:color w:val="000000"/>
-                <w:sz w:val="26"/>
-              </w:rPr>
-              <w:t>39 題</w:t>
+            <w:tcW w:type="dxa" w:w="2608"/>
+          </w:tcPr>
+          <w:p>
+            <w:pPr>
+              <w:spacing w:after="40"/>
+            </w:pPr>
+            <w:r/>
+            <w:r>
+              <w:rPr>
+                <w:rFonts w:ascii="微軟正黑體" w:hAnsi="微軟正黑體" w:eastAsia="微軟正黑體"/>
+                <w:b w:val="0"/>
+                <w:color w:val="000000"/>
+                <w:sz w:val="26"/>
+              </w:rPr>
+              <w:t>性侵害犯罪防治法</w:t>
+            </w:r>
+          </w:p>
+        </w:tc>
+        <w:tc>
+          <w:tcPr>
+            <w:tcW w:type="dxa" w:w="1304"/>
+          </w:tcPr>
+          <w:p>
+            <w:pPr>
+              <w:spacing w:after="40"/>
+            </w:pPr>
+            <w:r/>
+            <w:r>
+              <w:rPr>
+                <w:rFonts w:ascii="微軟正黑體" w:hAnsi="微軟正黑體" w:eastAsia="微軟正黑體"/>
+                <w:b w:val="0"/>
+                <w:color w:val="000000"/>
+                <w:sz w:val="26"/>
+              </w:rPr>
+              <w:t>112/02/15</w:t>
+            </w:r>
+          </w:p>
+        </w:tc>
+        <w:tc>
+          <w:tcPr>
+            <w:tcW w:type="dxa" w:w="3061"/>
+          </w:tcPr>
+          <w:p>
+            <w:pPr>
+              <w:spacing w:after="40"/>
+            </w:pPr>
+            <w:r/>
+            <w:r>
+              <w:rPr>
+                <w:rFonts w:ascii="微軟正黑體" w:hAnsi="微軟正黑體" w:eastAsia="微軟正黑體"/>
+                <w:b w:val="0"/>
+                <w:color w:val="000000"/>
+                <w:sz w:val="26"/>
+              </w:rPr>
+              <w:t>全文修正 56 條</w:t>
+            </w:r>
+          </w:p>
+        </w:tc>
+        <w:tc>
+          <w:tcPr>
+            <w:tcW w:type="dxa" w:w="907"/>
+          </w:tcPr>
+          <w:p>
+            <w:pPr>
+              <w:spacing w:after="40"/>
+            </w:pPr>
+            <w:r/>
+            <w:r>
+              <w:rPr>
+                <w:rFonts w:ascii="微軟正黑體" w:hAnsi="微軟正黑體" w:eastAsia="微軟正黑體"/>
+                <w:b w:val="0"/>
+                <w:color w:val="000000"/>
+                <w:sz w:val="26"/>
+              </w:rPr>
+              <w:t>高風險</w:t>
+            </w:r>
+          </w:p>
+        </w:tc>
+        <w:tc>
+          <w:tcPr>
+            <w:tcW w:type="dxa" w:w="737"/>
+          </w:tcPr>
+          <w:p>
+            <w:pPr>
+              <w:spacing w:after="40"/>
+            </w:pPr>
+            <w:r/>
+            <w:r>
+              <w:rPr>
+                <w:rFonts w:ascii="微軟正黑體" w:hAnsi="微軟正黑體" w:eastAsia="微軟正黑體"/>
+                <w:b w:val="0"/>
+                <w:color w:val="000000"/>
+                <w:sz w:val="26"/>
+              </w:rPr>
+              <w:t>11</w:t>
             </w:r>
           </w:p>
         </w:tc>
@@ -6666,61 +6828,101 @@
       <w:tr>
         <w:tc>
           <w:tcPr>
-            <w:tcW w:type="dxa" w:w="4535"/>
-          </w:tcPr>
-          <w:p>
-            <w:pPr>
-              <w:spacing w:after="40"/>
-            </w:pPr>
-            <w:r/>
-            <w:r>
-              <w:rPr>
-                <w:rFonts w:ascii="微軟正黑體" w:hAnsi="微軟正黑體" w:eastAsia="微軟正黑體"/>
-                <w:b w:val="0"/>
-                <w:color w:val="000000"/>
-                <w:sz w:val="26"/>
-              </w:rPr>
-              <w:t>兒童及少年性剝削防制條例</w:t>
-            </w:r>
-          </w:p>
-        </w:tc>
-        <w:tc>
-          <w:tcPr>
-            <w:tcW w:type="dxa" w:w="1984"/>
-          </w:tcPr>
-          <w:p>
-            <w:pPr>
-              <w:spacing w:after="40"/>
-            </w:pPr>
-            <w:r/>
-            <w:r>
-              <w:rPr>
-                <w:rFonts w:ascii="微軟正黑體" w:hAnsi="微軟正黑體" w:eastAsia="微軟正黑體"/>
-                <w:b w:val="0"/>
-                <w:color w:val="000000"/>
-                <w:sz w:val="26"/>
-              </w:rPr>
-              <w:t>113/08/07</w:t>
-            </w:r>
-          </w:p>
-        </w:tc>
-        <w:tc>
-          <w:tcPr>
-            <w:tcW w:type="dxa" w:w="1984"/>
-          </w:tcPr>
-          <w:p>
-            <w:pPr>
-              <w:spacing w:after="40"/>
-            </w:pPr>
-            <w:r/>
-            <w:r>
-              <w:rPr>
-                <w:rFonts w:ascii="微軟正黑體" w:hAnsi="微軟正黑體" w:eastAsia="微軟正黑體"/>
-                <w:b w:val="0"/>
-                <w:color w:val="000000"/>
-                <w:sz w:val="26"/>
-              </w:rPr>
-              <w:t>16 題</w:t>
+            <w:tcW w:type="dxa" w:w="2608"/>
+          </w:tcPr>
+          <w:p>
+            <w:pPr>
+              <w:spacing w:after="40"/>
+            </w:pPr>
+            <w:r/>
+            <w:r>
+              <w:rPr>
+                <w:rFonts w:ascii="微軟正黑體" w:hAnsi="微軟正黑體" w:eastAsia="微軟正黑體"/>
+                <w:b w:val="0"/>
+                <w:color w:val="000000"/>
+                <w:sz w:val="26"/>
+              </w:rPr>
+              <w:t>精神衛生法</w:t>
+            </w:r>
+          </w:p>
+        </w:tc>
+        <w:tc>
+          <w:tcPr>
+            <w:tcW w:type="dxa" w:w="1304"/>
+          </w:tcPr>
+          <w:p>
+            <w:pPr>
+              <w:spacing w:after="40"/>
+            </w:pPr>
+            <w:r/>
+            <w:r>
+              <w:rPr>
+                <w:rFonts w:ascii="微軟正黑體" w:hAnsi="微軟正黑體" w:eastAsia="微軟正黑體"/>
+                <w:b w:val="0"/>
+                <w:color w:val="000000"/>
+                <w:sz w:val="26"/>
+              </w:rPr>
+              <w:t>111/12/14</w:t>
+            </w:r>
+          </w:p>
+        </w:tc>
+        <w:tc>
+          <w:tcPr>
+            <w:tcW w:type="dxa" w:w="3061"/>
+          </w:tcPr>
+          <w:p>
+            <w:pPr>
+              <w:spacing w:after="40"/>
+            </w:pPr>
+            <w:r/>
+            <w:r>
+              <w:rPr>
+                <w:rFonts w:ascii="微軟正黑體" w:hAnsi="微軟正黑體" w:eastAsia="微軟正黑體"/>
+                <w:b w:val="0"/>
+                <w:color w:val="000000"/>
+                <w:sz w:val="26"/>
+              </w:rPr>
+              <w:t>全文修正 91 條，113/12/14 施行</w:t>
+            </w:r>
+          </w:p>
+        </w:tc>
+        <w:tc>
+          <w:tcPr>
+            <w:tcW w:type="dxa" w:w="907"/>
+          </w:tcPr>
+          <w:p>
+            <w:pPr>
+              <w:spacing w:after="40"/>
+            </w:pPr>
+            <w:r/>
+            <w:r>
+              <w:rPr>
+                <w:rFonts w:ascii="微軟正黑體" w:hAnsi="微軟正黑體" w:eastAsia="微軟正黑體"/>
+                <w:b w:val="0"/>
+                <w:color w:val="000000"/>
+                <w:sz w:val="26"/>
+              </w:rPr>
+              <w:t>高風險</w:t>
+            </w:r>
+          </w:p>
+        </w:tc>
+        <w:tc>
+          <w:tcPr>
+            <w:tcW w:type="dxa" w:w="737"/>
+          </w:tcPr>
+          <w:p>
+            <w:pPr>
+              <w:spacing w:after="40"/>
+            </w:pPr>
+            <w:r/>
+            <w:r>
+              <w:rPr>
+                <w:rFonts w:ascii="微軟正黑體" w:hAnsi="微軟正黑體" w:eastAsia="微軟正黑體"/>
+                <w:b w:val="0"/>
+                <w:color w:val="000000"/>
+                <w:sz w:val="26"/>
+              </w:rPr>
+              <w:t>10</w:t>
             </w:r>
           </w:p>
         </w:tc>
@@ -6728,61 +6930,101 @@
       <w:tr>
         <w:tc>
           <w:tcPr>
-            <w:tcW w:type="dxa" w:w="4535"/>
-          </w:tcPr>
-          <w:p>
-            <w:pPr>
-              <w:spacing w:after="40"/>
-            </w:pPr>
-            <w:r/>
-            <w:r>
-              <w:rPr>
-                <w:rFonts w:ascii="微軟正黑體" w:hAnsi="微軟正黑體" w:eastAsia="微軟正黑體"/>
-                <w:b w:val="0"/>
-                <w:color w:val="000000"/>
-                <w:sz w:val="26"/>
-              </w:rPr>
-              <w:t>家庭暴力防治法</w:t>
-            </w:r>
-          </w:p>
-        </w:tc>
-        <w:tc>
-          <w:tcPr>
-            <w:tcW w:type="dxa" w:w="1984"/>
-          </w:tcPr>
-          <w:p>
-            <w:pPr>
-              <w:spacing w:after="40"/>
-            </w:pPr>
-            <w:r/>
-            <w:r>
-              <w:rPr>
-                <w:rFonts w:ascii="微軟正黑體" w:hAnsi="微軟正黑體" w:eastAsia="微軟正黑體"/>
-                <w:b w:val="0"/>
-                <w:color w:val="000000"/>
-                <w:sz w:val="26"/>
-              </w:rPr>
-              <w:t>112/12/06</w:t>
-            </w:r>
-          </w:p>
-        </w:tc>
-        <w:tc>
-          <w:tcPr>
-            <w:tcW w:type="dxa" w:w="1984"/>
-          </w:tcPr>
-          <w:p>
-            <w:pPr>
-              <w:spacing w:after="40"/>
-            </w:pPr>
-            <w:r/>
-            <w:r>
-              <w:rPr>
-                <w:rFonts w:ascii="微軟正黑體" w:hAnsi="微軟正黑體" w:eastAsia="微軟正黑體"/>
-                <w:b w:val="0"/>
-                <w:color w:val="000000"/>
-                <w:sz w:val="26"/>
-              </w:rPr>
-              <w:t>29 題</w:t>
+            <w:tcW w:type="dxa" w:w="2608"/>
+          </w:tcPr>
+          <w:p>
+            <w:pPr>
+              <w:spacing w:after="40"/>
+            </w:pPr>
+            <w:r/>
+            <w:r>
+              <w:rPr>
+                <w:rFonts w:ascii="微軟正黑體" w:hAnsi="微軟正黑體" w:eastAsia="微軟正黑體"/>
+                <w:b w:val="0"/>
+                <w:color w:val="000000"/>
+                <w:sz w:val="26"/>
+              </w:rPr>
+              <w:t>性騷擾防治法</w:t>
+            </w:r>
+          </w:p>
+        </w:tc>
+        <w:tc>
+          <w:tcPr>
+            <w:tcW w:type="dxa" w:w="1304"/>
+          </w:tcPr>
+          <w:p>
+            <w:pPr>
+              <w:spacing w:after="40"/>
+            </w:pPr>
+            <w:r/>
+            <w:r>
+              <w:rPr>
+                <w:rFonts w:ascii="微軟正黑體" w:hAnsi="微軟正黑體" w:eastAsia="微軟正黑體"/>
+                <w:b w:val="0"/>
+                <w:color w:val="000000"/>
+                <w:sz w:val="26"/>
+              </w:rPr>
+              <w:t>112/08/16</w:t>
+            </w:r>
+          </w:p>
+        </w:tc>
+        <w:tc>
+          <w:tcPr>
+            <w:tcW w:type="dxa" w:w="3061"/>
+          </w:tcPr>
+          <w:p>
+            <w:pPr>
+              <w:spacing w:after="40"/>
+            </w:pPr>
+            <w:r/>
+            <w:r>
+              <w:rPr>
+                <w:rFonts w:ascii="微軟正黑體" w:hAnsi="微軟正黑體" w:eastAsia="微軟正黑體"/>
+                <w:b w:val="0"/>
+                <w:color w:val="000000"/>
+                <w:sz w:val="26"/>
+              </w:rPr>
+              <w:t>全文修正 34 條，部分條文 113/03/08 施行</w:t>
+            </w:r>
+          </w:p>
+        </w:tc>
+        <w:tc>
+          <w:tcPr>
+            <w:tcW w:type="dxa" w:w="907"/>
+          </w:tcPr>
+          <w:p>
+            <w:pPr>
+              <w:spacing w:after="40"/>
+            </w:pPr>
+            <w:r/>
+            <w:r>
+              <w:rPr>
+                <w:rFonts w:ascii="微軟正黑體" w:hAnsi="微軟正黑體" w:eastAsia="微軟正黑體"/>
+                <w:b w:val="0"/>
+                <w:color w:val="000000"/>
+                <w:sz w:val="26"/>
+              </w:rPr>
+              <w:t>高風險</w:t>
+            </w:r>
+          </w:p>
+        </w:tc>
+        <w:tc>
+          <w:tcPr>
+            <w:tcW w:type="dxa" w:w="737"/>
+          </w:tcPr>
+          <w:p>
+            <w:pPr>
+              <w:spacing w:after="40"/>
+            </w:pPr>
+            <w:r/>
+            <w:r>
+              <w:rPr>
+                <w:rFonts w:ascii="微軟正黑體" w:hAnsi="微軟正黑體" w:eastAsia="微軟正黑體"/>
+                <w:b w:val="0"/>
+                <w:color w:val="000000"/>
+                <w:sz w:val="26"/>
+              </w:rPr>
+              <w:t>1</w:t>
             </w:r>
           </w:p>
         </w:tc>
@@ -6790,61 +7032,101 @@
       <w:tr>
         <w:tc>
           <w:tcPr>
-            <w:tcW w:type="dxa" w:w="4535"/>
-          </w:tcPr>
-          <w:p>
-            <w:pPr>
-              <w:spacing w:after="40"/>
-            </w:pPr>
-            <w:r/>
-            <w:r>
-              <w:rPr>
-                <w:rFonts w:ascii="微軟正黑體" w:hAnsi="微軟正黑體" w:eastAsia="微軟正黑體"/>
-                <w:b w:val="0"/>
-                <w:color w:val="000000"/>
-                <w:sz w:val="26"/>
-              </w:rPr>
-              <w:t>性騷擾防治法</w:t>
-            </w:r>
-          </w:p>
-        </w:tc>
-        <w:tc>
-          <w:tcPr>
-            <w:tcW w:type="dxa" w:w="1984"/>
-          </w:tcPr>
-          <w:p>
-            <w:pPr>
-              <w:spacing w:after="40"/>
-            </w:pPr>
-            <w:r/>
-            <w:r>
-              <w:rPr>
-                <w:rFonts w:ascii="微軟正黑體" w:hAnsi="微軟正黑體" w:eastAsia="微軟正黑體"/>
-                <w:b w:val="0"/>
-                <w:color w:val="000000"/>
-                <w:sz w:val="26"/>
-              </w:rPr>
-              <w:t>112/08/16</w:t>
-            </w:r>
-          </w:p>
-        </w:tc>
-        <w:tc>
-          <w:tcPr>
-            <w:tcW w:type="dxa" w:w="1984"/>
-          </w:tcPr>
-          <w:p>
-            <w:pPr>
-              <w:spacing w:after="40"/>
-            </w:pPr>
-            <w:r/>
-            <w:r>
-              <w:rPr>
-                <w:rFonts w:ascii="微軟正黑體" w:hAnsi="微軟正黑體" w:eastAsia="微軟正黑體"/>
-                <w:b w:val="0"/>
-                <w:color w:val="000000"/>
-                <w:sz w:val="26"/>
-              </w:rPr>
-              <w:t>1 題</w:t>
+            <w:tcW w:type="dxa" w:w="2608"/>
+          </w:tcPr>
+          <w:p>
+            <w:pPr>
+              <w:spacing w:after="40"/>
+            </w:pPr>
+            <w:r/>
+            <w:r>
+              <w:rPr>
+                <w:rFonts w:ascii="微軟正黑體" w:hAnsi="微軟正黑體" w:eastAsia="微軟正黑體"/>
+                <w:b w:val="0"/>
+                <w:color w:val="000000"/>
+                <w:sz w:val="26"/>
+              </w:rPr>
+              <w:t>社會工作師法</w:t>
+            </w:r>
+          </w:p>
+        </w:tc>
+        <w:tc>
+          <w:tcPr>
+            <w:tcW w:type="dxa" w:w="1304"/>
+          </w:tcPr>
+          <w:p>
+            <w:pPr>
+              <w:spacing w:after="40"/>
+            </w:pPr>
+            <w:r/>
+            <w:r>
+              <w:rPr>
+                <w:rFonts w:ascii="微軟正黑體" w:hAnsi="微軟正黑體" w:eastAsia="微軟正黑體"/>
+                <w:b w:val="0"/>
+                <w:color w:val="000000"/>
+                <w:sz w:val="26"/>
+              </w:rPr>
+              <w:t>112/06/09</w:t>
+            </w:r>
+          </w:p>
+        </w:tc>
+        <w:tc>
+          <w:tcPr>
+            <w:tcW w:type="dxa" w:w="3061"/>
+          </w:tcPr>
+          <w:p>
+            <w:pPr>
+              <w:spacing w:after="40"/>
+            </w:pPr>
+            <w:r/>
+            <w:r>
+              <w:rPr>
+                <w:rFonts w:ascii="微軟正黑體" w:hAnsi="微軟正黑體" w:eastAsia="微軟正黑體"/>
+                <w:b w:val="0"/>
+                <w:color w:val="000000"/>
+                <w:sz w:val="26"/>
+              </w:rPr>
+              <w:t>修正 3 條、增訂 6 條</w:t>
+            </w:r>
+          </w:p>
+        </w:tc>
+        <w:tc>
+          <w:tcPr>
+            <w:tcW w:type="dxa" w:w="907"/>
+          </w:tcPr>
+          <w:p>
+            <w:pPr>
+              <w:spacing w:after="40"/>
+            </w:pPr>
+            <w:r/>
+            <w:r>
+              <w:rPr>
+                <w:rFonts w:ascii="微軟正黑體" w:hAnsi="微軟正黑體" w:eastAsia="微軟正黑體"/>
+                <w:b w:val="0"/>
+                <w:color w:val="000000"/>
+                <w:sz w:val="26"/>
+              </w:rPr>
+              <w:t>留意</w:t>
+            </w:r>
+          </w:p>
+        </w:tc>
+        <w:tc>
+          <w:tcPr>
+            <w:tcW w:type="dxa" w:w="737"/>
+          </w:tcPr>
+          <w:p>
+            <w:pPr>
+              <w:spacing w:after="40"/>
+            </w:pPr>
+            <w:r/>
+            <w:r>
+              <w:rPr>
+                <w:rFonts w:ascii="微軟正黑體" w:hAnsi="微軟正黑體" w:eastAsia="微軟正黑體"/>
+                <w:b w:val="0"/>
+                <w:color w:val="000000"/>
+                <w:sz w:val="26"/>
+              </w:rPr>
+              <w:t>28</w:t>
             </w:r>
           </w:p>
         </w:tc>
@@ -6852,61 +7134,101 @@
       <w:tr>
         <w:tc>
           <w:tcPr>
-            <w:tcW w:type="dxa" w:w="4535"/>
-          </w:tcPr>
-          <w:p>
-            <w:pPr>
-              <w:spacing w:after="40"/>
-            </w:pPr>
-            <w:r/>
-            <w:r>
-              <w:rPr>
-                <w:rFonts w:ascii="微軟正黑體" w:hAnsi="微軟正黑體" w:eastAsia="微軟正黑體"/>
-                <w:b w:val="0"/>
-                <w:color w:val="000000"/>
-                <w:sz w:val="26"/>
-              </w:rPr>
-              <w:t>性別平等工作法</w:t>
-            </w:r>
-          </w:p>
-        </w:tc>
-        <w:tc>
-          <w:tcPr>
-            <w:tcW w:type="dxa" w:w="1984"/>
-          </w:tcPr>
-          <w:p>
-            <w:pPr>
-              <w:spacing w:after="40"/>
-            </w:pPr>
-            <w:r/>
-            <w:r>
-              <w:rPr>
-                <w:rFonts w:ascii="微軟正黑體" w:hAnsi="微軟正黑體" w:eastAsia="微軟正黑體"/>
-                <w:b w:val="0"/>
-                <w:color w:val="000000"/>
-                <w:sz w:val="26"/>
-              </w:rPr>
-              <w:t>112/08/16</w:t>
-            </w:r>
-          </w:p>
-        </w:tc>
-        <w:tc>
-          <w:tcPr>
-            <w:tcW w:type="dxa" w:w="1984"/>
-          </w:tcPr>
-          <w:p>
-            <w:pPr>
-              <w:spacing w:after="40"/>
-            </w:pPr>
-            <w:r/>
-            <w:r>
-              <w:rPr>
-                <w:rFonts w:ascii="微軟正黑體" w:hAnsi="微軟正黑體" w:eastAsia="微軟正黑體"/>
-                <w:b w:val="0"/>
-                <w:color w:val="000000"/>
-                <w:sz w:val="26"/>
-              </w:rPr>
-              <w:t>14 題</w:t>
+            <w:tcW w:type="dxa" w:w="2608"/>
+          </w:tcPr>
+          <w:p>
+            <w:pPr>
+              <w:spacing w:after="40"/>
+            </w:pPr>
+            <w:r/>
+            <w:r>
+              <w:rPr>
+                <w:rFonts w:ascii="微軟正黑體" w:hAnsi="微軟正黑體" w:eastAsia="微軟正黑體"/>
+                <w:b w:val="0"/>
+                <w:color w:val="000000"/>
+                <w:sz w:val="26"/>
+              </w:rPr>
+              <w:t>兒童及少年性剝削防制條例</w:t>
+            </w:r>
+          </w:p>
+        </w:tc>
+        <w:tc>
+          <w:tcPr>
+            <w:tcW w:type="dxa" w:w="1304"/>
+          </w:tcPr>
+          <w:p>
+            <w:pPr>
+              <w:spacing w:after="40"/>
+            </w:pPr>
+            <w:r/>
+            <w:r>
+              <w:rPr>
+                <w:rFonts w:ascii="微軟正黑體" w:hAnsi="微軟正黑體" w:eastAsia="微軟正黑體"/>
+                <w:b w:val="0"/>
+                <w:color w:val="000000"/>
+                <w:sz w:val="26"/>
+              </w:rPr>
+              <w:t>113/08/07</w:t>
+            </w:r>
+          </w:p>
+        </w:tc>
+        <w:tc>
+          <w:tcPr>
+            <w:tcW w:type="dxa" w:w="3061"/>
+          </w:tcPr>
+          <w:p>
+            <w:pPr>
+              <w:spacing w:after="40"/>
+            </w:pPr>
+            <w:r/>
+            <w:r>
+              <w:rPr>
+                <w:rFonts w:ascii="微軟正黑體" w:hAnsi="微軟正黑體" w:eastAsia="微軟正黑體"/>
+                <w:b w:val="0"/>
+                <w:color w:val="000000"/>
+                <w:sz w:val="26"/>
+              </w:rPr>
+              <w:t>修正 14 條、增訂 1 條</w:t>
+            </w:r>
+          </w:p>
+        </w:tc>
+        <w:tc>
+          <w:tcPr>
+            <w:tcW w:type="dxa" w:w="907"/>
+          </w:tcPr>
+          <w:p>
+            <w:pPr>
+              <w:spacing w:after="40"/>
+            </w:pPr>
+            <w:r/>
+            <w:r>
+              <w:rPr>
+                <w:rFonts w:ascii="微軟正黑體" w:hAnsi="微軟正黑體" w:eastAsia="微軟正黑體"/>
+                <w:b w:val="0"/>
+                <w:color w:val="000000"/>
+                <w:sz w:val="26"/>
+              </w:rPr>
+              <w:t>留意</w:t>
+            </w:r>
+          </w:p>
+        </w:tc>
+        <w:tc>
+          <w:tcPr>
+            <w:tcW w:type="dxa" w:w="737"/>
+          </w:tcPr>
+          <w:p>
+            <w:pPr>
+              <w:spacing w:after="40"/>
+            </w:pPr>
+            <w:r/>
+            <w:r>
+              <w:rPr>
+                <w:rFonts w:ascii="微軟正黑體" w:hAnsi="微軟正黑體" w:eastAsia="微軟正黑體"/>
+                <w:b w:val="0"/>
+                <w:color w:val="000000"/>
+                <w:sz w:val="26"/>
+              </w:rPr>
+              <w:t>16</w:t>
             </w:r>
           </w:p>
         </w:tc>
@@ -6914,61 +7236,101 @@
       <w:tr>
         <w:tc>
           <w:tcPr>
-            <w:tcW w:type="dxa" w:w="4535"/>
-          </w:tcPr>
-          <w:p>
-            <w:pPr>
-              <w:spacing w:after="40"/>
-            </w:pPr>
-            <w:r/>
-            <w:r>
-              <w:rPr>
-                <w:rFonts w:ascii="微軟正黑體" w:hAnsi="微軟正黑體" w:eastAsia="微軟正黑體"/>
-                <w:b w:val="0"/>
-                <w:color w:val="000000"/>
-                <w:sz w:val="26"/>
-              </w:rPr>
-              <w:t>全民健康保險法</w:t>
-            </w:r>
-          </w:p>
-        </w:tc>
-        <w:tc>
-          <w:tcPr>
-            <w:tcW w:type="dxa" w:w="1984"/>
-          </w:tcPr>
-          <w:p>
-            <w:pPr>
-              <w:spacing w:after="40"/>
-            </w:pPr>
-            <w:r/>
-            <w:r>
-              <w:rPr>
-                <w:rFonts w:ascii="微軟正黑體" w:hAnsi="微軟正黑體" w:eastAsia="微軟正黑體"/>
-                <w:b w:val="0"/>
-                <w:color w:val="000000"/>
-                <w:sz w:val="26"/>
-              </w:rPr>
-              <w:t>112/06/28</w:t>
-            </w:r>
-          </w:p>
-        </w:tc>
-        <w:tc>
-          <w:tcPr>
-            <w:tcW w:type="dxa" w:w="1984"/>
-          </w:tcPr>
-          <w:p>
-            <w:pPr>
-              <w:spacing w:after="40"/>
-            </w:pPr>
-            <w:r/>
-            <w:r>
-              <w:rPr>
-                <w:rFonts w:ascii="微軟正黑體" w:hAnsi="微軟正黑體" w:eastAsia="微軟正黑體"/>
-                <w:b w:val="0"/>
-                <w:color w:val="000000"/>
-                <w:sz w:val="26"/>
-              </w:rPr>
-              <w:t>2 題</w:t>
+            <w:tcW w:type="dxa" w:w="2608"/>
+          </w:tcPr>
+          <w:p>
+            <w:pPr>
+              <w:spacing w:after="40"/>
+            </w:pPr>
+            <w:r/>
+            <w:r>
+              <w:rPr>
+                <w:rFonts w:ascii="微軟正黑體" w:hAnsi="微軟正黑體" w:eastAsia="微軟正黑體"/>
+                <w:b w:val="0"/>
+                <w:color w:val="000000"/>
+                <w:sz w:val="26"/>
+              </w:rPr>
+              <w:t>長期照顧服務法</w:t>
+            </w:r>
+          </w:p>
+        </w:tc>
+        <w:tc>
+          <w:tcPr>
+            <w:tcW w:type="dxa" w:w="1304"/>
+          </w:tcPr>
+          <w:p>
+            <w:pPr>
+              <w:spacing w:after="40"/>
+            </w:pPr>
+            <w:r/>
+            <w:r>
+              <w:rPr>
+                <w:rFonts w:ascii="微軟正黑體" w:hAnsi="微軟正黑體" w:eastAsia="微軟正黑體"/>
+                <w:b w:val="0"/>
+                <w:color w:val="000000"/>
+                <w:sz w:val="26"/>
+              </w:rPr>
+              <w:t>110/06/09</w:t>
+            </w:r>
+          </w:p>
+        </w:tc>
+        <w:tc>
+          <w:tcPr>
+            <w:tcW w:type="dxa" w:w="3061"/>
+          </w:tcPr>
+          <w:p>
+            <w:pPr>
+              <w:spacing w:after="40"/>
+            </w:pPr>
+            <w:r/>
+            <w:r>
+              <w:rPr>
+                <w:rFonts w:ascii="微軟正黑體" w:hAnsi="微軟正黑體" w:eastAsia="微軟正黑體"/>
+                <w:b w:val="0"/>
+                <w:color w:val="000000"/>
+                <w:sz w:val="26"/>
+              </w:rPr>
+              <w:t>修正 11 條、增訂 6 條</w:t>
+            </w:r>
+          </w:p>
+        </w:tc>
+        <w:tc>
+          <w:tcPr>
+            <w:tcW w:type="dxa" w:w="907"/>
+          </w:tcPr>
+          <w:p>
+            <w:pPr>
+              <w:spacing w:after="40"/>
+            </w:pPr>
+            <w:r/>
+            <w:r>
+              <w:rPr>
+                <w:rFonts w:ascii="微軟正黑體" w:hAnsi="微軟正黑體" w:eastAsia="微軟正黑體"/>
+                <w:b w:val="0"/>
+                <w:color w:val="000000"/>
+                <w:sz w:val="26"/>
+              </w:rPr>
+              <w:t>留意</w:t>
+            </w:r>
+          </w:p>
+        </w:tc>
+        <w:tc>
+          <w:tcPr>
+            <w:tcW w:type="dxa" w:w="737"/>
+          </w:tcPr>
+          <w:p>
+            <w:pPr>
+              <w:spacing w:after="40"/>
+            </w:pPr>
+            <w:r/>
+            <w:r>
+              <w:rPr>
+                <w:rFonts w:ascii="微軟正黑體" w:hAnsi="微軟正黑體" w:eastAsia="微軟正黑體"/>
+                <w:b w:val="0"/>
+                <w:color w:val="000000"/>
+                <w:sz w:val="26"/>
+              </w:rPr>
+              <w:t>13</w:t>
             </w:r>
           </w:p>
         </w:tc>
@@ -6976,61 +7338,101 @@
       <w:tr>
         <w:tc>
           <w:tcPr>
-            <w:tcW w:type="dxa" w:w="4535"/>
-          </w:tcPr>
-          <w:p>
-            <w:pPr>
-              <w:spacing w:after="40"/>
-            </w:pPr>
-            <w:r/>
-            <w:r>
-              <w:rPr>
-                <w:rFonts w:ascii="微軟正黑體" w:hAnsi="微軟正黑體" w:eastAsia="微軟正黑體"/>
-                <w:b w:val="0"/>
-                <w:color w:val="000000"/>
-                <w:sz w:val="26"/>
-              </w:rPr>
-              <w:t>社會工作師法</w:t>
-            </w:r>
-          </w:p>
-        </w:tc>
-        <w:tc>
-          <w:tcPr>
-            <w:tcW w:type="dxa" w:w="1984"/>
-          </w:tcPr>
-          <w:p>
-            <w:pPr>
-              <w:spacing w:after="40"/>
-            </w:pPr>
-            <w:r/>
-            <w:r>
-              <w:rPr>
-                <w:rFonts w:ascii="微軟正黑體" w:hAnsi="微軟正黑體" w:eastAsia="微軟正黑體"/>
-                <w:b w:val="0"/>
-                <w:color w:val="000000"/>
-                <w:sz w:val="26"/>
-              </w:rPr>
-              <w:t>112/06/09</w:t>
-            </w:r>
-          </w:p>
-        </w:tc>
-        <w:tc>
-          <w:tcPr>
-            <w:tcW w:type="dxa" w:w="1984"/>
-          </w:tcPr>
-          <w:p>
-            <w:pPr>
-              <w:spacing w:after="40"/>
-            </w:pPr>
-            <w:r/>
-            <w:r>
-              <w:rPr>
-                <w:rFonts w:ascii="微軟正黑體" w:hAnsi="微軟正黑體" w:eastAsia="微軟正黑體"/>
-                <w:b w:val="0"/>
-                <w:color w:val="000000"/>
-                <w:sz w:val="26"/>
-              </w:rPr>
-              <w:t>28 題</w:t>
+            <w:tcW w:type="dxa" w:w="2608"/>
+          </w:tcPr>
+          <w:p>
+            <w:pPr>
+              <w:spacing w:after="40"/>
+            </w:pPr>
+            <w:r/>
+            <w:r>
+              <w:rPr>
+                <w:rFonts w:ascii="微軟正黑體" w:hAnsi="微軟正黑體" w:eastAsia="微軟正黑體"/>
+                <w:b w:val="0"/>
+                <w:color w:val="000000"/>
+                <w:sz w:val="26"/>
+              </w:rPr>
+              <w:t>身心障礙者權益保障法</w:t>
+            </w:r>
+          </w:p>
+        </w:tc>
+        <w:tc>
+          <w:tcPr>
+            <w:tcW w:type="dxa" w:w="1304"/>
+          </w:tcPr>
+          <w:p>
+            <w:pPr>
+              <w:spacing w:after="40"/>
+            </w:pPr>
+            <w:r/>
+            <w:r>
+              <w:rPr>
+                <w:rFonts w:ascii="微軟正黑體" w:hAnsi="微軟正黑體" w:eastAsia="微軟正黑體"/>
+                <w:b w:val="0"/>
+                <w:color w:val="000000"/>
+                <w:sz w:val="26"/>
+              </w:rPr>
+              <w:t>114/08/01</w:t>
+            </w:r>
+          </w:p>
+        </w:tc>
+        <w:tc>
+          <w:tcPr>
+            <w:tcW w:type="dxa" w:w="3061"/>
+          </w:tcPr>
+          <w:p>
+            <w:pPr>
+              <w:spacing w:after="40"/>
+            </w:pPr>
+            <w:r/>
+            <w:r>
+              <w:rPr>
+                <w:rFonts w:ascii="微軟正黑體" w:hAnsi="微軟正黑體" w:eastAsia="微軟正黑體"/>
+                <w:b w:val="0"/>
+                <w:color w:val="000000"/>
+                <w:sz w:val="26"/>
+              </w:rPr>
+              <w:t>僅修正第 53 條（無障礙運輸服務）</w:t>
+            </w:r>
+          </w:p>
+        </w:tc>
+        <w:tc>
+          <w:tcPr>
+            <w:tcW w:type="dxa" w:w="907"/>
+          </w:tcPr>
+          <w:p>
+            <w:pPr>
+              <w:spacing w:after="40"/>
+            </w:pPr>
+            <w:r/>
+            <w:r>
+              <w:rPr>
+                <w:rFonts w:ascii="微軟正黑體" w:hAnsi="微軟正黑體" w:eastAsia="微軟正黑體"/>
+                <w:b w:val="0"/>
+                <w:color w:val="000000"/>
+                <w:sz w:val="26"/>
+              </w:rPr>
+              <w:t>影響小</w:t>
+            </w:r>
+          </w:p>
+        </w:tc>
+        <w:tc>
+          <w:tcPr>
+            <w:tcW w:type="dxa" w:w="737"/>
+          </w:tcPr>
+          <w:p>
+            <w:pPr>
+              <w:spacing w:after="40"/>
+            </w:pPr>
+            <w:r/>
+            <w:r>
+              <w:rPr>
+                <w:rFonts w:ascii="微軟正黑體" w:hAnsi="微軟正黑體" w:eastAsia="微軟正黑體"/>
+                <w:b w:val="0"/>
+                <w:color w:val="000000"/>
+                <w:sz w:val="26"/>
+              </w:rPr>
+              <w:t>39</w:t>
             </w:r>
           </w:p>
         </w:tc>
@@ -7038,61 +7440,101 @@
       <w:tr>
         <w:tc>
           <w:tcPr>
-            <w:tcW w:type="dxa" w:w="4535"/>
-          </w:tcPr>
-          <w:p>
-            <w:pPr>
-              <w:spacing w:after="40"/>
-            </w:pPr>
-            <w:r/>
-            <w:r>
-              <w:rPr>
-                <w:rFonts w:ascii="微軟正黑體" w:hAnsi="微軟正黑體" w:eastAsia="微軟正黑體"/>
-                <w:b w:val="0"/>
-                <w:color w:val="000000"/>
-                <w:sz w:val="26"/>
-              </w:rPr>
-              <w:t>性侵害犯罪防治法</w:t>
-            </w:r>
-          </w:p>
-        </w:tc>
-        <w:tc>
-          <w:tcPr>
-            <w:tcW w:type="dxa" w:w="1984"/>
-          </w:tcPr>
-          <w:p>
-            <w:pPr>
-              <w:spacing w:after="40"/>
-            </w:pPr>
-            <w:r/>
-            <w:r>
-              <w:rPr>
-                <w:rFonts w:ascii="微軟正黑體" w:hAnsi="微軟正黑體" w:eastAsia="微軟正黑體"/>
-                <w:b w:val="0"/>
-                <w:color w:val="000000"/>
-                <w:sz w:val="26"/>
-              </w:rPr>
-              <w:t>112/02/15</w:t>
-            </w:r>
-          </w:p>
-        </w:tc>
-        <w:tc>
-          <w:tcPr>
-            <w:tcW w:type="dxa" w:w="1984"/>
-          </w:tcPr>
-          <w:p>
-            <w:pPr>
-              <w:spacing w:after="40"/>
-            </w:pPr>
-            <w:r/>
-            <w:r>
-              <w:rPr>
-                <w:rFonts w:ascii="微軟正黑體" w:hAnsi="微軟正黑體" w:eastAsia="微軟正黑體"/>
-                <w:b w:val="0"/>
-                <w:color w:val="000000"/>
-                <w:sz w:val="26"/>
-              </w:rPr>
-              <w:t>11 題</w:t>
+            <w:tcW w:type="dxa" w:w="2608"/>
+          </w:tcPr>
+          <w:p>
+            <w:pPr>
+              <w:spacing w:after="40"/>
+            </w:pPr>
+            <w:r/>
+            <w:r>
+              <w:rPr>
+                <w:rFonts w:ascii="微軟正黑體" w:hAnsi="微軟正黑體" w:eastAsia="微軟正黑體"/>
+                <w:b w:val="0"/>
+                <w:color w:val="000000"/>
+                <w:sz w:val="26"/>
+              </w:rPr>
+              <w:t>老人福利法</w:t>
+            </w:r>
+          </w:p>
+        </w:tc>
+        <w:tc>
+          <w:tcPr>
+            <w:tcW w:type="dxa" w:w="1304"/>
+          </w:tcPr>
+          <w:p>
+            <w:pPr>
+              <w:spacing w:after="40"/>
+            </w:pPr>
+            <w:r/>
+            <w:r>
+              <w:rPr>
+                <w:rFonts w:ascii="微軟正黑體" w:hAnsi="微軟正黑體" w:eastAsia="微軟正黑體"/>
+                <w:b w:val="0"/>
+                <w:color w:val="000000"/>
+                <w:sz w:val="26"/>
+              </w:rPr>
+              <w:t>114/08/01</w:t>
+            </w:r>
+          </w:p>
+        </w:tc>
+        <w:tc>
+          <w:tcPr>
+            <w:tcW w:type="dxa" w:w="3061"/>
+          </w:tcPr>
+          <w:p>
+            <w:pPr>
+              <w:spacing w:after="40"/>
+            </w:pPr>
+            <w:r/>
+            <w:r>
+              <w:rPr>
+                <w:rFonts w:ascii="微軟正黑體" w:hAnsi="微軟正黑體" w:eastAsia="微軟正黑體"/>
+                <w:b w:val="0"/>
+                <w:color w:val="000000"/>
+                <w:sz w:val="26"/>
+              </w:rPr>
+              <w:t>僅修正第 48 條</w:t>
+            </w:r>
+          </w:p>
+        </w:tc>
+        <w:tc>
+          <w:tcPr>
+            <w:tcW w:type="dxa" w:w="907"/>
+          </w:tcPr>
+          <w:p>
+            <w:pPr>
+              <w:spacing w:after="40"/>
+            </w:pPr>
+            <w:r/>
+            <w:r>
+              <w:rPr>
+                <w:rFonts w:ascii="微軟正黑體" w:hAnsi="微軟正黑體" w:eastAsia="微軟正黑體"/>
+                <w:b w:val="0"/>
+                <w:color w:val="000000"/>
+                <w:sz w:val="26"/>
+              </w:rPr>
+              <w:t>影響小</w:t>
+            </w:r>
+          </w:p>
+        </w:tc>
+        <w:tc>
+          <w:tcPr>
+            <w:tcW w:type="dxa" w:w="737"/>
+          </w:tcPr>
+          <w:p>
+            <w:pPr>
+              <w:spacing w:after="40"/>
+            </w:pPr>
+            <w:r/>
+            <w:r>
+              <w:rPr>
+                <w:rFonts w:ascii="微軟正黑體" w:hAnsi="微軟正黑體" w:eastAsia="微軟正黑體"/>
+                <w:b w:val="0"/>
+                <w:color w:val="000000"/>
+                <w:sz w:val="26"/>
+              </w:rPr>
+              <w:t>39</w:t>
             </w:r>
           </w:p>
         </w:tc>
@@ -7100,61 +7542,101 @@
       <w:tr>
         <w:tc>
           <w:tcPr>
-            <w:tcW w:type="dxa" w:w="4535"/>
-          </w:tcPr>
-          <w:p>
-            <w:pPr>
-              <w:spacing w:after="40"/>
-            </w:pPr>
-            <w:r/>
-            <w:r>
-              <w:rPr>
-                <w:rFonts w:ascii="微軟正黑體" w:hAnsi="微軟正黑體" w:eastAsia="微軟正黑體"/>
-                <w:b w:val="0"/>
-                <w:color w:val="000000"/>
-                <w:sz w:val="26"/>
-              </w:rPr>
-              <w:t>精神衛生法</w:t>
-            </w:r>
-          </w:p>
-        </w:tc>
-        <w:tc>
-          <w:tcPr>
-            <w:tcW w:type="dxa" w:w="1984"/>
-          </w:tcPr>
-          <w:p>
-            <w:pPr>
-              <w:spacing w:after="40"/>
-            </w:pPr>
-            <w:r/>
-            <w:r>
-              <w:rPr>
-                <w:rFonts w:ascii="微軟正黑體" w:hAnsi="微軟正黑體" w:eastAsia="微軟正黑體"/>
-                <w:b w:val="0"/>
-                <w:color w:val="000000"/>
-                <w:sz w:val="26"/>
-              </w:rPr>
-              <w:t>111/12/14</w:t>
-            </w:r>
-          </w:p>
-        </w:tc>
-        <w:tc>
-          <w:tcPr>
-            <w:tcW w:type="dxa" w:w="1984"/>
-          </w:tcPr>
-          <w:p>
-            <w:pPr>
-              <w:spacing w:after="40"/>
-            </w:pPr>
-            <w:r/>
-            <w:r>
-              <w:rPr>
-                <w:rFonts w:ascii="微軟正黑體" w:hAnsi="微軟正黑體" w:eastAsia="微軟正黑體"/>
-                <w:b w:val="0"/>
-                <w:color w:val="000000"/>
-                <w:sz w:val="26"/>
-              </w:rPr>
-              <w:t>10 題</w:t>
+            <w:tcW w:type="dxa" w:w="2608"/>
+          </w:tcPr>
+          <w:p>
+            <w:pPr>
+              <w:spacing w:after="40"/>
+            </w:pPr>
+            <w:r/>
+            <w:r>
+              <w:rPr>
+                <w:rFonts w:ascii="微軟正黑體" w:hAnsi="微軟正黑體" w:eastAsia="微軟正黑體"/>
+                <w:b w:val="0"/>
+                <w:color w:val="000000"/>
+                <w:sz w:val="26"/>
+              </w:rPr>
+              <w:t>兒童及少年福利與權益保障法</w:t>
+            </w:r>
+          </w:p>
+        </w:tc>
+        <w:tc>
+          <w:tcPr>
+            <w:tcW w:type="dxa" w:w="1304"/>
+          </w:tcPr>
+          <w:p>
+            <w:pPr>
+              <w:spacing w:after="40"/>
+            </w:pPr>
+            <w:r/>
+            <w:r>
+              <w:rPr>
+                <w:rFonts w:ascii="微軟正黑體" w:hAnsi="微軟正黑體" w:eastAsia="微軟正黑體"/>
+                <w:b w:val="0"/>
+                <w:color w:val="000000"/>
+                <w:sz w:val="26"/>
+              </w:rPr>
+              <w:t>110/01/20</w:t>
+            </w:r>
+          </w:p>
+        </w:tc>
+        <w:tc>
+          <w:tcPr>
+            <w:tcW w:type="dxa" w:w="3061"/>
+          </w:tcPr>
+          <w:p>
+            <w:pPr>
+              <w:spacing w:after="40"/>
+            </w:pPr>
+            <w:r/>
+            <w:r>
+              <w:rPr>
+                <w:rFonts w:ascii="微軟正黑體" w:hAnsi="微軟正黑體" w:eastAsia="微軟正黑體"/>
+                <w:b w:val="0"/>
+                <w:color w:val="000000"/>
+                <w:sz w:val="26"/>
+              </w:rPr>
+              <w:t>僅修正第 26 條</w:t>
+            </w:r>
+          </w:p>
+        </w:tc>
+        <w:tc>
+          <w:tcPr>
+            <w:tcW w:type="dxa" w:w="907"/>
+          </w:tcPr>
+          <w:p>
+            <w:pPr>
+              <w:spacing w:after="40"/>
+            </w:pPr>
+            <w:r/>
+            <w:r>
+              <w:rPr>
+                <w:rFonts w:ascii="微軟正黑體" w:hAnsi="微軟正黑體" w:eastAsia="微軟正黑體"/>
+                <w:b w:val="0"/>
+                <w:color w:val="000000"/>
+                <w:sz w:val="26"/>
+              </w:rPr>
+              <w:t>影響小</w:t>
+            </w:r>
+          </w:p>
+        </w:tc>
+        <w:tc>
+          <w:tcPr>
+            <w:tcW w:type="dxa" w:w="737"/>
+          </w:tcPr>
+          <w:p>
+            <w:pPr>
+              <w:spacing w:after="40"/>
+            </w:pPr>
+            <w:r/>
+            <w:r>
+              <w:rPr>
+                <w:rFonts w:ascii="微軟正黑體" w:hAnsi="微軟正黑體" w:eastAsia="微軟正黑體"/>
+                <w:b w:val="0"/>
+                <w:color w:val="000000"/>
+                <w:sz w:val="26"/>
+              </w:rPr>
+              <w:t>17</w:t>
             </w:r>
           </w:p>
         </w:tc>
@@ -7162,61 +7644,101 @@
       <w:tr>
         <w:tc>
           <w:tcPr>
-            <w:tcW w:type="dxa" w:w="4535"/>
-          </w:tcPr>
-          <w:p>
-            <w:pPr>
-              <w:spacing w:after="40"/>
-            </w:pPr>
-            <w:r/>
-            <w:r>
-              <w:rPr>
-                <w:rFonts w:ascii="微軟正黑體" w:hAnsi="微軟正黑體" w:eastAsia="微軟正黑體"/>
-                <w:b w:val="0"/>
-                <w:color w:val="000000"/>
-                <w:sz w:val="26"/>
-              </w:rPr>
-              <w:t>就業保險法</w:t>
-            </w:r>
-          </w:p>
-        </w:tc>
-        <w:tc>
-          <w:tcPr>
-            <w:tcW w:type="dxa" w:w="1984"/>
-          </w:tcPr>
-          <w:p>
-            <w:pPr>
-              <w:spacing w:after="40"/>
-            </w:pPr>
-            <w:r/>
-            <w:r>
-              <w:rPr>
-                <w:rFonts w:ascii="微軟正黑體" w:hAnsi="微軟正黑體" w:eastAsia="微軟正黑體"/>
-                <w:b w:val="0"/>
-                <w:color w:val="000000"/>
-                <w:sz w:val="26"/>
-              </w:rPr>
-              <w:t>111/01/12</w:t>
-            </w:r>
-          </w:p>
-        </w:tc>
-        <w:tc>
-          <w:tcPr>
-            <w:tcW w:type="dxa" w:w="1984"/>
-          </w:tcPr>
-          <w:p>
-            <w:pPr>
-              <w:spacing w:after="40"/>
-            </w:pPr>
-            <w:r/>
-            <w:r>
-              <w:rPr>
-                <w:rFonts w:ascii="微軟正黑體" w:hAnsi="微軟正黑體" w:eastAsia="微軟正黑體"/>
-                <w:b w:val="0"/>
-                <w:color w:val="000000"/>
-                <w:sz w:val="26"/>
-              </w:rPr>
-              <w:t>3 題</w:t>
+            <w:tcW w:type="dxa" w:w="2608"/>
+          </w:tcPr>
+          <w:p>
+            <w:pPr>
+              <w:spacing w:after="40"/>
+            </w:pPr>
+            <w:r/>
+            <w:r>
+              <w:rPr>
+                <w:rFonts w:ascii="微軟正黑體" w:hAnsi="微軟正黑體" w:eastAsia="微軟正黑體"/>
+                <w:b w:val="0"/>
+                <w:color w:val="000000"/>
+                <w:sz w:val="26"/>
+              </w:rPr>
+              <w:t>特殊境遇家庭扶助條例</w:t>
+            </w:r>
+          </w:p>
+        </w:tc>
+        <w:tc>
+          <w:tcPr>
+            <w:tcW w:type="dxa" w:w="1304"/>
+          </w:tcPr>
+          <w:p>
+            <w:pPr>
+              <w:spacing w:after="40"/>
+            </w:pPr>
+            <w:r/>
+            <w:r>
+              <w:rPr>
+                <w:rFonts w:ascii="微軟正黑體" w:hAnsi="微軟正黑體" w:eastAsia="微軟正黑體"/>
+                <w:b w:val="0"/>
+                <w:color w:val="000000"/>
+                <w:sz w:val="26"/>
+              </w:rPr>
+              <w:t>110/01/20</w:t>
+            </w:r>
+          </w:p>
+        </w:tc>
+        <w:tc>
+          <w:tcPr>
+            <w:tcW w:type="dxa" w:w="3061"/>
+          </w:tcPr>
+          <w:p>
+            <w:pPr>
+              <w:spacing w:after="40"/>
+            </w:pPr>
+            <w:r/>
+            <w:r>
+              <w:rPr>
+                <w:rFonts w:ascii="微軟正黑體" w:hAnsi="微軟正黑體" w:eastAsia="微軟正黑體"/>
+                <w:b w:val="0"/>
+                <w:color w:val="000000"/>
+                <w:sz w:val="26"/>
+              </w:rPr>
+              <w:t>僅修正第 12 條</w:t>
+            </w:r>
+          </w:p>
+        </w:tc>
+        <w:tc>
+          <w:tcPr>
+            <w:tcW w:type="dxa" w:w="907"/>
+          </w:tcPr>
+          <w:p>
+            <w:pPr>
+              <w:spacing w:after="40"/>
+            </w:pPr>
+            <w:r/>
+            <w:r>
+              <w:rPr>
+                <w:rFonts w:ascii="微軟正黑體" w:hAnsi="微軟正黑體" w:eastAsia="微軟正黑體"/>
+                <w:b w:val="0"/>
+                <w:color w:val="000000"/>
+                <w:sz w:val="26"/>
+              </w:rPr>
+              <w:t>影響小</w:t>
+            </w:r>
+          </w:p>
+        </w:tc>
+        <w:tc>
+          <w:tcPr>
+            <w:tcW w:type="dxa" w:w="737"/>
+          </w:tcPr>
+          <w:p>
+            <w:pPr>
+              <w:spacing w:after="40"/>
+            </w:pPr>
+            <w:r/>
+            <w:r>
+              <w:rPr>
+                <w:rFonts w:ascii="微軟正黑體" w:hAnsi="微軟正黑體" w:eastAsia="微軟正黑體"/>
+                <w:b w:val="0"/>
+                <w:color w:val="000000"/>
+                <w:sz w:val="26"/>
+              </w:rPr>
+              <w:t>7</w:t>
             </w:r>
           </w:p>
         </w:tc>
@@ -7224,61 +7746,101 @@
       <w:tr>
         <w:tc>
           <w:tcPr>
-            <w:tcW w:type="dxa" w:w="4535"/>
-          </w:tcPr>
-          <w:p>
-            <w:pPr>
-              <w:spacing w:after="40"/>
-            </w:pPr>
-            <w:r/>
-            <w:r>
-              <w:rPr>
-                <w:rFonts w:ascii="微軟正黑體" w:hAnsi="微軟正黑體" w:eastAsia="微軟正黑體"/>
-                <w:b w:val="0"/>
-                <w:color w:val="000000"/>
-                <w:sz w:val="26"/>
-              </w:rPr>
-              <w:t>長期照顧服務法</w:t>
-            </w:r>
-          </w:p>
-        </w:tc>
-        <w:tc>
-          <w:tcPr>
-            <w:tcW w:type="dxa" w:w="1984"/>
-          </w:tcPr>
-          <w:p>
-            <w:pPr>
-              <w:spacing w:after="40"/>
-            </w:pPr>
-            <w:r/>
-            <w:r>
-              <w:rPr>
-                <w:rFonts w:ascii="微軟正黑體" w:hAnsi="微軟正黑體" w:eastAsia="微軟正黑體"/>
-                <w:b w:val="0"/>
-                <w:color w:val="000000"/>
-                <w:sz w:val="26"/>
-              </w:rPr>
-              <w:t>110/06/09</w:t>
-            </w:r>
-          </w:p>
-        </w:tc>
-        <w:tc>
-          <w:tcPr>
-            <w:tcW w:type="dxa" w:w="1984"/>
-          </w:tcPr>
-          <w:p>
-            <w:pPr>
-              <w:spacing w:after="40"/>
-            </w:pPr>
-            <w:r/>
-            <w:r>
-              <w:rPr>
-                <w:rFonts w:ascii="微軟正黑體" w:hAnsi="微軟正黑體" w:eastAsia="微軟正黑體"/>
-                <w:b w:val="0"/>
-                <w:color w:val="000000"/>
-                <w:sz w:val="26"/>
-              </w:rPr>
-              <w:t>13 題</w:t>
+            <w:tcW w:type="dxa" w:w="2608"/>
+          </w:tcPr>
+          <w:p>
+            <w:pPr>
+              <w:spacing w:after="40"/>
+            </w:pPr>
+            <w:r/>
+            <w:r>
+              <w:rPr>
+                <w:rFonts w:ascii="微軟正黑體" w:hAnsi="微軟正黑體" w:eastAsia="微軟正黑體"/>
+                <w:b w:val="0"/>
+                <w:color w:val="000000"/>
+                <w:sz w:val="26"/>
+              </w:rPr>
+              <w:t>國民年金法</w:t>
+            </w:r>
+          </w:p>
+        </w:tc>
+        <w:tc>
+          <w:tcPr>
+            <w:tcW w:type="dxa" w:w="1304"/>
+          </w:tcPr>
+          <w:p>
+            <w:pPr>
+              <w:spacing w:after="40"/>
+            </w:pPr>
+            <w:r/>
+            <w:r>
+              <w:rPr>
+                <w:rFonts w:ascii="微軟正黑體" w:hAnsi="微軟正黑體" w:eastAsia="微軟正黑體"/>
+                <w:b w:val="0"/>
+                <w:color w:val="000000"/>
+                <w:sz w:val="26"/>
+              </w:rPr>
+              <w:t>109/06/03</w:t>
+            </w:r>
+          </w:p>
+        </w:tc>
+        <w:tc>
+          <w:tcPr>
+            <w:tcW w:type="dxa" w:w="3061"/>
+          </w:tcPr>
+          <w:p>
+            <w:pPr>
+              <w:spacing w:after="40"/>
+            </w:pPr>
+            <w:r/>
+            <w:r>
+              <w:rPr>
+                <w:rFonts w:ascii="微軟正黑體" w:hAnsi="微軟正黑體" w:eastAsia="微軟正黑體"/>
+                <w:b w:val="0"/>
+                <w:color w:val="000000"/>
+                <w:sz w:val="26"/>
+              </w:rPr>
+              <w:t>僅修正第 12、40 條</w:t>
+            </w:r>
+          </w:p>
+        </w:tc>
+        <w:tc>
+          <w:tcPr>
+            <w:tcW w:type="dxa" w:w="907"/>
+          </w:tcPr>
+          <w:p>
+            <w:pPr>
+              <w:spacing w:after="40"/>
+            </w:pPr>
+            <w:r/>
+            <w:r>
+              <w:rPr>
+                <w:rFonts w:ascii="微軟正黑體" w:hAnsi="微軟正黑體" w:eastAsia="微軟正黑體"/>
+                <w:b w:val="0"/>
+                <w:color w:val="000000"/>
+                <w:sz w:val="26"/>
+              </w:rPr>
+              <w:t>影響小</w:t>
+            </w:r>
+          </w:p>
+        </w:tc>
+        <w:tc>
+          <w:tcPr>
+            <w:tcW w:type="dxa" w:w="737"/>
+          </w:tcPr>
+          <w:p>
+            <w:pPr>
+              <w:spacing w:after="40"/>
+            </w:pPr>
+            <w:r/>
+            <w:r>
+              <w:rPr>
+                <w:rFonts w:ascii="微軟正黑體" w:hAnsi="微軟正黑體" w:eastAsia="微軟正黑體"/>
+                <w:b w:val="0"/>
+                <w:color w:val="000000"/>
+                <w:sz w:val="26"/>
+              </w:rPr>
+              <w:t>6</w:t>
             </w:r>
           </w:p>
         </w:tc>
@@ -7286,61 +7848,101 @@
       <w:tr>
         <w:tc>
           <w:tcPr>
-            <w:tcW w:type="dxa" w:w="4535"/>
-          </w:tcPr>
-          <w:p>
-            <w:pPr>
-              <w:spacing w:after="40"/>
-            </w:pPr>
-            <w:r/>
-            <w:r>
-              <w:rPr>
-                <w:rFonts w:ascii="微軟正黑體" w:hAnsi="微軟正黑體" w:eastAsia="微軟正黑體"/>
-                <w:b w:val="0"/>
-                <w:color w:val="000000"/>
-                <w:sz w:val="26"/>
-              </w:rPr>
-              <w:t>兒童及少年福利與權益保障法</w:t>
-            </w:r>
-          </w:p>
-        </w:tc>
-        <w:tc>
-          <w:tcPr>
-            <w:tcW w:type="dxa" w:w="1984"/>
-          </w:tcPr>
-          <w:p>
-            <w:pPr>
-              <w:spacing w:after="40"/>
-            </w:pPr>
-            <w:r/>
-            <w:r>
-              <w:rPr>
-                <w:rFonts w:ascii="微軟正黑體" w:hAnsi="微軟正黑體" w:eastAsia="微軟正黑體"/>
-                <w:b w:val="0"/>
-                <w:color w:val="000000"/>
-                <w:sz w:val="26"/>
-              </w:rPr>
-              <w:t>110/01/20</w:t>
-            </w:r>
-          </w:p>
-        </w:tc>
-        <w:tc>
-          <w:tcPr>
-            <w:tcW w:type="dxa" w:w="1984"/>
-          </w:tcPr>
-          <w:p>
-            <w:pPr>
-              <w:spacing w:after="40"/>
-            </w:pPr>
-            <w:r/>
-            <w:r>
-              <w:rPr>
-                <w:rFonts w:ascii="微軟正黑體" w:hAnsi="微軟正黑體" w:eastAsia="微軟正黑體"/>
-                <w:b w:val="0"/>
-                <w:color w:val="000000"/>
-                <w:sz w:val="26"/>
-              </w:rPr>
-              <w:t>17 題</w:t>
+            <w:tcW w:type="dxa" w:w="2608"/>
+          </w:tcPr>
+          <w:p>
+            <w:pPr>
+              <w:spacing w:after="40"/>
+            </w:pPr>
+            <w:r/>
+            <w:r>
+              <w:rPr>
+                <w:rFonts w:ascii="微軟正黑體" w:hAnsi="微軟正黑體" w:eastAsia="微軟正黑體"/>
+                <w:b w:val="0"/>
+                <w:color w:val="000000"/>
+                <w:sz w:val="26"/>
+              </w:rPr>
+              <w:t>志願服務法</w:t>
+            </w:r>
+          </w:p>
+        </w:tc>
+        <w:tc>
+          <w:tcPr>
+            <w:tcW w:type="dxa" w:w="1304"/>
+          </w:tcPr>
+          <w:p>
+            <w:pPr>
+              <w:spacing w:after="40"/>
+            </w:pPr>
+            <w:r/>
+            <w:r>
+              <w:rPr>
+                <w:rFonts w:ascii="微軟正黑體" w:hAnsi="微軟正黑體" w:eastAsia="微軟正黑體"/>
+                <w:b w:val="0"/>
+                <w:color w:val="000000"/>
+                <w:sz w:val="26"/>
+              </w:rPr>
+              <w:t>109/01/15</w:t>
+            </w:r>
+          </w:p>
+        </w:tc>
+        <w:tc>
+          <w:tcPr>
+            <w:tcW w:type="dxa" w:w="3061"/>
+          </w:tcPr>
+          <w:p>
+            <w:pPr>
+              <w:spacing w:after="40"/>
+            </w:pPr>
+            <w:r/>
+            <w:r>
+              <w:rPr>
+                <w:rFonts w:ascii="微軟正黑體" w:hAnsi="微軟正黑體" w:eastAsia="微軟正黑體"/>
+                <w:b w:val="0"/>
+                <w:color w:val="000000"/>
+                <w:sz w:val="26"/>
+              </w:rPr>
+              <w:t>僅修正第 4 條</w:t>
+            </w:r>
+          </w:p>
+        </w:tc>
+        <w:tc>
+          <w:tcPr>
+            <w:tcW w:type="dxa" w:w="907"/>
+          </w:tcPr>
+          <w:p>
+            <w:pPr>
+              <w:spacing w:after="40"/>
+            </w:pPr>
+            <w:r/>
+            <w:r>
+              <w:rPr>
+                <w:rFonts w:ascii="微軟正黑體" w:hAnsi="微軟正黑體" w:eastAsia="微軟正黑體"/>
+                <w:b w:val="0"/>
+                <w:color w:val="000000"/>
+                <w:sz w:val="26"/>
+              </w:rPr>
+              <w:t>影響小</w:t>
+            </w:r>
+          </w:p>
+        </w:tc>
+        <w:tc>
+          <w:tcPr>
+            <w:tcW w:type="dxa" w:w="737"/>
+          </w:tcPr>
+          <w:p>
+            <w:pPr>
+              <w:spacing w:after="40"/>
+            </w:pPr>
+            <w:r/>
+            <w:r>
+              <w:rPr>
+                <w:rFonts w:ascii="微軟正黑體" w:hAnsi="微軟正黑體" w:eastAsia="微軟正黑體"/>
+                <w:b w:val="0"/>
+                <w:color w:val="000000"/>
+                <w:sz w:val="26"/>
+              </w:rPr>
+              <w:t>6</w:t>
             </w:r>
           </w:p>
         </w:tc>
@@ -7348,61 +7950,101 @@
       <w:tr>
         <w:tc>
           <w:tcPr>
-            <w:tcW w:type="dxa" w:w="4535"/>
-          </w:tcPr>
-          <w:p>
-            <w:pPr>
-              <w:spacing w:after="40"/>
-            </w:pPr>
-            <w:r/>
-            <w:r>
-              <w:rPr>
-                <w:rFonts w:ascii="微軟正黑體" w:hAnsi="微軟正黑體" w:eastAsia="微軟正黑體"/>
-                <w:b w:val="0"/>
-                <w:color w:val="000000"/>
-                <w:sz w:val="26"/>
-              </w:rPr>
-              <w:t>國民年金法</w:t>
-            </w:r>
-          </w:p>
-        </w:tc>
-        <w:tc>
-          <w:tcPr>
-            <w:tcW w:type="dxa" w:w="1984"/>
-          </w:tcPr>
-          <w:p>
-            <w:pPr>
-              <w:spacing w:after="40"/>
-            </w:pPr>
-            <w:r/>
-            <w:r>
-              <w:rPr>
-                <w:rFonts w:ascii="微軟正黑體" w:hAnsi="微軟正黑體" w:eastAsia="微軟正黑體"/>
-                <w:b w:val="0"/>
-                <w:color w:val="000000"/>
-                <w:sz w:val="26"/>
-              </w:rPr>
-              <w:t>109/06/03</w:t>
-            </w:r>
-          </w:p>
-        </w:tc>
-        <w:tc>
-          <w:tcPr>
-            <w:tcW w:type="dxa" w:w="1984"/>
-          </w:tcPr>
-          <w:p>
-            <w:pPr>
-              <w:spacing w:after="40"/>
-            </w:pPr>
-            <w:r/>
-            <w:r>
-              <w:rPr>
-                <w:rFonts w:ascii="微軟正黑體" w:hAnsi="微軟正黑體" w:eastAsia="微軟正黑體"/>
-                <w:b w:val="0"/>
-                <w:color w:val="000000"/>
-                <w:sz w:val="26"/>
-              </w:rPr>
-              <w:t>6 題</w:t>
+            <w:tcW w:type="dxa" w:w="2608"/>
+          </w:tcPr>
+          <w:p>
+            <w:pPr>
+              <w:spacing w:after="40"/>
+            </w:pPr>
+            <w:r/>
+            <w:r>
+              <w:rPr>
+                <w:rFonts w:ascii="微軟正黑體" w:hAnsi="微軟正黑體" w:eastAsia="微軟正黑體"/>
+                <w:b w:val="0"/>
+                <w:color w:val="000000"/>
+                <w:sz w:val="26"/>
+              </w:rPr>
+              <w:t>兒童權利公約施行法</w:t>
+            </w:r>
+          </w:p>
+        </w:tc>
+        <w:tc>
+          <w:tcPr>
+            <w:tcW w:type="dxa" w:w="1304"/>
+          </w:tcPr>
+          <w:p>
+            <w:pPr>
+              <w:spacing w:after="40"/>
+            </w:pPr>
+            <w:r/>
+            <w:r>
+              <w:rPr>
+                <w:rFonts w:ascii="微軟正黑體" w:hAnsi="微軟正黑體" w:eastAsia="微軟正黑體"/>
+                <w:b w:val="0"/>
+                <w:color w:val="000000"/>
+                <w:sz w:val="26"/>
+              </w:rPr>
+              <w:t>108/06/19</w:t>
+            </w:r>
+          </w:p>
+        </w:tc>
+        <w:tc>
+          <w:tcPr>
+            <w:tcW w:type="dxa" w:w="3061"/>
+          </w:tcPr>
+          <w:p>
+            <w:pPr>
+              <w:spacing w:after="40"/>
+            </w:pPr>
+            <w:r/>
+            <w:r>
+              <w:rPr>
+                <w:rFonts w:ascii="微軟正黑體" w:hAnsi="微軟正黑體" w:eastAsia="微軟正黑體"/>
+                <w:b w:val="0"/>
+                <w:color w:val="000000"/>
+                <w:sz w:val="26"/>
+              </w:rPr>
+              <w:t>僅修正第 6 條；公約本文不因國內修法而變動</w:t>
+            </w:r>
+          </w:p>
+        </w:tc>
+        <w:tc>
+          <w:tcPr>
+            <w:tcW w:type="dxa" w:w="907"/>
+          </w:tcPr>
+          <w:p>
+            <w:pPr>
+              <w:spacing w:after="40"/>
+            </w:pPr>
+            <w:r/>
+            <w:r>
+              <w:rPr>
+                <w:rFonts w:ascii="微軟正黑體" w:hAnsi="微軟正黑體" w:eastAsia="微軟正黑體"/>
+                <w:b w:val="0"/>
+                <w:color w:val="000000"/>
+                <w:sz w:val="26"/>
+              </w:rPr>
+              <w:t>影響小</w:t>
+            </w:r>
+          </w:p>
+        </w:tc>
+        <w:tc>
+          <w:tcPr>
+            <w:tcW w:type="dxa" w:w="737"/>
+          </w:tcPr>
+          <w:p>
+            <w:pPr>
+              <w:spacing w:after="40"/>
+            </w:pPr>
+            <w:r/>
+            <w:r>
+              <w:rPr>
+                <w:rFonts w:ascii="微軟正黑體" w:hAnsi="微軟正黑體" w:eastAsia="微軟正黑體"/>
+                <w:b w:val="0"/>
+                <w:color w:val="000000"/>
+                <w:sz w:val="26"/>
+              </w:rPr>
+              <w:t>5</w:t>
             </w:r>
           </w:p>
         </w:tc>
@@ -7410,7 +8052,415 @@
       <w:tr>
         <w:tc>
           <w:tcPr>
-            <w:tcW w:type="dxa" w:w="4535"/>
+            <w:tcW w:type="dxa" w:w="2608"/>
+          </w:tcPr>
+          <w:p>
+            <w:pPr>
+              <w:spacing w:after="40"/>
+            </w:pPr>
+            <w:r/>
+            <w:r>
+              <w:rPr>
+                <w:rFonts w:ascii="微軟正黑體" w:hAnsi="微軟正黑體" w:eastAsia="微軟正黑體"/>
+                <w:b w:val="0"/>
+                <w:color w:val="000000"/>
+                <w:sz w:val="26"/>
+              </w:rPr>
+              <w:t>勞工保險條例</w:t>
+            </w:r>
+          </w:p>
+        </w:tc>
+        <w:tc>
+          <w:tcPr>
+            <w:tcW w:type="dxa" w:w="1304"/>
+          </w:tcPr>
+          <w:p>
+            <w:pPr>
+              <w:spacing w:after="40"/>
+            </w:pPr>
+            <w:r/>
+            <w:r>
+              <w:rPr>
+                <w:rFonts w:ascii="微軟正黑體" w:hAnsi="微軟正黑體" w:eastAsia="微軟正黑體"/>
+                <w:b w:val="0"/>
+                <w:color w:val="000000"/>
+                <w:sz w:val="26"/>
+              </w:rPr>
+              <w:t>115/01/21</w:t>
+            </w:r>
+          </w:p>
+        </w:tc>
+        <w:tc>
+          <w:tcPr>
+            <w:tcW w:type="dxa" w:w="3061"/>
+          </w:tcPr>
+          <w:p>
+            <w:pPr>
+              <w:spacing w:after="40"/>
+            </w:pPr>
+            <w:r/>
+            <w:r>
+              <w:rPr>
+                <w:rFonts w:ascii="微軟正黑體" w:hAnsi="微軟正黑體" w:eastAsia="微軟正黑體"/>
+                <w:b w:val="0"/>
+                <w:color w:val="000000"/>
+                <w:sz w:val="26"/>
+              </w:rPr>
+              <w:t>僅修正第 29、66、69 條</w:t>
+            </w:r>
+          </w:p>
+        </w:tc>
+        <w:tc>
+          <w:tcPr>
+            <w:tcW w:type="dxa" w:w="907"/>
+          </w:tcPr>
+          <w:p>
+            <w:pPr>
+              <w:spacing w:after="40"/>
+            </w:pPr>
+            <w:r/>
+            <w:r>
+              <w:rPr>
+                <w:rFonts w:ascii="微軟正黑體" w:hAnsi="微軟正黑體" w:eastAsia="微軟正黑體"/>
+                <w:b w:val="0"/>
+                <w:color w:val="000000"/>
+                <w:sz w:val="26"/>
+              </w:rPr>
+              <w:t>影響小</w:t>
+            </w:r>
+          </w:p>
+        </w:tc>
+        <w:tc>
+          <w:tcPr>
+            <w:tcW w:type="dxa" w:w="737"/>
+          </w:tcPr>
+          <w:p>
+            <w:pPr>
+              <w:spacing w:after="40"/>
+            </w:pPr>
+            <w:r/>
+            <w:r>
+              <w:rPr>
+                <w:rFonts w:ascii="微軟正黑體" w:hAnsi="微軟正黑體" w:eastAsia="微軟正黑體"/>
+                <w:b w:val="0"/>
+                <w:color w:val="000000"/>
+                <w:sz w:val="26"/>
+              </w:rPr>
+              <w:t>3</w:t>
+            </w:r>
+          </w:p>
+        </w:tc>
+      </w:tr>
+      <w:tr>
+        <w:tc>
+          <w:tcPr>
+            <w:tcW w:type="dxa" w:w="2608"/>
+          </w:tcPr>
+          <w:p>
+            <w:pPr>
+              <w:spacing w:after="40"/>
+            </w:pPr>
+            <w:r/>
+            <w:r>
+              <w:rPr>
+                <w:rFonts w:ascii="微軟正黑體" w:hAnsi="微軟正黑體" w:eastAsia="微軟正黑體"/>
+                <w:b w:val="0"/>
+                <w:color w:val="000000"/>
+                <w:sz w:val="26"/>
+              </w:rPr>
+              <w:t>就業保險法</w:t>
+            </w:r>
+          </w:p>
+        </w:tc>
+        <w:tc>
+          <w:tcPr>
+            <w:tcW w:type="dxa" w:w="1304"/>
+          </w:tcPr>
+          <w:p>
+            <w:pPr>
+              <w:spacing w:after="40"/>
+            </w:pPr>
+            <w:r/>
+            <w:r>
+              <w:rPr>
+                <w:rFonts w:ascii="微軟正黑體" w:hAnsi="微軟正黑體" w:eastAsia="微軟正黑體"/>
+                <w:b w:val="0"/>
+                <w:color w:val="000000"/>
+                <w:sz w:val="26"/>
+              </w:rPr>
+              <w:t>111/01/12</w:t>
+            </w:r>
+          </w:p>
+        </w:tc>
+        <w:tc>
+          <w:tcPr>
+            <w:tcW w:type="dxa" w:w="3061"/>
+          </w:tcPr>
+          <w:p>
+            <w:pPr>
+              <w:spacing w:after="40"/>
+            </w:pPr>
+            <w:r/>
+            <w:r>
+              <w:rPr>
+                <w:rFonts w:ascii="微軟正黑體" w:hAnsi="微軟正黑體" w:eastAsia="微軟正黑體"/>
+                <w:b w:val="0"/>
+                <w:color w:val="000000"/>
+                <w:sz w:val="26"/>
+              </w:rPr>
+              <w:t>僅修正第 19-2 條</w:t>
+            </w:r>
+          </w:p>
+        </w:tc>
+        <w:tc>
+          <w:tcPr>
+            <w:tcW w:type="dxa" w:w="907"/>
+          </w:tcPr>
+          <w:p>
+            <w:pPr>
+              <w:spacing w:after="40"/>
+            </w:pPr>
+            <w:r/>
+            <w:r>
+              <w:rPr>
+                <w:rFonts w:ascii="微軟正黑體" w:hAnsi="微軟正黑體" w:eastAsia="微軟正黑體"/>
+                <w:b w:val="0"/>
+                <w:color w:val="000000"/>
+                <w:sz w:val="26"/>
+              </w:rPr>
+              <w:t>影響小</w:t>
+            </w:r>
+          </w:p>
+        </w:tc>
+        <w:tc>
+          <w:tcPr>
+            <w:tcW w:type="dxa" w:w="737"/>
+          </w:tcPr>
+          <w:p>
+            <w:pPr>
+              <w:spacing w:after="40"/>
+            </w:pPr>
+            <w:r/>
+            <w:r>
+              <w:rPr>
+                <w:rFonts w:ascii="微軟正黑體" w:hAnsi="微軟正黑體" w:eastAsia="微軟正黑體"/>
+                <w:b w:val="0"/>
+                <w:color w:val="000000"/>
+                <w:sz w:val="26"/>
+              </w:rPr>
+              <w:t>3</w:t>
+            </w:r>
+          </w:p>
+        </w:tc>
+      </w:tr>
+      <w:tr>
+        <w:tc>
+          <w:tcPr>
+            <w:tcW w:type="dxa" w:w="2608"/>
+          </w:tcPr>
+          <w:p>
+            <w:pPr>
+              <w:spacing w:after="40"/>
+            </w:pPr>
+            <w:r/>
+            <w:r>
+              <w:rPr>
+                <w:rFonts w:ascii="微軟正黑體" w:hAnsi="微軟正黑體" w:eastAsia="微軟正黑體"/>
+                <w:b w:val="0"/>
+                <w:color w:val="000000"/>
+                <w:sz w:val="26"/>
+              </w:rPr>
+              <w:t>公益勸募條例</w:t>
+            </w:r>
+          </w:p>
+        </w:tc>
+        <w:tc>
+          <w:tcPr>
+            <w:tcW w:type="dxa" w:w="1304"/>
+          </w:tcPr>
+          <w:p>
+            <w:pPr>
+              <w:spacing w:after="40"/>
+            </w:pPr>
+            <w:r/>
+            <w:r>
+              <w:rPr>
+                <w:rFonts w:ascii="微軟正黑體" w:hAnsi="微軟正黑體" w:eastAsia="微軟正黑體"/>
+                <w:b w:val="0"/>
+                <w:color w:val="000000"/>
+                <w:sz w:val="26"/>
+              </w:rPr>
+              <w:t>109/01/15</w:t>
+            </w:r>
+          </w:p>
+        </w:tc>
+        <w:tc>
+          <w:tcPr>
+            <w:tcW w:type="dxa" w:w="3061"/>
+          </w:tcPr>
+          <w:p>
+            <w:pPr>
+              <w:spacing w:after="40"/>
+            </w:pPr>
+            <w:r/>
+            <w:r>
+              <w:rPr>
+                <w:rFonts w:ascii="微軟正黑體" w:hAnsi="微軟正黑體" w:eastAsia="微軟正黑體"/>
+                <w:b w:val="0"/>
+                <w:color w:val="000000"/>
+                <w:sz w:val="26"/>
+              </w:rPr>
+              <w:t>僅修正第 4 條</w:t>
+            </w:r>
+          </w:p>
+        </w:tc>
+        <w:tc>
+          <w:tcPr>
+            <w:tcW w:type="dxa" w:w="907"/>
+          </w:tcPr>
+          <w:p>
+            <w:pPr>
+              <w:spacing w:after="40"/>
+            </w:pPr>
+            <w:r/>
+            <w:r>
+              <w:rPr>
+                <w:rFonts w:ascii="微軟正黑體" w:hAnsi="微軟正黑體" w:eastAsia="微軟正黑體"/>
+                <w:b w:val="0"/>
+                <w:color w:val="000000"/>
+                <w:sz w:val="26"/>
+              </w:rPr>
+              <w:t>影響小</w:t>
+            </w:r>
+          </w:p>
+        </w:tc>
+        <w:tc>
+          <w:tcPr>
+            <w:tcW w:type="dxa" w:w="737"/>
+          </w:tcPr>
+          <w:p>
+            <w:pPr>
+              <w:spacing w:after="40"/>
+            </w:pPr>
+            <w:r/>
+            <w:r>
+              <w:rPr>
+                <w:rFonts w:ascii="微軟正黑體" w:hAnsi="微軟正黑體" w:eastAsia="微軟正黑體"/>
+                <w:b w:val="0"/>
+                <w:color w:val="000000"/>
+                <w:sz w:val="26"/>
+              </w:rPr>
+              <w:t>3</w:t>
+            </w:r>
+          </w:p>
+        </w:tc>
+      </w:tr>
+      <w:tr>
+        <w:tc>
+          <w:tcPr>
+            <w:tcW w:type="dxa" w:w="2608"/>
+          </w:tcPr>
+          <w:p>
+            <w:pPr>
+              <w:spacing w:after="40"/>
+            </w:pPr>
+            <w:r/>
+            <w:r>
+              <w:rPr>
+                <w:rFonts w:ascii="微軟正黑體" w:hAnsi="微軟正黑體" w:eastAsia="微軟正黑體"/>
+                <w:b w:val="0"/>
+                <w:color w:val="000000"/>
+                <w:sz w:val="26"/>
+              </w:rPr>
+              <w:t>全民健康保險法</w:t>
+            </w:r>
+          </w:p>
+        </w:tc>
+        <w:tc>
+          <w:tcPr>
+            <w:tcW w:type="dxa" w:w="1304"/>
+          </w:tcPr>
+          <w:p>
+            <w:pPr>
+              <w:spacing w:after="40"/>
+            </w:pPr>
+            <w:r/>
+            <w:r>
+              <w:rPr>
+                <w:rFonts w:ascii="微軟正黑體" w:hAnsi="微軟正黑體" w:eastAsia="微軟正黑體"/>
+                <w:b w:val="0"/>
+                <w:color w:val="000000"/>
+                <w:sz w:val="26"/>
+              </w:rPr>
+              <w:t>112/06/28</w:t>
+            </w:r>
+          </w:p>
+        </w:tc>
+        <w:tc>
+          <w:tcPr>
+            <w:tcW w:type="dxa" w:w="3061"/>
+          </w:tcPr>
+          <w:p>
+            <w:pPr>
+              <w:spacing w:after="40"/>
+            </w:pPr>
+            <w:r/>
+            <w:r>
+              <w:rPr>
+                <w:rFonts w:ascii="微軟正黑體" w:hAnsi="微軟正黑體" w:eastAsia="微軟正黑體"/>
+                <w:b w:val="0"/>
+                <w:color w:val="000000"/>
+                <w:sz w:val="26"/>
+              </w:rPr>
+              <w:t>僅增訂第 80-1、80-2 條</w:t>
+            </w:r>
+          </w:p>
+        </w:tc>
+        <w:tc>
+          <w:tcPr>
+            <w:tcW w:type="dxa" w:w="907"/>
+          </w:tcPr>
+          <w:p>
+            <w:pPr>
+              <w:spacing w:after="40"/>
+            </w:pPr>
+            <w:r/>
+            <w:r>
+              <w:rPr>
+                <w:rFonts w:ascii="微軟正黑體" w:hAnsi="微軟正黑體" w:eastAsia="微軟正黑體"/>
+                <w:b w:val="0"/>
+                <w:color w:val="000000"/>
+                <w:sz w:val="26"/>
+              </w:rPr>
+              <w:t>影響小</w:t>
+            </w:r>
+          </w:p>
+        </w:tc>
+        <w:tc>
+          <w:tcPr>
+            <w:tcW w:type="dxa" w:w="737"/>
+          </w:tcPr>
+          <w:p>
+            <w:pPr>
+              <w:spacing w:after="40"/>
+            </w:pPr>
+            <w:r/>
+            <w:r>
+              <w:rPr>
+                <w:rFonts w:ascii="微軟正黑體" w:hAnsi="微軟正黑體" w:eastAsia="微軟正黑體"/>
+                <w:b w:val="0"/>
+                <w:color w:val="000000"/>
+                <w:sz w:val="26"/>
+              </w:rPr>
+              <w:t>2</w:t>
+            </w:r>
+          </w:p>
+        </w:tc>
+      </w:tr>
+      <w:tr>
+        <w:tc>
+          <w:tcPr>
+            <w:tcW w:type="dxa" w:w="2608"/>
           </w:tcPr>
           <w:p>
             <w:pPr>
@@ -7430,7 +8480,7 @@
         </w:tc>
         <w:tc>
           <w:tcPr>
-            <w:tcW w:type="dxa" w:w="1984"/>
+            <w:tcW w:type="dxa" w:w="1304"/>
           </w:tcPr>
           <w:p>
             <w:pPr>
@@ -7450,21 +8500,469 @@
         </w:tc>
         <w:tc>
           <w:tcPr>
-            <w:tcW w:type="dxa" w:w="1984"/>
-          </w:tcPr>
-          <w:p>
-            <w:pPr>
-              <w:spacing w:after="40"/>
-            </w:pPr>
-            <w:r/>
-            <w:r>
-              <w:rPr>
-                <w:rFonts w:ascii="微軟正黑體" w:hAnsi="微軟正黑體" w:eastAsia="微軟正黑體"/>
-                <w:b w:val="0"/>
-                <w:color w:val="000000"/>
-                <w:sz w:val="26"/>
-              </w:rPr>
-              <w:t>無</w:t>
+            <w:tcW w:type="dxa" w:w="3061"/>
+          </w:tcPr>
+          <w:p>
+            <w:pPr>
+              <w:spacing w:after="40"/>
+            </w:pPr>
+            <w:r/>
+            <w:r>
+              <w:rPr>
+                <w:rFonts w:ascii="微軟正黑體" w:hAnsi="微軟正黑體" w:eastAsia="微軟正黑體"/>
+                <w:b w:val="0"/>
+                <w:color w:val="000000"/>
+                <w:sz w:val="26"/>
+              </w:rPr>
+              <w:t>104/12/30 後未再修正</w:t>
+            </w:r>
+          </w:p>
+        </w:tc>
+        <w:tc>
+          <w:tcPr>
+            <w:tcW w:type="dxa" w:w="907"/>
+          </w:tcPr>
+          <w:p>
+            <w:pPr>
+              <w:spacing w:after="40"/>
+            </w:pPr>
+            <w:r/>
+            <w:r>
+              <w:rPr>
+                <w:rFonts w:ascii="微軟正黑體" w:hAnsi="微軟正黑體" w:eastAsia="微軟正黑體"/>
+                <w:b w:val="0"/>
+                <w:color w:val="000000"/>
+                <w:sz w:val="26"/>
+              </w:rPr>
+              <w:t>無影響</w:t>
+            </w:r>
+          </w:p>
+        </w:tc>
+        <w:tc>
+          <w:tcPr>
+            <w:tcW w:type="dxa" w:w="737"/>
+          </w:tcPr>
+          <w:p>
+            <w:pPr>
+              <w:spacing w:after="40"/>
+            </w:pPr>
+            <w:r/>
+            <w:r>
+              <w:rPr>
+                <w:rFonts w:ascii="微軟正黑體" w:hAnsi="微軟正黑體" w:eastAsia="微軟正黑體"/>
+                <w:b w:val="0"/>
+                <w:color w:val="000000"/>
+                <w:sz w:val="26"/>
+              </w:rPr>
+              <w:t>—</w:t>
+            </w:r>
+          </w:p>
+        </w:tc>
+      </w:tr>
+      <w:tr>
+        <w:tc>
+          <w:tcPr>
+            <w:tcW w:type="dxa" w:w="2608"/>
+          </w:tcPr>
+          <w:p>
+            <w:pPr>
+              <w:spacing w:after="40"/>
+            </w:pPr>
+            <w:r/>
+            <w:r>
+              <w:rPr>
+                <w:rFonts w:ascii="微軟正黑體" w:hAnsi="微軟正黑體" w:eastAsia="微軟正黑體"/>
+                <w:b w:val="0"/>
+                <w:color w:val="000000"/>
+                <w:sz w:val="26"/>
+              </w:rPr>
+              <w:t>長期照顧服務機構法人條例</w:t>
+            </w:r>
+          </w:p>
+        </w:tc>
+        <w:tc>
+          <w:tcPr>
+            <w:tcW w:type="dxa" w:w="1304"/>
+          </w:tcPr>
+          <w:p>
+            <w:pPr>
+              <w:spacing w:after="40"/>
+            </w:pPr>
+            <w:r/>
+            <w:r>
+              <w:rPr>
+                <w:rFonts w:ascii="微軟正黑體" w:hAnsi="微軟正黑體" w:eastAsia="微軟正黑體"/>
+                <w:b w:val="0"/>
+                <w:color w:val="000000"/>
+                <w:sz w:val="26"/>
+              </w:rPr>
+              <w:t>107/01/31</w:t>
+            </w:r>
+          </w:p>
+        </w:tc>
+        <w:tc>
+          <w:tcPr>
+            <w:tcW w:type="dxa" w:w="3061"/>
+          </w:tcPr>
+          <w:p>
+            <w:pPr>
+              <w:spacing w:after="40"/>
+            </w:pPr>
+            <w:r/>
+            <w:r>
+              <w:rPr>
+                <w:rFonts w:ascii="微軟正黑體" w:hAnsi="微軟正黑體" w:eastAsia="微軟正黑體"/>
+                <w:b w:val="0"/>
+                <w:color w:val="000000"/>
+                <w:sz w:val="26"/>
+              </w:rPr>
+              <w:t>107 年制定後未曾修正</w:t>
+            </w:r>
+          </w:p>
+        </w:tc>
+        <w:tc>
+          <w:tcPr>
+            <w:tcW w:type="dxa" w:w="907"/>
+          </w:tcPr>
+          <w:p>
+            <w:pPr>
+              <w:spacing w:after="40"/>
+            </w:pPr>
+            <w:r/>
+            <w:r>
+              <w:rPr>
+                <w:rFonts w:ascii="微軟正黑體" w:hAnsi="微軟正黑體" w:eastAsia="微軟正黑體"/>
+                <w:b w:val="0"/>
+                <w:color w:val="000000"/>
+                <w:sz w:val="26"/>
+              </w:rPr>
+              <w:t>無影響</w:t>
+            </w:r>
+          </w:p>
+        </w:tc>
+        <w:tc>
+          <w:tcPr>
+            <w:tcW w:type="dxa" w:w="737"/>
+          </w:tcPr>
+          <w:p>
+            <w:pPr>
+              <w:spacing w:after="40"/>
+            </w:pPr>
+            <w:r/>
+            <w:r>
+              <w:rPr>
+                <w:rFonts w:ascii="微軟正黑體" w:hAnsi="微軟正黑體" w:eastAsia="微軟正黑體"/>
+                <w:b w:val="0"/>
+                <w:color w:val="000000"/>
+                <w:sz w:val="26"/>
+              </w:rPr>
+              <w:t>—</w:t>
+            </w:r>
+          </w:p>
+        </w:tc>
+      </w:tr>
+      <w:tr>
+        <w:tc>
+          <w:tcPr>
+            <w:tcW w:type="dxa" w:w="2608"/>
+          </w:tcPr>
+          <w:p>
+            <w:pPr>
+              <w:spacing w:after="40"/>
+            </w:pPr>
+            <w:r/>
+            <w:r>
+              <w:rPr>
+                <w:rFonts w:ascii="微軟正黑體" w:hAnsi="微軟正黑體" w:eastAsia="微軟正黑體"/>
+                <w:b w:val="0"/>
+                <w:color w:val="000000"/>
+                <w:sz w:val="26"/>
+              </w:rPr>
+              <w:t>兒童及少年未來教育與發展帳戶條例</w:t>
+            </w:r>
+          </w:p>
+        </w:tc>
+        <w:tc>
+          <w:tcPr>
+            <w:tcW w:type="dxa" w:w="1304"/>
+          </w:tcPr>
+          <w:p>
+            <w:pPr>
+              <w:spacing w:after="40"/>
+            </w:pPr>
+            <w:r/>
+            <w:r>
+              <w:rPr>
+                <w:rFonts w:ascii="微軟正黑體" w:hAnsi="微軟正黑體" w:eastAsia="微軟正黑體"/>
+                <w:b w:val="0"/>
+                <w:color w:val="000000"/>
+                <w:sz w:val="26"/>
+              </w:rPr>
+              <w:t>107/06/06</w:t>
+            </w:r>
+          </w:p>
+        </w:tc>
+        <w:tc>
+          <w:tcPr>
+            <w:tcW w:type="dxa" w:w="3061"/>
+          </w:tcPr>
+          <w:p>
+            <w:pPr>
+              <w:spacing w:after="40"/>
+            </w:pPr>
+            <w:r/>
+            <w:r>
+              <w:rPr>
+                <w:rFonts w:ascii="微軟正黑體" w:hAnsi="微軟正黑體" w:eastAsia="微軟正黑體"/>
+                <w:b w:val="0"/>
+                <w:color w:val="000000"/>
+                <w:sz w:val="26"/>
+              </w:rPr>
+              <w:t>107 年制定後未曾修正</w:t>
+            </w:r>
+          </w:p>
+        </w:tc>
+        <w:tc>
+          <w:tcPr>
+            <w:tcW w:type="dxa" w:w="907"/>
+          </w:tcPr>
+          <w:p>
+            <w:pPr>
+              <w:spacing w:after="40"/>
+            </w:pPr>
+            <w:r/>
+            <w:r>
+              <w:rPr>
+                <w:rFonts w:ascii="微軟正黑體" w:hAnsi="微軟正黑體" w:eastAsia="微軟正黑體"/>
+                <w:b w:val="0"/>
+                <w:color w:val="000000"/>
+                <w:sz w:val="26"/>
+              </w:rPr>
+              <w:t>無影響</w:t>
+            </w:r>
+          </w:p>
+        </w:tc>
+        <w:tc>
+          <w:tcPr>
+            <w:tcW w:type="dxa" w:w="737"/>
+          </w:tcPr>
+          <w:p>
+            <w:pPr>
+              <w:spacing w:after="40"/>
+            </w:pPr>
+            <w:r/>
+            <w:r>
+              <w:rPr>
+                <w:rFonts w:ascii="微軟正黑體" w:hAnsi="微軟正黑體" w:eastAsia="微軟正黑體"/>
+                <w:b w:val="0"/>
+                <w:color w:val="000000"/>
+                <w:sz w:val="26"/>
+              </w:rPr>
+              <w:t>—</w:t>
+            </w:r>
+          </w:p>
+        </w:tc>
+      </w:tr>
+      <w:tr>
+        <w:tc>
+          <w:tcPr>
+            <w:tcW w:type="dxa" w:w="2608"/>
+          </w:tcPr>
+          <w:p>
+            <w:pPr>
+              <w:spacing w:after="40"/>
+            </w:pPr>
+            <w:r/>
+            <w:r>
+              <w:rPr>
+                <w:rFonts w:ascii="微軟正黑體" w:hAnsi="微軟正黑體" w:eastAsia="微軟正黑體"/>
+                <w:b w:val="0"/>
+                <w:color w:val="000000"/>
+                <w:sz w:val="26"/>
+              </w:rPr>
+              <w:t>身心障礙者權利公約施行法</w:t>
+            </w:r>
+          </w:p>
+        </w:tc>
+        <w:tc>
+          <w:tcPr>
+            <w:tcW w:type="dxa" w:w="1304"/>
+          </w:tcPr>
+          <w:p>
+            <w:pPr>
+              <w:spacing w:after="40"/>
+            </w:pPr>
+            <w:r/>
+            <w:r>
+              <w:rPr>
+                <w:rFonts w:ascii="微軟正黑體" w:hAnsi="微軟正黑體" w:eastAsia="微軟正黑體"/>
+                <w:b w:val="0"/>
+                <w:color w:val="000000"/>
+                <w:sz w:val="26"/>
+              </w:rPr>
+              <w:t>103/08/20</w:t>
+            </w:r>
+          </w:p>
+        </w:tc>
+        <w:tc>
+          <w:tcPr>
+            <w:tcW w:type="dxa" w:w="3061"/>
+          </w:tcPr>
+          <w:p>
+            <w:pPr>
+              <w:spacing w:after="40"/>
+            </w:pPr>
+            <w:r/>
+            <w:r>
+              <w:rPr>
+                <w:rFonts w:ascii="微軟正黑體" w:hAnsi="微軟正黑體" w:eastAsia="微軟正黑體"/>
+                <w:b w:val="0"/>
+                <w:color w:val="000000"/>
+                <w:sz w:val="26"/>
+              </w:rPr>
+              <w:t>103 年制定後未曾修正；公約本文不因國內修法而變動</w:t>
+            </w:r>
+          </w:p>
+        </w:tc>
+        <w:tc>
+          <w:tcPr>
+            <w:tcW w:type="dxa" w:w="907"/>
+          </w:tcPr>
+          <w:p>
+            <w:pPr>
+              <w:spacing w:after="40"/>
+            </w:pPr>
+            <w:r/>
+            <w:r>
+              <w:rPr>
+                <w:rFonts w:ascii="微軟正黑體" w:hAnsi="微軟正黑體" w:eastAsia="微軟正黑體"/>
+                <w:b w:val="0"/>
+                <w:color w:val="000000"/>
+                <w:sz w:val="26"/>
+              </w:rPr>
+              <w:t>無影響</w:t>
+            </w:r>
+          </w:p>
+        </w:tc>
+        <w:tc>
+          <w:tcPr>
+            <w:tcW w:type="dxa" w:w="737"/>
+          </w:tcPr>
+          <w:p>
+            <w:pPr>
+              <w:spacing w:after="40"/>
+            </w:pPr>
+            <w:r/>
+            <w:r>
+              <w:rPr>
+                <w:rFonts w:ascii="微軟正黑體" w:hAnsi="微軟正黑體" w:eastAsia="微軟正黑體"/>
+                <w:b w:val="0"/>
+                <w:color w:val="000000"/>
+                <w:sz w:val="26"/>
+              </w:rPr>
+              <w:t>—</w:t>
+            </w:r>
+          </w:p>
+        </w:tc>
+      </w:tr>
+      <w:tr>
+        <w:tc>
+          <w:tcPr>
+            <w:tcW w:type="dxa" w:w="2608"/>
+          </w:tcPr>
+          <w:p>
+            <w:pPr>
+              <w:spacing w:after="40"/>
+            </w:pPr>
+            <w:r/>
+            <w:r>
+              <w:rPr>
+                <w:rFonts w:ascii="微軟正黑體" w:hAnsi="微軟正黑體" w:eastAsia="微軟正黑體"/>
+                <w:b w:val="0"/>
+                <w:color w:val="000000"/>
+                <w:sz w:val="26"/>
+              </w:rPr>
+              <w:t>消除對婦女一切形式歧視公約施行法</w:t>
+            </w:r>
+          </w:p>
+        </w:tc>
+        <w:tc>
+          <w:tcPr>
+            <w:tcW w:type="dxa" w:w="1304"/>
+          </w:tcPr>
+          <w:p>
+            <w:pPr>
+              <w:spacing w:after="40"/>
+            </w:pPr>
+            <w:r/>
+            <w:r>
+              <w:rPr>
+                <w:rFonts w:ascii="微軟正黑體" w:hAnsi="微軟正黑體" w:eastAsia="微軟正黑體"/>
+                <w:b w:val="0"/>
+                <w:color w:val="000000"/>
+                <w:sz w:val="26"/>
+              </w:rPr>
+              <w:t>100/06/08</w:t>
+            </w:r>
+          </w:p>
+        </w:tc>
+        <w:tc>
+          <w:tcPr>
+            <w:tcW w:type="dxa" w:w="3061"/>
+          </w:tcPr>
+          <w:p>
+            <w:pPr>
+              <w:spacing w:after="40"/>
+            </w:pPr>
+            <w:r/>
+            <w:r>
+              <w:rPr>
+                <w:rFonts w:ascii="微軟正黑體" w:hAnsi="微軟正黑體" w:eastAsia="微軟正黑體"/>
+                <w:b w:val="0"/>
+                <w:color w:val="000000"/>
+                <w:sz w:val="26"/>
+              </w:rPr>
+              <w:t>100 年制定後未曾修正；公約本文不因國內修法而變動</w:t>
+            </w:r>
+          </w:p>
+        </w:tc>
+        <w:tc>
+          <w:tcPr>
+            <w:tcW w:type="dxa" w:w="907"/>
+          </w:tcPr>
+          <w:p>
+            <w:pPr>
+              <w:spacing w:after="40"/>
+            </w:pPr>
+            <w:r/>
+            <w:r>
+              <w:rPr>
+                <w:rFonts w:ascii="微軟正黑體" w:hAnsi="微軟正黑體" w:eastAsia="微軟正黑體"/>
+                <w:b w:val="0"/>
+                <w:color w:val="000000"/>
+                <w:sz w:val="26"/>
+              </w:rPr>
+              <w:t>無影響</w:t>
+            </w:r>
+          </w:p>
+        </w:tc>
+        <w:tc>
+          <w:tcPr>
+            <w:tcW w:type="dxa" w:w="737"/>
+          </w:tcPr>
+          <w:p>
+            <w:pPr>
+              <w:spacing w:after="40"/>
+            </w:pPr>
+            <w:r/>
+            <w:r>
+              <w:rPr>
+                <w:rFonts w:ascii="微軟正黑體" w:hAnsi="微軟正黑體" w:eastAsia="微軟正黑體"/>
+                <w:b w:val="0"/>
+                <w:color w:val="000000"/>
+                <w:sz w:val="26"/>
+              </w:rPr>
+              <w:t>—</w:t>
             </w:r>
           </w:p>
         </w:tc>
@@ -7486,7 +8984,7 @@
           <w:color w:val="000000"/>
           <w:sz w:val="24"/>
         </w:rPr>
-        <w:t>修正日期於 115 年 9 月 23 日查自全國法規資料庫（law.moj.gov.tw）。</w:t>
+        <w:t>修正日期與條文範圍於 115 年 9 月 23 日逐條查自全國法規資料庫沿革（law.moj.gov.tw）。</w:t>
       </w:r>
     </w:p>
     <w:p>

--- a/docs/社工師備考指南_十年考古題分析.docx
+++ b/docs/社工師備考指南_十年考古題分析.docx
@@ -9043,7 +9043,7 @@
           <w:color w:val="000000"/>
           <w:sz w:val="28"/>
         </w:rPr>
-        <w:t>・身心障礙者權益保障法與老人福利法都在 114/08/01 修正，兩法合計 78 題受影響，是十年題庫中過時題最集中的地方。</w:t>
+        <w:t>・身心障礙者權益保障法與老人福利法雖然都在 114/08/01 修正，但分別只改了第 53 條與第 48 條。兩法合計 79 題觸及修法，實際上多數沒被改到，所以列為「影響小」，照常練習即可。反而是家庭暴力防治法（修正 20 條）才是高風險集中處。</w:t>
       </w:r>
     </w:p>
     <w:p>
@@ -9072,7 +9072,7 @@
           <w:color w:val="000000"/>
           <w:sz w:val="28"/>
         </w:rPr>
-        <w:t>・刷題時維持預設的「不出已修法的題」，先把不會變的觀念練熟</w:t>
+        <w:t>・刷題時維持預設的「只擋高風險」，先把不會變的觀念練熟</w:t>
       </w:r>
     </w:p>
     <w:p>
@@ -9087,7 +9087,7 @@
           <w:color w:val="000000"/>
           <w:sz w:val="28"/>
         </w:rPr>
-        <w:t>・考前一個月，把這 16 部法規的現行條文各看一遍，特別是數字（金額、年齡、期限、比率）</w:t>
+        <w:t>・考前一個月，把這 24 部法規的現行條文各看一遍，特別是數字（天數、時數、年齡、人數、比例），可直接用下一節的「法規數字速記表」</w:t>
       </w:r>
     </w:p>
     <w:p>
@@ -9118,6 +9118,4615 @@
           <w:sz w:val="28"/>
         </w:rPr>
         <w:t>・這份清單有時效。法規隨時可能再修，報名前請上全國法規資料庫再確認一次</w:t>
+      </w:r>
+    </w:p>
+    <w:p>
+      <w:pPr>
+        <w:spacing w:after="80"/>
+      </w:pPr>
+      <w:r>
+        <w:rPr>
+          <w:rFonts w:ascii="微軟正黑體" w:hAnsi="微軟正黑體" w:eastAsia="微軟正黑體"/>
+          <w:b/>
+          <w:color w:val="000000"/>
+          <w:sz w:val="30"/>
+        </w:rPr>
+        <w:t>法規數字速記表</w:t>
+      </w:r>
+    </w:p>
+    <w:p>
+      <w:pPr>
+        <w:spacing w:after="80"/>
+      </w:pPr>
+      <w:r>
+        <w:rPr>
+          <w:rFonts w:ascii="微軟正黑體" w:hAnsi="微軟正黑體" w:eastAsia="微軟正黑體"/>
+          <w:b w:val="0"/>
+          <w:color w:val="000000"/>
+          <w:sz w:val="28"/>
+        </w:rPr>
+        <w:t>測驗題最愛考數字。十年題庫的社會政策與社會立法 760 題中，有 206 題（27%）的選項就是在比天數、時數、年齡、人數或金額，而且常用「把數字改掉」的錯誤選項出題。申論題寫出正確數字與條號，也是閱卷最容易辨認的得分點。</w:t>
+      </w:r>
+    </w:p>
+    <w:p>
+      <w:pPr>
+        <w:spacing w:after="120"/>
+      </w:pPr>
+      <w:r>
+        <w:rPr>
+          <w:rFonts w:ascii="微軟正黑體" w:hAnsi="微軟正黑體" w:eastAsia="微軟正黑體"/>
+          <w:b w:val="0"/>
+          <w:color w:val="000000"/>
+          <w:sz w:val="24"/>
+        </w:rPr>
+        <w:t>下表每一項均於 115 年 9 月 24 日逐條查自全國法規資料庫現行條文。「常考陷阱」欄是題庫中實際出現過的錯誤寫法。本表僅供參考，不負法律責任；法規會再修正，數字以現行條文為準。</w:t>
+      </w:r>
+    </w:p>
+    <w:tbl>
+      <w:tblPr>
+        <w:tblStyle w:val="TableGrid"/>
+        <w:tblW w:type="auto" w:w="0"/>
+        <w:jc w:val="center"/>
+        <w:tblLook w:firstColumn="1" w:firstRow="1" w:lastColumn="0" w:lastRow="0" w:noHBand="0" w:noVBand="1" w:val="04A0"/>
+      </w:tblPr>
+      <w:tblGrid>
+        <w:gridCol w:w="1904"/>
+        <w:gridCol w:w="1904"/>
+        <w:gridCol w:w="1904"/>
+        <w:gridCol w:w="1904"/>
+        <w:gridCol w:w="1904"/>
+      </w:tblGrid>
+      <w:tr>
+        <w:tc>
+          <w:tcPr>
+            <w:tcW w:type="dxa" w:w="1644"/>
+          </w:tcPr>
+          <w:p>
+            <w:pPr>
+              <w:spacing w:after="40"/>
+            </w:pPr>
+            <w:r/>
+            <w:r>
+              <w:rPr>
+                <w:rFonts w:ascii="微軟正黑體" w:hAnsi="微軟正黑體" w:eastAsia="微軟正黑體"/>
+                <w:b/>
+                <w:color w:val="000000"/>
+                <w:sz w:val="26"/>
+              </w:rPr>
+              <w:t>法規</w:t>
+            </w:r>
+          </w:p>
+        </w:tc>
+        <w:tc>
+          <w:tcPr>
+            <w:tcW w:type="dxa" w:w="1474"/>
+          </w:tcPr>
+          <w:p>
+            <w:pPr>
+              <w:spacing w:after="40"/>
+            </w:pPr>
+            <w:r/>
+            <w:r>
+              <w:rPr>
+                <w:rFonts w:ascii="微軟正黑體" w:hAnsi="微軟正黑體" w:eastAsia="微軟正黑體"/>
+                <w:b/>
+                <w:color w:val="000000"/>
+                <w:sz w:val="26"/>
+              </w:rPr>
+              <w:t>項目</w:t>
+            </w:r>
+          </w:p>
+        </w:tc>
+        <w:tc>
+          <w:tcPr>
+            <w:tcW w:type="dxa" w:w="2608"/>
+          </w:tcPr>
+          <w:p>
+            <w:pPr>
+              <w:spacing w:after="40"/>
+            </w:pPr>
+            <w:r/>
+            <w:r>
+              <w:rPr>
+                <w:rFonts w:ascii="微軟正黑體" w:hAnsi="微軟正黑體" w:eastAsia="微軟正黑體"/>
+                <w:b/>
+                <w:color w:val="000000"/>
+                <w:sz w:val="26"/>
+              </w:rPr>
+              <w:t>現行規定</w:t>
+            </w:r>
+          </w:p>
+        </w:tc>
+        <w:tc>
+          <w:tcPr>
+            <w:tcW w:type="dxa" w:w="1020"/>
+          </w:tcPr>
+          <w:p>
+            <w:pPr>
+              <w:spacing w:after="40"/>
+            </w:pPr>
+            <w:r/>
+            <w:r>
+              <w:rPr>
+                <w:rFonts w:ascii="微軟正黑體" w:hAnsi="微軟正黑體" w:eastAsia="微軟正黑體"/>
+                <w:b/>
+                <w:color w:val="000000"/>
+                <w:sz w:val="26"/>
+              </w:rPr>
+              <w:t>條號</w:t>
+            </w:r>
+          </w:p>
+        </w:tc>
+        <w:tc>
+          <w:tcPr>
+            <w:tcW w:type="dxa" w:w="1871"/>
+          </w:tcPr>
+          <w:p>
+            <w:pPr>
+              <w:spacing w:after="40"/>
+            </w:pPr>
+            <w:r/>
+            <w:r>
+              <w:rPr>
+                <w:rFonts w:ascii="微軟正黑體" w:hAnsi="微軟正黑體" w:eastAsia="微軟正黑體"/>
+                <w:b/>
+                <w:color w:val="000000"/>
+                <w:sz w:val="26"/>
+              </w:rPr>
+              <w:t>常考陷阱</w:t>
+            </w:r>
+          </w:p>
+        </w:tc>
+      </w:tr>
+      <w:tr>
+        <w:tc>
+          <w:tcPr>
+            <w:tcW w:type="dxa" w:w="1644"/>
+          </w:tcPr>
+          <w:p>
+            <w:pPr>
+              <w:spacing w:after="40"/>
+            </w:pPr>
+            <w:r/>
+            <w:r>
+              <w:rPr>
+                <w:rFonts w:ascii="微軟正黑體" w:hAnsi="微軟正黑體" w:eastAsia="微軟正黑體"/>
+                <w:b w:val="0"/>
+                <w:color w:val="000000"/>
+                <w:sz w:val="26"/>
+              </w:rPr>
+              <w:t>兒童及少年福利與權益保障法</w:t>
+            </w:r>
+          </w:p>
+        </w:tc>
+        <w:tc>
+          <w:tcPr>
+            <w:tcW w:type="dxa" w:w="1474"/>
+          </w:tcPr>
+          <w:p>
+            <w:pPr>
+              <w:spacing w:after="40"/>
+            </w:pPr>
+            <w:r/>
+            <w:r>
+              <w:rPr>
+                <w:rFonts w:ascii="微軟正黑體" w:hAnsi="微軟正黑體" w:eastAsia="微軟正黑體"/>
+                <w:b w:val="0"/>
+                <w:color w:val="000000"/>
+                <w:sz w:val="26"/>
+              </w:rPr>
+              <w:t>責任通報時限</w:t>
+            </w:r>
+          </w:p>
+        </w:tc>
+        <w:tc>
+          <w:tcPr>
+            <w:tcW w:type="dxa" w:w="2608"/>
+          </w:tcPr>
+          <w:p>
+            <w:pPr>
+              <w:spacing w:after="40"/>
+            </w:pPr>
+            <w:r/>
+            <w:r>
+              <w:rPr>
+                <w:rFonts w:ascii="微軟正黑體" w:hAnsi="微軟正黑體" w:eastAsia="微軟正黑體"/>
+                <w:b w:val="0"/>
+                <w:color w:val="000000"/>
+                <w:sz w:val="26"/>
+              </w:rPr>
+              <w:t>立即通報，至遲不得超過 24 小時</w:t>
+            </w:r>
+          </w:p>
+        </w:tc>
+        <w:tc>
+          <w:tcPr>
+            <w:tcW w:type="dxa" w:w="1020"/>
+          </w:tcPr>
+          <w:p>
+            <w:pPr>
+              <w:spacing w:after="40"/>
+            </w:pPr>
+            <w:r/>
+            <w:r>
+              <w:rPr>
+                <w:rFonts w:ascii="微軟正黑體" w:hAnsi="微軟正黑體" w:eastAsia="微軟正黑體"/>
+                <w:b w:val="0"/>
+                <w:color w:val="000000"/>
+                <w:sz w:val="26"/>
+              </w:rPr>
+              <w:t>第 53 條</w:t>
+            </w:r>
+          </w:p>
+        </w:tc>
+        <w:tc>
+          <w:tcPr>
+            <w:tcW w:type="dxa" w:w="1871"/>
+          </w:tcPr>
+          <w:p>
+            <w:pPr>
+              <w:spacing w:after="40"/>
+            </w:pPr>
+            <w:r/>
+            <w:r>
+              <w:rPr>
+                <w:rFonts w:ascii="微軟正黑體" w:hAnsi="微軟正黑體" w:eastAsia="微軟正黑體"/>
+                <w:b w:val="0"/>
+                <w:color w:val="000000"/>
+                <w:sz w:val="26"/>
+              </w:rPr>
+              <w:t>—</w:t>
+            </w:r>
+          </w:p>
+        </w:tc>
+      </w:tr>
+      <w:tr>
+        <w:tc>
+          <w:tcPr>
+            <w:tcW w:type="dxa" w:w="1644"/>
+          </w:tcPr>
+          <w:p>
+            <w:pPr>
+              <w:spacing w:after="40"/>
+            </w:pPr>
+            <w:r/>
+            <w:r>
+              <w:rPr>
+                <w:rFonts w:ascii="微軟正黑體" w:hAnsi="微軟正黑體" w:eastAsia="微軟正黑體"/>
+                <w:b w:val="0"/>
+                <w:color w:val="000000"/>
+                <w:sz w:val="26"/>
+              </w:rPr>
+              <w:t>兒童及少年福利與權益保障法</w:t>
+            </w:r>
+          </w:p>
+        </w:tc>
+        <w:tc>
+          <w:tcPr>
+            <w:tcW w:type="dxa" w:w="1474"/>
+          </w:tcPr>
+          <w:p>
+            <w:pPr>
+              <w:spacing w:after="40"/>
+            </w:pPr>
+            <w:r/>
+            <w:r>
+              <w:rPr>
+                <w:rFonts w:ascii="微軟正黑體" w:hAnsi="微軟正黑體" w:eastAsia="微軟正黑體"/>
+                <w:b w:val="0"/>
+                <w:color w:val="000000"/>
+                <w:sz w:val="26"/>
+              </w:rPr>
+              <w:t>主管機關接獲通報後</w:t>
+            </w:r>
+          </w:p>
+        </w:tc>
+        <w:tc>
+          <w:tcPr>
+            <w:tcW w:type="dxa" w:w="2608"/>
+          </w:tcPr>
+          <w:p>
+            <w:pPr>
+              <w:spacing w:after="40"/>
+            </w:pPr>
+            <w:r/>
+            <w:r>
+              <w:rPr>
+                <w:rFonts w:ascii="微軟正黑體" w:hAnsi="微軟正黑體" w:eastAsia="微軟正黑體"/>
+                <w:b w:val="0"/>
+                <w:color w:val="000000"/>
+                <w:sz w:val="26"/>
+              </w:rPr>
+              <w:t>立即分級分類處理，至遲不得超過 24 小時</w:t>
+            </w:r>
+          </w:p>
+        </w:tc>
+        <w:tc>
+          <w:tcPr>
+            <w:tcW w:type="dxa" w:w="1020"/>
+          </w:tcPr>
+          <w:p>
+            <w:pPr>
+              <w:spacing w:after="40"/>
+            </w:pPr>
+            <w:r/>
+            <w:r>
+              <w:rPr>
+                <w:rFonts w:ascii="微軟正黑體" w:hAnsi="微軟正黑體" w:eastAsia="微軟正黑體"/>
+                <w:b w:val="0"/>
+                <w:color w:val="000000"/>
+                <w:sz w:val="26"/>
+              </w:rPr>
+              <w:t>第 56 條</w:t>
+            </w:r>
+          </w:p>
+        </w:tc>
+        <w:tc>
+          <w:tcPr>
+            <w:tcW w:type="dxa" w:w="1871"/>
+          </w:tcPr>
+          <w:p>
+            <w:pPr>
+              <w:spacing w:after="40"/>
+            </w:pPr>
+            <w:r/>
+            <w:r>
+              <w:rPr>
+                <w:rFonts w:ascii="微軟正黑體" w:hAnsi="微軟正黑體" w:eastAsia="微軟正黑體"/>
+                <w:b w:val="0"/>
+                <w:color w:val="000000"/>
+                <w:sz w:val="26"/>
+              </w:rPr>
+              <w:t>—</w:t>
+            </w:r>
+          </w:p>
+        </w:tc>
+      </w:tr>
+      <w:tr>
+        <w:tc>
+          <w:tcPr>
+            <w:tcW w:type="dxa" w:w="1644"/>
+          </w:tcPr>
+          <w:p>
+            <w:pPr>
+              <w:spacing w:after="40"/>
+            </w:pPr>
+            <w:r/>
+            <w:r>
+              <w:rPr>
+                <w:rFonts w:ascii="微軟正黑體" w:hAnsi="微軟正黑體" w:eastAsia="微軟正黑體"/>
+                <w:b w:val="0"/>
+                <w:color w:val="000000"/>
+                <w:sz w:val="26"/>
+              </w:rPr>
+              <w:t>兒童及少年福利與權益保障法</w:t>
+            </w:r>
+          </w:p>
+        </w:tc>
+        <w:tc>
+          <w:tcPr>
+            <w:tcW w:type="dxa" w:w="1474"/>
+          </w:tcPr>
+          <w:p>
+            <w:pPr>
+              <w:spacing w:after="40"/>
+            </w:pPr>
+            <w:r/>
+            <w:r>
+              <w:rPr>
+                <w:rFonts w:ascii="微軟正黑體" w:hAnsi="微軟正黑體" w:eastAsia="微軟正黑體"/>
+                <w:b w:val="0"/>
+                <w:color w:val="000000"/>
+                <w:sz w:val="26"/>
+              </w:rPr>
+              <w:t>緊急安置</w:t>
+            </w:r>
+          </w:p>
+        </w:tc>
+        <w:tc>
+          <w:tcPr>
+            <w:tcW w:type="dxa" w:w="2608"/>
+          </w:tcPr>
+          <w:p>
+            <w:pPr>
+              <w:spacing w:after="40"/>
+            </w:pPr>
+            <w:r/>
+            <w:r>
+              <w:rPr>
+                <w:rFonts w:ascii="微軟正黑體" w:hAnsi="微軟正黑體" w:eastAsia="微軟正黑體"/>
+                <w:b w:val="0"/>
+                <w:color w:val="000000"/>
+                <w:sz w:val="26"/>
+              </w:rPr>
+              <w:t>不得超過 72 小時；需繼續安置者聲請法院裁定</w:t>
+            </w:r>
+          </w:p>
+        </w:tc>
+        <w:tc>
+          <w:tcPr>
+            <w:tcW w:type="dxa" w:w="1020"/>
+          </w:tcPr>
+          <w:p>
+            <w:pPr>
+              <w:spacing w:after="40"/>
+            </w:pPr>
+            <w:r/>
+            <w:r>
+              <w:rPr>
+                <w:rFonts w:ascii="微軟正黑體" w:hAnsi="微軟正黑體" w:eastAsia="微軟正黑體"/>
+                <w:b w:val="0"/>
+                <w:color w:val="000000"/>
+                <w:sz w:val="26"/>
+              </w:rPr>
+              <w:t>第 56 條</w:t>
+            </w:r>
+          </w:p>
+        </w:tc>
+        <w:tc>
+          <w:tcPr>
+            <w:tcW w:type="dxa" w:w="1871"/>
+          </w:tcPr>
+          <w:p>
+            <w:pPr>
+              <w:spacing w:after="40"/>
+            </w:pPr>
+            <w:r/>
+            <w:r>
+              <w:rPr>
+                <w:rFonts w:ascii="微軟正黑體" w:hAnsi="微軟正黑體" w:eastAsia="微軟正黑體"/>
+                <w:b w:val="0"/>
+                <w:color w:val="000000"/>
+                <w:sz w:val="26"/>
+              </w:rPr>
+              <w:t>—</w:t>
+            </w:r>
+          </w:p>
+        </w:tc>
+      </w:tr>
+      <w:tr>
+        <w:tc>
+          <w:tcPr>
+            <w:tcW w:type="dxa" w:w="1644"/>
+          </w:tcPr>
+          <w:p>
+            <w:pPr>
+              <w:spacing w:after="40"/>
+            </w:pPr>
+            <w:r/>
+            <w:r>
+              <w:rPr>
+                <w:rFonts w:ascii="微軟正黑體" w:hAnsi="微軟正黑體" w:eastAsia="微軟正黑體"/>
+                <w:b w:val="0"/>
+                <w:color w:val="000000"/>
+                <w:sz w:val="26"/>
+              </w:rPr>
+              <w:t>兒童及少年福利與權益保障法</w:t>
+            </w:r>
+          </w:p>
+        </w:tc>
+        <w:tc>
+          <w:tcPr>
+            <w:tcW w:type="dxa" w:w="1474"/>
+          </w:tcPr>
+          <w:p>
+            <w:pPr>
+              <w:spacing w:after="40"/>
+            </w:pPr>
+            <w:r/>
+            <w:r>
+              <w:rPr>
+                <w:rFonts w:ascii="微軟正黑體" w:hAnsi="微軟正黑體" w:eastAsia="微軟正黑體"/>
+                <w:b w:val="0"/>
+                <w:color w:val="000000"/>
+                <w:sz w:val="26"/>
+              </w:rPr>
+              <w:t>繼續安置</w:t>
+            </w:r>
+          </w:p>
+        </w:tc>
+        <w:tc>
+          <w:tcPr>
+            <w:tcW w:type="dxa" w:w="2608"/>
+          </w:tcPr>
+          <w:p>
+            <w:pPr>
+              <w:spacing w:after="40"/>
+            </w:pPr>
+            <w:r/>
+            <w:r>
+              <w:rPr>
+                <w:rFonts w:ascii="微軟正黑體" w:hAnsi="微軟正黑體" w:eastAsia="微軟正黑體"/>
+                <w:b w:val="0"/>
+                <w:color w:val="000000"/>
+                <w:sz w:val="26"/>
+              </w:rPr>
+              <w:t>以 3 個月為限，必要時每次得聲請延長 3 個月</w:t>
+            </w:r>
+          </w:p>
+        </w:tc>
+        <w:tc>
+          <w:tcPr>
+            <w:tcW w:type="dxa" w:w="1020"/>
+          </w:tcPr>
+          <w:p>
+            <w:pPr>
+              <w:spacing w:after="40"/>
+            </w:pPr>
+            <w:r/>
+            <w:r>
+              <w:rPr>
+                <w:rFonts w:ascii="微軟正黑體" w:hAnsi="微軟正黑體" w:eastAsia="微軟正黑體"/>
+                <w:b w:val="0"/>
+                <w:color w:val="000000"/>
+                <w:sz w:val="26"/>
+              </w:rPr>
+              <w:t>第 57 條</w:t>
+            </w:r>
+          </w:p>
+        </w:tc>
+        <w:tc>
+          <w:tcPr>
+            <w:tcW w:type="dxa" w:w="1871"/>
+          </w:tcPr>
+          <w:p>
+            <w:pPr>
+              <w:spacing w:after="40"/>
+            </w:pPr>
+            <w:r/>
+            <w:r>
+              <w:rPr>
+                <w:rFonts w:ascii="微軟正黑體" w:hAnsi="微軟正黑體" w:eastAsia="微軟正黑體"/>
+                <w:b w:val="0"/>
+                <w:color w:val="000000"/>
+                <w:sz w:val="26"/>
+              </w:rPr>
+              <w:t>—</w:t>
+            </w:r>
+          </w:p>
+        </w:tc>
+      </w:tr>
+      <w:tr>
+        <w:tc>
+          <w:tcPr>
+            <w:tcW w:type="dxa" w:w="1644"/>
+          </w:tcPr>
+          <w:p>
+            <w:pPr>
+              <w:spacing w:after="40"/>
+            </w:pPr>
+            <w:r/>
+            <w:r>
+              <w:rPr>
+                <w:rFonts w:ascii="微軟正黑體" w:hAnsi="微軟正黑體" w:eastAsia="微軟正黑體"/>
+                <w:b w:val="0"/>
+                <w:color w:val="000000"/>
+                <w:sz w:val="26"/>
+              </w:rPr>
+              <w:t>兒童及少年福利與權益保障法</w:t>
+            </w:r>
+          </w:p>
+        </w:tc>
+        <w:tc>
+          <w:tcPr>
+            <w:tcW w:type="dxa" w:w="1474"/>
+          </w:tcPr>
+          <w:p>
+            <w:pPr>
+              <w:spacing w:after="40"/>
+            </w:pPr>
+            <w:r/>
+            <w:r>
+              <w:rPr>
+                <w:rFonts w:ascii="微軟正黑體" w:hAnsi="微軟正黑體" w:eastAsia="微軟正黑體"/>
+                <w:b w:val="0"/>
+                <w:color w:val="000000"/>
+                <w:sz w:val="26"/>
+              </w:rPr>
+              <w:t>兒童／少年年齡</w:t>
+            </w:r>
+          </w:p>
+        </w:tc>
+        <w:tc>
+          <w:tcPr>
+            <w:tcW w:type="dxa" w:w="2608"/>
+          </w:tcPr>
+          <w:p>
+            <w:pPr>
+              <w:spacing w:after="40"/>
+            </w:pPr>
+            <w:r/>
+            <w:r>
+              <w:rPr>
+                <w:rFonts w:ascii="微軟正黑體" w:hAnsi="微軟正黑體" w:eastAsia="微軟正黑體"/>
+                <w:b w:val="0"/>
+                <w:color w:val="000000"/>
+                <w:sz w:val="26"/>
+              </w:rPr>
+              <w:t>兒童未滿 12 歲；少年 12 歲以上未滿 18 歲</w:t>
+            </w:r>
+          </w:p>
+        </w:tc>
+        <w:tc>
+          <w:tcPr>
+            <w:tcW w:type="dxa" w:w="1020"/>
+          </w:tcPr>
+          <w:p>
+            <w:pPr>
+              <w:spacing w:after="40"/>
+            </w:pPr>
+            <w:r/>
+            <w:r>
+              <w:rPr>
+                <w:rFonts w:ascii="微軟正黑體" w:hAnsi="微軟正黑體" w:eastAsia="微軟正黑體"/>
+                <w:b w:val="0"/>
+                <w:color w:val="000000"/>
+                <w:sz w:val="26"/>
+              </w:rPr>
+              <w:t>第 2 條</w:t>
+            </w:r>
+          </w:p>
+        </w:tc>
+        <w:tc>
+          <w:tcPr>
+            <w:tcW w:type="dxa" w:w="1871"/>
+          </w:tcPr>
+          <w:p>
+            <w:pPr>
+              <w:spacing w:after="40"/>
+            </w:pPr>
+            <w:r/>
+            <w:r>
+              <w:rPr>
+                <w:rFonts w:ascii="微軟正黑體" w:hAnsi="微軟正黑體" w:eastAsia="微軟正黑體"/>
+                <w:b w:val="0"/>
+                <w:color w:val="000000"/>
+                <w:sz w:val="26"/>
+              </w:rPr>
+              <w:t>—</w:t>
+            </w:r>
+          </w:p>
+        </w:tc>
+      </w:tr>
+      <w:tr>
+        <w:tc>
+          <w:tcPr>
+            <w:tcW w:type="dxa" w:w="1644"/>
+          </w:tcPr>
+          <w:p>
+            <w:pPr>
+              <w:spacing w:after="40"/>
+            </w:pPr>
+            <w:r/>
+            <w:r>
+              <w:rPr>
+                <w:rFonts w:ascii="微軟正黑體" w:hAnsi="微軟正黑體" w:eastAsia="微軟正黑體"/>
+                <w:b w:val="0"/>
+                <w:color w:val="000000"/>
+                <w:sz w:val="26"/>
+              </w:rPr>
+              <w:t>家庭暴力防治法</w:t>
+            </w:r>
+          </w:p>
+        </w:tc>
+        <w:tc>
+          <w:tcPr>
+            <w:tcW w:type="dxa" w:w="1474"/>
+          </w:tcPr>
+          <w:p>
+            <w:pPr>
+              <w:spacing w:after="40"/>
+            </w:pPr>
+            <w:r/>
+            <w:r>
+              <w:rPr>
+                <w:rFonts w:ascii="微軟正黑體" w:hAnsi="微軟正黑體" w:eastAsia="微軟正黑體"/>
+                <w:b w:val="0"/>
+                <w:color w:val="000000"/>
+                <w:sz w:val="26"/>
+              </w:rPr>
+              <w:t>責任通報時限</w:t>
+            </w:r>
+          </w:p>
+        </w:tc>
+        <w:tc>
+          <w:tcPr>
+            <w:tcW w:type="dxa" w:w="2608"/>
+          </w:tcPr>
+          <w:p>
+            <w:pPr>
+              <w:spacing w:after="40"/>
+            </w:pPr>
+            <w:r/>
+            <w:r>
+              <w:rPr>
+                <w:rFonts w:ascii="微軟正黑體" w:hAnsi="微軟正黑體" w:eastAsia="微軟正黑體"/>
+                <w:b w:val="0"/>
+                <w:color w:val="000000"/>
+                <w:sz w:val="26"/>
+              </w:rPr>
+              <w:t>至遲不得逾 24 小時</w:t>
+            </w:r>
+          </w:p>
+        </w:tc>
+        <w:tc>
+          <w:tcPr>
+            <w:tcW w:type="dxa" w:w="1020"/>
+          </w:tcPr>
+          <w:p>
+            <w:pPr>
+              <w:spacing w:after="40"/>
+            </w:pPr>
+            <w:r/>
+            <w:r>
+              <w:rPr>
+                <w:rFonts w:ascii="微軟正黑體" w:hAnsi="微軟正黑體" w:eastAsia="微軟正黑體"/>
+                <w:b w:val="0"/>
+                <w:color w:val="000000"/>
+                <w:sz w:val="26"/>
+              </w:rPr>
+              <w:t>第 50 條</w:t>
+            </w:r>
+          </w:p>
+        </w:tc>
+        <w:tc>
+          <w:tcPr>
+            <w:tcW w:type="dxa" w:w="1871"/>
+          </w:tcPr>
+          <w:p>
+            <w:pPr>
+              <w:spacing w:after="40"/>
+            </w:pPr>
+            <w:r/>
+            <w:r>
+              <w:rPr>
+                <w:rFonts w:ascii="微軟正黑體" w:hAnsi="微軟正黑體" w:eastAsia="微軟正黑體"/>
+                <w:b w:val="0"/>
+                <w:color w:val="000000"/>
+                <w:sz w:val="26"/>
+              </w:rPr>
+              <w:t>—</w:t>
+            </w:r>
+          </w:p>
+        </w:tc>
+      </w:tr>
+      <w:tr>
+        <w:tc>
+          <w:tcPr>
+            <w:tcW w:type="dxa" w:w="1644"/>
+          </w:tcPr>
+          <w:p>
+            <w:pPr>
+              <w:spacing w:after="40"/>
+            </w:pPr>
+            <w:r/>
+            <w:r>
+              <w:rPr>
+                <w:rFonts w:ascii="微軟正黑體" w:hAnsi="微軟正黑體" w:eastAsia="微軟正黑體"/>
+                <w:b w:val="0"/>
+                <w:color w:val="000000"/>
+                <w:sz w:val="26"/>
+              </w:rPr>
+              <w:t>家庭暴力防治法</w:t>
+            </w:r>
+          </w:p>
+        </w:tc>
+        <w:tc>
+          <w:tcPr>
+            <w:tcW w:type="dxa" w:w="1474"/>
+          </w:tcPr>
+          <w:p>
+            <w:pPr>
+              <w:spacing w:after="40"/>
+            </w:pPr>
+            <w:r/>
+            <w:r>
+              <w:rPr>
+                <w:rFonts w:ascii="微軟正黑體" w:hAnsi="微軟正黑體" w:eastAsia="微軟正黑體"/>
+                <w:b w:val="0"/>
+                <w:color w:val="000000"/>
+                <w:sz w:val="26"/>
+              </w:rPr>
+              <w:t>通常保護令有效期間</w:t>
+            </w:r>
+          </w:p>
+        </w:tc>
+        <w:tc>
+          <w:tcPr>
+            <w:tcW w:type="dxa" w:w="2608"/>
+          </w:tcPr>
+          <w:p>
+            <w:pPr>
+              <w:spacing w:after="40"/>
+            </w:pPr>
+            <w:r/>
+            <w:r>
+              <w:rPr>
+                <w:rFonts w:ascii="微軟正黑體" w:hAnsi="微軟正黑體" w:eastAsia="微軟正黑體"/>
+                <w:b w:val="0"/>
+                <w:color w:val="000000"/>
+                <w:sz w:val="26"/>
+              </w:rPr>
+              <w:t>2 年以下；得聲請延長，每次 2 年以下</w:t>
+            </w:r>
+          </w:p>
+        </w:tc>
+        <w:tc>
+          <w:tcPr>
+            <w:tcW w:type="dxa" w:w="1020"/>
+          </w:tcPr>
+          <w:p>
+            <w:pPr>
+              <w:spacing w:after="40"/>
+            </w:pPr>
+            <w:r/>
+            <w:r>
+              <w:rPr>
+                <w:rFonts w:ascii="微軟正黑體" w:hAnsi="微軟正黑體" w:eastAsia="微軟正黑體"/>
+                <w:b w:val="0"/>
+                <w:color w:val="000000"/>
+                <w:sz w:val="26"/>
+              </w:rPr>
+              <w:t>第 15 條</w:t>
+            </w:r>
+          </w:p>
+        </w:tc>
+        <w:tc>
+          <w:tcPr>
+            <w:tcW w:type="dxa" w:w="1871"/>
+          </w:tcPr>
+          <w:p>
+            <w:pPr>
+              <w:spacing w:after="40"/>
+            </w:pPr>
+            <w:r/>
+            <w:r>
+              <w:rPr>
+                <w:rFonts w:ascii="微軟正黑體" w:hAnsi="微軟正黑體" w:eastAsia="微軟正黑體"/>
+                <w:b w:val="0"/>
+                <w:color w:val="000000"/>
+                <w:sz w:val="26"/>
+              </w:rPr>
+              <w:t>—</w:t>
+            </w:r>
+          </w:p>
+        </w:tc>
+      </w:tr>
+      <w:tr>
+        <w:tc>
+          <w:tcPr>
+            <w:tcW w:type="dxa" w:w="1644"/>
+          </w:tcPr>
+          <w:p>
+            <w:pPr>
+              <w:spacing w:after="40"/>
+            </w:pPr>
+            <w:r/>
+            <w:r>
+              <w:rPr>
+                <w:rFonts w:ascii="微軟正黑體" w:hAnsi="微軟正黑體" w:eastAsia="微軟正黑體"/>
+                <w:b w:val="0"/>
+                <w:color w:val="000000"/>
+                <w:sz w:val="26"/>
+              </w:rPr>
+              <w:t>家庭暴力防治法</w:t>
+            </w:r>
+          </w:p>
+        </w:tc>
+        <w:tc>
+          <w:tcPr>
+            <w:tcW w:type="dxa" w:w="1474"/>
+          </w:tcPr>
+          <w:p>
+            <w:pPr>
+              <w:spacing w:after="40"/>
+            </w:pPr>
+            <w:r/>
+            <w:r>
+              <w:rPr>
+                <w:rFonts w:ascii="微軟正黑體" w:hAnsi="微軟正黑體" w:eastAsia="微軟正黑體"/>
+                <w:b w:val="0"/>
+                <w:color w:val="000000"/>
+                <w:sz w:val="26"/>
+              </w:rPr>
+              <w:t>緊急保護令核發</w:t>
+            </w:r>
+          </w:p>
+        </w:tc>
+        <w:tc>
+          <w:tcPr>
+            <w:tcW w:type="dxa" w:w="2608"/>
+          </w:tcPr>
+          <w:p>
+            <w:pPr>
+              <w:spacing w:after="40"/>
+            </w:pPr>
+            <w:r/>
+            <w:r>
+              <w:rPr>
+                <w:rFonts w:ascii="微軟正黑體" w:hAnsi="微軟正黑體" w:eastAsia="微軟正黑體"/>
+                <w:b w:val="0"/>
+                <w:color w:val="000000"/>
+                <w:sz w:val="26"/>
+              </w:rPr>
+              <w:t>4 小時內</w:t>
+            </w:r>
+          </w:p>
+        </w:tc>
+        <w:tc>
+          <w:tcPr>
+            <w:tcW w:type="dxa" w:w="1020"/>
+          </w:tcPr>
+          <w:p>
+            <w:pPr>
+              <w:spacing w:after="40"/>
+            </w:pPr>
+            <w:r/>
+            <w:r>
+              <w:rPr>
+                <w:rFonts w:ascii="微軟正黑體" w:hAnsi="微軟正黑體" w:eastAsia="微軟正黑體"/>
+                <w:b w:val="0"/>
+                <w:color w:val="000000"/>
+                <w:sz w:val="26"/>
+              </w:rPr>
+              <w:t>第 16 條</w:t>
+            </w:r>
+          </w:p>
+        </w:tc>
+        <w:tc>
+          <w:tcPr>
+            <w:tcW w:type="dxa" w:w="1871"/>
+          </w:tcPr>
+          <w:p>
+            <w:pPr>
+              <w:spacing w:after="40"/>
+            </w:pPr>
+            <w:r/>
+            <w:r>
+              <w:rPr>
+                <w:rFonts w:ascii="微軟正黑體" w:hAnsi="微軟正黑體" w:eastAsia="微軟正黑體"/>
+                <w:b w:val="0"/>
+                <w:color w:val="000000"/>
+                <w:sz w:val="26"/>
+              </w:rPr>
+              <w:t>「應於 24 小時內核發緊急保護令」是題庫出現過的錯誤選項</w:t>
+            </w:r>
+          </w:p>
+        </w:tc>
+      </w:tr>
+      <w:tr>
+        <w:tc>
+          <w:tcPr>
+            <w:tcW w:type="dxa" w:w="1644"/>
+          </w:tcPr>
+          <w:p>
+            <w:pPr>
+              <w:spacing w:after="40"/>
+            </w:pPr>
+            <w:r/>
+            <w:r>
+              <w:rPr>
+                <w:rFonts w:ascii="微軟正黑體" w:hAnsi="微軟正黑體" w:eastAsia="微軟正黑體"/>
+                <w:b w:val="0"/>
+                <w:color w:val="000000"/>
+                <w:sz w:val="26"/>
+              </w:rPr>
+              <w:t>家庭暴力防治法</w:t>
+            </w:r>
+          </w:p>
+        </w:tc>
+        <w:tc>
+          <w:tcPr>
+            <w:tcW w:type="dxa" w:w="1474"/>
+          </w:tcPr>
+          <w:p>
+            <w:pPr>
+              <w:spacing w:after="40"/>
+            </w:pPr>
+            <w:r/>
+            <w:r>
+              <w:rPr>
+                <w:rFonts w:ascii="微軟正黑體" w:hAnsi="微軟正黑體" w:eastAsia="微軟正黑體"/>
+                <w:b w:val="0"/>
+                <w:color w:val="000000"/>
+                <w:sz w:val="26"/>
+              </w:rPr>
+              <w:t>未同居親密關係暴力適用年齡</w:t>
+            </w:r>
+          </w:p>
+        </w:tc>
+        <w:tc>
+          <w:tcPr>
+            <w:tcW w:type="dxa" w:w="2608"/>
+          </w:tcPr>
+          <w:p>
+            <w:pPr>
+              <w:spacing w:after="40"/>
+            </w:pPr>
+            <w:r/>
+            <w:r>
+              <w:rPr>
+                <w:rFonts w:ascii="微軟正黑體" w:hAnsi="微軟正黑體" w:eastAsia="微軟正黑體"/>
+                <w:b w:val="0"/>
+                <w:color w:val="000000"/>
+                <w:sz w:val="26"/>
+              </w:rPr>
+              <w:t>被害人年滿 16 歲</w:t>
+            </w:r>
+          </w:p>
+        </w:tc>
+        <w:tc>
+          <w:tcPr>
+            <w:tcW w:type="dxa" w:w="1020"/>
+          </w:tcPr>
+          <w:p>
+            <w:pPr>
+              <w:spacing w:after="40"/>
+            </w:pPr>
+            <w:r/>
+            <w:r>
+              <w:rPr>
+                <w:rFonts w:ascii="微軟正黑體" w:hAnsi="微軟正黑體" w:eastAsia="微軟正黑體"/>
+                <w:b w:val="0"/>
+                <w:color w:val="000000"/>
+                <w:sz w:val="26"/>
+              </w:rPr>
+              <w:t>第 63 條之 1</w:t>
+            </w:r>
+          </w:p>
+        </w:tc>
+        <w:tc>
+          <w:tcPr>
+            <w:tcW w:type="dxa" w:w="1871"/>
+          </w:tcPr>
+          <w:p>
+            <w:pPr>
+              <w:spacing w:after="40"/>
+            </w:pPr>
+            <w:r/>
+            <w:r>
+              <w:rPr>
+                <w:rFonts w:ascii="微軟正黑體" w:hAnsi="微軟正黑體" w:eastAsia="微軟正黑體"/>
+                <w:b w:val="0"/>
+                <w:color w:val="000000"/>
+                <w:sz w:val="26"/>
+              </w:rPr>
+              <w:t>—</w:t>
+            </w:r>
+          </w:p>
+        </w:tc>
+      </w:tr>
+      <w:tr>
+        <w:tc>
+          <w:tcPr>
+            <w:tcW w:type="dxa" w:w="1644"/>
+          </w:tcPr>
+          <w:p>
+            <w:pPr>
+              <w:spacing w:after="40"/>
+            </w:pPr>
+            <w:r/>
+            <w:r>
+              <w:rPr>
+                <w:rFonts w:ascii="微軟正黑體" w:hAnsi="微軟正黑體" w:eastAsia="微軟正黑體"/>
+                <w:b w:val="0"/>
+                <w:color w:val="000000"/>
+                <w:sz w:val="26"/>
+              </w:rPr>
+              <w:t>性侵害犯罪防治法</w:t>
+            </w:r>
+          </w:p>
+        </w:tc>
+        <w:tc>
+          <w:tcPr>
+            <w:tcW w:type="dxa" w:w="1474"/>
+          </w:tcPr>
+          <w:p>
+            <w:pPr>
+              <w:spacing w:after="40"/>
+            </w:pPr>
+            <w:r/>
+            <w:r>
+              <w:rPr>
+                <w:rFonts w:ascii="微軟正黑體" w:hAnsi="微軟正黑體" w:eastAsia="微軟正黑體"/>
+                <w:b w:val="0"/>
+                <w:color w:val="000000"/>
+                <w:sz w:val="26"/>
+              </w:rPr>
+              <w:t>責任通報時限</w:t>
+            </w:r>
+          </w:p>
+        </w:tc>
+        <w:tc>
+          <w:tcPr>
+            <w:tcW w:type="dxa" w:w="2608"/>
+          </w:tcPr>
+          <w:p>
+            <w:pPr>
+              <w:spacing w:after="40"/>
+            </w:pPr>
+            <w:r/>
+            <w:r>
+              <w:rPr>
+                <w:rFonts w:ascii="微軟正黑體" w:hAnsi="微軟正黑體" w:eastAsia="微軟正黑體"/>
+                <w:b w:val="0"/>
+                <w:color w:val="000000"/>
+                <w:sz w:val="26"/>
+              </w:rPr>
+              <w:t>立即通報，至遲不得超過 24 小時</w:t>
+            </w:r>
+          </w:p>
+        </w:tc>
+        <w:tc>
+          <w:tcPr>
+            <w:tcW w:type="dxa" w:w="1020"/>
+          </w:tcPr>
+          <w:p>
+            <w:pPr>
+              <w:spacing w:after="40"/>
+            </w:pPr>
+            <w:r/>
+            <w:r>
+              <w:rPr>
+                <w:rFonts w:ascii="微軟正黑體" w:hAnsi="微軟正黑體" w:eastAsia="微軟正黑體"/>
+                <w:b w:val="0"/>
+                <w:color w:val="000000"/>
+                <w:sz w:val="26"/>
+              </w:rPr>
+              <w:t>第 11 條</w:t>
+            </w:r>
+          </w:p>
+        </w:tc>
+        <w:tc>
+          <w:tcPr>
+            <w:tcW w:type="dxa" w:w="1871"/>
+          </w:tcPr>
+          <w:p>
+            <w:pPr>
+              <w:spacing w:after="40"/>
+            </w:pPr>
+            <w:r/>
+            <w:r>
+              <w:rPr>
+                <w:rFonts w:ascii="微軟正黑體" w:hAnsi="微軟正黑體" w:eastAsia="微軟正黑體"/>
+                <w:b w:val="0"/>
+                <w:color w:val="000000"/>
+                <w:sz w:val="26"/>
+              </w:rPr>
+              <w:t>112 年全文修正後條號改變，舊題寫的「第 8 條」已不適用</w:t>
+            </w:r>
+          </w:p>
+        </w:tc>
+      </w:tr>
+      <w:tr>
+        <w:tc>
+          <w:tcPr>
+            <w:tcW w:type="dxa" w:w="1644"/>
+          </w:tcPr>
+          <w:p>
+            <w:pPr>
+              <w:spacing w:after="40"/>
+            </w:pPr>
+            <w:r/>
+            <w:r>
+              <w:rPr>
+                <w:rFonts w:ascii="微軟正黑體" w:hAnsi="微軟正黑體" w:eastAsia="微軟正黑體"/>
+                <w:b w:val="0"/>
+                <w:color w:val="000000"/>
+                <w:sz w:val="26"/>
+              </w:rPr>
+              <w:t>性侵害犯罪防治法</w:t>
+            </w:r>
+          </w:p>
+        </w:tc>
+        <w:tc>
+          <w:tcPr>
+            <w:tcW w:type="dxa" w:w="1474"/>
+          </w:tcPr>
+          <w:p>
+            <w:pPr>
+              <w:spacing w:after="40"/>
+            </w:pPr>
+            <w:r/>
+            <w:r>
+              <w:rPr>
+                <w:rFonts w:ascii="微軟正黑體" w:hAnsi="微軟正黑體" w:eastAsia="微軟正黑體"/>
+                <w:b w:val="0"/>
+                <w:color w:val="000000"/>
+                <w:sz w:val="26"/>
+              </w:rPr>
+              <w:t>驗傷採證的同意</w:t>
+            </w:r>
+          </w:p>
+        </w:tc>
+        <w:tc>
+          <w:tcPr>
+            <w:tcW w:type="dxa" w:w="2608"/>
+          </w:tcPr>
+          <w:p>
+            <w:pPr>
+              <w:spacing w:after="40"/>
+            </w:pPr>
+            <w:r/>
+            <w:r>
+              <w:rPr>
+                <w:rFonts w:ascii="微軟正黑體" w:hAnsi="微軟正黑體" w:eastAsia="微軟正黑體"/>
+                <w:b w:val="0"/>
+                <w:color w:val="000000"/>
+                <w:sz w:val="26"/>
+              </w:rPr>
+              <w:t>原則應經被害人同意；未滿 12 歲者應經法定代理人同意</w:t>
+            </w:r>
+          </w:p>
+        </w:tc>
+        <w:tc>
+          <w:tcPr>
+            <w:tcW w:type="dxa" w:w="1020"/>
+          </w:tcPr>
+          <w:p>
+            <w:pPr>
+              <w:spacing w:after="40"/>
+            </w:pPr>
+            <w:r/>
+            <w:r>
+              <w:rPr>
+                <w:rFonts w:ascii="微軟正黑體" w:hAnsi="微軟正黑體" w:eastAsia="微軟正黑體"/>
+                <w:b w:val="0"/>
+                <w:color w:val="000000"/>
+                <w:sz w:val="26"/>
+              </w:rPr>
+              <w:t>第 17 條</w:t>
+            </w:r>
+          </w:p>
+        </w:tc>
+        <w:tc>
+          <w:tcPr>
+            <w:tcW w:type="dxa" w:w="1871"/>
+          </w:tcPr>
+          <w:p>
+            <w:pPr>
+              <w:spacing w:after="40"/>
+            </w:pPr>
+            <w:r/>
+            <w:r>
+              <w:rPr>
+                <w:rFonts w:ascii="微軟正黑體" w:hAnsi="微軟正黑體" w:eastAsia="微軟正黑體"/>
+                <w:b w:val="0"/>
+                <w:color w:val="000000"/>
+                <w:sz w:val="26"/>
+              </w:rPr>
+              <w:t>—</w:t>
+            </w:r>
+          </w:p>
+        </w:tc>
+      </w:tr>
+      <w:tr>
+        <w:tc>
+          <w:tcPr>
+            <w:tcW w:type="dxa" w:w="1644"/>
+          </w:tcPr>
+          <w:p>
+            <w:pPr>
+              <w:spacing w:after="40"/>
+            </w:pPr>
+            <w:r/>
+            <w:r>
+              <w:rPr>
+                <w:rFonts w:ascii="微軟正黑體" w:hAnsi="微軟正黑體" w:eastAsia="微軟正黑體"/>
+                <w:b w:val="0"/>
+                <w:color w:val="000000"/>
+                <w:sz w:val="26"/>
+              </w:rPr>
+              <w:t>性侵害犯罪防治法</w:t>
+            </w:r>
+          </w:p>
+        </w:tc>
+        <w:tc>
+          <w:tcPr>
+            <w:tcW w:type="dxa" w:w="1474"/>
+          </w:tcPr>
+          <w:p>
+            <w:pPr>
+              <w:spacing w:after="40"/>
+            </w:pPr>
+            <w:r/>
+            <w:r>
+              <w:rPr>
+                <w:rFonts w:ascii="微軟正黑體" w:hAnsi="微軟正黑體" w:eastAsia="微軟正黑體"/>
+                <w:b w:val="0"/>
+                <w:color w:val="000000"/>
+                <w:sz w:val="26"/>
+              </w:rPr>
+              <w:t>媒體報導限制</w:t>
+            </w:r>
+          </w:p>
+        </w:tc>
+        <w:tc>
+          <w:tcPr>
+            <w:tcW w:type="dxa" w:w="2608"/>
+          </w:tcPr>
+          <w:p>
+            <w:pPr>
+              <w:spacing w:after="40"/>
+            </w:pPr>
+            <w:r/>
+            <w:r>
+              <w:rPr>
+                <w:rFonts w:ascii="微軟正黑體" w:hAnsi="微軟正黑體" w:eastAsia="微軟正黑體"/>
+                <w:b w:val="0"/>
+                <w:color w:val="000000"/>
+                <w:sz w:val="26"/>
+              </w:rPr>
+              <w:t>不得報導或記載被害人姓名或足資識別身分之資訊</w:t>
+            </w:r>
+          </w:p>
+        </w:tc>
+        <w:tc>
+          <w:tcPr>
+            <w:tcW w:type="dxa" w:w="1020"/>
+          </w:tcPr>
+          <w:p>
+            <w:pPr>
+              <w:spacing w:after="40"/>
+            </w:pPr>
+            <w:r/>
+            <w:r>
+              <w:rPr>
+                <w:rFonts w:ascii="微軟正黑體" w:hAnsi="微軟正黑體" w:eastAsia="微軟正黑體"/>
+                <w:b w:val="0"/>
+                <w:color w:val="000000"/>
+                <w:sz w:val="26"/>
+              </w:rPr>
+              <w:t>第 16 條</w:t>
+            </w:r>
+          </w:p>
+        </w:tc>
+        <w:tc>
+          <w:tcPr>
+            <w:tcW w:type="dxa" w:w="1871"/>
+          </w:tcPr>
+          <w:p>
+            <w:pPr>
+              <w:spacing w:after="40"/>
+            </w:pPr>
+            <w:r/>
+            <w:r>
+              <w:rPr>
+                <w:rFonts w:ascii="微軟正黑體" w:hAnsi="微軟正黑體" w:eastAsia="微軟正黑體"/>
+                <w:b w:val="0"/>
+                <w:color w:val="000000"/>
+                <w:sz w:val="26"/>
+              </w:rPr>
+              <w:t>—</w:t>
+            </w:r>
+          </w:p>
+        </w:tc>
+      </w:tr>
+      <w:tr>
+        <w:tc>
+          <w:tcPr>
+            <w:tcW w:type="dxa" w:w="1644"/>
+          </w:tcPr>
+          <w:p>
+            <w:pPr>
+              <w:spacing w:after="40"/>
+            </w:pPr>
+            <w:r/>
+            <w:r>
+              <w:rPr>
+                <w:rFonts w:ascii="微軟正黑體" w:hAnsi="微軟正黑體" w:eastAsia="微軟正黑體"/>
+                <w:b w:val="0"/>
+                <w:color w:val="000000"/>
+                <w:sz w:val="26"/>
+              </w:rPr>
+              <w:t>身心障礙者權益保障法</w:t>
+            </w:r>
+          </w:p>
+        </w:tc>
+        <w:tc>
+          <w:tcPr>
+            <w:tcW w:type="dxa" w:w="1474"/>
+          </w:tcPr>
+          <w:p>
+            <w:pPr>
+              <w:spacing w:after="40"/>
+            </w:pPr>
+            <w:r/>
+            <w:r>
+              <w:rPr>
+                <w:rFonts w:ascii="微軟正黑體" w:hAnsi="微軟正黑體" w:eastAsia="微軟正黑體"/>
+                <w:b w:val="0"/>
+                <w:color w:val="000000"/>
+                <w:sz w:val="26"/>
+              </w:rPr>
+              <w:t>責任通報時限</w:t>
+            </w:r>
+          </w:p>
+        </w:tc>
+        <w:tc>
+          <w:tcPr>
+            <w:tcW w:type="dxa" w:w="2608"/>
+          </w:tcPr>
+          <w:p>
+            <w:pPr>
+              <w:spacing w:after="40"/>
+            </w:pPr>
+            <w:r/>
+            <w:r>
+              <w:rPr>
+                <w:rFonts w:ascii="微軟正黑體" w:hAnsi="微軟正黑體" w:eastAsia="微軟正黑體"/>
+                <w:b w:val="0"/>
+                <w:color w:val="000000"/>
+                <w:sz w:val="26"/>
+              </w:rPr>
+              <w:t>至遲不得超過 24 小時</w:t>
+            </w:r>
+          </w:p>
+        </w:tc>
+        <w:tc>
+          <w:tcPr>
+            <w:tcW w:type="dxa" w:w="1020"/>
+          </w:tcPr>
+          <w:p>
+            <w:pPr>
+              <w:spacing w:after="40"/>
+            </w:pPr>
+            <w:r/>
+            <w:r>
+              <w:rPr>
+                <w:rFonts w:ascii="微軟正黑體" w:hAnsi="微軟正黑體" w:eastAsia="微軟正黑體"/>
+                <w:b w:val="0"/>
+                <w:color w:val="000000"/>
+                <w:sz w:val="26"/>
+              </w:rPr>
+              <w:t>第 76 條</w:t>
+            </w:r>
+          </w:p>
+        </w:tc>
+        <w:tc>
+          <w:tcPr>
+            <w:tcW w:type="dxa" w:w="1871"/>
+          </w:tcPr>
+          <w:p>
+            <w:pPr>
+              <w:spacing w:after="40"/>
+            </w:pPr>
+            <w:r/>
+            <w:r>
+              <w:rPr>
+                <w:rFonts w:ascii="微軟正黑體" w:hAnsi="微軟正黑體" w:eastAsia="微軟正黑體"/>
+                <w:b w:val="0"/>
+                <w:color w:val="000000"/>
+                <w:sz w:val="26"/>
+              </w:rPr>
+              <w:t>—</w:t>
+            </w:r>
+          </w:p>
+        </w:tc>
+      </w:tr>
+      <w:tr>
+        <w:tc>
+          <w:tcPr>
+            <w:tcW w:type="dxa" w:w="1644"/>
+          </w:tcPr>
+          <w:p>
+            <w:pPr>
+              <w:spacing w:after="40"/>
+            </w:pPr>
+            <w:r/>
+            <w:r>
+              <w:rPr>
+                <w:rFonts w:ascii="微軟正黑體" w:hAnsi="微軟正黑體" w:eastAsia="微軟正黑體"/>
+                <w:b w:val="0"/>
+                <w:color w:val="000000"/>
+                <w:sz w:val="26"/>
+              </w:rPr>
+              <w:t>身心障礙者權益保障法</w:t>
+            </w:r>
+          </w:p>
+        </w:tc>
+        <w:tc>
+          <w:tcPr>
+            <w:tcW w:type="dxa" w:w="1474"/>
+          </w:tcPr>
+          <w:p>
+            <w:pPr>
+              <w:spacing w:after="40"/>
+            </w:pPr>
+            <w:r/>
+            <w:r>
+              <w:rPr>
+                <w:rFonts w:ascii="微軟正黑體" w:hAnsi="微軟正黑體" w:eastAsia="微軟正黑體"/>
+                <w:b w:val="0"/>
+                <w:color w:val="000000"/>
+                <w:sz w:val="26"/>
+              </w:rPr>
+              <w:t>主管機關訪視調查</w:t>
+            </w:r>
+          </w:p>
+        </w:tc>
+        <w:tc>
+          <w:tcPr>
+            <w:tcW w:type="dxa" w:w="2608"/>
+          </w:tcPr>
+          <w:p>
+            <w:pPr>
+              <w:spacing w:after="40"/>
+            </w:pPr>
+            <w:r/>
+            <w:r>
+              <w:rPr>
+                <w:rFonts w:ascii="微軟正黑體" w:hAnsi="微軟正黑體" w:eastAsia="微軟正黑體"/>
+                <w:b w:val="0"/>
+                <w:color w:val="000000"/>
+                <w:sz w:val="26"/>
+              </w:rPr>
+              <w:t>至遲不得超過 24 小時；受理後 4 日內提出調查報告</w:t>
+            </w:r>
+          </w:p>
+        </w:tc>
+        <w:tc>
+          <w:tcPr>
+            <w:tcW w:type="dxa" w:w="1020"/>
+          </w:tcPr>
+          <w:p>
+            <w:pPr>
+              <w:spacing w:after="40"/>
+            </w:pPr>
+            <w:r/>
+            <w:r>
+              <w:rPr>
+                <w:rFonts w:ascii="微軟正黑體" w:hAnsi="微軟正黑體" w:eastAsia="微軟正黑體"/>
+                <w:b w:val="0"/>
+                <w:color w:val="000000"/>
+                <w:sz w:val="26"/>
+              </w:rPr>
+              <w:t>第 76 條</w:t>
+            </w:r>
+          </w:p>
+        </w:tc>
+        <w:tc>
+          <w:tcPr>
+            <w:tcW w:type="dxa" w:w="1871"/>
+          </w:tcPr>
+          <w:p>
+            <w:pPr>
+              <w:spacing w:after="40"/>
+            </w:pPr>
+            <w:r/>
+            <w:r>
+              <w:rPr>
+                <w:rFonts w:ascii="微軟正黑體" w:hAnsi="微軟正黑體" w:eastAsia="微軟正黑體"/>
+                <w:b w:val="0"/>
+                <w:color w:val="000000"/>
+                <w:sz w:val="26"/>
+              </w:rPr>
+              <w:t>—</w:t>
+            </w:r>
+          </w:p>
+        </w:tc>
+      </w:tr>
+      <w:tr>
+        <w:tc>
+          <w:tcPr>
+            <w:tcW w:type="dxa" w:w="1644"/>
+          </w:tcPr>
+          <w:p>
+            <w:pPr>
+              <w:spacing w:after="40"/>
+            </w:pPr>
+            <w:r/>
+            <w:r>
+              <w:rPr>
+                <w:rFonts w:ascii="微軟正黑體" w:hAnsi="微軟正黑體" w:eastAsia="微軟正黑體"/>
+                <w:b w:val="0"/>
+                <w:color w:val="000000"/>
+                <w:sz w:val="26"/>
+              </w:rPr>
+              <w:t>身心障礙者權益保障法</w:t>
+            </w:r>
+          </w:p>
+        </w:tc>
+        <w:tc>
+          <w:tcPr>
+            <w:tcW w:type="dxa" w:w="1474"/>
+          </w:tcPr>
+          <w:p>
+            <w:pPr>
+              <w:spacing w:after="40"/>
+            </w:pPr>
+            <w:r/>
+            <w:r>
+              <w:rPr>
+                <w:rFonts w:ascii="微軟正黑體" w:hAnsi="微軟正黑體" w:eastAsia="微軟正黑體"/>
+                <w:b w:val="0"/>
+                <w:color w:val="000000"/>
+                <w:sz w:val="26"/>
+              </w:rPr>
+              <w:t>緊急保護安置</w:t>
+            </w:r>
+          </w:p>
+        </w:tc>
+        <w:tc>
+          <w:tcPr>
+            <w:tcW w:type="dxa" w:w="2608"/>
+          </w:tcPr>
+          <w:p>
+            <w:pPr>
+              <w:spacing w:after="40"/>
+            </w:pPr>
+            <w:r/>
+            <w:r>
+              <w:rPr>
+                <w:rFonts w:ascii="微軟正黑體" w:hAnsi="微軟正黑體" w:eastAsia="微軟正黑體"/>
+                <w:b w:val="0"/>
+                <w:color w:val="000000"/>
+                <w:sz w:val="26"/>
+              </w:rPr>
+              <w:t>不得超過 72 小時；繼續保護安置以 3 個月為限</w:t>
+            </w:r>
+          </w:p>
+        </w:tc>
+        <w:tc>
+          <w:tcPr>
+            <w:tcW w:type="dxa" w:w="1020"/>
+          </w:tcPr>
+          <w:p>
+            <w:pPr>
+              <w:spacing w:after="40"/>
+            </w:pPr>
+            <w:r/>
+            <w:r>
+              <w:rPr>
+                <w:rFonts w:ascii="微軟正黑體" w:hAnsi="微軟正黑體" w:eastAsia="微軟正黑體"/>
+                <w:b w:val="0"/>
+                <w:color w:val="000000"/>
+                <w:sz w:val="26"/>
+              </w:rPr>
+              <w:t>第 80 條</w:t>
+            </w:r>
+          </w:p>
+        </w:tc>
+        <w:tc>
+          <w:tcPr>
+            <w:tcW w:type="dxa" w:w="1871"/>
+          </w:tcPr>
+          <w:p>
+            <w:pPr>
+              <w:spacing w:after="40"/>
+            </w:pPr>
+            <w:r/>
+            <w:r>
+              <w:rPr>
+                <w:rFonts w:ascii="微軟正黑體" w:hAnsi="微軟正黑體" w:eastAsia="微軟正黑體"/>
+                <w:b w:val="0"/>
+                <w:color w:val="000000"/>
+                <w:sz w:val="26"/>
+              </w:rPr>
+              <w:t>—</w:t>
+            </w:r>
+          </w:p>
+        </w:tc>
+      </w:tr>
+      <w:tr>
+        <w:tc>
+          <w:tcPr>
+            <w:tcW w:type="dxa" w:w="1644"/>
+          </w:tcPr>
+          <w:p>
+            <w:pPr>
+              <w:spacing w:after="40"/>
+            </w:pPr>
+            <w:r/>
+            <w:r>
+              <w:rPr>
+                <w:rFonts w:ascii="微軟正黑體" w:hAnsi="微軟正黑體" w:eastAsia="微軟正黑體"/>
+                <w:b w:val="0"/>
+                <w:color w:val="000000"/>
+                <w:sz w:val="26"/>
+              </w:rPr>
+              <w:t>身心障礙者權益保障法</w:t>
+            </w:r>
+          </w:p>
+        </w:tc>
+        <w:tc>
+          <w:tcPr>
+            <w:tcW w:type="dxa" w:w="1474"/>
+          </w:tcPr>
+          <w:p>
+            <w:pPr>
+              <w:spacing w:after="40"/>
+            </w:pPr>
+            <w:r/>
+            <w:r>
+              <w:rPr>
+                <w:rFonts w:ascii="微軟正黑體" w:hAnsi="微軟正黑體" w:eastAsia="微軟正黑體"/>
+                <w:b w:val="0"/>
+                <w:color w:val="000000"/>
+                <w:sz w:val="26"/>
+              </w:rPr>
+              <w:t>定額進用（公部門）</w:t>
+            </w:r>
+          </w:p>
+        </w:tc>
+        <w:tc>
+          <w:tcPr>
+            <w:tcW w:type="dxa" w:w="2608"/>
+          </w:tcPr>
+          <w:p>
+            <w:pPr>
+              <w:spacing w:after="40"/>
+            </w:pPr>
+            <w:r/>
+            <w:r>
+              <w:rPr>
+                <w:rFonts w:ascii="微軟正黑體" w:hAnsi="微軟正黑體" w:eastAsia="微軟正黑體"/>
+                <w:b w:val="0"/>
+                <w:color w:val="000000"/>
+                <w:sz w:val="26"/>
+              </w:rPr>
+              <w:t>員工 34 人以上，進用不低於 3%</w:t>
+            </w:r>
+          </w:p>
+        </w:tc>
+        <w:tc>
+          <w:tcPr>
+            <w:tcW w:type="dxa" w:w="1020"/>
+          </w:tcPr>
+          <w:p>
+            <w:pPr>
+              <w:spacing w:after="40"/>
+            </w:pPr>
+            <w:r/>
+            <w:r>
+              <w:rPr>
+                <w:rFonts w:ascii="微軟正黑體" w:hAnsi="微軟正黑體" w:eastAsia="微軟正黑體"/>
+                <w:b w:val="0"/>
+                <w:color w:val="000000"/>
+                <w:sz w:val="26"/>
+              </w:rPr>
+              <w:t>第 38 條</w:t>
+            </w:r>
+          </w:p>
+        </w:tc>
+        <w:tc>
+          <w:tcPr>
+            <w:tcW w:type="dxa" w:w="1871"/>
+          </w:tcPr>
+          <w:p>
+            <w:pPr>
+              <w:spacing w:after="40"/>
+            </w:pPr>
+            <w:r/>
+            <w:r>
+              <w:rPr>
+                <w:rFonts w:ascii="微軟正黑體" w:hAnsi="微軟正黑體" w:eastAsia="微軟正黑體"/>
+                <w:b w:val="0"/>
+                <w:color w:val="000000"/>
+                <w:sz w:val="26"/>
+              </w:rPr>
+              <w:t>—</w:t>
+            </w:r>
+          </w:p>
+        </w:tc>
+      </w:tr>
+      <w:tr>
+        <w:tc>
+          <w:tcPr>
+            <w:tcW w:type="dxa" w:w="1644"/>
+          </w:tcPr>
+          <w:p>
+            <w:pPr>
+              <w:spacing w:after="40"/>
+            </w:pPr>
+            <w:r/>
+            <w:r>
+              <w:rPr>
+                <w:rFonts w:ascii="微軟正黑體" w:hAnsi="微軟正黑體" w:eastAsia="微軟正黑體"/>
+                <w:b w:val="0"/>
+                <w:color w:val="000000"/>
+                <w:sz w:val="26"/>
+              </w:rPr>
+              <w:t>身心障礙者權益保障法</w:t>
+            </w:r>
+          </w:p>
+        </w:tc>
+        <w:tc>
+          <w:tcPr>
+            <w:tcW w:type="dxa" w:w="1474"/>
+          </w:tcPr>
+          <w:p>
+            <w:pPr>
+              <w:spacing w:after="40"/>
+            </w:pPr>
+            <w:r/>
+            <w:r>
+              <w:rPr>
+                <w:rFonts w:ascii="微軟正黑體" w:hAnsi="微軟正黑體" w:eastAsia="微軟正黑體"/>
+                <w:b w:val="0"/>
+                <w:color w:val="000000"/>
+                <w:sz w:val="26"/>
+              </w:rPr>
+              <w:t>定額進用（私部門）</w:t>
+            </w:r>
+          </w:p>
+        </w:tc>
+        <w:tc>
+          <w:tcPr>
+            <w:tcW w:type="dxa" w:w="2608"/>
+          </w:tcPr>
+          <w:p>
+            <w:pPr>
+              <w:spacing w:after="40"/>
+            </w:pPr>
+            <w:r/>
+            <w:r>
+              <w:rPr>
+                <w:rFonts w:ascii="微軟正黑體" w:hAnsi="微軟正黑體" w:eastAsia="微軟正黑體"/>
+                <w:b w:val="0"/>
+                <w:color w:val="000000"/>
+                <w:sz w:val="26"/>
+              </w:rPr>
+              <w:t>員工 67 人以上，進用不低於 1%，且不得少於 1 人</w:t>
+            </w:r>
+          </w:p>
+        </w:tc>
+        <w:tc>
+          <w:tcPr>
+            <w:tcW w:type="dxa" w:w="1020"/>
+          </w:tcPr>
+          <w:p>
+            <w:pPr>
+              <w:spacing w:after="40"/>
+            </w:pPr>
+            <w:r/>
+            <w:r>
+              <w:rPr>
+                <w:rFonts w:ascii="微軟正黑體" w:hAnsi="微軟正黑體" w:eastAsia="微軟正黑體"/>
+                <w:b w:val="0"/>
+                <w:color w:val="000000"/>
+                <w:sz w:val="26"/>
+              </w:rPr>
+              <w:t>第 38 條</w:t>
+            </w:r>
+          </w:p>
+        </w:tc>
+        <w:tc>
+          <w:tcPr>
+            <w:tcW w:type="dxa" w:w="1871"/>
+          </w:tcPr>
+          <w:p>
+            <w:pPr>
+              <w:spacing w:after="40"/>
+            </w:pPr>
+            <w:r/>
+            <w:r>
+              <w:rPr>
+                <w:rFonts w:ascii="微軟正黑體" w:hAnsi="微軟正黑體" w:eastAsia="微軟正黑體"/>
+                <w:b w:val="0"/>
+                <w:color w:val="000000"/>
+                <w:sz w:val="26"/>
+              </w:rPr>
+              <w:t>—</w:t>
+            </w:r>
+          </w:p>
+        </w:tc>
+      </w:tr>
+      <w:tr>
+        <w:tc>
+          <w:tcPr>
+            <w:tcW w:type="dxa" w:w="1644"/>
+          </w:tcPr>
+          <w:p>
+            <w:pPr>
+              <w:spacing w:after="40"/>
+            </w:pPr>
+            <w:r/>
+            <w:r>
+              <w:rPr>
+                <w:rFonts w:ascii="微軟正黑體" w:hAnsi="微軟正黑體" w:eastAsia="微軟正黑體"/>
+                <w:b w:val="0"/>
+                <w:color w:val="000000"/>
+                <w:sz w:val="26"/>
+              </w:rPr>
+              <w:t>身心障礙者權益保障法</w:t>
+            </w:r>
+          </w:p>
+        </w:tc>
+        <w:tc>
+          <w:tcPr>
+            <w:tcW w:type="dxa" w:w="1474"/>
+          </w:tcPr>
+          <w:p>
+            <w:pPr>
+              <w:spacing w:after="40"/>
+            </w:pPr>
+            <w:r/>
+            <w:r>
+              <w:rPr>
+                <w:rFonts w:ascii="微軟正黑體" w:hAnsi="微軟正黑體" w:eastAsia="微軟正黑體"/>
+                <w:b w:val="0"/>
+                <w:color w:val="000000"/>
+                <w:sz w:val="26"/>
+              </w:rPr>
+              <w:t>重度身障者進用</w:t>
+            </w:r>
+          </w:p>
+        </w:tc>
+        <w:tc>
+          <w:tcPr>
+            <w:tcW w:type="dxa" w:w="2608"/>
+          </w:tcPr>
+          <w:p>
+            <w:pPr>
+              <w:spacing w:after="40"/>
+            </w:pPr>
+            <w:r/>
+            <w:r>
+              <w:rPr>
+                <w:rFonts w:ascii="微軟正黑體" w:hAnsi="微軟正黑體" w:eastAsia="微軟正黑體"/>
+                <w:b w:val="0"/>
+                <w:color w:val="000000"/>
+                <w:sz w:val="26"/>
+              </w:rPr>
+              <w:t>每進用 1 人以 2 人核計</w:t>
+            </w:r>
+          </w:p>
+        </w:tc>
+        <w:tc>
+          <w:tcPr>
+            <w:tcW w:type="dxa" w:w="1020"/>
+          </w:tcPr>
+          <w:p>
+            <w:pPr>
+              <w:spacing w:after="40"/>
+            </w:pPr>
+            <w:r/>
+            <w:r>
+              <w:rPr>
+                <w:rFonts w:ascii="微軟正黑體" w:hAnsi="微軟正黑體" w:eastAsia="微軟正黑體"/>
+                <w:b w:val="0"/>
+                <w:color w:val="000000"/>
+                <w:sz w:val="26"/>
+              </w:rPr>
+              <w:t>第 38 條</w:t>
+            </w:r>
+          </w:p>
+        </w:tc>
+        <w:tc>
+          <w:tcPr>
+            <w:tcW w:type="dxa" w:w="1871"/>
+          </w:tcPr>
+          <w:p>
+            <w:pPr>
+              <w:spacing w:after="40"/>
+            </w:pPr>
+            <w:r/>
+            <w:r>
+              <w:rPr>
+                <w:rFonts w:ascii="微軟正黑體" w:hAnsi="微軟正黑體" w:eastAsia="微軟正黑體"/>
+                <w:b w:val="0"/>
+                <w:color w:val="000000"/>
+                <w:sz w:val="26"/>
+              </w:rPr>
+              <w:t>—</w:t>
+            </w:r>
+          </w:p>
+        </w:tc>
+      </w:tr>
+      <w:tr>
+        <w:tc>
+          <w:tcPr>
+            <w:tcW w:type="dxa" w:w="1644"/>
+          </w:tcPr>
+          <w:p>
+            <w:pPr>
+              <w:spacing w:after="40"/>
+            </w:pPr>
+            <w:r/>
+            <w:r>
+              <w:rPr>
+                <w:rFonts w:ascii="微軟正黑體" w:hAnsi="微軟正黑體" w:eastAsia="微軟正黑體"/>
+                <w:b w:val="0"/>
+                <w:color w:val="000000"/>
+                <w:sz w:val="26"/>
+              </w:rPr>
+              <w:t>老人福利法</w:t>
+            </w:r>
+          </w:p>
+        </w:tc>
+        <w:tc>
+          <w:tcPr>
+            <w:tcW w:type="dxa" w:w="1474"/>
+          </w:tcPr>
+          <w:p>
+            <w:pPr>
+              <w:spacing w:after="40"/>
+            </w:pPr>
+            <w:r/>
+            <w:r>
+              <w:rPr>
+                <w:rFonts w:ascii="微軟正黑體" w:hAnsi="微軟正黑體" w:eastAsia="微軟正黑體"/>
+                <w:b w:val="0"/>
+                <w:color w:val="000000"/>
+                <w:sz w:val="26"/>
+              </w:rPr>
+              <w:t>老人年齡</w:t>
+            </w:r>
+          </w:p>
+        </w:tc>
+        <w:tc>
+          <w:tcPr>
+            <w:tcW w:type="dxa" w:w="2608"/>
+          </w:tcPr>
+          <w:p>
+            <w:pPr>
+              <w:spacing w:after="40"/>
+            </w:pPr>
+            <w:r/>
+            <w:r>
+              <w:rPr>
+                <w:rFonts w:ascii="微軟正黑體" w:hAnsi="微軟正黑體" w:eastAsia="微軟正黑體"/>
+                <w:b w:val="0"/>
+                <w:color w:val="000000"/>
+                <w:sz w:val="26"/>
+              </w:rPr>
+              <w:t>年滿 65 歲以上</w:t>
+            </w:r>
+          </w:p>
+        </w:tc>
+        <w:tc>
+          <w:tcPr>
+            <w:tcW w:type="dxa" w:w="1020"/>
+          </w:tcPr>
+          <w:p>
+            <w:pPr>
+              <w:spacing w:after="40"/>
+            </w:pPr>
+            <w:r/>
+            <w:r>
+              <w:rPr>
+                <w:rFonts w:ascii="微軟正黑體" w:hAnsi="微軟正黑體" w:eastAsia="微軟正黑體"/>
+                <w:b w:val="0"/>
+                <w:color w:val="000000"/>
+                <w:sz w:val="26"/>
+              </w:rPr>
+              <w:t>第 2 條</w:t>
+            </w:r>
+          </w:p>
+        </w:tc>
+        <w:tc>
+          <w:tcPr>
+            <w:tcW w:type="dxa" w:w="1871"/>
+          </w:tcPr>
+          <w:p>
+            <w:pPr>
+              <w:spacing w:after="40"/>
+            </w:pPr>
+            <w:r/>
+            <w:r>
+              <w:rPr>
+                <w:rFonts w:ascii="微軟正黑體" w:hAnsi="微軟正黑體" w:eastAsia="微軟正黑體"/>
+                <w:b w:val="0"/>
+                <w:color w:val="000000"/>
+                <w:sz w:val="26"/>
+              </w:rPr>
+              <w:t>—</w:t>
+            </w:r>
+          </w:p>
+        </w:tc>
+      </w:tr>
+      <w:tr>
+        <w:tc>
+          <w:tcPr>
+            <w:tcW w:type="dxa" w:w="1644"/>
+          </w:tcPr>
+          <w:p>
+            <w:pPr>
+              <w:spacing w:after="40"/>
+            </w:pPr>
+            <w:r/>
+            <w:r>
+              <w:rPr>
+                <w:rFonts w:ascii="微軟正黑體" w:hAnsi="微軟正黑體" w:eastAsia="微軟正黑體"/>
+                <w:b w:val="0"/>
+                <w:color w:val="000000"/>
+                <w:sz w:val="26"/>
+              </w:rPr>
+              <w:t>老人福利法</w:t>
+            </w:r>
+          </w:p>
+        </w:tc>
+        <w:tc>
+          <w:tcPr>
+            <w:tcW w:type="dxa" w:w="1474"/>
+          </w:tcPr>
+          <w:p>
+            <w:pPr>
+              <w:spacing w:after="40"/>
+            </w:pPr>
+            <w:r/>
+            <w:r>
+              <w:rPr>
+                <w:rFonts w:ascii="微軟正黑體" w:hAnsi="微軟正黑體" w:eastAsia="微軟正黑體"/>
+                <w:b w:val="0"/>
+                <w:color w:val="000000"/>
+                <w:sz w:val="26"/>
+              </w:rPr>
+              <w:t>主管機關接獲通報後</w:t>
+            </w:r>
+          </w:p>
+        </w:tc>
+        <w:tc>
+          <w:tcPr>
+            <w:tcW w:type="dxa" w:w="2608"/>
+          </w:tcPr>
+          <w:p>
+            <w:pPr>
+              <w:spacing w:after="40"/>
+            </w:pPr>
+            <w:r/>
+            <w:r>
+              <w:rPr>
+                <w:rFonts w:ascii="微軟正黑體" w:hAnsi="微軟正黑體" w:eastAsia="微軟正黑體"/>
+                <w:b w:val="0"/>
+                <w:color w:val="000000"/>
+                <w:sz w:val="26"/>
+              </w:rPr>
+              <w:t>應立即處理，必要時得進行訪視調查</w:t>
+            </w:r>
+          </w:p>
+        </w:tc>
+        <w:tc>
+          <w:tcPr>
+            <w:tcW w:type="dxa" w:w="1020"/>
+          </w:tcPr>
+          <w:p>
+            <w:pPr>
+              <w:spacing w:after="40"/>
+            </w:pPr>
+            <w:r/>
+            <w:r>
+              <w:rPr>
+                <w:rFonts w:ascii="微軟正黑體" w:hAnsi="微軟正黑體" w:eastAsia="微軟正黑體"/>
+                <w:b w:val="0"/>
+                <w:color w:val="000000"/>
+                <w:sz w:val="26"/>
+              </w:rPr>
+              <w:t>第 43 條</w:t>
+            </w:r>
+          </w:p>
+        </w:tc>
+        <w:tc>
+          <w:tcPr>
+            <w:tcW w:type="dxa" w:w="1871"/>
+          </w:tcPr>
+          <w:p>
+            <w:pPr>
+              <w:spacing w:after="40"/>
+            </w:pPr>
+            <w:r/>
+            <w:r>
+              <w:rPr>
+                <w:rFonts w:ascii="微軟正黑體" w:hAnsi="微軟正黑體" w:eastAsia="微軟正黑體"/>
+                <w:b w:val="0"/>
+                <w:color w:val="000000"/>
+                <w:sz w:val="26"/>
+              </w:rPr>
+              <w:t>本法條文沒有寫 24 小時，通報時限授權由「通報及處理辦法」另定；考題曾以「立即處理」為正解</w:t>
+            </w:r>
+          </w:p>
+        </w:tc>
+      </w:tr>
+      <w:tr>
+        <w:tc>
+          <w:tcPr>
+            <w:tcW w:type="dxa" w:w="1644"/>
+          </w:tcPr>
+          <w:p>
+            <w:pPr>
+              <w:spacing w:after="40"/>
+            </w:pPr>
+            <w:r/>
+            <w:r>
+              <w:rPr>
+                <w:rFonts w:ascii="微軟正黑體" w:hAnsi="微軟正黑體" w:eastAsia="微軟正黑體"/>
+                <w:b w:val="0"/>
+                <w:color w:val="000000"/>
+                <w:sz w:val="26"/>
+              </w:rPr>
+              <w:t>兒童及少年性剝削防制條例</w:t>
+            </w:r>
+          </w:p>
+        </w:tc>
+        <w:tc>
+          <w:tcPr>
+            <w:tcW w:type="dxa" w:w="1474"/>
+          </w:tcPr>
+          <w:p>
+            <w:pPr>
+              <w:spacing w:after="40"/>
+            </w:pPr>
+            <w:r/>
+            <w:r>
+              <w:rPr>
+                <w:rFonts w:ascii="微軟正黑體" w:hAnsi="微軟正黑體" w:eastAsia="微軟正黑體"/>
+                <w:b w:val="0"/>
+                <w:color w:val="000000"/>
+                <w:sz w:val="26"/>
+              </w:rPr>
+              <w:t>責任通報時限</w:t>
+            </w:r>
+          </w:p>
+        </w:tc>
+        <w:tc>
+          <w:tcPr>
+            <w:tcW w:type="dxa" w:w="2608"/>
+          </w:tcPr>
+          <w:p>
+            <w:pPr>
+              <w:spacing w:after="40"/>
+            </w:pPr>
+            <w:r/>
+            <w:r>
+              <w:rPr>
+                <w:rFonts w:ascii="微軟正黑體" w:hAnsi="微軟正黑體" w:eastAsia="微軟正黑體"/>
+                <w:b w:val="0"/>
+                <w:color w:val="000000"/>
+                <w:sz w:val="26"/>
+              </w:rPr>
+              <w:t>至遲不得超過 24 小時</w:t>
+            </w:r>
+          </w:p>
+        </w:tc>
+        <w:tc>
+          <w:tcPr>
+            <w:tcW w:type="dxa" w:w="1020"/>
+          </w:tcPr>
+          <w:p>
+            <w:pPr>
+              <w:spacing w:after="40"/>
+            </w:pPr>
+            <w:r/>
+            <w:r>
+              <w:rPr>
+                <w:rFonts w:ascii="微軟正黑體" w:hAnsi="微軟正黑體" w:eastAsia="微軟正黑體"/>
+                <w:b w:val="0"/>
+                <w:color w:val="000000"/>
+                <w:sz w:val="26"/>
+              </w:rPr>
+              <w:t>第 7 條</w:t>
+            </w:r>
+          </w:p>
+        </w:tc>
+        <w:tc>
+          <w:tcPr>
+            <w:tcW w:type="dxa" w:w="1871"/>
+          </w:tcPr>
+          <w:p>
+            <w:pPr>
+              <w:spacing w:after="40"/>
+            </w:pPr>
+            <w:r/>
+            <w:r>
+              <w:rPr>
+                <w:rFonts w:ascii="微軟正黑體" w:hAnsi="微軟正黑體" w:eastAsia="微軟正黑體"/>
+                <w:b w:val="0"/>
+                <w:color w:val="000000"/>
+                <w:sz w:val="26"/>
+              </w:rPr>
+              <w:t>—</w:t>
+            </w:r>
+          </w:p>
+        </w:tc>
+      </w:tr>
+      <w:tr>
+        <w:tc>
+          <w:tcPr>
+            <w:tcW w:type="dxa" w:w="1644"/>
+          </w:tcPr>
+          <w:p>
+            <w:pPr>
+              <w:spacing w:after="40"/>
+            </w:pPr>
+            <w:r/>
+            <w:r>
+              <w:rPr>
+                <w:rFonts w:ascii="微軟正黑體" w:hAnsi="微軟正黑體" w:eastAsia="微軟正黑體"/>
+                <w:b w:val="0"/>
+                <w:color w:val="000000"/>
+                <w:sz w:val="26"/>
+              </w:rPr>
+              <w:t>兒童及少年性剝削防制條例</w:t>
+            </w:r>
+          </w:p>
+        </w:tc>
+        <w:tc>
+          <w:tcPr>
+            <w:tcW w:type="dxa" w:w="1474"/>
+          </w:tcPr>
+          <w:p>
+            <w:pPr>
+              <w:spacing w:after="40"/>
+            </w:pPr>
+            <w:r/>
+            <w:r>
+              <w:rPr>
+                <w:rFonts w:ascii="微軟正黑體" w:hAnsi="微軟正黑體" w:eastAsia="微軟正黑體"/>
+                <w:b w:val="0"/>
+                <w:color w:val="000000"/>
+                <w:sz w:val="26"/>
+              </w:rPr>
+              <w:t>緊急安置後評估</w:t>
+            </w:r>
+          </w:p>
+        </w:tc>
+        <w:tc>
+          <w:tcPr>
+            <w:tcW w:type="dxa" w:w="2608"/>
+          </w:tcPr>
+          <w:p>
+            <w:pPr>
+              <w:spacing w:after="40"/>
+            </w:pPr>
+            <w:r/>
+            <w:r>
+              <w:rPr>
+                <w:rFonts w:ascii="微軟正黑體" w:hAnsi="微軟正黑體" w:eastAsia="微軟正黑體"/>
+                <w:b w:val="0"/>
+                <w:color w:val="000000"/>
+                <w:sz w:val="26"/>
+              </w:rPr>
+              <w:t>72 小時內評估有無繼續安置之必要</w:t>
+            </w:r>
+          </w:p>
+        </w:tc>
+        <w:tc>
+          <w:tcPr>
+            <w:tcW w:type="dxa" w:w="1020"/>
+          </w:tcPr>
+          <w:p>
+            <w:pPr>
+              <w:spacing w:after="40"/>
+            </w:pPr>
+            <w:r/>
+            <w:r>
+              <w:rPr>
+                <w:rFonts w:ascii="微軟正黑體" w:hAnsi="微軟正黑體" w:eastAsia="微軟正黑體"/>
+                <w:b w:val="0"/>
+                <w:color w:val="000000"/>
+                <w:sz w:val="26"/>
+              </w:rPr>
+              <w:t>第 16 條</w:t>
+            </w:r>
+          </w:p>
+        </w:tc>
+        <w:tc>
+          <w:tcPr>
+            <w:tcW w:type="dxa" w:w="1871"/>
+          </w:tcPr>
+          <w:p>
+            <w:pPr>
+              <w:spacing w:after="40"/>
+            </w:pPr>
+            <w:r/>
+            <w:r>
+              <w:rPr>
+                <w:rFonts w:ascii="微軟正黑體" w:hAnsi="微軟正黑體" w:eastAsia="微軟正黑體"/>
+                <w:b w:val="0"/>
+                <w:color w:val="000000"/>
+                <w:sz w:val="26"/>
+              </w:rPr>
+              <w:t>「應於安置起 1 週內評估」是題庫出現過的錯誤選項</w:t>
+            </w:r>
+          </w:p>
+        </w:tc>
+      </w:tr>
+      <w:tr>
+        <w:tc>
+          <w:tcPr>
+            <w:tcW w:type="dxa" w:w="1644"/>
+          </w:tcPr>
+          <w:p>
+            <w:pPr>
+              <w:spacing w:after="40"/>
+            </w:pPr>
+            <w:r/>
+            <w:r>
+              <w:rPr>
+                <w:rFonts w:ascii="微軟正黑體" w:hAnsi="微軟正黑體" w:eastAsia="微軟正黑體"/>
+                <w:b w:val="0"/>
+                <w:color w:val="000000"/>
+                <w:sz w:val="26"/>
+              </w:rPr>
+              <w:t>兒童及少年性剝削防制條例</w:t>
+            </w:r>
+          </w:p>
+        </w:tc>
+        <w:tc>
+          <w:tcPr>
+            <w:tcW w:type="dxa" w:w="1474"/>
+          </w:tcPr>
+          <w:p>
+            <w:pPr>
+              <w:spacing w:after="40"/>
+            </w:pPr>
+            <w:r/>
+            <w:r>
+              <w:rPr>
+                <w:rFonts w:ascii="微軟正黑體" w:hAnsi="微軟正黑體" w:eastAsia="微軟正黑體"/>
+                <w:b w:val="0"/>
+                <w:color w:val="000000"/>
+                <w:sz w:val="26"/>
+              </w:rPr>
+              <w:t>向法院提出審前報告</w:t>
+            </w:r>
+          </w:p>
+        </w:tc>
+        <w:tc>
+          <w:tcPr>
+            <w:tcW w:type="dxa" w:w="2608"/>
+          </w:tcPr>
+          <w:p>
+            <w:pPr>
+              <w:spacing w:after="40"/>
+            </w:pPr>
+            <w:r/>
+            <w:r>
+              <w:rPr>
+                <w:rFonts w:ascii="微軟正黑體" w:hAnsi="微軟正黑體" w:eastAsia="微軟正黑體"/>
+                <w:b w:val="0"/>
+                <w:color w:val="000000"/>
+                <w:sz w:val="26"/>
+              </w:rPr>
+              <w:t>安置後 45 日內</w:t>
+            </w:r>
+          </w:p>
+        </w:tc>
+        <w:tc>
+          <w:tcPr>
+            <w:tcW w:type="dxa" w:w="1020"/>
+          </w:tcPr>
+          <w:p>
+            <w:pPr>
+              <w:spacing w:after="40"/>
+            </w:pPr>
+            <w:r/>
+            <w:r>
+              <w:rPr>
+                <w:rFonts w:ascii="微軟正黑體" w:hAnsi="微軟正黑體" w:eastAsia="微軟正黑體"/>
+                <w:b w:val="0"/>
+                <w:color w:val="000000"/>
+                <w:sz w:val="26"/>
+              </w:rPr>
+              <w:t>第 18 條</w:t>
+            </w:r>
+          </w:p>
+        </w:tc>
+        <w:tc>
+          <w:tcPr>
+            <w:tcW w:type="dxa" w:w="1871"/>
+          </w:tcPr>
+          <w:p>
+            <w:pPr>
+              <w:spacing w:after="40"/>
+            </w:pPr>
+            <w:r/>
+            <w:r>
+              <w:rPr>
+                <w:rFonts w:ascii="微軟正黑體" w:hAnsi="微軟正黑體" w:eastAsia="微軟正黑體"/>
+                <w:b w:val="0"/>
+                <w:color w:val="000000"/>
+                <w:sz w:val="26"/>
+              </w:rPr>
+              <w:t>—</w:t>
+            </w:r>
+          </w:p>
+        </w:tc>
+      </w:tr>
+      <w:tr>
+        <w:tc>
+          <w:tcPr>
+            <w:tcW w:type="dxa" w:w="1644"/>
+          </w:tcPr>
+          <w:p>
+            <w:pPr>
+              <w:spacing w:after="40"/>
+            </w:pPr>
+            <w:r/>
+            <w:r>
+              <w:rPr>
+                <w:rFonts w:ascii="微軟正黑體" w:hAnsi="微軟正黑體" w:eastAsia="微軟正黑體"/>
+                <w:b w:val="0"/>
+                <w:color w:val="000000"/>
+                <w:sz w:val="26"/>
+              </w:rPr>
+              <w:t>兒童及少年性剝削防制條例</w:t>
+            </w:r>
+          </w:p>
+        </w:tc>
+        <w:tc>
+          <w:tcPr>
+            <w:tcW w:type="dxa" w:w="1474"/>
+          </w:tcPr>
+          <w:p>
+            <w:pPr>
+              <w:spacing w:after="40"/>
+            </w:pPr>
+            <w:r/>
+            <w:r>
+              <w:rPr>
+                <w:rFonts w:ascii="微軟正黑體" w:hAnsi="微軟正黑體" w:eastAsia="微軟正黑體"/>
+                <w:b w:val="0"/>
+                <w:color w:val="000000"/>
+                <w:sz w:val="26"/>
+              </w:rPr>
+              <w:t>法院裁定</w:t>
+            </w:r>
+          </w:p>
+        </w:tc>
+        <w:tc>
+          <w:tcPr>
+            <w:tcW w:type="dxa" w:w="2608"/>
+          </w:tcPr>
+          <w:p>
+            <w:pPr>
+              <w:spacing w:after="40"/>
+            </w:pPr>
+            <w:r/>
+            <w:r>
+              <w:rPr>
+                <w:rFonts w:ascii="微軟正黑體" w:hAnsi="微軟正黑體" w:eastAsia="微軟正黑體"/>
+                <w:b w:val="0"/>
+                <w:color w:val="000000"/>
+                <w:sz w:val="26"/>
+              </w:rPr>
+              <w:t>事證調查完竣後 7 日內</w:t>
+            </w:r>
+          </w:p>
+        </w:tc>
+        <w:tc>
+          <w:tcPr>
+            <w:tcW w:type="dxa" w:w="1020"/>
+          </w:tcPr>
+          <w:p>
+            <w:pPr>
+              <w:spacing w:after="40"/>
+            </w:pPr>
+            <w:r/>
+            <w:r>
+              <w:rPr>
+                <w:rFonts w:ascii="微軟正黑體" w:hAnsi="微軟正黑體" w:eastAsia="微軟正黑體"/>
+                <w:b w:val="0"/>
+                <w:color w:val="000000"/>
+                <w:sz w:val="26"/>
+              </w:rPr>
+              <w:t>第 19 條</w:t>
+            </w:r>
+          </w:p>
+        </w:tc>
+        <w:tc>
+          <w:tcPr>
+            <w:tcW w:type="dxa" w:w="1871"/>
+          </w:tcPr>
+          <w:p>
+            <w:pPr>
+              <w:spacing w:after="40"/>
+            </w:pPr>
+            <w:r/>
+            <w:r>
+              <w:rPr>
+                <w:rFonts w:ascii="微軟正黑體" w:hAnsi="微軟正黑體" w:eastAsia="微軟正黑體"/>
+                <w:b w:val="0"/>
+                <w:color w:val="000000"/>
+                <w:sz w:val="26"/>
+              </w:rPr>
+              <w:t>—</w:t>
+            </w:r>
+          </w:p>
+        </w:tc>
+      </w:tr>
+      <w:tr>
+        <w:tc>
+          <w:tcPr>
+            <w:tcW w:type="dxa" w:w="1644"/>
+          </w:tcPr>
+          <w:p>
+            <w:pPr>
+              <w:spacing w:after="40"/>
+            </w:pPr>
+            <w:r/>
+            <w:r>
+              <w:rPr>
+                <w:rFonts w:ascii="微軟正黑體" w:hAnsi="微軟正黑體" w:eastAsia="微軟正黑體"/>
+                <w:b w:val="0"/>
+                <w:color w:val="000000"/>
+                <w:sz w:val="26"/>
+              </w:rPr>
+              <w:t>性別平等工作法</w:t>
+            </w:r>
+          </w:p>
+        </w:tc>
+        <w:tc>
+          <w:tcPr>
+            <w:tcW w:type="dxa" w:w="1474"/>
+          </w:tcPr>
+          <w:p>
+            <w:pPr>
+              <w:spacing w:after="40"/>
+            </w:pPr>
+            <w:r/>
+            <w:r>
+              <w:rPr>
+                <w:rFonts w:ascii="微軟正黑體" w:hAnsi="微軟正黑體" w:eastAsia="微軟正黑體"/>
+                <w:b w:val="0"/>
+                <w:color w:val="000000"/>
+                <w:sz w:val="26"/>
+              </w:rPr>
+              <w:t>生理假</w:t>
+            </w:r>
+          </w:p>
+        </w:tc>
+        <w:tc>
+          <w:tcPr>
+            <w:tcW w:type="dxa" w:w="2608"/>
+          </w:tcPr>
+          <w:p>
+            <w:pPr>
+              <w:spacing w:after="40"/>
+            </w:pPr>
+            <w:r/>
+            <w:r>
+              <w:rPr>
+                <w:rFonts w:ascii="微軟正黑體" w:hAnsi="微軟正黑體" w:eastAsia="微軟正黑體"/>
+                <w:b w:val="0"/>
+                <w:color w:val="000000"/>
+                <w:sz w:val="26"/>
+              </w:rPr>
+              <w:t>每月 1 日；全年未逾 3 日不併入病假；薪資減半</w:t>
+            </w:r>
+          </w:p>
+        </w:tc>
+        <w:tc>
+          <w:tcPr>
+            <w:tcW w:type="dxa" w:w="1020"/>
+          </w:tcPr>
+          <w:p>
+            <w:pPr>
+              <w:spacing w:after="40"/>
+            </w:pPr>
+            <w:r/>
+            <w:r>
+              <w:rPr>
+                <w:rFonts w:ascii="微軟正黑體" w:hAnsi="微軟正黑體" w:eastAsia="微軟正黑體"/>
+                <w:b w:val="0"/>
+                <w:color w:val="000000"/>
+                <w:sz w:val="26"/>
+              </w:rPr>
+              <w:t>第 14 條</w:t>
+            </w:r>
+          </w:p>
+        </w:tc>
+        <w:tc>
+          <w:tcPr>
+            <w:tcW w:type="dxa" w:w="1871"/>
+          </w:tcPr>
+          <w:p>
+            <w:pPr>
+              <w:spacing w:after="40"/>
+            </w:pPr>
+            <w:r/>
+            <w:r>
+              <w:rPr>
+                <w:rFonts w:ascii="微軟正黑體" w:hAnsi="微軟正黑體" w:eastAsia="微軟正黑體"/>
+                <w:b w:val="0"/>
+                <w:color w:val="000000"/>
+                <w:sz w:val="26"/>
+              </w:rPr>
+              <w:t>—</w:t>
+            </w:r>
+          </w:p>
+        </w:tc>
+      </w:tr>
+      <w:tr>
+        <w:tc>
+          <w:tcPr>
+            <w:tcW w:type="dxa" w:w="1644"/>
+          </w:tcPr>
+          <w:p>
+            <w:pPr>
+              <w:spacing w:after="40"/>
+            </w:pPr>
+            <w:r/>
+            <w:r>
+              <w:rPr>
+                <w:rFonts w:ascii="微軟正黑體" w:hAnsi="微軟正黑體" w:eastAsia="微軟正黑體"/>
+                <w:b w:val="0"/>
+                <w:color w:val="000000"/>
+                <w:sz w:val="26"/>
+              </w:rPr>
+              <w:t>性別平等工作法</w:t>
+            </w:r>
+          </w:p>
+        </w:tc>
+        <w:tc>
+          <w:tcPr>
+            <w:tcW w:type="dxa" w:w="1474"/>
+          </w:tcPr>
+          <w:p>
+            <w:pPr>
+              <w:spacing w:after="40"/>
+            </w:pPr>
+            <w:r/>
+            <w:r>
+              <w:rPr>
+                <w:rFonts w:ascii="微軟正黑體" w:hAnsi="微軟正黑體" w:eastAsia="微軟正黑體"/>
+                <w:b w:val="0"/>
+                <w:color w:val="000000"/>
+                <w:sz w:val="26"/>
+              </w:rPr>
+              <w:t>產假（分娩）</w:t>
+            </w:r>
+          </w:p>
+        </w:tc>
+        <w:tc>
+          <w:tcPr>
+            <w:tcW w:type="dxa" w:w="2608"/>
+          </w:tcPr>
+          <w:p>
+            <w:pPr>
+              <w:spacing w:after="40"/>
+            </w:pPr>
+            <w:r/>
+            <w:r>
+              <w:rPr>
+                <w:rFonts w:ascii="微軟正黑體" w:hAnsi="微軟正黑體" w:eastAsia="微軟正黑體"/>
+                <w:b w:val="0"/>
+                <w:color w:val="000000"/>
+                <w:sz w:val="26"/>
+              </w:rPr>
+              <w:t>分娩前後 8 星期</w:t>
+            </w:r>
+          </w:p>
+        </w:tc>
+        <w:tc>
+          <w:tcPr>
+            <w:tcW w:type="dxa" w:w="1020"/>
+          </w:tcPr>
+          <w:p>
+            <w:pPr>
+              <w:spacing w:after="40"/>
+            </w:pPr>
+            <w:r/>
+            <w:r>
+              <w:rPr>
+                <w:rFonts w:ascii="微軟正黑體" w:hAnsi="微軟正黑體" w:eastAsia="微軟正黑體"/>
+                <w:b w:val="0"/>
+                <w:color w:val="000000"/>
+                <w:sz w:val="26"/>
+              </w:rPr>
+              <w:t>第 15 條</w:t>
+            </w:r>
+          </w:p>
+        </w:tc>
+        <w:tc>
+          <w:tcPr>
+            <w:tcW w:type="dxa" w:w="1871"/>
+          </w:tcPr>
+          <w:p>
+            <w:pPr>
+              <w:spacing w:after="40"/>
+            </w:pPr>
+            <w:r/>
+            <w:r>
+              <w:rPr>
+                <w:rFonts w:ascii="微軟正黑體" w:hAnsi="微軟正黑體" w:eastAsia="微軟正黑體"/>
+                <w:b w:val="0"/>
+                <w:color w:val="000000"/>
+                <w:sz w:val="26"/>
+              </w:rPr>
+              <w:t>—</w:t>
+            </w:r>
+          </w:p>
+        </w:tc>
+      </w:tr>
+      <w:tr>
+        <w:tc>
+          <w:tcPr>
+            <w:tcW w:type="dxa" w:w="1644"/>
+          </w:tcPr>
+          <w:p>
+            <w:pPr>
+              <w:spacing w:after="40"/>
+            </w:pPr>
+            <w:r/>
+            <w:r>
+              <w:rPr>
+                <w:rFonts w:ascii="微軟正黑體" w:hAnsi="微軟正黑體" w:eastAsia="微軟正黑體"/>
+                <w:b w:val="0"/>
+                <w:color w:val="000000"/>
+                <w:sz w:val="26"/>
+              </w:rPr>
+              <w:t>性別平等工作法</w:t>
+            </w:r>
+          </w:p>
+        </w:tc>
+        <w:tc>
+          <w:tcPr>
+            <w:tcW w:type="dxa" w:w="1474"/>
+          </w:tcPr>
+          <w:p>
+            <w:pPr>
+              <w:spacing w:after="40"/>
+            </w:pPr>
+            <w:r/>
+            <w:r>
+              <w:rPr>
+                <w:rFonts w:ascii="微軟正黑體" w:hAnsi="微軟正黑體" w:eastAsia="微軟正黑體"/>
+                <w:b w:val="0"/>
+                <w:color w:val="000000"/>
+                <w:sz w:val="26"/>
+              </w:rPr>
+              <w:t>產假（流產）</w:t>
+            </w:r>
+          </w:p>
+        </w:tc>
+        <w:tc>
+          <w:tcPr>
+            <w:tcW w:type="dxa" w:w="2608"/>
+          </w:tcPr>
+          <w:p>
+            <w:pPr>
+              <w:spacing w:after="40"/>
+            </w:pPr>
+            <w:r/>
+            <w:r>
+              <w:rPr>
+                <w:rFonts w:ascii="微軟正黑體" w:hAnsi="微軟正黑體" w:eastAsia="微軟正黑體"/>
+                <w:b w:val="0"/>
+                <w:color w:val="000000"/>
+                <w:sz w:val="26"/>
+              </w:rPr>
+              <w:t>妊娠 3 個月以上 4 星期；2 個月以上未滿 3 個月 1 星期；未滿 2 個月 5 日</w:t>
+            </w:r>
+          </w:p>
+        </w:tc>
+        <w:tc>
+          <w:tcPr>
+            <w:tcW w:type="dxa" w:w="1020"/>
+          </w:tcPr>
+          <w:p>
+            <w:pPr>
+              <w:spacing w:after="40"/>
+            </w:pPr>
+            <w:r/>
+            <w:r>
+              <w:rPr>
+                <w:rFonts w:ascii="微軟正黑體" w:hAnsi="微軟正黑體" w:eastAsia="微軟正黑體"/>
+                <w:b w:val="0"/>
+                <w:color w:val="000000"/>
+                <w:sz w:val="26"/>
+              </w:rPr>
+              <w:t>第 15 條</w:t>
+            </w:r>
+          </w:p>
+        </w:tc>
+        <w:tc>
+          <w:tcPr>
+            <w:tcW w:type="dxa" w:w="1871"/>
+          </w:tcPr>
+          <w:p>
+            <w:pPr>
+              <w:spacing w:after="40"/>
+            </w:pPr>
+            <w:r/>
+            <w:r>
+              <w:rPr>
+                <w:rFonts w:ascii="微軟正黑體" w:hAnsi="微軟正黑體" w:eastAsia="微軟正黑體"/>
+                <w:b w:val="0"/>
+                <w:color w:val="000000"/>
+                <w:sz w:val="26"/>
+              </w:rPr>
+              <w:t>「妊娠 3 個月以上流產給予產假 3 星期」是題庫反覆出現的錯誤選項</w:t>
+            </w:r>
+          </w:p>
+        </w:tc>
+      </w:tr>
+      <w:tr>
+        <w:tc>
+          <w:tcPr>
+            <w:tcW w:type="dxa" w:w="1644"/>
+          </w:tcPr>
+          <w:p>
+            <w:pPr>
+              <w:spacing w:after="40"/>
+            </w:pPr>
+            <w:r/>
+            <w:r>
+              <w:rPr>
+                <w:rFonts w:ascii="微軟正黑體" w:hAnsi="微軟正黑體" w:eastAsia="微軟正黑體"/>
+                <w:b w:val="0"/>
+                <w:color w:val="000000"/>
+                <w:sz w:val="26"/>
+              </w:rPr>
+              <w:t>性別平等工作法</w:t>
+            </w:r>
+          </w:p>
+        </w:tc>
+        <w:tc>
+          <w:tcPr>
+            <w:tcW w:type="dxa" w:w="1474"/>
+          </w:tcPr>
+          <w:p>
+            <w:pPr>
+              <w:spacing w:after="40"/>
+            </w:pPr>
+            <w:r/>
+            <w:r>
+              <w:rPr>
+                <w:rFonts w:ascii="微軟正黑體" w:hAnsi="微軟正黑體" w:eastAsia="微軟正黑體"/>
+                <w:b w:val="0"/>
+                <w:color w:val="000000"/>
+                <w:sz w:val="26"/>
+              </w:rPr>
+              <w:t>產檢假</w:t>
+            </w:r>
+          </w:p>
+        </w:tc>
+        <w:tc>
+          <w:tcPr>
+            <w:tcW w:type="dxa" w:w="2608"/>
+          </w:tcPr>
+          <w:p>
+            <w:pPr>
+              <w:spacing w:after="40"/>
+            </w:pPr>
+            <w:r/>
+            <w:r>
+              <w:rPr>
+                <w:rFonts w:ascii="微軟正黑體" w:hAnsi="微軟正黑體" w:eastAsia="微軟正黑體"/>
+                <w:b w:val="0"/>
+                <w:color w:val="000000"/>
+                <w:sz w:val="26"/>
+              </w:rPr>
+              <w:t>7 日，薪資照給</w:t>
+            </w:r>
+          </w:p>
+        </w:tc>
+        <w:tc>
+          <w:tcPr>
+            <w:tcW w:type="dxa" w:w="1020"/>
+          </w:tcPr>
+          <w:p>
+            <w:pPr>
+              <w:spacing w:after="40"/>
+            </w:pPr>
+            <w:r/>
+            <w:r>
+              <w:rPr>
+                <w:rFonts w:ascii="微軟正黑體" w:hAnsi="微軟正黑體" w:eastAsia="微軟正黑體"/>
+                <w:b w:val="0"/>
+                <w:color w:val="000000"/>
+                <w:sz w:val="26"/>
+              </w:rPr>
+              <w:t>第 15 條</w:t>
+            </w:r>
+          </w:p>
+        </w:tc>
+        <w:tc>
+          <w:tcPr>
+            <w:tcW w:type="dxa" w:w="1871"/>
+          </w:tcPr>
+          <w:p>
+            <w:pPr>
+              <w:spacing w:after="40"/>
+            </w:pPr>
+            <w:r/>
+            <w:r>
+              <w:rPr>
+                <w:rFonts w:ascii="微軟正黑體" w:hAnsi="微軟正黑體" w:eastAsia="微軟正黑體"/>
+                <w:b w:val="0"/>
+                <w:color w:val="000000"/>
+                <w:sz w:val="26"/>
+              </w:rPr>
+              <w:t>—</w:t>
+            </w:r>
+          </w:p>
+        </w:tc>
+      </w:tr>
+      <w:tr>
+        <w:tc>
+          <w:tcPr>
+            <w:tcW w:type="dxa" w:w="1644"/>
+          </w:tcPr>
+          <w:p>
+            <w:pPr>
+              <w:spacing w:after="40"/>
+            </w:pPr>
+            <w:r/>
+            <w:r>
+              <w:rPr>
+                <w:rFonts w:ascii="微軟正黑體" w:hAnsi="微軟正黑體" w:eastAsia="微軟正黑體"/>
+                <w:b w:val="0"/>
+                <w:color w:val="000000"/>
+                <w:sz w:val="26"/>
+              </w:rPr>
+              <w:t>性別平等工作法</w:t>
+            </w:r>
+          </w:p>
+        </w:tc>
+        <w:tc>
+          <w:tcPr>
+            <w:tcW w:type="dxa" w:w="1474"/>
+          </w:tcPr>
+          <w:p>
+            <w:pPr>
+              <w:spacing w:after="40"/>
+            </w:pPr>
+            <w:r/>
+            <w:r>
+              <w:rPr>
+                <w:rFonts w:ascii="微軟正黑體" w:hAnsi="微軟正黑體" w:eastAsia="微軟正黑體"/>
+                <w:b w:val="0"/>
+                <w:color w:val="000000"/>
+                <w:sz w:val="26"/>
+              </w:rPr>
+              <w:t>陪產檢及陪產假</w:t>
+            </w:r>
+          </w:p>
+        </w:tc>
+        <w:tc>
+          <w:tcPr>
+            <w:tcW w:type="dxa" w:w="2608"/>
+          </w:tcPr>
+          <w:p>
+            <w:pPr>
+              <w:spacing w:after="40"/>
+            </w:pPr>
+            <w:r/>
+            <w:r>
+              <w:rPr>
+                <w:rFonts w:ascii="微軟正黑體" w:hAnsi="微軟正黑體" w:eastAsia="微軟正黑體"/>
+                <w:b w:val="0"/>
+                <w:color w:val="000000"/>
+                <w:sz w:val="26"/>
+              </w:rPr>
+              <w:t>7 日，薪資照給</w:t>
+            </w:r>
+          </w:p>
+        </w:tc>
+        <w:tc>
+          <w:tcPr>
+            <w:tcW w:type="dxa" w:w="1020"/>
+          </w:tcPr>
+          <w:p>
+            <w:pPr>
+              <w:spacing w:after="40"/>
+            </w:pPr>
+            <w:r/>
+            <w:r>
+              <w:rPr>
+                <w:rFonts w:ascii="微軟正黑體" w:hAnsi="微軟正黑體" w:eastAsia="微軟正黑體"/>
+                <w:b w:val="0"/>
+                <w:color w:val="000000"/>
+                <w:sz w:val="26"/>
+              </w:rPr>
+              <w:t>第 15 條</w:t>
+            </w:r>
+          </w:p>
+        </w:tc>
+        <w:tc>
+          <w:tcPr>
+            <w:tcW w:type="dxa" w:w="1871"/>
+          </w:tcPr>
+          <w:p>
+            <w:pPr>
+              <w:spacing w:after="40"/>
+            </w:pPr>
+            <w:r/>
+            <w:r>
+              <w:rPr>
+                <w:rFonts w:ascii="微軟正黑體" w:hAnsi="微軟正黑體" w:eastAsia="微軟正黑體"/>
+                <w:b w:val="0"/>
+                <w:color w:val="000000"/>
+                <w:sz w:val="26"/>
+              </w:rPr>
+              <w:t>「陪產假 3 日」是題庫出現過的錯誤選項；舊法為陪產假 5 日，已修正</w:t>
+            </w:r>
+          </w:p>
+        </w:tc>
+      </w:tr>
+      <w:tr>
+        <w:tc>
+          <w:tcPr>
+            <w:tcW w:type="dxa" w:w="1644"/>
+          </w:tcPr>
+          <w:p>
+            <w:pPr>
+              <w:spacing w:after="40"/>
+            </w:pPr>
+            <w:r/>
+            <w:r>
+              <w:rPr>
+                <w:rFonts w:ascii="微軟正黑體" w:hAnsi="微軟正黑體" w:eastAsia="微軟正黑體"/>
+                <w:b w:val="0"/>
+                <w:color w:val="000000"/>
+                <w:sz w:val="26"/>
+              </w:rPr>
+              <w:t>性別平等工作法</w:t>
+            </w:r>
+          </w:p>
+        </w:tc>
+        <w:tc>
+          <w:tcPr>
+            <w:tcW w:type="dxa" w:w="1474"/>
+          </w:tcPr>
+          <w:p>
+            <w:pPr>
+              <w:spacing w:after="40"/>
+            </w:pPr>
+            <w:r/>
+            <w:r>
+              <w:rPr>
+                <w:rFonts w:ascii="微軟正黑體" w:hAnsi="微軟正黑體" w:eastAsia="微軟正黑體"/>
+                <w:b w:val="0"/>
+                <w:color w:val="000000"/>
+                <w:sz w:val="26"/>
+              </w:rPr>
+              <w:t>育嬰留職停薪</w:t>
+            </w:r>
+          </w:p>
+        </w:tc>
+        <w:tc>
+          <w:tcPr>
+            <w:tcW w:type="dxa" w:w="2608"/>
+          </w:tcPr>
+          <w:p>
+            <w:pPr>
+              <w:spacing w:after="40"/>
+            </w:pPr>
+            <w:r/>
+            <w:r>
+              <w:rPr>
+                <w:rFonts w:ascii="微軟正黑體" w:hAnsi="微軟正黑體" w:eastAsia="微軟正黑體"/>
+                <w:b w:val="0"/>
+                <w:color w:val="000000"/>
+                <w:sz w:val="26"/>
+              </w:rPr>
+              <w:t>任職滿 6 個月後，子女滿 3 歲前申請，至子女滿 3 歲止但不得逾 2 年</w:t>
+            </w:r>
+          </w:p>
+        </w:tc>
+        <w:tc>
+          <w:tcPr>
+            <w:tcW w:type="dxa" w:w="1020"/>
+          </w:tcPr>
+          <w:p>
+            <w:pPr>
+              <w:spacing w:after="40"/>
+            </w:pPr>
+            <w:r/>
+            <w:r>
+              <w:rPr>
+                <w:rFonts w:ascii="微軟正黑體" w:hAnsi="微軟正黑體" w:eastAsia="微軟正黑體"/>
+                <w:b w:val="0"/>
+                <w:color w:val="000000"/>
+                <w:sz w:val="26"/>
+              </w:rPr>
+              <w:t>第 16 條</w:t>
+            </w:r>
+          </w:p>
+        </w:tc>
+        <w:tc>
+          <w:tcPr>
+            <w:tcW w:type="dxa" w:w="1871"/>
+          </w:tcPr>
+          <w:p>
+            <w:pPr>
+              <w:spacing w:after="40"/>
+            </w:pPr>
+            <w:r/>
+            <w:r>
+              <w:rPr>
+                <w:rFonts w:ascii="微軟正黑體" w:hAnsi="微軟正黑體" w:eastAsia="微軟正黑體"/>
+                <w:b w:val="0"/>
+                <w:color w:val="000000"/>
+                <w:sz w:val="26"/>
+              </w:rPr>
+              <w:t>—</w:t>
+            </w:r>
+          </w:p>
+        </w:tc>
+      </w:tr>
+      <w:tr>
+        <w:tc>
+          <w:tcPr>
+            <w:tcW w:type="dxa" w:w="1644"/>
+          </w:tcPr>
+          <w:p>
+            <w:pPr>
+              <w:spacing w:after="40"/>
+            </w:pPr>
+            <w:r/>
+            <w:r>
+              <w:rPr>
+                <w:rFonts w:ascii="微軟正黑體" w:hAnsi="微軟正黑體" w:eastAsia="微軟正黑體"/>
+                <w:b w:val="0"/>
+                <w:color w:val="000000"/>
+                <w:sz w:val="26"/>
+              </w:rPr>
+              <w:t>性別平等工作法</w:t>
+            </w:r>
+          </w:p>
+        </w:tc>
+        <w:tc>
+          <w:tcPr>
+            <w:tcW w:type="dxa" w:w="1474"/>
+          </w:tcPr>
+          <w:p>
+            <w:pPr>
+              <w:spacing w:after="40"/>
+            </w:pPr>
+            <w:r/>
+            <w:r>
+              <w:rPr>
+                <w:rFonts w:ascii="微軟正黑體" w:hAnsi="微軟正黑體" w:eastAsia="微軟正黑體"/>
+                <w:b w:val="0"/>
+                <w:color w:val="000000"/>
+                <w:sz w:val="26"/>
+              </w:rPr>
+              <w:t>哺（集）乳時間</w:t>
+            </w:r>
+          </w:p>
+        </w:tc>
+        <w:tc>
+          <w:tcPr>
+            <w:tcW w:type="dxa" w:w="2608"/>
+          </w:tcPr>
+          <w:p>
+            <w:pPr>
+              <w:spacing w:after="40"/>
+            </w:pPr>
+            <w:r/>
+            <w:r>
+              <w:rPr>
+                <w:rFonts w:ascii="微軟正黑體" w:hAnsi="微軟正黑體" w:eastAsia="微軟正黑體"/>
+                <w:b w:val="0"/>
+                <w:color w:val="000000"/>
+                <w:sz w:val="26"/>
+              </w:rPr>
+              <w:t>子女未滿 2 歲，每日另給 60 分鐘；延長工時 1 小時以上另給 30 分鐘</w:t>
+            </w:r>
+          </w:p>
+        </w:tc>
+        <w:tc>
+          <w:tcPr>
+            <w:tcW w:type="dxa" w:w="1020"/>
+          </w:tcPr>
+          <w:p>
+            <w:pPr>
+              <w:spacing w:after="40"/>
+            </w:pPr>
+            <w:r/>
+            <w:r>
+              <w:rPr>
+                <w:rFonts w:ascii="微軟正黑體" w:hAnsi="微軟正黑體" w:eastAsia="微軟正黑體"/>
+                <w:b w:val="0"/>
+                <w:color w:val="000000"/>
+                <w:sz w:val="26"/>
+              </w:rPr>
+              <w:t>第 18 條</w:t>
+            </w:r>
+          </w:p>
+        </w:tc>
+        <w:tc>
+          <w:tcPr>
+            <w:tcW w:type="dxa" w:w="1871"/>
+          </w:tcPr>
+          <w:p>
+            <w:pPr>
+              <w:spacing w:after="40"/>
+            </w:pPr>
+            <w:r/>
+            <w:r>
+              <w:rPr>
+                <w:rFonts w:ascii="微軟正黑體" w:hAnsi="微軟正黑體" w:eastAsia="微軟正黑體"/>
+                <w:b w:val="0"/>
+                <w:color w:val="000000"/>
+                <w:sz w:val="26"/>
+              </w:rPr>
+              <w:t>—</w:t>
+            </w:r>
+          </w:p>
+        </w:tc>
+      </w:tr>
+      <w:tr>
+        <w:tc>
+          <w:tcPr>
+            <w:tcW w:type="dxa" w:w="1644"/>
+          </w:tcPr>
+          <w:p>
+            <w:pPr>
+              <w:spacing w:after="40"/>
+            </w:pPr>
+            <w:r/>
+            <w:r>
+              <w:rPr>
+                <w:rFonts w:ascii="微軟正黑體" w:hAnsi="微軟正黑體" w:eastAsia="微軟正黑體"/>
+                <w:b w:val="0"/>
+                <w:color w:val="000000"/>
+                <w:sz w:val="26"/>
+              </w:rPr>
+              <w:t>性別平等工作法</w:t>
+            </w:r>
+          </w:p>
+        </w:tc>
+        <w:tc>
+          <w:tcPr>
+            <w:tcW w:type="dxa" w:w="1474"/>
+          </w:tcPr>
+          <w:p>
+            <w:pPr>
+              <w:spacing w:after="40"/>
+            </w:pPr>
+            <w:r/>
+            <w:r>
+              <w:rPr>
+                <w:rFonts w:ascii="微軟正黑體" w:hAnsi="微軟正黑體" w:eastAsia="微軟正黑體"/>
+                <w:b w:val="0"/>
+                <w:color w:val="000000"/>
+                <w:sz w:val="26"/>
+              </w:rPr>
+              <w:t>減少或調整工時</w:t>
+            </w:r>
+          </w:p>
+        </w:tc>
+        <w:tc>
+          <w:tcPr>
+            <w:tcW w:type="dxa" w:w="2608"/>
+          </w:tcPr>
+          <w:p>
+            <w:pPr>
+              <w:spacing w:after="40"/>
+            </w:pPr>
+            <w:r/>
+            <w:r>
+              <w:rPr>
+                <w:rFonts w:ascii="微軟正黑體" w:hAnsi="微軟正黑體" w:eastAsia="微軟正黑體"/>
+                <w:b w:val="0"/>
+                <w:color w:val="000000"/>
+                <w:sz w:val="26"/>
+              </w:rPr>
+              <w:t>僱用 30 人以上之雇主；為撫育未滿 3 歲子女，每天減少 1 小時</w:t>
+            </w:r>
+          </w:p>
+        </w:tc>
+        <w:tc>
+          <w:tcPr>
+            <w:tcW w:type="dxa" w:w="1020"/>
+          </w:tcPr>
+          <w:p>
+            <w:pPr>
+              <w:spacing w:after="40"/>
+            </w:pPr>
+            <w:r/>
+            <w:r>
+              <w:rPr>
+                <w:rFonts w:ascii="微軟正黑體" w:hAnsi="微軟正黑體" w:eastAsia="微軟正黑體"/>
+                <w:b w:val="0"/>
+                <w:color w:val="000000"/>
+                <w:sz w:val="26"/>
+              </w:rPr>
+              <w:t>第 19 條</w:t>
+            </w:r>
+          </w:p>
+        </w:tc>
+        <w:tc>
+          <w:tcPr>
+            <w:tcW w:type="dxa" w:w="1871"/>
+          </w:tcPr>
+          <w:p>
+            <w:pPr>
+              <w:spacing w:after="40"/>
+            </w:pPr>
+            <w:r/>
+            <w:r>
+              <w:rPr>
+                <w:rFonts w:ascii="微軟正黑體" w:hAnsi="微軟正黑體" w:eastAsia="微軟正黑體"/>
+                <w:b w:val="0"/>
+                <w:color w:val="000000"/>
+                <w:sz w:val="26"/>
+              </w:rPr>
+              <w:t>—</w:t>
+            </w:r>
+          </w:p>
+        </w:tc>
+      </w:tr>
+      <w:tr>
+        <w:tc>
+          <w:tcPr>
+            <w:tcW w:type="dxa" w:w="1644"/>
+          </w:tcPr>
+          <w:p>
+            <w:pPr>
+              <w:spacing w:after="40"/>
+            </w:pPr>
+            <w:r/>
+            <w:r>
+              <w:rPr>
+                <w:rFonts w:ascii="微軟正黑體" w:hAnsi="微軟正黑體" w:eastAsia="微軟正黑體"/>
+                <w:b w:val="0"/>
+                <w:color w:val="000000"/>
+                <w:sz w:val="26"/>
+              </w:rPr>
+              <w:t>性別平等工作法</w:t>
+            </w:r>
+          </w:p>
+        </w:tc>
+        <w:tc>
+          <w:tcPr>
+            <w:tcW w:type="dxa" w:w="1474"/>
+          </w:tcPr>
+          <w:p>
+            <w:pPr>
+              <w:spacing w:after="40"/>
+            </w:pPr>
+            <w:r/>
+            <w:r>
+              <w:rPr>
+                <w:rFonts w:ascii="微軟正黑體" w:hAnsi="微軟正黑體" w:eastAsia="微軟正黑體"/>
+                <w:b w:val="0"/>
+                <w:color w:val="000000"/>
+                <w:sz w:val="26"/>
+              </w:rPr>
+              <w:t>家庭照顧假</w:t>
+            </w:r>
+          </w:p>
+        </w:tc>
+        <w:tc>
+          <w:tcPr>
+            <w:tcW w:type="dxa" w:w="2608"/>
+          </w:tcPr>
+          <w:p>
+            <w:pPr>
+              <w:spacing w:after="40"/>
+            </w:pPr>
+            <w:r/>
+            <w:r>
+              <w:rPr>
+                <w:rFonts w:ascii="微軟正黑體" w:hAnsi="微軟正黑體" w:eastAsia="微軟正黑體"/>
+                <w:b w:val="0"/>
+                <w:color w:val="000000"/>
+                <w:sz w:val="26"/>
+              </w:rPr>
+              <w:t>全年 7 日為限，併入事假計算</w:t>
+            </w:r>
+          </w:p>
+        </w:tc>
+        <w:tc>
+          <w:tcPr>
+            <w:tcW w:type="dxa" w:w="1020"/>
+          </w:tcPr>
+          <w:p>
+            <w:pPr>
+              <w:spacing w:after="40"/>
+            </w:pPr>
+            <w:r/>
+            <w:r>
+              <w:rPr>
+                <w:rFonts w:ascii="微軟正黑體" w:hAnsi="微軟正黑體" w:eastAsia="微軟正黑體"/>
+                <w:b w:val="0"/>
+                <w:color w:val="000000"/>
+                <w:sz w:val="26"/>
+              </w:rPr>
+              <w:t>第 20 條</w:t>
+            </w:r>
+          </w:p>
+        </w:tc>
+        <w:tc>
+          <w:tcPr>
+            <w:tcW w:type="dxa" w:w="1871"/>
+          </w:tcPr>
+          <w:p>
+            <w:pPr>
+              <w:spacing w:after="40"/>
+            </w:pPr>
+            <w:r/>
+            <w:r>
+              <w:rPr>
+                <w:rFonts w:ascii="微軟正黑體" w:hAnsi="微軟正黑體" w:eastAsia="微軟正黑體"/>
+                <w:b w:val="0"/>
+                <w:color w:val="000000"/>
+                <w:sz w:val="26"/>
+              </w:rPr>
+              <w:t>—</w:t>
+            </w:r>
+          </w:p>
+        </w:tc>
+      </w:tr>
+      <w:tr>
+        <w:tc>
+          <w:tcPr>
+            <w:tcW w:type="dxa" w:w="1644"/>
+          </w:tcPr>
+          <w:p>
+            <w:pPr>
+              <w:spacing w:after="40"/>
+            </w:pPr>
+            <w:r/>
+            <w:r>
+              <w:rPr>
+                <w:rFonts w:ascii="微軟正黑體" w:hAnsi="微軟正黑體" w:eastAsia="微軟正黑體"/>
+                <w:b w:val="0"/>
+                <w:color w:val="000000"/>
+                <w:sz w:val="26"/>
+              </w:rPr>
+              <w:t>性別平等工作法</w:t>
+            </w:r>
+          </w:p>
+        </w:tc>
+        <w:tc>
+          <w:tcPr>
+            <w:tcW w:type="dxa" w:w="1474"/>
+          </w:tcPr>
+          <w:p>
+            <w:pPr>
+              <w:spacing w:after="40"/>
+            </w:pPr>
+            <w:r/>
+            <w:r>
+              <w:rPr>
+                <w:rFonts w:ascii="微軟正黑體" w:hAnsi="微軟正黑體" w:eastAsia="微軟正黑體"/>
+                <w:b w:val="0"/>
+                <w:color w:val="000000"/>
+                <w:sz w:val="26"/>
+              </w:rPr>
+              <w:t>哺乳室與托兒設施</w:t>
+            </w:r>
+          </w:p>
+        </w:tc>
+        <w:tc>
+          <w:tcPr>
+            <w:tcW w:type="dxa" w:w="2608"/>
+          </w:tcPr>
+          <w:p>
+            <w:pPr>
+              <w:spacing w:after="40"/>
+            </w:pPr>
+            <w:r/>
+            <w:r>
+              <w:rPr>
+                <w:rFonts w:ascii="微軟正黑體" w:hAnsi="微軟正黑體" w:eastAsia="微軟正黑體"/>
+                <w:b w:val="0"/>
+                <w:color w:val="000000"/>
+                <w:sz w:val="26"/>
+              </w:rPr>
+              <w:t>僱用受僱者 100 人以上之雇主</w:t>
+            </w:r>
+          </w:p>
+        </w:tc>
+        <w:tc>
+          <w:tcPr>
+            <w:tcW w:type="dxa" w:w="1020"/>
+          </w:tcPr>
+          <w:p>
+            <w:pPr>
+              <w:spacing w:after="40"/>
+            </w:pPr>
+            <w:r/>
+            <w:r>
+              <w:rPr>
+                <w:rFonts w:ascii="微軟正黑體" w:hAnsi="微軟正黑體" w:eastAsia="微軟正黑體"/>
+                <w:b w:val="0"/>
+                <w:color w:val="000000"/>
+                <w:sz w:val="26"/>
+              </w:rPr>
+              <w:t>第 23 條</w:t>
+            </w:r>
+          </w:p>
+        </w:tc>
+        <w:tc>
+          <w:tcPr>
+            <w:tcW w:type="dxa" w:w="1871"/>
+          </w:tcPr>
+          <w:p>
+            <w:pPr>
+              <w:spacing w:after="40"/>
+            </w:pPr>
+            <w:r/>
+            <w:r>
+              <w:rPr>
+                <w:rFonts w:ascii="微軟正黑體" w:hAnsi="微軟正黑體" w:eastAsia="微軟正黑體"/>
+                <w:b w:val="0"/>
+                <w:color w:val="000000"/>
+                <w:sz w:val="26"/>
+              </w:rPr>
+              <w:t>—</w:t>
+            </w:r>
+          </w:p>
+        </w:tc>
+      </w:tr>
+      <w:tr>
+        <w:tc>
+          <w:tcPr>
+            <w:tcW w:type="dxa" w:w="1644"/>
+          </w:tcPr>
+          <w:p>
+            <w:pPr>
+              <w:spacing w:after="40"/>
+            </w:pPr>
+            <w:r/>
+            <w:r>
+              <w:rPr>
+                <w:rFonts w:ascii="微軟正黑體" w:hAnsi="微軟正黑體" w:eastAsia="微軟正黑體"/>
+                <w:b w:val="0"/>
+                <w:color w:val="000000"/>
+                <w:sz w:val="26"/>
+              </w:rPr>
+              <w:t>性別平等工作法</w:t>
+            </w:r>
+          </w:p>
+        </w:tc>
+        <w:tc>
+          <w:tcPr>
+            <w:tcW w:type="dxa" w:w="1474"/>
+          </w:tcPr>
+          <w:p>
+            <w:pPr>
+              <w:spacing w:after="40"/>
+            </w:pPr>
+            <w:r/>
+            <w:r>
+              <w:rPr>
+                <w:rFonts w:ascii="微軟正黑體" w:hAnsi="微軟正黑體" w:eastAsia="微軟正黑體"/>
+                <w:b w:val="0"/>
+                <w:color w:val="000000"/>
+                <w:sz w:val="26"/>
+              </w:rPr>
+              <w:t>配偶未就業者</w:t>
+            </w:r>
+          </w:p>
+        </w:tc>
+        <w:tc>
+          <w:tcPr>
+            <w:tcW w:type="dxa" w:w="2608"/>
+          </w:tcPr>
+          <w:p>
+            <w:pPr>
+              <w:spacing w:after="40"/>
+            </w:pPr>
+            <w:r/>
+            <w:r>
+              <w:rPr>
+                <w:rFonts w:ascii="微軟正黑體" w:hAnsi="微軟正黑體" w:eastAsia="微軟正黑體"/>
+                <w:b w:val="0"/>
+                <w:color w:val="000000"/>
+                <w:sz w:val="26"/>
+              </w:rPr>
+              <w:t>亦得申請育嬰留停與家庭照顧假</w:t>
+            </w:r>
+          </w:p>
+        </w:tc>
+        <w:tc>
+          <w:tcPr>
+            <w:tcW w:type="dxa" w:w="1020"/>
+          </w:tcPr>
+          <w:p>
+            <w:pPr>
+              <w:spacing w:after="40"/>
+            </w:pPr>
+            <w:r/>
+            <w:r>
+              <w:rPr>
+                <w:rFonts w:ascii="微軟正黑體" w:hAnsi="微軟正黑體" w:eastAsia="微軟正黑體"/>
+                <w:b w:val="0"/>
+                <w:color w:val="000000"/>
+                <w:sz w:val="26"/>
+              </w:rPr>
+              <w:t>（原第 22 條已刪除）</w:t>
+            </w:r>
+          </w:p>
+        </w:tc>
+        <w:tc>
+          <w:tcPr>
+            <w:tcW w:type="dxa" w:w="1871"/>
+          </w:tcPr>
+          <w:p>
+            <w:pPr>
+              <w:spacing w:after="40"/>
+            </w:pPr>
+            <w:r/>
+            <w:r>
+              <w:rPr>
+                <w:rFonts w:ascii="微軟正黑體" w:hAnsi="微軟正黑體" w:eastAsia="微軟正黑體"/>
+                <w:b w:val="0"/>
+                <w:color w:val="000000"/>
+                <w:sz w:val="26"/>
+              </w:rPr>
+              <w:t>舊法第 22 條排除配偶未就業者，111 年刪除。106 年考題以「配偶未就業者亦適用」為錯誤選項，現行法下已變成正確敘述</w:t>
+            </w:r>
+          </w:p>
+        </w:tc>
+      </w:tr>
+      <w:tr>
+        <w:tc>
+          <w:tcPr>
+            <w:tcW w:type="dxa" w:w="1644"/>
+          </w:tcPr>
+          <w:p>
+            <w:pPr>
+              <w:spacing w:after="40"/>
+            </w:pPr>
+            <w:r/>
+            <w:r>
+              <w:rPr>
+                <w:rFonts w:ascii="微軟正黑體" w:hAnsi="微軟正黑體" w:eastAsia="微軟正黑體"/>
+                <w:b w:val="0"/>
+                <w:color w:val="000000"/>
+                <w:sz w:val="26"/>
+              </w:rPr>
+              <w:t>社會工作師法</w:t>
+            </w:r>
+          </w:p>
+        </w:tc>
+        <w:tc>
+          <w:tcPr>
+            <w:tcW w:type="dxa" w:w="1474"/>
+          </w:tcPr>
+          <w:p>
+            <w:pPr>
+              <w:spacing w:after="40"/>
+            </w:pPr>
+            <w:r/>
+            <w:r>
+              <w:rPr>
+                <w:rFonts w:ascii="微軟正黑體" w:hAnsi="微軟正黑體" w:eastAsia="微軟正黑體"/>
+                <w:b w:val="0"/>
+                <w:color w:val="000000"/>
+                <w:sz w:val="26"/>
+              </w:rPr>
+              <w:t>執業執照更新</w:t>
+            </w:r>
+          </w:p>
+        </w:tc>
+        <w:tc>
+          <w:tcPr>
+            <w:tcW w:type="dxa" w:w="2608"/>
+          </w:tcPr>
+          <w:p>
+            <w:pPr>
+              <w:spacing w:after="40"/>
+            </w:pPr>
+            <w:r/>
+            <w:r>
+              <w:rPr>
+                <w:rFonts w:ascii="微軟正黑體" w:hAnsi="微軟正黑體" w:eastAsia="微軟正黑體"/>
+                <w:b w:val="0"/>
+                <w:color w:val="000000"/>
+                <w:sz w:val="26"/>
+              </w:rPr>
+              <w:t>每 6 年提出繼續教育證明，辦理執照更新</w:t>
+            </w:r>
+          </w:p>
+        </w:tc>
+        <w:tc>
+          <w:tcPr>
+            <w:tcW w:type="dxa" w:w="1020"/>
+          </w:tcPr>
+          <w:p>
+            <w:pPr>
+              <w:spacing w:after="40"/>
+            </w:pPr>
+            <w:r/>
+            <w:r>
+              <w:rPr>
+                <w:rFonts w:ascii="微軟正黑體" w:hAnsi="微軟正黑體" w:eastAsia="微軟正黑體"/>
+                <w:b w:val="0"/>
+                <w:color w:val="000000"/>
+                <w:sz w:val="26"/>
+              </w:rPr>
+              <w:t>第 18 條</w:t>
+            </w:r>
+          </w:p>
+        </w:tc>
+        <w:tc>
+          <w:tcPr>
+            <w:tcW w:type="dxa" w:w="1871"/>
+          </w:tcPr>
+          <w:p>
+            <w:pPr>
+              <w:spacing w:after="40"/>
+            </w:pPr>
+            <w:r/>
+            <w:r>
+              <w:rPr>
+                <w:rFonts w:ascii="微軟正黑體" w:hAnsi="微軟正黑體" w:eastAsia="微軟正黑體"/>
+                <w:b w:val="0"/>
+                <w:color w:val="000000"/>
+                <w:sz w:val="26"/>
+              </w:rPr>
+              <w:t>「每 7 年」是題庫出現過的錯誤選項</w:t>
+            </w:r>
+          </w:p>
+        </w:tc>
+      </w:tr>
+      <w:tr>
+        <w:tc>
+          <w:tcPr>
+            <w:tcW w:type="dxa" w:w="1644"/>
+          </w:tcPr>
+          <w:p>
+            <w:pPr>
+              <w:spacing w:after="40"/>
+            </w:pPr>
+            <w:r/>
+            <w:r>
+              <w:rPr>
+                <w:rFonts w:ascii="微軟正黑體" w:hAnsi="微軟正黑體" w:eastAsia="微軟正黑體"/>
+                <w:b w:val="0"/>
+                <w:color w:val="000000"/>
+                <w:sz w:val="26"/>
+              </w:rPr>
+              <w:t>社會工作師法</w:t>
+            </w:r>
+          </w:p>
+        </w:tc>
+        <w:tc>
+          <w:tcPr>
+            <w:tcW w:type="dxa" w:w="1474"/>
+          </w:tcPr>
+          <w:p>
+            <w:pPr>
+              <w:spacing w:after="40"/>
+            </w:pPr>
+            <w:r/>
+            <w:r>
+              <w:rPr>
+                <w:rFonts w:ascii="微軟正黑體" w:hAnsi="微軟正黑體" w:eastAsia="微軟正黑體"/>
+                <w:b w:val="0"/>
+                <w:color w:val="000000"/>
+                <w:sz w:val="26"/>
+              </w:rPr>
+              <w:t>事務所開業</w:t>
+            </w:r>
+          </w:p>
+        </w:tc>
+        <w:tc>
+          <w:tcPr>
+            <w:tcW w:type="dxa" w:w="2608"/>
+          </w:tcPr>
+          <w:p>
+            <w:pPr>
+              <w:spacing w:after="40"/>
+            </w:pPr>
+            <w:r/>
+            <w:r>
+              <w:rPr>
+                <w:rFonts w:ascii="微軟正黑體" w:hAnsi="微軟正黑體" w:eastAsia="微軟正黑體"/>
+                <w:b w:val="0"/>
+                <w:color w:val="000000"/>
+                <w:sz w:val="26"/>
+              </w:rPr>
+              <w:t>須執行本法所定業務 5 年以上</w:t>
+            </w:r>
+          </w:p>
+        </w:tc>
+        <w:tc>
+          <w:tcPr>
+            <w:tcW w:type="dxa" w:w="1020"/>
+          </w:tcPr>
+          <w:p>
+            <w:pPr>
+              <w:spacing w:after="40"/>
+            </w:pPr>
+            <w:r/>
+            <w:r>
+              <w:rPr>
+                <w:rFonts w:ascii="微軟正黑體" w:hAnsi="微軟正黑體" w:eastAsia="微軟正黑體"/>
+                <w:b w:val="0"/>
+                <w:color w:val="000000"/>
+                <w:sz w:val="26"/>
+              </w:rPr>
+              <w:t>第 21 條</w:t>
+            </w:r>
+          </w:p>
+        </w:tc>
+        <w:tc>
+          <w:tcPr>
+            <w:tcW w:type="dxa" w:w="1871"/>
+          </w:tcPr>
+          <w:p>
+            <w:pPr>
+              <w:spacing w:after="40"/>
+            </w:pPr>
+            <w:r/>
+            <w:r>
+              <w:rPr>
+                <w:rFonts w:ascii="微軟正黑體" w:hAnsi="微軟正黑體" w:eastAsia="微軟正黑體"/>
+                <w:b w:val="0"/>
+                <w:color w:val="000000"/>
+                <w:sz w:val="26"/>
+              </w:rPr>
+              <w:t>—</w:t>
+            </w:r>
+          </w:p>
+        </w:tc>
+      </w:tr>
+      <w:tr>
+        <w:tc>
+          <w:tcPr>
+            <w:tcW w:type="dxa" w:w="1644"/>
+          </w:tcPr>
+          <w:p>
+            <w:pPr>
+              <w:spacing w:after="40"/>
+            </w:pPr>
+            <w:r/>
+            <w:r>
+              <w:rPr>
+                <w:rFonts w:ascii="微軟正黑體" w:hAnsi="微軟正黑體" w:eastAsia="微軟正黑體"/>
+                <w:b w:val="0"/>
+                <w:color w:val="000000"/>
+                <w:sz w:val="26"/>
+              </w:rPr>
+              <w:t>社會工作師法</w:t>
+            </w:r>
+          </w:p>
+        </w:tc>
+        <w:tc>
+          <w:tcPr>
+            <w:tcW w:type="dxa" w:w="1474"/>
+          </w:tcPr>
+          <w:p>
+            <w:pPr>
+              <w:spacing w:after="40"/>
+            </w:pPr>
+            <w:r/>
+            <w:r>
+              <w:rPr>
+                <w:rFonts w:ascii="微軟正黑體" w:hAnsi="微軟正黑體" w:eastAsia="微軟正黑體"/>
+                <w:b w:val="0"/>
+                <w:color w:val="000000"/>
+                <w:sz w:val="26"/>
+              </w:rPr>
+              <w:t>停業、歇業、復業報備</w:t>
+            </w:r>
+          </w:p>
+        </w:tc>
+        <w:tc>
+          <w:tcPr>
+            <w:tcW w:type="dxa" w:w="2608"/>
+          </w:tcPr>
+          <w:p>
+            <w:pPr>
+              <w:spacing w:after="40"/>
+            </w:pPr>
+            <w:r/>
+            <w:r>
+              <w:rPr>
+                <w:rFonts w:ascii="微軟正黑體" w:hAnsi="微軟正黑體" w:eastAsia="微軟正黑體"/>
+                <w:b w:val="0"/>
+                <w:color w:val="000000"/>
+                <w:sz w:val="26"/>
+              </w:rPr>
+              <w:t>事實發生之日起 30 日內報請備查</w:t>
+            </w:r>
+          </w:p>
+        </w:tc>
+        <w:tc>
+          <w:tcPr>
+            <w:tcW w:type="dxa" w:w="1020"/>
+          </w:tcPr>
+          <w:p>
+            <w:pPr>
+              <w:spacing w:after="40"/>
+            </w:pPr>
+            <w:r/>
+            <w:r>
+              <w:rPr>
+                <w:rFonts w:ascii="微軟正黑體" w:hAnsi="微軟正黑體" w:eastAsia="微軟正黑體"/>
+                <w:b w:val="0"/>
+                <w:color w:val="000000"/>
+                <w:sz w:val="26"/>
+              </w:rPr>
+              <w:t>第 11 條</w:t>
+            </w:r>
+          </w:p>
+        </w:tc>
+        <w:tc>
+          <w:tcPr>
+            <w:tcW w:type="dxa" w:w="1871"/>
+          </w:tcPr>
+          <w:p>
+            <w:pPr>
+              <w:spacing w:after="40"/>
+            </w:pPr>
+            <w:r/>
+            <w:r>
+              <w:rPr>
+                <w:rFonts w:ascii="微軟正黑體" w:hAnsi="微軟正黑體" w:eastAsia="微軟正黑體"/>
+                <w:b w:val="0"/>
+                <w:color w:val="000000"/>
+                <w:sz w:val="26"/>
+              </w:rPr>
+              <w:t>—</w:t>
+            </w:r>
+          </w:p>
+        </w:tc>
+      </w:tr>
+      <w:tr>
+        <w:tc>
+          <w:tcPr>
+            <w:tcW w:type="dxa" w:w="1644"/>
+          </w:tcPr>
+          <w:p>
+            <w:pPr>
+              <w:spacing w:after="40"/>
+            </w:pPr>
+            <w:r/>
+            <w:r>
+              <w:rPr>
+                <w:rFonts w:ascii="微軟正黑體" w:hAnsi="微軟正黑體" w:eastAsia="微軟正黑體"/>
+                <w:b w:val="0"/>
+                <w:color w:val="000000"/>
+                <w:sz w:val="26"/>
+              </w:rPr>
+              <w:t>社會工作師法</w:t>
+            </w:r>
+          </w:p>
+        </w:tc>
+        <w:tc>
+          <w:tcPr>
+            <w:tcW w:type="dxa" w:w="1474"/>
+          </w:tcPr>
+          <w:p>
+            <w:pPr>
+              <w:spacing w:after="40"/>
+            </w:pPr>
+            <w:r/>
+            <w:r>
+              <w:rPr>
+                <w:rFonts w:ascii="微軟正黑體" w:hAnsi="微軟正黑體" w:eastAsia="微軟正黑體"/>
+                <w:b w:val="0"/>
+                <w:color w:val="000000"/>
+                <w:sz w:val="26"/>
+              </w:rPr>
+              <w:t>服務紀錄保存</w:t>
+            </w:r>
+          </w:p>
+        </w:tc>
+        <w:tc>
+          <w:tcPr>
+            <w:tcW w:type="dxa" w:w="2608"/>
+          </w:tcPr>
+          <w:p>
+            <w:pPr>
+              <w:spacing w:after="40"/>
+            </w:pPr>
+            <w:r/>
+            <w:r>
+              <w:rPr>
+                <w:rFonts w:ascii="微軟正黑體" w:hAnsi="微軟正黑體" w:eastAsia="微軟正黑體"/>
+                <w:b w:val="0"/>
+                <w:color w:val="000000"/>
+                <w:sz w:val="26"/>
+              </w:rPr>
+              <w:t>不得少於 7 年</w:t>
+            </w:r>
+          </w:p>
+        </w:tc>
+        <w:tc>
+          <w:tcPr>
+            <w:tcW w:type="dxa" w:w="1020"/>
+          </w:tcPr>
+          <w:p>
+            <w:pPr>
+              <w:spacing w:after="40"/>
+            </w:pPr>
+            <w:r/>
+            <w:r>
+              <w:rPr>
+                <w:rFonts w:ascii="微軟正黑體" w:hAnsi="微軟正黑體" w:eastAsia="微軟正黑體"/>
+                <w:b w:val="0"/>
+                <w:color w:val="000000"/>
+                <w:sz w:val="26"/>
+              </w:rPr>
+              <w:t>第 16 條</w:t>
+            </w:r>
+          </w:p>
+        </w:tc>
+        <w:tc>
+          <w:tcPr>
+            <w:tcW w:type="dxa" w:w="1871"/>
+          </w:tcPr>
+          <w:p>
+            <w:pPr>
+              <w:spacing w:after="40"/>
+            </w:pPr>
+            <w:r/>
+            <w:r>
+              <w:rPr>
+                <w:rFonts w:ascii="微軟正黑體" w:hAnsi="微軟正黑體" w:eastAsia="微軟正黑體"/>
+                <w:b w:val="0"/>
+                <w:color w:val="000000"/>
+                <w:sz w:val="26"/>
+              </w:rPr>
+              <w:t>—</w:t>
+            </w:r>
+          </w:p>
+        </w:tc>
+      </w:tr>
+      <w:tr>
+        <w:tc>
+          <w:tcPr>
+            <w:tcW w:type="dxa" w:w="1644"/>
+          </w:tcPr>
+          <w:p>
+            <w:pPr>
+              <w:spacing w:after="40"/>
+            </w:pPr>
+            <w:r/>
+            <w:r>
+              <w:rPr>
+                <w:rFonts w:ascii="微軟正黑體" w:hAnsi="微軟正黑體" w:eastAsia="微軟正黑體"/>
+                <w:b w:val="0"/>
+                <w:color w:val="000000"/>
+                <w:sz w:val="26"/>
+              </w:rPr>
+              <w:t>社會救助法</w:t>
+            </w:r>
+          </w:p>
+        </w:tc>
+        <w:tc>
+          <w:tcPr>
+            <w:tcW w:type="dxa" w:w="1474"/>
+          </w:tcPr>
+          <w:p>
+            <w:pPr>
+              <w:spacing w:after="40"/>
+            </w:pPr>
+            <w:r/>
+            <w:r>
+              <w:rPr>
+                <w:rFonts w:ascii="微軟正黑體" w:hAnsi="微軟正黑體" w:eastAsia="微軟正黑體"/>
+                <w:b w:val="0"/>
+                <w:color w:val="000000"/>
+                <w:sz w:val="26"/>
+              </w:rPr>
+              <w:t>最低生活費</w:t>
+            </w:r>
+          </w:p>
+        </w:tc>
+        <w:tc>
+          <w:tcPr>
+            <w:tcW w:type="dxa" w:w="2608"/>
+          </w:tcPr>
+          <w:p>
+            <w:pPr>
+              <w:spacing w:after="40"/>
+            </w:pPr>
+            <w:r/>
+            <w:r>
+              <w:rPr>
+                <w:rFonts w:ascii="微軟正黑體" w:hAnsi="微軟正黑體" w:eastAsia="微軟正黑體"/>
+                <w:b w:val="0"/>
+                <w:color w:val="000000"/>
+                <w:sz w:val="26"/>
+              </w:rPr>
+              <w:t>當地最近一年每人可支配所得中位數 60%；不得超過全國中位數 70%</w:t>
+            </w:r>
+          </w:p>
+        </w:tc>
+        <w:tc>
+          <w:tcPr>
+            <w:tcW w:type="dxa" w:w="1020"/>
+          </w:tcPr>
+          <w:p>
+            <w:pPr>
+              <w:spacing w:after="40"/>
+            </w:pPr>
+            <w:r/>
+            <w:r>
+              <w:rPr>
+                <w:rFonts w:ascii="微軟正黑體" w:hAnsi="微軟正黑體" w:eastAsia="微軟正黑體"/>
+                <w:b w:val="0"/>
+                <w:color w:val="000000"/>
+                <w:sz w:val="26"/>
+              </w:rPr>
+              <w:t>第 4 條</w:t>
+            </w:r>
+          </w:p>
+        </w:tc>
+        <w:tc>
+          <w:tcPr>
+            <w:tcW w:type="dxa" w:w="1871"/>
+          </w:tcPr>
+          <w:p>
+            <w:pPr>
+              <w:spacing w:after="40"/>
+            </w:pPr>
+            <w:r/>
+            <w:r>
+              <w:rPr>
+                <w:rFonts w:ascii="微軟正黑體" w:hAnsi="微軟正黑體" w:eastAsia="微軟正黑體"/>
+                <w:b w:val="0"/>
+                <w:color w:val="000000"/>
+                <w:sz w:val="26"/>
+              </w:rPr>
+              <w:t>—</w:t>
+            </w:r>
+          </w:p>
+        </w:tc>
+      </w:tr>
+      <w:tr>
+        <w:tc>
+          <w:tcPr>
+            <w:tcW w:type="dxa" w:w="1644"/>
+          </w:tcPr>
+          <w:p>
+            <w:pPr>
+              <w:spacing w:after="40"/>
+            </w:pPr>
+            <w:r/>
+            <w:r>
+              <w:rPr>
+                <w:rFonts w:ascii="微軟正黑體" w:hAnsi="微軟正黑體" w:eastAsia="微軟正黑體"/>
+                <w:b w:val="0"/>
+                <w:color w:val="000000"/>
+                <w:sz w:val="26"/>
+              </w:rPr>
+              <w:t>社會救助法</w:t>
+            </w:r>
+          </w:p>
+        </w:tc>
+        <w:tc>
+          <w:tcPr>
+            <w:tcW w:type="dxa" w:w="1474"/>
+          </w:tcPr>
+          <w:p>
+            <w:pPr>
+              <w:spacing w:after="40"/>
+            </w:pPr>
+            <w:r/>
+            <w:r>
+              <w:rPr>
+                <w:rFonts w:ascii="微軟正黑體" w:hAnsi="微軟正黑體" w:eastAsia="微軟正黑體"/>
+                <w:b w:val="0"/>
+                <w:color w:val="000000"/>
+                <w:sz w:val="26"/>
+              </w:rPr>
+              <w:t>中低收入戶門檻</w:t>
+            </w:r>
+          </w:p>
+        </w:tc>
+        <w:tc>
+          <w:tcPr>
+            <w:tcW w:type="dxa" w:w="2608"/>
+          </w:tcPr>
+          <w:p>
+            <w:pPr>
+              <w:spacing w:after="40"/>
+            </w:pPr>
+            <w:r/>
+            <w:r>
+              <w:rPr>
+                <w:rFonts w:ascii="微軟正黑體" w:hAnsi="微軟正黑體" w:eastAsia="微軟正黑體"/>
+                <w:b w:val="0"/>
+                <w:color w:val="000000"/>
+                <w:sz w:val="26"/>
+              </w:rPr>
+              <w:t>家庭總收入平均每人每月不超過最低生活費 1.5 倍</w:t>
+            </w:r>
+          </w:p>
+        </w:tc>
+        <w:tc>
+          <w:tcPr>
+            <w:tcW w:type="dxa" w:w="1020"/>
+          </w:tcPr>
+          <w:p>
+            <w:pPr>
+              <w:spacing w:after="40"/>
+            </w:pPr>
+            <w:r/>
+            <w:r>
+              <w:rPr>
+                <w:rFonts w:ascii="微軟正黑體" w:hAnsi="微軟正黑體" w:eastAsia="微軟正黑體"/>
+                <w:b w:val="0"/>
+                <w:color w:val="000000"/>
+                <w:sz w:val="26"/>
+              </w:rPr>
+              <w:t>第 4 條之 1</w:t>
+            </w:r>
+          </w:p>
+        </w:tc>
+        <w:tc>
+          <w:tcPr>
+            <w:tcW w:type="dxa" w:w="1871"/>
+          </w:tcPr>
+          <w:p>
+            <w:pPr>
+              <w:spacing w:after="40"/>
+            </w:pPr>
+            <w:r/>
+            <w:r>
+              <w:rPr>
+                <w:rFonts w:ascii="微軟正黑體" w:hAnsi="微軟正黑體" w:eastAsia="微軟正黑體"/>
+                <w:b w:val="0"/>
+                <w:color w:val="000000"/>
+                <w:sz w:val="26"/>
+              </w:rPr>
+              <w:t>—</w:t>
+            </w:r>
+          </w:p>
+        </w:tc>
+      </w:tr>
+      <w:tr>
+        <w:tc>
+          <w:tcPr>
+            <w:tcW w:type="dxa" w:w="1644"/>
+          </w:tcPr>
+          <w:p>
+            <w:pPr>
+              <w:spacing w:after="40"/>
+            </w:pPr>
+            <w:r/>
+            <w:r>
+              <w:rPr>
+                <w:rFonts w:ascii="微軟正黑體" w:hAnsi="微軟正黑體" w:eastAsia="微軟正黑體"/>
+                <w:b w:val="0"/>
+                <w:color w:val="000000"/>
+                <w:sz w:val="26"/>
+              </w:rPr>
+              <w:t>社會救助法</w:t>
+            </w:r>
+          </w:p>
+        </w:tc>
+        <w:tc>
+          <w:tcPr>
+            <w:tcW w:type="dxa" w:w="1474"/>
+          </w:tcPr>
+          <w:p>
+            <w:pPr>
+              <w:spacing w:after="40"/>
+            </w:pPr>
+            <w:r/>
+            <w:r>
+              <w:rPr>
+                <w:rFonts w:ascii="微軟正黑體" w:hAnsi="微軟正黑體" w:eastAsia="微軟正黑體"/>
+                <w:b w:val="0"/>
+                <w:color w:val="000000"/>
+                <w:sz w:val="26"/>
+              </w:rPr>
+              <w:t>有工作能力年齡</w:t>
+            </w:r>
+          </w:p>
+        </w:tc>
+        <w:tc>
+          <w:tcPr>
+            <w:tcW w:type="dxa" w:w="2608"/>
+          </w:tcPr>
+          <w:p>
+            <w:pPr>
+              <w:spacing w:after="40"/>
+            </w:pPr>
+            <w:r/>
+            <w:r>
+              <w:rPr>
+                <w:rFonts w:ascii="微軟正黑體" w:hAnsi="微軟正黑體" w:eastAsia="微軟正黑體"/>
+                <w:b w:val="0"/>
+                <w:color w:val="000000"/>
+                <w:sz w:val="26"/>
+              </w:rPr>
+              <w:t>16 歲以上未滿 65 歲</w:t>
+            </w:r>
+          </w:p>
+        </w:tc>
+        <w:tc>
+          <w:tcPr>
+            <w:tcW w:type="dxa" w:w="1020"/>
+          </w:tcPr>
+          <w:p>
+            <w:pPr>
+              <w:spacing w:after="40"/>
+            </w:pPr>
+            <w:r/>
+            <w:r>
+              <w:rPr>
+                <w:rFonts w:ascii="微軟正黑體" w:hAnsi="微軟正黑體" w:eastAsia="微軟正黑體"/>
+                <w:b w:val="0"/>
+                <w:color w:val="000000"/>
+                <w:sz w:val="26"/>
+              </w:rPr>
+              <w:t>第 5 條之 3</w:t>
+            </w:r>
+          </w:p>
+        </w:tc>
+        <w:tc>
+          <w:tcPr>
+            <w:tcW w:type="dxa" w:w="1871"/>
+          </w:tcPr>
+          <w:p>
+            <w:pPr>
+              <w:spacing w:after="40"/>
+            </w:pPr>
+            <w:r/>
+            <w:r>
+              <w:rPr>
+                <w:rFonts w:ascii="微軟正黑體" w:hAnsi="微軟正黑體" w:eastAsia="微軟正黑體"/>
+                <w:b w:val="0"/>
+                <w:color w:val="000000"/>
+                <w:sz w:val="26"/>
+              </w:rPr>
+              <w:t>—</w:t>
+            </w:r>
+          </w:p>
+        </w:tc>
+      </w:tr>
+      <w:tr>
+        <w:tc>
+          <w:tcPr>
+            <w:tcW w:type="dxa" w:w="1644"/>
+          </w:tcPr>
+          <w:p>
+            <w:pPr>
+              <w:spacing w:after="40"/>
+            </w:pPr>
+            <w:r/>
+            <w:r>
+              <w:rPr>
+                <w:rFonts w:ascii="微軟正黑體" w:hAnsi="微軟正黑體" w:eastAsia="微軟正黑體"/>
+                <w:b w:val="0"/>
+                <w:color w:val="000000"/>
+                <w:sz w:val="26"/>
+              </w:rPr>
+              <w:t>社會救助法</w:t>
+            </w:r>
+          </w:p>
+        </w:tc>
+        <w:tc>
+          <w:tcPr>
+            <w:tcW w:type="dxa" w:w="1474"/>
+          </w:tcPr>
+          <w:p>
+            <w:pPr>
+              <w:spacing w:after="40"/>
+            </w:pPr>
+            <w:r/>
+            <w:r>
+              <w:rPr>
+                <w:rFonts w:ascii="微軟正黑體" w:hAnsi="微軟正黑體" w:eastAsia="微軟正黑體"/>
+                <w:b w:val="0"/>
+                <w:color w:val="000000"/>
+                <w:sz w:val="26"/>
+              </w:rPr>
+              <w:t>生活扶助增加給付</w:t>
+            </w:r>
+          </w:p>
+        </w:tc>
+        <w:tc>
+          <w:tcPr>
+            <w:tcW w:type="dxa" w:w="2608"/>
+          </w:tcPr>
+          <w:p>
+            <w:pPr>
+              <w:spacing w:after="40"/>
+            </w:pPr>
+            <w:r/>
+            <w:r>
+              <w:rPr>
+                <w:rFonts w:ascii="微軟正黑體" w:hAnsi="微軟正黑體" w:eastAsia="微軟正黑體"/>
+                <w:b w:val="0"/>
+                <w:color w:val="000000"/>
+                <w:sz w:val="26"/>
+              </w:rPr>
+              <w:t>年滿 65 歲、懷胎滿 3 個月、領有身障證明者，最高增加 40%</w:t>
+            </w:r>
+          </w:p>
+        </w:tc>
+        <w:tc>
+          <w:tcPr>
+            <w:tcW w:type="dxa" w:w="1020"/>
+          </w:tcPr>
+          <w:p>
+            <w:pPr>
+              <w:spacing w:after="40"/>
+            </w:pPr>
+            <w:r/>
+            <w:r>
+              <w:rPr>
+                <w:rFonts w:ascii="微軟正黑體" w:hAnsi="微軟正黑體" w:eastAsia="微軟正黑體"/>
+                <w:b w:val="0"/>
+                <w:color w:val="000000"/>
+                <w:sz w:val="26"/>
+              </w:rPr>
+              <w:t>第 12 條</w:t>
+            </w:r>
+          </w:p>
+        </w:tc>
+        <w:tc>
+          <w:tcPr>
+            <w:tcW w:type="dxa" w:w="1871"/>
+          </w:tcPr>
+          <w:p>
+            <w:pPr>
+              <w:spacing w:after="40"/>
+            </w:pPr>
+            <w:r/>
+            <w:r>
+              <w:rPr>
+                <w:rFonts w:ascii="微軟正黑體" w:hAnsi="微軟正黑體" w:eastAsia="微軟正黑體"/>
+                <w:b w:val="0"/>
+                <w:color w:val="000000"/>
+                <w:sz w:val="26"/>
+              </w:rPr>
+              <w:t>—</w:t>
+            </w:r>
+          </w:p>
+        </w:tc>
+      </w:tr>
+    </w:tbl>
+    <w:p>
+      <w:pPr>
+        <w:spacing w:after="40"/>
+      </w:pPr>
+    </w:p>
+    <w:p>
+      <w:pPr>
+        <w:spacing w:after="80"/>
+      </w:pPr>
+      <w:r>
+        <w:rPr>
+          <w:rFonts w:ascii="微軟正黑體" w:hAnsi="微軟正黑體" w:eastAsia="微軟正黑體"/>
+          <w:b/>
+          <w:color w:val="000000"/>
+          <w:sz w:val="30"/>
+        </w:rPr>
+        <w:t>通報時限一次記</w:t>
+      </w:r>
+    </w:p>
+    <w:p>
+      <w:pPr>
+        <w:spacing w:after="60" w:line="336" w:lineRule="auto"/>
+        <w:ind w:left="340"/>
+      </w:pPr>
+      <w:r>
+        <w:rPr>
+          <w:rFonts w:ascii="微軟正黑體" w:hAnsi="微軟正黑體" w:eastAsia="微軟正黑體"/>
+          <w:b w:val="0"/>
+          <w:color w:val="000000"/>
+          <w:sz w:val="28"/>
+        </w:rPr>
+        <w:t>・兒少權法第 53 條、家暴法第 50 條、性侵害犯罪防治法第 11 條、身障法第 76 條、兒少性剝削條例第 7 條：責任通報一律「立即、至遲不得超過 24 小時」。</w:t>
+      </w:r>
+    </w:p>
+    <w:p>
+      <w:pPr>
+        <w:spacing w:after="60" w:line="336" w:lineRule="auto"/>
+        <w:ind w:left="340"/>
+      </w:pPr>
+      <w:r>
+        <w:rPr>
+          <w:rFonts w:ascii="微軟正黑體" w:hAnsi="微軟正黑體" w:eastAsia="微軟正黑體"/>
+          <w:b w:val="0"/>
+          <w:color w:val="000000"/>
+          <w:sz w:val="28"/>
+        </w:rPr>
+        <w:t>・老人福利法第 43 條例外：本法只寫主管機關接獲通報後「應立即處理」，通報時限授權由「通報及處理辦法」另定。本法與子法的差別是考點。</w:t>
+      </w:r>
+    </w:p>
+    <w:p>
+      <w:pPr>
+        <w:spacing w:after="60" w:line="336" w:lineRule="auto"/>
+        <w:ind w:left="340"/>
+      </w:pPr>
+      <w:r>
+        <w:rPr>
+          <w:rFonts w:ascii="微軟正黑體" w:hAnsi="微軟正黑體" w:eastAsia="微軟正黑體"/>
+          <w:b w:val="0"/>
+          <w:color w:val="000000"/>
+          <w:sz w:val="28"/>
+        </w:rPr>
+        <w:t>・緊急安置一律 72 小時（兒少權法第 56 條、身障法第 80 條、兒少性剝削條例第 16 條），繼續安置以 3 個月為限、每次得延長 3 個月。家暴法的緊急保護令則是 4 小時內核發，不要混。</w:t>
       </w:r>
     </w:p>
     <w:p>

--- a/docs/社工師備考指南_十年考古題分析.docx
+++ b/docs/社工師備考指南_十年考古題分析.docx
@@ -13640,6 +13640,4494 @@
                 <w:sz w:val="26"/>
               </w:rPr>
               <w:t>第 12 條</w:t>
+            </w:r>
+          </w:p>
+        </w:tc>
+        <w:tc>
+          <w:tcPr>
+            <w:tcW w:type="dxa" w:w="1871"/>
+          </w:tcPr>
+          <w:p>
+            <w:pPr>
+              <w:spacing w:after="40"/>
+            </w:pPr>
+            <w:r/>
+            <w:r>
+              <w:rPr>
+                <w:rFonts w:ascii="微軟正黑體" w:hAnsi="微軟正黑體" w:eastAsia="微軟正黑體"/>
+                <w:b w:val="0"/>
+                <w:color w:val="000000"/>
+                <w:sz w:val="26"/>
+              </w:rPr>
+              <w:t>—</w:t>
+            </w:r>
+          </w:p>
+        </w:tc>
+      </w:tr>
+      <w:tr>
+        <w:tc>
+          <w:tcPr>
+            <w:tcW w:type="dxa" w:w="1644"/>
+          </w:tcPr>
+          <w:p>
+            <w:pPr>
+              <w:spacing w:after="40"/>
+            </w:pPr>
+            <w:r/>
+            <w:r>
+              <w:rPr>
+                <w:rFonts w:ascii="微軟正黑體" w:hAnsi="微軟正黑體" w:eastAsia="微軟正黑體"/>
+                <w:b w:val="0"/>
+                <w:color w:val="000000"/>
+                <w:sz w:val="26"/>
+              </w:rPr>
+              <w:t>特殊境遇家庭扶助條例</w:t>
+            </w:r>
+          </w:p>
+        </w:tc>
+        <w:tc>
+          <w:tcPr>
+            <w:tcW w:type="dxa" w:w="1474"/>
+          </w:tcPr>
+          <w:p>
+            <w:pPr>
+              <w:spacing w:after="40"/>
+            </w:pPr>
+            <w:r/>
+            <w:r>
+              <w:rPr>
+                <w:rFonts w:ascii="微軟正黑體" w:hAnsi="微軟正黑體" w:eastAsia="微軟正黑體"/>
+                <w:b w:val="0"/>
+                <w:color w:val="000000"/>
+                <w:sz w:val="26"/>
+              </w:rPr>
+              <w:t>所得門檻</w:t>
+            </w:r>
+          </w:p>
+        </w:tc>
+        <w:tc>
+          <w:tcPr>
+            <w:tcW w:type="dxa" w:w="2608"/>
+          </w:tcPr>
+          <w:p>
+            <w:pPr>
+              <w:spacing w:after="40"/>
+            </w:pPr>
+            <w:r/>
+            <w:r>
+              <w:rPr>
+                <w:rFonts w:ascii="微軟正黑體" w:hAnsi="微軟正黑體" w:eastAsia="微軟正黑體"/>
+                <w:b w:val="0"/>
+                <w:color w:val="000000"/>
+                <w:sz w:val="26"/>
+              </w:rPr>
+              <w:t>家庭總收入平均每人每月未超過最低生活費 2.5 倍，且未超過臺灣地區平均每人每月消費支出 1.5 倍</w:t>
+            </w:r>
+          </w:p>
+        </w:tc>
+        <w:tc>
+          <w:tcPr>
+            <w:tcW w:type="dxa" w:w="1020"/>
+          </w:tcPr>
+          <w:p>
+            <w:pPr>
+              <w:spacing w:after="40"/>
+            </w:pPr>
+            <w:r/>
+            <w:r>
+              <w:rPr>
+                <w:rFonts w:ascii="微軟正黑體" w:hAnsi="微軟正黑體" w:eastAsia="微軟正黑體"/>
+                <w:b w:val="0"/>
+                <w:color w:val="000000"/>
+                <w:sz w:val="26"/>
+              </w:rPr>
+              <w:t>第 4 條</w:t>
+            </w:r>
+          </w:p>
+        </w:tc>
+        <w:tc>
+          <w:tcPr>
+            <w:tcW w:type="dxa" w:w="1871"/>
+          </w:tcPr>
+          <w:p>
+            <w:pPr>
+              <w:spacing w:after="40"/>
+            </w:pPr>
+            <w:r/>
+            <w:r>
+              <w:rPr>
+                <w:rFonts w:ascii="微軟正黑體" w:hAnsi="微軟正黑體" w:eastAsia="微軟正黑體"/>
+                <w:b w:val="0"/>
+                <w:color w:val="000000"/>
+                <w:sz w:val="26"/>
+              </w:rPr>
+              <w:t>—</w:t>
+            </w:r>
+          </w:p>
+        </w:tc>
+      </w:tr>
+      <w:tr>
+        <w:tc>
+          <w:tcPr>
+            <w:tcW w:type="dxa" w:w="1644"/>
+          </w:tcPr>
+          <w:p>
+            <w:pPr>
+              <w:spacing w:after="40"/>
+            </w:pPr>
+            <w:r/>
+            <w:r>
+              <w:rPr>
+                <w:rFonts w:ascii="微軟正黑體" w:hAnsi="微軟正黑體" w:eastAsia="微軟正黑體"/>
+                <w:b w:val="0"/>
+                <w:color w:val="000000"/>
+                <w:sz w:val="26"/>
+              </w:rPr>
+              <w:t>特殊境遇家庭扶助條例</w:t>
+            </w:r>
+          </w:p>
+        </w:tc>
+        <w:tc>
+          <w:tcPr>
+            <w:tcW w:type="dxa" w:w="1474"/>
+          </w:tcPr>
+          <w:p>
+            <w:pPr>
+              <w:spacing w:after="40"/>
+            </w:pPr>
+            <w:r/>
+            <w:r>
+              <w:rPr>
+                <w:rFonts w:ascii="微軟正黑體" w:hAnsi="微軟正黑體" w:eastAsia="微軟正黑體"/>
+                <w:b w:val="0"/>
+                <w:color w:val="000000"/>
+                <w:sz w:val="26"/>
+              </w:rPr>
+              <w:t>配偶死亡或失蹤</w:t>
+            </w:r>
+          </w:p>
+        </w:tc>
+        <w:tc>
+          <w:tcPr>
+            <w:tcW w:type="dxa" w:w="2608"/>
+          </w:tcPr>
+          <w:p>
+            <w:pPr>
+              <w:spacing w:after="40"/>
+            </w:pPr>
+            <w:r/>
+            <w:r>
+              <w:rPr>
+                <w:rFonts w:ascii="微軟正黑體" w:hAnsi="微軟正黑體" w:eastAsia="微軟正黑體"/>
+                <w:b w:val="0"/>
+                <w:color w:val="000000"/>
+                <w:sz w:val="26"/>
+              </w:rPr>
+              <w:t>申請人須 65 歲以下；配偶失蹤須協尋未獲達 6 個月以上</w:t>
+            </w:r>
+          </w:p>
+        </w:tc>
+        <w:tc>
+          <w:tcPr>
+            <w:tcW w:type="dxa" w:w="1020"/>
+          </w:tcPr>
+          <w:p>
+            <w:pPr>
+              <w:spacing w:after="40"/>
+            </w:pPr>
+            <w:r/>
+            <w:r>
+              <w:rPr>
+                <w:rFonts w:ascii="微軟正黑體" w:hAnsi="微軟正黑體" w:eastAsia="微軟正黑體"/>
+                <w:b w:val="0"/>
+                <w:color w:val="000000"/>
+                <w:sz w:val="26"/>
+              </w:rPr>
+              <w:t>第 4 條</w:t>
+            </w:r>
+          </w:p>
+        </w:tc>
+        <w:tc>
+          <w:tcPr>
+            <w:tcW w:type="dxa" w:w="1871"/>
+          </w:tcPr>
+          <w:p>
+            <w:pPr>
+              <w:spacing w:after="40"/>
+            </w:pPr>
+            <w:r/>
+            <w:r>
+              <w:rPr>
+                <w:rFonts w:ascii="微軟正黑體" w:hAnsi="微軟正黑體" w:eastAsia="微軟正黑體"/>
+                <w:b w:val="0"/>
+                <w:color w:val="000000"/>
+                <w:sz w:val="26"/>
+              </w:rPr>
+              <w:t>「65 歲以上，其配偶死亡或失蹤」是題庫出現過的錯誤選項</w:t>
+            </w:r>
+          </w:p>
+        </w:tc>
+      </w:tr>
+      <w:tr>
+        <w:tc>
+          <w:tcPr>
+            <w:tcW w:type="dxa" w:w="1644"/>
+          </w:tcPr>
+          <w:p>
+            <w:pPr>
+              <w:spacing w:after="40"/>
+            </w:pPr>
+            <w:r/>
+            <w:r>
+              <w:rPr>
+                <w:rFonts w:ascii="微軟正黑體" w:hAnsi="微軟正黑體" w:eastAsia="微軟正黑體"/>
+                <w:b w:val="0"/>
+                <w:color w:val="000000"/>
+                <w:sz w:val="26"/>
+              </w:rPr>
+              <w:t>特殊境遇家庭扶助條例</w:t>
+            </w:r>
+          </w:p>
+        </w:tc>
+        <w:tc>
+          <w:tcPr>
+            <w:tcW w:type="dxa" w:w="1474"/>
+          </w:tcPr>
+          <w:p>
+            <w:pPr>
+              <w:spacing w:after="40"/>
+            </w:pPr>
+            <w:r/>
+            <w:r>
+              <w:rPr>
+                <w:rFonts w:ascii="微軟正黑體" w:hAnsi="微軟正黑體" w:eastAsia="微軟正黑體"/>
+                <w:b w:val="0"/>
+                <w:color w:val="000000"/>
+                <w:sz w:val="26"/>
+              </w:rPr>
+              <w:t>未婚懷孕</w:t>
+            </w:r>
+          </w:p>
+        </w:tc>
+        <w:tc>
+          <w:tcPr>
+            <w:tcW w:type="dxa" w:w="2608"/>
+          </w:tcPr>
+          <w:p>
+            <w:pPr>
+              <w:spacing w:after="40"/>
+            </w:pPr>
+            <w:r/>
+            <w:r>
+              <w:rPr>
+                <w:rFonts w:ascii="微軟正黑體" w:hAnsi="微軟正黑體" w:eastAsia="微軟正黑體"/>
+                <w:b w:val="0"/>
+                <w:color w:val="000000"/>
+                <w:sz w:val="26"/>
+              </w:rPr>
+              <w:t>懷胎 3 個月以上至分娩 2 個月內</w:t>
+            </w:r>
+          </w:p>
+        </w:tc>
+        <w:tc>
+          <w:tcPr>
+            <w:tcW w:type="dxa" w:w="1020"/>
+          </w:tcPr>
+          <w:p>
+            <w:pPr>
+              <w:spacing w:after="40"/>
+            </w:pPr>
+            <w:r/>
+            <w:r>
+              <w:rPr>
+                <w:rFonts w:ascii="微軟正黑體" w:hAnsi="微軟正黑體" w:eastAsia="微軟正黑體"/>
+                <w:b w:val="0"/>
+                <w:color w:val="000000"/>
+                <w:sz w:val="26"/>
+              </w:rPr>
+              <w:t>第 4 條</w:t>
+            </w:r>
+          </w:p>
+        </w:tc>
+        <w:tc>
+          <w:tcPr>
+            <w:tcW w:type="dxa" w:w="1871"/>
+          </w:tcPr>
+          <w:p>
+            <w:pPr>
+              <w:spacing w:after="40"/>
+            </w:pPr>
+            <w:r/>
+            <w:r>
+              <w:rPr>
+                <w:rFonts w:ascii="微軟正黑體" w:hAnsi="微軟正黑體" w:eastAsia="微軟正黑體"/>
+                <w:b w:val="0"/>
+                <w:color w:val="000000"/>
+                <w:sz w:val="26"/>
+              </w:rPr>
+              <w:t>—</w:t>
+            </w:r>
+          </w:p>
+        </w:tc>
+      </w:tr>
+      <w:tr>
+        <w:tc>
+          <w:tcPr>
+            <w:tcW w:type="dxa" w:w="1644"/>
+          </w:tcPr>
+          <w:p>
+            <w:pPr>
+              <w:spacing w:after="40"/>
+            </w:pPr>
+            <w:r/>
+            <w:r>
+              <w:rPr>
+                <w:rFonts w:ascii="微軟正黑體" w:hAnsi="微軟正黑體" w:eastAsia="微軟正黑體"/>
+                <w:b w:val="0"/>
+                <w:color w:val="000000"/>
+                <w:sz w:val="26"/>
+              </w:rPr>
+              <w:t>特殊境遇家庭扶助條例</w:t>
+            </w:r>
+          </w:p>
+        </w:tc>
+        <w:tc>
+          <w:tcPr>
+            <w:tcW w:type="dxa" w:w="1474"/>
+          </w:tcPr>
+          <w:p>
+            <w:pPr>
+              <w:spacing w:after="40"/>
+            </w:pPr>
+            <w:r/>
+            <w:r>
+              <w:rPr>
+                <w:rFonts w:ascii="微軟正黑體" w:hAnsi="微軟正黑體" w:eastAsia="微軟正黑體"/>
+                <w:b w:val="0"/>
+                <w:color w:val="000000"/>
+                <w:sz w:val="26"/>
+              </w:rPr>
+              <w:t>緊急生活扶助</w:t>
+            </w:r>
+          </w:p>
+        </w:tc>
+        <w:tc>
+          <w:tcPr>
+            <w:tcW w:type="dxa" w:w="2608"/>
+          </w:tcPr>
+          <w:p>
+            <w:pPr>
+              <w:spacing w:after="40"/>
+            </w:pPr>
+            <w:r/>
+            <w:r>
+              <w:rPr>
+                <w:rFonts w:ascii="微軟正黑體" w:hAnsi="微軟正黑體" w:eastAsia="微軟正黑體"/>
+                <w:b w:val="0"/>
+                <w:color w:val="000000"/>
+                <w:sz w:val="26"/>
+              </w:rPr>
+              <w:t>事實發生後 6 個月內申請；按當年度最低生活費 1 倍核發，每次補助 3 個月</w:t>
+            </w:r>
+          </w:p>
+        </w:tc>
+        <w:tc>
+          <w:tcPr>
+            <w:tcW w:type="dxa" w:w="1020"/>
+          </w:tcPr>
+          <w:p>
+            <w:pPr>
+              <w:spacing w:after="40"/>
+            </w:pPr>
+            <w:r/>
+            <w:r>
+              <w:rPr>
+                <w:rFonts w:ascii="微軟正黑體" w:hAnsi="微軟正黑體" w:eastAsia="微軟正黑體"/>
+                <w:b w:val="0"/>
+                <w:color w:val="000000"/>
+                <w:sz w:val="26"/>
+              </w:rPr>
+              <w:t>第 6 條</w:t>
+            </w:r>
+          </w:p>
+        </w:tc>
+        <w:tc>
+          <w:tcPr>
+            <w:tcW w:type="dxa" w:w="1871"/>
+          </w:tcPr>
+          <w:p>
+            <w:pPr>
+              <w:spacing w:after="40"/>
+            </w:pPr>
+            <w:r/>
+            <w:r>
+              <w:rPr>
+                <w:rFonts w:ascii="微軟正黑體" w:hAnsi="微軟正黑體" w:eastAsia="微軟正黑體"/>
+                <w:b w:val="0"/>
+                <w:color w:val="000000"/>
+                <w:sz w:val="26"/>
+              </w:rPr>
+              <w:t>「應於事實發生後 3 個月內申請」是題庫出現過的錯誤選項</w:t>
+            </w:r>
+          </w:p>
+        </w:tc>
+      </w:tr>
+      <w:tr>
+        <w:tc>
+          <w:tcPr>
+            <w:tcW w:type="dxa" w:w="1644"/>
+          </w:tcPr>
+          <w:p>
+            <w:pPr>
+              <w:spacing w:after="40"/>
+            </w:pPr>
+            <w:r/>
+            <w:r>
+              <w:rPr>
+                <w:rFonts w:ascii="微軟正黑體" w:hAnsi="微軟正黑體" w:eastAsia="微軟正黑體"/>
+                <w:b w:val="0"/>
+                <w:color w:val="000000"/>
+                <w:sz w:val="26"/>
+              </w:rPr>
+              <w:t>特殊境遇家庭扶助條例</w:t>
+            </w:r>
+          </w:p>
+        </w:tc>
+        <w:tc>
+          <w:tcPr>
+            <w:tcW w:type="dxa" w:w="1474"/>
+          </w:tcPr>
+          <w:p>
+            <w:pPr>
+              <w:spacing w:after="40"/>
+            </w:pPr>
+            <w:r/>
+            <w:r>
+              <w:rPr>
+                <w:rFonts w:ascii="微軟正黑體" w:hAnsi="微軟正黑體" w:eastAsia="微軟正黑體"/>
+                <w:b w:val="0"/>
+                <w:color w:val="000000"/>
+                <w:sz w:val="26"/>
+              </w:rPr>
+              <w:t>子女教育補助</w:t>
+            </w:r>
+          </w:p>
+        </w:tc>
+        <w:tc>
+          <w:tcPr>
+            <w:tcW w:type="dxa" w:w="2608"/>
+          </w:tcPr>
+          <w:p>
+            <w:pPr>
+              <w:spacing w:after="40"/>
+            </w:pPr>
+            <w:r/>
+            <w:r>
+              <w:rPr>
+                <w:rFonts w:ascii="微軟正黑體" w:hAnsi="微軟正黑體" w:eastAsia="微軟正黑體"/>
+                <w:b w:val="0"/>
+                <w:color w:val="000000"/>
+                <w:sz w:val="26"/>
+              </w:rPr>
+              <w:t>高中職與大專院校學雜費減免 60%</w:t>
+            </w:r>
+          </w:p>
+        </w:tc>
+        <w:tc>
+          <w:tcPr>
+            <w:tcW w:type="dxa" w:w="1020"/>
+          </w:tcPr>
+          <w:p>
+            <w:pPr>
+              <w:spacing w:after="40"/>
+            </w:pPr>
+            <w:r/>
+            <w:r>
+              <w:rPr>
+                <w:rFonts w:ascii="微軟正黑體" w:hAnsi="微軟正黑體" w:eastAsia="微軟正黑體"/>
+                <w:b w:val="0"/>
+                <w:color w:val="000000"/>
+                <w:sz w:val="26"/>
+              </w:rPr>
+              <w:t>第 8 條</w:t>
+            </w:r>
+          </w:p>
+        </w:tc>
+        <w:tc>
+          <w:tcPr>
+            <w:tcW w:type="dxa" w:w="1871"/>
+          </w:tcPr>
+          <w:p>
+            <w:pPr>
+              <w:spacing w:after="40"/>
+            </w:pPr>
+            <w:r/>
+            <w:r>
+              <w:rPr>
+                <w:rFonts w:ascii="微軟正黑體" w:hAnsi="微軟正黑體" w:eastAsia="微軟正黑體"/>
+                <w:b w:val="0"/>
+                <w:color w:val="000000"/>
+                <w:sz w:val="26"/>
+              </w:rPr>
+              <w:t>—</w:t>
+            </w:r>
+          </w:p>
+        </w:tc>
+      </w:tr>
+      <w:tr>
+        <w:tc>
+          <w:tcPr>
+            <w:tcW w:type="dxa" w:w="1644"/>
+          </w:tcPr>
+          <w:p>
+            <w:pPr>
+              <w:spacing w:after="40"/>
+            </w:pPr>
+            <w:r/>
+            <w:r>
+              <w:rPr>
+                <w:rFonts w:ascii="微軟正黑體" w:hAnsi="微軟正黑體" w:eastAsia="微軟正黑體"/>
+                <w:b w:val="0"/>
+                <w:color w:val="000000"/>
+                <w:sz w:val="26"/>
+              </w:rPr>
+              <w:t>特殊境遇家庭扶助條例</w:t>
+            </w:r>
+          </w:p>
+        </w:tc>
+        <w:tc>
+          <w:tcPr>
+            <w:tcW w:type="dxa" w:w="1474"/>
+          </w:tcPr>
+          <w:p>
+            <w:pPr>
+              <w:spacing w:after="40"/>
+            </w:pPr>
+            <w:r/>
+            <w:r>
+              <w:rPr>
+                <w:rFonts w:ascii="微軟正黑體" w:hAnsi="微軟正黑體" w:eastAsia="微軟正黑體"/>
+                <w:b w:val="0"/>
+                <w:color w:val="000000"/>
+                <w:sz w:val="26"/>
+              </w:rPr>
+              <w:t>傷病醫療補助</w:t>
+            </w:r>
+          </w:p>
+        </w:tc>
+        <w:tc>
+          <w:tcPr>
+            <w:tcW w:type="dxa" w:w="2608"/>
+          </w:tcPr>
+          <w:p>
+            <w:pPr>
+              <w:spacing w:after="40"/>
+            </w:pPr>
+            <w:r/>
+            <w:r>
+              <w:rPr>
+                <w:rFonts w:ascii="微軟正黑體" w:hAnsi="微軟正黑體" w:eastAsia="微軟正黑體"/>
+                <w:b w:val="0"/>
+                <w:color w:val="000000"/>
+                <w:sz w:val="26"/>
+              </w:rPr>
+              <w:t>最近 3 個月內自行負擔醫療費用超過 3 萬元；未滿 6 歲不受額度限制</w:t>
+            </w:r>
+          </w:p>
+        </w:tc>
+        <w:tc>
+          <w:tcPr>
+            <w:tcW w:type="dxa" w:w="1020"/>
+          </w:tcPr>
+          <w:p>
+            <w:pPr>
+              <w:spacing w:after="40"/>
+            </w:pPr>
+            <w:r/>
+            <w:r>
+              <w:rPr>
+                <w:rFonts w:ascii="微軟正黑體" w:hAnsi="微軟正黑體" w:eastAsia="微軟正黑體"/>
+                <w:b w:val="0"/>
+                <w:color w:val="000000"/>
+                <w:sz w:val="26"/>
+              </w:rPr>
+              <w:t>第 10 條</w:t>
+            </w:r>
+          </w:p>
+        </w:tc>
+        <w:tc>
+          <w:tcPr>
+            <w:tcW w:type="dxa" w:w="1871"/>
+          </w:tcPr>
+          <w:p>
+            <w:pPr>
+              <w:spacing w:after="40"/>
+            </w:pPr>
+            <w:r/>
+            <w:r>
+              <w:rPr>
+                <w:rFonts w:ascii="微軟正黑體" w:hAnsi="微軟正黑體" w:eastAsia="微軟正黑體"/>
+                <w:b w:val="0"/>
+                <w:color w:val="000000"/>
+                <w:sz w:val="26"/>
+              </w:rPr>
+              <w:t>「自行負擔額度由 3 萬元上調為 5 萬元」是題庫出現過的錯誤選項，現行仍為 3 萬元</w:t>
+            </w:r>
+          </w:p>
+        </w:tc>
+      </w:tr>
+      <w:tr>
+        <w:tc>
+          <w:tcPr>
+            <w:tcW w:type="dxa" w:w="1644"/>
+          </w:tcPr>
+          <w:p>
+            <w:pPr>
+              <w:spacing w:after="40"/>
+            </w:pPr>
+            <w:r/>
+            <w:r>
+              <w:rPr>
+                <w:rFonts w:ascii="微軟正黑體" w:hAnsi="微軟正黑體" w:eastAsia="微軟正黑體"/>
+                <w:b w:val="0"/>
+                <w:color w:val="000000"/>
+                <w:sz w:val="26"/>
+              </w:rPr>
+              <w:t>特殊境遇家庭扶助條例</w:t>
+            </w:r>
+          </w:p>
+        </w:tc>
+        <w:tc>
+          <w:tcPr>
+            <w:tcW w:type="dxa" w:w="1474"/>
+          </w:tcPr>
+          <w:p>
+            <w:pPr>
+              <w:spacing w:after="40"/>
+            </w:pPr>
+            <w:r/>
+            <w:r>
+              <w:rPr>
+                <w:rFonts w:ascii="微軟正黑體" w:hAnsi="微軟正黑體" w:eastAsia="微軟正黑體"/>
+                <w:b w:val="0"/>
+                <w:color w:val="000000"/>
+                <w:sz w:val="26"/>
+              </w:rPr>
+              <w:t>法律訴訟補助</w:t>
+            </w:r>
+          </w:p>
+        </w:tc>
+        <w:tc>
+          <w:tcPr>
+            <w:tcW w:type="dxa" w:w="2608"/>
+          </w:tcPr>
+          <w:p>
+            <w:pPr>
+              <w:spacing w:after="40"/>
+            </w:pPr>
+            <w:r/>
+            <w:r>
+              <w:rPr>
+                <w:rFonts w:ascii="微軟正黑體" w:hAnsi="微軟正黑體" w:eastAsia="微軟正黑體"/>
+                <w:b w:val="0"/>
+                <w:color w:val="000000"/>
+                <w:sz w:val="26"/>
+              </w:rPr>
+              <w:t>事實發生後 3 個月內申請</w:t>
+            </w:r>
+          </w:p>
+        </w:tc>
+        <w:tc>
+          <w:tcPr>
+            <w:tcW w:type="dxa" w:w="1020"/>
+          </w:tcPr>
+          <w:p>
+            <w:pPr>
+              <w:spacing w:after="40"/>
+            </w:pPr>
+            <w:r/>
+            <w:r>
+              <w:rPr>
+                <w:rFonts w:ascii="微軟正黑體" w:hAnsi="微軟正黑體" w:eastAsia="微軟正黑體"/>
+                <w:b w:val="0"/>
+                <w:color w:val="000000"/>
+                <w:sz w:val="26"/>
+              </w:rPr>
+              <w:t>第 11 條</w:t>
+            </w:r>
+          </w:p>
+        </w:tc>
+        <w:tc>
+          <w:tcPr>
+            <w:tcW w:type="dxa" w:w="1871"/>
+          </w:tcPr>
+          <w:p>
+            <w:pPr>
+              <w:spacing w:after="40"/>
+            </w:pPr>
+            <w:r/>
+            <w:r>
+              <w:rPr>
+                <w:rFonts w:ascii="微軟正黑體" w:hAnsi="微軟正黑體" w:eastAsia="微軟正黑體"/>
+                <w:b w:val="0"/>
+                <w:color w:val="000000"/>
+                <w:sz w:val="26"/>
+              </w:rPr>
+              <w:t>—</w:t>
+            </w:r>
+          </w:p>
+        </w:tc>
+      </w:tr>
+      <w:tr>
+        <w:tc>
+          <w:tcPr>
+            <w:tcW w:type="dxa" w:w="1644"/>
+          </w:tcPr>
+          <w:p>
+            <w:pPr>
+              <w:spacing w:after="40"/>
+            </w:pPr>
+            <w:r/>
+            <w:r>
+              <w:rPr>
+                <w:rFonts w:ascii="微軟正黑體" w:hAnsi="微軟正黑體" w:eastAsia="微軟正黑體"/>
+                <w:b w:val="0"/>
+                <w:color w:val="000000"/>
+                <w:sz w:val="26"/>
+              </w:rPr>
+              <w:t>長期照顧服務法</w:t>
+            </w:r>
+          </w:p>
+        </w:tc>
+        <w:tc>
+          <w:tcPr>
+            <w:tcW w:type="dxa" w:w="1474"/>
+          </w:tcPr>
+          <w:p>
+            <w:pPr>
+              <w:spacing w:after="40"/>
+            </w:pPr>
+            <w:r/>
+            <w:r>
+              <w:rPr>
+                <w:rFonts w:ascii="微軟正黑體" w:hAnsi="微軟正黑體" w:eastAsia="微軟正黑體"/>
+                <w:b w:val="0"/>
+                <w:color w:val="000000"/>
+                <w:sz w:val="26"/>
+              </w:rPr>
+              <w:t>長期照顧的定義</w:t>
+            </w:r>
+          </w:p>
+        </w:tc>
+        <w:tc>
+          <w:tcPr>
+            <w:tcW w:type="dxa" w:w="2608"/>
+          </w:tcPr>
+          <w:p>
+            <w:pPr>
+              <w:spacing w:after="40"/>
+            </w:pPr>
+            <w:r/>
+            <w:r>
+              <w:rPr>
+                <w:rFonts w:ascii="微軟正黑體" w:hAnsi="微軟正黑體" w:eastAsia="微軟正黑體"/>
+                <w:b w:val="0"/>
+                <w:color w:val="000000"/>
+                <w:sz w:val="26"/>
+              </w:rPr>
+              <w:t>身心失能持續已達或預期達 6 個月以上</w:t>
+            </w:r>
+          </w:p>
+        </w:tc>
+        <w:tc>
+          <w:tcPr>
+            <w:tcW w:type="dxa" w:w="1020"/>
+          </w:tcPr>
+          <w:p>
+            <w:pPr>
+              <w:spacing w:after="40"/>
+            </w:pPr>
+            <w:r/>
+            <w:r>
+              <w:rPr>
+                <w:rFonts w:ascii="微軟正黑體" w:hAnsi="微軟正黑體" w:eastAsia="微軟正黑體"/>
+                <w:b w:val="0"/>
+                <w:color w:val="000000"/>
+                <w:sz w:val="26"/>
+              </w:rPr>
+              <w:t>第 3 條</w:t>
+            </w:r>
+          </w:p>
+        </w:tc>
+        <w:tc>
+          <w:tcPr>
+            <w:tcW w:type="dxa" w:w="1871"/>
+          </w:tcPr>
+          <w:p>
+            <w:pPr>
+              <w:spacing w:after="40"/>
+            </w:pPr>
+            <w:r/>
+            <w:r>
+              <w:rPr>
+                <w:rFonts w:ascii="微軟正黑體" w:hAnsi="微軟正黑體" w:eastAsia="微軟正黑體"/>
+                <w:b w:val="0"/>
+                <w:color w:val="000000"/>
+                <w:sz w:val="26"/>
+              </w:rPr>
+              <w:t>「持續已達或預期達 3 個月以上」是題庫出現過的錯誤選項</w:t>
+            </w:r>
+          </w:p>
+        </w:tc>
+      </w:tr>
+      <w:tr>
+        <w:tc>
+          <w:tcPr>
+            <w:tcW w:type="dxa" w:w="1644"/>
+          </w:tcPr>
+          <w:p>
+            <w:pPr>
+              <w:spacing w:after="40"/>
+            </w:pPr>
+            <w:r/>
+            <w:r>
+              <w:rPr>
+                <w:rFonts w:ascii="微軟正黑體" w:hAnsi="微軟正黑體" w:eastAsia="微軟正黑體"/>
+                <w:b w:val="0"/>
+                <w:color w:val="000000"/>
+                <w:sz w:val="26"/>
+              </w:rPr>
+              <w:t>長期照顧服務法</w:t>
+            </w:r>
+          </w:p>
+        </w:tc>
+        <w:tc>
+          <w:tcPr>
+            <w:tcW w:type="dxa" w:w="1474"/>
+          </w:tcPr>
+          <w:p>
+            <w:pPr>
+              <w:spacing w:after="40"/>
+            </w:pPr>
+            <w:r/>
+            <w:r>
+              <w:rPr>
+                <w:rFonts w:ascii="微軟正黑體" w:hAnsi="微軟正黑體" w:eastAsia="微軟正黑體"/>
+                <w:b w:val="0"/>
+                <w:color w:val="000000"/>
+                <w:sz w:val="26"/>
+              </w:rPr>
+              <w:t>特種基金：遺贈稅</w:t>
+            </w:r>
+          </w:p>
+        </w:tc>
+        <w:tc>
+          <w:tcPr>
+            <w:tcW w:type="dxa" w:w="2608"/>
+          </w:tcPr>
+          <w:p>
+            <w:pPr>
+              <w:spacing w:after="40"/>
+            </w:pPr>
+            <w:r/>
+            <w:r>
+              <w:rPr>
+                <w:rFonts w:ascii="微軟正黑體" w:hAnsi="微軟正黑體" w:eastAsia="微軟正黑體"/>
+                <w:b w:val="0"/>
+                <w:color w:val="000000"/>
+                <w:sz w:val="26"/>
+              </w:rPr>
+              <w:t>遺產稅及贈與稅稅率由 10% 調增至 20% 以內所增加之稅課收入</w:t>
+            </w:r>
+          </w:p>
+        </w:tc>
+        <w:tc>
+          <w:tcPr>
+            <w:tcW w:type="dxa" w:w="1020"/>
+          </w:tcPr>
+          <w:p>
+            <w:pPr>
+              <w:spacing w:after="40"/>
+            </w:pPr>
+            <w:r/>
+            <w:r>
+              <w:rPr>
+                <w:rFonts w:ascii="微軟正黑體" w:hAnsi="微軟正黑體" w:eastAsia="微軟正黑體"/>
+                <w:b w:val="0"/>
+                <w:color w:val="000000"/>
+                <w:sz w:val="26"/>
+              </w:rPr>
+              <w:t>第 15 條</w:t>
+            </w:r>
+          </w:p>
+        </w:tc>
+        <w:tc>
+          <w:tcPr>
+            <w:tcW w:type="dxa" w:w="1871"/>
+          </w:tcPr>
+          <w:p>
+            <w:pPr>
+              <w:spacing w:after="40"/>
+            </w:pPr>
+            <w:r/>
+            <w:r>
+              <w:rPr>
+                <w:rFonts w:ascii="微軟正黑體" w:hAnsi="微軟正黑體" w:eastAsia="微軟正黑體"/>
+                <w:b w:val="0"/>
+                <w:color w:val="000000"/>
+                <w:sz w:val="26"/>
+              </w:rPr>
+              <w:t>「由 15% 調增至 25%」是題庫出現過的錯誤選項</w:t>
+            </w:r>
+          </w:p>
+        </w:tc>
+      </w:tr>
+      <w:tr>
+        <w:tc>
+          <w:tcPr>
+            <w:tcW w:type="dxa" w:w="1644"/>
+          </w:tcPr>
+          <w:p>
+            <w:pPr>
+              <w:spacing w:after="40"/>
+            </w:pPr>
+            <w:r/>
+            <w:r>
+              <w:rPr>
+                <w:rFonts w:ascii="微軟正黑體" w:hAnsi="微軟正黑體" w:eastAsia="微軟正黑體"/>
+                <w:b w:val="0"/>
+                <w:color w:val="000000"/>
+                <w:sz w:val="26"/>
+              </w:rPr>
+              <w:t>長期照顧服務法</w:t>
+            </w:r>
+          </w:p>
+        </w:tc>
+        <w:tc>
+          <w:tcPr>
+            <w:tcW w:type="dxa" w:w="1474"/>
+          </w:tcPr>
+          <w:p>
+            <w:pPr>
+              <w:spacing w:after="40"/>
+            </w:pPr>
+            <w:r/>
+            <w:r>
+              <w:rPr>
+                <w:rFonts w:ascii="微軟正黑體" w:hAnsi="微軟正黑體" w:eastAsia="微軟正黑體"/>
+                <w:b w:val="0"/>
+                <w:color w:val="000000"/>
+                <w:sz w:val="26"/>
+              </w:rPr>
+              <w:t>特種基金：菸稅</w:t>
+            </w:r>
+          </w:p>
+        </w:tc>
+        <w:tc>
+          <w:tcPr>
+            <w:tcW w:type="dxa" w:w="2608"/>
+          </w:tcPr>
+          <w:p>
+            <w:pPr>
+              <w:spacing w:after="40"/>
+            </w:pPr>
+            <w:r/>
+            <w:r>
+              <w:rPr>
+                <w:rFonts w:ascii="微軟正黑體" w:hAnsi="微軟正黑體" w:eastAsia="微軟正黑體"/>
+                <w:b w:val="0"/>
+                <w:color w:val="000000"/>
+                <w:sz w:val="26"/>
+              </w:rPr>
+              <w:t>菸品應徵稅額每千支由 590 元調增至 1,590 元所增加之稅課收入</w:t>
+            </w:r>
+          </w:p>
+        </w:tc>
+        <w:tc>
+          <w:tcPr>
+            <w:tcW w:type="dxa" w:w="1020"/>
+          </w:tcPr>
+          <w:p>
+            <w:pPr>
+              <w:spacing w:after="40"/>
+            </w:pPr>
+            <w:r/>
+            <w:r>
+              <w:rPr>
+                <w:rFonts w:ascii="微軟正黑體" w:hAnsi="微軟正黑體" w:eastAsia="微軟正黑體"/>
+                <w:b w:val="0"/>
+                <w:color w:val="000000"/>
+                <w:sz w:val="26"/>
+              </w:rPr>
+              <w:t>第 15 條</w:t>
+            </w:r>
+          </w:p>
+        </w:tc>
+        <w:tc>
+          <w:tcPr>
+            <w:tcW w:type="dxa" w:w="1871"/>
+          </w:tcPr>
+          <w:p>
+            <w:pPr>
+              <w:spacing w:after="40"/>
+            </w:pPr>
+            <w:r/>
+            <w:r>
+              <w:rPr>
+                <w:rFonts w:ascii="微軟正黑體" w:hAnsi="微軟正黑體" w:eastAsia="微軟正黑體"/>
+                <w:b w:val="0"/>
+                <w:color w:val="000000"/>
+                <w:sz w:val="26"/>
+              </w:rPr>
+              <w:t>—</w:t>
+            </w:r>
+          </w:p>
+        </w:tc>
+      </w:tr>
+      <w:tr>
+        <w:tc>
+          <w:tcPr>
+            <w:tcW w:type="dxa" w:w="1644"/>
+          </w:tcPr>
+          <w:p>
+            <w:pPr>
+              <w:spacing w:after="40"/>
+            </w:pPr>
+            <w:r/>
+            <w:r>
+              <w:rPr>
+                <w:rFonts w:ascii="微軟正黑體" w:hAnsi="微軟正黑體" w:eastAsia="微軟正黑體"/>
+                <w:b w:val="0"/>
+                <w:color w:val="000000"/>
+                <w:sz w:val="26"/>
+              </w:rPr>
+              <w:t>長期照顧服務法</w:t>
+            </w:r>
+          </w:p>
+        </w:tc>
+        <w:tc>
+          <w:tcPr>
+            <w:tcW w:type="dxa" w:w="1474"/>
+          </w:tcPr>
+          <w:p>
+            <w:pPr>
+              <w:spacing w:after="40"/>
+            </w:pPr>
+            <w:r/>
+            <w:r>
+              <w:rPr>
+                <w:rFonts w:ascii="微軟正黑體" w:hAnsi="微軟正黑體" w:eastAsia="微軟正黑體"/>
+                <w:b w:val="0"/>
+                <w:color w:val="000000"/>
+                <w:sz w:val="26"/>
+              </w:rPr>
+              <w:t>特種基金其他來源</w:t>
+            </w:r>
+          </w:p>
+        </w:tc>
+        <w:tc>
+          <w:tcPr>
+            <w:tcW w:type="dxa" w:w="2608"/>
+          </w:tcPr>
+          <w:p>
+            <w:pPr>
+              <w:spacing w:after="40"/>
+            </w:pPr>
+            <w:r/>
+            <w:r>
+              <w:rPr>
+                <w:rFonts w:ascii="微軟正黑體" w:hAnsi="微軟正黑體" w:eastAsia="微軟正黑體"/>
+                <w:b w:val="0"/>
+                <w:color w:val="000000"/>
+                <w:sz w:val="26"/>
+              </w:rPr>
+              <w:t>政府預算撥充、菸品健康福利捐、捐贈收入、基金孳息收入、其他收入</w:t>
+            </w:r>
+          </w:p>
+        </w:tc>
+        <w:tc>
+          <w:tcPr>
+            <w:tcW w:type="dxa" w:w="1020"/>
+          </w:tcPr>
+          <w:p>
+            <w:pPr>
+              <w:spacing w:after="40"/>
+            </w:pPr>
+            <w:r/>
+            <w:r>
+              <w:rPr>
+                <w:rFonts w:ascii="微軟正黑體" w:hAnsi="微軟正黑體" w:eastAsia="微軟正黑體"/>
+                <w:b w:val="0"/>
+                <w:color w:val="000000"/>
+                <w:sz w:val="26"/>
+              </w:rPr>
+              <w:t>第 15 條</w:t>
+            </w:r>
+          </w:p>
+        </w:tc>
+        <w:tc>
+          <w:tcPr>
+            <w:tcW w:type="dxa" w:w="1871"/>
+          </w:tcPr>
+          <w:p>
+            <w:pPr>
+              <w:spacing w:after="40"/>
+            </w:pPr>
+            <w:r/>
+            <w:r>
+              <w:rPr>
+                <w:rFonts w:ascii="微軟正黑體" w:hAnsi="微軟正黑體" w:eastAsia="微軟正黑體"/>
+                <w:b w:val="0"/>
+                <w:color w:val="000000"/>
+                <w:sz w:val="26"/>
+              </w:rPr>
+              <w:t>不包含公益彩券盈餘與營業稅，題庫兩度以此出題</w:t>
+            </w:r>
+          </w:p>
+        </w:tc>
+      </w:tr>
+      <w:tr>
+        <w:tc>
+          <w:tcPr>
+            <w:tcW w:type="dxa" w:w="1644"/>
+          </w:tcPr>
+          <w:p>
+            <w:pPr>
+              <w:spacing w:after="40"/>
+            </w:pPr>
+            <w:r/>
+            <w:r>
+              <w:rPr>
+                <w:rFonts w:ascii="微軟正黑體" w:hAnsi="微軟正黑體" w:eastAsia="微軟正黑體"/>
+                <w:b w:val="0"/>
+                <w:color w:val="000000"/>
+                <w:sz w:val="26"/>
+              </w:rPr>
+              <w:t>長期照顧服務機構法人條例</w:t>
+            </w:r>
+          </w:p>
+        </w:tc>
+        <w:tc>
+          <w:tcPr>
+            <w:tcW w:type="dxa" w:w="1474"/>
+          </w:tcPr>
+          <w:p>
+            <w:pPr>
+              <w:spacing w:after="40"/>
+            </w:pPr>
+            <w:r/>
+            <w:r>
+              <w:rPr>
+                <w:rFonts w:ascii="微軟正黑體" w:hAnsi="微軟正黑體" w:eastAsia="微軟正黑體"/>
+                <w:b w:val="0"/>
+                <w:color w:val="000000"/>
+                <w:sz w:val="26"/>
+              </w:rPr>
+              <w:t>財團法人董事會</w:t>
+            </w:r>
+          </w:p>
+        </w:tc>
+        <w:tc>
+          <w:tcPr>
+            <w:tcW w:type="dxa" w:w="2608"/>
+          </w:tcPr>
+          <w:p>
+            <w:pPr>
+              <w:spacing w:after="40"/>
+            </w:pPr>
+            <w:r/>
+            <w:r>
+              <w:rPr>
+                <w:rFonts w:ascii="微軟正黑體" w:hAnsi="微軟正黑體" w:eastAsia="微軟正黑體"/>
+                <w:b w:val="0"/>
+                <w:color w:val="000000"/>
+                <w:sz w:val="26"/>
+              </w:rPr>
+              <w:t>董事 7 至 17 人；具長照人員資格者至少 1 人；社會公正人士至少 1 人；外國人不逾 1/3；有親屬關係者不逾 1/4</w:t>
+            </w:r>
+          </w:p>
+        </w:tc>
+        <w:tc>
+          <w:tcPr>
+            <w:tcW w:type="dxa" w:w="1020"/>
+          </w:tcPr>
+          <w:p>
+            <w:pPr>
+              <w:spacing w:after="40"/>
+            </w:pPr>
+            <w:r/>
+            <w:r>
+              <w:rPr>
+                <w:rFonts w:ascii="微軟正黑體" w:hAnsi="微軟正黑體" w:eastAsia="微軟正黑體"/>
+                <w:b w:val="0"/>
+                <w:color w:val="000000"/>
+                <w:sz w:val="26"/>
+              </w:rPr>
+              <w:t>第 25 條</w:t>
+            </w:r>
+          </w:p>
+        </w:tc>
+        <w:tc>
+          <w:tcPr>
+            <w:tcW w:type="dxa" w:w="1871"/>
+          </w:tcPr>
+          <w:p>
+            <w:pPr>
+              <w:spacing w:after="40"/>
+            </w:pPr>
+            <w:r/>
+            <w:r>
+              <w:rPr>
+                <w:rFonts w:ascii="微軟正黑體" w:hAnsi="微軟正黑體" w:eastAsia="微軟正黑體"/>
+                <w:b w:val="0"/>
+                <w:color w:val="000000"/>
+                <w:sz w:val="26"/>
+              </w:rPr>
+              <w:t>—</w:t>
+            </w:r>
+          </w:p>
+        </w:tc>
+      </w:tr>
+      <w:tr>
+        <w:tc>
+          <w:tcPr>
+            <w:tcW w:type="dxa" w:w="1644"/>
+          </w:tcPr>
+          <w:p>
+            <w:pPr>
+              <w:spacing w:after="40"/>
+            </w:pPr>
+            <w:r/>
+            <w:r>
+              <w:rPr>
+                <w:rFonts w:ascii="微軟正黑體" w:hAnsi="微軟正黑體" w:eastAsia="微軟正黑體"/>
+                <w:b w:val="0"/>
+                <w:color w:val="000000"/>
+                <w:sz w:val="26"/>
+              </w:rPr>
+              <w:t>長期照顧服務機構法人條例</w:t>
+            </w:r>
+          </w:p>
+        </w:tc>
+        <w:tc>
+          <w:tcPr>
+            <w:tcW w:type="dxa" w:w="1474"/>
+          </w:tcPr>
+          <w:p>
+            <w:pPr>
+              <w:spacing w:after="40"/>
+            </w:pPr>
+            <w:r/>
+            <w:r>
+              <w:rPr>
+                <w:rFonts w:ascii="微軟正黑體" w:hAnsi="微軟正黑體" w:eastAsia="微軟正黑體"/>
+                <w:b w:val="0"/>
+                <w:color w:val="000000"/>
+                <w:sz w:val="26"/>
+              </w:rPr>
+              <w:t>董事會開會</w:t>
+            </w:r>
+          </w:p>
+        </w:tc>
+        <w:tc>
+          <w:tcPr>
+            <w:tcW w:type="dxa" w:w="2608"/>
+          </w:tcPr>
+          <w:p>
+            <w:pPr>
+              <w:spacing w:after="40"/>
+            </w:pPr>
+            <w:r/>
+            <w:r>
+              <w:rPr>
+                <w:rFonts w:ascii="微軟正黑體" w:hAnsi="微軟正黑體" w:eastAsia="微軟正黑體"/>
+                <w:b w:val="0"/>
+                <w:color w:val="000000"/>
+                <w:sz w:val="26"/>
+              </w:rPr>
+              <w:t>每半年至少 1 次</w:t>
+            </w:r>
+          </w:p>
+        </w:tc>
+        <w:tc>
+          <w:tcPr>
+            <w:tcW w:type="dxa" w:w="1020"/>
+          </w:tcPr>
+          <w:p>
+            <w:pPr>
+              <w:spacing w:after="40"/>
+            </w:pPr>
+            <w:r/>
+            <w:r>
+              <w:rPr>
+                <w:rFonts w:ascii="微軟正黑體" w:hAnsi="微軟正黑體" w:eastAsia="微軟正黑體"/>
+                <w:b w:val="0"/>
+                <w:color w:val="000000"/>
+                <w:sz w:val="26"/>
+              </w:rPr>
+              <w:t>第 11 條</w:t>
+            </w:r>
+          </w:p>
+        </w:tc>
+        <w:tc>
+          <w:tcPr>
+            <w:tcW w:type="dxa" w:w="1871"/>
+          </w:tcPr>
+          <w:p>
+            <w:pPr>
+              <w:spacing w:after="40"/>
+            </w:pPr>
+            <w:r/>
+            <w:r>
+              <w:rPr>
+                <w:rFonts w:ascii="微軟正黑體" w:hAnsi="微軟正黑體" w:eastAsia="微軟正黑體"/>
+                <w:b w:val="0"/>
+                <w:color w:val="000000"/>
+                <w:sz w:val="26"/>
+              </w:rPr>
+              <w:t>—</w:t>
+            </w:r>
+          </w:p>
+        </w:tc>
+      </w:tr>
+      <w:tr>
+        <w:tc>
+          <w:tcPr>
+            <w:tcW w:type="dxa" w:w="1644"/>
+          </w:tcPr>
+          <w:p>
+            <w:pPr>
+              <w:spacing w:after="40"/>
+            </w:pPr>
+            <w:r/>
+            <w:r>
+              <w:rPr>
+                <w:rFonts w:ascii="微軟正黑體" w:hAnsi="微軟正黑體" w:eastAsia="微軟正黑體"/>
+                <w:b w:val="0"/>
+                <w:color w:val="000000"/>
+                <w:sz w:val="26"/>
+              </w:rPr>
+              <w:t>長期照顧服務機構法人條例</w:t>
+            </w:r>
+          </w:p>
+        </w:tc>
+        <w:tc>
+          <w:tcPr>
+            <w:tcW w:type="dxa" w:w="1474"/>
+          </w:tcPr>
+          <w:p>
+            <w:pPr>
+              <w:spacing w:after="40"/>
+            </w:pPr>
+            <w:r/>
+            <w:r>
+              <w:rPr>
+                <w:rFonts w:ascii="微軟正黑體" w:hAnsi="微軟正黑體" w:eastAsia="微軟正黑體"/>
+                <w:b w:val="0"/>
+                <w:color w:val="000000"/>
+                <w:sz w:val="26"/>
+              </w:rPr>
+              <w:t>會計師查核</w:t>
+            </w:r>
+          </w:p>
+        </w:tc>
+        <w:tc>
+          <w:tcPr>
+            <w:tcW w:type="dxa" w:w="2608"/>
+          </w:tcPr>
+          <w:p>
+            <w:pPr>
+              <w:spacing w:after="40"/>
+            </w:pPr>
+            <w:r/>
+            <w:r>
+              <w:rPr>
+                <w:rFonts w:ascii="微軟正黑體" w:hAnsi="微軟正黑體" w:eastAsia="微軟正黑體"/>
+                <w:b w:val="0"/>
+                <w:color w:val="000000"/>
+                <w:sz w:val="26"/>
+              </w:rPr>
+              <w:t>財產總額或年度收入總額達 3,000 萬元以上</w:t>
+            </w:r>
+          </w:p>
+        </w:tc>
+        <w:tc>
+          <w:tcPr>
+            <w:tcW w:type="dxa" w:w="1020"/>
+          </w:tcPr>
+          <w:p>
+            <w:pPr>
+              <w:spacing w:after="40"/>
+            </w:pPr>
+            <w:r/>
+            <w:r>
+              <w:rPr>
+                <w:rFonts w:ascii="微軟正黑體" w:hAnsi="微軟正黑體" w:eastAsia="微軟正黑體"/>
+                <w:b w:val="0"/>
+                <w:color w:val="000000"/>
+                <w:sz w:val="26"/>
+              </w:rPr>
+              <w:t>第 14 條</w:t>
+            </w:r>
+          </w:p>
+        </w:tc>
+        <w:tc>
+          <w:tcPr>
+            <w:tcW w:type="dxa" w:w="1871"/>
+          </w:tcPr>
+          <w:p>
+            <w:pPr>
+              <w:spacing w:after="40"/>
+            </w:pPr>
+            <w:r/>
+            <w:r>
+              <w:rPr>
+                <w:rFonts w:ascii="微軟正黑體" w:hAnsi="微軟正黑體" w:eastAsia="微軟正黑體"/>
+                <w:b w:val="0"/>
+                <w:color w:val="000000"/>
+                <w:sz w:val="26"/>
+              </w:rPr>
+              <w:t>—</w:t>
+            </w:r>
+          </w:p>
+        </w:tc>
+      </w:tr>
+      <w:tr>
+        <w:tc>
+          <w:tcPr>
+            <w:tcW w:type="dxa" w:w="1644"/>
+          </w:tcPr>
+          <w:p>
+            <w:pPr>
+              <w:spacing w:after="40"/>
+            </w:pPr>
+            <w:r/>
+            <w:r>
+              <w:rPr>
+                <w:rFonts w:ascii="微軟正黑體" w:hAnsi="微軟正黑體" w:eastAsia="微軟正黑體"/>
+                <w:b w:val="0"/>
+                <w:color w:val="000000"/>
+                <w:sz w:val="26"/>
+              </w:rPr>
+              <w:t>長期照顧服務機構法人條例</w:t>
+            </w:r>
+          </w:p>
+        </w:tc>
+        <w:tc>
+          <w:tcPr>
+            <w:tcW w:type="dxa" w:w="1474"/>
+          </w:tcPr>
+          <w:p>
+            <w:pPr>
+              <w:spacing w:after="40"/>
+            </w:pPr>
+            <w:r/>
+            <w:r>
+              <w:rPr>
+                <w:rFonts w:ascii="微軟正黑體" w:hAnsi="微軟正黑體" w:eastAsia="微軟正黑體"/>
+                <w:b w:val="0"/>
+                <w:color w:val="000000"/>
+                <w:sz w:val="26"/>
+              </w:rPr>
+              <w:t>公益監察人</w:t>
+            </w:r>
+          </w:p>
+        </w:tc>
+        <w:tc>
+          <w:tcPr>
+            <w:tcW w:type="dxa" w:w="2608"/>
+          </w:tcPr>
+          <w:p>
+            <w:pPr>
+              <w:spacing w:after="40"/>
+            </w:pPr>
+            <w:r/>
+            <w:r>
+              <w:rPr>
+                <w:rFonts w:ascii="微軟正黑體" w:hAnsi="微軟正黑體" w:eastAsia="微軟正黑體"/>
+                <w:b w:val="0"/>
+                <w:color w:val="000000"/>
+                <w:sz w:val="26"/>
+              </w:rPr>
+              <w:t>財產總額或年度收入總額達 1 億元以上者應置</w:t>
+            </w:r>
+          </w:p>
+        </w:tc>
+        <w:tc>
+          <w:tcPr>
+            <w:tcW w:type="dxa" w:w="1020"/>
+          </w:tcPr>
+          <w:p>
+            <w:pPr>
+              <w:spacing w:after="40"/>
+            </w:pPr>
+            <w:r/>
+            <w:r>
+              <w:rPr>
+                <w:rFonts w:ascii="微軟正黑體" w:hAnsi="微軟正黑體" w:eastAsia="微軟正黑體"/>
+                <w:b w:val="0"/>
+                <w:color w:val="000000"/>
+                <w:sz w:val="26"/>
+              </w:rPr>
+              <w:t>第 10 條</w:t>
+            </w:r>
+          </w:p>
+        </w:tc>
+        <w:tc>
+          <w:tcPr>
+            <w:tcW w:type="dxa" w:w="1871"/>
+          </w:tcPr>
+          <w:p>
+            <w:pPr>
+              <w:spacing w:after="40"/>
+            </w:pPr>
+            <w:r/>
+            <w:r>
+              <w:rPr>
+                <w:rFonts w:ascii="微軟正黑體" w:hAnsi="微軟正黑體" w:eastAsia="微軟正黑體"/>
+                <w:b w:val="0"/>
+                <w:color w:val="000000"/>
+                <w:sz w:val="26"/>
+              </w:rPr>
+              <w:t>—</w:t>
+            </w:r>
+          </w:p>
+        </w:tc>
+      </w:tr>
+      <w:tr>
+        <w:tc>
+          <w:tcPr>
+            <w:tcW w:type="dxa" w:w="1644"/>
+          </w:tcPr>
+          <w:p>
+            <w:pPr>
+              <w:spacing w:after="40"/>
+            </w:pPr>
+            <w:r/>
+            <w:r>
+              <w:rPr>
+                <w:rFonts w:ascii="微軟正黑體" w:hAnsi="微軟正黑體" w:eastAsia="微軟正黑體"/>
+                <w:b w:val="0"/>
+                <w:color w:val="000000"/>
+                <w:sz w:val="26"/>
+              </w:rPr>
+              <w:t>長期照顧服務機構法人條例</w:t>
+            </w:r>
+          </w:p>
+        </w:tc>
+        <w:tc>
+          <w:tcPr>
+            <w:tcW w:type="dxa" w:w="1474"/>
+          </w:tcPr>
+          <w:p>
+            <w:pPr>
+              <w:spacing w:after="40"/>
+            </w:pPr>
+            <w:r/>
+            <w:r>
+              <w:rPr>
+                <w:rFonts w:ascii="微軟正黑體" w:hAnsi="微軟正黑體" w:eastAsia="微軟正黑體"/>
+                <w:b w:val="0"/>
+                <w:color w:val="000000"/>
+                <w:sz w:val="26"/>
+              </w:rPr>
+              <w:t>社團法人結餘提撥</w:t>
+            </w:r>
+          </w:p>
+        </w:tc>
+        <w:tc>
+          <w:tcPr>
+            <w:tcW w:type="dxa" w:w="2608"/>
+          </w:tcPr>
+          <w:p>
+            <w:pPr>
+              <w:spacing w:after="40"/>
+            </w:pPr>
+            <w:r/>
+            <w:r>
+              <w:rPr>
+                <w:rFonts w:ascii="微軟正黑體" w:hAnsi="微軟正黑體" w:eastAsia="微軟正黑體"/>
+                <w:b w:val="0"/>
+                <w:color w:val="000000"/>
+                <w:sz w:val="26"/>
+              </w:rPr>
+              <w:t>前一會計年度收支結餘 10% 以上用於研究發展、人才培訓等；另 20% 以上作營運資金</w:t>
+            </w:r>
+          </w:p>
+        </w:tc>
+        <w:tc>
+          <w:tcPr>
+            <w:tcW w:type="dxa" w:w="1020"/>
+          </w:tcPr>
+          <w:p>
+            <w:pPr>
+              <w:spacing w:after="40"/>
+            </w:pPr>
+            <w:r/>
+            <w:r>
+              <w:rPr>
+                <w:rFonts w:ascii="微軟正黑體" w:hAnsi="微軟正黑體" w:eastAsia="微軟正黑體"/>
+                <w:b w:val="0"/>
+                <w:color w:val="000000"/>
+                <w:sz w:val="26"/>
+              </w:rPr>
+              <w:t>第 36 條</w:t>
+            </w:r>
+          </w:p>
+        </w:tc>
+        <w:tc>
+          <w:tcPr>
+            <w:tcW w:type="dxa" w:w="1871"/>
+          </w:tcPr>
+          <w:p>
+            <w:pPr>
+              <w:spacing w:after="40"/>
+            </w:pPr>
+            <w:r/>
+            <w:r>
+              <w:rPr>
+                <w:rFonts w:ascii="微軟正黑體" w:hAnsi="微軟正黑體" w:eastAsia="微軟正黑體"/>
+                <w:b w:val="0"/>
+                <w:color w:val="000000"/>
+                <w:sz w:val="26"/>
+              </w:rPr>
+              <w:t>—</w:t>
+            </w:r>
+          </w:p>
+        </w:tc>
+      </w:tr>
+      <w:tr>
+        <w:tc>
+          <w:tcPr>
+            <w:tcW w:type="dxa" w:w="1644"/>
+          </w:tcPr>
+          <w:p>
+            <w:pPr>
+              <w:spacing w:after="40"/>
+            </w:pPr>
+            <w:r/>
+            <w:r>
+              <w:rPr>
+                <w:rFonts w:ascii="微軟正黑體" w:hAnsi="微軟正黑體" w:eastAsia="微軟正黑體"/>
+                <w:b w:val="0"/>
+                <w:color w:val="000000"/>
+                <w:sz w:val="26"/>
+              </w:rPr>
+              <w:t>長期照顧服務機構法人條例</w:t>
+            </w:r>
+          </w:p>
+        </w:tc>
+        <w:tc>
+          <w:tcPr>
+            <w:tcW w:type="dxa" w:w="1474"/>
+          </w:tcPr>
+          <w:p>
+            <w:pPr>
+              <w:spacing w:after="40"/>
+            </w:pPr>
+            <w:r/>
+            <w:r>
+              <w:rPr>
+                <w:rFonts w:ascii="微軟正黑體" w:hAnsi="微軟正黑體" w:eastAsia="微軟正黑體"/>
+                <w:b w:val="0"/>
+                <w:color w:val="000000"/>
+                <w:sz w:val="26"/>
+              </w:rPr>
+              <w:t>投資限制</w:t>
+            </w:r>
+          </w:p>
+        </w:tc>
+        <w:tc>
+          <w:tcPr>
+            <w:tcW w:type="dxa" w:w="2608"/>
+          </w:tcPr>
+          <w:p>
+            <w:pPr>
+              <w:spacing w:after="40"/>
+            </w:pPr>
+            <w:r/>
+            <w:r>
+              <w:rPr>
+                <w:rFonts w:ascii="微軟正黑體" w:hAnsi="微軟正黑體" w:eastAsia="微軟正黑體"/>
+                <w:b w:val="0"/>
+                <w:color w:val="000000"/>
+                <w:sz w:val="26"/>
+              </w:rPr>
+              <w:t>不得投資衍生性金融商品</w:t>
+            </w:r>
+          </w:p>
+        </w:tc>
+        <w:tc>
+          <w:tcPr>
+            <w:tcW w:type="dxa" w:w="1020"/>
+          </w:tcPr>
+          <w:p>
+            <w:pPr>
+              <w:spacing w:after="40"/>
+            </w:pPr>
+            <w:r/>
+            <w:r>
+              <w:rPr>
+                <w:rFonts w:ascii="微軟正黑體" w:hAnsi="微軟正黑體" w:eastAsia="微軟正黑體"/>
+                <w:b w:val="0"/>
+                <w:color w:val="000000"/>
+                <w:sz w:val="26"/>
+              </w:rPr>
+              <w:t>第 16 條</w:t>
+            </w:r>
+          </w:p>
+        </w:tc>
+        <w:tc>
+          <w:tcPr>
+            <w:tcW w:type="dxa" w:w="1871"/>
+          </w:tcPr>
+          <w:p>
+            <w:pPr>
+              <w:spacing w:after="40"/>
+            </w:pPr>
+            <w:r/>
+            <w:r>
+              <w:rPr>
+                <w:rFonts w:ascii="微軟正黑體" w:hAnsi="微軟正黑體" w:eastAsia="微軟正黑體"/>
+                <w:b w:val="0"/>
+                <w:color w:val="000000"/>
+                <w:sz w:val="26"/>
+              </w:rPr>
+              <w:t>「得投資衍生性金融商品」是題庫出現過的錯誤選項</w:t>
+            </w:r>
+          </w:p>
+        </w:tc>
+      </w:tr>
+      <w:tr>
+        <w:tc>
+          <w:tcPr>
+            <w:tcW w:type="dxa" w:w="1644"/>
+          </w:tcPr>
+          <w:p>
+            <w:pPr>
+              <w:spacing w:after="40"/>
+            </w:pPr>
+            <w:r/>
+            <w:r>
+              <w:rPr>
+                <w:rFonts w:ascii="微軟正黑體" w:hAnsi="微軟正黑體" w:eastAsia="微軟正黑體"/>
+                <w:b w:val="0"/>
+                <w:color w:val="000000"/>
+                <w:sz w:val="26"/>
+              </w:rPr>
+              <w:t>公益勸募條例</w:t>
+            </w:r>
+          </w:p>
+        </w:tc>
+        <w:tc>
+          <w:tcPr>
+            <w:tcW w:type="dxa" w:w="1474"/>
+          </w:tcPr>
+          <w:p>
+            <w:pPr>
+              <w:spacing w:after="40"/>
+            </w:pPr>
+            <w:r/>
+            <w:r>
+              <w:rPr>
+                <w:rFonts w:ascii="微軟正黑體" w:hAnsi="微軟正黑體" w:eastAsia="微軟正黑體"/>
+                <w:b w:val="0"/>
+                <w:color w:val="000000"/>
+                <w:sz w:val="26"/>
+              </w:rPr>
+              <w:t>政府機關勸募</w:t>
+            </w:r>
+          </w:p>
+        </w:tc>
+        <w:tc>
+          <w:tcPr>
+            <w:tcW w:type="dxa" w:w="2608"/>
+          </w:tcPr>
+          <w:p>
+            <w:pPr>
+              <w:spacing w:after="40"/>
+            </w:pPr>
+            <w:r/>
+            <w:r>
+              <w:rPr>
+                <w:rFonts w:ascii="微軟正黑體" w:hAnsi="微軟正黑體" w:eastAsia="微軟正黑體"/>
+                <w:b w:val="0"/>
+                <w:color w:val="000000"/>
+                <w:sz w:val="26"/>
+              </w:rPr>
+              <w:t>年度終了後 2 個月內將辦理情形函報上級機關備查</w:t>
+            </w:r>
+          </w:p>
+        </w:tc>
+        <w:tc>
+          <w:tcPr>
+            <w:tcW w:type="dxa" w:w="1020"/>
+          </w:tcPr>
+          <w:p>
+            <w:pPr>
+              <w:spacing w:after="40"/>
+            </w:pPr>
+            <w:r/>
+            <w:r>
+              <w:rPr>
+                <w:rFonts w:ascii="微軟正黑體" w:hAnsi="微軟正黑體" w:eastAsia="微軟正黑體"/>
+                <w:b w:val="0"/>
+                <w:color w:val="000000"/>
+                <w:sz w:val="26"/>
+              </w:rPr>
+              <w:t>第 6 條</w:t>
+            </w:r>
+          </w:p>
+        </w:tc>
+        <w:tc>
+          <w:tcPr>
+            <w:tcW w:type="dxa" w:w="1871"/>
+          </w:tcPr>
+          <w:p>
+            <w:pPr>
+              <w:spacing w:after="40"/>
+            </w:pPr>
+            <w:r/>
+            <w:r>
+              <w:rPr>
+                <w:rFonts w:ascii="微軟正黑體" w:hAnsi="微軟正黑體" w:eastAsia="微軟正黑體"/>
+                <w:b w:val="0"/>
+                <w:color w:val="000000"/>
+                <w:sz w:val="26"/>
+              </w:rPr>
+              <w:t>—</w:t>
+            </w:r>
+          </w:p>
+        </w:tc>
+      </w:tr>
+      <w:tr>
+        <w:tc>
+          <w:tcPr>
+            <w:tcW w:type="dxa" w:w="1644"/>
+          </w:tcPr>
+          <w:p>
+            <w:pPr>
+              <w:spacing w:after="40"/>
+            </w:pPr>
+            <w:r/>
+            <w:r>
+              <w:rPr>
+                <w:rFonts w:ascii="微軟正黑體" w:hAnsi="微軟正黑體" w:eastAsia="微軟正黑體"/>
+                <w:b w:val="0"/>
+                <w:color w:val="000000"/>
+                <w:sz w:val="26"/>
+              </w:rPr>
+              <w:t>公益勸募條例</w:t>
+            </w:r>
+          </w:p>
+        </w:tc>
+        <w:tc>
+          <w:tcPr>
+            <w:tcW w:type="dxa" w:w="1474"/>
+          </w:tcPr>
+          <w:p>
+            <w:pPr>
+              <w:spacing w:after="40"/>
+            </w:pPr>
+            <w:r/>
+            <w:r>
+              <w:rPr>
+                <w:rFonts w:ascii="微軟正黑體" w:hAnsi="微軟正黑體" w:eastAsia="微軟正黑體"/>
+                <w:b w:val="0"/>
+                <w:color w:val="000000"/>
+                <w:sz w:val="26"/>
+              </w:rPr>
+              <w:t>勸募期間</w:t>
+            </w:r>
+          </w:p>
+        </w:tc>
+        <w:tc>
+          <w:tcPr>
+            <w:tcW w:type="dxa" w:w="2608"/>
+          </w:tcPr>
+          <w:p>
+            <w:pPr>
+              <w:spacing w:after="40"/>
+            </w:pPr>
+            <w:r/>
+            <w:r>
+              <w:rPr>
+                <w:rFonts w:ascii="微軟正黑體" w:hAnsi="微軟正黑體" w:eastAsia="微軟正黑體"/>
+                <w:b w:val="0"/>
+                <w:color w:val="000000"/>
+                <w:sz w:val="26"/>
+              </w:rPr>
+              <w:t>最長 1 年</w:t>
+            </w:r>
+          </w:p>
+        </w:tc>
+        <w:tc>
+          <w:tcPr>
+            <w:tcW w:type="dxa" w:w="1020"/>
+          </w:tcPr>
+          <w:p>
+            <w:pPr>
+              <w:spacing w:after="40"/>
+            </w:pPr>
+            <w:r/>
+            <w:r>
+              <w:rPr>
+                <w:rFonts w:ascii="微軟正黑體" w:hAnsi="微軟正黑體" w:eastAsia="微軟正黑體"/>
+                <w:b w:val="0"/>
+                <w:color w:val="000000"/>
+                <w:sz w:val="26"/>
+              </w:rPr>
+              <w:t>第 12 條</w:t>
+            </w:r>
+          </w:p>
+        </w:tc>
+        <w:tc>
+          <w:tcPr>
+            <w:tcW w:type="dxa" w:w="1871"/>
+          </w:tcPr>
+          <w:p>
+            <w:pPr>
+              <w:spacing w:after="40"/>
+            </w:pPr>
+            <w:r/>
+            <w:r>
+              <w:rPr>
+                <w:rFonts w:ascii="微軟正黑體" w:hAnsi="微軟正黑體" w:eastAsia="微軟正黑體"/>
+                <w:b w:val="0"/>
+                <w:color w:val="000000"/>
+                <w:sz w:val="26"/>
+              </w:rPr>
+              <w:t>—</w:t>
+            </w:r>
+          </w:p>
+        </w:tc>
+      </w:tr>
+      <w:tr>
+        <w:tc>
+          <w:tcPr>
+            <w:tcW w:type="dxa" w:w="1644"/>
+          </w:tcPr>
+          <w:p>
+            <w:pPr>
+              <w:spacing w:after="40"/>
+            </w:pPr>
+            <w:r/>
+            <w:r>
+              <w:rPr>
+                <w:rFonts w:ascii="微軟正黑體" w:hAnsi="微軟正黑體" w:eastAsia="微軟正黑體"/>
+                <w:b w:val="0"/>
+                <w:color w:val="000000"/>
+                <w:sz w:val="26"/>
+              </w:rPr>
+              <w:t>公益勸募條例</w:t>
+            </w:r>
+          </w:p>
+        </w:tc>
+        <w:tc>
+          <w:tcPr>
+            <w:tcW w:type="dxa" w:w="1474"/>
+          </w:tcPr>
+          <w:p>
+            <w:pPr>
+              <w:spacing w:after="40"/>
+            </w:pPr>
+            <w:r/>
+            <w:r>
+              <w:rPr>
+                <w:rFonts w:ascii="微軟正黑體" w:hAnsi="微軟正黑體" w:eastAsia="微軟正黑體"/>
+                <w:b w:val="0"/>
+                <w:color w:val="000000"/>
+                <w:sz w:val="26"/>
+              </w:rPr>
+              <w:t>必要支出上限</w:t>
+            </w:r>
+          </w:p>
+        </w:tc>
+        <w:tc>
+          <w:tcPr>
+            <w:tcW w:type="dxa" w:w="2608"/>
+          </w:tcPr>
+          <w:p>
+            <w:pPr>
+              <w:spacing w:after="40"/>
+            </w:pPr>
+            <w:r/>
+            <w:r>
+              <w:rPr>
+                <w:rFonts w:ascii="微軟正黑體" w:hAnsi="微軟正黑體" w:eastAsia="微軟正黑體"/>
+                <w:b w:val="0"/>
+                <w:color w:val="000000"/>
+                <w:sz w:val="26"/>
+              </w:rPr>
+              <w:t>勸募所得未逾 1,000 萬元者，上限 15%；超過部分依級距遞減</w:t>
+            </w:r>
+          </w:p>
+        </w:tc>
+        <w:tc>
+          <w:tcPr>
+            <w:tcW w:type="dxa" w:w="1020"/>
+          </w:tcPr>
+          <w:p>
+            <w:pPr>
+              <w:spacing w:after="40"/>
+            </w:pPr>
+            <w:r/>
+            <w:r>
+              <w:rPr>
+                <w:rFonts w:ascii="微軟正黑體" w:hAnsi="微軟正黑體" w:eastAsia="微軟正黑體"/>
+                <w:b w:val="0"/>
+                <w:color w:val="000000"/>
+                <w:sz w:val="26"/>
+              </w:rPr>
+              <w:t>第 17 條</w:t>
+            </w:r>
+          </w:p>
+        </w:tc>
+        <w:tc>
+          <w:tcPr>
+            <w:tcW w:type="dxa" w:w="1871"/>
+          </w:tcPr>
+          <w:p>
+            <w:pPr>
+              <w:spacing w:after="40"/>
+            </w:pPr>
+            <w:r/>
+            <w:r>
+              <w:rPr>
+                <w:rFonts w:ascii="微軟正黑體" w:hAnsi="微軟正黑體" w:eastAsia="微軟正黑體"/>
+                <w:b w:val="0"/>
+                <w:color w:val="000000"/>
+                <w:sz w:val="26"/>
+              </w:rPr>
+              <w:t>—</w:t>
+            </w:r>
+          </w:p>
+        </w:tc>
+      </w:tr>
+      <w:tr>
+        <w:tc>
+          <w:tcPr>
+            <w:tcW w:type="dxa" w:w="1644"/>
+          </w:tcPr>
+          <w:p>
+            <w:pPr>
+              <w:spacing w:after="40"/>
+            </w:pPr>
+            <w:r/>
+            <w:r>
+              <w:rPr>
+                <w:rFonts w:ascii="微軟正黑體" w:hAnsi="微軟正黑體" w:eastAsia="微軟正黑體"/>
+                <w:b w:val="0"/>
+                <w:color w:val="000000"/>
+                <w:sz w:val="26"/>
+              </w:rPr>
+              <w:t>公益勸募條例</w:t>
+            </w:r>
+          </w:p>
+        </w:tc>
+        <w:tc>
+          <w:tcPr>
+            <w:tcW w:type="dxa" w:w="1474"/>
+          </w:tcPr>
+          <w:p>
+            <w:pPr>
+              <w:spacing w:after="40"/>
+            </w:pPr>
+            <w:r/>
+            <w:r>
+              <w:rPr>
+                <w:rFonts w:ascii="微軟正黑體" w:hAnsi="微軟正黑體" w:eastAsia="微軟正黑體"/>
+                <w:b w:val="0"/>
+                <w:color w:val="000000"/>
+                <w:sz w:val="26"/>
+              </w:rPr>
+              <w:t>公告收支與捐贈人資料</w:t>
+            </w:r>
+          </w:p>
+        </w:tc>
+        <w:tc>
+          <w:tcPr>
+            <w:tcW w:type="dxa" w:w="2608"/>
+          </w:tcPr>
+          <w:p>
+            <w:pPr>
+              <w:spacing w:after="40"/>
+            </w:pPr>
+            <w:r/>
+            <w:r>
+              <w:rPr>
+                <w:rFonts w:ascii="微軟正黑體" w:hAnsi="微軟正黑體" w:eastAsia="微軟正黑體"/>
+                <w:b w:val="0"/>
+                <w:color w:val="000000"/>
+                <w:sz w:val="26"/>
+              </w:rPr>
+              <w:t>勸募活動期滿之翌日起 30 日內</w:t>
+            </w:r>
+          </w:p>
+        </w:tc>
+        <w:tc>
+          <w:tcPr>
+            <w:tcW w:type="dxa" w:w="1020"/>
+          </w:tcPr>
+          <w:p>
+            <w:pPr>
+              <w:spacing w:after="40"/>
+            </w:pPr>
+            <w:r/>
+            <w:r>
+              <w:rPr>
+                <w:rFonts w:ascii="微軟正黑體" w:hAnsi="微軟正黑體" w:eastAsia="微軟正黑體"/>
+                <w:b w:val="0"/>
+                <w:color w:val="000000"/>
+                <w:sz w:val="26"/>
+              </w:rPr>
+              <w:t>第 18 條</w:t>
+            </w:r>
+          </w:p>
+        </w:tc>
+        <w:tc>
+          <w:tcPr>
+            <w:tcW w:type="dxa" w:w="1871"/>
+          </w:tcPr>
+          <w:p>
+            <w:pPr>
+              <w:spacing w:after="40"/>
+            </w:pPr>
+            <w:r/>
+            <w:r>
+              <w:rPr>
+                <w:rFonts w:ascii="微軟正黑體" w:hAnsi="微軟正黑體" w:eastAsia="微軟正黑體"/>
+                <w:b w:val="0"/>
+                <w:color w:val="000000"/>
+                <w:sz w:val="26"/>
+              </w:rPr>
+              <w:t>—</w:t>
+            </w:r>
+          </w:p>
+        </w:tc>
+      </w:tr>
+      <w:tr>
+        <w:tc>
+          <w:tcPr>
+            <w:tcW w:type="dxa" w:w="1644"/>
+          </w:tcPr>
+          <w:p>
+            <w:pPr>
+              <w:spacing w:after="40"/>
+            </w:pPr>
+            <w:r/>
+            <w:r>
+              <w:rPr>
+                <w:rFonts w:ascii="微軟正黑體" w:hAnsi="微軟正黑體" w:eastAsia="微軟正黑體"/>
+                <w:b w:val="0"/>
+                <w:color w:val="000000"/>
+                <w:sz w:val="26"/>
+              </w:rPr>
+              <w:t>公益勸募條例</w:t>
+            </w:r>
+          </w:p>
+        </w:tc>
+        <w:tc>
+          <w:tcPr>
+            <w:tcW w:type="dxa" w:w="1474"/>
+          </w:tcPr>
+          <w:p>
+            <w:pPr>
+              <w:spacing w:after="40"/>
+            </w:pPr>
+            <w:r/>
+            <w:r>
+              <w:rPr>
+                <w:rFonts w:ascii="微軟正黑體" w:hAnsi="微軟正黑體" w:eastAsia="微軟正黑體"/>
+                <w:b w:val="0"/>
+                <w:color w:val="000000"/>
+                <w:sz w:val="26"/>
+              </w:rPr>
+              <w:t>未經許可勸募</w:t>
+            </w:r>
+          </w:p>
+        </w:tc>
+        <w:tc>
+          <w:tcPr>
+            <w:tcW w:type="dxa" w:w="2608"/>
+          </w:tcPr>
+          <w:p>
+            <w:pPr>
+              <w:spacing w:after="40"/>
+            </w:pPr>
+            <w:r/>
+            <w:r>
+              <w:rPr>
+                <w:rFonts w:ascii="微軟正黑體" w:hAnsi="微軟正黑體" w:eastAsia="微軟正黑體"/>
+                <w:b w:val="0"/>
+                <w:color w:val="000000"/>
+                <w:sz w:val="26"/>
+              </w:rPr>
+              <w:t>經制止仍不遵從者，處 4 萬元以上 20 萬元以下罰鍰，並得按次處罰</w:t>
+            </w:r>
+          </w:p>
+        </w:tc>
+        <w:tc>
+          <w:tcPr>
+            <w:tcW w:type="dxa" w:w="1020"/>
+          </w:tcPr>
+          <w:p>
+            <w:pPr>
+              <w:spacing w:after="40"/>
+            </w:pPr>
+            <w:r/>
+            <w:r>
+              <w:rPr>
+                <w:rFonts w:ascii="微軟正黑體" w:hAnsi="微軟正黑體" w:eastAsia="微軟正黑體"/>
+                <w:b w:val="0"/>
+                <w:color w:val="000000"/>
+                <w:sz w:val="26"/>
+              </w:rPr>
+              <w:t>第 24 條</w:t>
+            </w:r>
+          </w:p>
+        </w:tc>
+        <w:tc>
+          <w:tcPr>
+            <w:tcW w:type="dxa" w:w="1871"/>
+          </w:tcPr>
+          <w:p>
+            <w:pPr>
+              <w:spacing w:after="40"/>
+            </w:pPr>
+            <w:r/>
+            <w:r>
+              <w:rPr>
+                <w:rFonts w:ascii="微軟正黑體" w:hAnsi="微軟正黑體" w:eastAsia="微軟正黑體"/>
+                <w:b w:val="0"/>
+                <w:color w:val="000000"/>
+                <w:sz w:val="26"/>
+              </w:rPr>
+              <w:t>—</w:t>
+            </w:r>
+          </w:p>
+        </w:tc>
+      </w:tr>
+      <w:tr>
+        <w:tc>
+          <w:tcPr>
+            <w:tcW w:type="dxa" w:w="1644"/>
+          </w:tcPr>
+          <w:p>
+            <w:pPr>
+              <w:spacing w:after="40"/>
+            </w:pPr>
+            <w:r/>
+            <w:r>
+              <w:rPr>
+                <w:rFonts w:ascii="微軟正黑體" w:hAnsi="微軟正黑體" w:eastAsia="微軟正黑體"/>
+                <w:b w:val="0"/>
+                <w:color w:val="000000"/>
+                <w:sz w:val="26"/>
+              </w:rPr>
+              <w:t>兒童及少年未來教育與發展帳戶條例</w:t>
+            </w:r>
+          </w:p>
+        </w:tc>
+        <w:tc>
+          <w:tcPr>
+            <w:tcW w:type="dxa" w:w="1474"/>
+          </w:tcPr>
+          <w:p>
+            <w:pPr>
+              <w:spacing w:after="40"/>
+            </w:pPr>
+            <w:r/>
+            <w:r>
+              <w:rPr>
+                <w:rFonts w:ascii="微軟正黑體" w:hAnsi="微軟正黑體" w:eastAsia="微軟正黑體"/>
+                <w:b w:val="0"/>
+                <w:color w:val="000000"/>
+                <w:sz w:val="26"/>
+              </w:rPr>
+              <w:t>適用對象</w:t>
+            </w:r>
+          </w:p>
+        </w:tc>
+        <w:tc>
+          <w:tcPr>
+            <w:tcW w:type="dxa" w:w="2608"/>
+          </w:tcPr>
+          <w:p>
+            <w:pPr>
+              <w:spacing w:after="40"/>
+            </w:pPr>
+            <w:r/>
+            <w:r>
+              <w:rPr>
+                <w:rFonts w:ascii="微軟正黑體" w:hAnsi="微軟正黑體" w:eastAsia="微軟正黑體"/>
+                <w:b w:val="0"/>
+                <w:color w:val="000000"/>
+                <w:sz w:val="26"/>
+              </w:rPr>
+              <w:t>105 年 1 月 1 日以後出生之低收入戶或中低收入戶兒少；依兒少權法安置 2 年以上者等</w:t>
+            </w:r>
+          </w:p>
+        </w:tc>
+        <w:tc>
+          <w:tcPr>
+            <w:tcW w:type="dxa" w:w="1020"/>
+          </w:tcPr>
+          <w:p>
+            <w:pPr>
+              <w:spacing w:after="40"/>
+            </w:pPr>
+            <w:r/>
+            <w:r>
+              <w:rPr>
+                <w:rFonts w:ascii="微軟正黑體" w:hAnsi="微軟正黑體" w:eastAsia="微軟正黑體"/>
+                <w:b w:val="0"/>
+                <w:color w:val="000000"/>
+                <w:sz w:val="26"/>
+              </w:rPr>
+              <w:t>第 6 條</w:t>
+            </w:r>
+          </w:p>
+        </w:tc>
+        <w:tc>
+          <w:tcPr>
+            <w:tcW w:type="dxa" w:w="1871"/>
+          </w:tcPr>
+          <w:p>
+            <w:pPr>
+              <w:spacing w:after="40"/>
+            </w:pPr>
+            <w:r/>
+            <w:r>
+              <w:rPr>
+                <w:rFonts w:ascii="微軟正黑體" w:hAnsi="微軟正黑體" w:eastAsia="微軟正黑體"/>
+                <w:b w:val="0"/>
+                <w:color w:val="000000"/>
+                <w:sz w:val="26"/>
+              </w:rPr>
+              <w:t>—</w:t>
+            </w:r>
+          </w:p>
+        </w:tc>
+      </w:tr>
+      <w:tr>
+        <w:tc>
+          <w:tcPr>
+            <w:tcW w:type="dxa" w:w="1644"/>
+          </w:tcPr>
+          <w:p>
+            <w:pPr>
+              <w:spacing w:after="40"/>
+            </w:pPr>
+            <w:r/>
+            <w:r>
+              <w:rPr>
+                <w:rFonts w:ascii="微軟正黑體" w:hAnsi="微軟正黑體" w:eastAsia="微軟正黑體"/>
+                <w:b w:val="0"/>
+                <w:color w:val="000000"/>
+                <w:sz w:val="26"/>
+              </w:rPr>
+              <w:t>兒童及少年未來教育與發展帳戶條例</w:t>
+            </w:r>
+          </w:p>
+        </w:tc>
+        <w:tc>
+          <w:tcPr>
+            <w:tcW w:type="dxa" w:w="1474"/>
+          </w:tcPr>
+          <w:p>
+            <w:pPr>
+              <w:spacing w:after="40"/>
+            </w:pPr>
+            <w:r/>
+            <w:r>
+              <w:rPr>
+                <w:rFonts w:ascii="微軟正黑體" w:hAnsi="微軟正黑體" w:eastAsia="微軟正黑體"/>
+                <w:b w:val="0"/>
+                <w:color w:val="000000"/>
+                <w:sz w:val="26"/>
+              </w:rPr>
+              <w:t>存款上限調整</w:t>
+            </w:r>
+          </w:p>
+        </w:tc>
+        <w:tc>
+          <w:tcPr>
+            <w:tcW w:type="dxa" w:w="2608"/>
+          </w:tcPr>
+          <w:p>
+            <w:pPr>
+              <w:spacing w:after="40"/>
+            </w:pPr>
+            <w:r/>
+            <w:r>
+              <w:rPr>
+                <w:rFonts w:ascii="微軟正黑體" w:hAnsi="微軟正黑體" w:eastAsia="微軟正黑體"/>
+                <w:b w:val="0"/>
+                <w:color w:val="000000"/>
+                <w:sz w:val="26"/>
+              </w:rPr>
+              <w:t>開戶金及自存款年度存款上限金額得每 4 年調整一次</w:t>
+            </w:r>
+          </w:p>
+        </w:tc>
+        <w:tc>
+          <w:tcPr>
+            <w:tcW w:type="dxa" w:w="1020"/>
+          </w:tcPr>
+          <w:p>
+            <w:pPr>
+              <w:spacing w:after="40"/>
+            </w:pPr>
+            <w:r/>
+            <w:r>
+              <w:rPr>
+                <w:rFonts w:ascii="微軟正黑體" w:hAnsi="微軟正黑體" w:eastAsia="微軟正黑體"/>
+                <w:b w:val="0"/>
+                <w:color w:val="000000"/>
+                <w:sz w:val="26"/>
+              </w:rPr>
+              <w:t>第 11 條</w:t>
+            </w:r>
+          </w:p>
+        </w:tc>
+        <w:tc>
+          <w:tcPr>
+            <w:tcW w:type="dxa" w:w="1871"/>
+          </w:tcPr>
+          <w:p>
+            <w:pPr>
+              <w:spacing w:after="40"/>
+            </w:pPr>
+            <w:r/>
+            <w:r>
+              <w:rPr>
+                <w:rFonts w:ascii="微軟正黑體" w:hAnsi="微軟正黑體" w:eastAsia="微軟正黑體"/>
+                <w:b w:val="0"/>
+                <w:color w:val="000000"/>
+                <w:sz w:val="26"/>
+              </w:rPr>
+              <w:t>—</w:t>
+            </w:r>
+          </w:p>
+        </w:tc>
+      </w:tr>
+      <w:tr>
+        <w:tc>
+          <w:tcPr>
+            <w:tcW w:type="dxa" w:w="1644"/>
+          </w:tcPr>
+          <w:p>
+            <w:pPr>
+              <w:spacing w:after="40"/>
+            </w:pPr>
+            <w:r/>
+            <w:r>
+              <w:rPr>
+                <w:rFonts w:ascii="微軟正黑體" w:hAnsi="微軟正黑體" w:eastAsia="微軟正黑體"/>
+                <w:b w:val="0"/>
+                <w:color w:val="000000"/>
+                <w:sz w:val="26"/>
+              </w:rPr>
+              <w:t>兒童及少年未來教育與發展帳戶條例</w:t>
+            </w:r>
+          </w:p>
+        </w:tc>
+        <w:tc>
+          <w:tcPr>
+            <w:tcW w:type="dxa" w:w="1474"/>
+          </w:tcPr>
+          <w:p>
+            <w:pPr>
+              <w:spacing w:after="40"/>
+            </w:pPr>
+            <w:r/>
+            <w:r>
+              <w:rPr>
+                <w:rFonts w:ascii="微軟正黑體" w:hAnsi="微軟正黑體" w:eastAsia="微軟正黑體"/>
+                <w:b w:val="0"/>
+                <w:color w:val="000000"/>
+                <w:sz w:val="26"/>
+              </w:rPr>
+              <w:t>滿 18 歲前通知</w:t>
+            </w:r>
+          </w:p>
+        </w:tc>
+        <w:tc>
+          <w:tcPr>
+            <w:tcW w:type="dxa" w:w="2608"/>
+          </w:tcPr>
+          <w:p>
+            <w:pPr>
+              <w:spacing w:after="40"/>
+            </w:pPr>
+            <w:r/>
+            <w:r>
+              <w:rPr>
+                <w:rFonts w:ascii="微軟正黑體" w:hAnsi="微軟正黑體" w:eastAsia="微軟正黑體"/>
+                <w:b w:val="0"/>
+                <w:color w:val="000000"/>
+                <w:sz w:val="26"/>
+              </w:rPr>
+              <w:t>主管機關應於開戶人滿 18 歲 1 個月前通知辦理請領</w:t>
+            </w:r>
+          </w:p>
+        </w:tc>
+        <w:tc>
+          <w:tcPr>
+            <w:tcW w:type="dxa" w:w="1020"/>
+          </w:tcPr>
+          <w:p>
+            <w:pPr>
+              <w:spacing w:after="40"/>
+            </w:pPr>
+            <w:r/>
+            <w:r>
+              <w:rPr>
+                <w:rFonts w:ascii="微軟正黑體" w:hAnsi="微軟正黑體" w:eastAsia="微軟正黑體"/>
+                <w:b w:val="0"/>
+                <w:color w:val="000000"/>
+                <w:sz w:val="26"/>
+              </w:rPr>
+              <w:t>第 16 條</w:t>
+            </w:r>
+          </w:p>
+        </w:tc>
+        <w:tc>
+          <w:tcPr>
+            <w:tcW w:type="dxa" w:w="1871"/>
+          </w:tcPr>
+          <w:p>
+            <w:pPr>
+              <w:spacing w:after="40"/>
+            </w:pPr>
+            <w:r/>
+            <w:r>
+              <w:rPr>
+                <w:rFonts w:ascii="微軟正黑體" w:hAnsi="微軟正黑體" w:eastAsia="微軟正黑體"/>
+                <w:b w:val="0"/>
+                <w:color w:val="000000"/>
+                <w:sz w:val="26"/>
+              </w:rPr>
+              <w:t>「滿 18 歲 3 個月前通知」是題庫出現過的錯誤選項</w:t>
+            </w:r>
+          </w:p>
+        </w:tc>
+      </w:tr>
+      <w:tr>
+        <w:tc>
+          <w:tcPr>
+            <w:tcW w:type="dxa" w:w="1644"/>
+          </w:tcPr>
+          <w:p>
+            <w:pPr>
+              <w:spacing w:after="40"/>
+            </w:pPr>
+            <w:r/>
+            <w:r>
+              <w:rPr>
+                <w:rFonts w:ascii="微軟正黑體" w:hAnsi="微軟正黑體" w:eastAsia="微軟正黑體"/>
+                <w:b w:val="0"/>
+                <w:color w:val="000000"/>
+                <w:sz w:val="26"/>
+              </w:rPr>
+              <w:t>兒童及少年未來教育與發展帳戶條例</w:t>
+            </w:r>
+          </w:p>
+        </w:tc>
+        <w:tc>
+          <w:tcPr>
+            <w:tcW w:type="dxa" w:w="1474"/>
+          </w:tcPr>
+          <w:p>
+            <w:pPr>
+              <w:spacing w:after="40"/>
+            </w:pPr>
+            <w:r/>
+            <w:r>
+              <w:rPr>
+                <w:rFonts w:ascii="微軟正黑體" w:hAnsi="微軟正黑體" w:eastAsia="微軟正黑體"/>
+                <w:b w:val="0"/>
+                <w:color w:val="000000"/>
+                <w:sz w:val="26"/>
+              </w:rPr>
+              <w:t>申請退出</w:t>
+            </w:r>
+          </w:p>
+        </w:tc>
+        <w:tc>
+          <w:tcPr>
+            <w:tcW w:type="dxa" w:w="2608"/>
+          </w:tcPr>
+          <w:p>
+            <w:pPr>
+              <w:spacing w:after="40"/>
+            </w:pPr>
+            <w:r/>
+            <w:r>
+              <w:rPr>
+                <w:rFonts w:ascii="微軟正黑體" w:hAnsi="微軟正黑體" w:eastAsia="微軟正黑體"/>
+                <w:b w:val="0"/>
+                <w:color w:val="000000"/>
+                <w:sz w:val="26"/>
+              </w:rPr>
+              <w:t>主管機關應自申請日起 1 年內派員輔導</w:t>
+            </w:r>
+          </w:p>
+        </w:tc>
+        <w:tc>
+          <w:tcPr>
+            <w:tcW w:type="dxa" w:w="1020"/>
+          </w:tcPr>
+          <w:p>
+            <w:pPr>
+              <w:spacing w:after="40"/>
+            </w:pPr>
+            <w:r/>
+            <w:r>
+              <w:rPr>
+                <w:rFonts w:ascii="微軟正黑體" w:hAnsi="微軟正黑體" w:eastAsia="微軟正黑體"/>
+                <w:b w:val="0"/>
+                <w:color w:val="000000"/>
+                <w:sz w:val="26"/>
+              </w:rPr>
+              <w:t>第 18 條</w:t>
+            </w:r>
+          </w:p>
+        </w:tc>
+        <w:tc>
+          <w:tcPr>
+            <w:tcW w:type="dxa" w:w="1871"/>
+          </w:tcPr>
+          <w:p>
+            <w:pPr>
+              <w:spacing w:after="40"/>
+            </w:pPr>
+            <w:r/>
+            <w:r>
+              <w:rPr>
+                <w:rFonts w:ascii="微軟正黑體" w:hAnsi="微軟正黑體" w:eastAsia="微軟正黑體"/>
+                <w:b w:val="0"/>
+                <w:color w:val="000000"/>
+                <w:sz w:val="26"/>
+              </w:rPr>
+              <w:t>—</w:t>
+            </w:r>
+          </w:p>
+        </w:tc>
+      </w:tr>
+      <w:tr>
+        <w:tc>
+          <w:tcPr>
+            <w:tcW w:type="dxa" w:w="1644"/>
+          </w:tcPr>
+          <w:p>
+            <w:pPr>
+              <w:spacing w:after="40"/>
+            </w:pPr>
+            <w:r/>
+            <w:r>
+              <w:rPr>
+                <w:rFonts w:ascii="微軟正黑體" w:hAnsi="微軟正黑體" w:eastAsia="微軟正黑體"/>
+                <w:b w:val="0"/>
+                <w:color w:val="000000"/>
+                <w:sz w:val="26"/>
+              </w:rPr>
+              <w:t>兒童及少年未來教育與發展帳戶條例</w:t>
+            </w:r>
+          </w:p>
+        </w:tc>
+        <w:tc>
+          <w:tcPr>
+            <w:tcW w:type="dxa" w:w="1474"/>
+          </w:tcPr>
+          <w:p>
+            <w:pPr>
+              <w:spacing w:after="40"/>
+            </w:pPr>
+            <w:r/>
+            <w:r>
+              <w:rPr>
+                <w:rFonts w:ascii="微軟正黑體" w:hAnsi="微軟正黑體" w:eastAsia="微軟正黑體"/>
+                <w:b w:val="0"/>
+                <w:color w:val="000000"/>
+                <w:sz w:val="26"/>
+              </w:rPr>
+              <w:t>結清後重新開戶</w:t>
+            </w:r>
+          </w:p>
+        </w:tc>
+        <w:tc>
+          <w:tcPr>
+            <w:tcW w:type="dxa" w:w="2608"/>
+          </w:tcPr>
+          <w:p>
+            <w:pPr>
+              <w:spacing w:after="40"/>
+            </w:pPr>
+            <w:r/>
+            <w:r>
+              <w:rPr>
+                <w:rFonts w:ascii="微軟正黑體" w:hAnsi="微軟正黑體" w:eastAsia="微軟正黑體"/>
+                <w:b w:val="0"/>
+                <w:color w:val="000000"/>
+                <w:sz w:val="26"/>
+              </w:rPr>
+              <w:t>帳戶結清後未滿 3 年不得重行申請</w:t>
+            </w:r>
+          </w:p>
+        </w:tc>
+        <w:tc>
+          <w:tcPr>
+            <w:tcW w:type="dxa" w:w="1020"/>
+          </w:tcPr>
+          <w:p>
+            <w:pPr>
+              <w:spacing w:after="40"/>
+            </w:pPr>
+            <w:r/>
+            <w:r>
+              <w:rPr>
+                <w:rFonts w:ascii="微軟正黑體" w:hAnsi="微軟正黑體" w:eastAsia="微軟正黑體"/>
+                <w:b w:val="0"/>
+                <w:color w:val="000000"/>
+                <w:sz w:val="26"/>
+              </w:rPr>
+              <w:t>第 19 條</w:t>
+            </w:r>
+          </w:p>
+        </w:tc>
+        <w:tc>
+          <w:tcPr>
+            <w:tcW w:type="dxa" w:w="1871"/>
+          </w:tcPr>
+          <w:p>
+            <w:pPr>
+              <w:spacing w:after="40"/>
+            </w:pPr>
+            <w:r/>
+            <w:r>
+              <w:rPr>
+                <w:rFonts w:ascii="微軟正黑體" w:hAnsi="微軟正黑體" w:eastAsia="微軟正黑體"/>
+                <w:b w:val="0"/>
+                <w:color w:val="000000"/>
+                <w:sz w:val="26"/>
+              </w:rPr>
+              <w:t>與第 18 條「退出後 1 年內輔導」不同，兩個數字容易混淆</w:t>
+            </w:r>
+          </w:p>
+        </w:tc>
+      </w:tr>
+      <w:tr>
+        <w:tc>
+          <w:tcPr>
+            <w:tcW w:type="dxa" w:w="1644"/>
+          </w:tcPr>
+          <w:p>
+            <w:pPr>
+              <w:spacing w:after="40"/>
+            </w:pPr>
+            <w:r/>
+            <w:r>
+              <w:rPr>
+                <w:rFonts w:ascii="微軟正黑體" w:hAnsi="微軟正黑體" w:eastAsia="微軟正黑體"/>
+                <w:b w:val="0"/>
+                <w:color w:val="000000"/>
+                <w:sz w:val="26"/>
+              </w:rPr>
+              <w:t>兒童及少年未來教育與發展帳戶條例</w:t>
+            </w:r>
+          </w:p>
+        </w:tc>
+        <w:tc>
+          <w:tcPr>
+            <w:tcW w:type="dxa" w:w="1474"/>
+          </w:tcPr>
+          <w:p>
+            <w:pPr>
+              <w:spacing w:after="40"/>
+            </w:pPr>
+            <w:r/>
+            <w:r>
+              <w:rPr>
+                <w:rFonts w:ascii="微軟正黑體" w:hAnsi="微軟正黑體" w:eastAsia="微軟正黑體"/>
+                <w:b w:val="0"/>
+                <w:color w:val="000000"/>
+                <w:sz w:val="26"/>
+              </w:rPr>
+              <w:t>未依規定存款</w:t>
+            </w:r>
+          </w:p>
+        </w:tc>
+        <w:tc>
+          <w:tcPr>
+            <w:tcW w:type="dxa" w:w="2608"/>
+          </w:tcPr>
+          <w:p>
+            <w:pPr>
+              <w:spacing w:after="40"/>
+            </w:pPr>
+            <w:r/>
+            <w:r>
+              <w:rPr>
+                <w:rFonts w:ascii="微軟正黑體" w:hAnsi="微軟正黑體" w:eastAsia="微軟正黑體"/>
+                <w:b w:val="0"/>
+                <w:color w:val="000000"/>
+                <w:sz w:val="26"/>
+              </w:rPr>
+              <w:t>連續 3 至 6 個月未存款者，主管機關得進行輔導</w:t>
+            </w:r>
+          </w:p>
+        </w:tc>
+        <w:tc>
+          <w:tcPr>
+            <w:tcW w:type="dxa" w:w="1020"/>
+          </w:tcPr>
+          <w:p>
+            <w:pPr>
+              <w:spacing w:after="40"/>
+            </w:pPr>
+            <w:r/>
+            <w:r>
+              <w:rPr>
+                <w:rFonts w:ascii="微軟正黑體" w:hAnsi="微軟正黑體" w:eastAsia="微軟正黑體"/>
+                <w:b w:val="0"/>
+                <w:color w:val="000000"/>
+                <w:sz w:val="26"/>
+              </w:rPr>
+              <w:t>第 22 條</w:t>
+            </w:r>
+          </w:p>
+        </w:tc>
+        <w:tc>
+          <w:tcPr>
+            <w:tcW w:type="dxa" w:w="1871"/>
+          </w:tcPr>
+          <w:p>
+            <w:pPr>
+              <w:spacing w:after="40"/>
+            </w:pPr>
+            <w:r/>
+            <w:r>
+              <w:rPr>
+                <w:rFonts w:ascii="微軟正黑體" w:hAnsi="微軟正黑體" w:eastAsia="微軟正黑體"/>
+                <w:b w:val="0"/>
+                <w:color w:val="000000"/>
+                <w:sz w:val="26"/>
+              </w:rPr>
+              <w:t>—</w:t>
+            </w:r>
+          </w:p>
+        </w:tc>
+      </w:tr>
+      <w:tr>
+        <w:tc>
+          <w:tcPr>
+            <w:tcW w:type="dxa" w:w="1644"/>
+          </w:tcPr>
+          <w:p>
+            <w:pPr>
+              <w:spacing w:after="40"/>
+            </w:pPr>
+            <w:r/>
+            <w:r>
+              <w:rPr>
+                <w:rFonts w:ascii="微軟正黑體" w:hAnsi="微軟正黑體" w:eastAsia="微軟正黑體"/>
+                <w:b w:val="0"/>
+                <w:color w:val="000000"/>
+                <w:sz w:val="26"/>
+              </w:rPr>
+              <w:t>兒童及少年未來教育與發展帳戶條例</w:t>
+            </w:r>
+          </w:p>
+        </w:tc>
+        <w:tc>
+          <w:tcPr>
+            <w:tcW w:type="dxa" w:w="1474"/>
+          </w:tcPr>
+          <w:p>
+            <w:pPr>
+              <w:spacing w:after="40"/>
+            </w:pPr>
+            <w:r/>
+            <w:r>
+              <w:rPr>
+                <w:rFonts w:ascii="微軟正黑體" w:hAnsi="微軟正黑體" w:eastAsia="微軟正黑體"/>
+                <w:b w:val="0"/>
+                <w:color w:val="000000"/>
+                <w:sz w:val="26"/>
+              </w:rPr>
+              <w:t>滿 18 歲後的利息</w:t>
+            </w:r>
+          </w:p>
+        </w:tc>
+        <w:tc>
+          <w:tcPr>
+            <w:tcW w:type="dxa" w:w="2608"/>
+          </w:tcPr>
+          <w:p>
+            <w:pPr>
+              <w:spacing w:after="40"/>
+            </w:pPr>
+            <w:r/>
+            <w:r>
+              <w:rPr>
+                <w:rFonts w:ascii="微軟正黑體" w:hAnsi="微軟正黑體" w:eastAsia="微軟正黑體"/>
+                <w:b w:val="0"/>
+                <w:color w:val="000000"/>
+                <w:sz w:val="26"/>
+              </w:rPr>
+              <w:t>依承辦機構牌告活期儲蓄存款機動利率計算，並應繳納綜合所得稅</w:t>
+            </w:r>
+          </w:p>
+        </w:tc>
+        <w:tc>
+          <w:tcPr>
+            <w:tcW w:type="dxa" w:w="1020"/>
+          </w:tcPr>
+          <w:p>
+            <w:pPr>
+              <w:spacing w:after="40"/>
+            </w:pPr>
+            <w:r/>
+            <w:r>
+              <w:rPr>
+                <w:rFonts w:ascii="微軟正黑體" w:hAnsi="微軟正黑體" w:eastAsia="微軟正黑體"/>
+                <w:b w:val="0"/>
+                <w:color w:val="000000"/>
+                <w:sz w:val="26"/>
+              </w:rPr>
+              <w:t>第 14 條</w:t>
+            </w:r>
+          </w:p>
+        </w:tc>
+        <w:tc>
+          <w:tcPr>
+            <w:tcW w:type="dxa" w:w="1871"/>
+          </w:tcPr>
+          <w:p>
+            <w:pPr>
+              <w:spacing w:after="40"/>
+            </w:pPr>
+            <w:r/>
+            <w:r>
+              <w:rPr>
+                <w:rFonts w:ascii="微軟正黑體" w:hAnsi="微軟正黑體" w:eastAsia="微軟正黑體"/>
+                <w:b w:val="0"/>
+                <w:color w:val="000000"/>
+                <w:sz w:val="26"/>
+              </w:rPr>
+              <w:t>—</w:t>
+            </w:r>
+          </w:p>
+        </w:tc>
+      </w:tr>
+      <w:tr>
+        <w:tc>
+          <w:tcPr>
+            <w:tcW w:type="dxa" w:w="1644"/>
+          </w:tcPr>
+          <w:p>
+            <w:pPr>
+              <w:spacing w:after="40"/>
+            </w:pPr>
+            <w:r/>
+            <w:r>
+              <w:rPr>
+                <w:rFonts w:ascii="微軟正黑體" w:hAnsi="微軟正黑體" w:eastAsia="微軟正黑體"/>
+                <w:b w:val="0"/>
+                <w:color w:val="000000"/>
+                <w:sz w:val="26"/>
+              </w:rPr>
+              <w:t>國民年金法</w:t>
+            </w:r>
+          </w:p>
+        </w:tc>
+        <w:tc>
+          <w:tcPr>
+            <w:tcW w:type="dxa" w:w="1474"/>
+          </w:tcPr>
+          <w:p>
+            <w:pPr>
+              <w:spacing w:after="40"/>
+            </w:pPr>
+            <w:r/>
+            <w:r>
+              <w:rPr>
+                <w:rFonts w:ascii="微軟正黑體" w:hAnsi="微軟正黑體" w:eastAsia="微軟正黑體"/>
+                <w:b w:val="0"/>
+                <w:color w:val="000000"/>
+                <w:sz w:val="26"/>
+              </w:rPr>
+              <w:t>爭議審議</w:t>
+            </w:r>
+          </w:p>
+        </w:tc>
+        <w:tc>
+          <w:tcPr>
+            <w:tcW w:type="dxa" w:w="2608"/>
+          </w:tcPr>
+          <w:p>
+            <w:pPr>
+              <w:spacing w:after="40"/>
+            </w:pPr>
+            <w:r/>
+            <w:r>
+              <w:rPr>
+                <w:rFonts w:ascii="微軟正黑體" w:hAnsi="微軟正黑體" w:eastAsia="微軟正黑體"/>
+                <w:b w:val="0"/>
+                <w:color w:val="000000"/>
+                <w:sz w:val="26"/>
+              </w:rPr>
+              <w:t>收到核定通知之翌日起 60 日內申請審議</w:t>
+            </w:r>
+          </w:p>
+        </w:tc>
+        <w:tc>
+          <w:tcPr>
+            <w:tcW w:type="dxa" w:w="1020"/>
+          </w:tcPr>
+          <w:p>
+            <w:pPr>
+              <w:spacing w:after="40"/>
+            </w:pPr>
+            <w:r/>
+            <w:r>
+              <w:rPr>
+                <w:rFonts w:ascii="微軟正黑體" w:hAnsi="微軟正黑體" w:eastAsia="微軟正黑體"/>
+                <w:b w:val="0"/>
+                <w:color w:val="000000"/>
+                <w:sz w:val="26"/>
+              </w:rPr>
+              <w:t>第 5 條</w:t>
+            </w:r>
+          </w:p>
+        </w:tc>
+        <w:tc>
+          <w:tcPr>
+            <w:tcW w:type="dxa" w:w="1871"/>
+          </w:tcPr>
+          <w:p>
+            <w:pPr>
+              <w:spacing w:after="40"/>
+            </w:pPr>
+            <w:r/>
+            <w:r>
+              <w:rPr>
+                <w:rFonts w:ascii="微軟正黑體" w:hAnsi="微軟正黑體" w:eastAsia="微軟正黑體"/>
+                <w:b w:val="0"/>
+                <w:color w:val="000000"/>
+                <w:sz w:val="26"/>
+              </w:rPr>
+              <w:t>—</w:t>
+            </w:r>
+          </w:p>
+        </w:tc>
+      </w:tr>
+      <w:tr>
+        <w:tc>
+          <w:tcPr>
+            <w:tcW w:type="dxa" w:w="1644"/>
+          </w:tcPr>
+          <w:p>
+            <w:pPr>
+              <w:spacing w:after="40"/>
+            </w:pPr>
+            <w:r/>
+            <w:r>
+              <w:rPr>
+                <w:rFonts w:ascii="微軟正黑體" w:hAnsi="微軟正黑體" w:eastAsia="微軟正黑體"/>
+                <w:b w:val="0"/>
+                <w:color w:val="000000"/>
+                <w:sz w:val="26"/>
+              </w:rPr>
+              <w:t>國民年金法</w:t>
+            </w:r>
+          </w:p>
+        </w:tc>
+        <w:tc>
+          <w:tcPr>
+            <w:tcW w:type="dxa" w:w="1474"/>
+          </w:tcPr>
+          <w:p>
+            <w:pPr>
+              <w:spacing w:after="40"/>
+            </w:pPr>
+            <w:r/>
+            <w:r>
+              <w:rPr>
+                <w:rFonts w:ascii="微軟正黑體" w:hAnsi="微軟正黑體" w:eastAsia="微軟正黑體"/>
+                <w:b w:val="0"/>
+                <w:color w:val="000000"/>
+                <w:sz w:val="26"/>
+              </w:rPr>
+              <w:t>保險費補繳</w:t>
+            </w:r>
+          </w:p>
+        </w:tc>
+        <w:tc>
+          <w:tcPr>
+            <w:tcW w:type="dxa" w:w="2608"/>
+          </w:tcPr>
+          <w:p>
+            <w:pPr>
+              <w:spacing w:after="40"/>
+            </w:pPr>
+            <w:r/>
+            <w:r>
+              <w:rPr>
+                <w:rFonts w:ascii="微軟正黑體" w:hAnsi="微軟正黑體" w:eastAsia="微軟正黑體"/>
+                <w:b w:val="0"/>
+                <w:color w:val="000000"/>
+                <w:sz w:val="26"/>
+              </w:rPr>
+              <w:t>逾 10 年之部分不得補繳</w:t>
+            </w:r>
+          </w:p>
+        </w:tc>
+        <w:tc>
+          <w:tcPr>
+            <w:tcW w:type="dxa" w:w="1020"/>
+          </w:tcPr>
+          <w:p>
+            <w:pPr>
+              <w:spacing w:after="40"/>
+            </w:pPr>
+            <w:r/>
+            <w:r>
+              <w:rPr>
+                <w:rFonts w:ascii="微軟正黑體" w:hAnsi="微軟正黑體" w:eastAsia="微軟正黑體"/>
+                <w:b w:val="0"/>
+                <w:color w:val="000000"/>
+                <w:sz w:val="26"/>
+              </w:rPr>
+              <w:t>第 17 條</w:t>
+            </w:r>
+          </w:p>
+        </w:tc>
+        <w:tc>
+          <w:tcPr>
+            <w:tcW w:type="dxa" w:w="1871"/>
+          </w:tcPr>
+          <w:p>
+            <w:pPr>
+              <w:spacing w:after="40"/>
+            </w:pPr>
+            <w:r/>
+            <w:r>
+              <w:rPr>
+                <w:rFonts w:ascii="微軟正黑體" w:hAnsi="微軟正黑體" w:eastAsia="微軟正黑體"/>
+                <w:b w:val="0"/>
+                <w:color w:val="000000"/>
+                <w:sz w:val="26"/>
+              </w:rPr>
+              <w:t>—</w:t>
+            </w:r>
+          </w:p>
+        </w:tc>
+      </w:tr>
+      <w:tr>
+        <w:tc>
+          <w:tcPr>
+            <w:tcW w:type="dxa" w:w="1644"/>
+          </w:tcPr>
+          <w:p>
+            <w:pPr>
+              <w:spacing w:after="40"/>
+            </w:pPr>
+            <w:r/>
+            <w:r>
+              <w:rPr>
+                <w:rFonts w:ascii="微軟正黑體" w:hAnsi="微軟正黑體" w:eastAsia="微軟正黑體"/>
+                <w:b w:val="0"/>
+                <w:color w:val="000000"/>
+                <w:sz w:val="26"/>
+              </w:rPr>
+              <w:t>國民年金法</w:t>
+            </w:r>
+          </w:p>
+        </w:tc>
+        <w:tc>
+          <w:tcPr>
+            <w:tcW w:type="dxa" w:w="1474"/>
+          </w:tcPr>
+          <w:p>
+            <w:pPr>
+              <w:spacing w:after="40"/>
+            </w:pPr>
+            <w:r/>
+            <w:r>
+              <w:rPr>
+                <w:rFonts w:ascii="微軟正黑體" w:hAnsi="微軟正黑體" w:eastAsia="微軟正黑體"/>
+                <w:b w:val="0"/>
+                <w:color w:val="000000"/>
+                <w:sz w:val="26"/>
+              </w:rPr>
+              <w:t>老年年金</w:t>
+            </w:r>
+          </w:p>
+        </w:tc>
+        <w:tc>
+          <w:tcPr>
+            <w:tcW w:type="dxa" w:w="2608"/>
+          </w:tcPr>
+          <w:p>
+            <w:pPr>
+              <w:spacing w:after="40"/>
+            </w:pPr>
+            <w:r/>
+            <w:r>
+              <w:rPr>
+                <w:rFonts w:ascii="微軟正黑體" w:hAnsi="微軟正黑體" w:eastAsia="微軟正黑體"/>
+                <w:b w:val="0"/>
+                <w:color w:val="000000"/>
+                <w:sz w:val="26"/>
+              </w:rPr>
+              <w:t>年滿 65 歲請領</w:t>
+            </w:r>
+          </w:p>
+        </w:tc>
+        <w:tc>
+          <w:tcPr>
+            <w:tcW w:type="dxa" w:w="1020"/>
+          </w:tcPr>
+          <w:p>
+            <w:pPr>
+              <w:spacing w:after="40"/>
+            </w:pPr>
+            <w:r/>
+            <w:r>
+              <w:rPr>
+                <w:rFonts w:ascii="微軟正黑體" w:hAnsi="微軟正黑體" w:eastAsia="微軟正黑體"/>
+                <w:b w:val="0"/>
+                <w:color w:val="000000"/>
+                <w:sz w:val="26"/>
+              </w:rPr>
+              <w:t>第 29 條</w:t>
+            </w:r>
+          </w:p>
+        </w:tc>
+        <w:tc>
+          <w:tcPr>
+            <w:tcW w:type="dxa" w:w="1871"/>
+          </w:tcPr>
+          <w:p>
+            <w:pPr>
+              <w:spacing w:after="40"/>
+            </w:pPr>
+            <w:r/>
+            <w:r>
+              <w:rPr>
+                <w:rFonts w:ascii="微軟正黑體" w:hAnsi="微軟正黑體" w:eastAsia="微軟正黑體"/>
+                <w:b w:val="0"/>
+                <w:color w:val="000000"/>
+                <w:sz w:val="26"/>
+              </w:rPr>
+              <w:t>—</w:t>
+            </w:r>
+          </w:p>
+        </w:tc>
+      </w:tr>
+      <w:tr>
+        <w:tc>
+          <w:tcPr>
+            <w:tcW w:type="dxa" w:w="1644"/>
+          </w:tcPr>
+          <w:p>
+            <w:pPr>
+              <w:spacing w:after="40"/>
+            </w:pPr>
+            <w:r/>
+            <w:r>
+              <w:rPr>
+                <w:rFonts w:ascii="微軟正黑體" w:hAnsi="微軟正黑體" w:eastAsia="微軟正黑體"/>
+                <w:b w:val="0"/>
+                <w:color w:val="000000"/>
+                <w:sz w:val="26"/>
+              </w:rPr>
+              <w:t>國民年金法</w:t>
+            </w:r>
+          </w:p>
+        </w:tc>
+        <w:tc>
+          <w:tcPr>
+            <w:tcW w:type="dxa" w:w="1474"/>
+          </w:tcPr>
+          <w:p>
+            <w:pPr>
+              <w:spacing w:after="40"/>
+            </w:pPr>
+            <w:r/>
+            <w:r>
+              <w:rPr>
+                <w:rFonts w:ascii="微軟正黑體" w:hAnsi="微軟正黑體" w:eastAsia="微軟正黑體"/>
+                <w:b w:val="0"/>
+                <w:color w:val="000000"/>
+                <w:sz w:val="26"/>
+              </w:rPr>
+              <w:t>遺屬年金（配偶）</w:t>
+            </w:r>
+          </w:p>
+        </w:tc>
+        <w:tc>
+          <w:tcPr>
+            <w:tcW w:type="dxa" w:w="2608"/>
+          </w:tcPr>
+          <w:p>
+            <w:pPr>
+              <w:spacing w:after="40"/>
+            </w:pPr>
+            <w:r/>
+            <w:r>
+              <w:rPr>
+                <w:rFonts w:ascii="微軟正黑體" w:hAnsi="微軟正黑體" w:eastAsia="微軟正黑體"/>
+                <w:b w:val="0"/>
+                <w:color w:val="000000"/>
+                <w:sz w:val="26"/>
+              </w:rPr>
+              <w:t>年滿 55 歲且婚姻存續 1 年以上；或年滿 45 歲、婚姻存續 1 年以上且月收入未超過基本工資</w:t>
+            </w:r>
+          </w:p>
+        </w:tc>
+        <w:tc>
+          <w:tcPr>
+            <w:tcW w:type="dxa" w:w="1020"/>
+          </w:tcPr>
+          <w:p>
+            <w:pPr>
+              <w:spacing w:after="40"/>
+            </w:pPr>
+            <w:r/>
+            <w:r>
+              <w:rPr>
+                <w:rFonts w:ascii="微軟正黑體" w:hAnsi="微軟正黑體" w:eastAsia="微軟正黑體"/>
+                <w:b w:val="0"/>
+                <w:color w:val="000000"/>
+                <w:sz w:val="26"/>
+              </w:rPr>
+              <w:t>第 40 條</w:t>
+            </w:r>
+          </w:p>
+        </w:tc>
+        <w:tc>
+          <w:tcPr>
+            <w:tcW w:type="dxa" w:w="1871"/>
+          </w:tcPr>
+          <w:p>
+            <w:pPr>
+              <w:spacing w:after="40"/>
+            </w:pPr>
+            <w:r/>
+            <w:r>
+              <w:rPr>
+                <w:rFonts w:ascii="微軟正黑體" w:hAnsi="微軟正黑體" w:eastAsia="微軟正黑體"/>
+                <w:b w:val="0"/>
+                <w:color w:val="000000"/>
+                <w:sz w:val="26"/>
+              </w:rPr>
+              <w:t>—</w:t>
+            </w:r>
+          </w:p>
+        </w:tc>
+      </w:tr>
+      <w:tr>
+        <w:tc>
+          <w:tcPr>
+            <w:tcW w:type="dxa" w:w="1644"/>
+          </w:tcPr>
+          <w:p>
+            <w:pPr>
+              <w:spacing w:after="40"/>
+            </w:pPr>
+            <w:r/>
+            <w:r>
+              <w:rPr>
+                <w:rFonts w:ascii="微軟正黑體" w:hAnsi="微軟正黑體" w:eastAsia="微軟正黑體"/>
+                <w:b w:val="0"/>
+                <w:color w:val="000000"/>
+                <w:sz w:val="26"/>
+              </w:rPr>
+              <w:t>國民年金法</w:t>
+            </w:r>
+          </w:p>
+        </w:tc>
+        <w:tc>
+          <w:tcPr>
+            <w:tcW w:type="dxa" w:w="1474"/>
+          </w:tcPr>
+          <w:p>
+            <w:pPr>
+              <w:spacing w:after="40"/>
+            </w:pPr>
+            <w:r/>
+            <w:r>
+              <w:rPr>
+                <w:rFonts w:ascii="微軟正黑體" w:hAnsi="微軟正黑體" w:eastAsia="微軟正黑體"/>
+                <w:b w:val="0"/>
+                <w:color w:val="000000"/>
+                <w:sz w:val="26"/>
+              </w:rPr>
+              <w:t>遺屬年金（子女）</w:t>
+            </w:r>
+          </w:p>
+        </w:tc>
+        <w:tc>
+          <w:tcPr>
+            <w:tcW w:type="dxa" w:w="2608"/>
+          </w:tcPr>
+          <w:p>
+            <w:pPr>
+              <w:spacing w:after="40"/>
+            </w:pPr>
+            <w:r/>
+            <w:r>
+              <w:rPr>
+                <w:rFonts w:ascii="微軟正黑體" w:hAnsi="微軟正黑體" w:eastAsia="微軟正黑體"/>
+                <w:b w:val="0"/>
+                <w:color w:val="000000"/>
+                <w:sz w:val="26"/>
+              </w:rPr>
+              <w:t>未成年、無謀生能力，或 25 歲以下在學且月收入未超過基本工資</w:t>
+            </w:r>
+          </w:p>
+        </w:tc>
+        <w:tc>
+          <w:tcPr>
+            <w:tcW w:type="dxa" w:w="1020"/>
+          </w:tcPr>
+          <w:p>
+            <w:pPr>
+              <w:spacing w:after="40"/>
+            </w:pPr>
+            <w:r/>
+            <w:r>
+              <w:rPr>
+                <w:rFonts w:ascii="微軟正黑體" w:hAnsi="微軟正黑體" w:eastAsia="微軟正黑體"/>
+                <w:b w:val="0"/>
+                <w:color w:val="000000"/>
+                <w:sz w:val="26"/>
+              </w:rPr>
+              <w:t>第 40 條</w:t>
+            </w:r>
+          </w:p>
+        </w:tc>
+        <w:tc>
+          <w:tcPr>
+            <w:tcW w:type="dxa" w:w="1871"/>
+          </w:tcPr>
+          <w:p>
+            <w:pPr>
+              <w:spacing w:after="40"/>
+            </w:pPr>
+            <w:r/>
+            <w:r>
+              <w:rPr>
+                <w:rFonts w:ascii="微軟正黑體" w:hAnsi="微軟正黑體" w:eastAsia="微軟正黑體"/>
+                <w:b w:val="0"/>
+                <w:color w:val="000000"/>
+                <w:sz w:val="26"/>
+              </w:rPr>
+              <w:t>—</w:t>
+            </w:r>
+          </w:p>
+        </w:tc>
+      </w:tr>
+      <w:tr>
+        <w:tc>
+          <w:tcPr>
+            <w:tcW w:type="dxa" w:w="1644"/>
+          </w:tcPr>
+          <w:p>
+            <w:pPr>
+              <w:spacing w:after="40"/>
+            </w:pPr>
+            <w:r/>
+            <w:r>
+              <w:rPr>
+                <w:rFonts w:ascii="微軟正黑體" w:hAnsi="微軟正黑體" w:eastAsia="微軟正黑體"/>
+                <w:b w:val="0"/>
+                <w:color w:val="000000"/>
+                <w:sz w:val="26"/>
+              </w:rPr>
+              <w:t>國民年金法</w:t>
+            </w:r>
+          </w:p>
+        </w:tc>
+        <w:tc>
+          <w:tcPr>
+            <w:tcW w:type="dxa" w:w="1474"/>
+          </w:tcPr>
+          <w:p>
+            <w:pPr>
+              <w:spacing w:after="40"/>
+            </w:pPr>
+            <w:r/>
+            <w:r>
+              <w:rPr>
+                <w:rFonts w:ascii="微軟正黑體" w:hAnsi="微軟正黑體" w:eastAsia="微軟正黑體"/>
+                <w:b w:val="0"/>
+                <w:color w:val="000000"/>
+                <w:sz w:val="26"/>
+              </w:rPr>
+              <w:t>喪葬給付</w:t>
+            </w:r>
+          </w:p>
+        </w:tc>
+        <w:tc>
+          <w:tcPr>
+            <w:tcW w:type="dxa" w:w="2608"/>
+          </w:tcPr>
+          <w:p>
+            <w:pPr>
+              <w:spacing w:after="40"/>
+            </w:pPr>
+            <w:r/>
+            <w:r>
+              <w:rPr>
+                <w:rFonts w:ascii="微軟正黑體" w:hAnsi="微軟正黑體" w:eastAsia="微軟正黑體"/>
+                <w:b w:val="0"/>
+                <w:color w:val="000000"/>
+                <w:sz w:val="26"/>
+              </w:rPr>
+              <w:t>按月投保金額一次發給 5 個月</w:t>
+            </w:r>
+          </w:p>
+        </w:tc>
+        <w:tc>
+          <w:tcPr>
+            <w:tcW w:type="dxa" w:w="1020"/>
+          </w:tcPr>
+          <w:p>
+            <w:pPr>
+              <w:spacing w:after="40"/>
+            </w:pPr>
+            <w:r/>
+            <w:r>
+              <w:rPr>
+                <w:rFonts w:ascii="微軟正黑體" w:hAnsi="微軟正黑體" w:eastAsia="微軟正黑體"/>
+                <w:b w:val="0"/>
+                <w:color w:val="000000"/>
+                <w:sz w:val="26"/>
+              </w:rPr>
+              <w:t>第 39 條</w:t>
+            </w:r>
+          </w:p>
+        </w:tc>
+        <w:tc>
+          <w:tcPr>
+            <w:tcW w:type="dxa" w:w="1871"/>
+          </w:tcPr>
+          <w:p>
+            <w:pPr>
+              <w:spacing w:after="40"/>
+            </w:pPr>
+            <w:r/>
+            <w:r>
+              <w:rPr>
+                <w:rFonts w:ascii="微軟正黑體" w:hAnsi="微軟正黑體" w:eastAsia="微軟正黑體"/>
+                <w:b w:val="0"/>
+                <w:color w:val="000000"/>
+                <w:sz w:val="26"/>
+              </w:rPr>
+              <w:t>—</w:t>
+            </w:r>
+          </w:p>
+        </w:tc>
+      </w:tr>
+      <w:tr>
+        <w:tc>
+          <w:tcPr>
+            <w:tcW w:type="dxa" w:w="1644"/>
+          </w:tcPr>
+          <w:p>
+            <w:pPr>
+              <w:spacing w:after="40"/>
+            </w:pPr>
+            <w:r/>
+            <w:r>
+              <w:rPr>
+                <w:rFonts w:ascii="微軟正黑體" w:hAnsi="微軟正黑體" w:eastAsia="微軟正黑體"/>
+                <w:b w:val="0"/>
+                <w:color w:val="000000"/>
+                <w:sz w:val="26"/>
+              </w:rPr>
+              <w:t>志願服務法</w:t>
+            </w:r>
+          </w:p>
+        </w:tc>
+        <w:tc>
+          <w:tcPr>
+            <w:tcW w:type="dxa" w:w="1474"/>
+          </w:tcPr>
+          <w:p>
+            <w:pPr>
+              <w:spacing w:after="40"/>
+            </w:pPr>
+            <w:r/>
+            <w:r>
+              <w:rPr>
+                <w:rFonts w:ascii="微軟正黑體" w:hAnsi="微軟正黑體" w:eastAsia="微軟正黑體"/>
+                <w:b w:val="0"/>
+                <w:color w:val="000000"/>
+                <w:sz w:val="26"/>
+              </w:rPr>
+              <w:t>志願服務榮譽卡</w:t>
+            </w:r>
+          </w:p>
+        </w:tc>
+        <w:tc>
+          <w:tcPr>
+            <w:tcW w:type="dxa" w:w="2608"/>
+          </w:tcPr>
+          <w:p>
+            <w:pPr>
+              <w:spacing w:after="40"/>
+            </w:pPr>
+            <w:r/>
+            <w:r>
+              <w:rPr>
+                <w:rFonts w:ascii="微軟正黑體" w:hAnsi="微軟正黑體" w:eastAsia="微軟正黑體"/>
+                <w:b w:val="0"/>
+                <w:color w:val="000000"/>
+                <w:sz w:val="26"/>
+              </w:rPr>
+              <w:t>服務年資滿 3 年、時數達 300 小時以上，向地方主管機關申請</w:t>
+            </w:r>
+          </w:p>
+        </w:tc>
+        <w:tc>
+          <w:tcPr>
+            <w:tcW w:type="dxa" w:w="1020"/>
+          </w:tcPr>
+          <w:p>
+            <w:pPr>
+              <w:spacing w:after="40"/>
+            </w:pPr>
+            <w:r/>
+            <w:r>
+              <w:rPr>
+                <w:rFonts w:ascii="微軟正黑體" w:hAnsi="微軟正黑體" w:eastAsia="微軟正黑體"/>
+                <w:b w:val="0"/>
+                <w:color w:val="000000"/>
+                <w:sz w:val="26"/>
+              </w:rPr>
+              <w:t>第 20 條</w:t>
+            </w:r>
+          </w:p>
+        </w:tc>
+        <w:tc>
+          <w:tcPr>
+            <w:tcW w:type="dxa" w:w="1871"/>
+          </w:tcPr>
+          <w:p>
+            <w:pPr>
+              <w:spacing w:after="40"/>
+            </w:pPr>
+            <w:r/>
+            <w:r>
+              <w:rPr>
+                <w:rFonts w:ascii="微軟正黑體" w:hAnsi="微軟正黑體" w:eastAsia="微軟正黑體"/>
+                <w:b w:val="0"/>
+                <w:color w:val="000000"/>
+                <w:sz w:val="26"/>
+              </w:rPr>
+              <w:t>「年資滿 2 年、時數 200 小時」是題庫出現過的錯誤選項</w:t>
+            </w:r>
+          </w:p>
+        </w:tc>
+      </w:tr>
+      <w:tr>
+        <w:tc>
+          <w:tcPr>
+            <w:tcW w:type="dxa" w:w="1644"/>
+          </w:tcPr>
+          <w:p>
+            <w:pPr>
+              <w:spacing w:after="40"/>
+            </w:pPr>
+            <w:r/>
+            <w:r>
+              <w:rPr>
+                <w:rFonts w:ascii="微軟正黑體" w:hAnsi="微軟正黑體" w:eastAsia="微軟正黑體"/>
+                <w:b w:val="0"/>
+                <w:color w:val="000000"/>
+                <w:sz w:val="26"/>
+              </w:rPr>
+              <w:t>志願服務法</w:t>
+            </w:r>
+          </w:p>
+        </w:tc>
+        <w:tc>
+          <w:tcPr>
+            <w:tcW w:type="dxa" w:w="1474"/>
+          </w:tcPr>
+          <w:p>
+            <w:pPr>
+              <w:spacing w:after="40"/>
+            </w:pPr>
+            <w:r/>
+            <w:r>
+              <w:rPr>
+                <w:rFonts w:ascii="微軟正黑體" w:hAnsi="微軟正黑體" w:eastAsia="微軟正黑體"/>
+                <w:b w:val="0"/>
+                <w:color w:val="000000"/>
+                <w:sz w:val="26"/>
+              </w:rPr>
+              <w:t>志願服務調查研究</w:t>
+            </w:r>
+          </w:p>
+        </w:tc>
+        <w:tc>
+          <w:tcPr>
+            <w:tcW w:type="dxa" w:w="2608"/>
+          </w:tcPr>
+          <w:p>
+            <w:pPr>
+              <w:spacing w:after="40"/>
+            </w:pPr>
+            <w:r/>
+            <w:r>
+              <w:rPr>
+                <w:rFonts w:ascii="微軟正黑體" w:hAnsi="微軟正黑體" w:eastAsia="微軟正黑體"/>
+                <w:b w:val="0"/>
+                <w:color w:val="000000"/>
+                <w:sz w:val="26"/>
+              </w:rPr>
+              <w:t>中央主管機關至少每 5 年舉辦並出版統計報告</w:t>
+            </w:r>
+          </w:p>
+        </w:tc>
+        <w:tc>
+          <w:tcPr>
+            <w:tcW w:type="dxa" w:w="1020"/>
+          </w:tcPr>
+          <w:p>
+            <w:pPr>
+              <w:spacing w:after="40"/>
+            </w:pPr>
+            <w:r/>
+            <w:r>
+              <w:rPr>
+                <w:rFonts w:ascii="微軟正黑體" w:hAnsi="微軟正黑體" w:eastAsia="微軟正黑體"/>
+                <w:b w:val="0"/>
+                <w:color w:val="000000"/>
+                <w:sz w:val="26"/>
+              </w:rPr>
+              <w:t>第 5 條之 1</w:t>
+            </w:r>
+          </w:p>
+        </w:tc>
+        <w:tc>
+          <w:tcPr>
+            <w:tcW w:type="dxa" w:w="1871"/>
+          </w:tcPr>
+          <w:p>
+            <w:pPr>
+              <w:spacing w:after="40"/>
+            </w:pPr>
+            <w:r/>
+            <w:r>
+              <w:rPr>
+                <w:rFonts w:ascii="微軟正黑體" w:hAnsi="微軟正黑體" w:eastAsia="微軟正黑體"/>
+                <w:b w:val="0"/>
+                <w:color w:val="000000"/>
+                <w:sz w:val="26"/>
+              </w:rPr>
+              <w:t>—</w:t>
+            </w:r>
+          </w:p>
+        </w:tc>
+      </w:tr>
+      <w:tr>
+        <w:tc>
+          <w:tcPr>
+            <w:tcW w:type="dxa" w:w="1644"/>
+          </w:tcPr>
+          <w:p>
+            <w:pPr>
+              <w:spacing w:after="40"/>
+            </w:pPr>
+            <w:r/>
+            <w:r>
+              <w:rPr>
+                <w:rFonts w:ascii="微軟正黑體" w:hAnsi="微軟正黑體" w:eastAsia="微軟正黑體"/>
+                <w:b w:val="0"/>
+                <w:color w:val="000000"/>
+                <w:sz w:val="26"/>
+              </w:rPr>
+              <w:t>志願服務法</w:t>
+            </w:r>
+          </w:p>
+        </w:tc>
+        <w:tc>
+          <w:tcPr>
+            <w:tcW w:type="dxa" w:w="1474"/>
+          </w:tcPr>
+          <w:p>
+            <w:pPr>
+              <w:spacing w:after="40"/>
+            </w:pPr>
+            <w:r/>
+            <w:r>
+              <w:rPr>
+                <w:rFonts w:ascii="微軟正黑體" w:hAnsi="微軟正黑體" w:eastAsia="微軟正黑體"/>
+                <w:b w:val="0"/>
+                <w:color w:val="000000"/>
+                <w:sz w:val="26"/>
+              </w:rPr>
+              <w:t>運用單位成果報備</w:t>
+            </w:r>
+          </w:p>
+        </w:tc>
+        <w:tc>
+          <w:tcPr>
+            <w:tcW w:type="dxa" w:w="2608"/>
+          </w:tcPr>
+          <w:p>
+            <w:pPr>
+              <w:spacing w:after="40"/>
+            </w:pPr>
+            <w:r/>
+            <w:r>
+              <w:rPr>
+                <w:rFonts w:ascii="微軟正黑體" w:hAnsi="微軟正黑體" w:eastAsia="微軟正黑體"/>
+                <w:b w:val="0"/>
+                <w:color w:val="000000"/>
+                <w:sz w:val="26"/>
+              </w:rPr>
+              <w:t>年度結束後 2 個月內函報備查</w:t>
+            </w:r>
+          </w:p>
+        </w:tc>
+        <w:tc>
+          <w:tcPr>
+            <w:tcW w:type="dxa" w:w="1020"/>
+          </w:tcPr>
+          <w:p>
+            <w:pPr>
+              <w:spacing w:after="40"/>
+            </w:pPr>
+            <w:r/>
+            <w:r>
+              <w:rPr>
+                <w:rFonts w:ascii="微軟正黑體" w:hAnsi="微軟正黑體" w:eastAsia="微軟正黑體"/>
+                <w:b w:val="0"/>
+                <w:color w:val="000000"/>
+                <w:sz w:val="26"/>
+              </w:rPr>
+              <w:t>第 7 條</w:t>
+            </w:r>
+          </w:p>
+        </w:tc>
+        <w:tc>
+          <w:tcPr>
+            <w:tcW w:type="dxa" w:w="1871"/>
+          </w:tcPr>
+          <w:p>
+            <w:pPr>
+              <w:spacing w:after="40"/>
+            </w:pPr>
+            <w:r/>
+            <w:r>
+              <w:rPr>
+                <w:rFonts w:ascii="微軟正黑體" w:hAnsi="微軟正黑體" w:eastAsia="微軟正黑體"/>
+                <w:b w:val="0"/>
+                <w:color w:val="000000"/>
+                <w:sz w:val="26"/>
+              </w:rPr>
+              <w:t>—</w:t>
+            </w:r>
+          </w:p>
+        </w:tc>
+      </w:tr>
+      <w:tr>
+        <w:tc>
+          <w:tcPr>
+            <w:tcW w:type="dxa" w:w="1644"/>
+          </w:tcPr>
+          <w:p>
+            <w:pPr>
+              <w:spacing w:after="40"/>
+            </w:pPr>
+            <w:r/>
+            <w:r>
+              <w:rPr>
+                <w:rFonts w:ascii="微軟正黑體" w:hAnsi="微軟正黑體" w:eastAsia="微軟正黑體"/>
+                <w:b w:val="0"/>
+                <w:color w:val="000000"/>
+                <w:sz w:val="26"/>
+              </w:rPr>
+              <w:t>精神衛生法</w:t>
+            </w:r>
+          </w:p>
+        </w:tc>
+        <w:tc>
+          <w:tcPr>
+            <w:tcW w:type="dxa" w:w="1474"/>
+          </w:tcPr>
+          <w:p>
+            <w:pPr>
+              <w:spacing w:after="40"/>
+            </w:pPr>
+            <w:r/>
+            <w:r>
+              <w:rPr>
+                <w:rFonts w:ascii="微軟正黑體" w:hAnsi="微軟正黑體" w:eastAsia="微軟正黑體"/>
+                <w:b w:val="0"/>
+                <w:color w:val="000000"/>
+                <w:sz w:val="26"/>
+              </w:rPr>
+              <w:t>國家心理衛生報告</w:t>
+            </w:r>
+          </w:p>
+        </w:tc>
+        <w:tc>
+          <w:tcPr>
+            <w:tcW w:type="dxa" w:w="2608"/>
+          </w:tcPr>
+          <w:p>
+            <w:pPr>
+              <w:spacing w:after="40"/>
+            </w:pPr>
+            <w:r/>
+            <w:r>
+              <w:rPr>
+                <w:rFonts w:ascii="微軟正黑體" w:hAnsi="微軟正黑體" w:eastAsia="微軟正黑體"/>
+                <w:b w:val="0"/>
+                <w:color w:val="000000"/>
+                <w:sz w:val="26"/>
+              </w:rPr>
+              <w:t>中央主管機關每 4 年公布</w:t>
+            </w:r>
+          </w:p>
+        </w:tc>
+        <w:tc>
+          <w:tcPr>
+            <w:tcW w:type="dxa" w:w="1020"/>
+          </w:tcPr>
+          <w:p>
+            <w:pPr>
+              <w:spacing w:after="40"/>
+            </w:pPr>
+            <w:r/>
+            <w:r>
+              <w:rPr>
+                <w:rFonts w:ascii="微軟正黑體" w:hAnsi="微軟正黑體" w:eastAsia="微軟正黑體"/>
+                <w:b w:val="0"/>
+                <w:color w:val="000000"/>
+                <w:sz w:val="26"/>
+              </w:rPr>
+              <w:t>第 4 條</w:t>
+            </w:r>
+          </w:p>
+        </w:tc>
+        <w:tc>
+          <w:tcPr>
+            <w:tcW w:type="dxa" w:w="1871"/>
+          </w:tcPr>
+          <w:p>
+            <w:pPr>
+              <w:spacing w:after="40"/>
+            </w:pPr>
+            <w:r/>
+            <w:r>
+              <w:rPr>
+                <w:rFonts w:ascii="微軟正黑體" w:hAnsi="微軟正黑體" w:eastAsia="微軟正黑體"/>
+                <w:b w:val="0"/>
+                <w:color w:val="000000"/>
+                <w:sz w:val="26"/>
+              </w:rPr>
+              <w:t>—</w:t>
+            </w:r>
+          </w:p>
+        </w:tc>
+      </w:tr>
+      <w:tr>
+        <w:tc>
+          <w:tcPr>
+            <w:tcW w:type="dxa" w:w="1644"/>
+          </w:tcPr>
+          <w:p>
+            <w:pPr>
+              <w:spacing w:after="40"/>
+            </w:pPr>
+            <w:r/>
+            <w:r>
+              <w:rPr>
+                <w:rFonts w:ascii="微軟正黑體" w:hAnsi="微軟正黑體" w:eastAsia="微軟正黑體"/>
+                <w:b w:val="0"/>
+                <w:color w:val="000000"/>
+                <w:sz w:val="26"/>
+              </w:rPr>
+              <w:t>精神衛生法</w:t>
+            </w:r>
+          </w:p>
+        </w:tc>
+        <w:tc>
+          <w:tcPr>
+            <w:tcW w:type="dxa" w:w="1474"/>
+          </w:tcPr>
+          <w:p>
+            <w:pPr>
+              <w:spacing w:after="40"/>
+            </w:pPr>
+            <w:r/>
+            <w:r>
+              <w:rPr>
+                <w:rFonts w:ascii="微軟正黑體" w:hAnsi="微軟正黑體" w:eastAsia="微軟正黑體"/>
+                <w:b w:val="0"/>
+                <w:color w:val="000000"/>
+                <w:sz w:val="26"/>
+              </w:rPr>
+              <w:t>精神復健機構負責人</w:t>
+            </w:r>
+          </w:p>
+        </w:tc>
+        <w:tc>
+          <w:tcPr>
+            <w:tcW w:type="dxa" w:w="2608"/>
+          </w:tcPr>
+          <w:p>
+            <w:pPr>
+              <w:spacing w:after="40"/>
+            </w:pPr>
+            <w:r/>
+            <w:r>
+              <w:rPr>
+                <w:rFonts w:ascii="微軟正黑體" w:hAnsi="微軟正黑體" w:eastAsia="微軟正黑體"/>
+                <w:b w:val="0"/>
+                <w:color w:val="000000"/>
+                <w:sz w:val="26"/>
+              </w:rPr>
+              <w:t>應置負責人 1 人，並得視需要置醫事人員或社會工作師</w:t>
+            </w:r>
+          </w:p>
+        </w:tc>
+        <w:tc>
+          <w:tcPr>
+            <w:tcW w:type="dxa" w:w="1020"/>
+          </w:tcPr>
+          <w:p>
+            <w:pPr>
+              <w:spacing w:after="40"/>
+            </w:pPr>
+            <w:r/>
+            <w:r>
+              <w:rPr>
+                <w:rFonts w:ascii="微軟正黑體" w:hAnsi="微軟正黑體" w:eastAsia="微軟正黑體"/>
+                <w:b w:val="0"/>
+                <w:color w:val="000000"/>
+                <w:sz w:val="26"/>
+              </w:rPr>
+              <w:t>第 22 條</w:t>
+            </w:r>
+          </w:p>
+        </w:tc>
+        <w:tc>
+          <w:tcPr>
+            <w:tcW w:type="dxa" w:w="1871"/>
+          </w:tcPr>
+          <w:p>
+            <w:pPr>
+              <w:spacing w:after="40"/>
+            </w:pPr>
+            <w:r/>
+            <w:r>
+              <w:rPr>
+                <w:rFonts w:ascii="微軟正黑體" w:hAnsi="微軟正黑體" w:eastAsia="微軟正黑體"/>
+                <w:b w:val="0"/>
+                <w:color w:val="000000"/>
+                <w:sz w:val="26"/>
+              </w:rPr>
+              <w:t>「負責人不得由醫事人員擔任」是題庫出現過的錯誤選項</w:t>
+            </w:r>
+          </w:p>
+        </w:tc>
+      </w:tr>
+      <w:tr>
+        <w:tc>
+          <w:tcPr>
+            <w:tcW w:type="dxa" w:w="1644"/>
+          </w:tcPr>
+          <w:p>
+            <w:pPr>
+              <w:spacing w:after="40"/>
+            </w:pPr>
+            <w:r/>
+            <w:r>
+              <w:rPr>
+                <w:rFonts w:ascii="微軟正黑體" w:hAnsi="微軟正黑體" w:eastAsia="微軟正黑體"/>
+                <w:b w:val="0"/>
+                <w:color w:val="000000"/>
+                <w:sz w:val="26"/>
+              </w:rPr>
+              <w:t>精神衛生法</w:t>
+            </w:r>
+          </w:p>
+        </w:tc>
+        <w:tc>
+          <w:tcPr>
+            <w:tcW w:type="dxa" w:w="1474"/>
+          </w:tcPr>
+          <w:p>
+            <w:pPr>
+              <w:spacing w:after="40"/>
+            </w:pPr>
+            <w:r/>
+            <w:r>
+              <w:rPr>
+                <w:rFonts w:ascii="微軟正黑體" w:hAnsi="微軟正黑體" w:eastAsia="微軟正黑體"/>
+                <w:b w:val="0"/>
+                <w:color w:val="000000"/>
+                <w:sz w:val="26"/>
+              </w:rPr>
+              <w:t>緊急安置</w:t>
+            </w:r>
+          </w:p>
+        </w:tc>
+        <w:tc>
+          <w:tcPr>
+            <w:tcW w:type="dxa" w:w="2608"/>
+          </w:tcPr>
+          <w:p>
+            <w:pPr>
+              <w:spacing w:after="40"/>
+            </w:pPr>
+            <w:r/>
+            <w:r>
+              <w:rPr>
+                <w:rFonts w:ascii="微軟正黑體" w:hAnsi="微軟正黑體" w:eastAsia="微軟正黑體"/>
+                <w:b w:val="0"/>
+                <w:color w:val="000000"/>
+                <w:sz w:val="26"/>
+              </w:rPr>
+              <w:t>不得逾 7 日</w:t>
+            </w:r>
+          </w:p>
+        </w:tc>
+        <w:tc>
+          <w:tcPr>
+            <w:tcW w:type="dxa" w:w="1020"/>
+          </w:tcPr>
+          <w:p>
+            <w:pPr>
+              <w:spacing w:after="40"/>
+            </w:pPr>
+            <w:r/>
+            <w:r>
+              <w:rPr>
+                <w:rFonts w:ascii="微軟正黑體" w:hAnsi="微軟正黑體" w:eastAsia="微軟正黑體"/>
+                <w:b w:val="0"/>
+                <w:color w:val="000000"/>
+                <w:sz w:val="26"/>
+              </w:rPr>
+              <w:t>第 60 條</w:t>
+            </w:r>
+          </w:p>
+        </w:tc>
+        <w:tc>
+          <w:tcPr>
+            <w:tcW w:type="dxa" w:w="1871"/>
+          </w:tcPr>
+          <w:p>
+            <w:pPr>
+              <w:spacing w:after="40"/>
+            </w:pPr>
+            <w:r/>
+            <w:r>
+              <w:rPr>
+                <w:rFonts w:ascii="微軟正黑體" w:hAnsi="微軟正黑體" w:eastAsia="微軟正黑體"/>
+                <w:b w:val="0"/>
+                <w:color w:val="000000"/>
+                <w:sz w:val="26"/>
+              </w:rPr>
+              <w:t>111 年全文修正，第五章相關規定自 115/08/01 施行</w:t>
+            </w:r>
+          </w:p>
+        </w:tc>
+      </w:tr>
+      <w:tr>
+        <w:tc>
+          <w:tcPr>
+            <w:tcW w:type="dxa" w:w="1644"/>
+          </w:tcPr>
+          <w:p>
+            <w:pPr>
+              <w:spacing w:after="40"/>
+            </w:pPr>
+            <w:r/>
+            <w:r>
+              <w:rPr>
+                <w:rFonts w:ascii="微軟正黑體" w:hAnsi="微軟正黑體" w:eastAsia="微軟正黑體"/>
+                <w:b w:val="0"/>
+                <w:color w:val="000000"/>
+                <w:sz w:val="26"/>
+              </w:rPr>
+              <w:t>精神衛生法</w:t>
+            </w:r>
+          </w:p>
+        </w:tc>
+        <w:tc>
+          <w:tcPr>
+            <w:tcW w:type="dxa" w:w="1474"/>
+          </w:tcPr>
+          <w:p>
+            <w:pPr>
+              <w:spacing w:after="40"/>
+            </w:pPr>
+            <w:r/>
+            <w:r>
+              <w:rPr>
+                <w:rFonts w:ascii="微軟正黑體" w:hAnsi="微軟正黑體" w:eastAsia="微軟正黑體"/>
+                <w:b w:val="0"/>
+                <w:color w:val="000000"/>
+                <w:sz w:val="26"/>
+              </w:rPr>
+              <w:t>強制住院</w:t>
+            </w:r>
+          </w:p>
+        </w:tc>
+        <w:tc>
+          <w:tcPr>
+            <w:tcW w:type="dxa" w:w="2608"/>
+          </w:tcPr>
+          <w:p>
+            <w:pPr>
+              <w:spacing w:after="40"/>
+            </w:pPr>
+            <w:r/>
+            <w:r>
+              <w:rPr>
+                <w:rFonts w:ascii="微軟正黑體" w:hAnsi="微軟正黑體" w:eastAsia="微軟正黑體"/>
+                <w:b w:val="0"/>
+                <w:color w:val="000000"/>
+                <w:sz w:val="26"/>
+              </w:rPr>
+              <w:t>不得逾 60 日；得延長一次，亦不得逾 60 日</w:t>
+            </w:r>
+          </w:p>
+        </w:tc>
+        <w:tc>
+          <w:tcPr>
+            <w:tcW w:type="dxa" w:w="1020"/>
+          </w:tcPr>
+          <w:p>
+            <w:pPr>
+              <w:spacing w:after="40"/>
+            </w:pPr>
+            <w:r/>
+            <w:r>
+              <w:rPr>
+                <w:rFonts w:ascii="微軟正黑體" w:hAnsi="微軟正黑體" w:eastAsia="微軟正黑體"/>
+                <w:b w:val="0"/>
+                <w:color w:val="000000"/>
+                <w:sz w:val="26"/>
+              </w:rPr>
+              <w:t>第 63 條</w:t>
+            </w:r>
+          </w:p>
+        </w:tc>
+        <w:tc>
+          <w:tcPr>
+            <w:tcW w:type="dxa" w:w="1871"/>
+          </w:tcPr>
+          <w:p>
+            <w:pPr>
+              <w:spacing w:after="40"/>
+            </w:pPr>
+            <w:r/>
+            <w:r>
+              <w:rPr>
+                <w:rFonts w:ascii="微軟正黑體" w:hAnsi="微軟正黑體" w:eastAsia="微軟正黑體"/>
+                <w:b w:val="0"/>
+                <w:color w:val="000000"/>
+                <w:sz w:val="26"/>
+              </w:rPr>
+              <w:t>—</w:t>
+            </w:r>
+          </w:p>
+        </w:tc>
+      </w:tr>
+      <w:tr>
+        <w:tc>
+          <w:tcPr>
+            <w:tcW w:type="dxa" w:w="1644"/>
+          </w:tcPr>
+          <w:p>
+            <w:pPr>
+              <w:spacing w:after="40"/>
+            </w:pPr>
+            <w:r/>
+            <w:r>
+              <w:rPr>
+                <w:rFonts w:ascii="微軟正黑體" w:hAnsi="微軟正黑體" w:eastAsia="微軟正黑體"/>
+                <w:b w:val="0"/>
+                <w:color w:val="000000"/>
+                <w:sz w:val="26"/>
+              </w:rPr>
+              <w:t>身心障礙者權利公約施行法</w:t>
+            </w:r>
+          </w:p>
+        </w:tc>
+        <w:tc>
+          <w:tcPr>
+            <w:tcW w:type="dxa" w:w="1474"/>
+          </w:tcPr>
+          <w:p>
+            <w:pPr>
+              <w:spacing w:after="40"/>
+            </w:pPr>
+            <w:r/>
+            <w:r>
+              <w:rPr>
+                <w:rFonts w:ascii="微軟正黑體" w:hAnsi="微軟正黑體" w:eastAsia="微軟正黑體"/>
+                <w:b w:val="0"/>
+                <w:color w:val="000000"/>
+                <w:sz w:val="26"/>
+              </w:rPr>
+              <w:t>法規檢視</w:t>
+            </w:r>
+          </w:p>
+        </w:tc>
+        <w:tc>
+          <w:tcPr>
+            <w:tcW w:type="dxa" w:w="2608"/>
+          </w:tcPr>
+          <w:p>
+            <w:pPr>
+              <w:spacing w:after="40"/>
+            </w:pPr>
+            <w:r/>
+            <w:r>
+              <w:rPr>
+                <w:rFonts w:ascii="微軟正黑體" w:hAnsi="微軟正黑體" w:eastAsia="微軟正黑體"/>
+                <w:b w:val="0"/>
+                <w:color w:val="000000"/>
+                <w:sz w:val="26"/>
+              </w:rPr>
+              <w:t>施行後 2 年內提出優先檢視清單；3 年內完成優先項目之增修；5 年內完成其餘法規</w:t>
+            </w:r>
+          </w:p>
+        </w:tc>
+        <w:tc>
+          <w:tcPr>
+            <w:tcW w:type="dxa" w:w="1020"/>
+          </w:tcPr>
+          <w:p>
+            <w:pPr>
+              <w:spacing w:after="40"/>
+            </w:pPr>
+            <w:r/>
+            <w:r>
+              <w:rPr>
+                <w:rFonts w:ascii="微軟正黑體" w:hAnsi="微軟正黑體" w:eastAsia="微軟正黑體"/>
+                <w:b w:val="0"/>
+                <w:color w:val="000000"/>
+                <w:sz w:val="26"/>
+              </w:rPr>
+              <w:t>第 10 條</w:t>
+            </w:r>
+          </w:p>
+        </w:tc>
+        <w:tc>
+          <w:tcPr>
+            <w:tcW w:type="dxa" w:w="1871"/>
+          </w:tcPr>
+          <w:p>
+            <w:pPr>
+              <w:spacing w:after="40"/>
+            </w:pPr>
+            <w:r/>
+            <w:r>
+              <w:rPr>
+                <w:rFonts w:ascii="微軟正黑體" w:hAnsi="微軟正黑體" w:eastAsia="微軟正黑體"/>
+                <w:b w:val="0"/>
+                <w:color w:val="000000"/>
+                <w:sz w:val="26"/>
+              </w:rPr>
+              <w:t>題庫以「有不符者應於施行後 3 年完成增修」為錯誤選項——3 年只針對優先檢視清單，其餘為 5 年</w:t>
+            </w:r>
+          </w:p>
+        </w:tc>
+      </w:tr>
+      <w:tr>
+        <w:tc>
+          <w:tcPr>
+            <w:tcW w:type="dxa" w:w="1644"/>
+          </w:tcPr>
+          <w:p>
+            <w:pPr>
+              <w:spacing w:after="40"/>
+            </w:pPr>
+            <w:r/>
+            <w:r>
+              <w:rPr>
+                <w:rFonts w:ascii="微軟正黑體" w:hAnsi="微軟正黑體" w:eastAsia="微軟正黑體"/>
+                <w:b w:val="0"/>
+                <w:color w:val="000000"/>
+                <w:sz w:val="26"/>
+              </w:rPr>
+              <w:t>身心障礙者權利公約施行法</w:t>
+            </w:r>
+          </w:p>
+        </w:tc>
+        <w:tc>
+          <w:tcPr>
+            <w:tcW w:type="dxa" w:w="1474"/>
+          </w:tcPr>
+          <w:p>
+            <w:pPr>
+              <w:spacing w:after="40"/>
+            </w:pPr>
+            <w:r/>
+            <w:r>
+              <w:rPr>
+                <w:rFonts w:ascii="微軟正黑體" w:hAnsi="微軟正黑體" w:eastAsia="微軟正黑體"/>
+                <w:b w:val="0"/>
+                <w:color w:val="000000"/>
+                <w:sz w:val="26"/>
+              </w:rPr>
+              <w:t>國家報告</w:t>
+            </w:r>
+          </w:p>
+        </w:tc>
+        <w:tc>
+          <w:tcPr>
+            <w:tcW w:type="dxa" w:w="2608"/>
+          </w:tcPr>
+          <w:p>
+            <w:pPr>
+              <w:spacing w:after="40"/>
+            </w:pPr>
+            <w:r/>
+            <w:r>
+              <w:rPr>
+                <w:rFonts w:ascii="微軟正黑體" w:hAnsi="微軟正黑體" w:eastAsia="微軟正黑體"/>
+                <w:b w:val="0"/>
+                <w:color w:val="000000"/>
+                <w:sz w:val="26"/>
+              </w:rPr>
+              <w:t>施行後 2 年提出初次國家報告，之後每 4 年提出</w:t>
+            </w:r>
+          </w:p>
+        </w:tc>
+        <w:tc>
+          <w:tcPr>
+            <w:tcW w:type="dxa" w:w="1020"/>
+          </w:tcPr>
+          <w:p>
+            <w:pPr>
+              <w:spacing w:after="40"/>
+            </w:pPr>
+            <w:r/>
+            <w:r>
+              <w:rPr>
+                <w:rFonts w:ascii="微軟正黑體" w:hAnsi="微軟正黑體" w:eastAsia="微軟正黑體"/>
+                <w:b w:val="0"/>
+                <w:color w:val="000000"/>
+                <w:sz w:val="26"/>
+              </w:rPr>
+              <w:t>第 7 條</w:t>
             </w:r>
           </w:p>
         </w:tc>

--- a/docs/社工師備考指南_十年考古題分析.docx
+++ b/docs/社工師備考指南_十年考古題分析.docx
@@ -9159,7 +9159,7 @@
           <w:color w:val="000000"/>
           <w:sz w:val="24"/>
         </w:rPr>
-        <w:t>下表每一項均於 115 年 9 月 24 日逐條查自全國法規資料庫現行條文。「常考陷阱」欄是題庫中實際出現過的錯誤寫法。本表僅供參考，不負法律責任；法規會再修正，數字以現行條文為準。</w:t>
+        <w:t>下表每一項均於 115 年 9 月 24 日逐條查自全國法規資料庫現行條文。研究方法與人類行為的「學理」項目沒有條號，依據是考選部公告的正確答案，出處欄標示年次。「常考陷阱」欄是題庫中實際出現過的錯誤寫法。本表僅供參考，不負法律責任；法規會再修正，數字以現行條文為準。</w:t>
       </w:r>
     </w:p>
     <w:tbl>
@@ -9193,7 +9193,7 @@
                 <w:color w:val="000000"/>
                 <w:sz w:val="26"/>
               </w:rPr>
-              <w:t>法規</w:t>
+              <w:t>法規／科目</w:t>
             </w:r>
           </w:p>
         </w:tc>
@@ -9253,7 +9253,7 @@
                 <w:color w:val="000000"/>
                 <w:sz w:val="26"/>
               </w:rPr>
-              <w:t>條號</w:t>
+              <w:t>條號／出處</w:t>
             </w:r>
           </w:p>
         </w:tc>
@@ -11661,7 +11661,7 @@
                 <w:color w:val="000000"/>
                 <w:sz w:val="26"/>
               </w:rPr>
-              <w:t>法院裁定</w:t>
+              <w:t>法院裁定繼續安置</w:t>
             </w:r>
           </w:p>
         </w:tc>
@@ -11681,7 +11681,7 @@
                 <w:color w:val="000000"/>
                 <w:sz w:val="26"/>
               </w:rPr>
-              <w:t>事證調查完竣後 7 日內</w:t>
+              <w:t>安置於福利機構、寄養家庭等，期間不得逾 3 個月</w:t>
             </w:r>
           </w:p>
         </w:tc>
@@ -11701,7 +11701,7 @@
                 <w:color w:val="000000"/>
                 <w:sz w:val="26"/>
               </w:rPr>
-              <w:t>第 19 條</w:t>
+              <w:t>第 16 條</w:t>
             </w:r>
           </w:p>
         </w:tc>
@@ -11743,7 +11743,7 @@
                 <w:color w:val="000000"/>
                 <w:sz w:val="26"/>
               </w:rPr>
-              <w:t>性別平等工作法</w:t>
+              <w:t>兒童及少年性剝削防制條例</w:t>
             </w:r>
           </w:p>
         </w:tc>
@@ -11763,7 +11763,7 @@
                 <w:color w:val="000000"/>
                 <w:sz w:val="26"/>
               </w:rPr>
-              <w:t>生理假</w:t>
+              <w:t>親職教育輔導</w:t>
             </w:r>
           </w:p>
         </w:tc>
@@ -11783,7 +11783,7 @@
                 <w:color w:val="000000"/>
                 <w:sz w:val="26"/>
               </w:rPr>
-              <w:t>每月 1 日；全年未逾 3 日不併入病假；薪資減半</w:t>
+              <w:t>得令父母、監護人或實際照顧者接受 8 至 50 小時，並得實施家庭處遇計畫</w:t>
             </w:r>
           </w:p>
         </w:tc>
@@ -11803,7 +11803,7 @@
                 <w:color w:val="000000"/>
                 <w:sz w:val="26"/>
               </w:rPr>
-              <w:t>第 14 條</w:t>
+              <w:t>第 29 條</w:t>
             </w:r>
           </w:p>
         </w:tc>
@@ -11845,7 +11845,7 @@
                 <w:color w:val="000000"/>
                 <w:sz w:val="26"/>
               </w:rPr>
-              <w:t>性別平等工作法</w:t>
+              <w:t>兒童及少年性剝削防制條例</w:t>
             </w:r>
           </w:p>
         </w:tc>
@@ -11865,7 +11865,7 @@
                 <w:color w:val="000000"/>
                 <w:sz w:val="26"/>
               </w:rPr>
-              <w:t>產假（分娩）</w:t>
+              <w:t>輔導處遇及追蹤</w:t>
             </w:r>
           </w:p>
         </w:tc>
@@ -11885,7 +11885,7 @@
                 <w:color w:val="000000"/>
                 <w:sz w:val="26"/>
               </w:rPr>
-              <w:t>分娩前後 8 星期</w:t>
+              <w:t>至少 1 年或至年滿 20 歲止，並提供就學、就業、自立生活協助</w:t>
             </w:r>
           </w:p>
         </w:tc>
@@ -11905,7 +11905,7 @@
                 <w:color w:val="000000"/>
                 <w:sz w:val="26"/>
               </w:rPr>
-              <w:t>第 15 條</w:t>
+              <w:t>第 30 條</w:t>
             </w:r>
           </w:p>
         </w:tc>
@@ -11947,7 +11947,7 @@
                 <w:color w:val="000000"/>
                 <w:sz w:val="26"/>
               </w:rPr>
-              <w:t>性別平等工作法</w:t>
+              <w:t>兒童及少年性剝削防制條例</w:t>
             </w:r>
           </w:p>
         </w:tc>
@@ -11967,7 +11967,7 @@
                 <w:color w:val="000000"/>
                 <w:sz w:val="26"/>
               </w:rPr>
-              <w:t>產假（流產）</w:t>
+              <w:t>法院裁定</w:t>
             </w:r>
           </w:p>
         </w:tc>
@@ -11987,7 +11987,7 @@
                 <w:color w:val="000000"/>
                 <w:sz w:val="26"/>
               </w:rPr>
-              <w:t>妊娠 3 個月以上 4 星期；2 個月以上未滿 3 個月 1 星期；未滿 2 個月 5 日</w:t>
+              <w:t>事證調查完竣後 7 日內</w:t>
             </w:r>
           </w:p>
         </w:tc>
@@ -12007,7 +12007,7 @@
                 <w:color w:val="000000"/>
                 <w:sz w:val="26"/>
               </w:rPr>
-              <w:t>第 15 條</w:t>
+              <w:t>第 19 條</w:t>
             </w:r>
           </w:p>
         </w:tc>
@@ -12027,7 +12027,7 @@
                 <w:color w:val="000000"/>
                 <w:sz w:val="26"/>
               </w:rPr>
-              <w:t>「妊娠 3 個月以上流產給予產假 3 星期」是題庫反覆出現的錯誤選項</w:t>
+              <w:t>—</w:t>
             </w:r>
           </w:p>
         </w:tc>
@@ -12069,7 +12069,7 @@
                 <w:color w:val="000000"/>
                 <w:sz w:val="26"/>
               </w:rPr>
-              <w:t>產檢假</w:t>
+              <w:t>生理假</w:t>
             </w:r>
           </w:p>
         </w:tc>
@@ -12089,7 +12089,7 @@
                 <w:color w:val="000000"/>
                 <w:sz w:val="26"/>
               </w:rPr>
-              <w:t>7 日，薪資照給</w:t>
+              <w:t>每月 1 日；全年未逾 3 日不併入病假；薪資減半</w:t>
             </w:r>
           </w:p>
         </w:tc>
@@ -12109,7 +12109,7 @@
                 <w:color w:val="000000"/>
                 <w:sz w:val="26"/>
               </w:rPr>
-              <w:t>第 15 條</w:t>
+              <w:t>第 14 條</w:t>
             </w:r>
           </w:p>
         </w:tc>
@@ -12171,7 +12171,7 @@
                 <w:color w:val="000000"/>
                 <w:sz w:val="26"/>
               </w:rPr>
-              <w:t>陪產檢及陪產假</w:t>
+              <w:t>產假（分娩）</w:t>
             </w:r>
           </w:p>
         </w:tc>
@@ -12191,7 +12191,7 @@
                 <w:color w:val="000000"/>
                 <w:sz w:val="26"/>
               </w:rPr>
-              <w:t>7 日，薪資照給</w:t>
+              <w:t>分娩前後 8 星期</w:t>
             </w:r>
           </w:p>
         </w:tc>
@@ -12231,7 +12231,7 @@
                 <w:color w:val="000000"/>
                 <w:sz w:val="26"/>
               </w:rPr>
-              <w:t>「陪產假 3 日」是題庫出現過的錯誤選項；舊法為陪產假 5 日，已修正</w:t>
+              <w:t>—</w:t>
             </w:r>
           </w:p>
         </w:tc>
@@ -12273,7 +12273,7 @@
                 <w:color w:val="000000"/>
                 <w:sz w:val="26"/>
               </w:rPr>
-              <w:t>育嬰留職停薪</w:t>
+              <w:t>產假（流產）</w:t>
             </w:r>
           </w:p>
         </w:tc>
@@ -12293,7 +12293,7 @@
                 <w:color w:val="000000"/>
                 <w:sz w:val="26"/>
               </w:rPr>
-              <w:t>任職滿 6 個月後，子女滿 3 歲前申請，至子女滿 3 歲止但不得逾 2 年</w:t>
+              <w:t>妊娠 3 個月以上 4 星期；2 個月以上未滿 3 個月 1 星期；未滿 2 個月 5 日</w:t>
             </w:r>
           </w:p>
         </w:tc>
@@ -12313,7 +12313,7 @@
                 <w:color w:val="000000"/>
                 <w:sz w:val="26"/>
               </w:rPr>
-              <w:t>第 16 條</w:t>
+              <w:t>第 15 條</w:t>
             </w:r>
           </w:p>
         </w:tc>
@@ -12333,7 +12333,7 @@
                 <w:color w:val="000000"/>
                 <w:sz w:val="26"/>
               </w:rPr>
-              <w:t>—</w:t>
+              <w:t>「妊娠 3 個月以上流產給予產假 3 星期」是題庫反覆出現的錯誤選項</w:t>
             </w:r>
           </w:p>
         </w:tc>
@@ -12375,7 +12375,7 @@
                 <w:color w:val="000000"/>
                 <w:sz w:val="26"/>
               </w:rPr>
-              <w:t>哺（集）乳時間</w:t>
+              <w:t>產檢假</w:t>
             </w:r>
           </w:p>
         </w:tc>
@@ -12395,7 +12395,7 @@
                 <w:color w:val="000000"/>
                 <w:sz w:val="26"/>
               </w:rPr>
-              <w:t>子女未滿 2 歲，每日另給 60 分鐘；延長工時 1 小時以上另給 30 分鐘</w:t>
+              <w:t>7 日，薪資照給</w:t>
             </w:r>
           </w:p>
         </w:tc>
@@ -12415,7 +12415,7 @@
                 <w:color w:val="000000"/>
                 <w:sz w:val="26"/>
               </w:rPr>
-              <w:t>第 18 條</w:t>
+              <w:t>第 15 條</w:t>
             </w:r>
           </w:p>
         </w:tc>
@@ -12477,7 +12477,7 @@
                 <w:color w:val="000000"/>
                 <w:sz w:val="26"/>
               </w:rPr>
-              <w:t>減少或調整工時</w:t>
+              <w:t>陪產檢及陪產假</w:t>
             </w:r>
           </w:p>
         </w:tc>
@@ -12497,7 +12497,7 @@
                 <w:color w:val="000000"/>
                 <w:sz w:val="26"/>
               </w:rPr>
-              <w:t>僱用 30 人以上之雇主；為撫育未滿 3 歲子女，每天減少 1 小時</w:t>
+              <w:t>7 日，薪資照給</w:t>
             </w:r>
           </w:p>
         </w:tc>
@@ -12517,7 +12517,7 @@
                 <w:color w:val="000000"/>
                 <w:sz w:val="26"/>
               </w:rPr>
-              <w:t>第 19 條</w:t>
+              <w:t>第 15 條</w:t>
             </w:r>
           </w:p>
         </w:tc>
@@ -12537,7 +12537,7 @@
                 <w:color w:val="000000"/>
                 <w:sz w:val="26"/>
               </w:rPr>
-              <w:t>—</w:t>
+              <w:t>「陪產假 3 日」是題庫出現過的錯誤選項；舊法為陪產假 5 日，已修正</w:t>
             </w:r>
           </w:p>
         </w:tc>
@@ -12579,7 +12579,7 @@
                 <w:color w:val="000000"/>
                 <w:sz w:val="26"/>
               </w:rPr>
-              <w:t>家庭照顧假</w:t>
+              <w:t>育嬰留職停薪</w:t>
             </w:r>
           </w:p>
         </w:tc>
@@ -12599,7 +12599,7 @@
                 <w:color w:val="000000"/>
                 <w:sz w:val="26"/>
               </w:rPr>
-              <w:t>全年 7 日為限，併入事假計算</w:t>
+              <w:t>任職滿 6 個月後，子女滿 3 歲前申請，至子女滿 3 歲止但不得逾 2 年</w:t>
             </w:r>
           </w:p>
         </w:tc>
@@ -12619,7 +12619,7 @@
                 <w:color w:val="000000"/>
                 <w:sz w:val="26"/>
               </w:rPr>
-              <w:t>第 20 條</w:t>
+              <w:t>第 16 條</w:t>
             </w:r>
           </w:p>
         </w:tc>
@@ -12681,7 +12681,7 @@
                 <w:color w:val="000000"/>
                 <w:sz w:val="26"/>
               </w:rPr>
-              <w:t>哺乳室與托兒設施</w:t>
+              <w:t>哺（集）乳時間</w:t>
             </w:r>
           </w:p>
         </w:tc>
@@ -12701,7 +12701,7 @@
                 <w:color w:val="000000"/>
                 <w:sz w:val="26"/>
               </w:rPr>
-              <w:t>僱用受僱者 100 人以上之雇主</w:t>
+              <w:t>子女未滿 2 歲，每日另給 60 分鐘；延長工時 1 小時以上另給 30 分鐘</w:t>
             </w:r>
           </w:p>
         </w:tc>
@@ -12721,7 +12721,7 @@
                 <w:color w:val="000000"/>
                 <w:sz w:val="26"/>
               </w:rPr>
-              <w:t>第 23 條</w:t>
+              <w:t>第 18 條</w:t>
             </w:r>
           </w:p>
         </w:tc>
@@ -12783,7 +12783,7 @@
                 <w:color w:val="000000"/>
                 <w:sz w:val="26"/>
               </w:rPr>
-              <w:t>配偶未就業者</w:t>
+              <w:t>減少或調整工時</w:t>
             </w:r>
           </w:p>
         </w:tc>
@@ -12803,7 +12803,7 @@
                 <w:color w:val="000000"/>
                 <w:sz w:val="26"/>
               </w:rPr>
-              <w:t>亦得申請育嬰留停與家庭照顧假</w:t>
+              <w:t>僱用 30 人以上之雇主；為撫育未滿 3 歲子女，每天減少 1 小時</w:t>
             </w:r>
           </w:p>
         </w:tc>
@@ -12823,7 +12823,7 @@
                 <w:color w:val="000000"/>
                 <w:sz w:val="26"/>
               </w:rPr>
-              <w:t>（原第 22 條已刪除）</w:t>
+              <w:t>第 19 條</w:t>
             </w:r>
           </w:p>
         </w:tc>
@@ -12843,7 +12843,7 @@
                 <w:color w:val="000000"/>
                 <w:sz w:val="26"/>
               </w:rPr>
-              <w:t>舊法第 22 條排除配偶未就業者，111 年刪除。106 年考題以「配偶未就業者亦適用」為錯誤選項，現行法下已變成正確敘述</w:t>
+              <w:t>—</w:t>
             </w:r>
           </w:p>
         </w:tc>
@@ -12865,7 +12865,7 @@
                 <w:color w:val="000000"/>
                 <w:sz w:val="26"/>
               </w:rPr>
-              <w:t>社會工作師法</w:t>
+              <w:t>性別平等工作法</w:t>
             </w:r>
           </w:p>
         </w:tc>
@@ -12885,7 +12885,7 @@
                 <w:color w:val="000000"/>
                 <w:sz w:val="26"/>
               </w:rPr>
-              <w:t>執業執照更新</w:t>
+              <w:t>家庭照顧假</w:t>
             </w:r>
           </w:p>
         </w:tc>
@@ -12905,7 +12905,7 @@
                 <w:color w:val="000000"/>
                 <w:sz w:val="26"/>
               </w:rPr>
-              <w:t>每 6 年提出繼續教育證明，辦理執照更新</w:t>
+              <w:t>全年 7 日為限，併入事假計算</w:t>
             </w:r>
           </w:p>
         </w:tc>
@@ -12925,7 +12925,7 @@
                 <w:color w:val="000000"/>
                 <w:sz w:val="26"/>
               </w:rPr>
-              <w:t>第 18 條</w:t>
+              <w:t>第 20 條</w:t>
             </w:r>
           </w:p>
         </w:tc>
@@ -12945,7 +12945,7 @@
                 <w:color w:val="000000"/>
                 <w:sz w:val="26"/>
               </w:rPr>
-              <w:t>「每 7 年」是題庫出現過的錯誤選項</w:t>
+              <w:t>—</w:t>
             </w:r>
           </w:p>
         </w:tc>
@@ -12967,7 +12967,7 @@
                 <w:color w:val="000000"/>
                 <w:sz w:val="26"/>
               </w:rPr>
-              <w:t>社會工作師法</w:t>
+              <w:t>性別平等工作法</w:t>
             </w:r>
           </w:p>
         </w:tc>
@@ -12987,7 +12987,7 @@
                 <w:color w:val="000000"/>
                 <w:sz w:val="26"/>
               </w:rPr>
-              <w:t>事務所開業</w:t>
+              <w:t>哺乳室與托兒設施</w:t>
             </w:r>
           </w:p>
         </w:tc>
@@ -13007,7 +13007,7 @@
                 <w:color w:val="000000"/>
                 <w:sz w:val="26"/>
               </w:rPr>
-              <w:t>須執行本法所定業務 5 年以上</w:t>
+              <w:t>僱用受僱者 100 人以上之雇主</w:t>
             </w:r>
           </w:p>
         </w:tc>
@@ -13027,7 +13027,7 @@
                 <w:color w:val="000000"/>
                 <w:sz w:val="26"/>
               </w:rPr>
-              <w:t>第 21 條</w:t>
+              <w:t>第 23 條</w:t>
             </w:r>
           </w:p>
         </w:tc>
@@ -13069,7 +13069,7 @@
                 <w:color w:val="000000"/>
                 <w:sz w:val="26"/>
               </w:rPr>
-              <w:t>社會工作師法</w:t>
+              <w:t>性別平等工作法</w:t>
             </w:r>
           </w:p>
         </w:tc>
@@ -13089,7 +13089,7 @@
                 <w:color w:val="000000"/>
                 <w:sz w:val="26"/>
               </w:rPr>
-              <w:t>停業、歇業、復業報備</w:t>
+              <w:t>配偶未就業者</w:t>
             </w:r>
           </w:p>
         </w:tc>
@@ -13109,7 +13109,7 @@
                 <w:color w:val="000000"/>
                 <w:sz w:val="26"/>
               </w:rPr>
-              <w:t>事實發生之日起 30 日內報請備查</w:t>
+              <w:t>亦得申請育嬰留停與家庭照顧假</w:t>
             </w:r>
           </w:p>
         </w:tc>
@@ -13129,7 +13129,7 @@
                 <w:color w:val="000000"/>
                 <w:sz w:val="26"/>
               </w:rPr>
-              <w:t>第 11 條</w:t>
+              <w:t>（原第 22 條已刪除）</w:t>
             </w:r>
           </w:p>
         </w:tc>
@@ -13149,7 +13149,7 @@
                 <w:color w:val="000000"/>
                 <w:sz w:val="26"/>
               </w:rPr>
-              <w:t>—</w:t>
+              <w:t>舊法第 22 條排除配偶未就業者，111 年刪除。106 年考題以「配偶未就業者亦適用」為錯誤選項，現行法下已變成正確敘述</w:t>
             </w:r>
           </w:p>
         </w:tc>
@@ -13191,7 +13191,7 @@
                 <w:color w:val="000000"/>
                 <w:sz w:val="26"/>
               </w:rPr>
-              <w:t>服務紀錄保存</w:t>
+              <w:t>執業執照更新</w:t>
             </w:r>
           </w:p>
         </w:tc>
@@ -13211,7 +13211,7 @@
                 <w:color w:val="000000"/>
                 <w:sz w:val="26"/>
               </w:rPr>
-              <w:t>不得少於 7 年</w:t>
+              <w:t>每 6 年提出繼續教育證明，辦理執照更新</w:t>
             </w:r>
           </w:p>
         </w:tc>
@@ -13231,7 +13231,7 @@
                 <w:color w:val="000000"/>
                 <w:sz w:val="26"/>
               </w:rPr>
-              <w:t>第 16 條</w:t>
+              <w:t>第 18 條</w:t>
             </w:r>
           </w:p>
         </w:tc>
@@ -13251,7 +13251,7 @@
                 <w:color w:val="000000"/>
                 <w:sz w:val="26"/>
               </w:rPr>
-              <w:t>—</w:t>
+              <w:t>「每 7 年」是題庫出現過的錯誤選項</w:t>
             </w:r>
           </w:p>
         </w:tc>
@@ -13273,7 +13273,7 @@
                 <w:color w:val="000000"/>
                 <w:sz w:val="26"/>
               </w:rPr>
-              <w:t>社會救助法</w:t>
+              <w:t>社會工作師法</w:t>
             </w:r>
           </w:p>
         </w:tc>
@@ -13293,7 +13293,7 @@
                 <w:color w:val="000000"/>
                 <w:sz w:val="26"/>
               </w:rPr>
-              <w:t>最低生活費</w:t>
+              <w:t>事務所開業</w:t>
             </w:r>
           </w:p>
         </w:tc>
@@ -13313,7 +13313,7 @@
                 <w:color w:val="000000"/>
                 <w:sz w:val="26"/>
               </w:rPr>
-              <w:t>當地最近一年每人可支配所得中位數 60%；不得超過全國中位數 70%</w:t>
+              <w:t>須執行本法所定業務 5 年以上</w:t>
             </w:r>
           </w:p>
         </w:tc>
@@ -13333,7 +13333,7 @@
                 <w:color w:val="000000"/>
                 <w:sz w:val="26"/>
               </w:rPr>
-              <w:t>第 4 條</w:t>
+              <w:t>第 21 條</w:t>
             </w:r>
           </w:p>
         </w:tc>
@@ -13375,7 +13375,7 @@
                 <w:color w:val="000000"/>
                 <w:sz w:val="26"/>
               </w:rPr>
-              <w:t>社會救助法</w:t>
+              <w:t>社會工作師法</w:t>
             </w:r>
           </w:p>
         </w:tc>
@@ -13395,7 +13395,7 @@
                 <w:color w:val="000000"/>
                 <w:sz w:val="26"/>
               </w:rPr>
-              <w:t>中低收入戶門檻</w:t>
+              <w:t>停業、歇業、復業報備</w:t>
             </w:r>
           </w:p>
         </w:tc>
@@ -13415,7 +13415,7 @@
                 <w:color w:val="000000"/>
                 <w:sz w:val="26"/>
               </w:rPr>
-              <w:t>家庭總收入平均每人每月不超過最低生活費 1.5 倍</w:t>
+              <w:t>事實發生之日起 30 日內報請備查</w:t>
             </w:r>
           </w:p>
         </w:tc>
@@ -13435,7 +13435,7 @@
                 <w:color w:val="000000"/>
                 <w:sz w:val="26"/>
               </w:rPr>
-              <w:t>第 4 條之 1</w:t>
+              <w:t>第 11 條</w:t>
             </w:r>
           </w:p>
         </w:tc>
@@ -13477,7 +13477,7 @@
                 <w:color w:val="000000"/>
                 <w:sz w:val="26"/>
               </w:rPr>
-              <w:t>社會救助法</w:t>
+              <w:t>社會工作師法</w:t>
             </w:r>
           </w:p>
         </w:tc>
@@ -13497,7 +13497,7 @@
                 <w:color w:val="000000"/>
                 <w:sz w:val="26"/>
               </w:rPr>
-              <w:t>有工作能力年齡</w:t>
+              <w:t>服務紀錄保存</w:t>
             </w:r>
           </w:p>
         </w:tc>
@@ -13517,7 +13517,7 @@
                 <w:color w:val="000000"/>
                 <w:sz w:val="26"/>
               </w:rPr>
-              <w:t>16 歲以上未滿 65 歲</w:t>
+              <w:t>不得少於 7 年</w:t>
             </w:r>
           </w:p>
         </w:tc>
@@ -13537,7 +13537,7 @@
                 <w:color w:val="000000"/>
                 <w:sz w:val="26"/>
               </w:rPr>
-              <w:t>第 5 條之 3</w:t>
+              <w:t>第 16 條</w:t>
             </w:r>
           </w:p>
         </w:tc>
@@ -13599,7 +13599,7 @@
                 <w:color w:val="000000"/>
                 <w:sz w:val="26"/>
               </w:rPr>
-              <w:t>生活扶助增加給付</w:t>
+              <w:t>最低生活費</w:t>
             </w:r>
           </w:p>
         </w:tc>
@@ -13619,7 +13619,7 @@
                 <w:color w:val="000000"/>
                 <w:sz w:val="26"/>
               </w:rPr>
-              <w:t>年滿 65 歲、懷胎滿 3 個月、領有身障證明者，最高增加 40%</w:t>
+              <w:t>當地最近一年每人可支配所得中位數 60%；不得超過全國中位數 70%</w:t>
             </w:r>
           </w:p>
         </w:tc>
@@ -13639,7 +13639,7 @@
                 <w:color w:val="000000"/>
                 <w:sz w:val="26"/>
               </w:rPr>
-              <w:t>第 12 條</w:t>
+              <w:t>第 4 條</w:t>
             </w:r>
           </w:p>
         </w:tc>
@@ -13681,7 +13681,7 @@
                 <w:color w:val="000000"/>
                 <w:sz w:val="26"/>
               </w:rPr>
-              <w:t>特殊境遇家庭扶助條例</w:t>
+              <w:t>社會救助法</w:t>
             </w:r>
           </w:p>
         </w:tc>
@@ -13701,7 +13701,7 @@
                 <w:color w:val="000000"/>
                 <w:sz w:val="26"/>
               </w:rPr>
-              <w:t>所得門檻</w:t>
+              <w:t>中低收入戶門檻</w:t>
             </w:r>
           </w:p>
         </w:tc>
@@ -13721,7 +13721,7 @@
                 <w:color w:val="000000"/>
                 <w:sz w:val="26"/>
               </w:rPr>
-              <w:t>家庭總收入平均每人每月未超過最低生活費 2.5 倍，且未超過臺灣地區平均每人每月消費支出 1.5 倍</w:t>
+              <w:t>家庭總收入平均每人每月不超過最低生活費 1.5 倍</w:t>
             </w:r>
           </w:p>
         </w:tc>
@@ -13741,7 +13741,7 @@
                 <w:color w:val="000000"/>
                 <w:sz w:val="26"/>
               </w:rPr>
-              <w:t>第 4 條</w:t>
+              <w:t>第 4 條之 1</w:t>
             </w:r>
           </w:p>
         </w:tc>
@@ -13783,7 +13783,7 @@
                 <w:color w:val="000000"/>
                 <w:sz w:val="26"/>
               </w:rPr>
-              <w:t>特殊境遇家庭扶助條例</w:t>
+              <w:t>社會救助法</w:t>
             </w:r>
           </w:p>
         </w:tc>
@@ -13803,7 +13803,7 @@
                 <w:color w:val="000000"/>
                 <w:sz w:val="26"/>
               </w:rPr>
-              <w:t>配偶死亡或失蹤</w:t>
+              <w:t>有工作能力年齡</w:t>
             </w:r>
           </w:p>
         </w:tc>
@@ -13823,7 +13823,7 @@
                 <w:color w:val="000000"/>
                 <w:sz w:val="26"/>
               </w:rPr>
-              <w:t>申請人須 65 歲以下；配偶失蹤須協尋未獲達 6 個月以上</w:t>
+              <w:t>16 歲以上未滿 65 歲</w:t>
             </w:r>
           </w:p>
         </w:tc>
@@ -13843,7 +13843,7 @@
                 <w:color w:val="000000"/>
                 <w:sz w:val="26"/>
               </w:rPr>
-              <w:t>第 4 條</w:t>
+              <w:t>第 5 條之 3</w:t>
             </w:r>
           </w:p>
         </w:tc>
@@ -13863,7 +13863,7 @@
                 <w:color w:val="000000"/>
                 <w:sz w:val="26"/>
               </w:rPr>
-              <w:t>「65 歲以上，其配偶死亡或失蹤」是題庫出現過的錯誤選項</w:t>
+              <w:t>—</w:t>
             </w:r>
           </w:p>
         </w:tc>
@@ -13885,7 +13885,7 @@
                 <w:color w:val="000000"/>
                 <w:sz w:val="26"/>
               </w:rPr>
-              <w:t>特殊境遇家庭扶助條例</w:t>
+              <w:t>社會救助法</w:t>
             </w:r>
           </w:p>
         </w:tc>
@@ -13905,7 +13905,7 @@
                 <w:color w:val="000000"/>
                 <w:sz w:val="26"/>
               </w:rPr>
-              <w:t>未婚懷孕</w:t>
+              <w:t>生活扶助增加給付</w:t>
             </w:r>
           </w:p>
         </w:tc>
@@ -13925,7 +13925,7 @@
                 <w:color w:val="000000"/>
                 <w:sz w:val="26"/>
               </w:rPr>
-              <w:t>懷胎 3 個月以上至分娩 2 個月內</w:t>
+              <w:t>年滿 65 歲、懷胎滿 3 個月、領有身障證明者，最高增加 40%</w:t>
             </w:r>
           </w:p>
         </w:tc>
@@ -13945,7 +13945,7 @@
                 <w:color w:val="000000"/>
                 <w:sz w:val="26"/>
               </w:rPr>
-              <w:t>第 4 條</w:t>
+              <w:t>第 12 條</w:t>
             </w:r>
           </w:p>
         </w:tc>
@@ -14007,7 +14007,7 @@
                 <w:color w:val="000000"/>
                 <w:sz w:val="26"/>
               </w:rPr>
-              <w:t>緊急生活扶助</w:t>
+              <w:t>所得門檻</w:t>
             </w:r>
           </w:p>
         </w:tc>
@@ -14027,7 +14027,7 @@
                 <w:color w:val="000000"/>
                 <w:sz w:val="26"/>
               </w:rPr>
-              <w:t>事實發生後 6 個月內申請；按當年度最低生活費 1 倍核發，每次補助 3 個月</w:t>
+              <w:t>家庭總收入平均每人每月未超過最低生活費 2.5 倍，且未超過臺灣地區平均每人每月消費支出 1.5 倍</w:t>
             </w:r>
           </w:p>
         </w:tc>
@@ -14047,7 +14047,7 @@
                 <w:color w:val="000000"/>
                 <w:sz w:val="26"/>
               </w:rPr>
-              <w:t>第 6 條</w:t>
+              <w:t>第 4 條</w:t>
             </w:r>
           </w:p>
         </w:tc>
@@ -14067,7 +14067,7 @@
                 <w:color w:val="000000"/>
                 <w:sz w:val="26"/>
               </w:rPr>
-              <w:t>「應於事實發生後 3 個月內申請」是題庫出現過的錯誤選項</w:t>
+              <w:t>—</w:t>
             </w:r>
           </w:p>
         </w:tc>
@@ -14109,7 +14109,7 @@
                 <w:color w:val="000000"/>
                 <w:sz w:val="26"/>
               </w:rPr>
-              <w:t>子女教育補助</w:t>
+              <w:t>配偶死亡或失蹤</w:t>
             </w:r>
           </w:p>
         </w:tc>
@@ -14129,7 +14129,7 @@
                 <w:color w:val="000000"/>
                 <w:sz w:val="26"/>
               </w:rPr>
-              <w:t>高中職與大專院校學雜費減免 60%</w:t>
+              <w:t>申請人須 65 歲以下；配偶失蹤須協尋未獲達 6 個月以上</w:t>
             </w:r>
           </w:p>
         </w:tc>
@@ -14149,7 +14149,7 @@
                 <w:color w:val="000000"/>
                 <w:sz w:val="26"/>
               </w:rPr>
-              <w:t>第 8 條</w:t>
+              <w:t>第 4 條</w:t>
             </w:r>
           </w:p>
         </w:tc>
@@ -14169,7 +14169,7 @@
                 <w:color w:val="000000"/>
                 <w:sz w:val="26"/>
               </w:rPr>
-              <w:t>—</w:t>
+              <w:t>「65 歲以上，其配偶死亡或失蹤」是題庫出現過的錯誤選項</w:t>
             </w:r>
           </w:p>
         </w:tc>
@@ -14211,7 +14211,7 @@
                 <w:color w:val="000000"/>
                 <w:sz w:val="26"/>
               </w:rPr>
-              <w:t>傷病醫療補助</w:t>
+              <w:t>未婚懷孕</w:t>
             </w:r>
           </w:p>
         </w:tc>
@@ -14231,7 +14231,7 @@
                 <w:color w:val="000000"/>
                 <w:sz w:val="26"/>
               </w:rPr>
-              <w:t>最近 3 個月內自行負擔醫療費用超過 3 萬元；未滿 6 歲不受額度限制</w:t>
+              <w:t>懷胎 3 個月以上至分娩 2 個月內</w:t>
             </w:r>
           </w:p>
         </w:tc>
@@ -14251,7 +14251,7 @@
                 <w:color w:val="000000"/>
                 <w:sz w:val="26"/>
               </w:rPr>
-              <w:t>第 10 條</w:t>
+              <w:t>第 4 條</w:t>
             </w:r>
           </w:p>
         </w:tc>
@@ -14271,7 +14271,7 @@
                 <w:color w:val="000000"/>
                 <w:sz w:val="26"/>
               </w:rPr>
-              <w:t>「自行負擔額度由 3 萬元上調為 5 萬元」是題庫出現過的錯誤選項，現行仍為 3 萬元</w:t>
+              <w:t>—</w:t>
             </w:r>
           </w:p>
         </w:tc>
@@ -14313,7 +14313,7 @@
                 <w:color w:val="000000"/>
                 <w:sz w:val="26"/>
               </w:rPr>
-              <w:t>法律訴訟補助</w:t>
+              <w:t>緊急生活扶助</w:t>
             </w:r>
           </w:p>
         </w:tc>
@@ -14333,7 +14333,7 @@
                 <w:color w:val="000000"/>
                 <w:sz w:val="26"/>
               </w:rPr>
-              <w:t>事實發生後 3 個月內申請</w:t>
+              <w:t>事實發生後 6 個月內申請；按當年度最低生活費 1 倍核發，每次補助 3 個月</w:t>
             </w:r>
           </w:p>
         </w:tc>
@@ -14353,7 +14353,7 @@
                 <w:color w:val="000000"/>
                 <w:sz w:val="26"/>
               </w:rPr>
-              <w:t>第 11 條</w:t>
+              <w:t>第 6 條</w:t>
             </w:r>
           </w:p>
         </w:tc>
@@ -14373,7 +14373,7 @@
                 <w:color w:val="000000"/>
                 <w:sz w:val="26"/>
               </w:rPr>
-              <w:t>—</w:t>
+              <w:t>「應於事實發生後 3 個月內申請」是題庫出現過的錯誤選項</w:t>
             </w:r>
           </w:p>
         </w:tc>
@@ -14395,7 +14395,7 @@
                 <w:color w:val="000000"/>
                 <w:sz w:val="26"/>
               </w:rPr>
-              <w:t>長期照顧服務法</w:t>
+              <w:t>特殊境遇家庭扶助條例</w:t>
             </w:r>
           </w:p>
         </w:tc>
@@ -14415,7 +14415,7 @@
                 <w:color w:val="000000"/>
                 <w:sz w:val="26"/>
               </w:rPr>
-              <w:t>長期照顧的定義</w:t>
+              <w:t>子女教育補助</w:t>
             </w:r>
           </w:p>
         </w:tc>
@@ -14435,7 +14435,7 @@
                 <w:color w:val="000000"/>
                 <w:sz w:val="26"/>
               </w:rPr>
-              <w:t>身心失能持續已達或預期達 6 個月以上</w:t>
+              <w:t>高中職與大專院校學雜費減免 60%</w:t>
             </w:r>
           </w:p>
         </w:tc>
@@ -14455,7 +14455,7 @@
                 <w:color w:val="000000"/>
                 <w:sz w:val="26"/>
               </w:rPr>
-              <w:t>第 3 條</w:t>
+              <w:t>第 8 條</w:t>
             </w:r>
           </w:p>
         </w:tc>
@@ -14475,7 +14475,7 @@
                 <w:color w:val="000000"/>
                 <w:sz w:val="26"/>
               </w:rPr>
-              <w:t>「持續已達或預期達 3 個月以上」是題庫出現過的錯誤選項</w:t>
+              <w:t>—</w:t>
             </w:r>
           </w:p>
         </w:tc>
@@ -14497,7 +14497,7 @@
                 <w:color w:val="000000"/>
                 <w:sz w:val="26"/>
               </w:rPr>
-              <w:t>長期照顧服務法</w:t>
+              <w:t>特殊境遇家庭扶助條例</w:t>
             </w:r>
           </w:p>
         </w:tc>
@@ -14517,7 +14517,7 @@
                 <w:color w:val="000000"/>
                 <w:sz w:val="26"/>
               </w:rPr>
-              <w:t>特種基金：遺贈稅</w:t>
+              <w:t>傷病醫療補助</w:t>
             </w:r>
           </w:p>
         </w:tc>
@@ -14537,7 +14537,7 @@
                 <w:color w:val="000000"/>
                 <w:sz w:val="26"/>
               </w:rPr>
-              <w:t>遺產稅及贈與稅稅率由 10% 調增至 20% 以內所增加之稅課收入</w:t>
+              <w:t>最近 3 個月內自行負擔醫療費用超過 3 萬元；未滿 6 歲不受額度限制</w:t>
             </w:r>
           </w:p>
         </w:tc>
@@ -14557,7 +14557,7 @@
                 <w:color w:val="000000"/>
                 <w:sz w:val="26"/>
               </w:rPr>
-              <w:t>第 15 條</w:t>
+              <w:t>第 10 條</w:t>
             </w:r>
           </w:p>
         </w:tc>
@@ -14577,7 +14577,7 @@
                 <w:color w:val="000000"/>
                 <w:sz w:val="26"/>
               </w:rPr>
-              <w:t>「由 15% 調增至 25%」是題庫出現過的錯誤選項</w:t>
+              <w:t>「自行負擔額度由 3 萬元上調為 5 萬元」是題庫出現過的錯誤選項，現行仍為 3 萬元</w:t>
             </w:r>
           </w:p>
         </w:tc>
@@ -14599,7 +14599,7 @@
                 <w:color w:val="000000"/>
                 <w:sz w:val="26"/>
               </w:rPr>
-              <w:t>長期照顧服務法</w:t>
+              <w:t>特殊境遇家庭扶助條例</w:t>
             </w:r>
           </w:p>
         </w:tc>
@@ -14619,7 +14619,7 @@
                 <w:color w:val="000000"/>
                 <w:sz w:val="26"/>
               </w:rPr>
-              <w:t>特種基金：菸稅</w:t>
+              <w:t>法律訴訟補助</w:t>
             </w:r>
           </w:p>
         </w:tc>
@@ -14639,7 +14639,7 @@
                 <w:color w:val="000000"/>
                 <w:sz w:val="26"/>
               </w:rPr>
-              <w:t>菸品應徵稅額每千支由 590 元調增至 1,590 元所增加之稅課收入</w:t>
+              <w:t>事實發生後 3 個月內申請</w:t>
             </w:r>
           </w:p>
         </w:tc>
@@ -14659,7 +14659,7 @@
                 <w:color w:val="000000"/>
                 <w:sz w:val="26"/>
               </w:rPr>
-              <w:t>第 15 條</w:t>
+              <w:t>第 11 條</w:t>
             </w:r>
           </w:p>
         </w:tc>
@@ -14721,7 +14721,7 @@
                 <w:color w:val="000000"/>
                 <w:sz w:val="26"/>
               </w:rPr>
-              <w:t>特種基金其他來源</w:t>
+              <w:t>長期照顧的定義</w:t>
             </w:r>
           </w:p>
         </w:tc>
@@ -14741,7 +14741,7 @@
                 <w:color w:val="000000"/>
                 <w:sz w:val="26"/>
               </w:rPr>
-              <w:t>政府預算撥充、菸品健康福利捐、捐贈收入、基金孳息收入、其他收入</w:t>
+              <w:t>身心失能持續已達或預期達 6 個月以上</w:t>
             </w:r>
           </w:p>
         </w:tc>
@@ -14761,7 +14761,7 @@
                 <w:color w:val="000000"/>
                 <w:sz w:val="26"/>
               </w:rPr>
-              <w:t>第 15 條</w:t>
+              <w:t>第 3 條</w:t>
             </w:r>
           </w:p>
         </w:tc>
@@ -14781,7 +14781,7 @@
                 <w:color w:val="000000"/>
                 <w:sz w:val="26"/>
               </w:rPr>
-              <w:t>不包含公益彩券盈餘與營業稅，題庫兩度以此出題</w:t>
+              <w:t>「持續已達或預期達 3 個月以上」是題庫出現過的錯誤選項</w:t>
             </w:r>
           </w:p>
         </w:tc>
@@ -14803,7 +14803,7 @@
                 <w:color w:val="000000"/>
                 <w:sz w:val="26"/>
               </w:rPr>
-              <w:t>長期照顧服務機構法人條例</w:t>
+              <w:t>長期照顧服務法</w:t>
             </w:r>
           </w:p>
         </w:tc>
@@ -14823,7 +14823,7 @@
                 <w:color w:val="000000"/>
                 <w:sz w:val="26"/>
               </w:rPr>
-              <w:t>財團法人董事會</w:t>
+              <w:t>特種基金：遺贈稅</w:t>
             </w:r>
           </w:p>
         </w:tc>
@@ -14843,7 +14843,7 @@
                 <w:color w:val="000000"/>
                 <w:sz w:val="26"/>
               </w:rPr>
-              <w:t>董事 7 至 17 人；具長照人員資格者至少 1 人；社會公正人士至少 1 人；外國人不逾 1/3；有親屬關係者不逾 1/4</w:t>
+              <w:t>遺產稅及贈與稅稅率由 10% 調增至 20% 以內所增加之稅課收入</w:t>
             </w:r>
           </w:p>
         </w:tc>
@@ -14863,7 +14863,7 @@
                 <w:color w:val="000000"/>
                 <w:sz w:val="26"/>
               </w:rPr>
-              <w:t>第 25 條</w:t>
+              <w:t>第 15 條</w:t>
             </w:r>
           </w:p>
         </w:tc>
@@ -14883,7 +14883,7 @@
                 <w:color w:val="000000"/>
                 <w:sz w:val="26"/>
               </w:rPr>
-              <w:t>—</w:t>
+              <w:t>「由 15% 調增至 25%」是題庫出現過的錯誤選項</w:t>
             </w:r>
           </w:p>
         </w:tc>
@@ -14905,7 +14905,7 @@
                 <w:color w:val="000000"/>
                 <w:sz w:val="26"/>
               </w:rPr>
-              <w:t>長期照顧服務機構法人條例</w:t>
+              <w:t>長期照顧服務法</w:t>
             </w:r>
           </w:p>
         </w:tc>
@@ -14925,7 +14925,7 @@
                 <w:color w:val="000000"/>
                 <w:sz w:val="26"/>
               </w:rPr>
-              <w:t>董事會開會</w:t>
+              <w:t>特種基金：菸稅</w:t>
             </w:r>
           </w:p>
         </w:tc>
@@ -14945,7 +14945,7 @@
                 <w:color w:val="000000"/>
                 <w:sz w:val="26"/>
               </w:rPr>
-              <w:t>每半年至少 1 次</w:t>
+              <w:t>菸品應徵稅額每千支由 590 元調增至 1,590 元所增加之稅課收入</w:t>
             </w:r>
           </w:p>
         </w:tc>
@@ -14965,7 +14965,7 @@
                 <w:color w:val="000000"/>
                 <w:sz w:val="26"/>
               </w:rPr>
-              <w:t>第 11 條</w:t>
+              <w:t>第 15 條</w:t>
             </w:r>
           </w:p>
         </w:tc>
@@ -15007,7 +15007,7 @@
                 <w:color w:val="000000"/>
                 <w:sz w:val="26"/>
               </w:rPr>
-              <w:t>長期照顧服務機構法人條例</w:t>
+              <w:t>長期照顧服務法</w:t>
             </w:r>
           </w:p>
         </w:tc>
@@ -15027,7 +15027,7 @@
                 <w:color w:val="000000"/>
                 <w:sz w:val="26"/>
               </w:rPr>
-              <w:t>會計師查核</w:t>
+              <w:t>特種基金其他來源</w:t>
             </w:r>
           </w:p>
         </w:tc>
@@ -15047,7 +15047,7 @@
                 <w:color w:val="000000"/>
                 <w:sz w:val="26"/>
               </w:rPr>
-              <w:t>財產總額或年度收入總額達 3,000 萬元以上</w:t>
+              <w:t>政府預算撥充、菸品健康福利捐、捐贈收入、基金孳息收入、其他收入</w:t>
             </w:r>
           </w:p>
         </w:tc>
@@ -15067,7 +15067,7 @@
                 <w:color w:val="000000"/>
                 <w:sz w:val="26"/>
               </w:rPr>
-              <w:t>第 14 條</w:t>
+              <w:t>第 15 條</w:t>
             </w:r>
           </w:p>
         </w:tc>
@@ -15087,7 +15087,7 @@
                 <w:color w:val="000000"/>
                 <w:sz w:val="26"/>
               </w:rPr>
-              <w:t>—</w:t>
+              <w:t>不包含公益彩券盈餘與營業稅，題庫兩度以此出題</w:t>
             </w:r>
           </w:p>
         </w:tc>
@@ -15129,7 +15129,7 @@
                 <w:color w:val="000000"/>
                 <w:sz w:val="26"/>
               </w:rPr>
-              <w:t>公益監察人</w:t>
+              <w:t>財團法人董事會</w:t>
             </w:r>
           </w:p>
         </w:tc>
@@ -15149,7 +15149,7 @@
                 <w:color w:val="000000"/>
                 <w:sz w:val="26"/>
               </w:rPr>
-              <w:t>財產總額或年度收入總額達 1 億元以上者應置</w:t>
+              <w:t>董事 7 至 17 人；具長照人員資格者至少 1 人；社會公正人士至少 1 人；外國人不逾 1/3；有親屬關係者不逾 1/4</w:t>
             </w:r>
           </w:p>
         </w:tc>
@@ -15169,7 +15169,7 @@
                 <w:color w:val="000000"/>
                 <w:sz w:val="26"/>
               </w:rPr>
-              <w:t>第 10 條</w:t>
+              <w:t>第 25 條</w:t>
             </w:r>
           </w:p>
         </w:tc>
@@ -15231,7 +15231,7 @@
                 <w:color w:val="000000"/>
                 <w:sz w:val="26"/>
               </w:rPr>
-              <w:t>社團法人結餘提撥</w:t>
+              <w:t>董事會開會</w:t>
             </w:r>
           </w:p>
         </w:tc>
@@ -15251,7 +15251,7 @@
                 <w:color w:val="000000"/>
                 <w:sz w:val="26"/>
               </w:rPr>
-              <w:t>前一會計年度收支結餘 10% 以上用於研究發展、人才培訓等；另 20% 以上作營運資金</w:t>
+              <w:t>每半年至少 1 次</w:t>
             </w:r>
           </w:p>
         </w:tc>
@@ -15271,7 +15271,7 @@
                 <w:color w:val="000000"/>
                 <w:sz w:val="26"/>
               </w:rPr>
-              <w:t>第 36 條</w:t>
+              <w:t>第 11 條</w:t>
             </w:r>
           </w:p>
         </w:tc>
@@ -15333,7 +15333,7 @@
                 <w:color w:val="000000"/>
                 <w:sz w:val="26"/>
               </w:rPr>
-              <w:t>投資限制</w:t>
+              <w:t>會計師查核</w:t>
             </w:r>
           </w:p>
         </w:tc>
@@ -15353,7 +15353,7 @@
                 <w:color w:val="000000"/>
                 <w:sz w:val="26"/>
               </w:rPr>
-              <w:t>不得投資衍生性金融商品</w:t>
+              <w:t>財產總額或年度收入總額達 3,000 萬元以上</w:t>
             </w:r>
           </w:p>
         </w:tc>
@@ -15373,7 +15373,7 @@
                 <w:color w:val="000000"/>
                 <w:sz w:val="26"/>
               </w:rPr>
-              <w:t>第 16 條</w:t>
+              <w:t>第 14 條</w:t>
             </w:r>
           </w:p>
         </w:tc>
@@ -15393,7 +15393,7 @@
                 <w:color w:val="000000"/>
                 <w:sz w:val="26"/>
               </w:rPr>
-              <w:t>「得投資衍生性金融商品」是題庫出現過的錯誤選項</w:t>
+              <w:t>—</w:t>
             </w:r>
           </w:p>
         </w:tc>
@@ -15415,7 +15415,7 @@
                 <w:color w:val="000000"/>
                 <w:sz w:val="26"/>
               </w:rPr>
-              <w:t>公益勸募條例</w:t>
+              <w:t>長期照顧服務機構法人條例</w:t>
             </w:r>
           </w:p>
         </w:tc>
@@ -15435,7 +15435,7 @@
                 <w:color w:val="000000"/>
                 <w:sz w:val="26"/>
               </w:rPr>
-              <w:t>政府機關勸募</w:t>
+              <w:t>公益監察人</w:t>
             </w:r>
           </w:p>
         </w:tc>
@@ -15455,7 +15455,7 @@
                 <w:color w:val="000000"/>
                 <w:sz w:val="26"/>
               </w:rPr>
-              <w:t>年度終了後 2 個月內將辦理情形函報上級機關備查</w:t>
+              <w:t>財產總額或年度收入總額達 1 億元以上者應置</w:t>
             </w:r>
           </w:p>
         </w:tc>
@@ -15475,7 +15475,7 @@
                 <w:color w:val="000000"/>
                 <w:sz w:val="26"/>
               </w:rPr>
-              <w:t>第 6 條</w:t>
+              <w:t>第 10 條</w:t>
             </w:r>
           </w:p>
         </w:tc>
@@ -15517,7 +15517,7 @@
                 <w:color w:val="000000"/>
                 <w:sz w:val="26"/>
               </w:rPr>
-              <w:t>公益勸募條例</w:t>
+              <w:t>長期照顧服務機構法人條例</w:t>
             </w:r>
           </w:p>
         </w:tc>
@@ -15537,7 +15537,7 @@
                 <w:color w:val="000000"/>
                 <w:sz w:val="26"/>
               </w:rPr>
-              <w:t>勸募期間</w:t>
+              <w:t>社團法人結餘提撥</w:t>
             </w:r>
           </w:p>
         </w:tc>
@@ -15557,7 +15557,7 @@
                 <w:color w:val="000000"/>
                 <w:sz w:val="26"/>
               </w:rPr>
-              <w:t>最長 1 年</w:t>
+              <w:t>前一會計年度收支結餘 10% 以上用於研究發展、人才培訓等；另 20% 以上作營運資金</w:t>
             </w:r>
           </w:p>
         </w:tc>
@@ -15577,7 +15577,7 @@
                 <w:color w:val="000000"/>
                 <w:sz w:val="26"/>
               </w:rPr>
-              <w:t>第 12 條</w:t>
+              <w:t>第 36 條</w:t>
             </w:r>
           </w:p>
         </w:tc>
@@ -15619,7 +15619,7 @@
                 <w:color w:val="000000"/>
                 <w:sz w:val="26"/>
               </w:rPr>
-              <w:t>公益勸募條例</w:t>
+              <w:t>長期照顧服務機構法人條例</w:t>
             </w:r>
           </w:p>
         </w:tc>
@@ -15639,7 +15639,7 @@
                 <w:color w:val="000000"/>
                 <w:sz w:val="26"/>
               </w:rPr>
-              <w:t>必要支出上限</w:t>
+              <w:t>投資限制</w:t>
             </w:r>
           </w:p>
         </w:tc>
@@ -15659,7 +15659,7 @@
                 <w:color w:val="000000"/>
                 <w:sz w:val="26"/>
               </w:rPr>
-              <w:t>勸募所得未逾 1,000 萬元者，上限 15%；超過部分依級距遞減</w:t>
+              <w:t>不得投資衍生性金融商品</w:t>
             </w:r>
           </w:p>
         </w:tc>
@@ -15679,7 +15679,7 @@
                 <w:color w:val="000000"/>
                 <w:sz w:val="26"/>
               </w:rPr>
-              <w:t>第 17 條</w:t>
+              <w:t>第 16 條</w:t>
             </w:r>
           </w:p>
         </w:tc>
@@ -15699,7 +15699,7 @@
                 <w:color w:val="000000"/>
                 <w:sz w:val="26"/>
               </w:rPr>
-              <w:t>—</w:t>
+              <w:t>「得投資衍生性金融商品」是題庫出現過的錯誤選項</w:t>
             </w:r>
           </w:p>
         </w:tc>
@@ -15741,7 +15741,7 @@
                 <w:color w:val="000000"/>
                 <w:sz w:val="26"/>
               </w:rPr>
-              <w:t>公告收支與捐贈人資料</w:t>
+              <w:t>勸募主體</w:t>
             </w:r>
           </w:p>
         </w:tc>
@@ -15761,7 +15761,7 @@
                 <w:color w:val="000000"/>
                 <w:sz w:val="26"/>
               </w:rPr>
-              <w:t>勸募活動期滿之翌日起 30 日內</w:t>
+              <w:t>公立學校、行政法人、公益性社團法人、財團法人；政府機關不得發起勸募，重大災害或國際救援除外</w:t>
             </w:r>
           </w:p>
         </w:tc>
@@ -15781,7 +15781,7 @@
                 <w:color w:val="000000"/>
                 <w:sz w:val="26"/>
               </w:rPr>
-              <w:t>第 18 條</w:t>
+              <w:t>第 5 條</w:t>
             </w:r>
           </w:p>
         </w:tc>
@@ -15843,7 +15843,7 @@
                 <w:color w:val="000000"/>
                 <w:sz w:val="26"/>
               </w:rPr>
-              <w:t>未經許可勸募</w:t>
+              <w:t>政府機關勸募</w:t>
             </w:r>
           </w:p>
         </w:tc>
@@ -15863,7 +15863,7 @@
                 <w:color w:val="000000"/>
                 <w:sz w:val="26"/>
               </w:rPr>
-              <w:t>經制止仍不遵從者，處 4 萬元以上 20 萬元以下罰鍰，並得按次處罰</w:t>
+              <w:t>年度終了後 2 個月內將辦理情形函報上級機關備查</w:t>
             </w:r>
           </w:p>
         </w:tc>
@@ -15883,7 +15883,7 @@
                 <w:color w:val="000000"/>
                 <w:sz w:val="26"/>
               </w:rPr>
-              <w:t>第 24 條</w:t>
+              <w:t>第 6 條</w:t>
             </w:r>
           </w:p>
         </w:tc>
@@ -15925,7 +15925,7 @@
                 <w:color w:val="000000"/>
                 <w:sz w:val="26"/>
               </w:rPr>
-              <w:t>兒童及少年未來教育與發展帳戶條例</w:t>
+              <w:t>公益勸募條例</w:t>
             </w:r>
           </w:p>
         </w:tc>
@@ -15945,7 +15945,7 @@
                 <w:color w:val="000000"/>
                 <w:sz w:val="26"/>
               </w:rPr>
-              <w:t>適用對象</w:t>
+              <w:t>勸募期間</w:t>
             </w:r>
           </w:p>
         </w:tc>
@@ -15965,7 +15965,7 @@
                 <w:color w:val="000000"/>
                 <w:sz w:val="26"/>
               </w:rPr>
-              <w:t>105 年 1 月 1 日以後出生之低收入戶或中低收入戶兒少；依兒少權法安置 2 年以上者等</w:t>
+              <w:t>最長 1 年</w:t>
             </w:r>
           </w:p>
         </w:tc>
@@ -15985,7 +15985,7 @@
                 <w:color w:val="000000"/>
                 <w:sz w:val="26"/>
               </w:rPr>
-              <w:t>第 6 條</w:t>
+              <w:t>第 12 條</w:t>
             </w:r>
           </w:p>
         </w:tc>
@@ -16027,7 +16027,7 @@
                 <w:color w:val="000000"/>
                 <w:sz w:val="26"/>
               </w:rPr>
-              <w:t>兒童及少年未來教育與發展帳戶條例</w:t>
+              <w:t>公益勸募條例</w:t>
             </w:r>
           </w:p>
         </w:tc>
@@ -16047,7 +16047,7 @@
                 <w:color w:val="000000"/>
                 <w:sz w:val="26"/>
               </w:rPr>
-              <w:t>存款上限調整</w:t>
+              <w:t>必要支出上限</w:t>
             </w:r>
           </w:p>
         </w:tc>
@@ -16067,7 +16067,7 @@
                 <w:color w:val="000000"/>
                 <w:sz w:val="26"/>
               </w:rPr>
-              <w:t>開戶金及自存款年度存款上限金額得每 4 年調整一次</w:t>
+              <w:t>勸募所得未逾 1,000 萬元者，上限 15%；超過部分依級距遞減</w:t>
             </w:r>
           </w:p>
         </w:tc>
@@ -16087,7 +16087,7 @@
                 <w:color w:val="000000"/>
                 <w:sz w:val="26"/>
               </w:rPr>
-              <w:t>第 11 條</w:t>
+              <w:t>第 17 條</w:t>
             </w:r>
           </w:p>
         </w:tc>
@@ -16129,7 +16129,7 @@
                 <w:color w:val="000000"/>
                 <w:sz w:val="26"/>
               </w:rPr>
-              <w:t>兒童及少年未來教育與發展帳戶條例</w:t>
+              <w:t>公益勸募條例</w:t>
             </w:r>
           </w:p>
         </w:tc>
@@ -16149,7 +16149,7 @@
                 <w:color w:val="000000"/>
                 <w:sz w:val="26"/>
               </w:rPr>
-              <w:t>滿 18 歲前通知</w:t>
+              <w:t>公告收支與捐贈人資料</w:t>
             </w:r>
           </w:p>
         </w:tc>
@@ -16169,7 +16169,7 @@
                 <w:color w:val="000000"/>
                 <w:sz w:val="26"/>
               </w:rPr>
-              <w:t>主管機關應於開戶人滿 18 歲 1 個月前通知辦理請領</w:t>
+              <w:t>勸募活動期滿之翌日起 30 日內</w:t>
             </w:r>
           </w:p>
         </w:tc>
@@ -16189,7 +16189,7 @@
                 <w:color w:val="000000"/>
                 <w:sz w:val="26"/>
               </w:rPr>
-              <w:t>第 16 條</w:t>
+              <w:t>第 18 條</w:t>
             </w:r>
           </w:p>
         </w:tc>
@@ -16209,7 +16209,7 @@
                 <w:color w:val="000000"/>
                 <w:sz w:val="26"/>
               </w:rPr>
-              <w:t>「滿 18 歲 3 個月前通知」是題庫出現過的錯誤選項</w:t>
+              <w:t>—</w:t>
             </w:r>
           </w:p>
         </w:tc>
@@ -16231,7 +16231,7 @@
                 <w:color w:val="000000"/>
                 <w:sz w:val="26"/>
               </w:rPr>
-              <w:t>兒童及少年未來教育與發展帳戶條例</w:t>
+              <w:t>公益勸募條例</w:t>
             </w:r>
           </w:p>
         </w:tc>
@@ -16251,7 +16251,7 @@
                 <w:color w:val="000000"/>
                 <w:sz w:val="26"/>
               </w:rPr>
-              <w:t>申請退出</w:t>
+              <w:t>未經許可勸募</w:t>
             </w:r>
           </w:p>
         </w:tc>
@@ -16271,7 +16271,7 @@
                 <w:color w:val="000000"/>
                 <w:sz w:val="26"/>
               </w:rPr>
-              <w:t>主管機關應自申請日起 1 年內派員輔導</w:t>
+              <w:t>經制止仍不遵從者，處 4 萬元以上 20 萬元以下罰鍰，並得按次處罰</w:t>
             </w:r>
           </w:p>
         </w:tc>
@@ -16291,7 +16291,7 @@
                 <w:color w:val="000000"/>
                 <w:sz w:val="26"/>
               </w:rPr>
-              <w:t>第 18 條</w:t>
+              <w:t>第 24 條</w:t>
             </w:r>
           </w:p>
         </w:tc>
@@ -16333,7 +16333,7 @@
                 <w:color w:val="000000"/>
                 <w:sz w:val="26"/>
               </w:rPr>
-              <w:t>兒童及少年未來教育與發展帳戶條例</w:t>
+              <w:t>公益勸募條例</w:t>
             </w:r>
           </w:p>
         </w:tc>
@@ -16353,7 +16353,7 @@
                 <w:color w:val="000000"/>
                 <w:sz w:val="26"/>
               </w:rPr>
-              <w:t>結清後重新開戶</w:t>
+              <w:t>應返還捐贈人</w:t>
             </w:r>
           </w:p>
         </w:tc>
@@ -16373,7 +16373,7 @@
                 <w:color w:val="000000"/>
                 <w:sz w:val="26"/>
               </w:rPr>
-              <w:t>帳戶結清後未滿 3 年不得重行申請</w:t>
+              <w:t>非勸募主體發起、未經許可、許可遭撤銷或廢止、超過許可期間、違反強制攤派禁止</w:t>
             </w:r>
           </w:p>
         </w:tc>
@@ -16393,7 +16393,7 @@
                 <w:color w:val="000000"/>
                 <w:sz w:val="26"/>
               </w:rPr>
-              <w:t>第 19 條</w:t>
+              <w:t>第 22 條</w:t>
             </w:r>
           </w:p>
         </w:tc>
@@ -16413,7 +16413,7 @@
                 <w:color w:val="000000"/>
                 <w:sz w:val="26"/>
               </w:rPr>
-              <w:t>與第 18 條「退出後 1 年內輔導」不同，兩個數字容易混淆</w:t>
+              <w:t>許可撤銷或廢止「前」已依許可目的使用、經查屬實者不必返還，題庫以此出題</w:t>
             </w:r>
           </w:p>
         </w:tc>
@@ -16455,7 +16455,7 @@
                 <w:color w:val="000000"/>
                 <w:sz w:val="26"/>
               </w:rPr>
-              <w:t>未依規定存款</w:t>
+              <w:t>適用對象</w:t>
             </w:r>
           </w:p>
         </w:tc>
@@ -16475,7 +16475,7 @@
                 <w:color w:val="000000"/>
                 <w:sz w:val="26"/>
               </w:rPr>
-              <w:t>連續 3 至 6 個月未存款者，主管機關得進行輔導</w:t>
+              <w:t>105 年 1 月 1 日以後出生之低收入戶或中低收入戶兒少；依兒少權法安置 2 年以上者等</w:t>
             </w:r>
           </w:p>
         </w:tc>
@@ -16495,7 +16495,7 @@
                 <w:color w:val="000000"/>
                 <w:sz w:val="26"/>
               </w:rPr>
-              <w:t>第 22 條</w:t>
+              <w:t>第 6 條</w:t>
             </w:r>
           </w:p>
         </w:tc>
@@ -16557,7 +16557,7 @@
                 <w:color w:val="000000"/>
                 <w:sz w:val="26"/>
               </w:rPr>
-              <w:t>滿 18 歲後的利息</w:t>
+              <w:t>存款上限調整</w:t>
             </w:r>
           </w:p>
         </w:tc>
@@ -16577,7 +16577,7 @@
                 <w:color w:val="000000"/>
                 <w:sz w:val="26"/>
               </w:rPr>
-              <w:t>依承辦機構牌告活期儲蓄存款機動利率計算，並應繳納綜合所得稅</w:t>
+              <w:t>開戶金及自存款年度存款上限金額得每 4 年調整一次</w:t>
             </w:r>
           </w:p>
         </w:tc>
@@ -16597,7 +16597,7 @@
                 <w:color w:val="000000"/>
                 <w:sz w:val="26"/>
               </w:rPr>
-              <w:t>第 14 條</w:t>
+              <w:t>第 11 條</w:t>
             </w:r>
           </w:p>
         </w:tc>
@@ -16639,7 +16639,7 @@
                 <w:color w:val="000000"/>
                 <w:sz w:val="26"/>
               </w:rPr>
-              <w:t>國民年金法</w:t>
+              <w:t>兒童及少年未來教育與發展帳戶條例</w:t>
             </w:r>
           </w:p>
         </w:tc>
@@ -16659,7 +16659,7 @@
                 <w:color w:val="000000"/>
                 <w:sz w:val="26"/>
               </w:rPr>
-              <w:t>爭議審議</w:t>
+              <w:t>滿 18 歲前通知</w:t>
             </w:r>
           </w:p>
         </w:tc>
@@ -16679,7 +16679,7 @@
                 <w:color w:val="000000"/>
                 <w:sz w:val="26"/>
               </w:rPr>
-              <w:t>收到核定通知之翌日起 60 日內申請審議</w:t>
+              <w:t>主管機關應於開戶人滿 18 歲 1 個月前通知辦理請領</w:t>
             </w:r>
           </w:p>
         </w:tc>
@@ -16699,7 +16699,7 @@
                 <w:color w:val="000000"/>
                 <w:sz w:val="26"/>
               </w:rPr>
-              <w:t>第 5 條</w:t>
+              <w:t>第 16 條</w:t>
             </w:r>
           </w:p>
         </w:tc>
@@ -16719,7 +16719,7 @@
                 <w:color w:val="000000"/>
                 <w:sz w:val="26"/>
               </w:rPr>
-              <w:t>—</w:t>
+              <w:t>「滿 18 歲 3 個月前通知」是題庫出現過的錯誤選項</w:t>
             </w:r>
           </w:p>
         </w:tc>
@@ -16741,7 +16741,7 @@
                 <w:color w:val="000000"/>
                 <w:sz w:val="26"/>
               </w:rPr>
-              <w:t>國民年金法</w:t>
+              <w:t>兒童及少年未來教育與發展帳戶條例</w:t>
             </w:r>
           </w:p>
         </w:tc>
@@ -16761,7 +16761,7 @@
                 <w:color w:val="000000"/>
                 <w:sz w:val="26"/>
               </w:rPr>
-              <w:t>保險費補繳</w:t>
+              <w:t>申請退出</w:t>
             </w:r>
           </w:p>
         </w:tc>
@@ -16781,7 +16781,7 @@
                 <w:color w:val="000000"/>
                 <w:sz w:val="26"/>
               </w:rPr>
-              <w:t>逾 10 年之部分不得補繳</w:t>
+              <w:t>主管機關應自申請日起 1 年內派員輔導</w:t>
             </w:r>
           </w:p>
         </w:tc>
@@ -16801,7 +16801,7 @@
                 <w:color w:val="000000"/>
                 <w:sz w:val="26"/>
               </w:rPr>
-              <w:t>第 17 條</w:t>
+              <w:t>第 18 條</w:t>
             </w:r>
           </w:p>
         </w:tc>
@@ -16843,7 +16843,7 @@
                 <w:color w:val="000000"/>
                 <w:sz w:val="26"/>
               </w:rPr>
-              <w:t>國民年金法</w:t>
+              <w:t>兒童及少年未來教育與發展帳戶條例</w:t>
             </w:r>
           </w:p>
         </w:tc>
@@ -16863,7 +16863,7 @@
                 <w:color w:val="000000"/>
                 <w:sz w:val="26"/>
               </w:rPr>
-              <w:t>老年年金</w:t>
+              <w:t>結清後重新開戶</w:t>
             </w:r>
           </w:p>
         </w:tc>
@@ -16883,7 +16883,7 @@
                 <w:color w:val="000000"/>
                 <w:sz w:val="26"/>
               </w:rPr>
-              <w:t>年滿 65 歲請領</w:t>
+              <w:t>帳戶結清後未滿 3 年不得重行申請</w:t>
             </w:r>
           </w:p>
         </w:tc>
@@ -16903,7 +16903,7 @@
                 <w:color w:val="000000"/>
                 <w:sz w:val="26"/>
               </w:rPr>
-              <w:t>第 29 條</w:t>
+              <w:t>第 19 條</w:t>
             </w:r>
           </w:p>
         </w:tc>
@@ -16923,7 +16923,7 @@
                 <w:color w:val="000000"/>
                 <w:sz w:val="26"/>
               </w:rPr>
-              <w:t>—</w:t>
+              <w:t>與第 18 條「退出後 1 年內輔導」不同，兩個數字容易混淆</w:t>
             </w:r>
           </w:p>
         </w:tc>
@@ -16945,7 +16945,7 @@
                 <w:color w:val="000000"/>
                 <w:sz w:val="26"/>
               </w:rPr>
-              <w:t>國民年金法</w:t>
+              <w:t>兒童及少年未來教育與發展帳戶條例</w:t>
             </w:r>
           </w:p>
         </w:tc>
@@ -16965,7 +16965,7 @@
                 <w:color w:val="000000"/>
                 <w:sz w:val="26"/>
               </w:rPr>
-              <w:t>遺屬年金（配偶）</w:t>
+              <w:t>未依規定存款</w:t>
             </w:r>
           </w:p>
         </w:tc>
@@ -16985,7 +16985,7 @@
                 <w:color w:val="000000"/>
                 <w:sz w:val="26"/>
               </w:rPr>
-              <w:t>年滿 55 歲且婚姻存續 1 年以上；或年滿 45 歲、婚姻存續 1 年以上且月收入未超過基本工資</w:t>
+              <w:t>連續 3 至 6 個月未存款者，主管機關得進行輔導</w:t>
             </w:r>
           </w:p>
         </w:tc>
@@ -17005,7 +17005,7 @@
                 <w:color w:val="000000"/>
                 <w:sz w:val="26"/>
               </w:rPr>
-              <w:t>第 40 條</w:t>
+              <w:t>第 22 條</w:t>
             </w:r>
           </w:p>
         </w:tc>
@@ -17047,7 +17047,7 @@
                 <w:color w:val="000000"/>
                 <w:sz w:val="26"/>
               </w:rPr>
-              <w:t>國民年金法</w:t>
+              <w:t>兒童及少年未來教育與發展帳戶條例</w:t>
             </w:r>
           </w:p>
         </w:tc>
@@ -17067,7 +17067,7 @@
                 <w:color w:val="000000"/>
                 <w:sz w:val="26"/>
               </w:rPr>
-              <w:t>遺屬年金（子女）</w:t>
+              <w:t>滿 18 歲後的利息</w:t>
             </w:r>
           </w:p>
         </w:tc>
@@ -17087,7 +17087,7 @@
                 <w:color w:val="000000"/>
                 <w:sz w:val="26"/>
               </w:rPr>
-              <w:t>未成年、無謀生能力，或 25 歲以下在學且月收入未超過基本工資</w:t>
+              <w:t>依承辦機構牌告活期儲蓄存款機動利率計算，並應繳納綜合所得稅</w:t>
             </w:r>
           </w:p>
         </w:tc>
@@ -17107,7 +17107,7 @@
                 <w:color w:val="000000"/>
                 <w:sz w:val="26"/>
               </w:rPr>
-              <w:t>第 40 條</w:t>
+              <w:t>第 14 條</w:t>
             </w:r>
           </w:p>
         </w:tc>
@@ -17169,7 +17169,7 @@
                 <w:color w:val="000000"/>
                 <w:sz w:val="26"/>
               </w:rPr>
-              <w:t>喪葬給付</w:t>
+              <w:t>爭議審議</w:t>
             </w:r>
           </w:p>
         </w:tc>
@@ -17189,7 +17189,7 @@
                 <w:color w:val="000000"/>
                 <w:sz w:val="26"/>
               </w:rPr>
-              <w:t>按月投保金額一次發給 5 個月</w:t>
+              <w:t>收到核定通知之翌日起 60 日內申請審議</w:t>
             </w:r>
           </w:p>
         </w:tc>
@@ -17209,7 +17209,7 @@
                 <w:color w:val="000000"/>
                 <w:sz w:val="26"/>
               </w:rPr>
-              <w:t>第 39 條</w:t>
+              <w:t>第 5 條</w:t>
             </w:r>
           </w:p>
         </w:tc>
@@ -17251,7 +17251,7 @@
                 <w:color w:val="000000"/>
                 <w:sz w:val="26"/>
               </w:rPr>
-              <w:t>志願服務法</w:t>
+              <w:t>國民年金法</w:t>
             </w:r>
           </w:p>
         </w:tc>
@@ -17271,7 +17271,7 @@
                 <w:color w:val="000000"/>
                 <w:sz w:val="26"/>
               </w:rPr>
-              <w:t>志願服務榮譽卡</w:t>
+              <w:t>保險費補繳</w:t>
             </w:r>
           </w:p>
         </w:tc>
@@ -17291,7 +17291,7 @@
                 <w:color w:val="000000"/>
                 <w:sz w:val="26"/>
               </w:rPr>
-              <w:t>服務年資滿 3 年、時數達 300 小時以上，向地方主管機關申請</w:t>
+              <w:t>逾 10 年之部分不得補繳</w:t>
             </w:r>
           </w:p>
         </w:tc>
@@ -17311,7 +17311,7 @@
                 <w:color w:val="000000"/>
                 <w:sz w:val="26"/>
               </w:rPr>
-              <w:t>第 20 條</w:t>
+              <w:t>第 17 條</w:t>
             </w:r>
           </w:p>
         </w:tc>
@@ -17331,7 +17331,7 @@
                 <w:color w:val="000000"/>
                 <w:sz w:val="26"/>
               </w:rPr>
-              <w:t>「年資滿 2 年、時數 200 小時」是題庫出現過的錯誤選項</w:t>
+              <w:t>—</w:t>
             </w:r>
           </w:p>
         </w:tc>
@@ -17353,7 +17353,7 @@
                 <w:color w:val="000000"/>
                 <w:sz w:val="26"/>
               </w:rPr>
-              <w:t>志願服務法</w:t>
+              <w:t>國民年金法</w:t>
             </w:r>
           </w:p>
         </w:tc>
@@ -17373,7 +17373,7 @@
                 <w:color w:val="000000"/>
                 <w:sz w:val="26"/>
               </w:rPr>
-              <w:t>志願服務調查研究</w:t>
+              <w:t>老年年金</w:t>
             </w:r>
           </w:p>
         </w:tc>
@@ -17393,7 +17393,7 @@
                 <w:color w:val="000000"/>
                 <w:sz w:val="26"/>
               </w:rPr>
-              <w:t>中央主管機關至少每 5 年舉辦並出版統計報告</w:t>
+              <w:t>年滿 65 歲請領</w:t>
             </w:r>
           </w:p>
         </w:tc>
@@ -17413,7 +17413,7 @@
                 <w:color w:val="000000"/>
                 <w:sz w:val="26"/>
               </w:rPr>
-              <w:t>第 5 條之 1</w:t>
+              <w:t>第 29 條</w:t>
             </w:r>
           </w:p>
         </w:tc>
@@ -17455,7 +17455,7 @@
                 <w:color w:val="000000"/>
                 <w:sz w:val="26"/>
               </w:rPr>
-              <w:t>志願服務法</w:t>
+              <w:t>國民年金法</w:t>
             </w:r>
           </w:p>
         </w:tc>
@@ -17475,7 +17475,7 @@
                 <w:color w:val="000000"/>
                 <w:sz w:val="26"/>
               </w:rPr>
-              <w:t>運用單位成果報備</w:t>
+              <w:t>遺屬年金（配偶）</w:t>
             </w:r>
           </w:p>
         </w:tc>
@@ -17495,7 +17495,7 @@
                 <w:color w:val="000000"/>
                 <w:sz w:val="26"/>
               </w:rPr>
-              <w:t>年度結束後 2 個月內函報備查</w:t>
+              <w:t>年滿 55 歲且婚姻存續 1 年以上；或年滿 45 歲、婚姻存續 1 年以上且月收入未超過基本工資</w:t>
             </w:r>
           </w:p>
         </w:tc>
@@ -17515,7 +17515,7 @@
                 <w:color w:val="000000"/>
                 <w:sz w:val="26"/>
               </w:rPr>
-              <w:t>第 7 條</w:t>
+              <w:t>第 40 條</w:t>
             </w:r>
           </w:p>
         </w:tc>
@@ -17557,7 +17557,7 @@
                 <w:color w:val="000000"/>
                 <w:sz w:val="26"/>
               </w:rPr>
-              <w:t>精神衛生法</w:t>
+              <w:t>國民年金法</w:t>
             </w:r>
           </w:p>
         </w:tc>
@@ -17577,7 +17577,7 @@
                 <w:color w:val="000000"/>
                 <w:sz w:val="26"/>
               </w:rPr>
-              <w:t>國家心理衛生報告</w:t>
+              <w:t>遺屬年金（子女）</w:t>
             </w:r>
           </w:p>
         </w:tc>
@@ -17597,7 +17597,7 @@
                 <w:color w:val="000000"/>
                 <w:sz w:val="26"/>
               </w:rPr>
-              <w:t>中央主管機關每 4 年公布</w:t>
+              <w:t>未成年、無謀生能力，或 25 歲以下在學且月收入未超過基本工資</w:t>
             </w:r>
           </w:p>
         </w:tc>
@@ -17617,7 +17617,7 @@
                 <w:color w:val="000000"/>
                 <w:sz w:val="26"/>
               </w:rPr>
-              <w:t>第 4 條</w:t>
+              <w:t>第 40 條</w:t>
             </w:r>
           </w:p>
         </w:tc>
@@ -17659,7 +17659,7 @@
                 <w:color w:val="000000"/>
                 <w:sz w:val="26"/>
               </w:rPr>
-              <w:t>精神衛生法</w:t>
+              <w:t>國民年金法</w:t>
             </w:r>
           </w:p>
         </w:tc>
@@ -17679,7 +17679,7 @@
                 <w:color w:val="000000"/>
                 <w:sz w:val="26"/>
               </w:rPr>
-              <w:t>精神復健機構負責人</w:t>
+              <w:t>喪葬給付</w:t>
             </w:r>
           </w:p>
         </w:tc>
@@ -17699,7 +17699,7 @@
                 <w:color w:val="000000"/>
                 <w:sz w:val="26"/>
               </w:rPr>
-              <w:t>應置負責人 1 人，並得視需要置醫事人員或社會工作師</w:t>
+              <w:t>按月投保金額一次發給 5 個月</w:t>
             </w:r>
           </w:p>
         </w:tc>
@@ -17719,7 +17719,7 @@
                 <w:color w:val="000000"/>
                 <w:sz w:val="26"/>
               </w:rPr>
-              <w:t>第 22 條</w:t>
+              <w:t>第 39 條</w:t>
             </w:r>
           </w:p>
         </w:tc>
@@ -17739,7 +17739,7 @@
                 <w:color w:val="000000"/>
                 <w:sz w:val="26"/>
               </w:rPr>
-              <w:t>「負責人不得由醫事人員擔任」是題庫出現過的錯誤選項</w:t>
+              <w:t>—</w:t>
             </w:r>
           </w:p>
         </w:tc>
@@ -17761,7 +17761,7 @@
                 <w:color w:val="000000"/>
                 <w:sz w:val="26"/>
               </w:rPr>
-              <w:t>精神衛生法</w:t>
+              <w:t>志願服務法</w:t>
             </w:r>
           </w:p>
         </w:tc>
@@ -17781,7 +17781,7 @@
                 <w:color w:val="000000"/>
                 <w:sz w:val="26"/>
               </w:rPr>
-              <w:t>緊急安置</w:t>
+              <w:t>志願服務榮譽卡</w:t>
             </w:r>
           </w:p>
         </w:tc>
@@ -17801,7 +17801,7 @@
                 <w:color w:val="000000"/>
                 <w:sz w:val="26"/>
               </w:rPr>
-              <w:t>不得逾 7 日</w:t>
+              <w:t>服務年資滿 3 年、時數達 300 小時以上，向地方主管機關申請</w:t>
             </w:r>
           </w:p>
         </w:tc>
@@ -17821,7 +17821,7 @@
                 <w:color w:val="000000"/>
                 <w:sz w:val="26"/>
               </w:rPr>
-              <w:t>第 60 條</w:t>
+              <w:t>第 20 條</w:t>
             </w:r>
           </w:p>
         </w:tc>
@@ -17841,7 +17841,7 @@
                 <w:color w:val="000000"/>
                 <w:sz w:val="26"/>
               </w:rPr>
-              <w:t>111 年全文修正，第五章相關規定自 115/08/01 施行</w:t>
+              <w:t>「年資滿 2 年、時數 200 小時」是題庫出現過的錯誤選項</w:t>
             </w:r>
           </w:p>
         </w:tc>
@@ -17863,7 +17863,7 @@
                 <w:color w:val="000000"/>
                 <w:sz w:val="26"/>
               </w:rPr>
-              <w:t>精神衛生法</w:t>
+              <w:t>志願服務法</w:t>
             </w:r>
           </w:p>
         </w:tc>
@@ -17883,7 +17883,7 @@
                 <w:color w:val="000000"/>
                 <w:sz w:val="26"/>
               </w:rPr>
-              <w:t>強制住院</w:t>
+              <w:t>志願服務調查研究</w:t>
             </w:r>
           </w:p>
         </w:tc>
@@ -17903,7 +17903,7 @@
                 <w:color w:val="000000"/>
                 <w:sz w:val="26"/>
               </w:rPr>
-              <w:t>不得逾 60 日；得延長一次，亦不得逾 60 日</w:t>
+              <w:t>中央主管機關至少每 5 年舉辦並出版統計報告</w:t>
             </w:r>
           </w:p>
         </w:tc>
@@ -17923,7 +17923,7 @@
                 <w:color w:val="000000"/>
                 <w:sz w:val="26"/>
               </w:rPr>
-              <w:t>第 63 條</w:t>
+              <w:t>第 5 條之 1</w:t>
             </w:r>
           </w:p>
         </w:tc>
@@ -17965,7 +17965,7 @@
                 <w:color w:val="000000"/>
                 <w:sz w:val="26"/>
               </w:rPr>
-              <w:t>身心障礙者權利公約施行法</w:t>
+              <w:t>志願服務法</w:t>
             </w:r>
           </w:p>
         </w:tc>
@@ -17985,7 +17985,7 @@
                 <w:color w:val="000000"/>
                 <w:sz w:val="26"/>
               </w:rPr>
-              <w:t>法規檢視</w:t>
+              <w:t>運用單位成果報備</w:t>
             </w:r>
           </w:p>
         </w:tc>
@@ -18005,7 +18005,7 @@
                 <w:color w:val="000000"/>
                 <w:sz w:val="26"/>
               </w:rPr>
-              <w:t>施行後 2 年內提出優先檢視清單；3 年內完成優先項目之增修；5 年內完成其餘法規</w:t>
+              <w:t>年度結束後 2 個月內函報備查</w:t>
             </w:r>
           </w:p>
         </w:tc>
@@ -18025,7 +18025,7 @@
                 <w:color w:val="000000"/>
                 <w:sz w:val="26"/>
               </w:rPr>
-              <w:t>第 10 條</w:t>
+              <w:t>第 7 條</w:t>
             </w:r>
           </w:p>
         </w:tc>
@@ -18045,7 +18045,7 @@
                 <w:color w:val="000000"/>
                 <w:sz w:val="26"/>
               </w:rPr>
-              <w:t>題庫以「有不符者應於施行後 3 年完成增修」為錯誤選項——3 年只針對優先檢視清單，其餘為 5 年</w:t>
+              <w:t>—</w:t>
             </w:r>
           </w:p>
         </w:tc>
@@ -18067,6 +18067,414 @@
                 <w:color w:val="000000"/>
                 <w:sz w:val="26"/>
               </w:rPr>
+              <w:t>精神衛生法</w:t>
+            </w:r>
+          </w:p>
+        </w:tc>
+        <w:tc>
+          <w:tcPr>
+            <w:tcW w:type="dxa" w:w="1474"/>
+          </w:tcPr>
+          <w:p>
+            <w:pPr>
+              <w:spacing w:after="40"/>
+            </w:pPr>
+            <w:r/>
+            <w:r>
+              <w:rPr>
+                <w:rFonts w:ascii="微軟正黑體" w:hAnsi="微軟正黑體" w:eastAsia="微軟正黑體"/>
+                <w:b w:val="0"/>
+                <w:color w:val="000000"/>
+                <w:sz w:val="26"/>
+              </w:rPr>
+              <w:t>國家心理衛生報告</w:t>
+            </w:r>
+          </w:p>
+        </w:tc>
+        <w:tc>
+          <w:tcPr>
+            <w:tcW w:type="dxa" w:w="2608"/>
+          </w:tcPr>
+          <w:p>
+            <w:pPr>
+              <w:spacing w:after="40"/>
+            </w:pPr>
+            <w:r/>
+            <w:r>
+              <w:rPr>
+                <w:rFonts w:ascii="微軟正黑體" w:hAnsi="微軟正黑體" w:eastAsia="微軟正黑體"/>
+                <w:b w:val="0"/>
+                <w:color w:val="000000"/>
+                <w:sz w:val="26"/>
+              </w:rPr>
+              <w:t>中央主管機關每 4 年公布</w:t>
+            </w:r>
+          </w:p>
+        </w:tc>
+        <w:tc>
+          <w:tcPr>
+            <w:tcW w:type="dxa" w:w="1020"/>
+          </w:tcPr>
+          <w:p>
+            <w:pPr>
+              <w:spacing w:after="40"/>
+            </w:pPr>
+            <w:r/>
+            <w:r>
+              <w:rPr>
+                <w:rFonts w:ascii="微軟正黑體" w:hAnsi="微軟正黑體" w:eastAsia="微軟正黑體"/>
+                <w:b w:val="0"/>
+                <w:color w:val="000000"/>
+                <w:sz w:val="26"/>
+              </w:rPr>
+              <w:t>第 4 條</w:t>
+            </w:r>
+          </w:p>
+        </w:tc>
+        <w:tc>
+          <w:tcPr>
+            <w:tcW w:type="dxa" w:w="1871"/>
+          </w:tcPr>
+          <w:p>
+            <w:pPr>
+              <w:spacing w:after="40"/>
+            </w:pPr>
+            <w:r/>
+            <w:r>
+              <w:rPr>
+                <w:rFonts w:ascii="微軟正黑體" w:hAnsi="微軟正黑體" w:eastAsia="微軟正黑體"/>
+                <w:b w:val="0"/>
+                <w:color w:val="000000"/>
+                <w:sz w:val="26"/>
+              </w:rPr>
+              <w:t>—</w:t>
+            </w:r>
+          </w:p>
+        </w:tc>
+      </w:tr>
+      <w:tr>
+        <w:tc>
+          <w:tcPr>
+            <w:tcW w:type="dxa" w:w="1644"/>
+          </w:tcPr>
+          <w:p>
+            <w:pPr>
+              <w:spacing w:after="40"/>
+            </w:pPr>
+            <w:r/>
+            <w:r>
+              <w:rPr>
+                <w:rFonts w:ascii="微軟正黑體" w:hAnsi="微軟正黑體" w:eastAsia="微軟正黑體"/>
+                <w:b w:val="0"/>
+                <w:color w:val="000000"/>
+                <w:sz w:val="26"/>
+              </w:rPr>
+              <w:t>精神衛生法</w:t>
+            </w:r>
+          </w:p>
+        </w:tc>
+        <w:tc>
+          <w:tcPr>
+            <w:tcW w:type="dxa" w:w="1474"/>
+          </w:tcPr>
+          <w:p>
+            <w:pPr>
+              <w:spacing w:after="40"/>
+            </w:pPr>
+            <w:r/>
+            <w:r>
+              <w:rPr>
+                <w:rFonts w:ascii="微軟正黑體" w:hAnsi="微軟正黑體" w:eastAsia="微軟正黑體"/>
+                <w:b w:val="0"/>
+                <w:color w:val="000000"/>
+                <w:sz w:val="26"/>
+              </w:rPr>
+              <w:t>精神復健機構負責人</w:t>
+            </w:r>
+          </w:p>
+        </w:tc>
+        <w:tc>
+          <w:tcPr>
+            <w:tcW w:type="dxa" w:w="2608"/>
+          </w:tcPr>
+          <w:p>
+            <w:pPr>
+              <w:spacing w:after="40"/>
+            </w:pPr>
+            <w:r/>
+            <w:r>
+              <w:rPr>
+                <w:rFonts w:ascii="微軟正黑體" w:hAnsi="微軟正黑體" w:eastAsia="微軟正黑體"/>
+                <w:b w:val="0"/>
+                <w:color w:val="000000"/>
+                <w:sz w:val="26"/>
+              </w:rPr>
+              <w:t>應置負責人 1 人，並得視需要置醫事人員或社會工作師</w:t>
+            </w:r>
+          </w:p>
+        </w:tc>
+        <w:tc>
+          <w:tcPr>
+            <w:tcW w:type="dxa" w:w="1020"/>
+          </w:tcPr>
+          <w:p>
+            <w:pPr>
+              <w:spacing w:after="40"/>
+            </w:pPr>
+            <w:r/>
+            <w:r>
+              <w:rPr>
+                <w:rFonts w:ascii="微軟正黑體" w:hAnsi="微軟正黑體" w:eastAsia="微軟正黑體"/>
+                <w:b w:val="0"/>
+                <w:color w:val="000000"/>
+                <w:sz w:val="26"/>
+              </w:rPr>
+              <w:t>第 22 條</w:t>
+            </w:r>
+          </w:p>
+        </w:tc>
+        <w:tc>
+          <w:tcPr>
+            <w:tcW w:type="dxa" w:w="1871"/>
+          </w:tcPr>
+          <w:p>
+            <w:pPr>
+              <w:spacing w:after="40"/>
+            </w:pPr>
+            <w:r/>
+            <w:r>
+              <w:rPr>
+                <w:rFonts w:ascii="微軟正黑體" w:hAnsi="微軟正黑體" w:eastAsia="微軟正黑體"/>
+                <w:b w:val="0"/>
+                <w:color w:val="000000"/>
+                <w:sz w:val="26"/>
+              </w:rPr>
+              <w:t>「負責人不得由醫事人員擔任」是題庫出現過的錯誤選項</w:t>
+            </w:r>
+          </w:p>
+        </w:tc>
+      </w:tr>
+      <w:tr>
+        <w:tc>
+          <w:tcPr>
+            <w:tcW w:type="dxa" w:w="1644"/>
+          </w:tcPr>
+          <w:p>
+            <w:pPr>
+              <w:spacing w:after="40"/>
+            </w:pPr>
+            <w:r/>
+            <w:r>
+              <w:rPr>
+                <w:rFonts w:ascii="微軟正黑體" w:hAnsi="微軟正黑體" w:eastAsia="微軟正黑體"/>
+                <w:b w:val="0"/>
+                <w:color w:val="000000"/>
+                <w:sz w:val="26"/>
+              </w:rPr>
+              <w:t>精神衛生法</w:t>
+            </w:r>
+          </w:p>
+        </w:tc>
+        <w:tc>
+          <w:tcPr>
+            <w:tcW w:type="dxa" w:w="1474"/>
+          </w:tcPr>
+          <w:p>
+            <w:pPr>
+              <w:spacing w:after="40"/>
+            </w:pPr>
+            <w:r/>
+            <w:r>
+              <w:rPr>
+                <w:rFonts w:ascii="微軟正黑體" w:hAnsi="微軟正黑體" w:eastAsia="微軟正黑體"/>
+                <w:b w:val="0"/>
+                <w:color w:val="000000"/>
+                <w:sz w:val="26"/>
+              </w:rPr>
+              <w:t>緊急安置</w:t>
+            </w:r>
+          </w:p>
+        </w:tc>
+        <w:tc>
+          <w:tcPr>
+            <w:tcW w:type="dxa" w:w="2608"/>
+          </w:tcPr>
+          <w:p>
+            <w:pPr>
+              <w:spacing w:after="40"/>
+            </w:pPr>
+            <w:r/>
+            <w:r>
+              <w:rPr>
+                <w:rFonts w:ascii="微軟正黑體" w:hAnsi="微軟正黑體" w:eastAsia="微軟正黑體"/>
+                <w:b w:val="0"/>
+                <w:color w:val="000000"/>
+                <w:sz w:val="26"/>
+              </w:rPr>
+              <w:t>不得逾 7 日</w:t>
+            </w:r>
+          </w:p>
+        </w:tc>
+        <w:tc>
+          <w:tcPr>
+            <w:tcW w:type="dxa" w:w="1020"/>
+          </w:tcPr>
+          <w:p>
+            <w:pPr>
+              <w:spacing w:after="40"/>
+            </w:pPr>
+            <w:r/>
+            <w:r>
+              <w:rPr>
+                <w:rFonts w:ascii="微軟正黑體" w:hAnsi="微軟正黑體" w:eastAsia="微軟正黑體"/>
+                <w:b w:val="0"/>
+                <w:color w:val="000000"/>
+                <w:sz w:val="26"/>
+              </w:rPr>
+              <w:t>第 60 條</w:t>
+            </w:r>
+          </w:p>
+        </w:tc>
+        <w:tc>
+          <w:tcPr>
+            <w:tcW w:type="dxa" w:w="1871"/>
+          </w:tcPr>
+          <w:p>
+            <w:pPr>
+              <w:spacing w:after="40"/>
+            </w:pPr>
+            <w:r/>
+            <w:r>
+              <w:rPr>
+                <w:rFonts w:ascii="微軟正黑體" w:hAnsi="微軟正黑體" w:eastAsia="微軟正黑體"/>
+                <w:b w:val="0"/>
+                <w:color w:val="000000"/>
+                <w:sz w:val="26"/>
+              </w:rPr>
+              <w:t>111 年全文修正，第五章相關規定自 115/08/01 施行</w:t>
+            </w:r>
+          </w:p>
+        </w:tc>
+      </w:tr>
+      <w:tr>
+        <w:tc>
+          <w:tcPr>
+            <w:tcW w:type="dxa" w:w="1644"/>
+          </w:tcPr>
+          <w:p>
+            <w:pPr>
+              <w:spacing w:after="40"/>
+            </w:pPr>
+            <w:r/>
+            <w:r>
+              <w:rPr>
+                <w:rFonts w:ascii="微軟正黑體" w:hAnsi="微軟正黑體" w:eastAsia="微軟正黑體"/>
+                <w:b w:val="0"/>
+                <w:color w:val="000000"/>
+                <w:sz w:val="26"/>
+              </w:rPr>
+              <w:t>精神衛生法</w:t>
+            </w:r>
+          </w:p>
+        </w:tc>
+        <w:tc>
+          <w:tcPr>
+            <w:tcW w:type="dxa" w:w="1474"/>
+          </w:tcPr>
+          <w:p>
+            <w:pPr>
+              <w:spacing w:after="40"/>
+            </w:pPr>
+            <w:r/>
+            <w:r>
+              <w:rPr>
+                <w:rFonts w:ascii="微軟正黑體" w:hAnsi="微軟正黑體" w:eastAsia="微軟正黑體"/>
+                <w:b w:val="0"/>
+                <w:color w:val="000000"/>
+                <w:sz w:val="26"/>
+              </w:rPr>
+              <w:t>強制住院</w:t>
+            </w:r>
+          </w:p>
+        </w:tc>
+        <w:tc>
+          <w:tcPr>
+            <w:tcW w:type="dxa" w:w="2608"/>
+          </w:tcPr>
+          <w:p>
+            <w:pPr>
+              <w:spacing w:after="40"/>
+            </w:pPr>
+            <w:r/>
+            <w:r>
+              <w:rPr>
+                <w:rFonts w:ascii="微軟正黑體" w:hAnsi="微軟正黑體" w:eastAsia="微軟正黑體"/>
+                <w:b w:val="0"/>
+                <w:color w:val="000000"/>
+                <w:sz w:val="26"/>
+              </w:rPr>
+              <w:t>不得逾 60 日；得延長一次，亦不得逾 60 日</w:t>
+            </w:r>
+          </w:p>
+        </w:tc>
+        <w:tc>
+          <w:tcPr>
+            <w:tcW w:type="dxa" w:w="1020"/>
+          </w:tcPr>
+          <w:p>
+            <w:pPr>
+              <w:spacing w:after="40"/>
+            </w:pPr>
+            <w:r/>
+            <w:r>
+              <w:rPr>
+                <w:rFonts w:ascii="微軟正黑體" w:hAnsi="微軟正黑體" w:eastAsia="微軟正黑體"/>
+                <w:b w:val="0"/>
+                <w:color w:val="000000"/>
+                <w:sz w:val="26"/>
+              </w:rPr>
+              <w:t>第 63 條</w:t>
+            </w:r>
+          </w:p>
+        </w:tc>
+        <w:tc>
+          <w:tcPr>
+            <w:tcW w:type="dxa" w:w="1871"/>
+          </w:tcPr>
+          <w:p>
+            <w:pPr>
+              <w:spacing w:after="40"/>
+            </w:pPr>
+            <w:r/>
+            <w:r>
+              <w:rPr>
+                <w:rFonts w:ascii="微軟正黑體" w:hAnsi="微軟正黑體" w:eastAsia="微軟正黑體"/>
+                <w:b w:val="0"/>
+                <w:color w:val="000000"/>
+                <w:sz w:val="26"/>
+              </w:rPr>
+              <w:t>—</w:t>
+            </w:r>
+          </w:p>
+        </w:tc>
+      </w:tr>
+      <w:tr>
+        <w:tc>
+          <w:tcPr>
+            <w:tcW w:type="dxa" w:w="1644"/>
+          </w:tcPr>
+          <w:p>
+            <w:pPr>
+              <w:spacing w:after="40"/>
+            </w:pPr>
+            <w:r/>
+            <w:r>
+              <w:rPr>
+                <w:rFonts w:ascii="微軟正黑體" w:hAnsi="微軟正黑體" w:eastAsia="微軟正黑體"/>
+                <w:b w:val="0"/>
+                <w:color w:val="000000"/>
+                <w:sz w:val="26"/>
+              </w:rPr>
               <w:t>身心障礙者權利公約施行法</w:t>
             </w:r>
           </w:p>
@@ -18087,6 +18495,108 @@
                 <w:color w:val="000000"/>
                 <w:sz w:val="26"/>
               </w:rPr>
+              <w:t>法規檢視</w:t>
+            </w:r>
+          </w:p>
+        </w:tc>
+        <w:tc>
+          <w:tcPr>
+            <w:tcW w:type="dxa" w:w="2608"/>
+          </w:tcPr>
+          <w:p>
+            <w:pPr>
+              <w:spacing w:after="40"/>
+            </w:pPr>
+            <w:r/>
+            <w:r>
+              <w:rPr>
+                <w:rFonts w:ascii="微軟正黑體" w:hAnsi="微軟正黑體" w:eastAsia="微軟正黑體"/>
+                <w:b w:val="0"/>
+                <w:color w:val="000000"/>
+                <w:sz w:val="26"/>
+              </w:rPr>
+              <w:t>施行後 2 年內提出優先檢視清單；3 年內完成優先項目之增修；5 年內完成其餘法規</w:t>
+            </w:r>
+          </w:p>
+        </w:tc>
+        <w:tc>
+          <w:tcPr>
+            <w:tcW w:type="dxa" w:w="1020"/>
+          </w:tcPr>
+          <w:p>
+            <w:pPr>
+              <w:spacing w:after="40"/>
+            </w:pPr>
+            <w:r/>
+            <w:r>
+              <w:rPr>
+                <w:rFonts w:ascii="微軟正黑體" w:hAnsi="微軟正黑體" w:eastAsia="微軟正黑體"/>
+                <w:b w:val="0"/>
+                <w:color w:val="000000"/>
+                <w:sz w:val="26"/>
+              </w:rPr>
+              <w:t>第 10 條</w:t>
+            </w:r>
+          </w:p>
+        </w:tc>
+        <w:tc>
+          <w:tcPr>
+            <w:tcW w:type="dxa" w:w="1871"/>
+          </w:tcPr>
+          <w:p>
+            <w:pPr>
+              <w:spacing w:after="40"/>
+            </w:pPr>
+            <w:r/>
+            <w:r>
+              <w:rPr>
+                <w:rFonts w:ascii="微軟正黑體" w:hAnsi="微軟正黑體" w:eastAsia="微軟正黑體"/>
+                <w:b w:val="0"/>
+                <w:color w:val="000000"/>
+                <w:sz w:val="26"/>
+              </w:rPr>
+              <w:t>題庫以「有不符者應於施行後 3 年完成增修」為錯誤選項——3 年只針對優先檢視清單，其餘為 5 年</w:t>
+            </w:r>
+          </w:p>
+        </w:tc>
+      </w:tr>
+      <w:tr>
+        <w:tc>
+          <w:tcPr>
+            <w:tcW w:type="dxa" w:w="1644"/>
+          </w:tcPr>
+          <w:p>
+            <w:pPr>
+              <w:spacing w:after="40"/>
+            </w:pPr>
+            <w:r/>
+            <w:r>
+              <w:rPr>
+                <w:rFonts w:ascii="微軟正黑體" w:hAnsi="微軟正黑體" w:eastAsia="微軟正黑體"/>
+                <w:b w:val="0"/>
+                <w:color w:val="000000"/>
+                <w:sz w:val="26"/>
+              </w:rPr>
+              <w:t>身心障礙者權利公約施行法</w:t>
+            </w:r>
+          </w:p>
+        </w:tc>
+        <w:tc>
+          <w:tcPr>
+            <w:tcW w:type="dxa" w:w="1474"/>
+          </w:tcPr>
+          <w:p>
+            <w:pPr>
+              <w:spacing w:after="40"/>
+            </w:pPr>
+            <w:r/>
+            <w:r>
+              <w:rPr>
+                <w:rFonts w:ascii="微軟正黑體" w:hAnsi="微軟正黑體" w:eastAsia="微軟正黑體"/>
+                <w:b w:val="0"/>
+                <w:color w:val="000000"/>
+                <w:sz w:val="26"/>
+              </w:rPr>
               <w:t>國家報告</w:t>
             </w:r>
           </w:p>
@@ -18128,6 +18638,1740 @@
                 <w:sz w:val="26"/>
               </w:rPr>
               <w:t>第 7 條</w:t>
+            </w:r>
+          </w:p>
+        </w:tc>
+        <w:tc>
+          <w:tcPr>
+            <w:tcW w:type="dxa" w:w="1871"/>
+          </w:tcPr>
+          <w:p>
+            <w:pPr>
+              <w:spacing w:after="40"/>
+            </w:pPr>
+            <w:r/>
+            <w:r>
+              <w:rPr>
+                <w:rFonts w:ascii="微軟正黑體" w:hAnsi="微軟正黑體" w:eastAsia="微軟正黑體"/>
+                <w:b w:val="0"/>
+                <w:color w:val="000000"/>
+                <w:sz w:val="26"/>
+              </w:rPr>
+              <w:t>—</w:t>
+            </w:r>
+          </w:p>
+        </w:tc>
+      </w:tr>
+      <w:tr>
+        <w:tc>
+          <w:tcPr>
+            <w:tcW w:type="dxa" w:w="1644"/>
+          </w:tcPr>
+          <w:p>
+            <w:pPr>
+              <w:spacing w:after="40"/>
+            </w:pPr>
+            <w:r/>
+            <w:r>
+              <w:rPr>
+                <w:rFonts w:ascii="微軟正黑體" w:hAnsi="微軟正黑體" w:eastAsia="微軟正黑體"/>
+                <w:b w:val="0"/>
+                <w:color w:val="000000"/>
+                <w:sz w:val="26"/>
+              </w:rPr>
+              <w:t>社會工作研究方法（學理）</w:t>
+            </w:r>
+          </w:p>
+        </w:tc>
+        <w:tc>
+          <w:tcPr>
+            <w:tcW w:type="dxa" w:w="1474"/>
+          </w:tcPr>
+          <w:p>
+            <w:pPr>
+              <w:spacing w:after="40"/>
+            </w:pPr>
+            <w:r/>
+            <w:r>
+              <w:rPr>
+                <w:rFonts w:ascii="微軟正黑體" w:hAnsi="微軟正黑體" w:eastAsia="微軟正黑體"/>
+                <w:b w:val="0"/>
+                <w:color w:val="000000"/>
+                <w:sz w:val="26"/>
+              </w:rPr>
+              <w:t>相關係數的強弱</w:t>
+            </w:r>
+          </w:p>
+        </w:tc>
+        <w:tc>
+          <w:tcPr>
+            <w:tcW w:type="dxa" w:w="2608"/>
+          </w:tcPr>
+          <w:p>
+            <w:pPr>
+              <w:spacing w:after="40"/>
+            </w:pPr>
+            <w:r/>
+            <w:r>
+              <w:rPr>
+                <w:rFonts w:ascii="微軟正黑體" w:hAnsi="微軟正黑體" w:eastAsia="微軟正黑體"/>
+                <w:b w:val="0"/>
+                <w:color w:val="000000"/>
+                <w:sz w:val="26"/>
+              </w:rPr>
+              <w:t>看絕對值：|r| 越接近 1 關係越強；正負號只表示方向</w:t>
+            </w:r>
+          </w:p>
+        </w:tc>
+        <w:tc>
+          <w:tcPr>
+            <w:tcW w:type="dxa" w:w="1020"/>
+          </w:tcPr>
+          <w:p>
+            <w:pPr>
+              <w:spacing w:after="40"/>
+            </w:pPr>
+            <w:r/>
+            <w:r>
+              <w:rPr>
+                <w:rFonts w:ascii="微軟正黑體" w:hAnsi="微軟正黑體" w:eastAsia="微軟正黑體"/>
+                <w:b w:val="0"/>
+                <w:color w:val="000000"/>
+                <w:sz w:val="26"/>
+              </w:rPr>
+              <w:t>106年第一次 正解</w:t>
+            </w:r>
+          </w:p>
+        </w:tc>
+        <w:tc>
+          <w:tcPr>
+            <w:tcW w:type="dxa" w:w="1871"/>
+          </w:tcPr>
+          <w:p>
+            <w:pPr>
+              <w:spacing w:after="40"/>
+            </w:pPr>
+            <w:r/>
+            <w:r>
+              <w:rPr>
+                <w:rFonts w:ascii="微軟正黑體" w:hAnsi="微軟正黑體" w:eastAsia="微軟正黑體"/>
+                <w:b w:val="0"/>
+                <w:color w:val="000000"/>
+                <w:sz w:val="26"/>
+              </w:rPr>
+              <w:t>負號不代表關係較弱，題庫以 -0.93 為關係最強的選項</w:t>
+            </w:r>
+          </w:p>
+        </w:tc>
+      </w:tr>
+      <w:tr>
+        <w:tc>
+          <w:tcPr>
+            <w:tcW w:type="dxa" w:w="1644"/>
+          </w:tcPr>
+          <w:p>
+            <w:pPr>
+              <w:spacing w:after="40"/>
+            </w:pPr>
+            <w:r/>
+            <w:r>
+              <w:rPr>
+                <w:rFonts w:ascii="微軟正黑體" w:hAnsi="微軟正黑體" w:eastAsia="微軟正黑體"/>
+                <w:b w:val="0"/>
+                <w:color w:val="000000"/>
+                <w:sz w:val="26"/>
+              </w:rPr>
+              <w:t>社會工作研究方法（學理）</w:t>
+            </w:r>
+          </w:p>
+        </w:tc>
+        <w:tc>
+          <w:tcPr>
+            <w:tcW w:type="dxa" w:w="1474"/>
+          </w:tcPr>
+          <w:p>
+            <w:pPr>
+              <w:spacing w:after="40"/>
+            </w:pPr>
+            <w:r/>
+            <w:r>
+              <w:rPr>
+                <w:rFonts w:ascii="微軟正黑體" w:hAnsi="微軟正黑體" w:eastAsia="微軟正黑體"/>
+                <w:b w:val="0"/>
+                <w:color w:val="000000"/>
+                <w:sz w:val="26"/>
+              </w:rPr>
+              <w:t>假設檢定的判斷</w:t>
+            </w:r>
+          </w:p>
+        </w:tc>
+        <w:tc>
+          <w:tcPr>
+            <w:tcW w:type="dxa" w:w="2608"/>
+          </w:tcPr>
+          <w:p>
+            <w:pPr>
+              <w:spacing w:after="40"/>
+            </w:pPr>
+            <w:r/>
+            <w:r>
+              <w:rPr>
+                <w:rFonts w:ascii="微軟正黑體" w:hAnsi="微軟正黑體" w:eastAsia="微軟正黑體"/>
+                <w:b w:val="0"/>
+                <w:color w:val="000000"/>
+                <w:sz w:val="26"/>
+              </w:rPr>
+              <w:t>p &lt; α 時拒絕虛無假設；p ≥ α 時不拒絕</w:t>
+            </w:r>
+          </w:p>
+        </w:tc>
+        <w:tc>
+          <w:tcPr>
+            <w:tcW w:type="dxa" w:w="1020"/>
+          </w:tcPr>
+          <w:p>
+            <w:pPr>
+              <w:spacing w:after="40"/>
+            </w:pPr>
+            <w:r/>
+            <w:r>
+              <w:rPr>
+                <w:rFonts w:ascii="微軟正黑體" w:hAnsi="微軟正黑體" w:eastAsia="微軟正黑體"/>
+                <w:b w:val="0"/>
+                <w:color w:val="000000"/>
+                <w:sz w:val="26"/>
+              </w:rPr>
+              <w:t>106年第二次 正解</w:t>
+            </w:r>
+          </w:p>
+        </w:tc>
+        <w:tc>
+          <w:tcPr>
+            <w:tcW w:type="dxa" w:w="1871"/>
+          </w:tcPr>
+          <w:p>
+            <w:pPr>
+              <w:spacing w:after="40"/>
+            </w:pPr>
+            <w:r/>
+            <w:r>
+              <w:rPr>
+                <w:rFonts w:ascii="微軟正黑體" w:hAnsi="微軟正黑體" w:eastAsia="微軟正黑體"/>
+                <w:b w:val="0"/>
+                <w:color w:val="000000"/>
+                <w:sz w:val="26"/>
+              </w:rPr>
+              <w:t>「p &gt; α 時須拒絕虛無假設」是題庫出現過的錯誤選項</w:t>
+            </w:r>
+          </w:p>
+        </w:tc>
+      </w:tr>
+      <w:tr>
+        <w:tc>
+          <w:tcPr>
+            <w:tcW w:type="dxa" w:w="1644"/>
+          </w:tcPr>
+          <w:p>
+            <w:pPr>
+              <w:spacing w:after="40"/>
+            </w:pPr>
+            <w:r/>
+            <w:r>
+              <w:rPr>
+                <w:rFonts w:ascii="微軟正黑體" w:hAnsi="微軟正黑體" w:eastAsia="微軟正黑體"/>
+                <w:b w:val="0"/>
+                <w:color w:val="000000"/>
+                <w:sz w:val="26"/>
+              </w:rPr>
+              <w:t>社會工作研究方法（學理）</w:t>
+            </w:r>
+          </w:p>
+        </w:tc>
+        <w:tc>
+          <w:tcPr>
+            <w:tcW w:type="dxa" w:w="1474"/>
+          </w:tcPr>
+          <w:p>
+            <w:pPr>
+              <w:spacing w:after="40"/>
+            </w:pPr>
+            <w:r/>
+            <w:r>
+              <w:rPr>
+                <w:rFonts w:ascii="微軟正黑體" w:hAnsi="微軟正黑體" w:eastAsia="微軟正黑體"/>
+                <w:b w:val="0"/>
+                <w:color w:val="000000"/>
+                <w:sz w:val="26"/>
+              </w:rPr>
+              <w:t>顯著水準的用途</w:t>
+            </w:r>
+          </w:p>
+        </w:tc>
+        <w:tc>
+          <w:tcPr>
+            <w:tcW w:type="dxa" w:w="2608"/>
+          </w:tcPr>
+          <w:p>
+            <w:pPr>
+              <w:spacing w:after="40"/>
+            </w:pPr>
+            <w:r/>
+            <w:r>
+              <w:rPr>
+                <w:rFonts w:ascii="微軟正黑體" w:hAnsi="微軟正黑體" w:eastAsia="微軟正黑體"/>
+                <w:b w:val="0"/>
+                <w:color w:val="000000"/>
+                <w:sz w:val="26"/>
+              </w:rPr>
+              <w:t>作為拒絕「虛無假設」的判斷基準</w:t>
+            </w:r>
+          </w:p>
+        </w:tc>
+        <w:tc>
+          <w:tcPr>
+            <w:tcW w:type="dxa" w:w="1020"/>
+          </w:tcPr>
+          <w:p>
+            <w:pPr>
+              <w:spacing w:after="40"/>
+            </w:pPr>
+            <w:r/>
+            <w:r>
+              <w:rPr>
+                <w:rFonts w:ascii="微軟正黑體" w:hAnsi="微軟正黑體" w:eastAsia="微軟正黑體"/>
+                <w:b w:val="0"/>
+                <w:color w:val="000000"/>
+                <w:sz w:val="26"/>
+              </w:rPr>
+              <w:t>107年第二次 正解</w:t>
+            </w:r>
+          </w:p>
+        </w:tc>
+        <w:tc>
+          <w:tcPr>
+            <w:tcW w:type="dxa" w:w="1871"/>
+          </w:tcPr>
+          <w:p>
+            <w:pPr>
+              <w:spacing w:after="40"/>
+            </w:pPr>
+            <w:r/>
+            <w:r>
+              <w:rPr>
+                <w:rFonts w:ascii="微軟正黑體" w:hAnsi="微軟正黑體" w:eastAsia="微軟正黑體"/>
+                <w:b w:val="0"/>
+                <w:color w:val="000000"/>
+                <w:sz w:val="26"/>
+              </w:rPr>
+              <w:t>「顯著水準提供拒絕對立假設的判斷基礎」是題庫出現過的錯誤選項</w:t>
+            </w:r>
+          </w:p>
+        </w:tc>
+      </w:tr>
+      <w:tr>
+        <w:tc>
+          <w:tcPr>
+            <w:tcW w:type="dxa" w:w="1644"/>
+          </w:tcPr>
+          <w:p>
+            <w:pPr>
+              <w:spacing w:after="40"/>
+            </w:pPr>
+            <w:r/>
+            <w:r>
+              <w:rPr>
+                <w:rFonts w:ascii="微軟正黑體" w:hAnsi="微軟正黑體" w:eastAsia="微軟正黑體"/>
+                <w:b w:val="0"/>
+                <w:color w:val="000000"/>
+                <w:sz w:val="26"/>
+              </w:rPr>
+              <w:t>社會工作研究方法（學理）</w:t>
+            </w:r>
+          </w:p>
+        </w:tc>
+        <w:tc>
+          <w:tcPr>
+            <w:tcW w:type="dxa" w:w="1474"/>
+          </w:tcPr>
+          <w:p>
+            <w:pPr>
+              <w:spacing w:after="40"/>
+            </w:pPr>
+            <w:r/>
+            <w:r>
+              <w:rPr>
+                <w:rFonts w:ascii="微軟正黑體" w:hAnsi="微軟正黑體" w:eastAsia="微軟正黑體"/>
+                <w:b w:val="0"/>
+                <w:color w:val="000000"/>
+                <w:sz w:val="26"/>
+              </w:rPr>
+              <w:t>信賴區間</w:t>
+            </w:r>
+          </w:p>
+        </w:tc>
+        <w:tc>
+          <w:tcPr>
+            <w:tcW w:type="dxa" w:w="2608"/>
+          </w:tcPr>
+          <w:p>
+            <w:pPr>
+              <w:spacing w:after="40"/>
+            </w:pPr>
+            <w:r/>
+            <w:r>
+              <w:rPr>
+                <w:rFonts w:ascii="微軟正黑體" w:hAnsi="微軟正黑體" w:eastAsia="微軟正黑體"/>
+                <w:b w:val="0"/>
+                <w:color w:val="000000"/>
+                <w:sz w:val="26"/>
+              </w:rPr>
+              <w:t>信心水準愈高，信賴區間愈寬</w:t>
+            </w:r>
+          </w:p>
+        </w:tc>
+        <w:tc>
+          <w:tcPr>
+            <w:tcW w:type="dxa" w:w="1020"/>
+          </w:tcPr>
+          <w:p>
+            <w:pPr>
+              <w:spacing w:after="40"/>
+            </w:pPr>
+            <w:r/>
+            <w:r>
+              <w:rPr>
+                <w:rFonts w:ascii="微軟正黑體" w:hAnsi="微軟正黑體" w:eastAsia="微軟正黑體"/>
+                <w:b w:val="0"/>
+                <w:color w:val="000000"/>
+                <w:sz w:val="26"/>
+              </w:rPr>
+              <w:t>106年第二次 正解</w:t>
+            </w:r>
+          </w:p>
+        </w:tc>
+        <w:tc>
+          <w:tcPr>
+            <w:tcW w:type="dxa" w:w="1871"/>
+          </w:tcPr>
+          <w:p>
+            <w:pPr>
+              <w:spacing w:after="40"/>
+            </w:pPr>
+            <w:r/>
+            <w:r>
+              <w:rPr>
+                <w:rFonts w:ascii="微軟正黑體" w:hAnsi="微軟正黑體" w:eastAsia="微軟正黑體"/>
+                <w:b w:val="0"/>
+                <w:color w:val="000000"/>
+                <w:sz w:val="26"/>
+              </w:rPr>
+              <w:t>「信心水準愈高其信賴區間寬度會愈窄」是題庫出現過的錯誤選項</w:t>
+            </w:r>
+          </w:p>
+        </w:tc>
+      </w:tr>
+      <w:tr>
+        <w:tc>
+          <w:tcPr>
+            <w:tcW w:type="dxa" w:w="1644"/>
+          </w:tcPr>
+          <w:p>
+            <w:pPr>
+              <w:spacing w:after="40"/>
+            </w:pPr>
+            <w:r/>
+            <w:r>
+              <w:rPr>
+                <w:rFonts w:ascii="微軟正黑體" w:hAnsi="微軟正黑體" w:eastAsia="微軟正黑體"/>
+                <w:b w:val="0"/>
+                <w:color w:val="000000"/>
+                <w:sz w:val="26"/>
+              </w:rPr>
+              <w:t>社會工作研究方法（學理）</w:t>
+            </w:r>
+          </w:p>
+        </w:tc>
+        <w:tc>
+          <w:tcPr>
+            <w:tcW w:type="dxa" w:w="1474"/>
+          </w:tcPr>
+          <w:p>
+            <w:pPr>
+              <w:spacing w:after="40"/>
+            </w:pPr>
+            <w:r/>
+            <w:r>
+              <w:rPr>
+                <w:rFonts w:ascii="微軟正黑體" w:hAnsi="微軟正黑體" w:eastAsia="微軟正黑體"/>
+                <w:b w:val="0"/>
+                <w:color w:val="000000"/>
+                <w:sz w:val="26"/>
+              </w:rPr>
+              <w:t>決定係數 R²</w:t>
+            </w:r>
+          </w:p>
+        </w:tc>
+        <w:tc>
+          <w:tcPr>
+            <w:tcW w:type="dxa" w:w="2608"/>
+          </w:tcPr>
+          <w:p>
+            <w:pPr>
+              <w:spacing w:after="40"/>
+            </w:pPr>
+            <w:r/>
+            <w:r>
+              <w:rPr>
+                <w:rFonts w:ascii="微軟正黑體" w:hAnsi="微軟正黑體" w:eastAsia="微軟正黑體"/>
+                <w:b w:val="0"/>
+                <w:color w:val="000000"/>
+                <w:sz w:val="26"/>
+              </w:rPr>
+              <w:t>R² = .49 表示依變項 49% 的變異已被解釋</w:t>
+            </w:r>
+          </w:p>
+        </w:tc>
+        <w:tc>
+          <w:tcPr>
+            <w:tcW w:type="dxa" w:w="1020"/>
+          </w:tcPr>
+          <w:p>
+            <w:pPr>
+              <w:spacing w:after="40"/>
+            </w:pPr>
+            <w:r/>
+            <w:r>
+              <w:rPr>
+                <w:rFonts w:ascii="微軟正黑體" w:hAnsi="微軟正黑體" w:eastAsia="微軟正黑體"/>
+                <w:b w:val="0"/>
+                <w:color w:val="000000"/>
+                <w:sz w:val="26"/>
+              </w:rPr>
+              <w:t>107年第一次 正解</w:t>
+            </w:r>
+          </w:p>
+        </w:tc>
+        <w:tc>
+          <w:tcPr>
+            <w:tcW w:type="dxa" w:w="1871"/>
+          </w:tcPr>
+          <w:p>
+            <w:pPr>
+              <w:spacing w:after="40"/>
+            </w:pPr>
+            <w:r/>
+            <w:r>
+              <w:rPr>
+                <w:rFonts w:ascii="微軟正黑體" w:hAnsi="微軟正黑體" w:eastAsia="微軟正黑體"/>
+                <w:b w:val="0"/>
+                <w:color w:val="000000"/>
+                <w:sz w:val="26"/>
+              </w:rPr>
+              <w:t>—</w:t>
+            </w:r>
+          </w:p>
+        </w:tc>
+      </w:tr>
+      <w:tr>
+        <w:tc>
+          <w:tcPr>
+            <w:tcW w:type="dxa" w:w="1644"/>
+          </w:tcPr>
+          <w:p>
+            <w:pPr>
+              <w:spacing w:after="40"/>
+            </w:pPr>
+            <w:r/>
+            <w:r>
+              <w:rPr>
+                <w:rFonts w:ascii="微軟正黑體" w:hAnsi="微軟正黑體" w:eastAsia="微軟正黑體"/>
+                <w:b w:val="0"/>
+                <w:color w:val="000000"/>
+                <w:sz w:val="26"/>
+              </w:rPr>
+              <w:t>社會工作研究方法（學理）</w:t>
+            </w:r>
+          </w:p>
+        </w:tc>
+        <w:tc>
+          <w:tcPr>
+            <w:tcW w:type="dxa" w:w="1474"/>
+          </w:tcPr>
+          <w:p>
+            <w:pPr>
+              <w:spacing w:after="40"/>
+            </w:pPr>
+            <w:r/>
+            <w:r>
+              <w:rPr>
+                <w:rFonts w:ascii="微軟正黑體" w:hAnsi="微軟正黑體" w:eastAsia="微軟正黑體"/>
+                <w:b w:val="0"/>
+                <w:color w:val="000000"/>
+                <w:sz w:val="26"/>
+              </w:rPr>
+              <w:t>全體加同一分數</w:t>
+            </w:r>
+          </w:p>
+        </w:tc>
+        <w:tc>
+          <w:tcPr>
+            <w:tcW w:type="dxa" w:w="2608"/>
+          </w:tcPr>
+          <w:p>
+            <w:pPr>
+              <w:spacing w:after="40"/>
+            </w:pPr>
+            <w:r/>
+            <w:r>
+              <w:rPr>
+                <w:rFonts w:ascii="微軟正黑體" w:hAnsi="微軟正黑體" w:eastAsia="微軟正黑體"/>
+                <w:b w:val="0"/>
+                <w:color w:val="000000"/>
+                <w:sz w:val="26"/>
+              </w:rPr>
+              <w:t>平均數跟著增加，標準差不變</w:t>
+            </w:r>
+          </w:p>
+        </w:tc>
+        <w:tc>
+          <w:tcPr>
+            <w:tcW w:type="dxa" w:w="1020"/>
+          </w:tcPr>
+          <w:p>
+            <w:pPr>
+              <w:spacing w:after="40"/>
+            </w:pPr>
+            <w:r/>
+            <w:r>
+              <w:rPr>
+                <w:rFonts w:ascii="微軟正黑體" w:hAnsi="微軟正黑體" w:eastAsia="微軟正黑體"/>
+                <w:b w:val="0"/>
+                <w:color w:val="000000"/>
+                <w:sz w:val="26"/>
+              </w:rPr>
+              <w:t>115年第一次 正解</w:t>
+            </w:r>
+          </w:p>
+        </w:tc>
+        <w:tc>
+          <w:tcPr>
+            <w:tcW w:type="dxa" w:w="1871"/>
+          </w:tcPr>
+          <w:p>
+            <w:pPr>
+              <w:spacing w:after="40"/>
+            </w:pPr>
+            <w:r/>
+            <w:r>
+              <w:rPr>
+                <w:rFonts w:ascii="微軟正黑體" w:hAnsi="微軟正黑體" w:eastAsia="微軟正黑體"/>
+                <w:b w:val="0"/>
+                <w:color w:val="000000"/>
+                <w:sz w:val="26"/>
+              </w:rPr>
+              <w:t>—</w:t>
+            </w:r>
+          </w:p>
+        </w:tc>
+      </w:tr>
+      <w:tr>
+        <w:tc>
+          <w:tcPr>
+            <w:tcW w:type="dxa" w:w="1644"/>
+          </w:tcPr>
+          <w:p>
+            <w:pPr>
+              <w:spacing w:after="40"/>
+            </w:pPr>
+            <w:r/>
+            <w:r>
+              <w:rPr>
+                <w:rFonts w:ascii="微軟正黑體" w:hAnsi="微軟正黑體" w:eastAsia="微軟正黑體"/>
+                <w:b w:val="0"/>
+                <w:color w:val="000000"/>
+                <w:sz w:val="26"/>
+              </w:rPr>
+              <w:t>社會工作研究方法（學理）</w:t>
+            </w:r>
+          </w:p>
+        </w:tc>
+        <w:tc>
+          <w:tcPr>
+            <w:tcW w:type="dxa" w:w="1474"/>
+          </w:tcPr>
+          <w:p>
+            <w:pPr>
+              <w:spacing w:after="40"/>
+            </w:pPr>
+            <w:r/>
+            <w:r>
+              <w:rPr>
+                <w:rFonts w:ascii="微軟正黑體" w:hAnsi="微軟正黑體" w:eastAsia="微軟正黑體"/>
+                <w:b w:val="0"/>
+                <w:color w:val="000000"/>
+                <w:sz w:val="26"/>
+              </w:rPr>
+              <w:t>系統抽樣間距</w:t>
+            </w:r>
+          </w:p>
+        </w:tc>
+        <w:tc>
+          <w:tcPr>
+            <w:tcW w:type="dxa" w:w="2608"/>
+          </w:tcPr>
+          <w:p>
+            <w:pPr>
+              <w:spacing w:after="40"/>
+            </w:pPr>
+            <w:r/>
+            <w:r>
+              <w:rPr>
+                <w:rFonts w:ascii="微軟正黑體" w:hAnsi="微軟正黑體" w:eastAsia="微軟正黑體"/>
+                <w:b w:val="0"/>
+                <w:color w:val="000000"/>
+                <w:sz w:val="26"/>
+              </w:rPr>
+              <w:t>母體數 ÷ 樣本數取整數，例如 200 份抽 15 份，間距為 13</w:t>
+            </w:r>
+          </w:p>
+        </w:tc>
+        <w:tc>
+          <w:tcPr>
+            <w:tcW w:type="dxa" w:w="1020"/>
+          </w:tcPr>
+          <w:p>
+            <w:pPr>
+              <w:spacing w:after="40"/>
+            </w:pPr>
+            <w:r/>
+            <w:r>
+              <w:rPr>
+                <w:rFonts w:ascii="微軟正黑體" w:hAnsi="微軟正黑體" w:eastAsia="微軟正黑體"/>
+                <w:b w:val="0"/>
+                <w:color w:val="000000"/>
+                <w:sz w:val="26"/>
+              </w:rPr>
+              <w:t>110年第一次 正解</w:t>
+            </w:r>
+          </w:p>
+        </w:tc>
+        <w:tc>
+          <w:tcPr>
+            <w:tcW w:type="dxa" w:w="1871"/>
+          </w:tcPr>
+          <w:p>
+            <w:pPr>
+              <w:spacing w:after="40"/>
+            </w:pPr>
+            <w:r/>
+            <w:r>
+              <w:rPr>
+                <w:rFonts w:ascii="微軟正黑體" w:hAnsi="微軟正黑體" w:eastAsia="微軟正黑體"/>
+                <w:b w:val="0"/>
+                <w:color w:val="000000"/>
+                <w:sz w:val="26"/>
+              </w:rPr>
+              <w:t>—</w:t>
+            </w:r>
+          </w:p>
+        </w:tc>
+      </w:tr>
+      <w:tr>
+        <w:tc>
+          <w:tcPr>
+            <w:tcW w:type="dxa" w:w="1644"/>
+          </w:tcPr>
+          <w:p>
+            <w:pPr>
+              <w:spacing w:after="40"/>
+            </w:pPr>
+            <w:r/>
+            <w:r>
+              <w:rPr>
+                <w:rFonts w:ascii="微軟正黑體" w:hAnsi="微軟正黑體" w:eastAsia="微軟正黑體"/>
+                <w:b w:val="0"/>
+                <w:color w:val="000000"/>
+                <w:sz w:val="26"/>
+              </w:rPr>
+              <w:t>社會工作研究方法（學理）</w:t>
+            </w:r>
+          </w:p>
+        </w:tc>
+        <w:tc>
+          <w:tcPr>
+            <w:tcW w:type="dxa" w:w="1474"/>
+          </w:tcPr>
+          <w:p>
+            <w:pPr>
+              <w:spacing w:after="40"/>
+            </w:pPr>
+            <w:r/>
+            <w:r>
+              <w:rPr>
+                <w:rFonts w:ascii="微軟正黑體" w:hAnsi="微軟正黑體" w:eastAsia="微軟正黑體"/>
+                <w:b w:val="0"/>
+                <w:color w:val="000000"/>
+                <w:sz w:val="26"/>
+              </w:rPr>
+              <w:t>叢集抽樣的代表性</w:t>
+            </w:r>
+          </w:p>
+        </w:tc>
+        <w:tc>
+          <w:tcPr>
+            <w:tcW w:type="dxa" w:w="2608"/>
+          </w:tcPr>
+          <w:p>
+            <w:pPr>
+              <w:spacing w:after="40"/>
+            </w:pPr>
+            <w:r/>
+            <w:r>
+              <w:rPr>
+                <w:rFonts w:ascii="微軟正黑體" w:hAnsi="微軟正黑體" w:eastAsia="微軟正黑體"/>
+                <w:b w:val="0"/>
+                <w:color w:val="000000"/>
+                <w:sz w:val="26"/>
+              </w:rPr>
+              <w:t>低於簡單隨機抽樣</w:t>
+            </w:r>
+          </w:p>
+        </w:tc>
+        <w:tc>
+          <w:tcPr>
+            <w:tcW w:type="dxa" w:w="1020"/>
+          </w:tcPr>
+          <w:p>
+            <w:pPr>
+              <w:spacing w:after="40"/>
+            </w:pPr>
+            <w:r/>
+            <w:r>
+              <w:rPr>
+                <w:rFonts w:ascii="微軟正黑體" w:hAnsi="微軟正黑體" w:eastAsia="微軟正黑體"/>
+                <w:b w:val="0"/>
+                <w:color w:val="000000"/>
+                <w:sz w:val="26"/>
+              </w:rPr>
+              <w:t>115年第一次 正解</w:t>
+            </w:r>
+          </w:p>
+        </w:tc>
+        <w:tc>
+          <w:tcPr>
+            <w:tcW w:type="dxa" w:w="1871"/>
+          </w:tcPr>
+          <w:p>
+            <w:pPr>
+              <w:spacing w:after="40"/>
+            </w:pPr>
+            <w:r/>
+            <w:r>
+              <w:rPr>
+                <w:rFonts w:ascii="微軟正黑體" w:hAnsi="微軟正黑體" w:eastAsia="微軟正黑體"/>
+                <w:b w:val="0"/>
+                <w:color w:val="000000"/>
+                <w:sz w:val="26"/>
+              </w:rPr>
+              <w:t>「叢集抽樣比簡單隨機抽樣更具母體代表性」是題庫出現過的錯誤選項</w:t>
+            </w:r>
+          </w:p>
+        </w:tc>
+      </w:tr>
+      <w:tr>
+        <w:tc>
+          <w:tcPr>
+            <w:tcW w:type="dxa" w:w="1644"/>
+          </w:tcPr>
+          <w:p>
+            <w:pPr>
+              <w:spacing w:after="40"/>
+            </w:pPr>
+            <w:r/>
+            <w:r>
+              <w:rPr>
+                <w:rFonts w:ascii="微軟正黑體" w:hAnsi="微軟正黑體" w:eastAsia="微軟正黑體"/>
+                <w:b w:val="0"/>
+                <w:color w:val="000000"/>
+                <w:sz w:val="26"/>
+              </w:rPr>
+              <w:t>社會工作研究方法（學理）</w:t>
+            </w:r>
+          </w:p>
+        </w:tc>
+        <w:tc>
+          <w:tcPr>
+            <w:tcW w:type="dxa" w:w="1474"/>
+          </w:tcPr>
+          <w:p>
+            <w:pPr>
+              <w:spacing w:after="40"/>
+            </w:pPr>
+            <w:r/>
+            <w:r>
+              <w:rPr>
+                <w:rFonts w:ascii="微軟正黑體" w:hAnsi="微軟正黑體" w:eastAsia="微軟正黑體"/>
+                <w:b w:val="0"/>
+                <w:color w:val="000000"/>
+                <w:sz w:val="26"/>
+              </w:rPr>
+              <w:t>形成性評估的時機</w:t>
+            </w:r>
+          </w:p>
+        </w:tc>
+        <w:tc>
+          <w:tcPr>
+            <w:tcW w:type="dxa" w:w="2608"/>
+          </w:tcPr>
+          <w:p>
+            <w:pPr>
+              <w:spacing w:after="40"/>
+            </w:pPr>
+            <w:r/>
+            <w:r>
+              <w:rPr>
+                <w:rFonts w:ascii="微軟正黑體" w:hAnsi="微軟正黑體" w:eastAsia="微軟正黑體"/>
+                <w:b w:val="0"/>
+                <w:color w:val="000000"/>
+                <w:sz w:val="26"/>
+              </w:rPr>
+              <w:t>在方案執行過程中進行，用以即時修正方案</w:t>
+            </w:r>
+          </w:p>
+        </w:tc>
+        <w:tc>
+          <w:tcPr>
+            <w:tcW w:type="dxa" w:w="1020"/>
+          </w:tcPr>
+          <w:p>
+            <w:pPr>
+              <w:spacing w:after="40"/>
+            </w:pPr>
+            <w:r/>
+            <w:r>
+              <w:rPr>
+                <w:rFonts w:ascii="微軟正黑體" w:hAnsi="微軟正黑體" w:eastAsia="微軟正黑體"/>
+                <w:b w:val="0"/>
+                <w:color w:val="000000"/>
+                <w:sz w:val="26"/>
+              </w:rPr>
+              <w:t>109年第一次 正解</w:t>
+            </w:r>
+          </w:p>
+        </w:tc>
+        <w:tc>
+          <w:tcPr>
+            <w:tcW w:type="dxa" w:w="1871"/>
+          </w:tcPr>
+          <w:p>
+            <w:pPr>
+              <w:spacing w:after="40"/>
+            </w:pPr>
+            <w:r/>
+            <w:r>
+              <w:rPr>
+                <w:rFonts w:ascii="微軟正黑體" w:hAnsi="微軟正黑體" w:eastAsia="微軟正黑體"/>
+                <w:b w:val="0"/>
+                <w:color w:val="000000"/>
+                <w:sz w:val="26"/>
+              </w:rPr>
+              <w:t>「等方案執行 3～4 年、穩定後再進行」是題庫出現過的錯誤選項，那是總結性評估的思路</w:t>
+            </w:r>
+          </w:p>
+        </w:tc>
+      </w:tr>
+      <w:tr>
+        <w:tc>
+          <w:tcPr>
+            <w:tcW w:type="dxa" w:w="1644"/>
+          </w:tcPr>
+          <w:p>
+            <w:pPr>
+              <w:spacing w:after="40"/>
+            </w:pPr>
+            <w:r/>
+            <w:r>
+              <w:rPr>
+                <w:rFonts w:ascii="微軟正黑體" w:hAnsi="微軟正黑體" w:eastAsia="微軟正黑體"/>
+                <w:b w:val="0"/>
+                <w:color w:val="000000"/>
+                <w:sz w:val="26"/>
+              </w:rPr>
+              <w:t>人類行為與社會環境（學理）</w:t>
+            </w:r>
+          </w:p>
+        </w:tc>
+        <w:tc>
+          <w:tcPr>
+            <w:tcW w:type="dxa" w:w="1474"/>
+          </w:tcPr>
+          <w:p>
+            <w:pPr>
+              <w:spacing w:after="40"/>
+            </w:pPr>
+            <w:r/>
+            <w:r>
+              <w:rPr>
+                <w:rFonts w:ascii="微軟正黑體" w:hAnsi="微軟正黑體" w:eastAsia="微軟正黑體"/>
+                <w:b w:val="0"/>
+                <w:color w:val="000000"/>
+                <w:sz w:val="26"/>
+              </w:rPr>
+              <w:t>Erikson：自主 vs 羞愧懷疑</w:t>
+            </w:r>
+          </w:p>
+        </w:tc>
+        <w:tc>
+          <w:tcPr>
+            <w:tcW w:type="dxa" w:w="2608"/>
+          </w:tcPr>
+          <w:p>
+            <w:pPr>
+              <w:spacing w:after="40"/>
+            </w:pPr>
+            <w:r/>
+            <w:r>
+              <w:rPr>
+                <w:rFonts w:ascii="微軟正黑體" w:hAnsi="微軟正黑體" w:eastAsia="微軟正黑體"/>
+                <w:b w:val="0"/>
+                <w:color w:val="000000"/>
+                <w:sz w:val="26"/>
+              </w:rPr>
+              <w:t>約 2 至 3 歲</w:t>
+            </w:r>
+          </w:p>
+        </w:tc>
+        <w:tc>
+          <w:tcPr>
+            <w:tcW w:type="dxa" w:w="1020"/>
+          </w:tcPr>
+          <w:p>
+            <w:pPr>
+              <w:spacing w:after="40"/>
+            </w:pPr>
+            <w:r/>
+            <w:r>
+              <w:rPr>
+                <w:rFonts w:ascii="微軟正黑體" w:hAnsi="微軟正黑體" w:eastAsia="微軟正黑體"/>
+                <w:b w:val="0"/>
+                <w:color w:val="000000"/>
+                <w:sz w:val="26"/>
+              </w:rPr>
+              <w:t>113年第二次 正解</w:t>
+            </w:r>
+          </w:p>
+        </w:tc>
+        <w:tc>
+          <w:tcPr>
+            <w:tcW w:type="dxa" w:w="1871"/>
+          </w:tcPr>
+          <w:p>
+            <w:pPr>
+              <w:spacing w:after="40"/>
+            </w:pPr>
+            <w:r/>
+            <w:r>
+              <w:rPr>
+                <w:rFonts w:ascii="微軟正黑體" w:hAnsi="微軟正黑體" w:eastAsia="微軟正黑體"/>
+                <w:b w:val="0"/>
+                <w:color w:val="000000"/>
+                <w:sz w:val="26"/>
+              </w:rPr>
+              <w:t>—</w:t>
+            </w:r>
+          </w:p>
+        </w:tc>
+      </w:tr>
+      <w:tr>
+        <w:tc>
+          <w:tcPr>
+            <w:tcW w:type="dxa" w:w="1644"/>
+          </w:tcPr>
+          <w:p>
+            <w:pPr>
+              <w:spacing w:after="40"/>
+            </w:pPr>
+            <w:r/>
+            <w:r>
+              <w:rPr>
+                <w:rFonts w:ascii="微軟正黑體" w:hAnsi="微軟正黑體" w:eastAsia="微軟正黑體"/>
+                <w:b w:val="0"/>
+                <w:color w:val="000000"/>
+                <w:sz w:val="26"/>
+              </w:rPr>
+              <w:t>人類行為與社會環境（學理）</w:t>
+            </w:r>
+          </w:p>
+        </w:tc>
+        <w:tc>
+          <w:tcPr>
+            <w:tcW w:type="dxa" w:w="1474"/>
+          </w:tcPr>
+          <w:p>
+            <w:pPr>
+              <w:spacing w:after="40"/>
+            </w:pPr>
+            <w:r/>
+            <w:r>
+              <w:rPr>
+                <w:rFonts w:ascii="微軟正黑體" w:hAnsi="微軟正黑體" w:eastAsia="微軟正黑體"/>
+                <w:b w:val="0"/>
+                <w:color w:val="000000"/>
+                <w:sz w:val="26"/>
+              </w:rPr>
+              <w:t>Piaget：他律道德</w:t>
+            </w:r>
+          </w:p>
+        </w:tc>
+        <w:tc>
+          <w:tcPr>
+            <w:tcW w:type="dxa" w:w="2608"/>
+          </w:tcPr>
+          <w:p>
+            <w:pPr>
+              <w:spacing w:after="40"/>
+            </w:pPr>
+            <w:r/>
+            <w:r>
+              <w:rPr>
+                <w:rFonts w:ascii="微軟正黑體" w:hAnsi="微軟正黑體" w:eastAsia="微軟正黑體"/>
+                <w:b w:val="0"/>
+                <w:color w:val="000000"/>
+                <w:sz w:val="26"/>
+              </w:rPr>
+              <w:t>約 4 至 8 歲，依規則與後果判斷對錯</w:t>
+            </w:r>
+          </w:p>
+        </w:tc>
+        <w:tc>
+          <w:tcPr>
+            <w:tcW w:type="dxa" w:w="1020"/>
+          </w:tcPr>
+          <w:p>
+            <w:pPr>
+              <w:spacing w:after="40"/>
+            </w:pPr>
+            <w:r/>
+            <w:r>
+              <w:rPr>
+                <w:rFonts w:ascii="微軟正黑體" w:hAnsi="微軟正黑體" w:eastAsia="微軟正黑體"/>
+                <w:b w:val="0"/>
+                <w:color w:val="000000"/>
+                <w:sz w:val="26"/>
+              </w:rPr>
+              <w:t>113年第一次 正解</w:t>
+            </w:r>
+          </w:p>
+        </w:tc>
+        <w:tc>
+          <w:tcPr>
+            <w:tcW w:type="dxa" w:w="1871"/>
+          </w:tcPr>
+          <w:p>
+            <w:pPr>
+              <w:spacing w:after="40"/>
+            </w:pPr>
+            <w:r/>
+            <w:r>
+              <w:rPr>
+                <w:rFonts w:ascii="微軟正黑體" w:hAnsi="微軟正黑體" w:eastAsia="微軟正黑體"/>
+                <w:b w:val="0"/>
+                <w:color w:val="000000"/>
+                <w:sz w:val="26"/>
+              </w:rPr>
+              <w:t>—</w:t>
+            </w:r>
+          </w:p>
+        </w:tc>
+      </w:tr>
+      <w:tr>
+        <w:tc>
+          <w:tcPr>
+            <w:tcW w:type="dxa" w:w="1644"/>
+          </w:tcPr>
+          <w:p>
+            <w:pPr>
+              <w:spacing w:after="40"/>
+            </w:pPr>
+            <w:r/>
+            <w:r>
+              <w:rPr>
+                <w:rFonts w:ascii="微軟正黑體" w:hAnsi="微軟正黑體" w:eastAsia="微軟正黑體"/>
+                <w:b w:val="0"/>
+                <w:color w:val="000000"/>
+                <w:sz w:val="26"/>
+              </w:rPr>
+              <w:t>人類行為與社會環境（學理）</w:t>
+            </w:r>
+          </w:p>
+        </w:tc>
+        <w:tc>
+          <w:tcPr>
+            <w:tcW w:type="dxa" w:w="1474"/>
+          </w:tcPr>
+          <w:p>
+            <w:pPr>
+              <w:spacing w:after="40"/>
+            </w:pPr>
+            <w:r/>
+            <w:r>
+              <w:rPr>
+                <w:rFonts w:ascii="微軟正黑體" w:hAnsi="微軟正黑體" w:eastAsia="微軟正黑體"/>
+                <w:b w:val="0"/>
+                <w:color w:val="000000"/>
+                <w:sz w:val="26"/>
+              </w:rPr>
+              <w:t>Piaget：具體運思期</w:t>
+            </w:r>
+          </w:p>
+        </w:tc>
+        <w:tc>
+          <w:tcPr>
+            <w:tcW w:type="dxa" w:w="2608"/>
+          </w:tcPr>
+          <w:p>
+            <w:pPr>
+              <w:spacing w:after="40"/>
+            </w:pPr>
+            <w:r/>
+            <w:r>
+              <w:rPr>
+                <w:rFonts w:ascii="微軟正黑體" w:hAnsi="微軟正黑體" w:eastAsia="微軟正黑體"/>
+                <w:b w:val="0"/>
+                <w:color w:val="000000"/>
+                <w:sz w:val="26"/>
+              </w:rPr>
+              <w:t>約小學階段，已能去自我中心、從他人角度思考</w:t>
+            </w:r>
+          </w:p>
+        </w:tc>
+        <w:tc>
+          <w:tcPr>
+            <w:tcW w:type="dxa" w:w="1020"/>
+          </w:tcPr>
+          <w:p>
+            <w:pPr>
+              <w:spacing w:after="40"/>
+            </w:pPr>
+            <w:r/>
+            <w:r>
+              <w:rPr>
+                <w:rFonts w:ascii="微軟正黑體" w:hAnsi="微軟正黑體" w:eastAsia="微軟正黑體"/>
+                <w:b w:val="0"/>
+                <w:color w:val="000000"/>
+                <w:sz w:val="26"/>
+              </w:rPr>
+              <w:t>110年第一次 正解</w:t>
+            </w:r>
+          </w:p>
+        </w:tc>
+        <w:tc>
+          <w:tcPr>
+            <w:tcW w:type="dxa" w:w="1871"/>
+          </w:tcPr>
+          <w:p>
+            <w:pPr>
+              <w:spacing w:after="40"/>
+            </w:pPr>
+            <w:r/>
+            <w:r>
+              <w:rPr>
+                <w:rFonts w:ascii="微軟正黑體" w:hAnsi="微軟正黑體" w:eastAsia="微軟正黑體"/>
+                <w:b w:val="0"/>
+                <w:color w:val="000000"/>
+                <w:sz w:val="26"/>
+              </w:rPr>
+              <w:t>「具體運思期仍非常自我中心，要到形式運思期才能從他人角度思考」是題庫出現過的錯誤選項</w:t>
+            </w:r>
+          </w:p>
+        </w:tc>
+      </w:tr>
+      <w:tr>
+        <w:tc>
+          <w:tcPr>
+            <w:tcW w:type="dxa" w:w="1644"/>
+          </w:tcPr>
+          <w:p>
+            <w:pPr>
+              <w:spacing w:after="40"/>
+            </w:pPr>
+            <w:r/>
+            <w:r>
+              <w:rPr>
+                <w:rFonts w:ascii="微軟正黑體" w:hAnsi="微軟正黑體" w:eastAsia="微軟正黑體"/>
+                <w:b w:val="0"/>
+                <w:color w:val="000000"/>
+                <w:sz w:val="26"/>
+              </w:rPr>
+              <w:t>人類行為與社會環境（學理）</w:t>
+            </w:r>
+          </w:p>
+        </w:tc>
+        <w:tc>
+          <w:tcPr>
+            <w:tcW w:type="dxa" w:w="1474"/>
+          </w:tcPr>
+          <w:p>
+            <w:pPr>
+              <w:spacing w:after="40"/>
+            </w:pPr>
+            <w:r/>
+            <w:r>
+              <w:rPr>
+                <w:rFonts w:ascii="微軟正黑體" w:hAnsi="微軟正黑體" w:eastAsia="微軟正黑體"/>
+                <w:b w:val="0"/>
+                <w:color w:val="000000"/>
+                <w:sz w:val="26"/>
+              </w:rPr>
+              <w:t>3 歲的發展表現</w:t>
+            </w:r>
+          </w:p>
+        </w:tc>
+        <w:tc>
+          <w:tcPr>
+            <w:tcW w:type="dxa" w:w="2608"/>
+          </w:tcPr>
+          <w:p>
+            <w:pPr>
+              <w:spacing w:after="40"/>
+            </w:pPr>
+            <w:r/>
+            <w:r>
+              <w:rPr>
+                <w:rFonts w:ascii="微軟正黑體" w:hAnsi="微軟正黑體" w:eastAsia="微軟正黑體"/>
+                <w:b w:val="0"/>
+                <w:color w:val="000000"/>
+                <w:sz w:val="26"/>
+              </w:rPr>
+              <w:t>走跑穩定、能快速停下不跌倒、開始想像遊戲與模仿大人</w:t>
+            </w:r>
+          </w:p>
+        </w:tc>
+        <w:tc>
+          <w:tcPr>
+            <w:tcW w:type="dxa" w:w="1020"/>
+          </w:tcPr>
+          <w:p>
+            <w:pPr>
+              <w:spacing w:after="40"/>
+            </w:pPr>
+            <w:r/>
+            <w:r>
+              <w:rPr>
+                <w:rFonts w:ascii="微軟正黑體" w:hAnsi="微軟正黑體" w:eastAsia="微軟正黑體"/>
+                <w:b w:val="0"/>
+                <w:color w:val="000000"/>
+                <w:sz w:val="26"/>
+              </w:rPr>
+              <w:t>113年第一次 正解</w:t>
+            </w:r>
+          </w:p>
+        </w:tc>
+        <w:tc>
+          <w:tcPr>
+            <w:tcW w:type="dxa" w:w="1871"/>
+          </w:tcPr>
+          <w:p>
+            <w:pPr>
+              <w:spacing w:after="40"/>
+            </w:pPr>
+            <w:r/>
+            <w:r>
+              <w:rPr>
+                <w:rFonts w:ascii="微軟正黑體" w:hAnsi="微軟正黑體" w:eastAsia="微軟正黑體"/>
+                <w:b w:val="0"/>
+                <w:color w:val="000000"/>
+                <w:sz w:val="26"/>
+              </w:rPr>
+              <w:t>—</w:t>
+            </w:r>
+          </w:p>
+        </w:tc>
+      </w:tr>
+      <w:tr>
+        <w:tc>
+          <w:tcPr>
+            <w:tcW w:type="dxa" w:w="1644"/>
+          </w:tcPr>
+          <w:p>
+            <w:pPr>
+              <w:spacing w:after="40"/>
+            </w:pPr>
+            <w:r/>
+            <w:r>
+              <w:rPr>
+                <w:rFonts w:ascii="微軟正黑體" w:hAnsi="微軟正黑體" w:eastAsia="微軟正黑體"/>
+                <w:b w:val="0"/>
+                <w:color w:val="000000"/>
+                <w:sz w:val="26"/>
+              </w:rPr>
+              <w:t>人類行為與社會環境（學理）</w:t>
+            </w:r>
+          </w:p>
+        </w:tc>
+        <w:tc>
+          <w:tcPr>
+            <w:tcW w:type="dxa" w:w="1474"/>
+          </w:tcPr>
+          <w:p>
+            <w:pPr>
+              <w:spacing w:after="40"/>
+            </w:pPr>
+            <w:r/>
+            <w:r>
+              <w:rPr>
+                <w:rFonts w:ascii="微軟正黑體" w:hAnsi="微軟正黑體" w:eastAsia="微軟正黑體"/>
+                <w:b w:val="0"/>
+                <w:color w:val="000000"/>
+                <w:sz w:val="26"/>
+              </w:rPr>
+              <w:t>親子衝突高峰</w:t>
+            </w:r>
+          </w:p>
+        </w:tc>
+        <w:tc>
+          <w:tcPr>
+            <w:tcW w:type="dxa" w:w="2608"/>
+          </w:tcPr>
+          <w:p>
+            <w:pPr>
+              <w:spacing w:after="40"/>
+            </w:pPr>
+            <w:r/>
+            <w:r>
+              <w:rPr>
+                <w:rFonts w:ascii="微軟正黑體" w:hAnsi="微軟正黑體" w:eastAsia="微軟正黑體"/>
+                <w:b w:val="0"/>
+                <w:color w:val="000000"/>
+                <w:sz w:val="26"/>
+              </w:rPr>
+              <w:t>子女進入青少年初期（約 11 至 14 歲），父母正值中年</w:t>
+            </w:r>
+          </w:p>
+        </w:tc>
+        <w:tc>
+          <w:tcPr>
+            <w:tcW w:type="dxa" w:w="1020"/>
+          </w:tcPr>
+          <w:p>
+            <w:pPr>
+              <w:spacing w:after="40"/>
+            </w:pPr>
+            <w:r/>
+            <w:r>
+              <w:rPr>
+                <w:rFonts w:ascii="微軟正黑體" w:hAnsi="微軟正黑體" w:eastAsia="微軟正黑體"/>
+                <w:b w:val="0"/>
+                <w:color w:val="000000"/>
+                <w:sz w:val="26"/>
+              </w:rPr>
+              <w:t>109年第一次 正解（Steinberg）</w:t>
+            </w:r>
+          </w:p>
+        </w:tc>
+        <w:tc>
+          <w:tcPr>
+            <w:tcW w:type="dxa" w:w="1871"/>
+          </w:tcPr>
+          <w:p>
+            <w:pPr>
+              <w:spacing w:after="40"/>
+            </w:pPr>
+            <w:r/>
+            <w:r>
+              <w:rPr>
+                <w:rFonts w:ascii="微軟正黑體" w:hAnsi="微軟正黑體" w:eastAsia="微軟正黑體"/>
+                <w:b w:val="0"/>
+                <w:color w:val="000000"/>
+                <w:sz w:val="26"/>
+              </w:rPr>
+              <w:t>—</w:t>
+            </w:r>
+          </w:p>
+        </w:tc>
+      </w:tr>
+      <w:tr>
+        <w:tc>
+          <w:tcPr>
+            <w:tcW w:type="dxa" w:w="1644"/>
+          </w:tcPr>
+          <w:p>
+            <w:pPr>
+              <w:spacing w:after="40"/>
+            </w:pPr>
+            <w:r/>
+            <w:r>
+              <w:rPr>
+                <w:rFonts w:ascii="微軟正黑體" w:hAnsi="微軟正黑體" w:eastAsia="微軟正黑體"/>
+                <w:b w:val="0"/>
+                <w:color w:val="000000"/>
+                <w:sz w:val="26"/>
+              </w:rPr>
+              <w:t>人類行為與社會環境（學理）</w:t>
+            </w:r>
+          </w:p>
+        </w:tc>
+        <w:tc>
+          <w:tcPr>
+            <w:tcW w:type="dxa" w:w="1474"/>
+          </w:tcPr>
+          <w:p>
+            <w:pPr>
+              <w:spacing w:after="40"/>
+            </w:pPr>
+            <w:r/>
+            <w:r>
+              <w:rPr>
+                <w:rFonts w:ascii="微軟正黑體" w:hAnsi="微軟正黑體" w:eastAsia="微軟正黑體"/>
+                <w:b w:val="0"/>
+                <w:color w:val="000000"/>
+                <w:sz w:val="26"/>
+              </w:rPr>
+              <w:t>Apgar 新生兒評分</w:t>
+            </w:r>
+          </w:p>
+        </w:tc>
+        <w:tc>
+          <w:tcPr>
+            <w:tcW w:type="dxa" w:w="2608"/>
+          </w:tcPr>
+          <w:p>
+            <w:pPr>
+              <w:spacing w:after="40"/>
+            </w:pPr>
+            <w:r/>
+            <w:r>
+              <w:rPr>
+                <w:rFonts w:ascii="微軟正黑體" w:hAnsi="微軟正黑體" w:eastAsia="微軟正黑體"/>
+                <w:b w:val="0"/>
+                <w:color w:val="000000"/>
+                <w:sz w:val="26"/>
+              </w:rPr>
+              <w:t>心跳、呼吸、肌肉張力、反射、膚色五項</w:t>
+            </w:r>
+          </w:p>
+        </w:tc>
+        <w:tc>
+          <w:tcPr>
+            <w:tcW w:type="dxa" w:w="1020"/>
+          </w:tcPr>
+          <w:p>
+            <w:pPr>
+              <w:spacing w:after="40"/>
+            </w:pPr>
+            <w:r/>
+            <w:r>
+              <w:rPr>
+                <w:rFonts w:ascii="微軟正黑體" w:hAnsi="微軟正黑體" w:eastAsia="微軟正黑體"/>
+                <w:b w:val="0"/>
+                <w:color w:val="000000"/>
+                <w:sz w:val="26"/>
+              </w:rPr>
+              <w:t>109年第二次 正解</w:t>
+            </w:r>
+          </w:p>
+        </w:tc>
+        <w:tc>
+          <w:tcPr>
+            <w:tcW w:type="dxa" w:w="1871"/>
+          </w:tcPr>
+          <w:p>
+            <w:pPr>
+              <w:spacing w:after="40"/>
+            </w:pPr>
+            <w:r/>
+            <w:r>
+              <w:rPr>
+                <w:rFonts w:ascii="微軟正黑體" w:hAnsi="微軟正黑體" w:eastAsia="微軟正黑體"/>
+                <w:b w:val="0"/>
+                <w:color w:val="000000"/>
+                <w:sz w:val="26"/>
+              </w:rPr>
+              <w:t>題庫把「肌肉張力」換成「睡眠」即為錯誤選項</w:t>
+            </w:r>
+          </w:p>
+        </w:tc>
+      </w:tr>
+      <w:tr>
+        <w:tc>
+          <w:tcPr>
+            <w:tcW w:type="dxa" w:w="1644"/>
+          </w:tcPr>
+          <w:p>
+            <w:pPr>
+              <w:spacing w:after="40"/>
+            </w:pPr>
+            <w:r/>
+            <w:r>
+              <w:rPr>
+                <w:rFonts w:ascii="微軟正黑體" w:hAnsi="微軟正黑體" w:eastAsia="微軟正黑體"/>
+                <w:b w:val="0"/>
+                <w:color w:val="000000"/>
+                <w:sz w:val="26"/>
+              </w:rPr>
+              <w:t>人類行為與社會環境（學理）</w:t>
+            </w:r>
+          </w:p>
+        </w:tc>
+        <w:tc>
+          <w:tcPr>
+            <w:tcW w:type="dxa" w:w="1474"/>
+          </w:tcPr>
+          <w:p>
+            <w:pPr>
+              <w:spacing w:after="40"/>
+            </w:pPr>
+            <w:r/>
+            <w:r>
+              <w:rPr>
+                <w:rFonts w:ascii="微軟正黑體" w:hAnsi="微軟正黑體" w:eastAsia="微軟正黑體"/>
+                <w:b w:val="0"/>
+                <w:color w:val="000000"/>
+                <w:sz w:val="26"/>
+              </w:rPr>
+              <w:t>性別恆定</w:t>
+            </w:r>
+          </w:p>
+        </w:tc>
+        <w:tc>
+          <w:tcPr>
+            <w:tcW w:type="dxa" w:w="2608"/>
+          </w:tcPr>
+          <w:p>
+            <w:pPr>
+              <w:spacing w:after="40"/>
+            </w:pPr>
+            <w:r/>
+            <w:r>
+              <w:rPr>
+                <w:rFonts w:ascii="微軟正黑體" w:hAnsi="微軟正黑體" w:eastAsia="微軟正黑體"/>
+                <w:b w:val="0"/>
+                <w:color w:val="000000"/>
+                <w:sz w:val="26"/>
+              </w:rPr>
+              <w:t>3 歲前尚未能理解性別不可轉換</w:t>
+            </w:r>
+          </w:p>
+        </w:tc>
+        <w:tc>
+          <w:tcPr>
+            <w:tcW w:type="dxa" w:w="1020"/>
+          </w:tcPr>
+          <w:p>
+            <w:pPr>
+              <w:spacing w:after="40"/>
+            </w:pPr>
+            <w:r/>
+            <w:r>
+              <w:rPr>
+                <w:rFonts w:ascii="微軟正黑體" w:hAnsi="微軟正黑體" w:eastAsia="微軟正黑體"/>
+                <w:b w:val="0"/>
+                <w:color w:val="000000"/>
+                <w:sz w:val="26"/>
+              </w:rPr>
+              <w:t>109年第二次 正解</w:t>
+            </w:r>
+          </w:p>
+        </w:tc>
+        <w:tc>
+          <w:tcPr>
+            <w:tcW w:type="dxa" w:w="1871"/>
+          </w:tcPr>
+          <w:p>
+            <w:pPr>
+              <w:spacing w:after="40"/>
+            </w:pPr>
+            <w:r/>
+            <w:r>
+              <w:rPr>
+                <w:rFonts w:ascii="微軟正黑體" w:hAnsi="微軟正黑體" w:eastAsia="微軟正黑體"/>
+                <w:b w:val="0"/>
+                <w:color w:val="000000"/>
+                <w:sz w:val="26"/>
+              </w:rPr>
+              <w:t>「三歲前兒童便已能確定性別不可轉換」是題庫出現過的錯誤選項</w:t>
+            </w:r>
+          </w:p>
+        </w:tc>
+      </w:tr>
+      <w:tr>
+        <w:tc>
+          <w:tcPr>
+            <w:tcW w:type="dxa" w:w="1644"/>
+          </w:tcPr>
+          <w:p>
+            <w:pPr>
+              <w:spacing w:after="40"/>
+            </w:pPr>
+            <w:r/>
+            <w:r>
+              <w:rPr>
+                <w:rFonts w:ascii="微軟正黑體" w:hAnsi="微軟正黑體" w:eastAsia="微軟正黑體"/>
+                <w:b w:val="0"/>
+                <w:color w:val="000000"/>
+                <w:sz w:val="26"/>
+              </w:rPr>
+              <w:t>人類行為與社會環境（學理）</w:t>
+            </w:r>
+          </w:p>
+        </w:tc>
+        <w:tc>
+          <w:tcPr>
+            <w:tcW w:type="dxa" w:w="1474"/>
+          </w:tcPr>
+          <w:p>
+            <w:pPr>
+              <w:spacing w:after="40"/>
+            </w:pPr>
+            <w:r/>
+            <w:r>
+              <w:rPr>
+                <w:rFonts w:ascii="微軟正黑體" w:hAnsi="微軟正黑體" w:eastAsia="微軟正黑體"/>
+                <w:b w:val="0"/>
+                <w:color w:val="000000"/>
+                <w:sz w:val="26"/>
+              </w:rPr>
+              <w:t>老年期長度的算法</w:t>
+            </w:r>
+          </w:p>
+        </w:tc>
+        <w:tc>
+          <w:tcPr>
+            <w:tcW w:type="dxa" w:w="2608"/>
+          </w:tcPr>
+          <w:p>
+            <w:pPr>
+              <w:spacing w:after="40"/>
+            </w:pPr>
+            <w:r/>
+            <w:r>
+              <w:rPr>
+                <w:rFonts w:ascii="微軟正黑體" w:hAnsi="微軟正黑體" w:eastAsia="微軟正黑體"/>
+                <w:b w:val="0"/>
+                <w:color w:val="000000"/>
+                <w:sz w:val="26"/>
+              </w:rPr>
+              <w:t>老人福利法以 65 歲為老人；平均餘命 84.2 歲時，老年期約 19.2 年</w:t>
+            </w:r>
+          </w:p>
+        </w:tc>
+        <w:tc>
+          <w:tcPr>
+            <w:tcW w:type="dxa" w:w="1020"/>
+          </w:tcPr>
+          <w:p>
+            <w:pPr>
+              <w:spacing w:after="40"/>
+            </w:pPr>
+            <w:r/>
+            <w:r>
+              <w:rPr>
+                <w:rFonts w:ascii="微軟正黑體" w:hAnsi="微軟正黑體" w:eastAsia="微軟正黑體"/>
+                <w:b w:val="0"/>
+                <w:color w:val="000000"/>
+                <w:sz w:val="26"/>
+              </w:rPr>
+              <w:t>112年第一次 正解</w:t>
             </w:r>
           </w:p>
         </w:tc>

--- a/docs/社工師備考指南_十年考古題分析.docx
+++ b/docs/社工師備考指南_十年考古題分析.docx
@@ -22406,6 +22406,130 @@
           </w:p>
         </w:tc>
       </w:tr>
+      <w:tr>
+        <w:tc>
+          <w:tcPr>
+            <w:tcW w:type="dxa" w:w="1814"/>
+          </w:tcPr>
+          <w:p>
+            <w:pPr>
+              <w:spacing w:after="40"/>
+            </w:pPr>
+            <w:r/>
+            <w:r>
+              <w:rPr>
+                <w:rFonts w:ascii="微軟正黑體" w:hAnsi="微軟正黑體" w:eastAsia="微軟正黑體"/>
+                <w:b w:val="0"/>
+                <w:color w:val="000000"/>
+                <w:sz w:val="26"/>
+              </w:rPr>
+              <w:t>學者理論</w:t>
+            </w:r>
+          </w:p>
+        </w:tc>
+        <w:tc>
+          <w:tcPr>
+            <w:tcW w:type="dxa" w:w="2041"/>
+          </w:tcPr>
+          <w:p>
+            <w:pPr>
+              <w:spacing w:after="40"/>
+            </w:pPr>
+            <w:r/>
+            <w:r>
+              <w:rPr>
+                <w:rFonts w:ascii="微軟正黑體" w:hAnsi="微軟正黑體" w:eastAsia="微軟正黑體"/>
+                <w:b w:val="0"/>
+                <w:color w:val="000000"/>
+                <w:sz w:val="26"/>
+              </w:rPr>
+              <w:t>打底期</w:t>
+            </w:r>
+          </w:p>
+        </w:tc>
+        <w:tc>
+          <w:tcPr>
+            <w:tcW w:type="dxa" w:w="4649"/>
+          </w:tcPr>
+          <w:p>
+            <w:pPr>
+              <w:spacing w:after="40"/>
+            </w:pPr>
+            <w:r/>
+            <w:r>
+              <w:rPr>
+                <w:rFonts w:ascii="微軟正黑體" w:hAnsi="微軟正黑體" w:eastAsia="微軟正黑體"/>
+                <w:b w:val="0"/>
+                <w:color w:val="000000"/>
+                <w:sz w:val="26"/>
+              </w:rPr>
+              <w:t>依出題次數看學者與理論，一鍵練相關題</w:t>
+            </w:r>
+          </w:p>
+        </w:tc>
+      </w:tr>
+      <w:tr>
+        <w:tc>
+          <w:tcPr>
+            <w:tcW w:type="dxa" w:w="1814"/>
+          </w:tcPr>
+          <w:p>
+            <w:pPr>
+              <w:spacing w:after="40"/>
+            </w:pPr>
+            <w:r/>
+            <w:r>
+              <w:rPr>
+                <w:rFonts w:ascii="微軟正黑體" w:hAnsi="微軟正黑體" w:eastAsia="微軟正黑體"/>
+                <w:b w:val="0"/>
+                <w:color w:val="000000"/>
+                <w:sz w:val="26"/>
+              </w:rPr>
+              <w:t>時事</w:t>
+            </w:r>
+          </w:p>
+        </w:tc>
+        <w:tc>
+          <w:tcPr>
+            <w:tcW w:type="dxa" w:w="2041"/>
+          </w:tcPr>
+          <w:p>
+            <w:pPr>
+              <w:spacing w:after="40"/>
+            </w:pPr>
+            <w:r/>
+            <w:r>
+              <w:rPr>
+                <w:rFonts w:ascii="微軟正黑體" w:hAnsi="微軟正黑體" w:eastAsia="微軟正黑體"/>
+                <w:b w:val="0"/>
+                <w:color w:val="000000"/>
+                <w:sz w:val="26"/>
+              </w:rPr>
+              <w:t>衝刺期</w:t>
+            </w:r>
+          </w:p>
+        </w:tc>
+        <w:tc>
+          <w:tcPr>
+            <w:tcW w:type="dxa" w:w="4649"/>
+          </w:tcPr>
+          <w:p>
+            <w:pPr>
+              <w:spacing w:after="40"/>
+            </w:pPr>
+            <w:r/>
+            <w:r>
+              <w:rPr>
+                <w:rFonts w:ascii="微軟正黑體" w:hAnsi="微軟正黑體" w:eastAsia="微軟正黑體"/>
+                <w:b w:val="0"/>
+                <w:color w:val="000000"/>
+                <w:sz w:val="26"/>
+              </w:rPr>
+              <w:t>近兩年修法與政策，附考試連結與來源</w:t>
+            </w:r>
+          </w:p>
+        </w:tc>
+      </w:tr>
     </w:tbl>
     <w:p>
       <w:pPr>
@@ -22424,6 +22548,9611 @@
           <w:sz w:val="24"/>
         </w:rPr>
         <w:t>使用提醒：作答紀錄、錯題本與申論草稿都存在「各人自己的瀏覽器」裡，換裝置或清除瀏覽資料會消失，也不會互相干擾。若要保存錯題筆記，請用「複製全文」貼到自己的檔案中。</w:t>
+      </w:r>
+    </w:p>
+    <w:p>
+      <w:r>
+        <w:br w:type="page"/>
+      </w:r>
+    </w:p>
+    <w:p>
+      <w:pPr>
+        <w:spacing w:after="40"/>
+      </w:pPr>
+      <w:r>
+        <w:rPr>
+          <w:rFonts w:ascii="微軟正黑體" w:hAnsi="微軟正黑體" w:eastAsia="微軟正黑體"/>
+          <w:b w:val="0"/>
+          <w:color w:val="000000"/>
+          <w:sz w:val="28"/>
+        </w:rPr>
+      </w:r>
+    </w:p>
+    <w:p>
+      <w:pPr>
+        <w:spacing w:after="160"/>
+      </w:pPr>
+      <w:r>
+        <w:rPr>
+          <w:rFonts w:ascii="微軟正黑體" w:hAnsi="微軟正黑體" w:eastAsia="微軟正黑體"/>
+          <w:b/>
+          <w:color w:val="000000"/>
+          <w:sz w:val="34"/>
+        </w:rPr>
+        <w:t>八、學者與理論（依十年出題次數）</w:t>
+      </w:r>
+    </w:p>
+    <w:p>
+      <w:pPr>
+        <w:spacing w:after="160"/>
+      </w:pPr>
+      <w:r>
+        <w:rPr>
+          <w:rFonts w:ascii="微軟正黑體" w:hAnsi="微軟正黑體" w:eastAsia="微軟正黑體"/>
+          <w:b w:val="0"/>
+          <w:color w:val="000000"/>
+          <w:sz w:val="28"/>
+        </w:rPr>
+        <w:t>下表只收 106–115 年考題實際出現過的學者，次數由題幹、選項與申論全文自動比對，選項只列出名稱的題目也會計入。本指南不列「出題老師」：考選部不公布命題委員，試題依典試法以密件處理，坊間說法無法查證。</w:t>
+      </w:r>
+    </w:p>
+    <w:tbl>
+      <w:tblPr>
+        <w:tblStyle w:val="TableGrid"/>
+        <w:tblW w:type="auto" w:w="0"/>
+        <w:jc w:val="center"/>
+        <w:tblLook w:firstColumn="1" w:firstRow="1" w:lastColumn="0" w:lastRow="0" w:noHBand="0" w:noVBand="1" w:val="04A0"/>
+      </w:tblPr>
+      <w:tblGrid>
+        <w:gridCol w:w="1904"/>
+        <w:gridCol w:w="1904"/>
+        <w:gridCol w:w="1904"/>
+        <w:gridCol w:w="1904"/>
+        <w:gridCol w:w="1904"/>
+      </w:tblGrid>
+      <w:tr>
+        <w:tc>
+          <w:tcPr>
+            <w:tcW w:type="dxa" w:w="2041"/>
+          </w:tcPr>
+          <w:p>
+            <w:pPr>
+              <w:spacing w:after="40"/>
+            </w:pPr>
+            <w:r/>
+            <w:r>
+              <w:rPr>
+                <w:rFonts w:ascii="微軟正黑體" w:hAnsi="微軟正黑體" w:eastAsia="微軟正黑體"/>
+                <w:b/>
+                <w:color w:val="000000"/>
+                <w:sz w:val="26"/>
+              </w:rPr>
+              <w:t>學者</w:t>
+            </w:r>
+          </w:p>
+        </w:tc>
+        <w:tc>
+          <w:tcPr>
+            <w:tcW w:type="dxa" w:w="1587"/>
+          </w:tcPr>
+          <w:p>
+            <w:pPr>
+              <w:spacing w:after="40"/>
+            </w:pPr>
+            <w:r/>
+            <w:r>
+              <w:rPr>
+                <w:rFonts w:ascii="微軟正黑體" w:hAnsi="微軟正黑體" w:eastAsia="微軟正黑體"/>
+                <w:b/>
+                <w:color w:val="000000"/>
+                <w:sz w:val="26"/>
+              </w:rPr>
+              <w:t>科目</w:t>
+            </w:r>
+          </w:p>
+        </w:tc>
+        <w:tc>
+          <w:tcPr>
+            <w:tcW w:type="dxa" w:w="2154"/>
+          </w:tcPr>
+          <w:p>
+            <w:pPr>
+              <w:spacing w:after="40"/>
+            </w:pPr>
+            <w:r/>
+            <w:r>
+              <w:rPr>
+                <w:rFonts w:ascii="微軟正黑體" w:hAnsi="微軟正黑體" w:eastAsia="微軟正黑體"/>
+                <w:b/>
+                <w:color w:val="000000"/>
+                <w:sz w:val="26"/>
+              </w:rPr>
+              <w:t>理論</w:t>
+            </w:r>
+          </w:p>
+        </w:tc>
+        <w:tc>
+          <w:tcPr>
+            <w:tcW w:type="dxa" w:w="1020"/>
+          </w:tcPr>
+          <w:p>
+            <w:pPr>
+              <w:spacing w:after="40"/>
+            </w:pPr>
+            <w:r/>
+            <w:r>
+              <w:rPr>
+                <w:rFonts w:ascii="微軟正黑體" w:hAnsi="微軟正黑體" w:eastAsia="微軟正黑體"/>
+                <w:b/>
+                <w:color w:val="000000"/>
+                <w:sz w:val="26"/>
+              </w:rPr>
+              <w:t>次數</w:t>
+            </w:r>
+          </w:p>
+        </w:tc>
+        <w:tc>
+          <w:tcPr>
+            <w:tcW w:type="dxa" w:w="1701"/>
+          </w:tcPr>
+          <w:p>
+            <w:pPr>
+              <w:spacing w:after="40"/>
+            </w:pPr>
+            <w:r/>
+            <w:r>
+              <w:rPr>
+                <w:rFonts w:ascii="微軟正黑體" w:hAnsi="微軟正黑體" w:eastAsia="微軟正黑體"/>
+                <w:b/>
+                <w:color w:val="000000"/>
+                <w:sz w:val="26"/>
+              </w:rPr>
+              <w:t>出題年度</w:t>
+            </w:r>
+          </w:p>
+        </w:tc>
+      </w:tr>
+      <w:tr>
+        <w:tc>
+          <w:tcPr>
+            <w:tcW w:type="dxa" w:w="2041"/>
+          </w:tcPr>
+          <w:p>
+            <w:pPr>
+              <w:spacing w:after="40"/>
+            </w:pPr>
+            <w:r/>
+            <w:r>
+              <w:rPr>
+                <w:rFonts w:ascii="微軟正黑體" w:hAnsi="微軟正黑體" w:eastAsia="微軟正黑體"/>
+                <w:b w:val="0"/>
+                <w:color w:val="000000"/>
+                <w:sz w:val="26"/>
+              </w:rPr>
+              <w:t>Erik Erikson</w:t>
+              <w:br/>
+              <w:t>艾瑞克森</w:t>
+            </w:r>
+          </w:p>
+        </w:tc>
+        <w:tc>
+          <w:tcPr>
+            <w:tcW w:type="dxa" w:w="1587"/>
+          </w:tcPr>
+          <w:p>
+            <w:pPr>
+              <w:spacing w:after="40"/>
+            </w:pPr>
+            <w:r/>
+            <w:r>
+              <w:rPr>
+                <w:rFonts w:ascii="微軟正黑體" w:hAnsi="微軟正黑體" w:eastAsia="微軟正黑體"/>
+                <w:b w:val="0"/>
+                <w:color w:val="000000"/>
+                <w:sz w:val="26"/>
+              </w:rPr>
+              <w:t>人類行為與社會環境</w:t>
+            </w:r>
+          </w:p>
+        </w:tc>
+        <w:tc>
+          <w:tcPr>
+            <w:tcW w:type="dxa" w:w="2154"/>
+          </w:tcPr>
+          <w:p>
+            <w:pPr>
+              <w:spacing w:after="40"/>
+            </w:pPr>
+            <w:r/>
+            <w:r>
+              <w:rPr>
+                <w:rFonts w:ascii="微軟正黑體" w:hAnsi="微軟正黑體" w:eastAsia="微軟正黑體"/>
+                <w:b w:val="0"/>
+                <w:color w:val="000000"/>
+                <w:sz w:val="26"/>
+              </w:rPr>
+              <w:t>心理社會發展論（八階段）</w:t>
+            </w:r>
+          </w:p>
+        </w:tc>
+        <w:tc>
+          <w:tcPr>
+            <w:tcW w:type="dxa" w:w="1020"/>
+          </w:tcPr>
+          <w:p>
+            <w:pPr>
+              <w:spacing w:after="40"/>
+            </w:pPr>
+            <w:r/>
+            <w:r>
+              <w:rPr>
+                <w:rFonts w:ascii="微軟正黑體" w:hAnsi="微軟正黑體" w:eastAsia="微軟正黑體"/>
+                <w:b w:val="0"/>
+                <w:color w:val="000000"/>
+                <w:sz w:val="26"/>
+              </w:rPr>
+              <w:t>測驗 42</w:t>
+              <w:br/>
+              <w:t>申論 5</w:t>
+            </w:r>
+          </w:p>
+        </w:tc>
+        <w:tc>
+          <w:tcPr>
+            <w:tcW w:type="dxa" w:w="1701"/>
+          </w:tcPr>
+          <w:p>
+            <w:pPr>
+              <w:spacing w:after="40"/>
+            </w:pPr>
+            <w:r/>
+            <w:r>
+              <w:rPr>
+                <w:rFonts w:ascii="微軟正黑體" w:hAnsi="微軟正黑體" w:eastAsia="微軟正黑體"/>
+                <w:b w:val="0"/>
+                <w:color w:val="000000"/>
+                <w:sz w:val="26"/>
+              </w:rPr>
+              <w:t>106、107、108、109、111、112、113、114、115</w:t>
+            </w:r>
+          </w:p>
+        </w:tc>
+      </w:tr>
+      <w:tr>
+        <w:tc>
+          <w:tcPr>
+            <w:tcW w:type="dxa" w:w="2041"/>
+          </w:tcPr>
+          <w:p>
+            <w:pPr>
+              <w:spacing w:after="40"/>
+            </w:pPr>
+            <w:r/>
+            <w:r>
+              <w:rPr>
+                <w:rFonts w:ascii="微軟正黑體" w:hAnsi="微軟正黑體" w:eastAsia="微軟正黑體"/>
+                <w:b w:val="0"/>
+                <w:color w:val="000000"/>
+                <w:sz w:val="26"/>
+              </w:rPr>
+              <w:t>Jean Piaget</w:t>
+              <w:br/>
+              <w:t>皮亞傑</w:t>
+            </w:r>
+          </w:p>
+        </w:tc>
+        <w:tc>
+          <w:tcPr>
+            <w:tcW w:type="dxa" w:w="1587"/>
+          </w:tcPr>
+          <w:p>
+            <w:pPr>
+              <w:spacing w:after="40"/>
+            </w:pPr>
+            <w:r/>
+            <w:r>
+              <w:rPr>
+                <w:rFonts w:ascii="微軟正黑體" w:hAnsi="微軟正黑體" w:eastAsia="微軟正黑體"/>
+                <w:b w:val="0"/>
+                <w:color w:val="000000"/>
+                <w:sz w:val="26"/>
+              </w:rPr>
+              <w:t>人類行為與社會環境</w:t>
+            </w:r>
+          </w:p>
+        </w:tc>
+        <w:tc>
+          <w:tcPr>
+            <w:tcW w:type="dxa" w:w="2154"/>
+          </w:tcPr>
+          <w:p>
+            <w:pPr>
+              <w:spacing w:after="40"/>
+            </w:pPr>
+            <w:r/>
+            <w:r>
+              <w:rPr>
+                <w:rFonts w:ascii="微軟正黑體" w:hAnsi="微軟正黑體" w:eastAsia="微軟正黑體"/>
+                <w:b w:val="0"/>
+                <w:color w:val="000000"/>
+                <w:sz w:val="26"/>
+              </w:rPr>
+              <w:t>認知發展論（四期）</w:t>
+            </w:r>
+          </w:p>
+        </w:tc>
+        <w:tc>
+          <w:tcPr>
+            <w:tcW w:type="dxa" w:w="1020"/>
+          </w:tcPr>
+          <w:p>
+            <w:pPr>
+              <w:spacing w:after="40"/>
+            </w:pPr>
+            <w:r/>
+            <w:r>
+              <w:rPr>
+                <w:rFonts w:ascii="微軟正黑體" w:hAnsi="微軟正黑體" w:eastAsia="微軟正黑體"/>
+                <w:b w:val="0"/>
+                <w:color w:val="000000"/>
+                <w:sz w:val="26"/>
+              </w:rPr>
+              <w:t>測驗 38</w:t>
+              <w:br/>
+              <w:t>申論 3</w:t>
+            </w:r>
+          </w:p>
+        </w:tc>
+        <w:tc>
+          <w:tcPr>
+            <w:tcW w:type="dxa" w:w="1701"/>
+          </w:tcPr>
+          <w:p>
+            <w:pPr>
+              <w:spacing w:after="40"/>
+            </w:pPr>
+            <w:r/>
+            <w:r>
+              <w:rPr>
+                <w:rFonts w:ascii="微軟正黑體" w:hAnsi="微軟正黑體" w:eastAsia="微軟正黑體"/>
+                <w:b w:val="0"/>
+                <w:color w:val="000000"/>
+                <w:sz w:val="26"/>
+              </w:rPr>
+              <w:t>106、107、108、109、110、111、112、113、114、115</w:t>
+            </w:r>
+          </w:p>
+        </w:tc>
+      </w:tr>
+      <w:tr>
+        <w:tc>
+          <w:tcPr>
+            <w:tcW w:type="dxa" w:w="2041"/>
+          </w:tcPr>
+          <w:p>
+            <w:pPr>
+              <w:spacing w:after="40"/>
+            </w:pPr>
+            <w:r/>
+            <w:r>
+              <w:rPr>
+                <w:rFonts w:ascii="微軟正黑體" w:hAnsi="微軟正黑體" w:eastAsia="微軟正黑體"/>
+                <w:b w:val="0"/>
+                <w:color w:val="000000"/>
+                <w:sz w:val="26"/>
+              </w:rPr>
+              <w:t>Sigmund Freud</w:t>
+              <w:br/>
+              <w:t>佛洛伊德</w:t>
+            </w:r>
+          </w:p>
+        </w:tc>
+        <w:tc>
+          <w:tcPr>
+            <w:tcW w:type="dxa" w:w="1587"/>
+          </w:tcPr>
+          <w:p>
+            <w:pPr>
+              <w:spacing w:after="40"/>
+            </w:pPr>
+            <w:r/>
+            <w:r>
+              <w:rPr>
+                <w:rFonts w:ascii="微軟正黑體" w:hAnsi="微軟正黑體" w:eastAsia="微軟正黑體"/>
+                <w:b w:val="0"/>
+                <w:color w:val="000000"/>
+                <w:sz w:val="26"/>
+              </w:rPr>
+              <w:t>人類行為與社會環境</w:t>
+            </w:r>
+          </w:p>
+        </w:tc>
+        <w:tc>
+          <w:tcPr>
+            <w:tcW w:type="dxa" w:w="2154"/>
+          </w:tcPr>
+          <w:p>
+            <w:pPr>
+              <w:spacing w:after="40"/>
+            </w:pPr>
+            <w:r/>
+            <w:r>
+              <w:rPr>
+                <w:rFonts w:ascii="微軟正黑體" w:hAnsi="微軟正黑體" w:eastAsia="微軟正黑體"/>
+                <w:b w:val="0"/>
+                <w:color w:val="000000"/>
+                <w:sz w:val="26"/>
+              </w:rPr>
+              <w:t>精神分析／性心理發展論</w:t>
+            </w:r>
+          </w:p>
+        </w:tc>
+        <w:tc>
+          <w:tcPr>
+            <w:tcW w:type="dxa" w:w="1020"/>
+          </w:tcPr>
+          <w:p>
+            <w:pPr>
+              <w:spacing w:after="40"/>
+            </w:pPr>
+            <w:r/>
+            <w:r>
+              <w:rPr>
+                <w:rFonts w:ascii="微軟正黑體" w:hAnsi="微軟正黑體" w:eastAsia="微軟正黑體"/>
+                <w:b w:val="0"/>
+                <w:color w:val="000000"/>
+                <w:sz w:val="26"/>
+              </w:rPr>
+              <w:t>測驗 35</w:t>
+              <w:br/>
+              <w:t>申論 4</w:t>
+            </w:r>
+          </w:p>
+        </w:tc>
+        <w:tc>
+          <w:tcPr>
+            <w:tcW w:type="dxa" w:w="1701"/>
+          </w:tcPr>
+          <w:p>
+            <w:pPr>
+              <w:spacing w:after="40"/>
+            </w:pPr>
+            <w:r/>
+            <w:r>
+              <w:rPr>
+                <w:rFonts w:ascii="微軟正黑體" w:hAnsi="微軟正黑體" w:eastAsia="微軟正黑體"/>
+                <w:b w:val="0"/>
+                <w:color w:val="000000"/>
+                <w:sz w:val="26"/>
+              </w:rPr>
+              <w:t>106、107、108、109、110、111、112、113、114、115</w:t>
+            </w:r>
+          </w:p>
+        </w:tc>
+      </w:tr>
+      <w:tr>
+        <w:tc>
+          <w:tcPr>
+            <w:tcW w:type="dxa" w:w="2041"/>
+          </w:tcPr>
+          <w:p>
+            <w:pPr>
+              <w:spacing w:after="40"/>
+            </w:pPr>
+            <w:r/>
+            <w:r>
+              <w:rPr>
+                <w:rFonts w:ascii="微軟正黑體" w:hAnsi="微軟正黑體" w:eastAsia="微軟正黑體"/>
+                <w:b w:val="0"/>
+                <w:color w:val="000000"/>
+                <w:sz w:val="26"/>
+              </w:rPr>
+              <w:t>William Reid &amp; Laura Epstein</w:t>
+              <w:br/>
+              <w:t>芮德與艾普斯坦</w:t>
+            </w:r>
+          </w:p>
+        </w:tc>
+        <w:tc>
+          <w:tcPr>
+            <w:tcW w:type="dxa" w:w="1587"/>
+          </w:tcPr>
+          <w:p>
+            <w:pPr>
+              <w:spacing w:after="40"/>
+            </w:pPr>
+            <w:r/>
+            <w:r>
+              <w:rPr>
+                <w:rFonts w:ascii="微軟正黑體" w:hAnsi="微軟正黑體" w:eastAsia="微軟正黑體"/>
+                <w:b w:val="0"/>
+                <w:color w:val="000000"/>
+                <w:sz w:val="26"/>
+              </w:rPr>
+              <w:t>社會工作直接服務</w:t>
+            </w:r>
+          </w:p>
+        </w:tc>
+        <w:tc>
+          <w:tcPr>
+            <w:tcW w:type="dxa" w:w="2154"/>
+          </w:tcPr>
+          <w:p>
+            <w:pPr>
+              <w:spacing w:after="40"/>
+            </w:pPr>
+            <w:r/>
+            <w:r>
+              <w:rPr>
+                <w:rFonts w:ascii="微軟正黑體" w:hAnsi="微軟正黑體" w:eastAsia="微軟正黑體"/>
+                <w:b w:val="0"/>
+                <w:color w:val="000000"/>
+                <w:sz w:val="26"/>
+              </w:rPr>
+              <w:t>任務中心模式</w:t>
+            </w:r>
+          </w:p>
+        </w:tc>
+        <w:tc>
+          <w:tcPr>
+            <w:tcW w:type="dxa" w:w="1020"/>
+          </w:tcPr>
+          <w:p>
+            <w:pPr>
+              <w:spacing w:after="40"/>
+            </w:pPr>
+            <w:r/>
+            <w:r>
+              <w:rPr>
+                <w:rFonts w:ascii="微軟正黑體" w:hAnsi="微軟正黑體" w:eastAsia="微軟正黑體"/>
+                <w:b w:val="0"/>
+                <w:color w:val="000000"/>
+                <w:sz w:val="26"/>
+              </w:rPr>
+              <w:t>測驗 38</w:t>
+              <w:br/>
+              <w:t>申論 3</w:t>
+            </w:r>
+          </w:p>
+        </w:tc>
+        <w:tc>
+          <w:tcPr>
+            <w:tcW w:type="dxa" w:w="1701"/>
+          </w:tcPr>
+          <w:p>
+            <w:pPr>
+              <w:spacing w:after="40"/>
+            </w:pPr>
+            <w:r/>
+            <w:r>
+              <w:rPr>
+                <w:rFonts w:ascii="微軟正黑體" w:hAnsi="微軟正黑體" w:eastAsia="微軟正黑體"/>
+                <w:b w:val="0"/>
+                <w:color w:val="000000"/>
+                <w:sz w:val="26"/>
+              </w:rPr>
+              <w:t>106、107、108、109、110、111、112、113、114、115</w:t>
+            </w:r>
+          </w:p>
+        </w:tc>
+      </w:tr>
+      <w:tr>
+        <w:tc>
+          <w:tcPr>
+            <w:tcW w:type="dxa" w:w="2041"/>
+          </w:tcPr>
+          <w:p>
+            <w:pPr>
+              <w:spacing w:after="40"/>
+            </w:pPr>
+            <w:r/>
+            <w:r>
+              <w:rPr>
+                <w:rFonts w:ascii="微軟正黑體" w:hAnsi="微軟正黑體" w:eastAsia="微軟正黑體"/>
+                <w:b w:val="0"/>
+                <w:color w:val="000000"/>
+                <w:sz w:val="26"/>
+              </w:rPr>
+              <w:t>Lawrence Kohlberg</w:t>
+              <w:br/>
+              <w:t>柯爾伯格</w:t>
+            </w:r>
+          </w:p>
+        </w:tc>
+        <w:tc>
+          <w:tcPr>
+            <w:tcW w:type="dxa" w:w="1587"/>
+          </w:tcPr>
+          <w:p>
+            <w:pPr>
+              <w:spacing w:after="40"/>
+            </w:pPr>
+            <w:r/>
+            <w:r>
+              <w:rPr>
+                <w:rFonts w:ascii="微軟正黑體" w:hAnsi="微軟正黑體" w:eastAsia="微軟正黑體"/>
+                <w:b w:val="0"/>
+                <w:color w:val="000000"/>
+                <w:sz w:val="26"/>
+              </w:rPr>
+              <w:t>人類行為與社會環境</w:t>
+            </w:r>
+          </w:p>
+        </w:tc>
+        <w:tc>
+          <w:tcPr>
+            <w:tcW w:type="dxa" w:w="2154"/>
+          </w:tcPr>
+          <w:p>
+            <w:pPr>
+              <w:spacing w:after="40"/>
+            </w:pPr>
+            <w:r/>
+            <w:r>
+              <w:rPr>
+                <w:rFonts w:ascii="微軟正黑體" w:hAnsi="微軟正黑體" w:eastAsia="微軟正黑體"/>
+                <w:b w:val="0"/>
+                <w:color w:val="000000"/>
+                <w:sz w:val="26"/>
+              </w:rPr>
+              <w:t>道德發展論（三層次六階段）</w:t>
+            </w:r>
+          </w:p>
+        </w:tc>
+        <w:tc>
+          <w:tcPr>
+            <w:tcW w:type="dxa" w:w="1020"/>
+          </w:tcPr>
+          <w:p>
+            <w:pPr>
+              <w:spacing w:after="40"/>
+            </w:pPr>
+            <w:r/>
+            <w:r>
+              <w:rPr>
+                <w:rFonts w:ascii="微軟正黑體" w:hAnsi="微軟正黑體" w:eastAsia="微軟正黑體"/>
+                <w:b w:val="0"/>
+                <w:color w:val="000000"/>
+                <w:sz w:val="26"/>
+              </w:rPr>
+              <w:t>測驗 20</w:t>
+              <w:br/>
+              <w:t>申論 3</w:t>
+            </w:r>
+          </w:p>
+        </w:tc>
+        <w:tc>
+          <w:tcPr>
+            <w:tcW w:type="dxa" w:w="1701"/>
+          </w:tcPr>
+          <w:p>
+            <w:pPr>
+              <w:spacing w:after="40"/>
+            </w:pPr>
+            <w:r/>
+            <w:r>
+              <w:rPr>
+                <w:rFonts w:ascii="微軟正黑體" w:hAnsi="微軟正黑體" w:eastAsia="微軟正黑體"/>
+                <w:b w:val="0"/>
+                <w:color w:val="000000"/>
+                <w:sz w:val="26"/>
+              </w:rPr>
+              <w:t>106、107、108、109、110、112、113、114、115</w:t>
+            </w:r>
+          </w:p>
+        </w:tc>
+      </w:tr>
+      <w:tr>
+        <w:tc>
+          <w:tcPr>
+            <w:tcW w:type="dxa" w:w="2041"/>
+          </w:tcPr>
+          <w:p>
+            <w:pPr>
+              <w:spacing w:after="40"/>
+            </w:pPr>
+            <w:r/>
+            <w:r>
+              <w:rPr>
+                <w:rFonts w:ascii="微軟正黑體" w:hAnsi="微軟正黑體" w:eastAsia="微軟正黑體"/>
+                <w:b w:val="0"/>
+                <w:color w:val="000000"/>
+                <w:sz w:val="26"/>
+              </w:rPr>
+              <w:t>Barney Glaser &amp; Anselm Strauss</w:t>
+              <w:br/>
+              <w:t>葛拉瑟與史特勞斯</w:t>
+            </w:r>
+          </w:p>
+        </w:tc>
+        <w:tc>
+          <w:tcPr>
+            <w:tcW w:type="dxa" w:w="1587"/>
+          </w:tcPr>
+          <w:p>
+            <w:pPr>
+              <w:spacing w:after="40"/>
+            </w:pPr>
+            <w:r/>
+            <w:r>
+              <w:rPr>
+                <w:rFonts w:ascii="微軟正黑體" w:hAnsi="微軟正黑體" w:eastAsia="微軟正黑體"/>
+                <w:b w:val="0"/>
+                <w:color w:val="000000"/>
+                <w:sz w:val="26"/>
+              </w:rPr>
+              <w:t>社會工作研究方法</w:t>
+            </w:r>
+          </w:p>
+        </w:tc>
+        <w:tc>
+          <w:tcPr>
+            <w:tcW w:type="dxa" w:w="2154"/>
+          </w:tcPr>
+          <w:p>
+            <w:pPr>
+              <w:spacing w:after="40"/>
+            </w:pPr>
+            <w:r/>
+            <w:r>
+              <w:rPr>
+                <w:rFonts w:ascii="微軟正黑體" w:hAnsi="微軟正黑體" w:eastAsia="微軟正黑體"/>
+                <w:b w:val="0"/>
+                <w:color w:val="000000"/>
+                <w:sz w:val="26"/>
+              </w:rPr>
+              <w:t>紮根理論</w:t>
+            </w:r>
+          </w:p>
+        </w:tc>
+        <w:tc>
+          <w:tcPr>
+            <w:tcW w:type="dxa" w:w="1020"/>
+          </w:tcPr>
+          <w:p>
+            <w:pPr>
+              <w:spacing w:after="40"/>
+            </w:pPr>
+            <w:r/>
+            <w:r>
+              <w:rPr>
+                <w:rFonts w:ascii="微軟正黑體" w:hAnsi="微軟正黑體" w:eastAsia="微軟正黑體"/>
+                <w:b w:val="0"/>
+                <w:color w:val="000000"/>
+                <w:sz w:val="26"/>
+              </w:rPr>
+              <w:t>測驗 22</w:t>
+              <w:br/>
+              <w:t>申論 1</w:t>
+            </w:r>
+          </w:p>
+        </w:tc>
+        <w:tc>
+          <w:tcPr>
+            <w:tcW w:type="dxa" w:w="1701"/>
+          </w:tcPr>
+          <w:p>
+            <w:pPr>
+              <w:spacing w:after="40"/>
+            </w:pPr>
+            <w:r/>
+            <w:r>
+              <w:rPr>
+                <w:rFonts w:ascii="微軟正黑體" w:hAnsi="微軟正黑體" w:eastAsia="微軟正黑體"/>
+                <w:b w:val="0"/>
+                <w:color w:val="000000"/>
+                <w:sz w:val="26"/>
+              </w:rPr>
+              <w:t>106、107、108、109、110、111、112、113、114、115</w:t>
+            </w:r>
+          </w:p>
+        </w:tc>
+      </w:tr>
+      <w:tr>
+        <w:tc>
+          <w:tcPr>
+            <w:tcW w:type="dxa" w:w="2041"/>
+          </w:tcPr>
+          <w:p>
+            <w:pPr>
+              <w:spacing w:after="40"/>
+            </w:pPr>
+            <w:r/>
+            <w:r>
+              <w:rPr>
+                <w:rFonts w:ascii="微軟正黑體" w:hAnsi="微軟正黑體" w:eastAsia="微軟正黑體"/>
+                <w:b w:val="0"/>
+                <w:color w:val="000000"/>
+                <w:sz w:val="26"/>
+              </w:rPr>
+              <w:t>Frederic Reamer</w:t>
+              <w:br/>
+              <w:t>瑞莫</w:t>
+            </w:r>
+          </w:p>
+        </w:tc>
+        <w:tc>
+          <w:tcPr>
+            <w:tcW w:type="dxa" w:w="1587"/>
+          </w:tcPr>
+          <w:p>
+            <w:pPr>
+              <w:spacing w:after="40"/>
+            </w:pPr>
+            <w:r/>
+            <w:r>
+              <w:rPr>
+                <w:rFonts w:ascii="微軟正黑體" w:hAnsi="微軟正黑體" w:eastAsia="微軟正黑體"/>
+                <w:b w:val="0"/>
+                <w:color w:val="000000"/>
+                <w:sz w:val="26"/>
+              </w:rPr>
+              <w:t>社會工作</w:t>
+            </w:r>
+          </w:p>
+        </w:tc>
+        <w:tc>
+          <w:tcPr>
+            <w:tcW w:type="dxa" w:w="2154"/>
+          </w:tcPr>
+          <w:p>
+            <w:pPr>
+              <w:spacing w:after="40"/>
+            </w:pPr>
+            <w:r/>
+            <w:r>
+              <w:rPr>
+                <w:rFonts w:ascii="微軟正黑體" w:hAnsi="微軟正黑體" w:eastAsia="微軟正黑體"/>
+                <w:b w:val="0"/>
+                <w:color w:val="000000"/>
+                <w:sz w:val="26"/>
+              </w:rPr>
+              <w:t>社會工作倫理</w:t>
+            </w:r>
+          </w:p>
+        </w:tc>
+        <w:tc>
+          <w:tcPr>
+            <w:tcW w:type="dxa" w:w="1020"/>
+          </w:tcPr>
+          <w:p>
+            <w:pPr>
+              <w:spacing w:after="40"/>
+            </w:pPr>
+            <w:r/>
+            <w:r>
+              <w:rPr>
+                <w:rFonts w:ascii="微軟正黑體" w:hAnsi="微軟正黑體" w:eastAsia="微軟正黑體"/>
+                <w:b w:val="0"/>
+                <w:color w:val="000000"/>
+                <w:sz w:val="26"/>
+              </w:rPr>
+              <w:t>測驗 19</w:t>
+              <w:br/>
+              <w:t>申論 1</w:t>
+            </w:r>
+          </w:p>
+        </w:tc>
+        <w:tc>
+          <w:tcPr>
+            <w:tcW w:type="dxa" w:w="1701"/>
+          </w:tcPr>
+          <w:p>
+            <w:pPr>
+              <w:spacing w:after="40"/>
+            </w:pPr>
+            <w:r/>
+            <w:r>
+              <w:rPr>
+                <w:rFonts w:ascii="微軟正黑體" w:hAnsi="微軟正黑體" w:eastAsia="微軟正黑體"/>
+                <w:b w:val="0"/>
+                <w:color w:val="000000"/>
+                <w:sz w:val="26"/>
+              </w:rPr>
+              <w:t>106、107、108、109、110、111、112、114</w:t>
+            </w:r>
+          </w:p>
+        </w:tc>
+      </w:tr>
+      <w:tr>
+        <w:tc>
+          <w:tcPr>
+            <w:tcW w:type="dxa" w:w="2041"/>
+          </w:tcPr>
+          <w:p>
+            <w:pPr>
+              <w:spacing w:after="40"/>
+            </w:pPr>
+            <w:r/>
+            <w:r>
+              <w:rPr>
+                <w:rFonts w:ascii="微軟正黑體" w:hAnsi="微軟正黑體" w:eastAsia="微軟正黑體"/>
+                <w:b w:val="0"/>
+                <w:color w:val="000000"/>
+                <w:sz w:val="26"/>
+              </w:rPr>
+              <w:t>Jack Rothman</w:t>
+              <w:br/>
+              <w:t>羅斯曼</w:t>
+            </w:r>
+          </w:p>
+        </w:tc>
+        <w:tc>
+          <w:tcPr>
+            <w:tcW w:type="dxa" w:w="1587"/>
+          </w:tcPr>
+          <w:p>
+            <w:pPr>
+              <w:spacing w:after="40"/>
+            </w:pPr>
+            <w:r/>
+            <w:r>
+              <w:rPr>
+                <w:rFonts w:ascii="微軟正黑體" w:hAnsi="微軟正黑體" w:eastAsia="微軟正黑體"/>
+                <w:b w:val="0"/>
+                <w:color w:val="000000"/>
+                <w:sz w:val="26"/>
+              </w:rPr>
+              <w:t>社會工作直接服務</w:t>
+            </w:r>
+          </w:p>
+        </w:tc>
+        <w:tc>
+          <w:tcPr>
+            <w:tcW w:type="dxa" w:w="2154"/>
+          </w:tcPr>
+          <w:p>
+            <w:pPr>
+              <w:spacing w:after="40"/>
+            </w:pPr>
+            <w:r/>
+            <w:r>
+              <w:rPr>
+                <w:rFonts w:ascii="微軟正黑體" w:hAnsi="微軟正黑體" w:eastAsia="微軟正黑體"/>
+                <w:b w:val="0"/>
+                <w:color w:val="000000"/>
+                <w:sz w:val="26"/>
+              </w:rPr>
+              <w:t>社區工作三模式</w:t>
+            </w:r>
+          </w:p>
+        </w:tc>
+        <w:tc>
+          <w:tcPr>
+            <w:tcW w:type="dxa" w:w="1020"/>
+          </w:tcPr>
+          <w:p>
+            <w:pPr>
+              <w:spacing w:after="40"/>
+            </w:pPr>
+            <w:r/>
+            <w:r>
+              <w:rPr>
+                <w:rFonts w:ascii="微軟正黑體" w:hAnsi="微軟正黑體" w:eastAsia="微軟正黑體"/>
+                <w:b w:val="0"/>
+                <w:color w:val="000000"/>
+                <w:sz w:val="26"/>
+              </w:rPr>
+              <w:t>測驗 15</w:t>
+              <w:br/>
+              <w:t>申論 0</w:t>
+            </w:r>
+          </w:p>
+        </w:tc>
+        <w:tc>
+          <w:tcPr>
+            <w:tcW w:type="dxa" w:w="1701"/>
+          </w:tcPr>
+          <w:p>
+            <w:pPr>
+              <w:spacing w:after="40"/>
+            </w:pPr>
+            <w:r/>
+            <w:r>
+              <w:rPr>
+                <w:rFonts w:ascii="微軟正黑體" w:hAnsi="微軟正黑體" w:eastAsia="微軟正黑體"/>
+                <w:b w:val="0"/>
+                <w:color w:val="000000"/>
+                <w:sz w:val="26"/>
+              </w:rPr>
+              <w:t>106、107、108、109、111、112、113、114、115</w:t>
+            </w:r>
+          </w:p>
+        </w:tc>
+      </w:tr>
+      <w:tr>
+        <w:tc>
+          <w:tcPr>
+            <w:tcW w:type="dxa" w:w="2041"/>
+          </w:tcPr>
+          <w:p>
+            <w:pPr>
+              <w:spacing w:after="40"/>
+            </w:pPr>
+            <w:r/>
+            <w:r>
+              <w:rPr>
+                <w:rFonts w:ascii="微軟正黑體" w:hAnsi="微軟正黑體" w:eastAsia="微軟正黑體"/>
+                <w:b w:val="0"/>
+                <w:color w:val="000000"/>
+                <w:sz w:val="26"/>
+              </w:rPr>
+              <w:t>Jonathan Bradshaw</w:t>
+              <w:br/>
+              <w:t>布萊蕭</w:t>
+            </w:r>
+          </w:p>
+        </w:tc>
+        <w:tc>
+          <w:tcPr>
+            <w:tcW w:type="dxa" w:w="1587"/>
+          </w:tcPr>
+          <w:p>
+            <w:pPr>
+              <w:spacing w:after="40"/>
+            </w:pPr>
+            <w:r/>
+            <w:r>
+              <w:rPr>
+                <w:rFonts w:ascii="微軟正黑體" w:hAnsi="微軟正黑體" w:eastAsia="微軟正黑體"/>
+                <w:b w:val="0"/>
+                <w:color w:val="000000"/>
+                <w:sz w:val="26"/>
+              </w:rPr>
+              <w:t>社會政策與社會立法</w:t>
+            </w:r>
+          </w:p>
+        </w:tc>
+        <w:tc>
+          <w:tcPr>
+            <w:tcW w:type="dxa" w:w="2154"/>
+          </w:tcPr>
+          <w:p>
+            <w:pPr>
+              <w:spacing w:after="40"/>
+            </w:pPr>
+            <w:r/>
+            <w:r>
+              <w:rPr>
+                <w:rFonts w:ascii="微軟正黑體" w:hAnsi="微軟正黑體" w:eastAsia="微軟正黑體"/>
+                <w:b w:val="0"/>
+                <w:color w:val="000000"/>
+                <w:sz w:val="26"/>
+              </w:rPr>
+              <w:t>需求四分類</w:t>
+            </w:r>
+          </w:p>
+        </w:tc>
+        <w:tc>
+          <w:tcPr>
+            <w:tcW w:type="dxa" w:w="1020"/>
+          </w:tcPr>
+          <w:p>
+            <w:pPr>
+              <w:spacing w:after="40"/>
+            </w:pPr>
+            <w:r/>
+            <w:r>
+              <w:rPr>
+                <w:rFonts w:ascii="微軟正黑體" w:hAnsi="微軟正黑體" w:eastAsia="微軟正黑體"/>
+                <w:b w:val="0"/>
+                <w:color w:val="000000"/>
+                <w:sz w:val="26"/>
+              </w:rPr>
+              <w:t>測驗 13</w:t>
+              <w:br/>
+              <w:t>申論 0</w:t>
+            </w:r>
+          </w:p>
+        </w:tc>
+        <w:tc>
+          <w:tcPr>
+            <w:tcW w:type="dxa" w:w="1701"/>
+          </w:tcPr>
+          <w:p>
+            <w:pPr>
+              <w:spacing w:after="40"/>
+            </w:pPr>
+            <w:r/>
+            <w:r>
+              <w:rPr>
+                <w:rFonts w:ascii="微軟正黑體" w:hAnsi="微軟正黑體" w:eastAsia="微軟正黑體"/>
+                <w:b w:val="0"/>
+                <w:color w:val="000000"/>
+                <w:sz w:val="26"/>
+              </w:rPr>
+              <w:t>106、107、108、109、110、111、112、113</w:t>
+            </w:r>
+          </w:p>
+        </w:tc>
+      </w:tr>
+      <w:tr>
+        <w:tc>
+          <w:tcPr>
+            <w:tcW w:type="dxa" w:w="2041"/>
+          </w:tcPr>
+          <w:p>
+            <w:pPr>
+              <w:spacing w:after="40"/>
+            </w:pPr>
+            <w:r/>
+            <w:r>
+              <w:rPr>
+                <w:rFonts w:ascii="微軟正黑體" w:hAnsi="微軟正黑體" w:eastAsia="微軟正黑體"/>
+                <w:b w:val="0"/>
+                <w:color w:val="000000"/>
+                <w:sz w:val="26"/>
+              </w:rPr>
+              <w:t>Reuben Hill</w:t>
+              <w:br/>
+              <w:t>希爾</w:t>
+            </w:r>
+          </w:p>
+        </w:tc>
+        <w:tc>
+          <w:tcPr>
+            <w:tcW w:type="dxa" w:w="1587"/>
+          </w:tcPr>
+          <w:p>
+            <w:pPr>
+              <w:spacing w:after="40"/>
+            </w:pPr>
+            <w:r/>
+            <w:r>
+              <w:rPr>
+                <w:rFonts w:ascii="微軟正黑體" w:hAnsi="微軟正黑體" w:eastAsia="微軟正黑體"/>
+                <w:b w:val="0"/>
+                <w:color w:val="000000"/>
+                <w:sz w:val="26"/>
+              </w:rPr>
+              <w:t>人類行為與社會環境</w:t>
+            </w:r>
+          </w:p>
+        </w:tc>
+        <w:tc>
+          <w:tcPr>
+            <w:tcW w:type="dxa" w:w="2154"/>
+          </w:tcPr>
+          <w:p>
+            <w:pPr>
+              <w:spacing w:after="40"/>
+            </w:pPr>
+            <w:r/>
+            <w:r>
+              <w:rPr>
+                <w:rFonts w:ascii="微軟正黑體" w:hAnsi="微軟正黑體" w:eastAsia="微軟正黑體"/>
+                <w:b w:val="0"/>
+                <w:color w:val="000000"/>
+                <w:sz w:val="26"/>
+              </w:rPr>
+              <w:t>家庭壓力 ABC-X 模式</w:t>
+            </w:r>
+          </w:p>
+        </w:tc>
+        <w:tc>
+          <w:tcPr>
+            <w:tcW w:type="dxa" w:w="1020"/>
+          </w:tcPr>
+          <w:p>
+            <w:pPr>
+              <w:spacing w:after="40"/>
+            </w:pPr>
+            <w:r/>
+            <w:r>
+              <w:rPr>
+                <w:rFonts w:ascii="微軟正黑體" w:hAnsi="微軟正黑體" w:eastAsia="微軟正黑體"/>
+                <w:b w:val="0"/>
+                <w:color w:val="000000"/>
+                <w:sz w:val="26"/>
+              </w:rPr>
+              <w:t>測驗 11</w:t>
+              <w:br/>
+              <w:t>申論 0</w:t>
+            </w:r>
+          </w:p>
+        </w:tc>
+        <w:tc>
+          <w:tcPr>
+            <w:tcW w:type="dxa" w:w="1701"/>
+          </w:tcPr>
+          <w:p>
+            <w:pPr>
+              <w:spacing w:after="40"/>
+            </w:pPr>
+            <w:r/>
+            <w:r>
+              <w:rPr>
+                <w:rFonts w:ascii="微軟正黑體" w:hAnsi="微軟正黑體" w:eastAsia="微軟正黑體"/>
+                <w:b w:val="0"/>
+                <w:color w:val="000000"/>
+                <w:sz w:val="26"/>
+              </w:rPr>
+              <w:t>106、107、108、112、113、114、115</w:t>
+            </w:r>
+          </w:p>
+        </w:tc>
+      </w:tr>
+      <w:tr>
+        <w:tc>
+          <w:tcPr>
+            <w:tcW w:type="dxa" w:w="2041"/>
+          </w:tcPr>
+          <w:p>
+            <w:pPr>
+              <w:spacing w:after="40"/>
+            </w:pPr>
+            <w:r/>
+            <w:r>
+              <w:rPr>
+                <w:rFonts w:ascii="微軟正黑體" w:hAnsi="微軟正黑體" w:eastAsia="微軟正黑體"/>
+                <w:b w:val="0"/>
+                <w:color w:val="000000"/>
+                <w:sz w:val="26"/>
+              </w:rPr>
+              <w:t>Mary Richmond</w:t>
+              <w:br/>
+              <w:t>芮奇孟</w:t>
+            </w:r>
+          </w:p>
+        </w:tc>
+        <w:tc>
+          <w:tcPr>
+            <w:tcW w:type="dxa" w:w="1587"/>
+          </w:tcPr>
+          <w:p>
+            <w:pPr>
+              <w:spacing w:after="40"/>
+            </w:pPr>
+            <w:r/>
+            <w:r>
+              <w:rPr>
+                <w:rFonts w:ascii="微軟正黑體" w:hAnsi="微軟正黑體" w:eastAsia="微軟正黑體"/>
+                <w:b w:val="0"/>
+                <w:color w:val="000000"/>
+                <w:sz w:val="26"/>
+              </w:rPr>
+              <w:t>社會工作</w:t>
+            </w:r>
+          </w:p>
+        </w:tc>
+        <w:tc>
+          <w:tcPr>
+            <w:tcW w:type="dxa" w:w="2154"/>
+          </w:tcPr>
+          <w:p>
+            <w:pPr>
+              <w:spacing w:after="40"/>
+            </w:pPr>
+            <w:r/>
+            <w:r>
+              <w:rPr>
+                <w:rFonts w:ascii="微軟正黑體" w:hAnsi="微軟正黑體" w:eastAsia="微軟正黑體"/>
+                <w:b w:val="0"/>
+                <w:color w:val="000000"/>
+                <w:sz w:val="26"/>
+              </w:rPr>
+              <w:t>個案工作之母、社會診斷</w:t>
+            </w:r>
+          </w:p>
+        </w:tc>
+        <w:tc>
+          <w:tcPr>
+            <w:tcW w:type="dxa" w:w="1020"/>
+          </w:tcPr>
+          <w:p>
+            <w:pPr>
+              <w:spacing w:after="40"/>
+            </w:pPr>
+            <w:r/>
+            <w:r>
+              <w:rPr>
+                <w:rFonts w:ascii="微軟正黑體" w:hAnsi="微軟正黑體" w:eastAsia="微軟正黑體"/>
+                <w:b w:val="0"/>
+                <w:color w:val="000000"/>
+                <w:sz w:val="26"/>
+              </w:rPr>
+              <w:t>測驗 10</w:t>
+              <w:br/>
+              <w:t>申論 0</w:t>
+            </w:r>
+          </w:p>
+        </w:tc>
+        <w:tc>
+          <w:tcPr>
+            <w:tcW w:type="dxa" w:w="1701"/>
+          </w:tcPr>
+          <w:p>
+            <w:pPr>
+              <w:spacing w:after="40"/>
+            </w:pPr>
+            <w:r/>
+            <w:r>
+              <w:rPr>
+                <w:rFonts w:ascii="微軟正黑體" w:hAnsi="微軟正黑體" w:eastAsia="微軟正黑體"/>
+                <w:b w:val="0"/>
+                <w:color w:val="000000"/>
+                <w:sz w:val="26"/>
+              </w:rPr>
+              <w:t>106、107、108、109、113</w:t>
+            </w:r>
+          </w:p>
+        </w:tc>
+      </w:tr>
+      <w:tr>
+        <w:tc>
+          <w:tcPr>
+            <w:tcW w:type="dxa" w:w="2041"/>
+          </w:tcPr>
+          <w:p>
+            <w:pPr>
+              <w:spacing w:after="40"/>
+            </w:pPr>
+            <w:r/>
+            <w:r>
+              <w:rPr>
+                <w:rFonts w:ascii="微軟正黑體" w:hAnsi="微軟正黑體" w:eastAsia="微軟正黑體"/>
+                <w:b w:val="0"/>
+                <w:color w:val="000000"/>
+                <w:sz w:val="26"/>
+              </w:rPr>
+              <w:t>Urie Bronfenbrenner</w:t>
+              <w:br/>
+              <w:t>布朗芬布倫納</w:t>
+            </w:r>
+          </w:p>
+        </w:tc>
+        <w:tc>
+          <w:tcPr>
+            <w:tcW w:type="dxa" w:w="1587"/>
+          </w:tcPr>
+          <w:p>
+            <w:pPr>
+              <w:spacing w:after="40"/>
+            </w:pPr>
+            <w:r/>
+            <w:r>
+              <w:rPr>
+                <w:rFonts w:ascii="微軟正黑體" w:hAnsi="微軟正黑體" w:eastAsia="微軟正黑體"/>
+                <w:b w:val="0"/>
+                <w:color w:val="000000"/>
+                <w:sz w:val="26"/>
+              </w:rPr>
+              <w:t>人類行為與社會環境</w:t>
+            </w:r>
+          </w:p>
+        </w:tc>
+        <w:tc>
+          <w:tcPr>
+            <w:tcW w:type="dxa" w:w="2154"/>
+          </w:tcPr>
+          <w:p>
+            <w:pPr>
+              <w:spacing w:after="40"/>
+            </w:pPr>
+            <w:r/>
+            <w:r>
+              <w:rPr>
+                <w:rFonts w:ascii="微軟正黑體" w:hAnsi="微軟正黑體" w:eastAsia="微軟正黑體"/>
+                <w:b w:val="0"/>
+                <w:color w:val="000000"/>
+                <w:sz w:val="26"/>
+              </w:rPr>
+              <w:t>生態系統理論</w:t>
+            </w:r>
+          </w:p>
+        </w:tc>
+        <w:tc>
+          <w:tcPr>
+            <w:tcW w:type="dxa" w:w="1020"/>
+          </w:tcPr>
+          <w:p>
+            <w:pPr>
+              <w:spacing w:after="40"/>
+            </w:pPr>
+            <w:r/>
+            <w:r>
+              <w:rPr>
+                <w:rFonts w:ascii="微軟正黑體" w:hAnsi="微軟正黑體" w:eastAsia="微軟正黑體"/>
+                <w:b w:val="0"/>
+                <w:color w:val="000000"/>
+                <w:sz w:val="26"/>
+              </w:rPr>
+              <w:t>測驗 6</w:t>
+              <w:br/>
+              <w:t>申論 1</w:t>
+            </w:r>
+          </w:p>
+        </w:tc>
+        <w:tc>
+          <w:tcPr>
+            <w:tcW w:type="dxa" w:w="1701"/>
+          </w:tcPr>
+          <w:p>
+            <w:pPr>
+              <w:spacing w:after="40"/>
+            </w:pPr>
+            <w:r/>
+            <w:r>
+              <w:rPr>
+                <w:rFonts w:ascii="微軟正黑體" w:hAnsi="微軟正黑體" w:eastAsia="微軟正黑體"/>
+                <w:b w:val="0"/>
+                <w:color w:val="000000"/>
+                <w:sz w:val="26"/>
+              </w:rPr>
+              <w:t>106、107、109、111、113</w:t>
+            </w:r>
+          </w:p>
+        </w:tc>
+      </w:tr>
+      <w:tr>
+        <w:tc>
+          <w:tcPr>
+            <w:tcW w:type="dxa" w:w="2041"/>
+          </w:tcPr>
+          <w:p>
+            <w:pPr>
+              <w:spacing w:after="40"/>
+            </w:pPr>
+            <w:r/>
+            <w:r>
+              <w:rPr>
+                <w:rFonts w:ascii="微軟正黑體" w:hAnsi="微軟正黑體" w:eastAsia="微軟正黑體"/>
+                <w:b w:val="0"/>
+                <w:color w:val="000000"/>
+                <w:sz w:val="26"/>
+              </w:rPr>
+              <w:t>Albert Bandura</w:t>
+              <w:br/>
+              <w:t>班度拉</w:t>
+            </w:r>
+          </w:p>
+        </w:tc>
+        <w:tc>
+          <w:tcPr>
+            <w:tcW w:type="dxa" w:w="1587"/>
+          </w:tcPr>
+          <w:p>
+            <w:pPr>
+              <w:spacing w:after="40"/>
+            </w:pPr>
+            <w:r/>
+            <w:r>
+              <w:rPr>
+                <w:rFonts w:ascii="微軟正黑體" w:hAnsi="微軟正黑體" w:eastAsia="微軟正黑體"/>
+                <w:b w:val="0"/>
+                <w:color w:val="000000"/>
+                <w:sz w:val="26"/>
+              </w:rPr>
+              <w:t>人類行為與社會環境</w:t>
+            </w:r>
+          </w:p>
+        </w:tc>
+        <w:tc>
+          <w:tcPr>
+            <w:tcW w:type="dxa" w:w="2154"/>
+          </w:tcPr>
+          <w:p>
+            <w:pPr>
+              <w:spacing w:after="40"/>
+            </w:pPr>
+            <w:r/>
+            <w:r>
+              <w:rPr>
+                <w:rFonts w:ascii="微軟正黑體" w:hAnsi="微軟正黑體" w:eastAsia="微軟正黑體"/>
+                <w:b w:val="0"/>
+                <w:color w:val="000000"/>
+                <w:sz w:val="26"/>
+              </w:rPr>
+              <w:t>社會學習論／自我效能</w:t>
+            </w:r>
+          </w:p>
+        </w:tc>
+        <w:tc>
+          <w:tcPr>
+            <w:tcW w:type="dxa" w:w="1020"/>
+          </w:tcPr>
+          <w:p>
+            <w:pPr>
+              <w:spacing w:after="40"/>
+            </w:pPr>
+            <w:r/>
+            <w:r>
+              <w:rPr>
+                <w:rFonts w:ascii="微軟正黑體" w:hAnsi="微軟正黑體" w:eastAsia="微軟正黑體"/>
+                <w:b w:val="0"/>
+                <w:color w:val="000000"/>
+                <w:sz w:val="26"/>
+              </w:rPr>
+              <w:t>測驗 6</w:t>
+              <w:br/>
+              <w:t>申論 1</w:t>
+            </w:r>
+          </w:p>
+        </w:tc>
+        <w:tc>
+          <w:tcPr>
+            <w:tcW w:type="dxa" w:w="1701"/>
+          </w:tcPr>
+          <w:p>
+            <w:pPr>
+              <w:spacing w:after="40"/>
+            </w:pPr>
+            <w:r/>
+            <w:r>
+              <w:rPr>
+                <w:rFonts w:ascii="微軟正黑體" w:hAnsi="微軟正黑體" w:eastAsia="微軟正黑體"/>
+                <w:b w:val="0"/>
+                <w:color w:val="000000"/>
+                <w:sz w:val="26"/>
+              </w:rPr>
+              <w:t>106、107、112、113、114、115</w:t>
+            </w:r>
+          </w:p>
+        </w:tc>
+      </w:tr>
+      <w:tr>
+        <w:tc>
+          <w:tcPr>
+            <w:tcW w:type="dxa" w:w="2041"/>
+          </w:tcPr>
+          <w:p>
+            <w:pPr>
+              <w:spacing w:after="40"/>
+            </w:pPr>
+            <w:r/>
+            <w:r>
+              <w:rPr>
+                <w:rFonts w:ascii="微軟正黑體" w:hAnsi="微軟正黑體" w:eastAsia="微軟正黑體"/>
+                <w:b w:val="0"/>
+                <w:color w:val="000000"/>
+                <w:sz w:val="26"/>
+              </w:rPr>
+              <w:t>Robert Sternberg</w:t>
+              <w:br/>
+              <w:t>史坦伯格</w:t>
+            </w:r>
+          </w:p>
+        </w:tc>
+        <w:tc>
+          <w:tcPr>
+            <w:tcW w:type="dxa" w:w="1587"/>
+          </w:tcPr>
+          <w:p>
+            <w:pPr>
+              <w:spacing w:after="40"/>
+            </w:pPr>
+            <w:r/>
+            <w:r>
+              <w:rPr>
+                <w:rFonts w:ascii="微軟正黑體" w:hAnsi="微軟正黑體" w:eastAsia="微軟正黑體"/>
+                <w:b w:val="0"/>
+                <w:color w:val="000000"/>
+                <w:sz w:val="26"/>
+              </w:rPr>
+              <w:t>人類行為與社會環境</w:t>
+            </w:r>
+          </w:p>
+        </w:tc>
+        <w:tc>
+          <w:tcPr>
+            <w:tcW w:type="dxa" w:w="2154"/>
+          </w:tcPr>
+          <w:p>
+            <w:pPr>
+              <w:spacing w:after="40"/>
+            </w:pPr>
+            <w:r/>
+            <w:r>
+              <w:rPr>
+                <w:rFonts w:ascii="微軟正黑體" w:hAnsi="微軟正黑體" w:eastAsia="微軟正黑體"/>
+                <w:b w:val="0"/>
+                <w:color w:val="000000"/>
+                <w:sz w:val="26"/>
+              </w:rPr>
+              <w:t>愛情三角論</w:t>
+            </w:r>
+          </w:p>
+        </w:tc>
+        <w:tc>
+          <w:tcPr>
+            <w:tcW w:type="dxa" w:w="1020"/>
+          </w:tcPr>
+          <w:p>
+            <w:pPr>
+              <w:spacing w:after="40"/>
+            </w:pPr>
+            <w:r/>
+            <w:r>
+              <w:rPr>
+                <w:rFonts w:ascii="微軟正黑體" w:hAnsi="微軟正黑體" w:eastAsia="微軟正黑體"/>
+                <w:b w:val="0"/>
+                <w:color w:val="000000"/>
+                <w:sz w:val="26"/>
+              </w:rPr>
+              <w:t>測驗 9</w:t>
+              <w:br/>
+              <w:t>申論 0</w:t>
+            </w:r>
+          </w:p>
+        </w:tc>
+        <w:tc>
+          <w:tcPr>
+            <w:tcW w:type="dxa" w:w="1701"/>
+          </w:tcPr>
+          <w:p>
+            <w:pPr>
+              <w:spacing w:after="40"/>
+            </w:pPr>
+            <w:r/>
+            <w:r>
+              <w:rPr>
+                <w:rFonts w:ascii="微軟正黑體" w:hAnsi="微軟正黑體" w:eastAsia="微軟正黑體"/>
+                <w:b w:val="0"/>
+                <w:color w:val="000000"/>
+                <w:sz w:val="26"/>
+              </w:rPr>
+              <w:t>106、107、108、110、113、114、115</w:t>
+            </w:r>
+          </w:p>
+        </w:tc>
+      </w:tr>
+      <w:tr>
+        <w:tc>
+          <w:tcPr>
+            <w:tcW w:type="dxa" w:w="2041"/>
+          </w:tcPr>
+          <w:p>
+            <w:pPr>
+              <w:spacing w:after="40"/>
+            </w:pPr>
+            <w:r/>
+            <w:r>
+              <w:rPr>
+                <w:rFonts w:ascii="微軟正黑體" w:hAnsi="微軟正黑體" w:eastAsia="微軟正黑體"/>
+                <w:b w:val="0"/>
+                <w:color w:val="000000"/>
+                <w:sz w:val="26"/>
+              </w:rPr>
+              <w:t>Helen Harris Perlman</w:t>
+              <w:br/>
+              <w:t>波爾曼</w:t>
+            </w:r>
+          </w:p>
+        </w:tc>
+        <w:tc>
+          <w:tcPr>
+            <w:tcW w:type="dxa" w:w="1587"/>
+          </w:tcPr>
+          <w:p>
+            <w:pPr>
+              <w:spacing w:after="40"/>
+            </w:pPr>
+            <w:r/>
+            <w:r>
+              <w:rPr>
+                <w:rFonts w:ascii="微軟正黑體" w:hAnsi="微軟正黑體" w:eastAsia="微軟正黑體"/>
+                <w:b w:val="0"/>
+                <w:color w:val="000000"/>
+                <w:sz w:val="26"/>
+              </w:rPr>
+              <w:t>社會工作直接服務</w:t>
+            </w:r>
+          </w:p>
+        </w:tc>
+        <w:tc>
+          <w:tcPr>
+            <w:tcW w:type="dxa" w:w="2154"/>
+          </w:tcPr>
+          <w:p>
+            <w:pPr>
+              <w:spacing w:after="40"/>
+            </w:pPr>
+            <w:r/>
+            <w:r>
+              <w:rPr>
+                <w:rFonts w:ascii="微軟正黑體" w:hAnsi="微軟正黑體" w:eastAsia="微軟正黑體"/>
+                <w:b w:val="0"/>
+                <w:color w:val="000000"/>
+                <w:sz w:val="26"/>
+              </w:rPr>
+              <w:t>問題解決模式（4P）</w:t>
+            </w:r>
+          </w:p>
+        </w:tc>
+        <w:tc>
+          <w:tcPr>
+            <w:tcW w:type="dxa" w:w="1020"/>
+          </w:tcPr>
+          <w:p>
+            <w:pPr>
+              <w:spacing w:after="40"/>
+            </w:pPr>
+            <w:r/>
+            <w:r>
+              <w:rPr>
+                <w:rFonts w:ascii="微軟正黑體" w:hAnsi="微軟正黑體" w:eastAsia="微軟正黑體"/>
+                <w:b w:val="0"/>
+                <w:color w:val="000000"/>
+                <w:sz w:val="26"/>
+              </w:rPr>
+              <w:t>測驗 9</w:t>
+              <w:br/>
+              <w:t>申論 0</w:t>
+            </w:r>
+          </w:p>
+        </w:tc>
+        <w:tc>
+          <w:tcPr>
+            <w:tcW w:type="dxa" w:w="1701"/>
+          </w:tcPr>
+          <w:p>
+            <w:pPr>
+              <w:spacing w:after="40"/>
+            </w:pPr>
+            <w:r/>
+            <w:r>
+              <w:rPr>
+                <w:rFonts w:ascii="微軟正黑體" w:hAnsi="微軟正黑體" w:eastAsia="微軟正黑體"/>
+                <w:b w:val="0"/>
+                <w:color w:val="000000"/>
+                <w:sz w:val="26"/>
+              </w:rPr>
+              <w:t>106、107、109、112、113、114</w:t>
+            </w:r>
+          </w:p>
+        </w:tc>
+      </w:tr>
+      <w:tr>
+        <w:tc>
+          <w:tcPr>
+            <w:tcW w:type="dxa" w:w="2041"/>
+          </w:tcPr>
+          <w:p>
+            <w:pPr>
+              <w:spacing w:after="40"/>
+            </w:pPr>
+            <w:r/>
+            <w:r>
+              <w:rPr>
+                <w:rFonts w:ascii="微軟正黑體" w:hAnsi="微軟正黑體" w:eastAsia="微軟正黑體"/>
+                <w:b w:val="0"/>
+                <w:color w:val="000000"/>
+                <w:sz w:val="26"/>
+              </w:rPr>
+              <w:t>Gøsta Esping-Andersen</w:t>
+              <w:br/>
+              <w:t>艾斯平－安德森</w:t>
+            </w:r>
+          </w:p>
+        </w:tc>
+        <w:tc>
+          <w:tcPr>
+            <w:tcW w:type="dxa" w:w="1587"/>
+          </w:tcPr>
+          <w:p>
+            <w:pPr>
+              <w:spacing w:after="40"/>
+            </w:pPr>
+            <w:r/>
+            <w:r>
+              <w:rPr>
+                <w:rFonts w:ascii="微軟正黑體" w:hAnsi="微軟正黑體" w:eastAsia="微軟正黑體"/>
+                <w:b w:val="0"/>
+                <w:color w:val="000000"/>
+                <w:sz w:val="26"/>
+              </w:rPr>
+              <w:t>社會政策與社會立法</w:t>
+            </w:r>
+          </w:p>
+        </w:tc>
+        <w:tc>
+          <w:tcPr>
+            <w:tcW w:type="dxa" w:w="2154"/>
+          </w:tcPr>
+          <w:p>
+            <w:pPr>
+              <w:spacing w:after="40"/>
+            </w:pPr>
+            <w:r/>
+            <w:r>
+              <w:rPr>
+                <w:rFonts w:ascii="微軟正黑體" w:hAnsi="微軟正黑體" w:eastAsia="微軟正黑體"/>
+                <w:b w:val="0"/>
+                <w:color w:val="000000"/>
+                <w:sz w:val="26"/>
+              </w:rPr>
+              <w:t>福利資本主義三體制</w:t>
+            </w:r>
+          </w:p>
+        </w:tc>
+        <w:tc>
+          <w:tcPr>
+            <w:tcW w:type="dxa" w:w="1020"/>
+          </w:tcPr>
+          <w:p>
+            <w:pPr>
+              <w:spacing w:after="40"/>
+            </w:pPr>
+            <w:r/>
+            <w:r>
+              <w:rPr>
+                <w:rFonts w:ascii="微軟正黑體" w:hAnsi="微軟正黑體" w:eastAsia="微軟正黑體"/>
+                <w:b w:val="0"/>
+                <w:color w:val="000000"/>
+                <w:sz w:val="26"/>
+              </w:rPr>
+              <w:t>測驗 9</w:t>
+              <w:br/>
+              <w:t>申論 0</w:t>
+            </w:r>
+          </w:p>
+        </w:tc>
+        <w:tc>
+          <w:tcPr>
+            <w:tcW w:type="dxa" w:w="1701"/>
+          </w:tcPr>
+          <w:p>
+            <w:pPr>
+              <w:spacing w:after="40"/>
+            </w:pPr>
+            <w:r/>
+            <w:r>
+              <w:rPr>
+                <w:rFonts w:ascii="微軟正黑體" w:hAnsi="微軟正黑體" w:eastAsia="微軟正黑體"/>
+                <w:b w:val="0"/>
+                <w:color w:val="000000"/>
+                <w:sz w:val="26"/>
+              </w:rPr>
+              <w:t>106、107、111、113、115</w:t>
+            </w:r>
+          </w:p>
+        </w:tc>
+      </w:tr>
+      <w:tr>
+        <w:tc>
+          <w:tcPr>
+            <w:tcW w:type="dxa" w:w="2041"/>
+          </w:tcPr>
+          <w:p>
+            <w:pPr>
+              <w:spacing w:after="40"/>
+            </w:pPr>
+            <w:r/>
+            <w:r>
+              <w:rPr>
+                <w:rFonts w:ascii="微軟正黑體" w:hAnsi="微軟正黑體" w:eastAsia="微軟正黑體"/>
+                <w:b w:val="0"/>
+                <w:color w:val="000000"/>
+                <w:sz w:val="26"/>
+              </w:rPr>
+              <w:t>Richard Titmuss</w:t>
+              <w:br/>
+              <w:t>提特馬斯</w:t>
+            </w:r>
+          </w:p>
+        </w:tc>
+        <w:tc>
+          <w:tcPr>
+            <w:tcW w:type="dxa" w:w="1587"/>
+          </w:tcPr>
+          <w:p>
+            <w:pPr>
+              <w:spacing w:after="40"/>
+            </w:pPr>
+            <w:r/>
+            <w:r>
+              <w:rPr>
+                <w:rFonts w:ascii="微軟正黑體" w:hAnsi="微軟正黑體" w:eastAsia="微軟正黑體"/>
+                <w:b w:val="0"/>
+                <w:color w:val="000000"/>
+                <w:sz w:val="26"/>
+              </w:rPr>
+              <w:t>社會政策與社會立法</w:t>
+            </w:r>
+          </w:p>
+        </w:tc>
+        <w:tc>
+          <w:tcPr>
+            <w:tcW w:type="dxa" w:w="2154"/>
+          </w:tcPr>
+          <w:p>
+            <w:pPr>
+              <w:spacing w:after="40"/>
+            </w:pPr>
+            <w:r/>
+            <w:r>
+              <w:rPr>
+                <w:rFonts w:ascii="微軟正黑體" w:hAnsi="微軟正黑體" w:eastAsia="微軟正黑體"/>
+                <w:b w:val="0"/>
+                <w:color w:val="000000"/>
+                <w:sz w:val="26"/>
+              </w:rPr>
+              <w:t>社會福利三模型、福利的社會分工</w:t>
+            </w:r>
+          </w:p>
+        </w:tc>
+        <w:tc>
+          <w:tcPr>
+            <w:tcW w:type="dxa" w:w="1020"/>
+          </w:tcPr>
+          <w:p>
+            <w:pPr>
+              <w:spacing w:after="40"/>
+            </w:pPr>
+            <w:r/>
+            <w:r>
+              <w:rPr>
+                <w:rFonts w:ascii="微軟正黑體" w:hAnsi="微軟正黑體" w:eastAsia="微軟正黑體"/>
+                <w:b w:val="0"/>
+                <w:color w:val="000000"/>
+                <w:sz w:val="26"/>
+              </w:rPr>
+              <w:t>測驗 6</w:t>
+              <w:br/>
+              <w:t>申論 1</w:t>
+            </w:r>
+          </w:p>
+        </w:tc>
+        <w:tc>
+          <w:tcPr>
+            <w:tcW w:type="dxa" w:w="1701"/>
+          </w:tcPr>
+          <w:p>
+            <w:pPr>
+              <w:spacing w:after="40"/>
+            </w:pPr>
+            <w:r/>
+            <w:r>
+              <w:rPr>
+                <w:rFonts w:ascii="微軟正黑體" w:hAnsi="微軟正黑體" w:eastAsia="微軟正黑體"/>
+                <w:b w:val="0"/>
+                <w:color w:val="000000"/>
+                <w:sz w:val="26"/>
+              </w:rPr>
+              <w:t>107、108、110、113</w:t>
+            </w:r>
+          </w:p>
+        </w:tc>
+      </w:tr>
+      <w:tr>
+        <w:tc>
+          <w:tcPr>
+            <w:tcW w:type="dxa" w:w="2041"/>
+          </w:tcPr>
+          <w:p>
+            <w:pPr>
+              <w:spacing w:after="40"/>
+            </w:pPr>
+            <w:r/>
+            <w:r>
+              <w:rPr>
+                <w:rFonts w:ascii="微軟正黑體" w:hAnsi="微軟正黑體" w:eastAsia="微軟正黑體"/>
+                <w:b w:val="0"/>
+                <w:color w:val="000000"/>
+                <w:sz w:val="26"/>
+              </w:rPr>
+              <w:t>Abraham Maslow</w:t>
+              <w:br/>
+              <w:t>馬斯洛</w:t>
+            </w:r>
+          </w:p>
+        </w:tc>
+        <w:tc>
+          <w:tcPr>
+            <w:tcW w:type="dxa" w:w="1587"/>
+          </w:tcPr>
+          <w:p>
+            <w:pPr>
+              <w:spacing w:after="40"/>
+            </w:pPr>
+            <w:r/>
+            <w:r>
+              <w:rPr>
+                <w:rFonts w:ascii="微軟正黑體" w:hAnsi="微軟正黑體" w:eastAsia="微軟正黑體"/>
+                <w:b w:val="0"/>
+                <w:color w:val="000000"/>
+                <w:sz w:val="26"/>
+              </w:rPr>
+              <w:t>人類行為與社會環境</w:t>
+            </w:r>
+          </w:p>
+        </w:tc>
+        <w:tc>
+          <w:tcPr>
+            <w:tcW w:type="dxa" w:w="2154"/>
+          </w:tcPr>
+          <w:p>
+            <w:pPr>
+              <w:spacing w:after="40"/>
+            </w:pPr>
+            <w:r/>
+            <w:r>
+              <w:rPr>
+                <w:rFonts w:ascii="微軟正黑體" w:hAnsi="微軟正黑體" w:eastAsia="微軟正黑體"/>
+                <w:b w:val="0"/>
+                <w:color w:val="000000"/>
+                <w:sz w:val="26"/>
+              </w:rPr>
+              <w:t>需求層次論</w:t>
+            </w:r>
+          </w:p>
+        </w:tc>
+        <w:tc>
+          <w:tcPr>
+            <w:tcW w:type="dxa" w:w="1020"/>
+          </w:tcPr>
+          <w:p>
+            <w:pPr>
+              <w:spacing w:after="40"/>
+            </w:pPr>
+            <w:r/>
+            <w:r>
+              <w:rPr>
+                <w:rFonts w:ascii="微軟正黑體" w:hAnsi="微軟正黑體" w:eastAsia="微軟正黑體"/>
+                <w:b w:val="0"/>
+                <w:color w:val="000000"/>
+                <w:sz w:val="26"/>
+              </w:rPr>
+              <w:t>測驗 8</w:t>
+              <w:br/>
+              <w:t>申論 0</w:t>
+            </w:r>
+          </w:p>
+        </w:tc>
+        <w:tc>
+          <w:tcPr>
+            <w:tcW w:type="dxa" w:w="1701"/>
+          </w:tcPr>
+          <w:p>
+            <w:pPr>
+              <w:spacing w:after="40"/>
+            </w:pPr>
+            <w:r/>
+            <w:r>
+              <w:rPr>
+                <w:rFonts w:ascii="微軟正黑體" w:hAnsi="微軟正黑體" w:eastAsia="微軟正黑體"/>
+                <w:b w:val="0"/>
+                <w:color w:val="000000"/>
+                <w:sz w:val="26"/>
+              </w:rPr>
+              <w:t>109、111、112、113、114</w:t>
+            </w:r>
+          </w:p>
+        </w:tc>
+      </w:tr>
+      <w:tr>
+        <w:tc>
+          <w:tcPr>
+            <w:tcW w:type="dxa" w:w="2041"/>
+          </w:tcPr>
+          <w:p>
+            <w:pPr>
+              <w:spacing w:after="40"/>
+            </w:pPr>
+            <w:r/>
+            <w:r>
+              <w:rPr>
+                <w:rFonts w:ascii="微軟正黑體" w:hAnsi="微軟正黑體" w:eastAsia="微軟正黑體"/>
+                <w:b w:val="0"/>
+                <w:color w:val="000000"/>
+                <w:sz w:val="26"/>
+              </w:rPr>
+              <w:t>Jane Addams</w:t>
+              <w:br/>
+              <w:t>亞當斯</w:t>
+            </w:r>
+          </w:p>
+        </w:tc>
+        <w:tc>
+          <w:tcPr>
+            <w:tcW w:type="dxa" w:w="1587"/>
+          </w:tcPr>
+          <w:p>
+            <w:pPr>
+              <w:spacing w:after="40"/>
+            </w:pPr>
+            <w:r/>
+            <w:r>
+              <w:rPr>
+                <w:rFonts w:ascii="微軟正黑體" w:hAnsi="微軟正黑體" w:eastAsia="微軟正黑體"/>
+                <w:b w:val="0"/>
+                <w:color w:val="000000"/>
+                <w:sz w:val="26"/>
+              </w:rPr>
+              <w:t>社會工作</w:t>
+            </w:r>
+          </w:p>
+        </w:tc>
+        <w:tc>
+          <w:tcPr>
+            <w:tcW w:type="dxa" w:w="2154"/>
+          </w:tcPr>
+          <w:p>
+            <w:pPr>
+              <w:spacing w:after="40"/>
+            </w:pPr>
+            <w:r/>
+            <w:r>
+              <w:rPr>
+                <w:rFonts w:ascii="微軟正黑體" w:hAnsi="微軟正黑體" w:eastAsia="微軟正黑體"/>
+                <w:b w:val="0"/>
+                <w:color w:val="000000"/>
+                <w:sz w:val="26"/>
+              </w:rPr>
+              <w:t>睦鄰運動、赫爾館</w:t>
+            </w:r>
+          </w:p>
+        </w:tc>
+        <w:tc>
+          <w:tcPr>
+            <w:tcW w:type="dxa" w:w="1020"/>
+          </w:tcPr>
+          <w:p>
+            <w:pPr>
+              <w:spacing w:after="40"/>
+            </w:pPr>
+            <w:r/>
+            <w:r>
+              <w:rPr>
+                <w:rFonts w:ascii="微軟正黑體" w:hAnsi="微軟正黑體" w:eastAsia="微軟正黑體"/>
+                <w:b w:val="0"/>
+                <w:color w:val="000000"/>
+                <w:sz w:val="26"/>
+              </w:rPr>
+              <w:t>測驗 8</w:t>
+              <w:br/>
+              <w:t>申論 0</w:t>
+            </w:r>
+          </w:p>
+        </w:tc>
+        <w:tc>
+          <w:tcPr>
+            <w:tcW w:type="dxa" w:w="1701"/>
+          </w:tcPr>
+          <w:p>
+            <w:pPr>
+              <w:spacing w:after="40"/>
+            </w:pPr>
+            <w:r/>
+            <w:r>
+              <w:rPr>
+                <w:rFonts w:ascii="微軟正黑體" w:hAnsi="微軟正黑體" w:eastAsia="微軟正黑體"/>
+                <w:b w:val="0"/>
+                <w:color w:val="000000"/>
+                <w:sz w:val="26"/>
+              </w:rPr>
+              <w:t>106、107、108、109、113、115</w:t>
+            </w:r>
+          </w:p>
+        </w:tc>
+      </w:tr>
+      <w:tr>
+        <w:tc>
+          <w:tcPr>
+            <w:tcW w:type="dxa" w:w="2041"/>
+          </w:tcPr>
+          <w:p>
+            <w:pPr>
+              <w:spacing w:after="40"/>
+            </w:pPr>
+            <w:r/>
+            <w:r>
+              <w:rPr>
+                <w:rFonts w:ascii="微軟正黑體" w:hAnsi="微軟正黑體" w:eastAsia="微軟正黑體"/>
+                <w:b w:val="0"/>
+                <w:color w:val="000000"/>
+                <w:sz w:val="26"/>
+              </w:rPr>
+              <w:t>John Rawls</w:t>
+              <w:br/>
+              <w:t>羅爾斯</w:t>
+            </w:r>
+          </w:p>
+        </w:tc>
+        <w:tc>
+          <w:tcPr>
+            <w:tcW w:type="dxa" w:w="1587"/>
+          </w:tcPr>
+          <w:p>
+            <w:pPr>
+              <w:spacing w:after="40"/>
+            </w:pPr>
+            <w:r/>
+            <w:r>
+              <w:rPr>
+                <w:rFonts w:ascii="微軟正黑體" w:hAnsi="微軟正黑體" w:eastAsia="微軟正黑體"/>
+                <w:b w:val="0"/>
+                <w:color w:val="000000"/>
+                <w:sz w:val="26"/>
+              </w:rPr>
+              <w:t>社會政策與社會立法</w:t>
+            </w:r>
+          </w:p>
+        </w:tc>
+        <w:tc>
+          <w:tcPr>
+            <w:tcW w:type="dxa" w:w="2154"/>
+          </w:tcPr>
+          <w:p>
+            <w:pPr>
+              <w:spacing w:after="40"/>
+            </w:pPr>
+            <w:r/>
+            <w:r>
+              <w:rPr>
+                <w:rFonts w:ascii="微軟正黑體" w:hAnsi="微軟正黑體" w:eastAsia="微軟正黑體"/>
+                <w:b w:val="0"/>
+                <w:color w:val="000000"/>
+                <w:sz w:val="26"/>
+              </w:rPr>
+              <w:t>正義論</w:t>
+            </w:r>
+          </w:p>
+        </w:tc>
+        <w:tc>
+          <w:tcPr>
+            <w:tcW w:type="dxa" w:w="1020"/>
+          </w:tcPr>
+          <w:p>
+            <w:pPr>
+              <w:spacing w:after="40"/>
+            </w:pPr>
+            <w:r/>
+            <w:r>
+              <w:rPr>
+                <w:rFonts w:ascii="微軟正黑體" w:hAnsi="微軟正黑體" w:eastAsia="微軟正黑體"/>
+                <w:b w:val="0"/>
+                <w:color w:val="000000"/>
+                <w:sz w:val="26"/>
+              </w:rPr>
+              <w:t>測驗 8</w:t>
+              <w:br/>
+              <w:t>申論 0</w:t>
+            </w:r>
+          </w:p>
+        </w:tc>
+        <w:tc>
+          <w:tcPr>
+            <w:tcW w:type="dxa" w:w="1701"/>
+          </w:tcPr>
+          <w:p>
+            <w:pPr>
+              <w:spacing w:after="40"/>
+            </w:pPr>
+            <w:r/>
+            <w:r>
+              <w:rPr>
+                <w:rFonts w:ascii="微軟正黑體" w:hAnsi="微軟正黑體" w:eastAsia="微軟正黑體"/>
+                <w:b w:val="0"/>
+                <w:color w:val="000000"/>
+                <w:sz w:val="26"/>
+              </w:rPr>
+              <w:t>107、109、111、113、114</w:t>
+            </w:r>
+          </w:p>
+        </w:tc>
+      </w:tr>
+      <w:tr>
+        <w:tc>
+          <w:tcPr>
+            <w:tcW w:type="dxa" w:w="2041"/>
+          </w:tcPr>
+          <w:p>
+            <w:pPr>
+              <w:spacing w:after="40"/>
+            </w:pPr>
+            <w:r/>
+            <w:r>
+              <w:rPr>
+                <w:rFonts w:ascii="微軟正黑體" w:hAnsi="微軟正黑體" w:eastAsia="微軟正黑體"/>
+                <w:b w:val="0"/>
+                <w:color w:val="000000"/>
+                <w:sz w:val="26"/>
+              </w:rPr>
+              <w:t>Catherine Papell &amp; Beulah Rothman</w:t>
+              <w:br/>
+              <w:t>帕佩爾與羅斯曼</w:t>
+            </w:r>
+          </w:p>
+        </w:tc>
+        <w:tc>
+          <w:tcPr>
+            <w:tcW w:type="dxa" w:w="1587"/>
+          </w:tcPr>
+          <w:p>
+            <w:pPr>
+              <w:spacing w:after="40"/>
+            </w:pPr>
+            <w:r/>
+            <w:r>
+              <w:rPr>
+                <w:rFonts w:ascii="微軟正黑體" w:hAnsi="微軟正黑體" w:eastAsia="微軟正黑體"/>
+                <w:b w:val="0"/>
+                <w:color w:val="000000"/>
+                <w:sz w:val="26"/>
+              </w:rPr>
+              <w:t>社會工作直接服務</w:t>
+            </w:r>
+          </w:p>
+        </w:tc>
+        <w:tc>
+          <w:tcPr>
+            <w:tcW w:type="dxa" w:w="2154"/>
+          </w:tcPr>
+          <w:p>
+            <w:pPr>
+              <w:spacing w:after="40"/>
+            </w:pPr>
+            <w:r/>
+            <w:r>
+              <w:rPr>
+                <w:rFonts w:ascii="微軟正黑體" w:hAnsi="微軟正黑體" w:eastAsia="微軟正黑體"/>
+                <w:b w:val="0"/>
+                <w:color w:val="000000"/>
+                <w:sz w:val="26"/>
+              </w:rPr>
+              <w:t>團體工作三模式</w:t>
+            </w:r>
+          </w:p>
+        </w:tc>
+        <w:tc>
+          <w:tcPr>
+            <w:tcW w:type="dxa" w:w="1020"/>
+          </w:tcPr>
+          <w:p>
+            <w:pPr>
+              <w:spacing w:after="40"/>
+            </w:pPr>
+            <w:r/>
+            <w:r>
+              <w:rPr>
+                <w:rFonts w:ascii="微軟正黑體" w:hAnsi="微軟正黑體" w:eastAsia="微軟正黑體"/>
+                <w:b w:val="0"/>
+                <w:color w:val="000000"/>
+                <w:sz w:val="26"/>
+              </w:rPr>
+              <w:t>測驗 7</w:t>
+              <w:br/>
+              <w:t>申論 0</w:t>
+            </w:r>
+          </w:p>
+        </w:tc>
+        <w:tc>
+          <w:tcPr>
+            <w:tcW w:type="dxa" w:w="1701"/>
+          </w:tcPr>
+          <w:p>
+            <w:pPr>
+              <w:spacing w:after="40"/>
+            </w:pPr>
+            <w:r/>
+            <w:r>
+              <w:rPr>
+                <w:rFonts w:ascii="微軟正黑體" w:hAnsi="微軟正黑體" w:eastAsia="微軟正黑體"/>
+                <w:b w:val="0"/>
+                <w:color w:val="000000"/>
+                <w:sz w:val="26"/>
+              </w:rPr>
+              <w:t>106、107、108、110、113、114、115</w:t>
+            </w:r>
+          </w:p>
+        </w:tc>
+      </w:tr>
+      <w:tr>
+        <w:tc>
+          <w:tcPr>
+            <w:tcW w:type="dxa" w:w="2041"/>
+          </w:tcPr>
+          <w:p>
+            <w:pPr>
+              <w:spacing w:after="40"/>
+            </w:pPr>
+            <w:r/>
+            <w:r>
+              <w:rPr>
+                <w:rFonts w:ascii="微軟正黑體" w:hAnsi="微軟正黑體" w:eastAsia="微軟正黑體"/>
+                <w:b w:val="0"/>
+                <w:color w:val="000000"/>
+                <w:sz w:val="26"/>
+              </w:rPr>
+              <w:t>Ralph Dolgoff, Frank Loewenberg &amp; Donna Harrington</w:t>
+              <w:br/>
+              <w:t>羅文柏格等</w:t>
+            </w:r>
+          </w:p>
+        </w:tc>
+        <w:tc>
+          <w:tcPr>
+            <w:tcW w:type="dxa" w:w="1587"/>
+          </w:tcPr>
+          <w:p>
+            <w:pPr>
+              <w:spacing w:after="40"/>
+            </w:pPr>
+            <w:r/>
+            <w:r>
+              <w:rPr>
+                <w:rFonts w:ascii="微軟正黑體" w:hAnsi="微軟正黑體" w:eastAsia="微軟正黑體"/>
+                <w:b w:val="0"/>
+                <w:color w:val="000000"/>
+                <w:sz w:val="26"/>
+              </w:rPr>
+              <w:t>社會工作</w:t>
+            </w:r>
+          </w:p>
+        </w:tc>
+        <w:tc>
+          <w:tcPr>
+            <w:tcW w:type="dxa" w:w="2154"/>
+          </w:tcPr>
+          <w:p>
+            <w:pPr>
+              <w:spacing w:after="40"/>
+            </w:pPr>
+            <w:r/>
+            <w:r>
+              <w:rPr>
+                <w:rFonts w:ascii="微軟正黑體" w:hAnsi="微軟正黑體" w:eastAsia="微軟正黑體"/>
+                <w:b w:val="0"/>
+                <w:color w:val="000000"/>
+                <w:sz w:val="26"/>
+              </w:rPr>
+              <w:t>倫理原則篩選（倫理優先順序）</w:t>
+            </w:r>
+          </w:p>
+        </w:tc>
+        <w:tc>
+          <w:tcPr>
+            <w:tcW w:type="dxa" w:w="1020"/>
+          </w:tcPr>
+          <w:p>
+            <w:pPr>
+              <w:spacing w:after="40"/>
+            </w:pPr>
+            <w:r/>
+            <w:r>
+              <w:rPr>
+                <w:rFonts w:ascii="微軟正黑體" w:hAnsi="微軟正黑體" w:eastAsia="微軟正黑體"/>
+                <w:b w:val="0"/>
+                <w:color w:val="000000"/>
+                <w:sz w:val="26"/>
+              </w:rPr>
+              <w:t>測驗 7</w:t>
+              <w:br/>
+              <w:t>申論 0</w:t>
+            </w:r>
+          </w:p>
+        </w:tc>
+        <w:tc>
+          <w:tcPr>
+            <w:tcW w:type="dxa" w:w="1701"/>
+          </w:tcPr>
+          <w:p>
+            <w:pPr>
+              <w:spacing w:after="40"/>
+            </w:pPr>
+            <w:r/>
+            <w:r>
+              <w:rPr>
+                <w:rFonts w:ascii="微軟正黑體" w:hAnsi="微軟正黑體" w:eastAsia="微軟正黑體"/>
+                <w:b w:val="0"/>
+                <w:color w:val="000000"/>
+                <w:sz w:val="26"/>
+              </w:rPr>
+              <w:t>106、107、108、111、114、115</w:t>
+            </w:r>
+          </w:p>
+        </w:tc>
+      </w:tr>
+      <w:tr>
+        <w:tc>
+          <w:tcPr>
+            <w:tcW w:type="dxa" w:w="2041"/>
+          </w:tcPr>
+          <w:p>
+            <w:pPr>
+              <w:spacing w:after="40"/>
+            </w:pPr>
+            <w:r/>
+            <w:r>
+              <w:rPr>
+                <w:rFonts w:ascii="微軟正黑體" w:hAnsi="微軟正黑體" w:eastAsia="微軟正黑體"/>
+                <w:b w:val="0"/>
+                <w:color w:val="000000"/>
+                <w:sz w:val="26"/>
+              </w:rPr>
+              <w:t>T. H. Marshall</w:t>
+              <w:br/>
+              <w:t>馬歇爾</w:t>
+            </w:r>
+          </w:p>
+        </w:tc>
+        <w:tc>
+          <w:tcPr>
+            <w:tcW w:type="dxa" w:w="1587"/>
+          </w:tcPr>
+          <w:p>
+            <w:pPr>
+              <w:spacing w:after="40"/>
+            </w:pPr>
+            <w:r/>
+            <w:r>
+              <w:rPr>
+                <w:rFonts w:ascii="微軟正黑體" w:hAnsi="微軟正黑體" w:eastAsia="微軟正黑體"/>
+                <w:b w:val="0"/>
+                <w:color w:val="000000"/>
+                <w:sz w:val="26"/>
+              </w:rPr>
+              <w:t>社會政策與社會立法</w:t>
+            </w:r>
+          </w:p>
+        </w:tc>
+        <w:tc>
+          <w:tcPr>
+            <w:tcW w:type="dxa" w:w="2154"/>
+          </w:tcPr>
+          <w:p>
+            <w:pPr>
+              <w:spacing w:after="40"/>
+            </w:pPr>
+            <w:r/>
+            <w:r>
+              <w:rPr>
+                <w:rFonts w:ascii="微軟正黑體" w:hAnsi="微軟正黑體" w:eastAsia="微軟正黑體"/>
+                <w:b w:val="0"/>
+                <w:color w:val="000000"/>
+                <w:sz w:val="26"/>
+              </w:rPr>
+              <w:t>公民權</w:t>
+            </w:r>
+          </w:p>
+        </w:tc>
+        <w:tc>
+          <w:tcPr>
+            <w:tcW w:type="dxa" w:w="1020"/>
+          </w:tcPr>
+          <w:p>
+            <w:pPr>
+              <w:spacing w:after="40"/>
+            </w:pPr>
+            <w:r/>
+            <w:r>
+              <w:rPr>
+                <w:rFonts w:ascii="微軟正黑體" w:hAnsi="微軟正黑體" w:eastAsia="微軟正黑體"/>
+                <w:b w:val="0"/>
+                <w:color w:val="000000"/>
+                <w:sz w:val="26"/>
+              </w:rPr>
+              <w:t>測驗 7</w:t>
+              <w:br/>
+              <w:t>申論 0</w:t>
+            </w:r>
+          </w:p>
+        </w:tc>
+        <w:tc>
+          <w:tcPr>
+            <w:tcW w:type="dxa" w:w="1701"/>
+          </w:tcPr>
+          <w:p>
+            <w:pPr>
+              <w:spacing w:after="40"/>
+            </w:pPr>
+            <w:r/>
+            <w:r>
+              <w:rPr>
+                <w:rFonts w:ascii="微軟正黑體" w:hAnsi="微軟正黑體" w:eastAsia="微軟正黑體"/>
+                <w:b w:val="0"/>
+                <w:color w:val="000000"/>
+                <w:sz w:val="26"/>
+              </w:rPr>
+              <w:t>106、107、108、109、112、113</w:t>
+            </w:r>
+          </w:p>
+        </w:tc>
+      </w:tr>
+      <w:tr>
+        <w:tc>
+          <w:tcPr>
+            <w:tcW w:type="dxa" w:w="2041"/>
+          </w:tcPr>
+          <w:p>
+            <w:pPr>
+              <w:spacing w:after="40"/>
+            </w:pPr>
+            <w:r/>
+            <w:r>
+              <w:rPr>
+                <w:rFonts w:ascii="微軟正黑體" w:hAnsi="微軟正黑體" w:eastAsia="微軟正黑體"/>
+                <w:b w:val="0"/>
+                <w:color w:val="000000"/>
+                <w:sz w:val="26"/>
+              </w:rPr>
+              <w:t>Neil Gilbert &amp; Paul Terrell</w:t>
+              <w:br/>
+              <w:t>吉爾伯特與特瑞爾</w:t>
+            </w:r>
+          </w:p>
+        </w:tc>
+        <w:tc>
+          <w:tcPr>
+            <w:tcW w:type="dxa" w:w="1587"/>
+          </w:tcPr>
+          <w:p>
+            <w:pPr>
+              <w:spacing w:after="40"/>
+            </w:pPr>
+            <w:r/>
+            <w:r>
+              <w:rPr>
+                <w:rFonts w:ascii="微軟正黑體" w:hAnsi="微軟正黑體" w:eastAsia="微軟正黑體"/>
+                <w:b w:val="0"/>
+                <w:color w:val="000000"/>
+                <w:sz w:val="26"/>
+              </w:rPr>
+              <w:t>社會政策與社會立法</w:t>
+            </w:r>
+          </w:p>
+        </w:tc>
+        <w:tc>
+          <w:tcPr>
+            <w:tcW w:type="dxa" w:w="2154"/>
+          </w:tcPr>
+          <w:p>
+            <w:pPr>
+              <w:spacing w:after="40"/>
+            </w:pPr>
+            <w:r/>
+            <w:r>
+              <w:rPr>
+                <w:rFonts w:ascii="微軟正黑體" w:hAnsi="微軟正黑體" w:eastAsia="微軟正黑體"/>
+                <w:b w:val="0"/>
+                <w:color w:val="000000"/>
+                <w:sz w:val="26"/>
+              </w:rPr>
+              <w:t>社會福利政策分析架構</w:t>
+            </w:r>
+          </w:p>
+        </w:tc>
+        <w:tc>
+          <w:tcPr>
+            <w:tcW w:type="dxa" w:w="1020"/>
+          </w:tcPr>
+          <w:p>
+            <w:pPr>
+              <w:spacing w:after="40"/>
+            </w:pPr>
+            <w:r/>
+            <w:r>
+              <w:rPr>
+                <w:rFonts w:ascii="微軟正黑體" w:hAnsi="微軟正黑體" w:eastAsia="微軟正黑體"/>
+                <w:b w:val="0"/>
+                <w:color w:val="000000"/>
+                <w:sz w:val="26"/>
+              </w:rPr>
+              <w:t>測驗 7</w:t>
+              <w:br/>
+              <w:t>申論 0</w:t>
+            </w:r>
+          </w:p>
+        </w:tc>
+        <w:tc>
+          <w:tcPr>
+            <w:tcW w:type="dxa" w:w="1701"/>
+          </w:tcPr>
+          <w:p>
+            <w:pPr>
+              <w:spacing w:after="40"/>
+            </w:pPr>
+            <w:r/>
+            <w:r>
+              <w:rPr>
+                <w:rFonts w:ascii="微軟正黑體" w:hAnsi="微軟正黑體" w:eastAsia="微軟正黑體"/>
+                <w:b w:val="0"/>
+                <w:color w:val="000000"/>
+                <w:sz w:val="26"/>
+              </w:rPr>
+              <w:t>107、110、113、114</w:t>
+            </w:r>
+          </w:p>
+        </w:tc>
+      </w:tr>
+      <w:tr>
+        <w:tc>
+          <w:tcPr>
+            <w:tcW w:type="dxa" w:w="2041"/>
+          </w:tcPr>
+          <w:p>
+            <w:pPr>
+              <w:spacing w:after="40"/>
+            </w:pPr>
+            <w:r/>
+            <w:r>
+              <w:rPr>
+                <w:rFonts w:ascii="微軟正黑體" w:hAnsi="微軟正黑體" w:eastAsia="微軟正黑體"/>
+                <w:b w:val="0"/>
+                <w:color w:val="000000"/>
+                <w:sz w:val="26"/>
+              </w:rPr>
+              <w:t>Evelyn Duvall</w:t>
+              <w:br/>
+              <w:t>杜瓦爾</w:t>
+            </w:r>
+          </w:p>
+        </w:tc>
+        <w:tc>
+          <w:tcPr>
+            <w:tcW w:type="dxa" w:w="1587"/>
+          </w:tcPr>
+          <w:p>
+            <w:pPr>
+              <w:spacing w:after="40"/>
+            </w:pPr>
+            <w:r/>
+            <w:r>
+              <w:rPr>
+                <w:rFonts w:ascii="微軟正黑體" w:hAnsi="微軟正黑體" w:eastAsia="微軟正黑體"/>
+                <w:b w:val="0"/>
+                <w:color w:val="000000"/>
+                <w:sz w:val="26"/>
+              </w:rPr>
+              <w:t>人類行為與社會環境</w:t>
+            </w:r>
+          </w:p>
+        </w:tc>
+        <w:tc>
+          <w:tcPr>
+            <w:tcW w:type="dxa" w:w="2154"/>
+          </w:tcPr>
+          <w:p>
+            <w:pPr>
+              <w:spacing w:after="40"/>
+            </w:pPr>
+            <w:r/>
+            <w:r>
+              <w:rPr>
+                <w:rFonts w:ascii="微軟正黑體" w:hAnsi="微軟正黑體" w:eastAsia="微軟正黑體"/>
+                <w:b w:val="0"/>
+                <w:color w:val="000000"/>
+                <w:sz w:val="26"/>
+              </w:rPr>
+              <w:t>家庭生命週期（八階段）</w:t>
+            </w:r>
+          </w:p>
+        </w:tc>
+        <w:tc>
+          <w:tcPr>
+            <w:tcW w:type="dxa" w:w="1020"/>
+          </w:tcPr>
+          <w:p>
+            <w:pPr>
+              <w:spacing w:after="40"/>
+            </w:pPr>
+            <w:r/>
+            <w:r>
+              <w:rPr>
+                <w:rFonts w:ascii="微軟正黑體" w:hAnsi="微軟正黑體" w:eastAsia="微軟正黑體"/>
+                <w:b w:val="0"/>
+                <w:color w:val="000000"/>
+                <w:sz w:val="26"/>
+              </w:rPr>
+              <w:t>測驗 3</w:t>
+              <w:br/>
+              <w:t>申論 1</w:t>
+            </w:r>
+          </w:p>
+        </w:tc>
+        <w:tc>
+          <w:tcPr>
+            <w:tcW w:type="dxa" w:w="1701"/>
+          </w:tcPr>
+          <w:p>
+            <w:pPr>
+              <w:spacing w:after="40"/>
+            </w:pPr>
+            <w:r/>
+            <w:r>
+              <w:rPr>
+                <w:rFonts w:ascii="微軟正黑體" w:hAnsi="微軟正黑體" w:eastAsia="微軟正黑體"/>
+                <w:b w:val="0"/>
+                <w:color w:val="000000"/>
+                <w:sz w:val="26"/>
+              </w:rPr>
+              <w:t>107、111、114、115</w:t>
+            </w:r>
+          </w:p>
+        </w:tc>
+      </w:tr>
+      <w:tr>
+        <w:tc>
+          <w:tcPr>
+            <w:tcW w:type="dxa" w:w="2041"/>
+          </w:tcPr>
+          <w:p>
+            <w:pPr>
+              <w:spacing w:after="40"/>
+            </w:pPr>
+            <w:r/>
+            <w:r>
+              <w:rPr>
+                <w:rFonts w:ascii="微軟正黑體" w:hAnsi="微軟正黑體" w:eastAsia="微軟正黑體"/>
+                <w:b w:val="0"/>
+                <w:color w:val="000000"/>
+                <w:sz w:val="26"/>
+              </w:rPr>
+              <w:t>Murray Ross</w:t>
+              <w:br/>
+              <w:t>羅斯</w:t>
+            </w:r>
+          </w:p>
+        </w:tc>
+        <w:tc>
+          <w:tcPr>
+            <w:tcW w:type="dxa" w:w="1587"/>
+          </w:tcPr>
+          <w:p>
+            <w:pPr>
+              <w:spacing w:after="40"/>
+            </w:pPr>
+            <w:r/>
+            <w:r>
+              <w:rPr>
+                <w:rFonts w:ascii="微軟正黑體" w:hAnsi="微軟正黑體" w:eastAsia="微軟正黑體"/>
+                <w:b w:val="0"/>
+                <w:color w:val="000000"/>
+                <w:sz w:val="26"/>
+              </w:rPr>
+              <w:t>社會工作直接服務</w:t>
+            </w:r>
+          </w:p>
+        </w:tc>
+        <w:tc>
+          <w:tcPr>
+            <w:tcW w:type="dxa" w:w="2154"/>
+          </w:tcPr>
+          <w:p>
+            <w:pPr>
+              <w:spacing w:after="40"/>
+            </w:pPr>
+            <w:r/>
+            <w:r>
+              <w:rPr>
+                <w:rFonts w:ascii="微軟正黑體" w:hAnsi="微軟正黑體" w:eastAsia="微軟正黑體"/>
+                <w:b w:val="0"/>
+                <w:color w:val="000000"/>
+                <w:sz w:val="26"/>
+              </w:rPr>
+              <w:t>社區組織</w:t>
+            </w:r>
+          </w:p>
+        </w:tc>
+        <w:tc>
+          <w:tcPr>
+            <w:tcW w:type="dxa" w:w="1020"/>
+          </w:tcPr>
+          <w:p>
+            <w:pPr>
+              <w:spacing w:after="40"/>
+            </w:pPr>
+            <w:r/>
+            <w:r>
+              <w:rPr>
+                <w:rFonts w:ascii="微軟正黑體" w:hAnsi="微軟正黑體" w:eastAsia="微軟正黑體"/>
+                <w:b w:val="0"/>
+                <w:color w:val="000000"/>
+                <w:sz w:val="26"/>
+              </w:rPr>
+              <w:t>測驗 6</w:t>
+              <w:br/>
+              <w:t>申論 0</w:t>
+            </w:r>
+          </w:p>
+        </w:tc>
+        <w:tc>
+          <w:tcPr>
+            <w:tcW w:type="dxa" w:w="1701"/>
+          </w:tcPr>
+          <w:p>
+            <w:pPr>
+              <w:spacing w:after="40"/>
+            </w:pPr>
+            <w:r/>
+            <w:r>
+              <w:rPr>
+                <w:rFonts w:ascii="微軟正黑體" w:hAnsi="微軟正黑體" w:eastAsia="微軟正黑體"/>
+                <w:b w:val="0"/>
+                <w:color w:val="000000"/>
+                <w:sz w:val="26"/>
+              </w:rPr>
+              <w:t>107、108、109、115</w:t>
+            </w:r>
+          </w:p>
+        </w:tc>
+      </w:tr>
+      <w:tr>
+        <w:tc>
+          <w:tcPr>
+            <w:tcW w:type="dxa" w:w="2041"/>
+          </w:tcPr>
+          <w:p>
+            <w:pPr>
+              <w:spacing w:after="40"/>
+            </w:pPr>
+            <w:r/>
+            <w:r>
+              <w:rPr>
+                <w:rFonts w:ascii="微軟正黑體" w:hAnsi="微軟正黑體" w:eastAsia="微軟正黑體"/>
+                <w:b w:val="0"/>
+                <w:color w:val="000000"/>
+                <w:sz w:val="26"/>
+              </w:rPr>
+              <w:t>Friedrich Hayek</w:t>
+              <w:br/>
+              <w:t>海耶克</w:t>
+            </w:r>
+          </w:p>
+        </w:tc>
+        <w:tc>
+          <w:tcPr>
+            <w:tcW w:type="dxa" w:w="1587"/>
+          </w:tcPr>
+          <w:p>
+            <w:pPr>
+              <w:spacing w:after="40"/>
+            </w:pPr>
+            <w:r/>
+            <w:r>
+              <w:rPr>
+                <w:rFonts w:ascii="微軟正黑體" w:hAnsi="微軟正黑體" w:eastAsia="微軟正黑體"/>
+                <w:b w:val="0"/>
+                <w:color w:val="000000"/>
+                <w:sz w:val="26"/>
+              </w:rPr>
+              <w:t>社會政策與社會立法</w:t>
+            </w:r>
+          </w:p>
+        </w:tc>
+        <w:tc>
+          <w:tcPr>
+            <w:tcW w:type="dxa" w:w="2154"/>
+          </w:tcPr>
+          <w:p>
+            <w:pPr>
+              <w:spacing w:after="40"/>
+            </w:pPr>
+            <w:r/>
+            <w:r>
+              <w:rPr>
+                <w:rFonts w:ascii="微軟正黑體" w:hAnsi="微軟正黑體" w:eastAsia="微軟正黑體"/>
+                <w:b w:val="0"/>
+                <w:color w:val="000000"/>
+                <w:sz w:val="26"/>
+              </w:rPr>
+              <w:t>新右派／新自由主義</w:t>
+            </w:r>
+          </w:p>
+        </w:tc>
+        <w:tc>
+          <w:tcPr>
+            <w:tcW w:type="dxa" w:w="1020"/>
+          </w:tcPr>
+          <w:p>
+            <w:pPr>
+              <w:spacing w:after="40"/>
+            </w:pPr>
+            <w:r/>
+            <w:r>
+              <w:rPr>
+                <w:rFonts w:ascii="微軟正黑體" w:hAnsi="微軟正黑體" w:eastAsia="微軟正黑體"/>
+                <w:b w:val="0"/>
+                <w:color w:val="000000"/>
+                <w:sz w:val="26"/>
+              </w:rPr>
+              <w:t>測驗 6</w:t>
+              <w:br/>
+              <w:t>申論 0</w:t>
+            </w:r>
+          </w:p>
+        </w:tc>
+        <w:tc>
+          <w:tcPr>
+            <w:tcW w:type="dxa" w:w="1701"/>
+          </w:tcPr>
+          <w:p>
+            <w:pPr>
+              <w:spacing w:after="40"/>
+            </w:pPr>
+            <w:r/>
+            <w:r>
+              <w:rPr>
+                <w:rFonts w:ascii="微軟正黑體" w:hAnsi="微軟正黑體" w:eastAsia="微軟正黑體"/>
+                <w:b w:val="0"/>
+                <w:color w:val="000000"/>
+                <w:sz w:val="26"/>
+              </w:rPr>
+              <w:t>107、109、113</w:t>
+            </w:r>
+          </w:p>
+        </w:tc>
+      </w:tr>
+      <w:tr>
+        <w:tc>
+          <w:tcPr>
+            <w:tcW w:type="dxa" w:w="2041"/>
+          </w:tcPr>
+          <w:p>
+            <w:pPr>
+              <w:spacing w:after="40"/>
+            </w:pPr>
+            <w:r/>
+            <w:r>
+              <w:rPr>
+                <w:rFonts w:ascii="微軟正黑體" w:hAnsi="微軟正黑體" w:eastAsia="微軟正黑體"/>
+                <w:b w:val="0"/>
+                <w:color w:val="000000"/>
+                <w:sz w:val="26"/>
+              </w:rPr>
+              <w:t>Carol Gilligan</w:t>
+              <w:br/>
+              <w:t>吉利根</w:t>
+            </w:r>
+          </w:p>
+        </w:tc>
+        <w:tc>
+          <w:tcPr>
+            <w:tcW w:type="dxa" w:w="1587"/>
+          </w:tcPr>
+          <w:p>
+            <w:pPr>
+              <w:spacing w:after="40"/>
+            </w:pPr>
+            <w:r/>
+            <w:r>
+              <w:rPr>
+                <w:rFonts w:ascii="微軟正黑體" w:hAnsi="微軟正黑體" w:eastAsia="微軟正黑體"/>
+                <w:b w:val="0"/>
+                <w:color w:val="000000"/>
+                <w:sz w:val="26"/>
+              </w:rPr>
+              <w:t>人類行為與社會環境</w:t>
+            </w:r>
+          </w:p>
+        </w:tc>
+        <w:tc>
+          <w:tcPr>
+            <w:tcW w:type="dxa" w:w="2154"/>
+          </w:tcPr>
+          <w:p>
+            <w:pPr>
+              <w:spacing w:after="40"/>
+            </w:pPr>
+            <w:r/>
+            <w:r>
+              <w:rPr>
+                <w:rFonts w:ascii="微軟正黑體" w:hAnsi="微軟正黑體" w:eastAsia="微軟正黑體"/>
+                <w:b w:val="0"/>
+                <w:color w:val="000000"/>
+                <w:sz w:val="26"/>
+              </w:rPr>
+              <w:t>關懷倫理</w:t>
+            </w:r>
+          </w:p>
+        </w:tc>
+        <w:tc>
+          <w:tcPr>
+            <w:tcW w:type="dxa" w:w="1020"/>
+          </w:tcPr>
+          <w:p>
+            <w:pPr>
+              <w:spacing w:after="40"/>
+            </w:pPr>
+            <w:r/>
+            <w:r>
+              <w:rPr>
+                <w:rFonts w:ascii="微軟正黑體" w:hAnsi="微軟正黑體" w:eastAsia="微軟正黑體"/>
+                <w:b w:val="0"/>
+                <w:color w:val="000000"/>
+                <w:sz w:val="26"/>
+              </w:rPr>
+              <w:t>測驗 5</w:t>
+              <w:br/>
+              <w:t>申論 0</w:t>
+            </w:r>
+          </w:p>
+        </w:tc>
+        <w:tc>
+          <w:tcPr>
+            <w:tcW w:type="dxa" w:w="1701"/>
+          </w:tcPr>
+          <w:p>
+            <w:pPr>
+              <w:spacing w:after="40"/>
+            </w:pPr>
+            <w:r/>
+            <w:r>
+              <w:rPr>
+                <w:rFonts w:ascii="微軟正黑體" w:hAnsi="微軟正黑體" w:eastAsia="微軟正黑體"/>
+                <w:b w:val="0"/>
+                <w:color w:val="000000"/>
+                <w:sz w:val="26"/>
+              </w:rPr>
+              <w:t>107、110、114</w:t>
+            </w:r>
+          </w:p>
+        </w:tc>
+      </w:tr>
+      <w:tr>
+        <w:tc>
+          <w:tcPr>
+            <w:tcW w:type="dxa" w:w="2041"/>
+          </w:tcPr>
+          <w:p>
+            <w:pPr>
+              <w:spacing w:after="40"/>
+            </w:pPr>
+            <w:r/>
+            <w:r>
+              <w:rPr>
+                <w:rFonts w:ascii="微軟正黑體" w:hAnsi="微軟正黑體" w:eastAsia="微軟正黑體"/>
+                <w:b w:val="0"/>
+                <w:color w:val="000000"/>
+                <w:sz w:val="26"/>
+              </w:rPr>
+              <w:t>Daniel Levinson</w:t>
+              <w:br/>
+              <w:t>李文森</w:t>
+            </w:r>
+          </w:p>
+        </w:tc>
+        <w:tc>
+          <w:tcPr>
+            <w:tcW w:type="dxa" w:w="1587"/>
+          </w:tcPr>
+          <w:p>
+            <w:pPr>
+              <w:spacing w:after="40"/>
+            </w:pPr>
+            <w:r/>
+            <w:r>
+              <w:rPr>
+                <w:rFonts w:ascii="微軟正黑體" w:hAnsi="微軟正黑體" w:eastAsia="微軟正黑體"/>
+                <w:b w:val="0"/>
+                <w:color w:val="000000"/>
+                <w:sz w:val="26"/>
+              </w:rPr>
+              <w:t>人類行為與社會環境</w:t>
+            </w:r>
+          </w:p>
+        </w:tc>
+        <w:tc>
+          <w:tcPr>
+            <w:tcW w:type="dxa" w:w="2154"/>
+          </w:tcPr>
+          <w:p>
+            <w:pPr>
+              <w:spacing w:after="40"/>
+            </w:pPr>
+            <w:r/>
+            <w:r>
+              <w:rPr>
+                <w:rFonts w:ascii="微軟正黑體" w:hAnsi="微軟正黑體" w:eastAsia="微軟正黑體"/>
+                <w:b w:val="0"/>
+                <w:color w:val="000000"/>
+                <w:sz w:val="26"/>
+              </w:rPr>
+              <w:t>成人生命結構</w:t>
+            </w:r>
+          </w:p>
+        </w:tc>
+        <w:tc>
+          <w:tcPr>
+            <w:tcW w:type="dxa" w:w="1020"/>
+          </w:tcPr>
+          <w:p>
+            <w:pPr>
+              <w:spacing w:after="40"/>
+            </w:pPr>
+            <w:r/>
+            <w:r>
+              <w:rPr>
+                <w:rFonts w:ascii="微軟正黑體" w:hAnsi="微軟正黑體" w:eastAsia="微軟正黑體"/>
+                <w:b w:val="0"/>
+                <w:color w:val="000000"/>
+                <w:sz w:val="26"/>
+              </w:rPr>
+              <w:t>測驗 5</w:t>
+              <w:br/>
+              <w:t>申論 0</w:t>
+            </w:r>
+          </w:p>
+        </w:tc>
+        <w:tc>
+          <w:tcPr>
+            <w:tcW w:type="dxa" w:w="1701"/>
+          </w:tcPr>
+          <w:p>
+            <w:pPr>
+              <w:spacing w:after="40"/>
+            </w:pPr>
+            <w:r/>
+            <w:r>
+              <w:rPr>
+                <w:rFonts w:ascii="微軟正黑體" w:hAnsi="微軟正黑體" w:eastAsia="微軟正黑體"/>
+                <w:b w:val="0"/>
+                <w:color w:val="000000"/>
+                <w:sz w:val="26"/>
+              </w:rPr>
+              <w:t>106、107、109、114</w:t>
+            </w:r>
+          </w:p>
+        </w:tc>
+      </w:tr>
+      <w:tr>
+        <w:tc>
+          <w:tcPr>
+            <w:tcW w:type="dxa" w:w="2041"/>
+          </w:tcPr>
+          <w:p>
+            <w:pPr>
+              <w:spacing w:after="40"/>
+            </w:pPr>
+            <w:r/>
+            <w:r>
+              <w:rPr>
+                <w:rFonts w:ascii="微軟正黑體" w:hAnsi="微軟正黑體" w:eastAsia="微軟正黑體"/>
+                <w:b w:val="0"/>
+                <w:color w:val="000000"/>
+                <w:sz w:val="26"/>
+              </w:rPr>
+              <w:t>Florence Hollis</w:t>
+              <w:br/>
+              <w:t>郝利斯</w:t>
+            </w:r>
+          </w:p>
+        </w:tc>
+        <w:tc>
+          <w:tcPr>
+            <w:tcW w:type="dxa" w:w="1587"/>
+          </w:tcPr>
+          <w:p>
+            <w:pPr>
+              <w:spacing w:after="40"/>
+            </w:pPr>
+            <w:r/>
+            <w:r>
+              <w:rPr>
+                <w:rFonts w:ascii="微軟正黑體" w:hAnsi="微軟正黑體" w:eastAsia="微軟正黑體"/>
+                <w:b w:val="0"/>
+                <w:color w:val="000000"/>
+                <w:sz w:val="26"/>
+              </w:rPr>
+              <w:t>社會工作直接服務</w:t>
+            </w:r>
+          </w:p>
+        </w:tc>
+        <w:tc>
+          <w:tcPr>
+            <w:tcW w:type="dxa" w:w="2154"/>
+          </w:tcPr>
+          <w:p>
+            <w:pPr>
+              <w:spacing w:after="40"/>
+            </w:pPr>
+            <w:r/>
+            <w:r>
+              <w:rPr>
+                <w:rFonts w:ascii="微軟正黑體" w:hAnsi="微軟正黑體" w:eastAsia="微軟正黑體"/>
+                <w:b w:val="0"/>
+                <w:color w:val="000000"/>
+                <w:sz w:val="26"/>
+              </w:rPr>
+              <w:t>心理暨社會學派</w:t>
+            </w:r>
+          </w:p>
+        </w:tc>
+        <w:tc>
+          <w:tcPr>
+            <w:tcW w:type="dxa" w:w="1020"/>
+          </w:tcPr>
+          <w:p>
+            <w:pPr>
+              <w:spacing w:after="40"/>
+            </w:pPr>
+            <w:r/>
+            <w:r>
+              <w:rPr>
+                <w:rFonts w:ascii="微軟正黑體" w:hAnsi="微軟正黑體" w:eastAsia="微軟正黑體"/>
+                <w:b w:val="0"/>
+                <w:color w:val="000000"/>
+                <w:sz w:val="26"/>
+              </w:rPr>
+              <w:t>測驗 5</w:t>
+              <w:br/>
+              <w:t>申論 0</w:t>
+            </w:r>
+          </w:p>
+        </w:tc>
+        <w:tc>
+          <w:tcPr>
+            <w:tcW w:type="dxa" w:w="1701"/>
+          </w:tcPr>
+          <w:p>
+            <w:pPr>
+              <w:spacing w:after="40"/>
+            </w:pPr>
+            <w:r/>
+            <w:r>
+              <w:rPr>
+                <w:rFonts w:ascii="微軟正黑體" w:hAnsi="微軟正黑體" w:eastAsia="微軟正黑體"/>
+                <w:b w:val="0"/>
+                <w:color w:val="000000"/>
+                <w:sz w:val="26"/>
+              </w:rPr>
+              <w:t>108、112、113、114</w:t>
+            </w:r>
+          </w:p>
+        </w:tc>
+      </w:tr>
+      <w:tr>
+        <w:tc>
+          <w:tcPr>
+            <w:tcW w:type="dxa" w:w="2041"/>
+          </w:tcPr>
+          <w:p>
+            <w:pPr>
+              <w:spacing w:after="40"/>
+            </w:pPr>
+            <w:r/>
+            <w:r>
+              <w:rPr>
+                <w:rFonts w:ascii="微軟正黑體" w:hAnsi="微軟正黑體" w:eastAsia="微軟正黑體"/>
+                <w:b w:val="0"/>
+                <w:color w:val="000000"/>
+                <w:sz w:val="26"/>
+              </w:rPr>
+              <w:t>William Beveridge</w:t>
+              <w:br/>
+              <w:t>貝佛里奇</w:t>
+            </w:r>
+          </w:p>
+        </w:tc>
+        <w:tc>
+          <w:tcPr>
+            <w:tcW w:type="dxa" w:w="1587"/>
+          </w:tcPr>
+          <w:p>
+            <w:pPr>
+              <w:spacing w:after="40"/>
+            </w:pPr>
+            <w:r/>
+            <w:r>
+              <w:rPr>
+                <w:rFonts w:ascii="微軟正黑體" w:hAnsi="微軟正黑體" w:eastAsia="微軟正黑體"/>
+                <w:b w:val="0"/>
+                <w:color w:val="000000"/>
+                <w:sz w:val="26"/>
+              </w:rPr>
+              <w:t>社會政策與社會立法</w:t>
+            </w:r>
+          </w:p>
+        </w:tc>
+        <w:tc>
+          <w:tcPr>
+            <w:tcW w:type="dxa" w:w="2154"/>
+          </w:tcPr>
+          <w:p>
+            <w:pPr>
+              <w:spacing w:after="40"/>
+            </w:pPr>
+            <w:r/>
+            <w:r>
+              <w:rPr>
+                <w:rFonts w:ascii="微軟正黑體" w:hAnsi="微軟正黑體" w:eastAsia="微軟正黑體"/>
+                <w:b w:val="0"/>
+                <w:color w:val="000000"/>
+                <w:sz w:val="26"/>
+              </w:rPr>
+              <w:t>貝佛里奇報告</w:t>
+            </w:r>
+          </w:p>
+        </w:tc>
+        <w:tc>
+          <w:tcPr>
+            <w:tcW w:type="dxa" w:w="1020"/>
+          </w:tcPr>
+          <w:p>
+            <w:pPr>
+              <w:spacing w:after="40"/>
+            </w:pPr>
+            <w:r/>
+            <w:r>
+              <w:rPr>
+                <w:rFonts w:ascii="微軟正黑體" w:hAnsi="微軟正黑體" w:eastAsia="微軟正黑體"/>
+                <w:b w:val="0"/>
+                <w:color w:val="000000"/>
+                <w:sz w:val="26"/>
+              </w:rPr>
+              <w:t>測驗 5</w:t>
+              <w:br/>
+              <w:t>申論 0</w:t>
+            </w:r>
+          </w:p>
+        </w:tc>
+        <w:tc>
+          <w:tcPr>
+            <w:tcW w:type="dxa" w:w="1701"/>
+          </w:tcPr>
+          <w:p>
+            <w:pPr>
+              <w:spacing w:after="40"/>
+            </w:pPr>
+            <w:r/>
+            <w:r>
+              <w:rPr>
+                <w:rFonts w:ascii="微軟正黑體" w:hAnsi="微軟正黑體" w:eastAsia="微軟正黑體"/>
+                <w:b w:val="0"/>
+                <w:color w:val="000000"/>
+                <w:sz w:val="26"/>
+              </w:rPr>
+              <w:t>106、109、110、112、113</w:t>
+            </w:r>
+          </w:p>
+        </w:tc>
+      </w:tr>
+      <w:tr>
+        <w:tc>
+          <w:tcPr>
+            <w:tcW w:type="dxa" w:w="2041"/>
+          </w:tcPr>
+          <w:p>
+            <w:pPr>
+              <w:spacing w:after="40"/>
+            </w:pPr>
+            <w:r/>
+            <w:r>
+              <w:rPr>
+                <w:rFonts w:ascii="微軟正黑體" w:hAnsi="微軟正黑體" w:eastAsia="微軟正黑體"/>
+                <w:b w:val="0"/>
+                <w:color w:val="000000"/>
+                <w:sz w:val="26"/>
+              </w:rPr>
+              <w:t>Rensis Likert</w:t>
+              <w:br/>
+              <w:t>李克特</w:t>
+            </w:r>
+          </w:p>
+        </w:tc>
+        <w:tc>
+          <w:tcPr>
+            <w:tcW w:type="dxa" w:w="1587"/>
+          </w:tcPr>
+          <w:p>
+            <w:pPr>
+              <w:spacing w:after="40"/>
+            </w:pPr>
+            <w:r/>
+            <w:r>
+              <w:rPr>
+                <w:rFonts w:ascii="微軟正黑體" w:hAnsi="微軟正黑體" w:eastAsia="微軟正黑體"/>
+                <w:b w:val="0"/>
+                <w:color w:val="000000"/>
+                <w:sz w:val="26"/>
+              </w:rPr>
+              <w:t>社會工作研究方法</w:t>
+            </w:r>
+          </w:p>
+        </w:tc>
+        <w:tc>
+          <w:tcPr>
+            <w:tcW w:type="dxa" w:w="2154"/>
+          </w:tcPr>
+          <w:p>
+            <w:pPr>
+              <w:spacing w:after="40"/>
+            </w:pPr>
+            <w:r/>
+            <w:r>
+              <w:rPr>
+                <w:rFonts w:ascii="微軟正黑體" w:hAnsi="微軟正黑體" w:eastAsia="微軟正黑體"/>
+                <w:b w:val="0"/>
+                <w:color w:val="000000"/>
+                <w:sz w:val="26"/>
+              </w:rPr>
+              <w:t>李克特量表</w:t>
+            </w:r>
+          </w:p>
+        </w:tc>
+        <w:tc>
+          <w:tcPr>
+            <w:tcW w:type="dxa" w:w="1020"/>
+          </w:tcPr>
+          <w:p>
+            <w:pPr>
+              <w:spacing w:after="40"/>
+            </w:pPr>
+            <w:r/>
+            <w:r>
+              <w:rPr>
+                <w:rFonts w:ascii="微軟正黑體" w:hAnsi="微軟正黑體" w:eastAsia="微軟正黑體"/>
+                <w:b w:val="0"/>
+                <w:color w:val="000000"/>
+                <w:sz w:val="26"/>
+              </w:rPr>
+              <w:t>測驗 5</w:t>
+              <w:br/>
+              <w:t>申論 0</w:t>
+            </w:r>
+          </w:p>
+        </w:tc>
+        <w:tc>
+          <w:tcPr>
+            <w:tcW w:type="dxa" w:w="1701"/>
+          </w:tcPr>
+          <w:p>
+            <w:pPr>
+              <w:spacing w:after="40"/>
+            </w:pPr>
+            <w:r/>
+            <w:r>
+              <w:rPr>
+                <w:rFonts w:ascii="微軟正黑體" w:hAnsi="微軟正黑體" w:eastAsia="微軟正黑體"/>
+                <w:b w:val="0"/>
+                <w:color w:val="000000"/>
+                <w:sz w:val="26"/>
+              </w:rPr>
+              <w:t>106、107、110、114</w:t>
+            </w:r>
+          </w:p>
+        </w:tc>
+      </w:tr>
+      <w:tr>
+        <w:tc>
+          <w:tcPr>
+            <w:tcW w:type="dxa" w:w="2041"/>
+          </w:tcPr>
+          <w:p>
+            <w:pPr>
+              <w:spacing w:after="40"/>
+            </w:pPr>
+            <w:r/>
+            <w:r>
+              <w:rPr>
+                <w:rFonts w:ascii="微軟正黑體" w:hAnsi="微軟正黑體" w:eastAsia="微軟正黑體"/>
+                <w:b w:val="0"/>
+                <w:color w:val="000000"/>
+                <w:sz w:val="26"/>
+              </w:rPr>
+              <w:t>Raymond Gold</w:t>
+              <w:br/>
+              <w:t>高德</w:t>
+            </w:r>
+          </w:p>
+        </w:tc>
+        <w:tc>
+          <w:tcPr>
+            <w:tcW w:type="dxa" w:w="1587"/>
+          </w:tcPr>
+          <w:p>
+            <w:pPr>
+              <w:spacing w:after="40"/>
+            </w:pPr>
+            <w:r/>
+            <w:r>
+              <w:rPr>
+                <w:rFonts w:ascii="微軟正黑體" w:hAnsi="微軟正黑體" w:eastAsia="微軟正黑體"/>
+                <w:b w:val="0"/>
+                <w:color w:val="000000"/>
+                <w:sz w:val="26"/>
+              </w:rPr>
+              <w:t>社會工作研究方法</w:t>
+            </w:r>
+          </w:p>
+        </w:tc>
+        <w:tc>
+          <w:tcPr>
+            <w:tcW w:type="dxa" w:w="2154"/>
+          </w:tcPr>
+          <w:p>
+            <w:pPr>
+              <w:spacing w:after="40"/>
+            </w:pPr>
+            <w:r/>
+            <w:r>
+              <w:rPr>
+                <w:rFonts w:ascii="微軟正黑體" w:hAnsi="微軟正黑體" w:eastAsia="微軟正黑體"/>
+                <w:b w:val="0"/>
+                <w:color w:val="000000"/>
+                <w:sz w:val="26"/>
+              </w:rPr>
+              <w:t>觀察者角色</w:t>
+            </w:r>
+          </w:p>
+        </w:tc>
+        <w:tc>
+          <w:tcPr>
+            <w:tcW w:type="dxa" w:w="1020"/>
+          </w:tcPr>
+          <w:p>
+            <w:pPr>
+              <w:spacing w:after="40"/>
+            </w:pPr>
+            <w:r/>
+            <w:r>
+              <w:rPr>
+                <w:rFonts w:ascii="微軟正黑體" w:hAnsi="微軟正黑體" w:eastAsia="微軟正黑體"/>
+                <w:b w:val="0"/>
+                <w:color w:val="000000"/>
+                <w:sz w:val="26"/>
+              </w:rPr>
+              <w:t>測驗 5</w:t>
+              <w:br/>
+              <w:t>申論 0</w:t>
+            </w:r>
+          </w:p>
+        </w:tc>
+        <w:tc>
+          <w:tcPr>
+            <w:tcW w:type="dxa" w:w="1701"/>
+          </w:tcPr>
+          <w:p>
+            <w:pPr>
+              <w:spacing w:after="40"/>
+            </w:pPr>
+            <w:r/>
+            <w:r>
+              <w:rPr>
+                <w:rFonts w:ascii="微軟正黑體" w:hAnsi="微軟正黑體" w:eastAsia="微軟正黑體"/>
+                <w:b w:val="0"/>
+                <w:color w:val="000000"/>
+                <w:sz w:val="26"/>
+              </w:rPr>
+              <w:t>106、108、109、115</w:t>
+            </w:r>
+          </w:p>
+        </w:tc>
+      </w:tr>
+      <w:tr>
+        <w:tc>
+          <w:tcPr>
+            <w:tcW w:type="dxa" w:w="2041"/>
+          </w:tcPr>
+          <w:p>
+            <w:pPr>
+              <w:spacing w:after="40"/>
+            </w:pPr>
+            <w:r/>
+            <w:r>
+              <w:rPr>
+                <w:rFonts w:ascii="微軟正黑體" w:hAnsi="微軟正黑體" w:eastAsia="微軟正黑體"/>
+                <w:b w:val="0"/>
+                <w:color w:val="000000"/>
+                <w:sz w:val="26"/>
+              </w:rPr>
+              <w:t>James Marcia</w:t>
+              <w:br/>
+              <w:t>馬西亞</w:t>
+            </w:r>
+          </w:p>
+        </w:tc>
+        <w:tc>
+          <w:tcPr>
+            <w:tcW w:type="dxa" w:w="1587"/>
+          </w:tcPr>
+          <w:p>
+            <w:pPr>
+              <w:spacing w:after="40"/>
+            </w:pPr>
+            <w:r/>
+            <w:r>
+              <w:rPr>
+                <w:rFonts w:ascii="微軟正黑體" w:hAnsi="微軟正黑體" w:eastAsia="微軟正黑體"/>
+                <w:b w:val="0"/>
+                <w:color w:val="000000"/>
+                <w:sz w:val="26"/>
+              </w:rPr>
+              <w:t>人類行為與社會環境</w:t>
+            </w:r>
+          </w:p>
+        </w:tc>
+        <w:tc>
+          <w:tcPr>
+            <w:tcW w:type="dxa" w:w="2154"/>
+          </w:tcPr>
+          <w:p>
+            <w:pPr>
+              <w:spacing w:after="40"/>
+            </w:pPr>
+            <w:r/>
+            <w:r>
+              <w:rPr>
+                <w:rFonts w:ascii="微軟正黑體" w:hAnsi="微軟正黑體" w:eastAsia="微軟正黑體"/>
+                <w:b w:val="0"/>
+                <w:color w:val="000000"/>
+                <w:sz w:val="26"/>
+              </w:rPr>
+              <w:t>認同狀態</w:t>
+            </w:r>
+          </w:p>
+        </w:tc>
+        <w:tc>
+          <w:tcPr>
+            <w:tcW w:type="dxa" w:w="1020"/>
+          </w:tcPr>
+          <w:p>
+            <w:pPr>
+              <w:spacing w:after="40"/>
+            </w:pPr>
+            <w:r/>
+            <w:r>
+              <w:rPr>
+                <w:rFonts w:ascii="微軟正黑體" w:hAnsi="微軟正黑體" w:eastAsia="微軟正黑體"/>
+                <w:b w:val="0"/>
+                <w:color w:val="000000"/>
+                <w:sz w:val="26"/>
+              </w:rPr>
+              <w:t>測驗 4</w:t>
+              <w:br/>
+              <w:t>申論 0</w:t>
+            </w:r>
+          </w:p>
+        </w:tc>
+        <w:tc>
+          <w:tcPr>
+            <w:tcW w:type="dxa" w:w="1701"/>
+          </w:tcPr>
+          <w:p>
+            <w:pPr>
+              <w:spacing w:after="40"/>
+            </w:pPr>
+            <w:r/>
+            <w:r>
+              <w:rPr>
+                <w:rFonts w:ascii="微軟正黑體" w:hAnsi="微軟正黑體" w:eastAsia="微軟正黑體"/>
+                <w:b w:val="0"/>
+                <w:color w:val="000000"/>
+                <w:sz w:val="26"/>
+              </w:rPr>
+              <w:t>106、107、109、112</w:t>
+            </w:r>
+          </w:p>
+        </w:tc>
+      </w:tr>
+      <w:tr>
+        <w:tc>
+          <w:tcPr>
+            <w:tcW w:type="dxa" w:w="2041"/>
+          </w:tcPr>
+          <w:p>
+            <w:pPr>
+              <w:spacing w:after="40"/>
+            </w:pPr>
+            <w:r/>
+            <w:r>
+              <w:rPr>
+                <w:rFonts w:ascii="微軟正黑體" w:hAnsi="微軟正黑體" w:eastAsia="微軟正黑體"/>
+                <w:b w:val="0"/>
+                <w:color w:val="000000"/>
+                <w:sz w:val="26"/>
+              </w:rPr>
+              <w:t>David Elkind</w:t>
+              <w:br/>
+              <w:t>艾爾金</w:t>
+            </w:r>
+          </w:p>
+        </w:tc>
+        <w:tc>
+          <w:tcPr>
+            <w:tcW w:type="dxa" w:w="1587"/>
+          </w:tcPr>
+          <w:p>
+            <w:pPr>
+              <w:spacing w:after="40"/>
+            </w:pPr>
+            <w:r/>
+            <w:r>
+              <w:rPr>
+                <w:rFonts w:ascii="微軟正黑體" w:hAnsi="微軟正黑體" w:eastAsia="微軟正黑體"/>
+                <w:b w:val="0"/>
+                <w:color w:val="000000"/>
+                <w:sz w:val="26"/>
+              </w:rPr>
+              <w:t>人類行為與社會環境</w:t>
+            </w:r>
+          </w:p>
+        </w:tc>
+        <w:tc>
+          <w:tcPr>
+            <w:tcW w:type="dxa" w:w="2154"/>
+          </w:tcPr>
+          <w:p>
+            <w:pPr>
+              <w:spacing w:after="40"/>
+            </w:pPr>
+            <w:r/>
+            <w:r>
+              <w:rPr>
+                <w:rFonts w:ascii="微軟正黑體" w:hAnsi="微軟正黑體" w:eastAsia="微軟正黑體"/>
+                <w:b w:val="0"/>
+                <w:color w:val="000000"/>
+                <w:sz w:val="26"/>
+              </w:rPr>
+              <w:t>青少年自我中心</w:t>
+            </w:r>
+          </w:p>
+        </w:tc>
+        <w:tc>
+          <w:tcPr>
+            <w:tcW w:type="dxa" w:w="1020"/>
+          </w:tcPr>
+          <w:p>
+            <w:pPr>
+              <w:spacing w:after="40"/>
+            </w:pPr>
+            <w:r/>
+            <w:r>
+              <w:rPr>
+                <w:rFonts w:ascii="微軟正黑體" w:hAnsi="微軟正黑體" w:eastAsia="微軟正黑體"/>
+                <w:b w:val="0"/>
+                <w:color w:val="000000"/>
+                <w:sz w:val="26"/>
+              </w:rPr>
+              <w:t>測驗 4</w:t>
+              <w:br/>
+              <w:t>申論 0</w:t>
+            </w:r>
+          </w:p>
+        </w:tc>
+        <w:tc>
+          <w:tcPr>
+            <w:tcW w:type="dxa" w:w="1701"/>
+          </w:tcPr>
+          <w:p>
+            <w:pPr>
+              <w:spacing w:after="40"/>
+            </w:pPr>
+            <w:r/>
+            <w:r>
+              <w:rPr>
+                <w:rFonts w:ascii="微軟正黑體" w:hAnsi="微軟正黑體" w:eastAsia="微軟正黑體"/>
+                <w:b w:val="0"/>
+                <w:color w:val="000000"/>
+                <w:sz w:val="26"/>
+              </w:rPr>
+              <w:t>106、107、110、111</w:t>
+            </w:r>
+          </w:p>
+        </w:tc>
+      </w:tr>
+      <w:tr>
+        <w:tc>
+          <w:tcPr>
+            <w:tcW w:type="dxa" w:w="2041"/>
+          </w:tcPr>
+          <w:p>
+            <w:pPr>
+              <w:spacing w:after="40"/>
+            </w:pPr>
+            <w:r/>
+            <w:r>
+              <w:rPr>
+                <w:rFonts w:ascii="微軟正黑體" w:hAnsi="微軟正黑體" w:eastAsia="微軟正黑體"/>
+                <w:b w:val="0"/>
+                <w:color w:val="000000"/>
+                <w:sz w:val="26"/>
+              </w:rPr>
+              <w:t>Mary Ainsworth</w:t>
+              <w:br/>
+              <w:t>安斯沃斯</w:t>
+            </w:r>
+          </w:p>
+        </w:tc>
+        <w:tc>
+          <w:tcPr>
+            <w:tcW w:type="dxa" w:w="1587"/>
+          </w:tcPr>
+          <w:p>
+            <w:pPr>
+              <w:spacing w:after="40"/>
+            </w:pPr>
+            <w:r/>
+            <w:r>
+              <w:rPr>
+                <w:rFonts w:ascii="微軟正黑體" w:hAnsi="微軟正黑體" w:eastAsia="微軟正黑體"/>
+                <w:b w:val="0"/>
+                <w:color w:val="000000"/>
+                <w:sz w:val="26"/>
+              </w:rPr>
+              <w:t>人類行為與社會環境</w:t>
+            </w:r>
+          </w:p>
+        </w:tc>
+        <w:tc>
+          <w:tcPr>
+            <w:tcW w:type="dxa" w:w="2154"/>
+          </w:tcPr>
+          <w:p>
+            <w:pPr>
+              <w:spacing w:after="40"/>
+            </w:pPr>
+            <w:r/>
+            <w:r>
+              <w:rPr>
+                <w:rFonts w:ascii="微軟正黑體" w:hAnsi="微軟正黑體" w:eastAsia="微軟正黑體"/>
+                <w:b w:val="0"/>
+                <w:color w:val="000000"/>
+                <w:sz w:val="26"/>
+              </w:rPr>
+              <w:t>依附類型（陌生情境實驗）</w:t>
+            </w:r>
+          </w:p>
+        </w:tc>
+        <w:tc>
+          <w:tcPr>
+            <w:tcW w:type="dxa" w:w="1020"/>
+          </w:tcPr>
+          <w:p>
+            <w:pPr>
+              <w:spacing w:after="40"/>
+            </w:pPr>
+            <w:r/>
+            <w:r>
+              <w:rPr>
+                <w:rFonts w:ascii="微軟正黑體" w:hAnsi="微軟正黑體" w:eastAsia="微軟正黑體"/>
+                <w:b w:val="0"/>
+                <w:color w:val="000000"/>
+                <w:sz w:val="26"/>
+              </w:rPr>
+              <w:t>測驗 4</w:t>
+              <w:br/>
+              <w:t>申論 0</w:t>
+            </w:r>
+          </w:p>
+        </w:tc>
+        <w:tc>
+          <w:tcPr>
+            <w:tcW w:type="dxa" w:w="1701"/>
+          </w:tcPr>
+          <w:p>
+            <w:pPr>
+              <w:spacing w:after="40"/>
+            </w:pPr>
+            <w:r/>
+            <w:r>
+              <w:rPr>
+                <w:rFonts w:ascii="微軟正黑體" w:hAnsi="微軟正黑體" w:eastAsia="微軟正黑體"/>
+                <w:b w:val="0"/>
+                <w:color w:val="000000"/>
+                <w:sz w:val="26"/>
+              </w:rPr>
+              <w:t>106、107、114、115</w:t>
+            </w:r>
+          </w:p>
+        </w:tc>
+      </w:tr>
+      <w:tr>
+        <w:tc>
+          <w:tcPr>
+            <w:tcW w:type="dxa" w:w="2041"/>
+          </w:tcPr>
+          <w:p>
+            <w:pPr>
+              <w:spacing w:after="40"/>
+            </w:pPr>
+            <w:r/>
+            <w:r>
+              <w:rPr>
+                <w:rFonts w:ascii="微軟正黑體" w:hAnsi="微軟正黑體" w:eastAsia="微軟正黑體"/>
+                <w:b w:val="0"/>
+                <w:color w:val="000000"/>
+                <w:sz w:val="26"/>
+              </w:rPr>
+              <w:t>Lev Vygotsky</w:t>
+              <w:br/>
+              <w:t>維高斯基</w:t>
+            </w:r>
+          </w:p>
+        </w:tc>
+        <w:tc>
+          <w:tcPr>
+            <w:tcW w:type="dxa" w:w="1587"/>
+          </w:tcPr>
+          <w:p>
+            <w:pPr>
+              <w:spacing w:after="40"/>
+            </w:pPr>
+            <w:r/>
+            <w:r>
+              <w:rPr>
+                <w:rFonts w:ascii="微軟正黑體" w:hAnsi="微軟正黑體" w:eastAsia="微軟正黑體"/>
+                <w:b w:val="0"/>
+                <w:color w:val="000000"/>
+                <w:sz w:val="26"/>
+              </w:rPr>
+              <w:t>人類行為與社會環境</w:t>
+            </w:r>
+          </w:p>
+        </w:tc>
+        <w:tc>
+          <w:tcPr>
+            <w:tcW w:type="dxa" w:w="2154"/>
+          </w:tcPr>
+          <w:p>
+            <w:pPr>
+              <w:spacing w:after="40"/>
+            </w:pPr>
+            <w:r/>
+            <w:r>
+              <w:rPr>
+                <w:rFonts w:ascii="微軟正黑體" w:hAnsi="微軟正黑體" w:eastAsia="微軟正黑體"/>
+                <w:b w:val="0"/>
+                <w:color w:val="000000"/>
+                <w:sz w:val="26"/>
+              </w:rPr>
+              <w:t>社會文化論</w:t>
+            </w:r>
+          </w:p>
+        </w:tc>
+        <w:tc>
+          <w:tcPr>
+            <w:tcW w:type="dxa" w:w="1020"/>
+          </w:tcPr>
+          <w:p>
+            <w:pPr>
+              <w:spacing w:after="40"/>
+            </w:pPr>
+            <w:r/>
+            <w:r>
+              <w:rPr>
+                <w:rFonts w:ascii="微軟正黑體" w:hAnsi="微軟正黑體" w:eastAsia="微軟正黑體"/>
+                <w:b w:val="0"/>
+                <w:color w:val="000000"/>
+                <w:sz w:val="26"/>
+              </w:rPr>
+              <w:t>測驗 4</w:t>
+              <w:br/>
+              <w:t>申論 0</w:t>
+            </w:r>
+          </w:p>
+        </w:tc>
+        <w:tc>
+          <w:tcPr>
+            <w:tcW w:type="dxa" w:w="1701"/>
+          </w:tcPr>
+          <w:p>
+            <w:pPr>
+              <w:spacing w:after="40"/>
+            </w:pPr>
+            <w:r/>
+            <w:r>
+              <w:rPr>
+                <w:rFonts w:ascii="微軟正黑體" w:hAnsi="微軟正黑體" w:eastAsia="微軟正黑體"/>
+                <w:b w:val="0"/>
+                <w:color w:val="000000"/>
+                <w:sz w:val="26"/>
+              </w:rPr>
+              <w:t>106、108、114、115</w:t>
+            </w:r>
+          </w:p>
+        </w:tc>
+      </w:tr>
+      <w:tr>
+        <w:tc>
+          <w:tcPr>
+            <w:tcW w:type="dxa" w:w="2041"/>
+          </w:tcPr>
+          <w:p>
+            <w:pPr>
+              <w:spacing w:after="40"/>
+            </w:pPr>
+            <w:r/>
+            <w:r>
+              <w:rPr>
+                <w:rFonts w:ascii="微軟正黑體" w:hAnsi="微軟正黑體" w:eastAsia="微軟正黑體"/>
+                <w:b w:val="0"/>
+                <w:color w:val="000000"/>
+                <w:sz w:val="26"/>
+              </w:rPr>
+              <w:t>Felix Biestek</w:t>
+              <w:br/>
+              <w:t>比斯提克</w:t>
+            </w:r>
+          </w:p>
+        </w:tc>
+        <w:tc>
+          <w:tcPr>
+            <w:tcW w:type="dxa" w:w="1587"/>
+          </w:tcPr>
+          <w:p>
+            <w:pPr>
+              <w:spacing w:after="40"/>
+            </w:pPr>
+            <w:r/>
+            <w:r>
+              <w:rPr>
+                <w:rFonts w:ascii="微軟正黑體" w:hAnsi="微軟正黑體" w:eastAsia="微軟正黑體"/>
+                <w:b w:val="0"/>
+                <w:color w:val="000000"/>
+                <w:sz w:val="26"/>
+              </w:rPr>
+              <w:t>社會工作直接服務</w:t>
+            </w:r>
+          </w:p>
+        </w:tc>
+        <w:tc>
+          <w:tcPr>
+            <w:tcW w:type="dxa" w:w="2154"/>
+          </w:tcPr>
+          <w:p>
+            <w:pPr>
+              <w:spacing w:after="40"/>
+            </w:pPr>
+            <w:r/>
+            <w:r>
+              <w:rPr>
+                <w:rFonts w:ascii="微軟正黑體" w:hAnsi="微軟正黑體" w:eastAsia="微軟正黑體"/>
+                <w:b w:val="0"/>
+                <w:color w:val="000000"/>
+                <w:sz w:val="26"/>
+              </w:rPr>
+              <w:t>專業關係七原則</w:t>
+            </w:r>
+          </w:p>
+        </w:tc>
+        <w:tc>
+          <w:tcPr>
+            <w:tcW w:type="dxa" w:w="1020"/>
+          </w:tcPr>
+          <w:p>
+            <w:pPr>
+              <w:spacing w:after="40"/>
+            </w:pPr>
+            <w:r/>
+            <w:r>
+              <w:rPr>
+                <w:rFonts w:ascii="微軟正黑體" w:hAnsi="微軟正黑體" w:eastAsia="微軟正黑體"/>
+                <w:b w:val="0"/>
+                <w:color w:val="000000"/>
+                <w:sz w:val="26"/>
+              </w:rPr>
+              <w:t>測驗 4</w:t>
+              <w:br/>
+              <w:t>申論 0</w:t>
+            </w:r>
+          </w:p>
+        </w:tc>
+        <w:tc>
+          <w:tcPr>
+            <w:tcW w:type="dxa" w:w="1701"/>
+          </w:tcPr>
+          <w:p>
+            <w:pPr>
+              <w:spacing w:after="40"/>
+            </w:pPr>
+            <w:r/>
+            <w:r>
+              <w:rPr>
+                <w:rFonts w:ascii="微軟正黑體" w:hAnsi="微軟正黑體" w:eastAsia="微軟正黑體"/>
+                <w:b w:val="0"/>
+                <w:color w:val="000000"/>
+                <w:sz w:val="26"/>
+              </w:rPr>
+              <w:t>108、110、111、114</w:t>
+            </w:r>
+          </w:p>
+        </w:tc>
+      </w:tr>
+      <w:tr>
+        <w:tc>
+          <w:tcPr>
+            <w:tcW w:type="dxa" w:w="2041"/>
+          </w:tcPr>
+          <w:p>
+            <w:pPr>
+              <w:spacing w:after="40"/>
+            </w:pPr>
+            <w:r/>
+            <w:r>
+              <w:rPr>
+                <w:rFonts w:ascii="微軟正黑體" w:hAnsi="微軟正黑體" w:eastAsia="微軟正黑體"/>
+                <w:b w:val="0"/>
+                <w:color w:val="000000"/>
+                <w:sz w:val="26"/>
+              </w:rPr>
+              <w:t>Milton Friedman</w:t>
+              <w:br/>
+              <w:t>傅利曼</w:t>
+            </w:r>
+          </w:p>
+        </w:tc>
+        <w:tc>
+          <w:tcPr>
+            <w:tcW w:type="dxa" w:w="1587"/>
+          </w:tcPr>
+          <w:p>
+            <w:pPr>
+              <w:spacing w:after="40"/>
+            </w:pPr>
+            <w:r/>
+            <w:r>
+              <w:rPr>
+                <w:rFonts w:ascii="微軟正黑體" w:hAnsi="微軟正黑體" w:eastAsia="微軟正黑體"/>
+                <w:b w:val="0"/>
+                <w:color w:val="000000"/>
+                <w:sz w:val="26"/>
+              </w:rPr>
+              <w:t>社會政策與社會立法</w:t>
+            </w:r>
+          </w:p>
+        </w:tc>
+        <w:tc>
+          <w:tcPr>
+            <w:tcW w:type="dxa" w:w="2154"/>
+          </w:tcPr>
+          <w:p>
+            <w:pPr>
+              <w:spacing w:after="40"/>
+            </w:pPr>
+            <w:r/>
+            <w:r>
+              <w:rPr>
+                <w:rFonts w:ascii="微軟正黑體" w:hAnsi="微軟正黑體" w:eastAsia="微軟正黑體"/>
+                <w:b w:val="0"/>
+                <w:color w:val="000000"/>
+                <w:sz w:val="26"/>
+              </w:rPr>
+              <w:t>貨幣學派、負所得稅</w:t>
+            </w:r>
+          </w:p>
+        </w:tc>
+        <w:tc>
+          <w:tcPr>
+            <w:tcW w:type="dxa" w:w="1020"/>
+          </w:tcPr>
+          <w:p>
+            <w:pPr>
+              <w:spacing w:after="40"/>
+            </w:pPr>
+            <w:r/>
+            <w:r>
+              <w:rPr>
+                <w:rFonts w:ascii="微軟正黑體" w:hAnsi="微軟正黑體" w:eastAsia="微軟正黑體"/>
+                <w:b w:val="0"/>
+                <w:color w:val="000000"/>
+                <w:sz w:val="26"/>
+              </w:rPr>
+              <w:t>測驗 4</w:t>
+              <w:br/>
+              <w:t>申論 0</w:t>
+            </w:r>
+          </w:p>
+        </w:tc>
+        <w:tc>
+          <w:tcPr>
+            <w:tcW w:type="dxa" w:w="1701"/>
+          </w:tcPr>
+          <w:p>
+            <w:pPr>
+              <w:spacing w:after="40"/>
+            </w:pPr>
+            <w:r/>
+            <w:r>
+              <w:rPr>
+                <w:rFonts w:ascii="微軟正黑體" w:hAnsi="微軟正黑體" w:eastAsia="微軟正黑體"/>
+                <w:b w:val="0"/>
+                <w:color w:val="000000"/>
+                <w:sz w:val="26"/>
+              </w:rPr>
+              <w:t>106、107、113、114</w:t>
+            </w:r>
+          </w:p>
+        </w:tc>
+      </w:tr>
+      <w:tr>
+        <w:tc>
+          <w:tcPr>
+            <w:tcW w:type="dxa" w:w="2041"/>
+          </w:tcPr>
+          <w:p>
+            <w:pPr>
+              <w:spacing w:after="40"/>
+            </w:pPr>
+            <w:r/>
+            <w:r>
+              <w:rPr>
+                <w:rFonts w:ascii="微軟正黑體" w:hAnsi="微軟正黑體" w:eastAsia="微軟正黑體"/>
+                <w:b w:val="0"/>
+                <w:color w:val="000000"/>
+                <w:sz w:val="26"/>
+              </w:rPr>
+              <w:t>Irvin Yalom</w:t>
+              <w:br/>
+              <w:t>亞隆</w:t>
+            </w:r>
+          </w:p>
+        </w:tc>
+        <w:tc>
+          <w:tcPr>
+            <w:tcW w:type="dxa" w:w="1587"/>
+          </w:tcPr>
+          <w:p>
+            <w:pPr>
+              <w:spacing w:after="40"/>
+            </w:pPr>
+            <w:r/>
+            <w:r>
+              <w:rPr>
+                <w:rFonts w:ascii="微軟正黑體" w:hAnsi="微軟正黑體" w:eastAsia="微軟正黑體"/>
+                <w:b w:val="0"/>
+                <w:color w:val="000000"/>
+                <w:sz w:val="26"/>
+              </w:rPr>
+              <w:t>社會工作直接服務</w:t>
+            </w:r>
+          </w:p>
+        </w:tc>
+        <w:tc>
+          <w:tcPr>
+            <w:tcW w:type="dxa" w:w="2154"/>
+          </w:tcPr>
+          <w:p>
+            <w:pPr>
+              <w:spacing w:after="40"/>
+            </w:pPr>
+            <w:r/>
+            <w:r>
+              <w:rPr>
+                <w:rFonts w:ascii="微軟正黑體" w:hAnsi="微軟正黑體" w:eastAsia="微軟正黑體"/>
+                <w:b w:val="0"/>
+                <w:color w:val="000000"/>
+                <w:sz w:val="26"/>
+              </w:rPr>
+              <w:t>團體療效因子</w:t>
+            </w:r>
+          </w:p>
+        </w:tc>
+        <w:tc>
+          <w:tcPr>
+            <w:tcW w:type="dxa" w:w="1020"/>
+          </w:tcPr>
+          <w:p>
+            <w:pPr>
+              <w:spacing w:after="40"/>
+            </w:pPr>
+            <w:r/>
+            <w:r>
+              <w:rPr>
+                <w:rFonts w:ascii="微軟正黑體" w:hAnsi="微軟正黑體" w:eastAsia="微軟正黑體"/>
+                <w:b w:val="0"/>
+                <w:color w:val="000000"/>
+                <w:sz w:val="26"/>
+              </w:rPr>
+              <w:t>測驗 3</w:t>
+              <w:br/>
+              <w:t>申論 0</w:t>
+            </w:r>
+          </w:p>
+        </w:tc>
+        <w:tc>
+          <w:tcPr>
+            <w:tcW w:type="dxa" w:w="1701"/>
+          </w:tcPr>
+          <w:p>
+            <w:pPr>
+              <w:spacing w:after="40"/>
+            </w:pPr>
+            <w:r/>
+            <w:r>
+              <w:rPr>
+                <w:rFonts w:ascii="微軟正黑體" w:hAnsi="微軟正黑體" w:eastAsia="微軟正黑體"/>
+                <w:b w:val="0"/>
+                <w:color w:val="000000"/>
+                <w:sz w:val="26"/>
+              </w:rPr>
+              <w:t>106、107、109</w:t>
+            </w:r>
+          </w:p>
+        </w:tc>
+      </w:tr>
+      <w:tr>
+        <w:tc>
+          <w:tcPr>
+            <w:tcW w:type="dxa" w:w="2041"/>
+          </w:tcPr>
+          <w:p>
+            <w:pPr>
+              <w:spacing w:after="40"/>
+            </w:pPr>
+            <w:r/>
+            <w:r>
+              <w:rPr>
+                <w:rFonts w:ascii="微軟正黑體" w:hAnsi="微軟正黑體" w:eastAsia="微軟正黑體"/>
+                <w:b w:val="0"/>
+                <w:color w:val="000000"/>
+                <w:sz w:val="26"/>
+              </w:rPr>
+              <w:t>Ernest Greenwood</w:t>
+              <w:br/>
+              <w:t>葛林伍德</w:t>
+            </w:r>
+          </w:p>
+        </w:tc>
+        <w:tc>
+          <w:tcPr>
+            <w:tcW w:type="dxa" w:w="1587"/>
+          </w:tcPr>
+          <w:p>
+            <w:pPr>
+              <w:spacing w:after="40"/>
+            </w:pPr>
+            <w:r/>
+            <w:r>
+              <w:rPr>
+                <w:rFonts w:ascii="微軟正黑體" w:hAnsi="微軟正黑體" w:eastAsia="微軟正黑體"/>
+                <w:b w:val="0"/>
+                <w:color w:val="000000"/>
+                <w:sz w:val="26"/>
+              </w:rPr>
+              <w:t>社會工作</w:t>
+            </w:r>
+          </w:p>
+        </w:tc>
+        <w:tc>
+          <w:tcPr>
+            <w:tcW w:type="dxa" w:w="2154"/>
+          </w:tcPr>
+          <w:p>
+            <w:pPr>
+              <w:spacing w:after="40"/>
+            </w:pPr>
+            <w:r/>
+            <w:r>
+              <w:rPr>
+                <w:rFonts w:ascii="微軟正黑體" w:hAnsi="微軟正黑體" w:eastAsia="微軟正黑體"/>
+                <w:b w:val="0"/>
+                <w:color w:val="000000"/>
+                <w:sz w:val="26"/>
+              </w:rPr>
+              <w:t>專業的特質</w:t>
+            </w:r>
+          </w:p>
+        </w:tc>
+        <w:tc>
+          <w:tcPr>
+            <w:tcW w:type="dxa" w:w="1020"/>
+          </w:tcPr>
+          <w:p>
+            <w:pPr>
+              <w:spacing w:after="40"/>
+            </w:pPr>
+            <w:r/>
+            <w:r>
+              <w:rPr>
+                <w:rFonts w:ascii="微軟正黑體" w:hAnsi="微軟正黑體" w:eastAsia="微軟正黑體"/>
+                <w:b w:val="0"/>
+                <w:color w:val="000000"/>
+                <w:sz w:val="26"/>
+              </w:rPr>
+              <w:t>測驗 3</w:t>
+              <w:br/>
+              <w:t>申論 0</w:t>
+            </w:r>
+          </w:p>
+        </w:tc>
+        <w:tc>
+          <w:tcPr>
+            <w:tcW w:type="dxa" w:w="1701"/>
+          </w:tcPr>
+          <w:p>
+            <w:pPr>
+              <w:spacing w:after="40"/>
+            </w:pPr>
+            <w:r/>
+            <w:r>
+              <w:rPr>
+                <w:rFonts w:ascii="微軟正黑體" w:hAnsi="微軟正黑體" w:eastAsia="微軟正黑體"/>
+                <w:b w:val="0"/>
+                <w:color w:val="000000"/>
+                <w:sz w:val="26"/>
+              </w:rPr>
+              <w:t>106、110</w:t>
+            </w:r>
+          </w:p>
+        </w:tc>
+      </w:tr>
+      <w:tr>
+        <w:tc>
+          <w:tcPr>
+            <w:tcW w:type="dxa" w:w="2041"/>
+          </w:tcPr>
+          <w:p>
+            <w:pPr>
+              <w:spacing w:after="40"/>
+            </w:pPr>
+            <w:r/>
+            <w:r>
+              <w:rPr>
+                <w:rFonts w:ascii="微軟正黑體" w:hAnsi="微軟正黑體" w:eastAsia="微軟正黑體"/>
+                <w:b w:val="0"/>
+                <w:color w:val="000000"/>
+                <w:sz w:val="26"/>
+              </w:rPr>
+              <w:t>Charles Rapp</w:t>
+              <w:br/>
+              <w:t>瑞普</w:t>
+            </w:r>
+          </w:p>
+        </w:tc>
+        <w:tc>
+          <w:tcPr>
+            <w:tcW w:type="dxa" w:w="1587"/>
+          </w:tcPr>
+          <w:p>
+            <w:pPr>
+              <w:spacing w:after="40"/>
+            </w:pPr>
+            <w:r/>
+            <w:r>
+              <w:rPr>
+                <w:rFonts w:ascii="微軟正黑體" w:hAnsi="微軟正黑體" w:eastAsia="微軟正黑體"/>
+                <w:b w:val="0"/>
+                <w:color w:val="000000"/>
+                <w:sz w:val="26"/>
+              </w:rPr>
+              <w:t>社會工作直接服務</w:t>
+            </w:r>
+          </w:p>
+        </w:tc>
+        <w:tc>
+          <w:tcPr>
+            <w:tcW w:type="dxa" w:w="2154"/>
+          </w:tcPr>
+          <w:p>
+            <w:pPr>
+              <w:spacing w:after="40"/>
+            </w:pPr>
+            <w:r/>
+            <w:r>
+              <w:rPr>
+                <w:rFonts w:ascii="微軟正黑體" w:hAnsi="微軟正黑體" w:eastAsia="微軟正黑體"/>
+                <w:b w:val="0"/>
+                <w:color w:val="000000"/>
+                <w:sz w:val="26"/>
+              </w:rPr>
+              <w:t>優勢觀點個案管理</w:t>
+            </w:r>
+          </w:p>
+        </w:tc>
+        <w:tc>
+          <w:tcPr>
+            <w:tcW w:type="dxa" w:w="1020"/>
+          </w:tcPr>
+          <w:p>
+            <w:pPr>
+              <w:spacing w:after="40"/>
+            </w:pPr>
+            <w:r/>
+            <w:r>
+              <w:rPr>
+                <w:rFonts w:ascii="微軟正黑體" w:hAnsi="微軟正黑體" w:eastAsia="微軟正黑體"/>
+                <w:b w:val="0"/>
+                <w:color w:val="000000"/>
+                <w:sz w:val="26"/>
+              </w:rPr>
+              <w:t>測驗 3</w:t>
+              <w:br/>
+              <w:t>申論 0</w:t>
+            </w:r>
+          </w:p>
+        </w:tc>
+        <w:tc>
+          <w:tcPr>
+            <w:tcW w:type="dxa" w:w="1701"/>
+          </w:tcPr>
+          <w:p>
+            <w:pPr>
+              <w:spacing w:after="40"/>
+            </w:pPr>
+            <w:r/>
+            <w:r>
+              <w:rPr>
+                <w:rFonts w:ascii="微軟正黑體" w:hAnsi="微軟正黑體" w:eastAsia="微軟正黑體"/>
+                <w:b w:val="0"/>
+                <w:color w:val="000000"/>
+                <w:sz w:val="26"/>
+              </w:rPr>
+              <w:t>106、112</w:t>
+            </w:r>
+          </w:p>
+        </w:tc>
+      </w:tr>
+      <w:tr>
+        <w:tc>
+          <w:tcPr>
+            <w:tcW w:type="dxa" w:w="2041"/>
+          </w:tcPr>
+          <w:p>
+            <w:pPr>
+              <w:spacing w:after="40"/>
+            </w:pPr>
+            <w:r/>
+            <w:r>
+              <w:rPr>
+                <w:rFonts w:ascii="微軟正黑體" w:hAnsi="微軟正黑體" w:eastAsia="微軟正黑體"/>
+                <w:b w:val="0"/>
+                <w:color w:val="000000"/>
+                <w:sz w:val="26"/>
+              </w:rPr>
+              <w:t>Charles Cowger</w:t>
+              <w:br/>
+              <w:t>考格</w:t>
+            </w:r>
+          </w:p>
+        </w:tc>
+        <w:tc>
+          <w:tcPr>
+            <w:tcW w:type="dxa" w:w="1587"/>
+          </w:tcPr>
+          <w:p>
+            <w:pPr>
+              <w:spacing w:after="40"/>
+            </w:pPr>
+            <w:r/>
+            <w:r>
+              <w:rPr>
+                <w:rFonts w:ascii="微軟正黑體" w:hAnsi="微軟正黑體" w:eastAsia="微軟正黑體"/>
+                <w:b w:val="0"/>
+                <w:color w:val="000000"/>
+                <w:sz w:val="26"/>
+              </w:rPr>
+              <w:t>社會工作直接服務</w:t>
+            </w:r>
+          </w:p>
+        </w:tc>
+        <w:tc>
+          <w:tcPr>
+            <w:tcW w:type="dxa" w:w="2154"/>
+          </w:tcPr>
+          <w:p>
+            <w:pPr>
+              <w:spacing w:after="40"/>
+            </w:pPr>
+            <w:r/>
+            <w:r>
+              <w:rPr>
+                <w:rFonts w:ascii="微軟正黑體" w:hAnsi="微軟正黑體" w:eastAsia="微軟正黑體"/>
+                <w:b w:val="0"/>
+                <w:color w:val="000000"/>
+                <w:sz w:val="26"/>
+              </w:rPr>
+              <w:t>優勢評估架構</w:t>
+            </w:r>
+          </w:p>
+        </w:tc>
+        <w:tc>
+          <w:tcPr>
+            <w:tcW w:type="dxa" w:w="1020"/>
+          </w:tcPr>
+          <w:p>
+            <w:pPr>
+              <w:spacing w:after="40"/>
+            </w:pPr>
+            <w:r/>
+            <w:r>
+              <w:rPr>
+                <w:rFonts w:ascii="微軟正黑體" w:hAnsi="微軟正黑體" w:eastAsia="微軟正黑體"/>
+                <w:b w:val="0"/>
+                <w:color w:val="000000"/>
+                <w:sz w:val="26"/>
+              </w:rPr>
+              <w:t>測驗 0</w:t>
+              <w:br/>
+              <w:t>申論 1</w:t>
+            </w:r>
+          </w:p>
+        </w:tc>
+        <w:tc>
+          <w:tcPr>
+            <w:tcW w:type="dxa" w:w="1701"/>
+          </w:tcPr>
+          <w:p>
+            <w:pPr>
+              <w:spacing w:after="40"/>
+            </w:pPr>
+            <w:r/>
+            <w:r>
+              <w:rPr>
+                <w:rFonts w:ascii="微軟正黑體" w:hAnsi="微軟正黑體" w:eastAsia="微軟正黑體"/>
+                <w:b w:val="0"/>
+                <w:color w:val="000000"/>
+                <w:sz w:val="26"/>
+              </w:rPr>
+              <w:t>112</w:t>
+            </w:r>
+          </w:p>
+        </w:tc>
+      </w:tr>
+      <w:tr>
+        <w:tc>
+          <w:tcPr>
+            <w:tcW w:type="dxa" w:w="2041"/>
+          </w:tcPr>
+          <w:p>
+            <w:pPr>
+              <w:spacing w:after="40"/>
+            </w:pPr>
+            <w:r/>
+            <w:r>
+              <w:rPr>
+                <w:rFonts w:ascii="微軟正黑體" w:hAnsi="微軟正黑體" w:eastAsia="微軟正黑體"/>
+                <w:b w:val="0"/>
+                <w:color w:val="000000"/>
+                <w:sz w:val="26"/>
+              </w:rPr>
+              <w:t>Robert Nozick</w:t>
+              <w:br/>
+              <w:t>諾齊克</w:t>
+            </w:r>
+          </w:p>
+        </w:tc>
+        <w:tc>
+          <w:tcPr>
+            <w:tcW w:type="dxa" w:w="1587"/>
+          </w:tcPr>
+          <w:p>
+            <w:pPr>
+              <w:spacing w:after="40"/>
+            </w:pPr>
+            <w:r/>
+            <w:r>
+              <w:rPr>
+                <w:rFonts w:ascii="微軟正黑體" w:hAnsi="微軟正黑體" w:eastAsia="微軟正黑體"/>
+                <w:b w:val="0"/>
+                <w:color w:val="000000"/>
+                <w:sz w:val="26"/>
+              </w:rPr>
+              <w:t>社會政策與社會立法</w:t>
+            </w:r>
+          </w:p>
+        </w:tc>
+        <w:tc>
+          <w:tcPr>
+            <w:tcW w:type="dxa" w:w="2154"/>
+          </w:tcPr>
+          <w:p>
+            <w:pPr>
+              <w:spacing w:after="40"/>
+            </w:pPr>
+            <w:r/>
+            <w:r>
+              <w:rPr>
+                <w:rFonts w:ascii="微軟正黑體" w:hAnsi="微軟正黑體" w:eastAsia="微軟正黑體"/>
+                <w:b w:val="0"/>
+                <w:color w:val="000000"/>
+                <w:sz w:val="26"/>
+              </w:rPr>
+              <w:t>權利理論（自由至上主義）</w:t>
+            </w:r>
+          </w:p>
+        </w:tc>
+        <w:tc>
+          <w:tcPr>
+            <w:tcW w:type="dxa" w:w="1020"/>
+          </w:tcPr>
+          <w:p>
+            <w:pPr>
+              <w:spacing w:after="40"/>
+            </w:pPr>
+            <w:r/>
+            <w:r>
+              <w:rPr>
+                <w:rFonts w:ascii="微軟正黑體" w:hAnsi="微軟正黑體" w:eastAsia="微軟正黑體"/>
+                <w:b w:val="0"/>
+                <w:color w:val="000000"/>
+                <w:sz w:val="26"/>
+              </w:rPr>
+              <w:t>測驗 3</w:t>
+              <w:br/>
+              <w:t>申論 0</w:t>
+            </w:r>
+          </w:p>
+        </w:tc>
+        <w:tc>
+          <w:tcPr>
+            <w:tcW w:type="dxa" w:w="1701"/>
+          </w:tcPr>
+          <w:p>
+            <w:pPr>
+              <w:spacing w:after="40"/>
+            </w:pPr>
+            <w:r/>
+            <w:r>
+              <w:rPr>
+                <w:rFonts w:ascii="微軟正黑體" w:hAnsi="微軟正黑體" w:eastAsia="微軟正黑體"/>
+                <w:b w:val="0"/>
+                <w:color w:val="000000"/>
+                <w:sz w:val="26"/>
+              </w:rPr>
+              <w:t>107、113</w:t>
+            </w:r>
+          </w:p>
+        </w:tc>
+      </w:tr>
+      <w:tr>
+        <w:tc>
+          <w:tcPr>
+            <w:tcW w:type="dxa" w:w="2041"/>
+          </w:tcPr>
+          <w:p>
+            <w:pPr>
+              <w:spacing w:after="40"/>
+            </w:pPr>
+            <w:r/>
+            <w:r>
+              <w:rPr>
+                <w:rFonts w:ascii="微軟正黑體" w:hAnsi="微軟正黑體" w:eastAsia="微軟正黑體"/>
+                <w:b w:val="0"/>
+                <w:color w:val="000000"/>
+                <w:sz w:val="26"/>
+              </w:rPr>
+              <w:t>Diana Baumrind</w:t>
+              <w:br/>
+              <w:t>包姆林德</w:t>
+            </w:r>
+          </w:p>
+        </w:tc>
+        <w:tc>
+          <w:tcPr>
+            <w:tcW w:type="dxa" w:w="1587"/>
+          </w:tcPr>
+          <w:p>
+            <w:pPr>
+              <w:spacing w:after="40"/>
+            </w:pPr>
+            <w:r/>
+            <w:r>
+              <w:rPr>
+                <w:rFonts w:ascii="微軟正黑體" w:hAnsi="微軟正黑體" w:eastAsia="微軟正黑體"/>
+                <w:b w:val="0"/>
+                <w:color w:val="000000"/>
+                <w:sz w:val="26"/>
+              </w:rPr>
+              <w:t>人類行為與社會環境</w:t>
+            </w:r>
+          </w:p>
+        </w:tc>
+        <w:tc>
+          <w:tcPr>
+            <w:tcW w:type="dxa" w:w="2154"/>
+          </w:tcPr>
+          <w:p>
+            <w:pPr>
+              <w:spacing w:after="40"/>
+            </w:pPr>
+            <w:r/>
+            <w:r>
+              <w:rPr>
+                <w:rFonts w:ascii="微軟正黑體" w:hAnsi="微軟正黑體" w:eastAsia="微軟正黑體"/>
+                <w:b w:val="0"/>
+                <w:color w:val="000000"/>
+                <w:sz w:val="26"/>
+              </w:rPr>
+              <w:t>教養風格</w:t>
+            </w:r>
+          </w:p>
+        </w:tc>
+        <w:tc>
+          <w:tcPr>
+            <w:tcW w:type="dxa" w:w="1020"/>
+          </w:tcPr>
+          <w:p>
+            <w:pPr>
+              <w:spacing w:after="40"/>
+            </w:pPr>
+            <w:r/>
+            <w:r>
+              <w:rPr>
+                <w:rFonts w:ascii="微軟正黑體" w:hAnsi="微軟正黑體" w:eastAsia="微軟正黑體"/>
+                <w:b w:val="0"/>
+                <w:color w:val="000000"/>
+                <w:sz w:val="26"/>
+              </w:rPr>
+              <w:t>測驗 2</w:t>
+              <w:br/>
+              <w:t>申論 0</w:t>
+            </w:r>
+          </w:p>
+        </w:tc>
+        <w:tc>
+          <w:tcPr>
+            <w:tcW w:type="dxa" w:w="1701"/>
+          </w:tcPr>
+          <w:p>
+            <w:pPr>
+              <w:spacing w:after="40"/>
+            </w:pPr>
+            <w:r/>
+            <w:r>
+              <w:rPr>
+                <w:rFonts w:ascii="微軟正黑體" w:hAnsi="微軟正黑體" w:eastAsia="微軟正黑體"/>
+                <w:b w:val="0"/>
+                <w:color w:val="000000"/>
+                <w:sz w:val="26"/>
+              </w:rPr>
+              <w:t>106、113</w:t>
+            </w:r>
+          </w:p>
+        </w:tc>
+      </w:tr>
+      <w:tr>
+        <w:tc>
+          <w:tcPr>
+            <w:tcW w:type="dxa" w:w="2041"/>
+          </w:tcPr>
+          <w:p>
+            <w:pPr>
+              <w:spacing w:after="40"/>
+            </w:pPr>
+            <w:r/>
+            <w:r>
+              <w:rPr>
+                <w:rFonts w:ascii="微軟正黑體" w:hAnsi="微軟正黑體" w:eastAsia="微軟正黑體"/>
+                <w:b w:val="0"/>
+                <w:color w:val="000000"/>
+                <w:sz w:val="26"/>
+              </w:rPr>
+              <w:t>Harold Wilensky &amp; Charles Lebeaux</w:t>
+              <w:br/>
+              <w:t>韋倫斯基與勒博</w:t>
+            </w:r>
+          </w:p>
+        </w:tc>
+        <w:tc>
+          <w:tcPr>
+            <w:tcW w:type="dxa" w:w="1587"/>
+          </w:tcPr>
+          <w:p>
+            <w:pPr>
+              <w:spacing w:after="40"/>
+            </w:pPr>
+            <w:r/>
+            <w:r>
+              <w:rPr>
+                <w:rFonts w:ascii="微軟正黑體" w:hAnsi="微軟正黑體" w:eastAsia="微軟正黑體"/>
+                <w:b w:val="0"/>
+                <w:color w:val="000000"/>
+                <w:sz w:val="26"/>
+              </w:rPr>
+              <w:t>社會政策與社會立法</w:t>
+            </w:r>
+          </w:p>
+        </w:tc>
+        <w:tc>
+          <w:tcPr>
+            <w:tcW w:type="dxa" w:w="2154"/>
+          </w:tcPr>
+          <w:p>
+            <w:pPr>
+              <w:spacing w:after="40"/>
+            </w:pPr>
+            <w:r/>
+            <w:r>
+              <w:rPr>
+                <w:rFonts w:ascii="微軟正黑體" w:hAnsi="微軟正黑體" w:eastAsia="微軟正黑體"/>
+                <w:b w:val="0"/>
+                <w:color w:val="000000"/>
+                <w:sz w:val="26"/>
+              </w:rPr>
+              <w:t>殘補式與制度式福利</w:t>
+            </w:r>
+          </w:p>
+        </w:tc>
+        <w:tc>
+          <w:tcPr>
+            <w:tcW w:type="dxa" w:w="1020"/>
+          </w:tcPr>
+          <w:p>
+            <w:pPr>
+              <w:spacing w:after="40"/>
+            </w:pPr>
+            <w:r/>
+            <w:r>
+              <w:rPr>
+                <w:rFonts w:ascii="微軟正黑體" w:hAnsi="微軟正黑體" w:eastAsia="微軟正黑體"/>
+                <w:b w:val="0"/>
+                <w:color w:val="000000"/>
+                <w:sz w:val="26"/>
+              </w:rPr>
+              <w:t>測驗 2</w:t>
+              <w:br/>
+              <w:t>申論 0</w:t>
+            </w:r>
+          </w:p>
+        </w:tc>
+        <w:tc>
+          <w:tcPr>
+            <w:tcW w:type="dxa" w:w="1701"/>
+          </w:tcPr>
+          <w:p>
+            <w:pPr>
+              <w:spacing w:after="40"/>
+            </w:pPr>
+            <w:r/>
+            <w:r>
+              <w:rPr>
+                <w:rFonts w:ascii="微軟正黑體" w:hAnsi="微軟正黑體" w:eastAsia="微軟正黑體"/>
+                <w:b w:val="0"/>
+                <w:color w:val="000000"/>
+                <w:sz w:val="26"/>
+              </w:rPr>
+              <w:t>106、112</w:t>
+            </w:r>
+          </w:p>
+        </w:tc>
+      </w:tr>
+      <w:tr>
+        <w:tc>
+          <w:tcPr>
+            <w:tcW w:type="dxa" w:w="2041"/>
+          </w:tcPr>
+          <w:p>
+            <w:pPr>
+              <w:spacing w:after="40"/>
+            </w:pPr>
+            <w:r/>
+            <w:r>
+              <w:rPr>
+                <w:rFonts w:ascii="微軟正黑體" w:hAnsi="微軟正黑體" w:eastAsia="微軟正黑體"/>
+                <w:b w:val="0"/>
+                <w:color w:val="000000"/>
+                <w:sz w:val="26"/>
+              </w:rPr>
+              <w:t>Alfred Kadushin</w:t>
+              <w:br/>
+              <w:t>卡都遜</w:t>
+            </w:r>
+          </w:p>
+        </w:tc>
+        <w:tc>
+          <w:tcPr>
+            <w:tcW w:type="dxa" w:w="1587"/>
+          </w:tcPr>
+          <w:p>
+            <w:pPr>
+              <w:spacing w:after="40"/>
+            </w:pPr>
+            <w:r/>
+            <w:r>
+              <w:rPr>
+                <w:rFonts w:ascii="微軟正黑體" w:hAnsi="微軟正黑體" w:eastAsia="微軟正黑體"/>
+                <w:b w:val="0"/>
+                <w:color w:val="000000"/>
+                <w:sz w:val="26"/>
+              </w:rPr>
+              <w:t>社會工作</w:t>
+            </w:r>
+          </w:p>
+        </w:tc>
+        <w:tc>
+          <w:tcPr>
+            <w:tcW w:type="dxa" w:w="2154"/>
+          </w:tcPr>
+          <w:p>
+            <w:pPr>
+              <w:spacing w:after="40"/>
+            </w:pPr>
+            <w:r/>
+            <w:r>
+              <w:rPr>
+                <w:rFonts w:ascii="微軟正黑體" w:hAnsi="微軟正黑體" w:eastAsia="微軟正黑體"/>
+                <w:b w:val="0"/>
+                <w:color w:val="000000"/>
+                <w:sz w:val="26"/>
+              </w:rPr>
+              <w:t>社會工作督導</w:t>
+            </w:r>
+          </w:p>
+        </w:tc>
+        <w:tc>
+          <w:tcPr>
+            <w:tcW w:type="dxa" w:w="1020"/>
+          </w:tcPr>
+          <w:p>
+            <w:pPr>
+              <w:spacing w:after="40"/>
+            </w:pPr>
+            <w:r/>
+            <w:r>
+              <w:rPr>
+                <w:rFonts w:ascii="微軟正黑體" w:hAnsi="微軟正黑體" w:eastAsia="微軟正黑體"/>
+                <w:b w:val="0"/>
+                <w:color w:val="000000"/>
+                <w:sz w:val="26"/>
+              </w:rPr>
+              <w:t>測驗 1</w:t>
+              <w:br/>
+              <w:t>申論 0</w:t>
+            </w:r>
+          </w:p>
+        </w:tc>
+        <w:tc>
+          <w:tcPr>
+            <w:tcW w:type="dxa" w:w="1701"/>
+          </w:tcPr>
+          <w:p>
+            <w:pPr>
+              <w:spacing w:after="40"/>
+            </w:pPr>
+            <w:r/>
+            <w:r>
+              <w:rPr>
+                <w:rFonts w:ascii="微軟正黑體" w:hAnsi="微軟正黑體" w:eastAsia="微軟正黑體"/>
+                <w:b w:val="0"/>
+                <w:color w:val="000000"/>
+                <w:sz w:val="26"/>
+              </w:rPr>
+              <w:t>115</w:t>
+            </w:r>
+          </w:p>
+        </w:tc>
+      </w:tr>
+      <w:tr>
+        <w:tc>
+          <w:tcPr>
+            <w:tcW w:type="dxa" w:w="2041"/>
+          </w:tcPr>
+          <w:p>
+            <w:pPr>
+              <w:spacing w:after="40"/>
+            </w:pPr>
+            <w:r/>
+            <w:r>
+              <w:rPr>
+                <w:rFonts w:ascii="微軟正黑體" w:hAnsi="微軟正黑體" w:eastAsia="微軟正黑體"/>
+                <w:b w:val="0"/>
+                <w:color w:val="000000"/>
+                <w:sz w:val="26"/>
+              </w:rPr>
+              <w:t>Anthony Giddens</w:t>
+              <w:br/>
+              <w:t>紀登斯</w:t>
+            </w:r>
+          </w:p>
+        </w:tc>
+        <w:tc>
+          <w:tcPr>
+            <w:tcW w:type="dxa" w:w="1587"/>
+          </w:tcPr>
+          <w:p>
+            <w:pPr>
+              <w:spacing w:after="40"/>
+            </w:pPr>
+            <w:r/>
+            <w:r>
+              <w:rPr>
+                <w:rFonts w:ascii="微軟正黑體" w:hAnsi="微軟正黑體" w:eastAsia="微軟正黑體"/>
+                <w:b w:val="0"/>
+                <w:color w:val="000000"/>
+                <w:sz w:val="26"/>
+              </w:rPr>
+              <w:t>社會政策與社會立法</w:t>
+            </w:r>
+          </w:p>
+        </w:tc>
+        <w:tc>
+          <w:tcPr>
+            <w:tcW w:type="dxa" w:w="2154"/>
+          </w:tcPr>
+          <w:p>
+            <w:pPr>
+              <w:spacing w:after="40"/>
+            </w:pPr>
+            <w:r/>
+            <w:r>
+              <w:rPr>
+                <w:rFonts w:ascii="微軟正黑體" w:hAnsi="微軟正黑體" w:eastAsia="微軟正黑體"/>
+                <w:b w:val="0"/>
+                <w:color w:val="000000"/>
+                <w:sz w:val="26"/>
+              </w:rPr>
+              <w:t>第三條路、社會投資國家</w:t>
+            </w:r>
+          </w:p>
+        </w:tc>
+        <w:tc>
+          <w:tcPr>
+            <w:tcW w:type="dxa" w:w="1020"/>
+          </w:tcPr>
+          <w:p>
+            <w:pPr>
+              <w:spacing w:after="40"/>
+            </w:pPr>
+            <w:r/>
+            <w:r>
+              <w:rPr>
+                <w:rFonts w:ascii="微軟正黑體" w:hAnsi="微軟正黑體" w:eastAsia="微軟正黑體"/>
+                <w:b w:val="0"/>
+                <w:color w:val="000000"/>
+                <w:sz w:val="26"/>
+              </w:rPr>
+              <w:t>測驗 1</w:t>
+              <w:br/>
+              <w:t>申論 0</w:t>
+            </w:r>
+          </w:p>
+        </w:tc>
+        <w:tc>
+          <w:tcPr>
+            <w:tcW w:type="dxa" w:w="1701"/>
+          </w:tcPr>
+          <w:p>
+            <w:pPr>
+              <w:spacing w:after="40"/>
+            </w:pPr>
+            <w:r/>
+            <w:r>
+              <w:rPr>
+                <w:rFonts w:ascii="微軟正黑體" w:hAnsi="微軟正黑體" w:eastAsia="微軟正黑體"/>
+                <w:b w:val="0"/>
+                <w:color w:val="000000"/>
+                <w:sz w:val="26"/>
+              </w:rPr>
+              <w:t>106</w:t>
+            </w:r>
+          </w:p>
+        </w:tc>
+      </w:tr>
+      <w:tr>
+        <w:tc>
+          <w:tcPr>
+            <w:tcW w:type="dxa" w:w="2041"/>
+          </w:tcPr>
+          <w:p>
+            <w:pPr>
+              <w:spacing w:after="40"/>
+            </w:pPr>
+            <w:r/>
+            <w:r>
+              <w:rPr>
+                <w:rFonts w:ascii="微軟正黑體" w:hAnsi="微軟正黑體" w:eastAsia="微軟正黑體"/>
+                <w:b w:val="0"/>
+                <w:color w:val="000000"/>
+                <w:sz w:val="26"/>
+              </w:rPr>
+              <w:t>Yvonna Lincoln &amp; Egon Guba</w:t>
+              <w:br/>
+              <w:t>林肯與古巴</w:t>
+            </w:r>
+          </w:p>
+        </w:tc>
+        <w:tc>
+          <w:tcPr>
+            <w:tcW w:type="dxa" w:w="1587"/>
+          </w:tcPr>
+          <w:p>
+            <w:pPr>
+              <w:spacing w:after="40"/>
+            </w:pPr>
+            <w:r/>
+            <w:r>
+              <w:rPr>
+                <w:rFonts w:ascii="微軟正黑體" w:hAnsi="微軟正黑體" w:eastAsia="微軟正黑體"/>
+                <w:b w:val="0"/>
+                <w:color w:val="000000"/>
+                <w:sz w:val="26"/>
+              </w:rPr>
+              <w:t>社會工作研究方法</w:t>
+            </w:r>
+          </w:p>
+        </w:tc>
+        <w:tc>
+          <w:tcPr>
+            <w:tcW w:type="dxa" w:w="2154"/>
+          </w:tcPr>
+          <w:p>
+            <w:pPr>
+              <w:spacing w:after="40"/>
+            </w:pPr>
+            <w:r/>
+            <w:r>
+              <w:rPr>
+                <w:rFonts w:ascii="微軟正黑體" w:hAnsi="微軟正黑體" w:eastAsia="微軟正黑體"/>
+                <w:b w:val="0"/>
+                <w:color w:val="000000"/>
+                <w:sz w:val="26"/>
+              </w:rPr>
+              <w:t>質性研究信賴度</w:t>
+            </w:r>
+          </w:p>
+        </w:tc>
+        <w:tc>
+          <w:tcPr>
+            <w:tcW w:type="dxa" w:w="1020"/>
+          </w:tcPr>
+          <w:p>
+            <w:pPr>
+              <w:spacing w:after="40"/>
+            </w:pPr>
+            <w:r/>
+            <w:r>
+              <w:rPr>
+                <w:rFonts w:ascii="微軟正黑體" w:hAnsi="微軟正黑體" w:eastAsia="微軟正黑體"/>
+                <w:b w:val="0"/>
+                <w:color w:val="000000"/>
+                <w:sz w:val="26"/>
+              </w:rPr>
+              <w:t>測驗 1</w:t>
+              <w:br/>
+              <w:t>申論 0</w:t>
+            </w:r>
+          </w:p>
+        </w:tc>
+        <w:tc>
+          <w:tcPr>
+            <w:tcW w:type="dxa" w:w="1701"/>
+          </w:tcPr>
+          <w:p>
+            <w:pPr>
+              <w:spacing w:after="40"/>
+            </w:pPr>
+            <w:r/>
+            <w:r>
+              <w:rPr>
+                <w:rFonts w:ascii="微軟正黑體" w:hAnsi="微軟正黑體" w:eastAsia="微軟正黑體"/>
+                <w:b w:val="0"/>
+                <w:color w:val="000000"/>
+                <w:sz w:val="26"/>
+              </w:rPr>
+              <w:t>112</w:t>
+            </w:r>
+          </w:p>
+        </w:tc>
+      </w:tr>
+    </w:tbl>
+    <w:p>
+      <w:pPr>
+        <w:spacing w:after="40"/>
+      </w:pPr>
+    </w:p>
+    <w:p>
+      <w:pPr>
+        <w:spacing w:after="80"/>
+      </w:pPr>
+      <w:r>
+        <w:rPr>
+          <w:rFonts w:ascii="微軟正黑體" w:hAnsi="微軟正黑體" w:eastAsia="微軟正黑體"/>
+          <w:b/>
+          <w:color w:val="000000"/>
+          <w:sz w:val="30"/>
+        </w:rPr>
+        <w:t>理論重點</w:t>
+      </w:r>
+    </w:p>
+    <w:p>
+      <w:pPr>
+        <w:spacing w:after="40"/>
+      </w:pPr>
+      <w:r>
+        <w:rPr>
+          <w:rFonts w:ascii="微軟正黑體" w:hAnsi="微軟正黑體" w:eastAsia="微軟正黑體"/>
+          <w:b/>
+          <w:color w:val="000000"/>
+          <w:sz w:val="28"/>
+        </w:rPr>
+        <w:t>Erik Erikson（艾瑞克森）— 心理社會發展論（八階段）</w:t>
+      </w:r>
+    </w:p>
+    <w:p>
+      <w:pPr>
+        <w:spacing w:after="60" w:line="336" w:lineRule="auto"/>
+        <w:ind w:left="340"/>
+      </w:pPr>
+      <w:r>
+        <w:rPr>
+          <w:rFonts w:ascii="微軟正黑體" w:hAnsi="微軟正黑體" w:eastAsia="微軟正黑體"/>
+          <w:b w:val="0"/>
+          <w:color w:val="000000"/>
+          <w:sz w:val="28"/>
+        </w:rPr>
+        <w:t>・八階段：信任／不信任（0–1 歲）、自主／羞愧懷疑（1–3）、主動／罪惡感（3–6）、勤奮／自卑（6–12）、認同／角色混淆（青少年）、親密／孤立（成年早期）、生產／停滯（中年）、統整／絕望（老年）</w:t>
+      </w:r>
+    </w:p>
+    <w:p>
+      <w:pPr>
+        <w:spacing w:after="60" w:line="336" w:lineRule="auto"/>
+        <w:ind w:left="340"/>
+      </w:pPr>
+      <w:r>
+        <w:rPr>
+          <w:rFonts w:ascii="微軟正黑體" w:hAnsi="微軟正黑體" w:eastAsia="微軟正黑體"/>
+          <w:b w:val="0"/>
+          <w:color w:val="000000"/>
+          <w:sz w:val="28"/>
+        </w:rPr>
+        <w:t>・每階段有一個心理社會危機，順利解決得到一種「美德」（如希望、意志、目的、能力、忠誠、愛、關懷、智慧）</w:t>
+      </w:r>
+    </w:p>
+    <w:p>
+      <w:pPr>
+        <w:spacing w:after="60" w:line="336" w:lineRule="auto"/>
+        <w:ind w:left="340"/>
+      </w:pPr>
+      <w:r>
+        <w:rPr>
+          <w:rFonts w:ascii="微軟正黑體" w:hAnsi="微軟正黑體" w:eastAsia="微軟正黑體"/>
+          <w:b w:val="0"/>
+          <w:color w:val="000000"/>
+          <w:sz w:val="28"/>
+        </w:rPr>
+        <w:t>・與 Freud 不同：重視社會文化、發展延續一生</w:t>
+      </w:r>
+    </w:p>
+    <w:p>
+      <w:pPr>
+        <w:spacing w:after="160"/>
+      </w:pPr>
+      <w:r>
+        <w:rPr>
+          <w:rFonts w:ascii="微軟正黑體" w:hAnsi="微軟正黑體" w:eastAsia="微軟正黑體"/>
+          <w:b w:val="0"/>
+          <w:color w:val="000000"/>
+          <w:sz w:val="28"/>
+        </w:rPr>
+        <w:t>代表著作：《Childhood and Society》（1950）、《Identity: Youth and Crisis》（1968）</w:t>
+      </w:r>
+    </w:p>
+    <w:p>
+      <w:pPr>
+        <w:spacing w:after="40"/>
+      </w:pPr>
+      <w:r>
+        <w:rPr>
+          <w:rFonts w:ascii="微軟正黑體" w:hAnsi="微軟正黑體" w:eastAsia="微軟正黑體"/>
+          <w:b/>
+          <w:color w:val="000000"/>
+          <w:sz w:val="28"/>
+        </w:rPr>
+        <w:t>Jean Piaget（皮亞傑）— 認知發展論（四期）</w:t>
+      </w:r>
+    </w:p>
+    <w:p>
+      <w:pPr>
+        <w:spacing w:after="60" w:line="336" w:lineRule="auto"/>
+        <w:ind w:left="340"/>
+      </w:pPr>
+      <w:r>
+        <w:rPr>
+          <w:rFonts w:ascii="微軟正黑體" w:hAnsi="微軟正黑體" w:eastAsia="微軟正黑體"/>
+          <w:b w:val="0"/>
+          <w:color w:val="000000"/>
+          <w:sz w:val="28"/>
+        </w:rPr>
+        <w:t>・感覺動作期（0–2，物體恆存）、前運思期（2–7，自我中心、缺乏保留概念、泛靈論）、具體運思期（7–11，保留、分類、可逆性）、形式運思期（11 以上，抽象與假設演繹推理）</w:t>
+      </w:r>
+    </w:p>
+    <w:p>
+      <w:pPr>
+        <w:spacing w:after="60" w:line="336" w:lineRule="auto"/>
+        <w:ind w:left="340"/>
+      </w:pPr>
+      <w:r>
+        <w:rPr>
+          <w:rFonts w:ascii="微軟正黑體" w:hAnsi="微軟正黑體" w:eastAsia="微軟正黑體"/>
+          <w:b w:val="0"/>
+          <w:color w:val="000000"/>
+          <w:sz w:val="28"/>
+        </w:rPr>
+        <w:t>・基模、同化、調適、平衡</w:t>
+      </w:r>
+    </w:p>
+    <w:p>
+      <w:pPr>
+        <w:spacing w:after="60" w:line="336" w:lineRule="auto"/>
+        <w:ind w:left="340"/>
+      </w:pPr>
+      <w:r>
+        <w:rPr>
+          <w:rFonts w:ascii="微軟正黑體" w:hAnsi="微軟正黑體" w:eastAsia="微軟正黑體"/>
+          <w:b w:val="0"/>
+          <w:color w:val="000000"/>
+          <w:sz w:val="28"/>
+        </w:rPr>
+        <w:t>・常與 Vygotsky 的近側發展區、鷹架比較</w:t>
+      </w:r>
+    </w:p>
+    <w:p>
+      <w:pPr>
+        <w:spacing w:after="160"/>
+      </w:pPr>
+      <w:r>
+        <w:rPr>
+          <w:rFonts w:ascii="微軟正黑體" w:hAnsi="微軟正黑體" w:eastAsia="微軟正黑體"/>
+          <w:b w:val="0"/>
+          <w:color w:val="000000"/>
+          <w:sz w:val="28"/>
+        </w:rPr>
+        <w:t>代表著作：《The Origins of Intelligence in Children》（1952）</w:t>
+      </w:r>
+    </w:p>
+    <w:p>
+      <w:pPr>
+        <w:spacing w:after="40"/>
+      </w:pPr>
+      <w:r>
+        <w:rPr>
+          <w:rFonts w:ascii="微軟正黑體" w:hAnsi="微軟正黑體" w:eastAsia="微軟正黑體"/>
+          <w:b/>
+          <w:color w:val="000000"/>
+          <w:sz w:val="28"/>
+        </w:rPr>
+        <w:t>Sigmund Freud（佛洛伊德）— 精神分析／性心理發展論</w:t>
+      </w:r>
+    </w:p>
+    <w:p>
+      <w:pPr>
+        <w:spacing w:after="60" w:line="336" w:lineRule="auto"/>
+        <w:ind w:left="340"/>
+      </w:pPr>
+      <w:r>
+        <w:rPr>
+          <w:rFonts w:ascii="微軟正黑體" w:hAnsi="微軟正黑體" w:eastAsia="微軟正黑體"/>
+          <w:b w:val="0"/>
+          <w:color w:val="000000"/>
+          <w:sz w:val="28"/>
+        </w:rPr>
+        <w:t>・人格結構：本我（享樂原則）、自我（現實原則）、超我（道德原則）</w:t>
+      </w:r>
+    </w:p>
+    <w:p>
+      <w:pPr>
+        <w:spacing w:after="60" w:line="336" w:lineRule="auto"/>
+        <w:ind w:left="340"/>
+      </w:pPr>
+      <w:r>
+        <w:rPr>
+          <w:rFonts w:ascii="微軟正黑體" w:hAnsi="微軟正黑體" w:eastAsia="微軟正黑體"/>
+          <w:b w:val="0"/>
+          <w:color w:val="000000"/>
+          <w:sz w:val="28"/>
+        </w:rPr>
+        <w:t>・性心理五期：口腔期、肛門期、性器期（戀親情結）、潛伏期、兩性期</w:t>
+      </w:r>
+    </w:p>
+    <w:p>
+      <w:pPr>
+        <w:spacing w:after="60" w:line="336" w:lineRule="auto"/>
+        <w:ind w:left="340"/>
+      </w:pPr>
+      <w:r>
+        <w:rPr>
+          <w:rFonts w:ascii="微軟正黑體" w:hAnsi="微軟正黑體" w:eastAsia="微軟正黑體"/>
+          <w:b w:val="0"/>
+          <w:color w:val="000000"/>
+          <w:sz w:val="28"/>
+        </w:rPr>
+        <w:t>・防衛機轉：壓抑、投射、反向、合理化、昇華、退化等</w:t>
+      </w:r>
+    </w:p>
+    <w:p>
+      <w:pPr>
+        <w:spacing w:after="160"/>
+      </w:pPr>
+      <w:r>
+        <w:rPr>
+          <w:rFonts w:ascii="微軟正黑體" w:hAnsi="微軟正黑體" w:eastAsia="微軟正黑體"/>
+          <w:b w:val="0"/>
+          <w:color w:val="000000"/>
+          <w:sz w:val="28"/>
+        </w:rPr>
+        <w:t>代表著作：《The Interpretation of Dreams》（1900）</w:t>
+      </w:r>
+    </w:p>
+    <w:p>
+      <w:pPr>
+        <w:spacing w:after="40"/>
+      </w:pPr>
+      <w:r>
+        <w:rPr>
+          <w:rFonts w:ascii="微軟正黑體" w:hAnsi="微軟正黑體" w:eastAsia="微軟正黑體"/>
+          <w:b/>
+          <w:color w:val="000000"/>
+          <w:sz w:val="28"/>
+        </w:rPr>
+        <w:t>William Reid &amp; Laura Epstein（芮德與艾普斯坦）— 任務中心模式</w:t>
+      </w:r>
+    </w:p>
+    <w:p>
+      <w:pPr>
+        <w:spacing w:after="60" w:line="336" w:lineRule="auto"/>
+        <w:ind w:left="340"/>
+      </w:pPr>
+      <w:r>
+        <w:rPr>
+          <w:rFonts w:ascii="微軟正黑體" w:hAnsi="微軟正黑體" w:eastAsia="微軟正黑體"/>
+          <w:b w:val="0"/>
+          <w:color w:val="000000"/>
+          <w:sz w:val="28"/>
+        </w:rPr>
+        <w:t>・短期、有時限（約 6–12 次）、結構化</w:t>
+      </w:r>
+    </w:p>
+    <w:p>
+      <w:pPr>
+        <w:spacing w:after="60" w:line="336" w:lineRule="auto"/>
+        <w:ind w:left="340"/>
+      </w:pPr>
+      <w:r>
+        <w:rPr>
+          <w:rFonts w:ascii="微軟正黑體" w:hAnsi="微軟正黑體" w:eastAsia="微軟正黑體"/>
+          <w:b w:val="0"/>
+          <w:color w:val="000000"/>
+          <w:sz w:val="28"/>
+        </w:rPr>
+        <w:t>・聚焦服務對象承認的目標問題，以案主任務、社工任務、共同任務達成改變</w:t>
+      </w:r>
+    </w:p>
+    <w:p>
+      <w:pPr>
+        <w:spacing w:after="160"/>
+      </w:pPr>
+      <w:r>
+        <w:rPr>
+          <w:rFonts w:ascii="微軟正黑體" w:hAnsi="微軟正黑體" w:eastAsia="微軟正黑體"/>
+          <w:b w:val="0"/>
+          <w:color w:val="000000"/>
+          <w:sz w:val="28"/>
+        </w:rPr>
+        <w:t>代表著作：《Task-Centered Casework》（1972）</w:t>
+      </w:r>
+    </w:p>
+    <w:p>
+      <w:pPr>
+        <w:spacing w:after="40"/>
+      </w:pPr>
+      <w:r>
+        <w:rPr>
+          <w:rFonts w:ascii="微軟正黑體" w:hAnsi="微軟正黑體" w:eastAsia="微軟正黑體"/>
+          <w:b/>
+          <w:color w:val="000000"/>
+          <w:sz w:val="28"/>
+        </w:rPr>
+        <w:t>Lawrence Kohlberg（柯爾伯格）— 道德發展論（三層次六階段）</w:t>
+      </w:r>
+    </w:p>
+    <w:p>
+      <w:pPr>
+        <w:spacing w:after="60" w:line="336" w:lineRule="auto"/>
+        <w:ind w:left="340"/>
+      </w:pPr>
+      <w:r>
+        <w:rPr>
+          <w:rFonts w:ascii="微軟正黑體" w:hAnsi="微軟正黑體" w:eastAsia="微軟正黑體"/>
+          <w:b w:val="0"/>
+          <w:color w:val="000000"/>
+          <w:sz w:val="28"/>
+        </w:rPr>
+        <w:t>・前習俗（避罰服從、相對功利）、習俗（好孩子、遵守法規）、後習俗（社會契約、普遍倫理原則）</w:t>
+      </w:r>
+    </w:p>
+    <w:p>
+      <w:pPr>
+        <w:spacing w:after="60" w:line="336" w:lineRule="auto"/>
+        <w:ind w:left="340"/>
+      </w:pPr>
+      <w:r>
+        <w:rPr>
+          <w:rFonts w:ascii="微軟正黑體" w:hAnsi="微軟正黑體" w:eastAsia="微軟正黑體"/>
+          <w:b w:val="0"/>
+          <w:color w:val="000000"/>
+          <w:sz w:val="28"/>
+        </w:rPr>
+        <w:t>・以「海因茲偷藥」等道德兩難故事研究</w:t>
+      </w:r>
+    </w:p>
+    <w:p>
+      <w:pPr>
+        <w:spacing w:after="60" w:line="336" w:lineRule="auto"/>
+        <w:ind w:left="340"/>
+      </w:pPr>
+      <w:r>
+        <w:rPr>
+          <w:rFonts w:ascii="微軟正黑體" w:hAnsi="微軟正黑體" w:eastAsia="微軟正黑體"/>
+          <w:b w:val="0"/>
+          <w:color w:val="000000"/>
+          <w:sz w:val="28"/>
+        </w:rPr>
+        <w:t>・主要批評：Gilligan 指其性別偏誤，提出關懷倫理</w:t>
+      </w:r>
+    </w:p>
+    <w:p>
+      <w:pPr>
+        <w:spacing w:after="160"/>
+      </w:pPr>
+      <w:r>
+        <w:rPr>
+          <w:rFonts w:ascii="微軟正黑體" w:hAnsi="微軟正黑體" w:eastAsia="微軟正黑體"/>
+          <w:b w:val="0"/>
+          <w:color w:val="000000"/>
+          <w:sz w:val="28"/>
+        </w:rPr>
+        <w:t>代表著作：《Essays on Moral Development》（1981）</w:t>
+      </w:r>
+    </w:p>
+    <w:p>
+      <w:pPr>
+        <w:spacing w:after="40"/>
+      </w:pPr>
+      <w:r>
+        <w:rPr>
+          <w:rFonts w:ascii="微軟正黑體" w:hAnsi="微軟正黑體" w:eastAsia="微軟正黑體"/>
+          <w:b/>
+          <w:color w:val="000000"/>
+          <w:sz w:val="28"/>
+        </w:rPr>
+        <w:t>Barney Glaser &amp; Anselm Strauss（葛拉瑟與史特勞斯）— 紮根理論</w:t>
+      </w:r>
+    </w:p>
+    <w:p>
+      <w:pPr>
+        <w:spacing w:after="60" w:line="336" w:lineRule="auto"/>
+        <w:ind w:left="340"/>
+      </w:pPr>
+      <w:r>
+        <w:rPr>
+          <w:rFonts w:ascii="微軟正黑體" w:hAnsi="微軟正黑體" w:eastAsia="微軟正黑體"/>
+          <w:b w:val="0"/>
+          <w:color w:val="000000"/>
+          <w:sz w:val="28"/>
+        </w:rPr>
+        <w:t>・持續比較法、理論抽樣、理論飽和</w:t>
+      </w:r>
+    </w:p>
+    <w:p>
+      <w:pPr>
+        <w:spacing w:after="60" w:line="336" w:lineRule="auto"/>
+        <w:ind w:left="340"/>
+      </w:pPr>
+      <w:r>
+        <w:rPr>
+          <w:rFonts w:ascii="微軟正黑體" w:hAnsi="微軟正黑體" w:eastAsia="微軟正黑體"/>
+          <w:b w:val="0"/>
+          <w:color w:val="000000"/>
+          <w:sz w:val="28"/>
+        </w:rPr>
+        <w:t>・Strauss 與 Corbin：開放編碼、主軸編碼、選擇性編碼</w:t>
+      </w:r>
+    </w:p>
+    <w:p>
+      <w:pPr>
+        <w:spacing w:after="160"/>
+      </w:pPr>
+      <w:r>
+        <w:rPr>
+          <w:rFonts w:ascii="微軟正黑體" w:hAnsi="微軟正黑體" w:eastAsia="微軟正黑體"/>
+          <w:b w:val="0"/>
+          <w:color w:val="000000"/>
+          <w:sz w:val="28"/>
+        </w:rPr>
+        <w:t>代表著作：《The Discovery of Grounded Theory》（1967）</w:t>
+      </w:r>
+    </w:p>
+    <w:p>
+      <w:pPr>
+        <w:spacing w:after="40"/>
+      </w:pPr>
+      <w:r>
+        <w:rPr>
+          <w:rFonts w:ascii="微軟正黑體" w:hAnsi="微軟正黑體" w:eastAsia="微軟正黑體"/>
+          <w:b/>
+          <w:color w:val="000000"/>
+          <w:sz w:val="28"/>
+        </w:rPr>
+        <w:t>Frederic Reamer（瑞莫）— 社會工作倫理</w:t>
+      </w:r>
+    </w:p>
+    <w:p>
+      <w:pPr>
+        <w:spacing w:after="60" w:line="336" w:lineRule="auto"/>
+        <w:ind w:left="340"/>
+      </w:pPr>
+      <w:r>
+        <w:rPr>
+          <w:rFonts w:ascii="微軟正黑體" w:hAnsi="微軟正黑體" w:eastAsia="微軟正黑體"/>
+          <w:b w:val="0"/>
+          <w:color w:val="000000"/>
+          <w:sz w:val="28"/>
+        </w:rPr>
+        <w:t>・倫理兩難的抉擇原則（如生命等基本福祉優先、個人福祉權優先於他人自由權、自願遵守法律與規則的義務可被基本福祉凌駕等）</w:t>
+      </w:r>
+    </w:p>
+    <w:p>
+      <w:pPr>
+        <w:spacing w:after="60" w:line="336" w:lineRule="auto"/>
+        <w:ind w:left="340"/>
+      </w:pPr>
+      <w:r>
+        <w:rPr>
+          <w:rFonts w:ascii="微軟正黑體" w:hAnsi="微軟正黑體" w:eastAsia="微軟正黑體"/>
+          <w:b w:val="0"/>
+          <w:color w:val="000000"/>
+          <w:sz w:val="28"/>
+        </w:rPr>
+        <w:t>・分配有限資源四標準：平等、需求、補償、貢獻</w:t>
+      </w:r>
+    </w:p>
+    <w:p>
+      <w:pPr>
+        <w:spacing w:after="60" w:line="336" w:lineRule="auto"/>
+        <w:ind w:left="340"/>
+      </w:pPr>
+      <w:r>
+        <w:rPr>
+          <w:rFonts w:ascii="微軟正黑體" w:hAnsi="微軟正黑體" w:eastAsia="微軟正黑體"/>
+          <w:b w:val="0"/>
+          <w:color w:val="000000"/>
+          <w:sz w:val="28"/>
+        </w:rPr>
+        <w:t>・倫理決策步驟</w:t>
+      </w:r>
+    </w:p>
+    <w:p>
+      <w:pPr>
+        <w:spacing w:after="160"/>
+      </w:pPr>
+      <w:r>
+        <w:rPr>
+          <w:rFonts w:ascii="微軟正黑體" w:hAnsi="微軟正黑體" w:eastAsia="微軟正黑體"/>
+          <w:b w:val="0"/>
+          <w:color w:val="000000"/>
+          <w:sz w:val="28"/>
+        </w:rPr>
+        <w:t>代表著作：《Ethical Dilemmas in Social Service》（1982）、《Social Work Values and Ethics》（1995）</w:t>
+      </w:r>
+    </w:p>
+    <w:p>
+      <w:pPr>
+        <w:spacing w:after="40"/>
+      </w:pPr>
+      <w:r>
+        <w:rPr>
+          <w:rFonts w:ascii="微軟正黑體" w:hAnsi="微軟正黑體" w:eastAsia="微軟正黑體"/>
+          <w:b/>
+          <w:color w:val="000000"/>
+          <w:sz w:val="28"/>
+        </w:rPr>
+        <w:t>Jack Rothman（羅斯曼）— 社區工作三模式</w:t>
+      </w:r>
+    </w:p>
+    <w:p>
+      <w:pPr>
+        <w:spacing w:after="60" w:line="336" w:lineRule="auto"/>
+        <w:ind w:left="340"/>
+      </w:pPr>
+      <w:r>
+        <w:rPr>
+          <w:rFonts w:ascii="微軟正黑體" w:hAnsi="微軟正黑體" w:eastAsia="微軟正黑體"/>
+          <w:b w:val="0"/>
+          <w:color w:val="000000"/>
+          <w:sz w:val="28"/>
+        </w:rPr>
+        <w:t>・地方發展（社區發展）、社會計畫、社會行動</w:t>
+      </w:r>
+    </w:p>
+    <w:p>
+      <w:pPr>
+        <w:spacing w:after="60" w:line="336" w:lineRule="auto"/>
+        <w:ind w:left="340"/>
+      </w:pPr>
+      <w:r>
+        <w:rPr>
+          <w:rFonts w:ascii="微軟正黑體" w:hAnsi="微軟正黑體" w:eastAsia="微軟正黑體"/>
+          <w:b w:val="0"/>
+          <w:color w:val="000000"/>
+          <w:sz w:val="28"/>
+        </w:rPr>
+        <w:t>・後期修正為計畫／政策、社區能力發展、社會倡議</w:t>
+      </w:r>
+    </w:p>
+    <w:p>
+      <w:pPr>
+        <w:spacing w:after="160"/>
+      </w:pPr>
+      <w:r>
+        <w:rPr>
+          <w:rFonts w:ascii="微軟正黑體" w:hAnsi="微軟正黑體" w:eastAsia="微軟正黑體"/>
+          <w:b w:val="0"/>
+          <w:color w:val="000000"/>
+          <w:sz w:val="28"/>
+        </w:rPr>
+        <w:t>代表著作：《Three Models of Community Organization Practice》（1968）</w:t>
+      </w:r>
+    </w:p>
+    <w:p>
+      <w:pPr>
+        <w:spacing w:after="40"/>
+      </w:pPr>
+      <w:r>
+        <w:rPr>
+          <w:rFonts w:ascii="微軟正黑體" w:hAnsi="微軟正黑體" w:eastAsia="微軟正黑體"/>
+          <w:b/>
+          <w:color w:val="000000"/>
+          <w:sz w:val="28"/>
+        </w:rPr>
+        <w:t>Jonathan Bradshaw（布萊蕭）— 需求四分類</w:t>
+      </w:r>
+    </w:p>
+    <w:p>
+      <w:pPr>
+        <w:spacing w:after="60" w:line="336" w:lineRule="auto"/>
+        <w:ind w:left="340"/>
+      </w:pPr>
+      <w:r>
+        <w:rPr>
+          <w:rFonts w:ascii="微軟正黑體" w:hAnsi="微軟正黑體" w:eastAsia="微軟正黑體"/>
+          <w:b w:val="0"/>
+          <w:color w:val="000000"/>
+          <w:sz w:val="28"/>
+        </w:rPr>
+        <w:t>・規範性需求（專家定義）、感覺性需求（自己感受到）、表達性需求（轉為行動，如申請）、比較性需求（與他人比較）</w:t>
+      </w:r>
+    </w:p>
+    <w:p>
+      <w:pPr>
+        <w:spacing w:after="160"/>
+      </w:pPr>
+      <w:r>
+        <w:rPr>
+          <w:rFonts w:ascii="微軟正黑體" w:hAnsi="微軟正黑體" w:eastAsia="微軟正黑體"/>
+          <w:b w:val="0"/>
+          <w:color w:val="000000"/>
+          <w:sz w:val="28"/>
+        </w:rPr>
+        <w:t>代表著作：《The Concept of Social Need》（1972）</w:t>
+      </w:r>
+    </w:p>
+    <w:p>
+      <w:pPr>
+        <w:spacing w:after="40"/>
+      </w:pPr>
+      <w:r>
+        <w:rPr>
+          <w:rFonts w:ascii="微軟正黑體" w:hAnsi="微軟正黑體" w:eastAsia="微軟正黑體"/>
+          <w:b/>
+          <w:color w:val="000000"/>
+          <w:sz w:val="28"/>
+        </w:rPr>
+        <w:t>Reuben Hill（希爾）— 家庭壓力 ABC-X 模式</w:t>
+      </w:r>
+    </w:p>
+    <w:p>
+      <w:pPr>
+        <w:spacing w:after="60" w:line="336" w:lineRule="auto"/>
+        <w:ind w:left="340"/>
+      </w:pPr>
+      <w:r>
+        <w:rPr>
+          <w:rFonts w:ascii="微軟正黑體" w:hAnsi="微軟正黑體" w:eastAsia="微軟正黑體"/>
+          <w:b w:val="0"/>
+          <w:color w:val="000000"/>
+          <w:sz w:val="28"/>
+        </w:rPr>
+        <w:t>・A 壓力事件、B 家庭資源、C 家庭對事件的認知、X 危機</w:t>
+      </w:r>
+    </w:p>
+    <w:p>
+      <w:pPr>
+        <w:spacing w:after="60" w:line="336" w:lineRule="auto"/>
+        <w:ind w:left="340"/>
+      </w:pPr>
+      <w:r>
+        <w:rPr>
+          <w:rFonts w:ascii="微軟正黑體" w:hAnsi="微軟正黑體" w:eastAsia="微軟正黑體"/>
+          <w:b w:val="0"/>
+          <w:color w:val="000000"/>
+          <w:sz w:val="28"/>
+        </w:rPr>
+        <w:t>・McCubbin 延伸為雙 ABC-X 模式（加入累積壓力與調適）</w:t>
+      </w:r>
+    </w:p>
+    <w:p>
+      <w:pPr>
+        <w:spacing w:after="160"/>
+      </w:pPr>
+      <w:r>
+        <w:rPr>
+          <w:rFonts w:ascii="微軟正黑體" w:hAnsi="微軟正黑體" w:eastAsia="微軟正黑體"/>
+          <w:b w:val="0"/>
+          <w:color w:val="000000"/>
+          <w:sz w:val="28"/>
+        </w:rPr>
+        <w:t>代表著作：《Families Under Stress》（1949）</w:t>
+      </w:r>
+    </w:p>
+    <w:p>
+      <w:pPr>
+        <w:spacing w:after="40"/>
+      </w:pPr>
+      <w:r>
+        <w:rPr>
+          <w:rFonts w:ascii="微軟正黑體" w:hAnsi="微軟正黑體" w:eastAsia="微軟正黑體"/>
+          <w:b/>
+          <w:color w:val="000000"/>
+          <w:sz w:val="28"/>
+        </w:rPr>
+        <w:t>Mary Richmond（芮奇孟）— 個案工作之母、社會診斷</w:t>
+      </w:r>
+    </w:p>
+    <w:p>
+      <w:pPr>
+        <w:spacing w:after="60" w:line="336" w:lineRule="auto"/>
+        <w:ind w:left="340"/>
+      </w:pPr>
+      <w:r>
+        <w:rPr>
+          <w:rFonts w:ascii="微軟正黑體" w:hAnsi="微軟正黑體" w:eastAsia="微軟正黑體"/>
+          <w:b w:val="0"/>
+          <w:color w:val="000000"/>
+          <w:sz w:val="28"/>
+        </w:rPr>
+        <w:t>・出自慈善組織會社（COS）</w:t>
+      </w:r>
+    </w:p>
+    <w:p>
+      <w:pPr>
+        <w:spacing w:after="60" w:line="336" w:lineRule="auto"/>
+        <w:ind w:left="340"/>
+      </w:pPr>
+      <w:r>
+        <w:rPr>
+          <w:rFonts w:ascii="微軟正黑體" w:hAnsi="微軟正黑體" w:eastAsia="微軟正黑體"/>
+          <w:b w:val="0"/>
+          <w:color w:val="000000"/>
+          <w:sz w:val="28"/>
+        </w:rPr>
+        <w:t>・《社會診斷》奠定個案工作的調查、診斷、處遇架構</w:t>
+      </w:r>
+    </w:p>
+    <w:p>
+      <w:pPr>
+        <w:spacing w:after="160"/>
+      </w:pPr>
+      <w:r>
+        <w:rPr>
+          <w:rFonts w:ascii="微軟正黑體" w:hAnsi="微軟正黑體" w:eastAsia="微軟正黑體"/>
+          <w:b w:val="0"/>
+          <w:color w:val="000000"/>
+          <w:sz w:val="28"/>
+        </w:rPr>
+        <w:t>代表著作：《Social Diagnosis》（1917）、《What Is Social Case Work?》（1922）</w:t>
+      </w:r>
+    </w:p>
+    <w:p>
+      <w:pPr>
+        <w:spacing w:after="40"/>
+      </w:pPr>
+      <w:r>
+        <w:rPr>
+          <w:rFonts w:ascii="微軟正黑體" w:hAnsi="微軟正黑體" w:eastAsia="微軟正黑體"/>
+          <w:b/>
+          <w:color w:val="000000"/>
+          <w:sz w:val="28"/>
+        </w:rPr>
+        <w:t>Urie Bronfenbrenner（布朗芬布倫納）— 生態系統理論</w:t>
+      </w:r>
+    </w:p>
+    <w:p>
+      <w:pPr>
+        <w:spacing w:after="60" w:line="336" w:lineRule="auto"/>
+        <w:ind w:left="340"/>
+      </w:pPr>
+      <w:r>
+        <w:rPr>
+          <w:rFonts w:ascii="微軟正黑體" w:hAnsi="微軟正黑體" w:eastAsia="微軟正黑體"/>
+          <w:b w:val="0"/>
+          <w:color w:val="000000"/>
+          <w:sz w:val="28"/>
+        </w:rPr>
+        <w:t>・微視系統、中間（中介）系統、外部系統、鉅視系統，加上時間系統</w:t>
+      </w:r>
+    </w:p>
+    <w:p>
+      <w:pPr>
+        <w:spacing w:after="60" w:line="336" w:lineRule="auto"/>
+        <w:ind w:left="340"/>
+      </w:pPr>
+      <w:r>
+        <w:rPr>
+          <w:rFonts w:ascii="微軟正黑體" w:hAnsi="微軟正黑體" w:eastAsia="微軟正黑體"/>
+          <w:b w:val="0"/>
+          <w:color w:val="000000"/>
+          <w:sz w:val="28"/>
+        </w:rPr>
+        <w:t>・是社工「人在環境中」與生態觀點的重要基礎</w:t>
+      </w:r>
+    </w:p>
+    <w:p>
+      <w:pPr>
+        <w:spacing w:after="160"/>
+      </w:pPr>
+      <w:r>
+        <w:rPr>
+          <w:rFonts w:ascii="微軟正黑體" w:hAnsi="微軟正黑體" w:eastAsia="微軟正黑體"/>
+          <w:b w:val="0"/>
+          <w:color w:val="000000"/>
+          <w:sz w:val="28"/>
+        </w:rPr>
+        <w:t>代表著作：《The Ecology of Human Development》（1979）</w:t>
+      </w:r>
+    </w:p>
+    <w:p>
+      <w:pPr>
+        <w:spacing w:after="40"/>
+      </w:pPr>
+      <w:r>
+        <w:rPr>
+          <w:rFonts w:ascii="微軟正黑體" w:hAnsi="微軟正黑體" w:eastAsia="微軟正黑體"/>
+          <w:b/>
+          <w:color w:val="000000"/>
+          <w:sz w:val="28"/>
+        </w:rPr>
+        <w:t>Albert Bandura（班度拉）— 社會學習論／自我效能</w:t>
+      </w:r>
+    </w:p>
+    <w:p>
+      <w:pPr>
+        <w:spacing w:after="60" w:line="336" w:lineRule="auto"/>
+        <w:ind w:left="340"/>
+      </w:pPr>
+      <w:r>
+        <w:rPr>
+          <w:rFonts w:ascii="微軟正黑體" w:hAnsi="微軟正黑體" w:eastAsia="微軟正黑體"/>
+          <w:b w:val="0"/>
+          <w:color w:val="000000"/>
+          <w:sz w:val="28"/>
+        </w:rPr>
+        <w:t>・觀察學習（示範）：注意、保留、再生、動機</w:t>
+      </w:r>
+    </w:p>
+    <w:p>
+      <w:pPr>
+        <w:spacing w:after="60" w:line="336" w:lineRule="auto"/>
+        <w:ind w:left="340"/>
+      </w:pPr>
+      <w:r>
+        <w:rPr>
+          <w:rFonts w:ascii="微軟正黑體" w:hAnsi="微軟正黑體" w:eastAsia="微軟正黑體"/>
+          <w:b w:val="0"/>
+          <w:color w:val="000000"/>
+          <w:sz w:val="28"/>
+        </w:rPr>
+        <w:t>・交互決定論：個人、行為、環境相互影響</w:t>
+      </w:r>
+    </w:p>
+    <w:p>
+      <w:pPr>
+        <w:spacing w:after="60" w:line="336" w:lineRule="auto"/>
+        <w:ind w:left="340"/>
+      </w:pPr>
+      <w:r>
+        <w:rPr>
+          <w:rFonts w:ascii="微軟正黑體" w:hAnsi="微軟正黑體" w:eastAsia="微軟正黑體"/>
+          <w:b w:val="0"/>
+          <w:color w:val="000000"/>
+          <w:sz w:val="28"/>
+        </w:rPr>
+        <w:t>・自我效能</w:t>
+      </w:r>
+    </w:p>
+    <w:p>
+      <w:pPr>
+        <w:spacing w:after="160"/>
+      </w:pPr>
+      <w:r>
+        <w:rPr>
+          <w:rFonts w:ascii="微軟正黑體" w:hAnsi="微軟正黑體" w:eastAsia="微軟正黑體"/>
+          <w:b w:val="0"/>
+          <w:color w:val="000000"/>
+          <w:sz w:val="28"/>
+        </w:rPr>
+        <w:t>代表著作：《Social Learning Theory》（1977）、《Self-Efficacy》（1997）</w:t>
+      </w:r>
+    </w:p>
+    <w:p>
+      <w:pPr>
+        <w:spacing w:after="40"/>
+      </w:pPr>
+      <w:r>
+        <w:rPr>
+          <w:rFonts w:ascii="微軟正黑體" w:hAnsi="微軟正黑體" w:eastAsia="微軟正黑體"/>
+          <w:b/>
+          <w:color w:val="000000"/>
+          <w:sz w:val="28"/>
+        </w:rPr>
+        <w:t>Robert Sternberg（史坦伯格）— 愛情三角論</w:t>
+      </w:r>
+    </w:p>
+    <w:p>
+      <w:pPr>
+        <w:spacing w:after="60" w:line="336" w:lineRule="auto"/>
+        <w:ind w:left="340"/>
+      </w:pPr>
+      <w:r>
+        <w:rPr>
+          <w:rFonts w:ascii="微軟正黑體" w:hAnsi="微軟正黑體" w:eastAsia="微軟正黑體"/>
+          <w:b w:val="0"/>
+          <w:color w:val="000000"/>
+          <w:sz w:val="28"/>
+        </w:rPr>
+        <w:t>・親密、激情、承諾三要素，組合出八種愛（如完美的愛＝三者皆有，空洞的愛＝只有承諾）</w:t>
+      </w:r>
+    </w:p>
+    <w:p>
+      <w:pPr>
+        <w:spacing w:after="60" w:line="336" w:lineRule="auto"/>
+        <w:ind w:left="340"/>
+      </w:pPr>
+      <w:r>
+        <w:rPr>
+          <w:rFonts w:ascii="微軟正黑體" w:hAnsi="微軟正黑體" w:eastAsia="微軟正黑體"/>
+          <w:b w:val="0"/>
+          <w:color w:val="000000"/>
+          <w:sz w:val="28"/>
+        </w:rPr>
+        <w:t>・另提出智力三元論</w:t>
+      </w:r>
+    </w:p>
+    <w:p>
+      <w:pPr>
+        <w:spacing w:after="160"/>
+      </w:pPr>
+      <w:r>
+        <w:rPr>
+          <w:rFonts w:ascii="微軟正黑體" w:hAnsi="微軟正黑體" w:eastAsia="微軟正黑體"/>
+          <w:b w:val="0"/>
+          <w:color w:val="000000"/>
+          <w:sz w:val="28"/>
+        </w:rPr>
+        <w:t>代表著作：《A Triangular Theory of Love》（1986）</w:t>
+      </w:r>
+    </w:p>
+    <w:p>
+      <w:pPr>
+        <w:spacing w:after="40"/>
+      </w:pPr>
+      <w:r>
+        <w:rPr>
+          <w:rFonts w:ascii="微軟正黑體" w:hAnsi="微軟正黑體" w:eastAsia="微軟正黑體"/>
+          <w:b/>
+          <w:color w:val="000000"/>
+          <w:sz w:val="28"/>
+        </w:rPr>
+        <w:t>Helen Harris Perlman（波爾曼）— 問題解決模式（4P）</w:t>
+      </w:r>
+    </w:p>
+    <w:p>
+      <w:pPr>
+        <w:spacing w:after="60" w:line="336" w:lineRule="auto"/>
+        <w:ind w:left="340"/>
+      </w:pPr>
+      <w:r>
+        <w:rPr>
+          <w:rFonts w:ascii="微軟正黑體" w:hAnsi="微軟正黑體" w:eastAsia="微軟正黑體"/>
+          <w:b w:val="0"/>
+          <w:color w:val="000000"/>
+          <w:sz w:val="28"/>
+        </w:rPr>
+        <w:t>・4P：人（person）、問題（problem）、地方（place，機構）、過程（process）；後增加專業人員與服務提供</w:t>
+      </w:r>
+    </w:p>
+    <w:p>
+      <w:pPr>
+        <w:spacing w:after="160"/>
+      </w:pPr>
+      <w:r>
+        <w:rPr>
+          <w:rFonts w:ascii="微軟正黑體" w:hAnsi="微軟正黑體" w:eastAsia="微軟正黑體"/>
+          <w:b w:val="0"/>
+          <w:color w:val="000000"/>
+          <w:sz w:val="28"/>
+        </w:rPr>
+        <w:t>代表著作：《Social Casework: A Problem-Solving Process》（1957）</w:t>
+      </w:r>
+    </w:p>
+    <w:p>
+      <w:pPr>
+        <w:spacing w:after="40"/>
+      </w:pPr>
+      <w:r>
+        <w:rPr>
+          <w:rFonts w:ascii="微軟正黑體" w:hAnsi="微軟正黑體" w:eastAsia="微軟正黑體"/>
+          <w:b/>
+          <w:color w:val="000000"/>
+          <w:sz w:val="28"/>
+        </w:rPr>
+        <w:t>Gøsta Esping-Andersen（艾斯平－安德森）— 福利資本主義三體制</w:t>
+      </w:r>
+    </w:p>
+    <w:p>
+      <w:pPr>
+        <w:spacing w:after="60" w:line="336" w:lineRule="auto"/>
+        <w:ind w:left="340"/>
+      </w:pPr>
+      <w:r>
+        <w:rPr>
+          <w:rFonts w:ascii="微軟正黑體" w:hAnsi="微軟正黑體" w:eastAsia="微軟正黑體"/>
+          <w:b w:val="0"/>
+          <w:color w:val="000000"/>
+          <w:sz w:val="28"/>
+        </w:rPr>
+        <w:t>・以去商品化、階層化、國家與市場家庭關係分類</w:t>
+      </w:r>
+    </w:p>
+    <w:p>
+      <w:pPr>
+        <w:spacing w:after="60" w:line="336" w:lineRule="auto"/>
+        <w:ind w:left="340"/>
+      </w:pPr>
+      <w:r>
+        <w:rPr>
+          <w:rFonts w:ascii="微軟正黑體" w:hAnsi="微軟正黑體" w:eastAsia="微軟正黑體"/>
+          <w:b w:val="0"/>
+          <w:color w:val="000000"/>
+          <w:sz w:val="28"/>
+        </w:rPr>
+        <w:t>・自由主義（美、英）、保守統合主義（德、法）、社會民主（北歐）</w:t>
+      </w:r>
+    </w:p>
+    <w:p>
+      <w:pPr>
+        <w:spacing w:after="60" w:line="336" w:lineRule="auto"/>
+        <w:ind w:left="340"/>
+      </w:pPr>
+      <w:r>
+        <w:rPr>
+          <w:rFonts w:ascii="微軟正黑體" w:hAnsi="微軟正黑體" w:eastAsia="微軟正黑體"/>
+          <w:b w:val="0"/>
+          <w:color w:val="000000"/>
+          <w:sz w:val="28"/>
+        </w:rPr>
+        <w:t>・後續補充「去家庭化」</w:t>
+      </w:r>
+    </w:p>
+    <w:p>
+      <w:pPr>
+        <w:spacing w:after="160"/>
+      </w:pPr>
+      <w:r>
+        <w:rPr>
+          <w:rFonts w:ascii="微軟正黑體" w:hAnsi="微軟正黑體" w:eastAsia="微軟正黑體"/>
+          <w:b w:val="0"/>
+          <w:color w:val="000000"/>
+          <w:sz w:val="28"/>
+        </w:rPr>
+        <w:t>代表著作：《The Three Worlds of Welfare Capitalism》（1990）</w:t>
+      </w:r>
+    </w:p>
+    <w:p>
+      <w:pPr>
+        <w:spacing w:after="40"/>
+      </w:pPr>
+      <w:r>
+        <w:rPr>
+          <w:rFonts w:ascii="微軟正黑體" w:hAnsi="微軟正黑體" w:eastAsia="微軟正黑體"/>
+          <w:b/>
+          <w:color w:val="000000"/>
+          <w:sz w:val="28"/>
+        </w:rPr>
+        <w:t>Richard Titmuss（提特馬斯）— 社會福利三模型、福利的社會分工</w:t>
+      </w:r>
+    </w:p>
+    <w:p>
+      <w:pPr>
+        <w:spacing w:after="60" w:line="336" w:lineRule="auto"/>
+        <w:ind w:left="340"/>
+      </w:pPr>
+      <w:r>
+        <w:rPr>
+          <w:rFonts w:ascii="微軟正黑體" w:hAnsi="微軟正黑體" w:eastAsia="微軟正黑體"/>
+          <w:b w:val="0"/>
+          <w:color w:val="000000"/>
+          <w:sz w:val="28"/>
+        </w:rPr>
+        <w:t>・殘補式、工業成就表現式、制度再分配式</w:t>
+      </w:r>
+    </w:p>
+    <w:p>
+      <w:pPr>
+        <w:spacing w:after="60" w:line="336" w:lineRule="auto"/>
+        <w:ind w:left="340"/>
+      </w:pPr>
+      <w:r>
+        <w:rPr>
+          <w:rFonts w:ascii="微軟正黑體" w:hAnsi="微軟正黑體" w:eastAsia="微軟正黑體"/>
+          <w:b w:val="0"/>
+          <w:color w:val="000000"/>
+          <w:sz w:val="28"/>
+        </w:rPr>
+        <w:t>・福利的社會分工：社會福利、財稅福利、職業福利</w:t>
+      </w:r>
+    </w:p>
+    <w:p>
+      <w:pPr>
+        <w:spacing w:after="60" w:line="336" w:lineRule="auto"/>
+        <w:ind w:left="340"/>
+      </w:pPr>
+      <w:r>
+        <w:rPr>
+          <w:rFonts w:ascii="微軟正黑體" w:hAnsi="微軟正黑體" w:eastAsia="微軟正黑體"/>
+          <w:b w:val="0"/>
+          <w:color w:val="000000"/>
+          <w:sz w:val="28"/>
+        </w:rPr>
+        <w:t>・《禮物關係》比較捐血制度</w:t>
+      </w:r>
+    </w:p>
+    <w:p>
+      <w:pPr>
+        <w:spacing w:after="160"/>
+      </w:pPr>
+      <w:r>
+        <w:rPr>
+          <w:rFonts w:ascii="微軟正黑體" w:hAnsi="微軟正黑體" w:eastAsia="微軟正黑體"/>
+          <w:b w:val="0"/>
+          <w:color w:val="000000"/>
+          <w:sz w:val="28"/>
+        </w:rPr>
+        <w:t>代表著作：《Essays on the Welfare State》（1958）、《The Gift Relationship》（1970）</w:t>
+      </w:r>
+    </w:p>
+    <w:p>
+      <w:pPr>
+        <w:spacing w:after="40"/>
+      </w:pPr>
+      <w:r>
+        <w:rPr>
+          <w:rFonts w:ascii="微軟正黑體" w:hAnsi="微軟正黑體" w:eastAsia="微軟正黑體"/>
+          <w:b/>
+          <w:color w:val="000000"/>
+          <w:sz w:val="28"/>
+        </w:rPr>
+        <w:t>Abraham Maslow（馬斯洛）— 需求層次論</w:t>
+      </w:r>
+    </w:p>
+    <w:p>
+      <w:pPr>
+        <w:spacing w:after="60" w:line="336" w:lineRule="auto"/>
+        <w:ind w:left="340"/>
+      </w:pPr>
+      <w:r>
+        <w:rPr>
+          <w:rFonts w:ascii="微軟正黑體" w:hAnsi="微軟正黑體" w:eastAsia="微軟正黑體"/>
+          <w:b w:val="0"/>
+          <w:color w:val="000000"/>
+          <w:sz w:val="28"/>
+        </w:rPr>
+        <w:t>・生理、安全、愛與隸屬、尊重、自我實現（後期增加認知、審美與自我超越）</w:t>
+      </w:r>
+    </w:p>
+    <w:p>
+      <w:pPr>
+        <w:spacing w:after="60" w:line="336" w:lineRule="auto"/>
+        <w:ind w:left="340"/>
+      </w:pPr>
+      <w:r>
+        <w:rPr>
+          <w:rFonts w:ascii="微軟正黑體" w:hAnsi="微軟正黑體" w:eastAsia="微軟正黑體"/>
+          <w:b w:val="0"/>
+          <w:color w:val="000000"/>
+          <w:sz w:val="28"/>
+        </w:rPr>
+        <w:t>・缺乏需求與成長需求</w:t>
+      </w:r>
+    </w:p>
+    <w:p>
+      <w:pPr>
+        <w:spacing w:after="160"/>
+      </w:pPr>
+      <w:r>
+        <w:rPr>
+          <w:rFonts w:ascii="微軟正黑體" w:hAnsi="微軟正黑體" w:eastAsia="微軟正黑體"/>
+          <w:b w:val="0"/>
+          <w:color w:val="000000"/>
+          <w:sz w:val="28"/>
+        </w:rPr>
+        <w:t>代表著作：《Motivation and Personality》（1954）</w:t>
+      </w:r>
+    </w:p>
+    <w:p>
+      <w:pPr>
+        <w:spacing w:after="40"/>
+      </w:pPr>
+      <w:r>
+        <w:rPr>
+          <w:rFonts w:ascii="微軟正黑體" w:hAnsi="微軟正黑體" w:eastAsia="微軟正黑體"/>
+          <w:b/>
+          <w:color w:val="000000"/>
+          <w:sz w:val="28"/>
+        </w:rPr>
+        <w:t>Jane Addams（亞當斯）— 睦鄰運動、赫爾館</w:t>
+      </w:r>
+    </w:p>
+    <w:p>
+      <w:pPr>
+        <w:spacing w:after="60" w:line="336" w:lineRule="auto"/>
+        <w:ind w:left="340"/>
+      </w:pPr>
+      <w:r>
+        <w:rPr>
+          <w:rFonts w:ascii="微軟正黑體" w:hAnsi="微軟正黑體" w:eastAsia="微軟正黑體"/>
+          <w:b w:val="0"/>
+          <w:color w:val="000000"/>
+          <w:sz w:val="28"/>
+        </w:rPr>
+        <w:t>・1889 年於芝加哥創立赫爾館（Hull House）</w:t>
+      </w:r>
+    </w:p>
+    <w:p>
+      <w:pPr>
+        <w:spacing w:after="60" w:line="336" w:lineRule="auto"/>
+        <w:ind w:left="340"/>
+      </w:pPr>
+      <w:r>
+        <w:rPr>
+          <w:rFonts w:ascii="微軟正黑體" w:hAnsi="微軟正黑體" w:eastAsia="微軟正黑體"/>
+          <w:b w:val="0"/>
+          <w:color w:val="000000"/>
+          <w:sz w:val="28"/>
+        </w:rPr>
+        <w:t>・強調與居民同住、社會改革與倡議；1931 年獲諾貝爾和平獎</w:t>
+      </w:r>
+    </w:p>
+    <w:p>
+      <w:pPr>
+        <w:spacing w:after="60" w:line="336" w:lineRule="auto"/>
+        <w:ind w:left="340"/>
+      </w:pPr>
+      <w:r>
+        <w:rPr>
+          <w:rFonts w:ascii="微軟正黑體" w:hAnsi="微軟正黑體" w:eastAsia="微軟正黑體"/>
+          <w:b w:val="0"/>
+          <w:color w:val="000000"/>
+          <w:sz w:val="28"/>
+        </w:rPr>
+        <w:t>・與 COS 的對比：睦鄰重結構改革，COS 重個人與科學化助人</w:t>
+      </w:r>
+    </w:p>
+    <w:p>
+      <w:pPr>
+        <w:spacing w:after="160"/>
+      </w:pPr>
+      <w:r>
+        <w:rPr>
+          <w:rFonts w:ascii="微軟正黑體" w:hAnsi="微軟正黑體" w:eastAsia="微軟正黑體"/>
+          <w:b w:val="0"/>
+          <w:color w:val="000000"/>
+          <w:sz w:val="28"/>
+        </w:rPr>
+        <w:t>代表著作：《Twenty Years at Hull-House》（1910）</w:t>
+      </w:r>
+    </w:p>
+    <w:p>
+      <w:pPr>
+        <w:spacing w:after="40"/>
+      </w:pPr>
+      <w:r>
+        <w:rPr>
+          <w:rFonts w:ascii="微軟正黑體" w:hAnsi="微軟正黑體" w:eastAsia="微軟正黑體"/>
+          <w:b/>
+          <w:color w:val="000000"/>
+          <w:sz w:val="28"/>
+        </w:rPr>
+        <w:t>John Rawls（羅爾斯）— 正義論</w:t>
+      </w:r>
+    </w:p>
+    <w:p>
+      <w:pPr>
+        <w:spacing w:after="60" w:line="336" w:lineRule="auto"/>
+        <w:ind w:left="340"/>
+      </w:pPr>
+      <w:r>
+        <w:rPr>
+          <w:rFonts w:ascii="微軟正黑體" w:hAnsi="微軟正黑體" w:eastAsia="微軟正黑體"/>
+          <w:b w:val="0"/>
+          <w:color w:val="000000"/>
+          <w:sz w:val="28"/>
+        </w:rPr>
+        <w:t>・原初立場與無知之幕</w:t>
+      </w:r>
+    </w:p>
+    <w:p>
+      <w:pPr>
+        <w:spacing w:after="60" w:line="336" w:lineRule="auto"/>
+        <w:ind w:left="340"/>
+      </w:pPr>
+      <w:r>
+        <w:rPr>
+          <w:rFonts w:ascii="微軟正黑體" w:hAnsi="微軟正黑體" w:eastAsia="微軟正黑體"/>
+          <w:b w:val="0"/>
+          <w:color w:val="000000"/>
+          <w:sz w:val="28"/>
+        </w:rPr>
+        <w:t>・平等自由原則；差異原則（不平等須對最不利者最有利）與機會公平平等</w:t>
+      </w:r>
+    </w:p>
+    <w:p>
+      <w:pPr>
+        <w:spacing w:after="160"/>
+      </w:pPr>
+      <w:r>
+        <w:rPr>
+          <w:rFonts w:ascii="微軟正黑體" w:hAnsi="微軟正黑體" w:eastAsia="微軟正黑體"/>
+          <w:b w:val="0"/>
+          <w:color w:val="000000"/>
+          <w:sz w:val="28"/>
+        </w:rPr>
+        <w:t>代表著作：《A Theory of Justice》（1971）</w:t>
+      </w:r>
+    </w:p>
+    <w:p>
+      <w:pPr>
+        <w:spacing w:after="40"/>
+      </w:pPr>
+      <w:r>
+        <w:rPr>
+          <w:rFonts w:ascii="微軟正黑體" w:hAnsi="微軟正黑體" w:eastAsia="微軟正黑體"/>
+          <w:b/>
+          <w:color w:val="000000"/>
+          <w:sz w:val="28"/>
+        </w:rPr>
+        <w:t>Catherine Papell &amp; Beulah Rothman（帕佩爾與羅斯曼）— 團體工作三模式</w:t>
+      </w:r>
+    </w:p>
+    <w:p>
+      <w:pPr>
+        <w:spacing w:after="60" w:line="336" w:lineRule="auto"/>
+        <w:ind w:left="340"/>
+      </w:pPr>
+      <w:r>
+        <w:rPr>
+          <w:rFonts w:ascii="微軟正黑體" w:hAnsi="微軟正黑體" w:eastAsia="微軟正黑體"/>
+          <w:b w:val="0"/>
+          <w:color w:val="000000"/>
+          <w:sz w:val="28"/>
+        </w:rPr>
+        <w:t>・社會目標模式、治療（矯治）模式、互惠（交互）模式</w:t>
+      </w:r>
+    </w:p>
+    <w:p>
+      <w:pPr>
+        <w:spacing w:after="160"/>
+      </w:pPr>
+      <w:r>
+        <w:rPr>
+          <w:rFonts w:ascii="微軟正黑體" w:hAnsi="微軟正黑體" w:eastAsia="微軟正黑體"/>
+          <w:b w:val="0"/>
+          <w:color w:val="000000"/>
+          <w:sz w:val="28"/>
+        </w:rPr>
+        <w:t>代表著作：《Social Group Work Models: Possession and Heritage》（1966）</w:t>
+      </w:r>
+    </w:p>
+    <w:p>
+      <w:pPr>
+        <w:spacing w:after="40"/>
+      </w:pPr>
+      <w:r>
+        <w:rPr>
+          <w:rFonts w:ascii="微軟正黑體" w:hAnsi="微軟正黑體" w:eastAsia="微軟正黑體"/>
+          <w:b/>
+          <w:color w:val="000000"/>
+          <w:sz w:val="28"/>
+        </w:rPr>
+        <w:t>Ralph Dolgoff, Frank Loewenberg &amp; Donna Harrington（羅文柏格等）— 倫理原則篩選（倫理優先順序）</w:t>
+      </w:r>
+    </w:p>
+    <w:p>
+      <w:pPr>
+        <w:spacing w:after="60" w:line="336" w:lineRule="auto"/>
+        <w:ind w:left="340"/>
+      </w:pPr>
+      <w:r>
+        <w:rPr>
+          <w:rFonts w:ascii="微軟正黑體" w:hAnsi="微軟正黑體" w:eastAsia="微軟正黑體"/>
+          <w:b w:val="0"/>
+          <w:color w:val="000000"/>
+          <w:sz w:val="28"/>
+        </w:rPr>
+        <w:t>・七項優先順序：保護生命、平等與差別待遇、自主自由、最小傷害、生活品質、隱私保密、真誠與完全揭露</w:t>
+      </w:r>
+    </w:p>
+    <w:p>
+      <w:pPr>
+        <w:spacing w:after="160"/>
+      </w:pPr>
+      <w:r>
+        <w:rPr>
+          <w:rFonts w:ascii="微軟正黑體" w:hAnsi="微軟正黑體" w:eastAsia="微軟正黑體"/>
+          <w:b w:val="0"/>
+          <w:color w:val="000000"/>
+          <w:sz w:val="28"/>
+        </w:rPr>
+        <w:t>代表著作：《Ethical Decisions for Social Work Practice》（1982）</w:t>
+      </w:r>
+    </w:p>
+    <w:p>
+      <w:pPr>
+        <w:spacing w:after="40"/>
+      </w:pPr>
+      <w:r>
+        <w:rPr>
+          <w:rFonts w:ascii="微軟正黑體" w:hAnsi="微軟正黑體" w:eastAsia="微軟正黑體"/>
+          <w:b/>
+          <w:color w:val="000000"/>
+          <w:sz w:val="28"/>
+        </w:rPr>
+        <w:t>T. H. Marshall（馬歇爾）— 公民權</w:t>
+      </w:r>
+    </w:p>
+    <w:p>
+      <w:pPr>
+        <w:spacing w:after="60" w:line="336" w:lineRule="auto"/>
+        <w:ind w:left="340"/>
+      </w:pPr>
+      <w:r>
+        <w:rPr>
+          <w:rFonts w:ascii="微軟正黑體" w:hAnsi="微軟正黑體" w:eastAsia="微軟正黑體"/>
+          <w:b w:val="0"/>
+          <w:color w:val="000000"/>
+          <w:sz w:val="28"/>
+        </w:rPr>
+        <w:t>・公民權三要素依序發展：民事權（18 世紀）、政治權（19 世紀）、社會權（20 世紀）</w:t>
+      </w:r>
+    </w:p>
+    <w:p>
+      <w:pPr>
+        <w:spacing w:after="160"/>
+      </w:pPr>
+      <w:r>
+        <w:rPr>
+          <w:rFonts w:ascii="微軟正黑體" w:hAnsi="微軟正黑體" w:eastAsia="微軟正黑體"/>
+          <w:b w:val="0"/>
+          <w:color w:val="000000"/>
+          <w:sz w:val="28"/>
+        </w:rPr>
+        <w:t>代表著作：《Citizenship and Social Class》（1950）</w:t>
+      </w:r>
+    </w:p>
+    <w:p>
+      <w:pPr>
+        <w:spacing w:after="40"/>
+      </w:pPr>
+      <w:r>
+        <w:rPr>
+          <w:rFonts w:ascii="微軟正黑體" w:hAnsi="微軟正黑體" w:eastAsia="微軟正黑體"/>
+          <w:b/>
+          <w:color w:val="000000"/>
+          <w:sz w:val="28"/>
+        </w:rPr>
+        <w:t>Neil Gilbert &amp; Paul Terrell（吉爾伯特與特瑞爾）— 社會福利政策分析架構</w:t>
+      </w:r>
+    </w:p>
+    <w:p>
+      <w:pPr>
+        <w:spacing w:after="60" w:line="336" w:lineRule="auto"/>
+        <w:ind w:left="340"/>
+      </w:pPr>
+      <w:r>
+        <w:rPr>
+          <w:rFonts w:ascii="微軟正黑體" w:hAnsi="微軟正黑體" w:eastAsia="微軟正黑體"/>
+          <w:b w:val="0"/>
+          <w:color w:val="000000"/>
+          <w:sz w:val="28"/>
+        </w:rPr>
+        <w:t>・四個選擇面向：分配基礎（給誰）、給付型式（給什麼）、輸送體系（如何送）、財務來源（錢從哪來）</w:t>
+      </w:r>
+    </w:p>
+    <w:p>
+      <w:pPr>
+        <w:spacing w:after="160"/>
+      </w:pPr>
+      <w:r>
+        <w:rPr>
+          <w:rFonts w:ascii="微軟正黑體" w:hAnsi="微軟正黑體" w:eastAsia="微軟正黑體"/>
+          <w:b w:val="0"/>
+          <w:color w:val="000000"/>
+          <w:sz w:val="28"/>
+        </w:rPr>
+        <w:t>代表著作：《Dimensions of Social Welfare Policy》（1974）</w:t>
+      </w:r>
+    </w:p>
+    <w:p>
+      <w:pPr>
+        <w:spacing w:after="40"/>
+      </w:pPr>
+      <w:r>
+        <w:rPr>
+          <w:rFonts w:ascii="微軟正黑體" w:hAnsi="微軟正黑體" w:eastAsia="微軟正黑體"/>
+          <w:b/>
+          <w:color w:val="000000"/>
+          <w:sz w:val="28"/>
+        </w:rPr>
+        <w:t>Evelyn Duvall（杜瓦爾）— 家庭生命週期（八階段）</w:t>
+      </w:r>
+    </w:p>
+    <w:p>
+      <w:pPr>
+        <w:spacing w:after="60" w:line="336" w:lineRule="auto"/>
+        <w:ind w:left="340"/>
+      </w:pPr>
+      <w:r>
+        <w:rPr>
+          <w:rFonts w:ascii="微軟正黑體" w:hAnsi="微軟正黑體" w:eastAsia="微軟正黑體"/>
+          <w:b w:val="0"/>
+          <w:color w:val="000000"/>
+          <w:sz w:val="28"/>
+        </w:rPr>
+        <w:t>・從新婚到老年家庭共八階段，每階段有家庭發展任務</w:t>
+      </w:r>
+    </w:p>
+    <w:p>
+      <w:pPr>
+        <w:spacing w:after="60" w:line="336" w:lineRule="auto"/>
+        <w:ind w:left="340"/>
+      </w:pPr>
+      <w:r>
+        <w:rPr>
+          <w:rFonts w:ascii="微軟正黑體" w:hAnsi="微軟正黑體" w:eastAsia="微軟正黑體"/>
+          <w:b w:val="0"/>
+          <w:color w:val="000000"/>
+          <w:sz w:val="28"/>
+        </w:rPr>
+        <w:t>・Carter 與 McGoldrick 另提出以多代觀點看家庭生命週期</w:t>
+      </w:r>
+    </w:p>
+    <w:p>
+      <w:pPr>
+        <w:spacing w:after="160"/>
+      </w:pPr>
+      <w:r>
+        <w:rPr>
+          <w:rFonts w:ascii="微軟正黑體" w:hAnsi="微軟正黑體" w:eastAsia="微軟正黑體"/>
+          <w:b w:val="0"/>
+          <w:color w:val="000000"/>
+          <w:sz w:val="28"/>
+        </w:rPr>
+        <w:t>代表著作：《Family Development》（1957）</w:t>
+      </w:r>
+    </w:p>
+    <w:p>
+      <w:pPr>
+        <w:spacing w:after="40"/>
+      </w:pPr>
+      <w:r>
+        <w:rPr>
+          <w:rFonts w:ascii="微軟正黑體" w:hAnsi="微軟正黑體" w:eastAsia="微軟正黑體"/>
+          <w:b/>
+          <w:color w:val="000000"/>
+          <w:sz w:val="28"/>
+        </w:rPr>
+        <w:t>Murray Ross（羅斯）— 社區組織</w:t>
+      </w:r>
+    </w:p>
+    <w:p>
+      <w:pPr>
+        <w:spacing w:after="60" w:line="336" w:lineRule="auto"/>
+        <w:ind w:left="340"/>
+      </w:pPr>
+      <w:r>
+        <w:rPr>
+          <w:rFonts w:ascii="微軟正黑體" w:hAnsi="微軟正黑體" w:eastAsia="微軟正黑體"/>
+          <w:b w:val="0"/>
+          <w:color w:val="000000"/>
+          <w:sz w:val="28"/>
+        </w:rPr>
+        <w:t>・強調社區自決、以過程目標培養社區能力</w:t>
+      </w:r>
+    </w:p>
+    <w:p>
+      <w:pPr>
+        <w:spacing w:after="160"/>
+      </w:pPr>
+      <w:r>
+        <w:rPr>
+          <w:rFonts w:ascii="微軟正黑體" w:hAnsi="微軟正黑體" w:eastAsia="微軟正黑體"/>
+          <w:b w:val="0"/>
+          <w:color w:val="000000"/>
+          <w:sz w:val="28"/>
+        </w:rPr>
+        <w:t>代表著作：《Community Organization: Theory and Principles》（1955）</w:t>
+      </w:r>
+    </w:p>
+    <w:p>
+      <w:pPr>
+        <w:spacing w:after="40"/>
+      </w:pPr>
+      <w:r>
+        <w:rPr>
+          <w:rFonts w:ascii="微軟正黑體" w:hAnsi="微軟正黑體" w:eastAsia="微軟正黑體"/>
+          <w:b/>
+          <w:color w:val="000000"/>
+          <w:sz w:val="28"/>
+        </w:rPr>
+        <w:t>Friedrich Hayek（海耶克）— 新右派／新自由主義</w:t>
+      </w:r>
+    </w:p>
+    <w:p>
+      <w:pPr>
+        <w:spacing w:after="60" w:line="336" w:lineRule="auto"/>
+        <w:ind w:left="340"/>
+      </w:pPr>
+      <w:r>
+        <w:rPr>
+          <w:rFonts w:ascii="微軟正黑體" w:hAnsi="微軟正黑體" w:eastAsia="微軟正黑體"/>
+          <w:b w:val="0"/>
+          <w:color w:val="000000"/>
+          <w:sz w:val="28"/>
+        </w:rPr>
+        <w:t>・批評中央計畫與社會正義概念</w:t>
+      </w:r>
+    </w:p>
+    <w:p>
+      <w:pPr>
+        <w:spacing w:after="60" w:line="336" w:lineRule="auto"/>
+        <w:ind w:left="340"/>
+      </w:pPr>
+      <w:r>
+        <w:rPr>
+          <w:rFonts w:ascii="微軟正黑體" w:hAnsi="微軟正黑體" w:eastAsia="微軟正黑體"/>
+          <w:b w:val="0"/>
+          <w:color w:val="000000"/>
+          <w:sz w:val="28"/>
+        </w:rPr>
+        <w:t>・主張市場自發秩序、法治</w:t>
+      </w:r>
+    </w:p>
+    <w:p>
+      <w:pPr>
+        <w:spacing w:after="160"/>
+      </w:pPr>
+      <w:r>
+        <w:rPr>
+          <w:rFonts w:ascii="微軟正黑體" w:hAnsi="微軟正黑體" w:eastAsia="微軟正黑體"/>
+          <w:b w:val="0"/>
+          <w:color w:val="000000"/>
+          <w:sz w:val="28"/>
+        </w:rPr>
+        <w:t>代表著作：《The Road to Serfdom》（1944）</w:t>
+      </w:r>
+    </w:p>
+    <w:p>
+      <w:pPr>
+        <w:spacing w:after="40"/>
+      </w:pPr>
+      <w:r>
+        <w:rPr>
+          <w:rFonts w:ascii="微軟正黑體" w:hAnsi="微軟正黑體" w:eastAsia="微軟正黑體"/>
+          <w:b/>
+          <w:color w:val="000000"/>
+          <w:sz w:val="28"/>
+        </w:rPr>
+        <w:t>Carol Gilligan（吉利根）— 關懷倫理</w:t>
+      </w:r>
+    </w:p>
+    <w:p>
+      <w:pPr>
+        <w:spacing w:after="60" w:line="336" w:lineRule="auto"/>
+        <w:ind w:left="340"/>
+      </w:pPr>
+      <w:r>
+        <w:rPr>
+          <w:rFonts w:ascii="微軟正黑體" w:hAnsi="微軟正黑體" w:eastAsia="微軟正黑體"/>
+          <w:b w:val="0"/>
+          <w:color w:val="000000"/>
+          <w:sz w:val="28"/>
+        </w:rPr>
+        <w:t>・批評 Kohlberg 以男性樣本、正義取向為中心</w:t>
+      </w:r>
+    </w:p>
+    <w:p>
+      <w:pPr>
+        <w:spacing w:after="60" w:line="336" w:lineRule="auto"/>
+        <w:ind w:left="340"/>
+      </w:pPr>
+      <w:r>
+        <w:rPr>
+          <w:rFonts w:ascii="微軟正黑體" w:hAnsi="微軟正黑體" w:eastAsia="微軟正黑體"/>
+          <w:b w:val="0"/>
+          <w:color w:val="000000"/>
+          <w:sz w:val="28"/>
+        </w:rPr>
+        <w:t>・女性道德判斷較重視關係與責任（關懷倫理）</w:t>
+      </w:r>
+    </w:p>
+    <w:p>
+      <w:pPr>
+        <w:spacing w:after="160"/>
+      </w:pPr>
+      <w:r>
+        <w:rPr>
+          <w:rFonts w:ascii="微軟正黑體" w:hAnsi="微軟正黑體" w:eastAsia="微軟正黑體"/>
+          <w:b w:val="0"/>
+          <w:color w:val="000000"/>
+          <w:sz w:val="28"/>
+        </w:rPr>
+        <w:t>代表著作：《In a Different Voice》（1982）</w:t>
+      </w:r>
+    </w:p>
+    <w:p>
+      <w:pPr>
+        <w:spacing w:after="40"/>
+      </w:pPr>
+      <w:r>
+        <w:rPr>
+          <w:rFonts w:ascii="微軟正黑體" w:hAnsi="微軟正黑體" w:eastAsia="微軟正黑體"/>
+          <w:b/>
+          <w:color w:val="000000"/>
+          <w:sz w:val="28"/>
+        </w:rPr>
+        <w:t>Daniel Levinson（李文森）— 成人生命結構</w:t>
+      </w:r>
+    </w:p>
+    <w:p>
+      <w:pPr>
+        <w:spacing w:after="60" w:line="336" w:lineRule="auto"/>
+        <w:ind w:left="340"/>
+      </w:pPr>
+      <w:r>
+        <w:rPr>
+          <w:rFonts w:ascii="微軟正黑體" w:hAnsi="微軟正黑體" w:eastAsia="微軟正黑體"/>
+          <w:b w:val="0"/>
+          <w:color w:val="000000"/>
+          <w:sz w:val="28"/>
+        </w:rPr>
+        <w:t>・生命結構在穩定期與轉換期之間交替</w:t>
+      </w:r>
+    </w:p>
+    <w:p>
+      <w:pPr>
+        <w:spacing w:after="60" w:line="336" w:lineRule="auto"/>
+        <w:ind w:left="340"/>
+      </w:pPr>
+      <w:r>
+        <w:rPr>
+          <w:rFonts w:ascii="微軟正黑體" w:hAnsi="微軟正黑體" w:eastAsia="微軟正黑體"/>
+          <w:b w:val="0"/>
+          <w:color w:val="000000"/>
+          <w:sz w:val="28"/>
+        </w:rPr>
+        <w:t>・中年轉換、「夢想」與良師（mentor）</w:t>
+      </w:r>
+    </w:p>
+    <w:p>
+      <w:pPr>
+        <w:spacing w:after="160"/>
+      </w:pPr>
+      <w:r>
+        <w:rPr>
+          <w:rFonts w:ascii="微軟正黑體" w:hAnsi="微軟正黑體" w:eastAsia="微軟正黑體"/>
+          <w:b w:val="0"/>
+          <w:color w:val="000000"/>
+          <w:sz w:val="28"/>
+        </w:rPr>
+        <w:t>代表著作：《The Seasons of a Man's Life》（1978）</w:t>
+      </w:r>
+    </w:p>
+    <w:p>
+      <w:pPr>
+        <w:spacing w:after="40"/>
+      </w:pPr>
+      <w:r>
+        <w:rPr>
+          <w:rFonts w:ascii="微軟正黑體" w:hAnsi="微軟正黑體" w:eastAsia="微軟正黑體"/>
+          <w:b/>
+          <w:color w:val="000000"/>
+          <w:sz w:val="28"/>
+        </w:rPr>
+        <w:t>Florence Hollis（郝利斯）— 心理暨社會學派</w:t>
+      </w:r>
+    </w:p>
+    <w:p>
+      <w:pPr>
+        <w:spacing w:after="60" w:line="336" w:lineRule="auto"/>
+        <w:ind w:left="340"/>
+      </w:pPr>
+      <w:r>
+        <w:rPr>
+          <w:rFonts w:ascii="微軟正黑體" w:hAnsi="微軟正黑體" w:eastAsia="微軟正黑體"/>
+          <w:b w:val="0"/>
+          <w:color w:val="000000"/>
+          <w:sz w:val="28"/>
+        </w:rPr>
+        <w:t>・「人在情境中」</w:t>
+      </w:r>
+    </w:p>
+    <w:p>
+      <w:pPr>
+        <w:spacing w:after="60" w:line="336" w:lineRule="auto"/>
+        <w:ind w:left="340"/>
+      </w:pPr>
+      <w:r>
+        <w:rPr>
+          <w:rFonts w:ascii="微軟正黑體" w:hAnsi="微軟正黑體" w:eastAsia="微軟正黑體"/>
+          <w:b w:val="0"/>
+          <w:color w:val="000000"/>
+          <w:sz w:val="28"/>
+        </w:rPr>
+        <w:t>・處遇技術分為直接與間接（環境）處遇</w:t>
+      </w:r>
+    </w:p>
+    <w:p>
+      <w:pPr>
+        <w:spacing w:after="160"/>
+      </w:pPr>
+      <w:r>
+        <w:rPr>
+          <w:rFonts w:ascii="微軟正黑體" w:hAnsi="微軟正黑體" w:eastAsia="微軟正黑體"/>
+          <w:b w:val="0"/>
+          <w:color w:val="000000"/>
+          <w:sz w:val="28"/>
+        </w:rPr>
+        <w:t>代表著作：《Casework: A Psychosocial Therapy》（1964）</w:t>
+      </w:r>
+    </w:p>
+    <w:p>
+      <w:pPr>
+        <w:spacing w:after="40"/>
+      </w:pPr>
+      <w:r>
+        <w:rPr>
+          <w:rFonts w:ascii="微軟正黑體" w:hAnsi="微軟正黑體" w:eastAsia="微軟正黑體"/>
+          <w:b/>
+          <w:color w:val="000000"/>
+          <w:sz w:val="28"/>
+        </w:rPr>
+        <w:t>William Beveridge（貝佛里奇）— 貝佛里奇報告</w:t>
+      </w:r>
+    </w:p>
+    <w:p>
+      <w:pPr>
+        <w:spacing w:after="60" w:line="336" w:lineRule="auto"/>
+        <w:ind w:left="340"/>
+      </w:pPr>
+      <w:r>
+        <w:rPr>
+          <w:rFonts w:ascii="微軟正黑體" w:hAnsi="微軟正黑體" w:eastAsia="微軟正黑體"/>
+          <w:b w:val="0"/>
+          <w:color w:val="000000"/>
+          <w:sz w:val="28"/>
+        </w:rPr>
+        <w:t>・1942 年報告，以社會保險對抗五大惡：貧窮（匱乏）、疾病、無知、髒亂、懶散</w:t>
+      </w:r>
+    </w:p>
+    <w:p>
+      <w:pPr>
+        <w:spacing w:after="60" w:line="336" w:lineRule="auto"/>
+        <w:ind w:left="340"/>
+      </w:pPr>
+      <w:r>
+        <w:rPr>
+          <w:rFonts w:ascii="微軟正黑體" w:hAnsi="微軟正黑體" w:eastAsia="微軟正黑體"/>
+          <w:b w:val="0"/>
+          <w:color w:val="000000"/>
+          <w:sz w:val="28"/>
+        </w:rPr>
+        <w:t>・奠定英國戰後福利國家</w:t>
+      </w:r>
+    </w:p>
+    <w:p>
+      <w:pPr>
+        <w:spacing w:after="160"/>
+      </w:pPr>
+      <w:r>
+        <w:rPr>
+          <w:rFonts w:ascii="微軟正黑體" w:hAnsi="微軟正黑體" w:eastAsia="微軟正黑體"/>
+          <w:b w:val="0"/>
+          <w:color w:val="000000"/>
+          <w:sz w:val="28"/>
+        </w:rPr>
+        <w:t>代表著作：《Social Insurance and Allied Services》（1942）</w:t>
+      </w:r>
+    </w:p>
+    <w:p>
+      <w:pPr>
+        <w:spacing w:after="40"/>
+      </w:pPr>
+      <w:r>
+        <w:rPr>
+          <w:rFonts w:ascii="微軟正黑體" w:hAnsi="微軟正黑體" w:eastAsia="微軟正黑體"/>
+          <w:b/>
+          <w:color w:val="000000"/>
+          <w:sz w:val="28"/>
+        </w:rPr>
+        <w:t>Rensis Likert（李克特）— 李克特量表</w:t>
+      </w:r>
+    </w:p>
+    <w:p>
+      <w:pPr>
+        <w:spacing w:after="60" w:line="336" w:lineRule="auto"/>
+        <w:ind w:left="340"/>
+      </w:pPr>
+      <w:r>
+        <w:rPr>
+          <w:rFonts w:ascii="微軟正黑體" w:hAnsi="微軟正黑體" w:eastAsia="微軟正黑體"/>
+          <w:b w:val="0"/>
+          <w:color w:val="000000"/>
+          <w:sz w:val="28"/>
+        </w:rPr>
+        <w:t>・總加量表，常見五點或七點同意程度</w:t>
+      </w:r>
+    </w:p>
+    <w:p>
+      <w:pPr>
+        <w:spacing w:after="60" w:line="336" w:lineRule="auto"/>
+        <w:ind w:left="340"/>
+      </w:pPr>
+      <w:r>
+        <w:rPr>
+          <w:rFonts w:ascii="微軟正黑體" w:hAnsi="微軟正黑體" w:eastAsia="微軟正黑體"/>
+          <w:b w:val="0"/>
+          <w:color w:val="000000"/>
+          <w:sz w:val="28"/>
+        </w:rPr>
+        <w:t>・屬順序尺度，實務上常當作等距處理</w:t>
+      </w:r>
+    </w:p>
+    <w:p>
+      <w:pPr>
+        <w:spacing w:after="160"/>
+      </w:pPr>
+      <w:r>
+        <w:rPr>
+          <w:rFonts w:ascii="微軟正黑體" w:hAnsi="微軟正黑體" w:eastAsia="微軟正黑體"/>
+          <w:b w:val="0"/>
+          <w:color w:val="000000"/>
+          <w:sz w:val="28"/>
+        </w:rPr>
+        <w:t>代表著作：《A Technique for the Measurement of Attitudes》（1932）</w:t>
+      </w:r>
+    </w:p>
+    <w:p>
+      <w:pPr>
+        <w:spacing w:after="40"/>
+      </w:pPr>
+      <w:r>
+        <w:rPr>
+          <w:rFonts w:ascii="微軟正黑體" w:hAnsi="微軟正黑體" w:eastAsia="微軟正黑體"/>
+          <w:b/>
+          <w:color w:val="000000"/>
+          <w:sz w:val="28"/>
+        </w:rPr>
+        <w:t>Raymond Gold（高德）— 觀察者角色</w:t>
+      </w:r>
+    </w:p>
+    <w:p>
+      <w:pPr>
+        <w:spacing w:after="60" w:line="336" w:lineRule="auto"/>
+        <w:ind w:left="340"/>
+      </w:pPr>
+      <w:r>
+        <w:rPr>
+          <w:rFonts w:ascii="微軟正黑體" w:hAnsi="微軟正黑體" w:eastAsia="微軟正黑體"/>
+          <w:b w:val="0"/>
+          <w:color w:val="000000"/>
+          <w:sz w:val="28"/>
+        </w:rPr>
+        <w:t>・完全參與者、參與觀察者、觀察參與者、完全觀察者</w:t>
+      </w:r>
+    </w:p>
+    <w:p>
+      <w:pPr>
+        <w:spacing w:after="160"/>
+      </w:pPr>
+      <w:r>
+        <w:rPr>
+          <w:rFonts w:ascii="微軟正黑體" w:hAnsi="微軟正黑體" w:eastAsia="微軟正黑體"/>
+          <w:b w:val="0"/>
+          <w:color w:val="000000"/>
+          <w:sz w:val="28"/>
+        </w:rPr>
+        <w:t>代表著作：《Roles in Sociological Field Observations》（1958）</w:t>
+      </w:r>
+    </w:p>
+    <w:p>
+      <w:pPr>
+        <w:spacing w:after="40"/>
+      </w:pPr>
+      <w:r>
+        <w:rPr>
+          <w:rFonts w:ascii="微軟正黑體" w:hAnsi="微軟正黑體" w:eastAsia="微軟正黑體"/>
+          <w:b/>
+          <w:color w:val="000000"/>
+          <w:sz w:val="28"/>
+        </w:rPr>
+        <w:t>James Marcia（馬西亞）— 認同狀態</w:t>
+      </w:r>
+    </w:p>
+    <w:p>
+      <w:pPr>
+        <w:spacing w:after="60" w:line="336" w:lineRule="auto"/>
+        <w:ind w:left="340"/>
+      </w:pPr>
+      <w:r>
+        <w:rPr>
+          <w:rFonts w:ascii="微軟正黑體" w:hAnsi="微軟正黑體" w:eastAsia="微軟正黑體"/>
+          <w:b w:val="0"/>
+          <w:color w:val="000000"/>
+          <w:sz w:val="28"/>
+        </w:rPr>
+        <w:t>・依「探索」與「承諾」分四種：認同達成、認同延遲（未定）、認同早閉（早閉）、認同混淆（迷失）</w:t>
+      </w:r>
+    </w:p>
+    <w:p>
+      <w:pPr>
+        <w:spacing w:after="160"/>
+      </w:pPr>
+      <w:r>
+        <w:rPr>
+          <w:rFonts w:ascii="微軟正黑體" w:hAnsi="微軟正黑體" w:eastAsia="微軟正黑體"/>
+          <w:b w:val="0"/>
+          <w:color w:val="000000"/>
+          <w:sz w:val="28"/>
+        </w:rPr>
+        <w:t>代表著作：《Development and Validation of Ego-Identity Status》（1966）</w:t>
+      </w:r>
+    </w:p>
+    <w:p>
+      <w:pPr>
+        <w:spacing w:after="40"/>
+      </w:pPr>
+      <w:r>
+        <w:rPr>
+          <w:rFonts w:ascii="微軟正黑體" w:hAnsi="微軟正黑體" w:eastAsia="微軟正黑體"/>
+          <w:b/>
+          <w:color w:val="000000"/>
+          <w:sz w:val="28"/>
+        </w:rPr>
+        <w:t>David Elkind（艾爾金）— 青少年自我中心</w:t>
+      </w:r>
+    </w:p>
+    <w:p>
+      <w:pPr>
+        <w:spacing w:after="60" w:line="336" w:lineRule="auto"/>
+        <w:ind w:left="340"/>
+      </w:pPr>
+      <w:r>
+        <w:rPr>
+          <w:rFonts w:ascii="微軟正黑體" w:hAnsi="微軟正黑體" w:eastAsia="微軟正黑體"/>
+          <w:b w:val="0"/>
+          <w:color w:val="000000"/>
+          <w:sz w:val="28"/>
+        </w:rPr>
+        <w:t>・想像觀眾：覺得別人都在注意自己</w:t>
+      </w:r>
+    </w:p>
+    <w:p>
+      <w:pPr>
+        <w:spacing w:after="60" w:line="336" w:lineRule="auto"/>
+        <w:ind w:left="340"/>
+      </w:pPr>
+      <w:r>
+        <w:rPr>
+          <w:rFonts w:ascii="微軟正黑體" w:hAnsi="微軟正黑體" w:eastAsia="微軟正黑體"/>
+          <w:b w:val="0"/>
+          <w:color w:val="000000"/>
+          <w:sz w:val="28"/>
+        </w:rPr>
+        <w:t>・個人神話：覺得自己獨特、不會受傷</w:t>
+      </w:r>
+    </w:p>
+    <w:p>
+      <w:pPr>
+        <w:spacing w:after="160"/>
+      </w:pPr>
+      <w:r>
+        <w:rPr>
+          <w:rFonts w:ascii="微軟正黑體" w:hAnsi="微軟正黑體" w:eastAsia="微軟正黑體"/>
+          <w:b w:val="0"/>
+          <w:color w:val="000000"/>
+          <w:sz w:val="28"/>
+        </w:rPr>
+        <w:t>代表著作：《Egocentrism in Adolescence》（1967）</w:t>
+      </w:r>
+    </w:p>
+    <w:p>
+      <w:pPr>
+        <w:spacing w:after="40"/>
+      </w:pPr>
+      <w:r>
+        <w:rPr>
+          <w:rFonts w:ascii="微軟正黑體" w:hAnsi="微軟正黑體" w:eastAsia="微軟正黑體"/>
+          <w:b/>
+          <w:color w:val="000000"/>
+          <w:sz w:val="28"/>
+        </w:rPr>
+        <w:t>Mary Ainsworth（安斯沃斯）— 依附類型（陌生情境實驗）</w:t>
+      </w:r>
+    </w:p>
+    <w:p>
+      <w:pPr>
+        <w:spacing w:after="60" w:line="336" w:lineRule="auto"/>
+        <w:ind w:left="340"/>
+      </w:pPr>
+      <w:r>
+        <w:rPr>
+          <w:rFonts w:ascii="微軟正黑體" w:hAnsi="微軟正黑體" w:eastAsia="微軟正黑體"/>
+          <w:b w:val="0"/>
+          <w:color w:val="000000"/>
+          <w:sz w:val="28"/>
+        </w:rPr>
+        <w:t>・安全型、焦慮－逃避型、焦慮－矛盾（抗拒）型；後由 Main 補充混亂型</w:t>
+      </w:r>
+    </w:p>
+    <w:p>
+      <w:pPr>
+        <w:spacing w:after="60" w:line="336" w:lineRule="auto"/>
+        <w:ind w:left="340"/>
+      </w:pPr>
+      <w:r>
+        <w:rPr>
+          <w:rFonts w:ascii="微軟正黑體" w:hAnsi="微軟正黑體" w:eastAsia="微軟正黑體"/>
+          <w:b w:val="0"/>
+          <w:color w:val="000000"/>
+          <w:sz w:val="28"/>
+        </w:rPr>
+        <w:t>・延續 Bowlby 依附理論</w:t>
+      </w:r>
+    </w:p>
+    <w:p>
+      <w:pPr>
+        <w:spacing w:after="160"/>
+      </w:pPr>
+      <w:r>
+        <w:rPr>
+          <w:rFonts w:ascii="微軟正黑體" w:hAnsi="微軟正黑體" w:eastAsia="微軟正黑體"/>
+          <w:b w:val="0"/>
+          <w:color w:val="000000"/>
+          <w:sz w:val="28"/>
+        </w:rPr>
+        <w:t>代表著作：《Patterns of Attachment》（1978）</w:t>
+      </w:r>
+    </w:p>
+    <w:p>
+      <w:pPr>
+        <w:spacing w:after="40"/>
+      </w:pPr>
+      <w:r>
+        <w:rPr>
+          <w:rFonts w:ascii="微軟正黑體" w:hAnsi="微軟正黑體" w:eastAsia="微軟正黑體"/>
+          <w:b/>
+          <w:color w:val="000000"/>
+          <w:sz w:val="28"/>
+        </w:rPr>
+        <w:t>Lev Vygotsky（維高斯基）— 社會文化論</w:t>
+      </w:r>
+    </w:p>
+    <w:p>
+      <w:pPr>
+        <w:spacing w:after="60" w:line="336" w:lineRule="auto"/>
+        <w:ind w:left="340"/>
+      </w:pPr>
+      <w:r>
+        <w:rPr>
+          <w:rFonts w:ascii="微軟正黑體" w:hAnsi="微軟正黑體" w:eastAsia="微軟正黑體"/>
+          <w:b w:val="0"/>
+          <w:color w:val="000000"/>
+          <w:sz w:val="28"/>
+        </w:rPr>
+        <w:t>・近側發展區：獨立能做與在協助下能做之間的差距</w:t>
+      </w:r>
+    </w:p>
+    <w:p>
+      <w:pPr>
+        <w:spacing w:after="60" w:line="336" w:lineRule="auto"/>
+        <w:ind w:left="340"/>
+      </w:pPr>
+      <w:r>
+        <w:rPr>
+          <w:rFonts w:ascii="微軟正黑體" w:hAnsi="微軟正黑體" w:eastAsia="微軟正黑體"/>
+          <w:b w:val="0"/>
+          <w:color w:val="000000"/>
+          <w:sz w:val="28"/>
+        </w:rPr>
+        <w:t>・鷹架；語言是思考的工具；私語</w:t>
+      </w:r>
+    </w:p>
+    <w:p>
+      <w:pPr>
+        <w:spacing w:after="160"/>
+      </w:pPr>
+      <w:r>
+        <w:rPr>
+          <w:rFonts w:ascii="微軟正黑體" w:hAnsi="微軟正黑體" w:eastAsia="微軟正黑體"/>
+          <w:b w:val="0"/>
+          <w:color w:val="000000"/>
+          <w:sz w:val="28"/>
+        </w:rPr>
+        <w:t>代表著作：《Mind in Society》（1978）</w:t>
+      </w:r>
+    </w:p>
+    <w:p>
+      <w:pPr>
+        <w:spacing w:after="40"/>
+      </w:pPr>
+      <w:r>
+        <w:rPr>
+          <w:rFonts w:ascii="微軟正黑體" w:hAnsi="微軟正黑體" w:eastAsia="微軟正黑體"/>
+          <w:b/>
+          <w:color w:val="000000"/>
+          <w:sz w:val="28"/>
+        </w:rPr>
+        <w:t>Felix Biestek（比斯提克）— 專業關係七原則</w:t>
+      </w:r>
+    </w:p>
+    <w:p>
+      <w:pPr>
+        <w:spacing w:after="60" w:line="336" w:lineRule="auto"/>
+        <w:ind w:left="340"/>
+      </w:pPr>
+      <w:r>
+        <w:rPr>
+          <w:rFonts w:ascii="微軟正黑體" w:hAnsi="微軟正黑體" w:eastAsia="微軟正黑體"/>
+          <w:b w:val="0"/>
+          <w:color w:val="000000"/>
+          <w:sz w:val="28"/>
+        </w:rPr>
+        <w:t>・個別化、有目的的情感表達、適度的情感涉入、接納、非批判態度、案主自決、保密</w:t>
+      </w:r>
+    </w:p>
+    <w:p>
+      <w:pPr>
+        <w:spacing w:after="160"/>
+      </w:pPr>
+      <w:r>
+        <w:rPr>
+          <w:rFonts w:ascii="微軟正黑體" w:hAnsi="微軟正黑體" w:eastAsia="微軟正黑體"/>
+          <w:b w:val="0"/>
+          <w:color w:val="000000"/>
+          <w:sz w:val="28"/>
+        </w:rPr>
+        <w:t>代表著作：《The Casework Relationship》（1957）</w:t>
+      </w:r>
+    </w:p>
+    <w:p>
+      <w:pPr>
+        <w:spacing w:after="40"/>
+      </w:pPr>
+      <w:r>
+        <w:rPr>
+          <w:rFonts w:ascii="微軟正黑體" w:hAnsi="微軟正黑體" w:eastAsia="微軟正黑體"/>
+          <w:b/>
+          <w:color w:val="000000"/>
+          <w:sz w:val="28"/>
+        </w:rPr>
+        <w:t>Milton Friedman（傅利曼）— 貨幣學派、負所得稅</w:t>
+      </w:r>
+    </w:p>
+    <w:p>
+      <w:pPr>
+        <w:spacing w:after="60" w:line="336" w:lineRule="auto"/>
+        <w:ind w:left="340"/>
+      </w:pPr>
+      <w:r>
+        <w:rPr>
+          <w:rFonts w:ascii="微軟正黑體" w:hAnsi="微軟正黑體" w:eastAsia="微軟正黑體"/>
+          <w:b w:val="0"/>
+          <w:color w:val="000000"/>
+          <w:sz w:val="28"/>
+        </w:rPr>
+        <w:t>・主張以負所得稅取代各類補助</w:t>
+      </w:r>
+    </w:p>
+    <w:p>
+      <w:pPr>
+        <w:spacing w:after="60" w:line="336" w:lineRule="auto"/>
+        <w:ind w:left="340"/>
+      </w:pPr>
+      <w:r>
+        <w:rPr>
+          <w:rFonts w:ascii="微軟正黑體" w:hAnsi="微軟正黑體" w:eastAsia="微軟正黑體"/>
+          <w:b w:val="0"/>
+          <w:color w:val="000000"/>
+          <w:sz w:val="28"/>
+        </w:rPr>
+        <w:t>・教育券</w:t>
+      </w:r>
+    </w:p>
+    <w:p>
+      <w:pPr>
+        <w:spacing w:after="160"/>
+      </w:pPr>
+      <w:r>
+        <w:rPr>
+          <w:rFonts w:ascii="微軟正黑體" w:hAnsi="微軟正黑體" w:eastAsia="微軟正黑體"/>
+          <w:b w:val="0"/>
+          <w:color w:val="000000"/>
+          <w:sz w:val="28"/>
+        </w:rPr>
+        <w:t>代表著作：《Capitalism and Freedom》（1962）</w:t>
+      </w:r>
+    </w:p>
+    <w:p>
+      <w:pPr>
+        <w:spacing w:after="40"/>
+      </w:pPr>
+      <w:r>
+        <w:rPr>
+          <w:rFonts w:ascii="微軟正黑體" w:hAnsi="微軟正黑體" w:eastAsia="微軟正黑體"/>
+          <w:b/>
+          <w:color w:val="000000"/>
+          <w:sz w:val="28"/>
+        </w:rPr>
+        <w:t>Irvin Yalom（亞隆）— 團體療效因子</w:t>
+      </w:r>
+    </w:p>
+    <w:p>
+      <w:pPr>
+        <w:spacing w:after="60" w:line="336" w:lineRule="auto"/>
+        <w:ind w:left="340"/>
+      </w:pPr>
+      <w:r>
+        <w:rPr>
+          <w:rFonts w:ascii="微軟正黑體" w:hAnsi="微軟正黑體" w:eastAsia="微軟正黑體"/>
+          <w:b w:val="0"/>
+          <w:color w:val="000000"/>
+          <w:sz w:val="28"/>
+        </w:rPr>
+        <w:t>・灌注希望、普同感、傳達資訊、利他、原生家庭經驗的矯正重現、社交技巧發展、行為模仿、人際學習、凝聚力、宣洩、存在因子</w:t>
+      </w:r>
+    </w:p>
+    <w:p>
+      <w:pPr>
+        <w:spacing w:after="160"/>
+      </w:pPr>
+      <w:r>
+        <w:rPr>
+          <w:rFonts w:ascii="微軟正黑體" w:hAnsi="微軟正黑體" w:eastAsia="微軟正黑體"/>
+          <w:b w:val="0"/>
+          <w:color w:val="000000"/>
+          <w:sz w:val="28"/>
+        </w:rPr>
+        <w:t>代表著作：《The Theory and Practice of Group Psychotherapy》（1970）</w:t>
+      </w:r>
+    </w:p>
+    <w:p>
+      <w:pPr>
+        <w:spacing w:after="40"/>
+      </w:pPr>
+      <w:r>
+        <w:rPr>
+          <w:rFonts w:ascii="微軟正黑體" w:hAnsi="微軟正黑體" w:eastAsia="微軟正黑體"/>
+          <w:b/>
+          <w:color w:val="000000"/>
+          <w:sz w:val="28"/>
+        </w:rPr>
+        <w:t>Ernest Greenwood（葛林伍德）— 專業的特質</w:t>
+      </w:r>
+    </w:p>
+    <w:p>
+      <w:pPr>
+        <w:spacing w:after="60" w:line="336" w:lineRule="auto"/>
+        <w:ind w:left="340"/>
+      </w:pPr>
+      <w:r>
+        <w:rPr>
+          <w:rFonts w:ascii="微軟正黑體" w:hAnsi="微軟正黑體" w:eastAsia="微軟正黑體"/>
+          <w:b w:val="0"/>
+          <w:color w:val="000000"/>
+          <w:sz w:val="28"/>
+        </w:rPr>
+        <w:t>・系統性理論、專業權威、社區認可、倫理守則、專業文化</w:t>
+      </w:r>
+    </w:p>
+    <w:p>
+      <w:pPr>
+        <w:spacing w:after="160"/>
+      </w:pPr>
+      <w:r>
+        <w:rPr>
+          <w:rFonts w:ascii="微軟正黑體" w:hAnsi="微軟正黑體" w:eastAsia="微軟正黑體"/>
+          <w:b w:val="0"/>
+          <w:color w:val="000000"/>
+          <w:sz w:val="28"/>
+        </w:rPr>
+        <w:t>代表著作：《Attributes of a Profession》（1957）</w:t>
+      </w:r>
+    </w:p>
+    <w:p>
+      <w:pPr>
+        <w:spacing w:after="40"/>
+      </w:pPr>
+      <w:r>
+        <w:rPr>
+          <w:rFonts w:ascii="微軟正黑體" w:hAnsi="微軟正黑體" w:eastAsia="微軟正黑體"/>
+          <w:b/>
+          <w:color w:val="000000"/>
+          <w:sz w:val="28"/>
+        </w:rPr>
+        <w:t>Charles Rapp（瑞普）— 優勢觀點個案管理</w:t>
+      </w:r>
+    </w:p>
+    <w:p>
+      <w:pPr>
+        <w:spacing w:after="60" w:line="336" w:lineRule="auto"/>
+        <w:ind w:left="340"/>
+      </w:pPr>
+      <w:r>
+        <w:rPr>
+          <w:rFonts w:ascii="微軟正黑體" w:hAnsi="微軟正黑體" w:eastAsia="微軟正黑體"/>
+          <w:b w:val="0"/>
+          <w:color w:val="000000"/>
+          <w:sz w:val="28"/>
+        </w:rPr>
+        <w:t>・焦點放在優勢而非病理；社區是資源的綠洲；案主是助人過程的指導者；關係是核心；外展為主</w:t>
+      </w:r>
+    </w:p>
+    <w:p>
+      <w:pPr>
+        <w:spacing w:after="160"/>
+      </w:pPr>
+      <w:r>
+        <w:rPr>
+          <w:rFonts w:ascii="微軟正黑體" w:hAnsi="微軟正黑體" w:eastAsia="微軟正黑體"/>
+          <w:b w:val="0"/>
+          <w:color w:val="000000"/>
+          <w:sz w:val="28"/>
+        </w:rPr>
+        <w:t>代表著作：《The Strengths Model》（1998）</w:t>
+      </w:r>
+    </w:p>
+    <w:p>
+      <w:pPr>
+        <w:spacing w:after="40"/>
+      </w:pPr>
+      <w:r>
+        <w:rPr>
+          <w:rFonts w:ascii="微軟正黑體" w:hAnsi="微軟正黑體" w:eastAsia="微軟正黑體"/>
+          <w:b/>
+          <w:color w:val="000000"/>
+          <w:sz w:val="28"/>
+        </w:rPr>
+        <w:t>Charles Cowger（考格）— 優勢評估架構</w:t>
+      </w:r>
+    </w:p>
+    <w:p>
+      <w:pPr>
+        <w:spacing w:after="60" w:line="336" w:lineRule="auto"/>
+        <w:ind w:left="340"/>
+      </w:pPr>
+      <w:r>
+        <w:rPr>
+          <w:rFonts w:ascii="微軟正黑體" w:hAnsi="微軟正黑體" w:eastAsia="微軟正黑體"/>
+          <w:b w:val="0"/>
+          <w:color w:val="000000"/>
+          <w:sz w:val="28"/>
+        </w:rPr>
+        <w:t>・以「優勢／障礙」與「個人／環境」兩軸形成四象限評估</w:t>
+      </w:r>
+    </w:p>
+    <w:p>
+      <w:pPr>
+        <w:spacing w:after="160"/>
+      </w:pPr>
+      <w:r>
+        <w:rPr>
+          <w:rFonts w:ascii="微軟正黑體" w:hAnsi="微軟正黑體" w:eastAsia="微軟正黑體"/>
+          <w:b w:val="0"/>
+          <w:color w:val="000000"/>
+          <w:sz w:val="28"/>
+        </w:rPr>
+        <w:t>代表著作：《Assessing Client Strengths》（1994）</w:t>
+      </w:r>
+    </w:p>
+    <w:p>
+      <w:pPr>
+        <w:spacing w:after="40"/>
+      </w:pPr>
+      <w:r>
+        <w:rPr>
+          <w:rFonts w:ascii="微軟正黑體" w:hAnsi="微軟正黑體" w:eastAsia="微軟正黑體"/>
+          <w:b/>
+          <w:color w:val="000000"/>
+          <w:sz w:val="28"/>
+        </w:rPr>
+        <w:t>Robert Nozick（諾齊克）— 權利理論（自由至上主義）</w:t>
+      </w:r>
+    </w:p>
+    <w:p>
+      <w:pPr>
+        <w:spacing w:after="60" w:line="336" w:lineRule="auto"/>
+        <w:ind w:left="340"/>
+      </w:pPr>
+      <w:r>
+        <w:rPr>
+          <w:rFonts w:ascii="微軟正黑體" w:hAnsi="微軟正黑體" w:eastAsia="微軟正黑體"/>
+          <w:b w:val="0"/>
+          <w:color w:val="000000"/>
+          <w:sz w:val="28"/>
+        </w:rPr>
+        <w:t>・最小國家；持有正義（取得、移轉、矯正）；反對以稅收重分配</w:t>
+      </w:r>
+    </w:p>
+    <w:p>
+      <w:pPr>
+        <w:spacing w:after="160"/>
+      </w:pPr>
+      <w:r>
+        <w:rPr>
+          <w:rFonts w:ascii="微軟正黑體" w:hAnsi="微軟正黑體" w:eastAsia="微軟正黑體"/>
+          <w:b w:val="0"/>
+          <w:color w:val="000000"/>
+          <w:sz w:val="28"/>
+        </w:rPr>
+        <w:t>代表著作：《Anarchy, State, and Utopia》（1974）</w:t>
+      </w:r>
+    </w:p>
+    <w:p>
+      <w:pPr>
+        <w:spacing w:after="40"/>
+      </w:pPr>
+      <w:r>
+        <w:rPr>
+          <w:rFonts w:ascii="微軟正黑體" w:hAnsi="微軟正黑體" w:eastAsia="微軟正黑體"/>
+          <w:b/>
+          <w:color w:val="000000"/>
+          <w:sz w:val="28"/>
+        </w:rPr>
+        <w:t>Diana Baumrind（包姆林德）— 教養風格</w:t>
+      </w:r>
+    </w:p>
+    <w:p>
+      <w:pPr>
+        <w:spacing w:after="60" w:line="336" w:lineRule="auto"/>
+        <w:ind w:left="340"/>
+      </w:pPr>
+      <w:r>
+        <w:rPr>
+          <w:rFonts w:ascii="微軟正黑體" w:hAnsi="微軟正黑體" w:eastAsia="微軟正黑體"/>
+          <w:b w:val="0"/>
+          <w:color w:val="000000"/>
+          <w:sz w:val="28"/>
+        </w:rPr>
+        <w:t>・依要求與回應兩向度：民主權威型、專制權威型、放任型；Maccoby 與 Martin 補上忽視型</w:t>
+      </w:r>
+    </w:p>
+    <w:p>
+      <w:pPr>
+        <w:spacing w:after="160"/>
+      </w:pPr>
+      <w:r>
+        <w:rPr>
+          <w:rFonts w:ascii="微軟正黑體" w:hAnsi="微軟正黑體" w:eastAsia="微軟正黑體"/>
+          <w:b w:val="0"/>
+          <w:color w:val="000000"/>
+          <w:sz w:val="28"/>
+        </w:rPr>
+        <w:t>代表著作：《Current Patterns of Parental Authority》（1971）</w:t>
+      </w:r>
+    </w:p>
+    <w:p>
+      <w:pPr>
+        <w:spacing w:after="40"/>
+      </w:pPr>
+      <w:r>
+        <w:rPr>
+          <w:rFonts w:ascii="微軟正黑體" w:hAnsi="微軟正黑體" w:eastAsia="微軟正黑體"/>
+          <w:b/>
+          <w:color w:val="000000"/>
+          <w:sz w:val="28"/>
+        </w:rPr>
+        <w:t>Harold Wilensky &amp; Charles Lebeaux（韋倫斯基與勒博）— 殘補式與制度式福利</w:t>
+      </w:r>
+    </w:p>
+    <w:p>
+      <w:pPr>
+        <w:spacing w:after="60" w:line="336" w:lineRule="auto"/>
+        <w:ind w:left="340"/>
+      </w:pPr>
+      <w:r>
+        <w:rPr>
+          <w:rFonts w:ascii="微軟正黑體" w:hAnsi="微軟正黑體" w:eastAsia="微軟正黑體"/>
+          <w:b w:val="0"/>
+          <w:color w:val="000000"/>
+          <w:sz w:val="28"/>
+        </w:rPr>
+        <w:t>・殘補式：家庭與市場失靈時才介入</w:t>
+      </w:r>
+    </w:p>
+    <w:p>
+      <w:pPr>
+        <w:spacing w:after="60" w:line="336" w:lineRule="auto"/>
+        <w:ind w:left="340"/>
+      </w:pPr>
+      <w:r>
+        <w:rPr>
+          <w:rFonts w:ascii="微軟正黑體" w:hAnsi="微軟正黑體" w:eastAsia="微軟正黑體"/>
+          <w:b w:val="0"/>
+          <w:color w:val="000000"/>
+          <w:sz w:val="28"/>
+        </w:rPr>
+        <w:t>・制度式：福利是現代社會的正常功能</w:t>
+      </w:r>
+    </w:p>
+    <w:p>
+      <w:pPr>
+        <w:spacing w:after="160"/>
+      </w:pPr>
+      <w:r>
+        <w:rPr>
+          <w:rFonts w:ascii="微軟正黑體" w:hAnsi="微軟正黑體" w:eastAsia="微軟正黑體"/>
+          <w:b w:val="0"/>
+          <w:color w:val="000000"/>
+          <w:sz w:val="28"/>
+        </w:rPr>
+        <w:t>代表著作：《Industrial Society and Social Welfare》（1958）</w:t>
+      </w:r>
+    </w:p>
+    <w:p>
+      <w:pPr>
+        <w:spacing w:after="40"/>
+      </w:pPr>
+      <w:r>
+        <w:rPr>
+          <w:rFonts w:ascii="微軟正黑體" w:hAnsi="微軟正黑體" w:eastAsia="微軟正黑體"/>
+          <w:b/>
+          <w:color w:val="000000"/>
+          <w:sz w:val="28"/>
+        </w:rPr>
+        <w:t>Alfred Kadushin（卡都遜）— 社會工作督導</w:t>
+      </w:r>
+    </w:p>
+    <w:p>
+      <w:pPr>
+        <w:spacing w:after="60" w:line="336" w:lineRule="auto"/>
+        <w:ind w:left="340"/>
+      </w:pPr>
+      <w:r>
+        <w:rPr>
+          <w:rFonts w:ascii="微軟正黑體" w:hAnsi="微軟正黑體" w:eastAsia="微軟正黑體"/>
+          <w:b w:val="0"/>
+          <w:color w:val="000000"/>
+          <w:sz w:val="28"/>
+        </w:rPr>
+        <w:t>・督導三功能：行政、教育、支持</w:t>
+      </w:r>
+    </w:p>
+    <w:p>
+      <w:pPr>
+        <w:spacing w:after="160"/>
+      </w:pPr>
+      <w:r>
+        <w:rPr>
+          <w:rFonts w:ascii="微軟正黑體" w:hAnsi="微軟正黑體" w:eastAsia="微軟正黑體"/>
+          <w:b w:val="0"/>
+          <w:color w:val="000000"/>
+          <w:sz w:val="28"/>
+        </w:rPr>
+        <w:t>代表著作：《Supervision in Social Work》（1976）</w:t>
+      </w:r>
+    </w:p>
+    <w:p>
+      <w:pPr>
+        <w:spacing w:after="40"/>
+      </w:pPr>
+      <w:r>
+        <w:rPr>
+          <w:rFonts w:ascii="微軟正黑體" w:hAnsi="微軟正黑體" w:eastAsia="微軟正黑體"/>
+          <w:b/>
+          <w:color w:val="000000"/>
+          <w:sz w:val="28"/>
+        </w:rPr>
+        <w:t>Anthony Giddens（紀登斯）— 第三條路、社會投資國家</w:t>
+      </w:r>
+    </w:p>
+    <w:p>
+      <w:pPr>
+        <w:spacing w:after="60" w:line="336" w:lineRule="auto"/>
+        <w:ind w:left="340"/>
+      </w:pPr>
+      <w:r>
+        <w:rPr>
+          <w:rFonts w:ascii="微軟正黑體" w:hAnsi="微軟正黑體" w:eastAsia="微軟正黑體"/>
+          <w:b w:val="0"/>
+          <w:color w:val="000000"/>
+          <w:sz w:val="28"/>
+        </w:rPr>
+        <w:t>・積極福利、社會投資而非直接給付</w:t>
+      </w:r>
+    </w:p>
+    <w:p>
+      <w:pPr>
+        <w:spacing w:after="60" w:line="336" w:lineRule="auto"/>
+        <w:ind w:left="340"/>
+      </w:pPr>
+      <w:r>
+        <w:rPr>
+          <w:rFonts w:ascii="微軟正黑體" w:hAnsi="微軟正黑體" w:eastAsia="微軟正黑體"/>
+          <w:b w:val="0"/>
+          <w:color w:val="000000"/>
+          <w:sz w:val="28"/>
+        </w:rPr>
+        <w:t>・無責任即無權利</w:t>
+      </w:r>
+    </w:p>
+    <w:p>
+      <w:pPr>
+        <w:spacing w:after="160"/>
+      </w:pPr>
+      <w:r>
+        <w:rPr>
+          <w:rFonts w:ascii="微軟正黑體" w:hAnsi="微軟正黑體" w:eastAsia="微軟正黑體"/>
+          <w:b w:val="0"/>
+          <w:color w:val="000000"/>
+          <w:sz w:val="28"/>
+        </w:rPr>
+        <w:t>代表著作：《The Third Way》（1998）</w:t>
+      </w:r>
+    </w:p>
+    <w:p>
+      <w:pPr>
+        <w:spacing w:after="40"/>
+      </w:pPr>
+      <w:r>
+        <w:rPr>
+          <w:rFonts w:ascii="微軟正黑體" w:hAnsi="微軟正黑體" w:eastAsia="微軟正黑體"/>
+          <w:b/>
+          <w:color w:val="000000"/>
+          <w:sz w:val="28"/>
+        </w:rPr>
+        <w:t>Yvonna Lincoln &amp; Egon Guba（林肯與古巴）— 質性研究信賴度</w:t>
+      </w:r>
+    </w:p>
+    <w:p>
+      <w:pPr>
+        <w:spacing w:after="60" w:line="336" w:lineRule="auto"/>
+        <w:ind w:left="340"/>
+      </w:pPr>
+      <w:r>
+        <w:rPr>
+          <w:rFonts w:ascii="微軟正黑體" w:hAnsi="微軟正黑體" w:eastAsia="微軟正黑體"/>
+          <w:b w:val="0"/>
+          <w:color w:val="000000"/>
+          <w:sz w:val="28"/>
+        </w:rPr>
+        <w:t>・可信性、可轉移性、可靠性、可確認性</w:t>
+      </w:r>
+    </w:p>
+    <w:p>
+      <w:pPr>
+        <w:spacing w:after="60" w:line="336" w:lineRule="auto"/>
+        <w:ind w:left="340"/>
+      </w:pPr>
+      <w:r>
+        <w:rPr>
+          <w:rFonts w:ascii="微軟正黑體" w:hAnsi="微軟正黑體" w:eastAsia="微軟正黑體"/>
+          <w:b w:val="0"/>
+          <w:color w:val="000000"/>
+          <w:sz w:val="28"/>
+        </w:rPr>
+        <w:t>・技術：長期投入、三角檢證、參與者檢核、厚實描述、稽核軌跡</w:t>
+      </w:r>
+    </w:p>
+    <w:p>
+      <w:pPr>
+        <w:spacing w:after="160"/>
+      </w:pPr>
+      <w:r>
+        <w:rPr>
+          <w:rFonts w:ascii="微軟正黑體" w:hAnsi="微軟正黑體" w:eastAsia="微軟正黑體"/>
+          <w:b w:val="0"/>
+          <w:color w:val="000000"/>
+          <w:sz w:val="28"/>
+        </w:rPr>
+        <w:t>代表著作：《Naturalistic Inquiry》（1985）</w:t>
+      </w:r>
+    </w:p>
+    <w:p>
+      <w:r>
+        <w:br w:type="page"/>
+      </w:r>
+    </w:p>
+    <w:p>
+      <w:pPr>
+        <w:spacing w:after="40"/>
+      </w:pPr>
+      <w:r>
+        <w:rPr>
+          <w:rFonts w:ascii="微軟正黑體" w:hAnsi="微軟正黑體" w:eastAsia="微軟正黑體"/>
+          <w:b w:val="0"/>
+          <w:color w:val="000000"/>
+          <w:sz w:val="28"/>
+        </w:rPr>
+      </w:r>
+    </w:p>
+    <w:p>
+      <w:pPr>
+        <w:spacing w:after="160"/>
+      </w:pPr>
+      <w:r>
+        <w:rPr>
+          <w:rFonts w:ascii="微軟正黑體" w:hAnsi="微軟正黑體" w:eastAsia="微軟正黑體"/>
+          <w:b/>
+          <w:color w:val="000000"/>
+          <w:sz w:val="34"/>
+        </w:rPr>
+        <w:t>九、時事與政策動態</w:t>
+      </w:r>
+    </w:p>
+    <w:p>
+      <w:pPr>
+        <w:spacing w:after="160"/>
+      </w:pPr>
+      <w:r>
+        <w:rPr>
+          <w:rFonts w:ascii="微軟正黑體" w:hAnsi="微軟正黑體" w:eastAsia="微軟正黑體"/>
+          <w:b w:val="0"/>
+          <w:color w:val="000000"/>
+          <w:sz w:val="28"/>
+        </w:rPr>
+        <w:t>申論題常要求結合臺灣現況。以下 26 則整理於 2026-10-28，摘要為自行改寫，政策金額與施行日期會變動，引用前請以原始來源最新公告為準。尚未三讀的草案已註明。</w:t>
+      </w:r>
+    </w:p>
+    <w:p>
+      <w:pPr>
+        <w:spacing w:after="40"/>
+      </w:pPr>
+      <w:r>
+        <w:rPr>
+          <w:rFonts w:ascii="微軟正黑體" w:hAnsi="微軟正黑體" w:eastAsia="微軟正黑體"/>
+          <w:b/>
+          <w:color w:val="000000"/>
+          <w:sz w:val="28"/>
+        </w:rPr>
+        <w:t>2026-11-17　CRPD 第三次國家報告國際審查（預定 11/17–19）</w:t>
+      </w:r>
+    </w:p>
+    <w:p>
+      <w:pPr>
+        <w:spacing w:after="40"/>
+      </w:pPr>
+      <w:r>
+        <w:rPr>
+          <w:rFonts w:ascii="微軟正黑體" w:hAnsi="微軟正黑體" w:eastAsia="微軟正黑體"/>
+          <w:b w:val="0"/>
+          <w:color w:val="000000"/>
+          <w:sz w:val="28"/>
+        </w:rPr>
+        <w:t>衛福部預定 2026 年 11 月 17 日至 19 日在南港展覽館舉行 CRPD 第三次國家報告國際審查，邀請 5 位國際人權專家來臺，結論性意見預定 11 月 22 日發表。會議提供同步口譯、手語與即時字幕，全程直播。</w:t>
+      </w:r>
+    </w:p>
+    <w:p>
+      <w:pPr>
+        <w:spacing w:after="40"/>
+      </w:pPr>
+      <w:r>
+        <w:rPr>
+          <w:rFonts w:ascii="微軟正黑體" w:hAnsi="微軟正黑體" w:eastAsia="微軟正黑體"/>
+          <w:b w:val="0"/>
+          <w:color w:val="000000"/>
+          <w:sz w:val="28"/>
+        </w:rPr>
+        <w:t>考試連結：可考 CRPD 的國家報告與國際審查機制、障礙的人權模式、合理調整與無障礙原則，以及身心障礙者權利公約施行法的定期報告義務。</w:t>
+      </w:r>
+    </w:p>
+    <w:p>
+      <w:pPr>
+        <w:spacing w:after="200"/>
+      </w:pPr>
+      <w:r>
+        <w:rPr>
+          <w:rFonts w:ascii="微軟正黑體" w:hAnsi="微軟正黑體" w:eastAsia="微軟正黑體"/>
+          <w:b w:val="0"/>
+          <w:color w:val="000000"/>
+          <w:sz w:val="28"/>
+        </w:rPr>
+        <w:t>來源：衛生福利部　https://www.mohw.gov.tw/cp-101-88074-1.html</w:t>
+      </w:r>
+    </w:p>
+    <w:p>
+      <w:pPr>
+        <w:spacing w:after="40"/>
+      </w:pPr>
+      <w:r>
+        <w:rPr>
+          <w:rFonts w:ascii="微軟正黑體" w:hAnsi="微軟正黑體" w:eastAsia="微軟正黑體"/>
+          <w:b/>
+          <w:color w:val="000000"/>
+          <w:sz w:val="28"/>
+        </w:rPr>
+        <w:t>2026-10-15　失智照護綱領 3.0、「失智友善臺灣 888」</w:t>
+      </w:r>
+    </w:p>
+    <w:p>
+      <w:pPr>
+        <w:spacing w:after="40"/>
+      </w:pPr>
+      <w:r>
+        <w:rPr>
+          <w:rFonts w:ascii="微軟正黑體" w:hAnsi="微軟正黑體" w:eastAsia="微軟正黑體"/>
+          <w:b w:val="0"/>
+          <w:color w:val="000000"/>
+          <w:sz w:val="28"/>
+        </w:rPr>
+        <w:t>行政院會聽取衛福部報告，推估 2026 年失智人口接近 40 萬人。「失智症防治照護政策綱領暨行動方案 3.0」已於 6 月函頒，主軸為全齡、全病程、全支持，由 12 個部會推動 21 項行動方案，並納入年輕型失智者。「888」指精準診斷率、服務涵蓋率、特定場域人員失智識能率都達 8 成；長照服務人數目標 42 萬人。</w:t>
+      </w:r>
+    </w:p>
+    <w:p>
+      <w:pPr>
+        <w:spacing w:after="40"/>
+      </w:pPr>
+      <w:r>
+        <w:rPr>
+          <w:rFonts w:ascii="微軟正黑體" w:hAnsi="微軟正黑體" w:eastAsia="微軟正黑體"/>
+          <w:b w:val="0"/>
+          <w:color w:val="000000"/>
+          <w:sz w:val="28"/>
+        </w:rPr>
+        <w:t>考試連結：可連結失智症的生理、心理、社會影響與照顧者負荷，社區照顧與在地老化；也可用「政策綱領＋行動方案」說明政策規劃。</w:t>
+      </w:r>
+    </w:p>
+    <w:p>
+      <w:pPr>
+        <w:spacing w:after="200"/>
+      </w:pPr>
+      <w:r>
+        <w:rPr>
+          <w:rFonts w:ascii="微軟正黑體" w:hAnsi="微軟正黑體" w:eastAsia="微軟正黑體"/>
+          <w:b w:val="0"/>
+          <w:color w:val="000000"/>
+          <w:sz w:val="28"/>
+        </w:rPr>
+        <w:t>來源：衛生福利部（行政院院會）　https://mohw.gov.tw/cp-16-88203-1.html</w:t>
+      </w:r>
+    </w:p>
+    <w:p>
+      <w:pPr>
+        <w:spacing w:after="40"/>
+      </w:pPr>
+      <w:r>
+        <w:rPr>
+          <w:rFonts w:ascii="微軟正黑體" w:hAnsi="微軟正黑體" w:eastAsia="微軟正黑體"/>
+          <w:b/>
+          <w:color w:val="000000"/>
+          <w:sz w:val="28"/>
+        </w:rPr>
+        <w:t>2026-08-17　兒少未來帳戶條例三讀後，行政院決定不副署</w:t>
+      </w:r>
+    </w:p>
+    <w:p>
+      <w:pPr>
+        <w:spacing w:after="40"/>
+      </w:pPr>
+      <w:r>
+        <w:rPr>
+          <w:rFonts w:ascii="微軟正黑體" w:hAnsi="微軟正黑體" w:eastAsia="微軟正黑體"/>
+          <w:b w:val="0"/>
+          <w:color w:val="000000"/>
+          <w:sz w:val="28"/>
+        </w:rPr>
+        <w:t>立法院 2026 年 7 月三讀在野版「台灣兒少成長及未來帳戶條例」。行政院 8 月 17 日以違反權力分立、比例原則與租稅法定等理由決定不副署，並表示 0 至 18 歲每月 5,000 元的成長津貼已編入 116 年度預算，弱勢兒少發展帳戶政府 1:1 相對提撥照常推動。</w:t>
+      </w:r>
+    </w:p>
+    <w:p>
+      <w:pPr>
+        <w:spacing w:after="40"/>
+      </w:pPr>
+      <w:r>
+        <w:rPr>
+          <w:rFonts w:ascii="微軟正黑體" w:hAnsi="微軟正黑體" w:eastAsia="微軟正黑體"/>
+          <w:b w:val="0"/>
+          <w:color w:val="000000"/>
+          <w:sz w:val="28"/>
+        </w:rPr>
+        <w:t>考試連結：可比較現金給付與資產累積型政策（兒童發展帳戶）、普及式與選擇式福利，也可用來說明政策過程中的行政與立法角力。</w:t>
+      </w:r>
+    </w:p>
+    <w:p>
+      <w:pPr>
+        <w:spacing w:after="200"/>
+      </w:pPr>
+      <w:r>
+        <w:rPr>
+          <w:rFonts w:ascii="微軟正黑體" w:hAnsi="微軟正黑體" w:eastAsia="微軟正黑體"/>
+          <w:b w:val="0"/>
+          <w:color w:val="000000"/>
+          <w:sz w:val="28"/>
+        </w:rPr>
+        <w:t>來源：聯合報　https://udn.com/news/story/6656/9697023</w:t>
+      </w:r>
+    </w:p>
+    <w:p>
+      <w:pPr>
+        <w:spacing w:after="40"/>
+      </w:pPr>
+      <w:r>
+        <w:rPr>
+          <w:rFonts w:ascii="微軟正黑體" w:hAnsi="微軟正黑體" w:eastAsia="微軟正黑體"/>
+          <w:b/>
+          <w:color w:val="000000"/>
+          <w:sz w:val="28"/>
+        </w:rPr>
+        <w:t>2026-08-01　精神衛生法：強制住院改由法院裁定</w:t>
+      </w:r>
+    </w:p>
+    <w:p>
+      <w:pPr>
+        <w:spacing w:after="40"/>
+      </w:pPr>
+      <w:r>
+        <w:rPr>
+          <w:rFonts w:ascii="微軟正黑體" w:hAnsi="微軟正黑體" w:eastAsia="微軟正黑體"/>
+          <w:b w:val="0"/>
+          <w:color w:val="000000"/>
+          <w:sz w:val="28"/>
+        </w:rPr>
+        <w:t>2022 年修正的精神衛生法多數條文已於 2024 年 12 月 14 日施行；強制住院相關規定自 2026 年 8 月 1 日施行，從審查會決定改為法院裁定。第一審由法官、精神科專科醫師與病人權益促進團體代表組成合議庭，可遠距審理。</w:t>
+      </w:r>
+    </w:p>
+    <w:p>
+      <w:pPr>
+        <w:spacing w:after="40"/>
+      </w:pPr>
+      <w:r>
+        <w:rPr>
+          <w:rFonts w:ascii="微軟正黑體" w:hAnsi="微軟正黑體" w:eastAsia="微軟正黑體"/>
+          <w:b w:val="0"/>
+          <w:color w:val="000000"/>
+          <w:sz w:val="28"/>
+        </w:rPr>
+        <w:t>考試連結：可考法官保留、病人自主與正當程序，以及由機構式治療轉向社區支持（社區心理衛生中心）；也可連結 CRPD 對人身自由的要求。</w:t>
+      </w:r>
+    </w:p>
+    <w:p>
+      <w:pPr>
+        <w:spacing w:after="200"/>
+      </w:pPr>
+      <w:r>
+        <w:rPr>
+          <w:rFonts w:ascii="微軟正黑體" w:hAnsi="微軟正黑體" w:eastAsia="微軟正黑體"/>
+          <w:b w:val="0"/>
+          <w:color w:val="000000"/>
+          <w:sz w:val="28"/>
+        </w:rPr>
+        <w:t>來源：衛生福利部心理健康司　https://www.mohw.gov.tw/cp-16-87291-1.html</w:t>
+      </w:r>
+    </w:p>
+    <w:p>
+      <w:pPr>
+        <w:spacing w:after="40"/>
+      </w:pPr>
+      <w:r>
+        <w:rPr>
+          <w:rFonts w:ascii="微軟正黑體" w:hAnsi="微軟正黑體" w:eastAsia="微軟正黑體"/>
+          <w:b/>
+          <w:color w:val="000000"/>
+          <w:sz w:val="28"/>
+        </w:rPr>
+        <w:t>2026-08-01　社安網 2.0：115–119 年、819.6 億元</w:t>
+      </w:r>
+    </w:p>
+    <w:p>
+      <w:pPr>
+        <w:spacing w:after="40"/>
+      </w:pPr>
+      <w:r>
+        <w:rPr>
+          <w:rFonts w:ascii="微軟正黑體" w:hAnsi="微軟正黑體" w:eastAsia="微軟正黑體"/>
+          <w:b w:val="0"/>
+          <w:color w:val="000000"/>
+          <w:sz w:val="28"/>
+        </w:rPr>
+        <w:t>強化社會安全網計畫 2.0 期程為 115 至 119 年，經費約 819.6 億元，服務對象擴及獨居長者、新手父母、近貧人口與數位性影像暴力被害人；地方社工與多元專業人力目標在 119 年達 9,125 人。行政院長表示每年約 6 萬名新手父母可獲到宅支持。</w:t>
+      </w:r>
+    </w:p>
+    <w:p>
+      <w:pPr>
+        <w:spacing w:after="40"/>
+      </w:pPr>
+      <w:r>
+        <w:rPr>
+          <w:rFonts w:ascii="微軟正黑體" w:hAnsi="微軟正黑體" w:eastAsia="微軟正黑體"/>
+          <w:b w:val="0"/>
+          <w:color w:val="000000"/>
+          <w:sz w:val="28"/>
+        </w:rPr>
+        <w:t>考試連結：可考社會安全網的三級預防與初級預防、以家庭為中心的整合服務，以及社工人力久任策略。</w:t>
+      </w:r>
+    </w:p>
+    <w:p>
+      <w:pPr>
+        <w:spacing w:after="200"/>
+      </w:pPr>
+      <w:r>
+        <w:rPr>
+          <w:rFonts w:ascii="微軟正黑體" w:hAnsi="微軟正黑體" w:eastAsia="微軟正黑體"/>
+          <w:b w:val="0"/>
+          <w:color w:val="000000"/>
+          <w:sz w:val="28"/>
+        </w:rPr>
+        <w:t>來源：中央社　https://cna.com.tw/news/ahel/202608010170.aspx</w:t>
+      </w:r>
+    </w:p>
+    <w:p>
+      <w:pPr>
+        <w:spacing w:after="40"/>
+      </w:pPr>
+      <w:r>
+        <w:rPr>
+          <w:rFonts w:ascii="微軟正黑體" w:hAnsi="微軟正黑體" w:eastAsia="微軟正黑體"/>
+          <w:b/>
+          <w:color w:val="000000"/>
+          <w:sz w:val="28"/>
+        </w:rPr>
+        <w:t>2026-07　跟騷法修法討論：是否刪除「與性或性別有關」要件</w:t>
+      </w:r>
+    </w:p>
+    <w:p>
+      <w:pPr>
+        <w:spacing w:after="40"/>
+      </w:pPr>
+      <w:r>
+        <w:rPr>
+          <w:rFonts w:ascii="微軟正黑體" w:hAnsi="微軟正黑體" w:eastAsia="微軟正黑體"/>
+          <w:b w:val="0"/>
+          <w:color w:val="000000"/>
+          <w:sz w:val="28"/>
+        </w:rPr>
+        <w:t>立法院審查跟蹤騷擾防制法修正草案時，多位立委主張刪除「與性或性別有關」要件，理由是第一線難以認定、部分被害人報案受阻；內政部則擔心校園霸凌、職場排擠與鄰里糾紛都被納入。截至整理時尚未確認三讀。</w:t>
+      </w:r>
+    </w:p>
+    <w:p>
+      <w:pPr>
+        <w:spacing w:after="40"/>
+      </w:pPr>
+      <w:r>
+        <w:rPr>
+          <w:rFonts w:ascii="微軟正黑體" w:hAnsi="微軟正黑體" w:eastAsia="微軟正黑體"/>
+          <w:b w:val="0"/>
+          <w:color w:val="000000"/>
+          <w:sz w:val="28"/>
+        </w:rPr>
+        <w:t>考試連結：可考跟騷法的行為態樣與保護令制度、性別暴力防治的立法範圍，以及要件寬窄對被害人保護的影響。</w:t>
+      </w:r>
+    </w:p>
+    <w:p>
+      <w:pPr>
+        <w:spacing w:after="200"/>
+      </w:pPr>
+      <w:r>
+        <w:rPr>
+          <w:rFonts w:ascii="微軟正黑體" w:hAnsi="微軟正黑體" w:eastAsia="微軟正黑體"/>
+          <w:b w:val="0"/>
+          <w:color w:val="000000"/>
+          <w:sz w:val="28"/>
+        </w:rPr>
+        <w:t>來源：聯合報　https://udn.com/news/story/6656/9609910</w:t>
+      </w:r>
+    </w:p>
+    <w:p>
+      <w:pPr>
+        <w:spacing w:after="40"/>
+      </w:pPr>
+      <w:r>
+        <w:rPr>
+          <w:rFonts w:ascii="微軟正黑體" w:hAnsi="微軟正黑體" w:eastAsia="微軟正黑體"/>
+          <w:b/>
+          <w:color w:val="000000"/>
+          <w:sz w:val="28"/>
+        </w:rPr>
+        <w:t>2026-06-22　2025 年自殺死亡 3,951 人，仍列十大死因</w:t>
+      </w:r>
+    </w:p>
+    <w:p>
+      <w:pPr>
+        <w:spacing w:after="40"/>
+      </w:pPr>
+      <w:r>
+        <w:rPr>
+          <w:rFonts w:ascii="微軟正黑體" w:hAnsi="微軟正黑體" w:eastAsia="微軟正黑體"/>
+          <w:b w:val="0"/>
+          <w:color w:val="000000"/>
+          <w:sz w:val="28"/>
+        </w:rPr>
+        <w:t>2025 年自殺死亡 3,951 人，較前一年減少 111 人，死亡率每十萬人 16.9 人，仍列十大死因第 10 位。男性占 64.4%；人數以 45–64 歲最多，死亡率以 65 歲以上最高（每十萬人 24.1 人）。衛福部也與金管會合作培訓金融從業人員擔任守門人。</w:t>
+      </w:r>
+    </w:p>
+    <w:p>
+      <w:pPr>
+        <w:spacing w:after="40"/>
+      </w:pPr>
+      <w:r>
+        <w:rPr>
+          <w:rFonts w:ascii="微軟正黑體" w:hAnsi="微軟正黑體" w:eastAsia="微軟正黑體"/>
+          <w:b w:val="0"/>
+          <w:color w:val="000000"/>
+          <w:sz w:val="28"/>
+        </w:rPr>
+        <w:t>考試連結：可考自殺防治法的守門人、三級預防、高齡憂鬱與債務等風險因子，以及危機介入。</w:t>
+      </w:r>
+    </w:p>
+    <w:p>
+      <w:pPr>
+        <w:spacing w:after="200"/>
+      </w:pPr>
+      <w:r>
+        <w:rPr>
+          <w:rFonts w:ascii="微軟正黑體" w:hAnsi="微軟正黑體" w:eastAsia="微軟正黑體"/>
+          <w:b w:val="0"/>
+          <w:color w:val="000000"/>
+          <w:sz w:val="28"/>
+        </w:rPr>
+        <w:t>來源：公視新聞　https://news.pts.org.tw/article/814106</w:t>
+      </w:r>
+    </w:p>
+    <w:p>
+      <w:pPr>
+        <w:spacing w:after="40"/>
+      </w:pPr>
+      <w:r>
+        <w:rPr>
+          <w:rFonts w:ascii="微軟正黑體" w:hAnsi="微軟正黑體" w:eastAsia="微軟正黑體"/>
+          <w:b/>
+          <w:color w:val="000000"/>
+          <w:sz w:val="28"/>
+        </w:rPr>
+        <w:t>2026-06-10　長照 3.0 上路，預算 1,153 億元</w:t>
+      </w:r>
+    </w:p>
+    <w:p>
+      <w:pPr>
+        <w:spacing w:after="40"/>
+      </w:pPr>
+      <w:r>
+        <w:rPr>
+          <w:rFonts w:ascii="微軟正黑體" w:hAnsi="微軟正黑體" w:eastAsia="微軟正黑體"/>
+          <w:b w:val="0"/>
+          <w:color w:val="000000"/>
+          <w:sz w:val="28"/>
+        </w:rPr>
+        <w:t>「長期照顧十年計畫 3.0（115–124 年）」已於 2025 年 12 月 31 日核定，2026 年上路，整體預算 1,153 億元，搭配人口對策強化家庭支持，並導入 AI 與智慧監測緩解照顧人力不足。</w:t>
+      </w:r>
+    </w:p>
+    <w:p>
+      <w:pPr>
+        <w:spacing w:after="40"/>
+      </w:pPr>
+      <w:r>
+        <w:rPr>
+          <w:rFonts w:ascii="微軟正黑體" w:hAnsi="微軟正黑體" w:eastAsia="微軟正黑體"/>
+          <w:b w:val="0"/>
+          <w:color w:val="000000"/>
+          <w:sz w:val="28"/>
+        </w:rPr>
+        <w:t>考試連結：可考長照的稅收制財源、長照 2.0 到 3.0 的演進（對象擴大、醫療與照顧整合），以及福利多元主義與照顧人力政策。</w:t>
+      </w:r>
+    </w:p>
+    <w:p>
+      <w:pPr>
+        <w:spacing w:after="200"/>
+      </w:pPr>
+      <w:r>
+        <w:rPr>
+          <w:rFonts w:ascii="微軟正黑體" w:hAnsi="微軟正黑體" w:eastAsia="微軟正黑體"/>
+          <w:b w:val="0"/>
+          <w:color w:val="000000"/>
+          <w:sz w:val="28"/>
+        </w:rPr>
+        <w:t>來源：行政院　https://www.ey.gov.tw/Page/9277F759E41CCD91/aab8f96a-ff71-4ec6-9800-403abefcc916</w:t>
+      </w:r>
+    </w:p>
+    <w:p>
+      <w:pPr>
+        <w:spacing w:after="40"/>
+      </w:pPr>
+      <w:r>
+        <w:rPr>
+          <w:rFonts w:ascii="微軟正黑體" w:hAnsi="微軟正黑體" w:eastAsia="微軟正黑體"/>
+          <w:b/>
+          <w:color w:val="000000"/>
+          <w:sz w:val="28"/>
+        </w:rPr>
+        <w:t>2026-05-28　民團催社會救助法修法</w:t>
+      </w:r>
+    </w:p>
+    <w:p>
+      <w:pPr>
+        <w:spacing w:after="40"/>
+      </w:pPr>
+      <w:r>
+        <w:rPr>
+          <w:rFonts w:ascii="微軟正黑體" w:hAnsi="微軟正黑體" w:eastAsia="微軟正黑體"/>
+          <w:b w:val="0"/>
+          <w:color w:val="000000"/>
+          <w:sz w:val="28"/>
+        </w:rPr>
+        <w:t>多個民間團體在立法院召開記者會，批評社會救助法修正草案遲未送立法院，訴求廢除戶籍限制、不再計算虛擬所得、取消家戶合計並納入就業條款。截至整理時，社會救助法尚無三讀紀錄。</w:t>
+      </w:r>
+    </w:p>
+    <w:p>
+      <w:pPr>
+        <w:spacing w:after="40"/>
+      </w:pPr>
+      <w:r>
+        <w:rPr>
+          <w:rFonts w:ascii="微軟正黑體" w:hAnsi="微軟正黑體" w:eastAsia="微軟正黑體"/>
+          <w:b w:val="0"/>
+          <w:color w:val="000000"/>
+          <w:sz w:val="28"/>
+        </w:rPr>
+        <w:t>考試連結：可考資產調查、家戶合計與工作福利的取捨，福利排除與「應救而未救」，以及兩公約結論性意見對社會救助的建議。</w:t>
+      </w:r>
+    </w:p>
+    <w:p>
+      <w:pPr>
+        <w:spacing w:after="200"/>
+      </w:pPr>
+      <w:r>
+        <w:rPr>
+          <w:rFonts w:ascii="微軟正黑體" w:hAnsi="微軟正黑體" w:eastAsia="微軟正黑體"/>
+          <w:b w:val="0"/>
+          <w:color w:val="000000"/>
+          <w:sz w:val="28"/>
+        </w:rPr>
+        <w:t>來源：新頭殼　https://newtalk.tw/news/view/2026-05-28/1037886</w:t>
+      </w:r>
+    </w:p>
+    <w:p>
+      <w:pPr>
+        <w:spacing w:after="40"/>
+      </w:pPr>
+      <w:r>
+        <w:rPr>
+          <w:rFonts w:ascii="微軟正黑體" w:hAnsi="微軟正黑體" w:eastAsia="微軟正黑體"/>
+          <w:b/>
+          <w:color w:val="000000"/>
+          <w:sz w:val="28"/>
+        </w:rPr>
+        <w:t>2026-05-20　0–18 歲成長津貼每月 5,000 元，預定 2027 年實施</w:t>
+      </w:r>
+    </w:p>
+    <w:p>
+      <w:pPr>
+        <w:spacing w:after="40"/>
+      </w:pPr>
+      <w:r>
+        <w:rPr>
+          <w:rFonts w:ascii="微軟正黑體" w:hAnsi="微軟正黑體" w:eastAsia="微軟正黑體"/>
+          <w:b w:val="0"/>
+          <w:color w:val="000000"/>
+          <w:sz w:val="28"/>
+        </w:rPr>
+        <w:t>總統宣布 0 至 18 歲每人每月發放 5,000 元，每年預算約 2,000 億元；行政院說明預定 2027 年實施，並建議 6 至 18 歲部分由家長將一半存入孩子的未來基金。</w:t>
+      </w:r>
+    </w:p>
+    <w:p>
+      <w:pPr>
+        <w:spacing w:after="40"/>
+      </w:pPr>
+      <w:r>
+        <w:rPr>
+          <w:rFonts w:ascii="微軟正黑體" w:hAnsi="微軟正黑體" w:eastAsia="微軟正黑體"/>
+          <w:b w:val="0"/>
+          <w:color w:val="000000"/>
+          <w:sz w:val="28"/>
+        </w:rPr>
+        <w:t>考試連結：可考普及式現金給付與少子化對策、兒童津貼的去商品化意涵，以及普及式與排富（選擇式）設計的比較。</w:t>
+      </w:r>
+    </w:p>
+    <w:p>
+      <w:pPr>
+        <w:spacing w:after="200"/>
+      </w:pPr>
+      <w:r>
+        <w:rPr>
+          <w:rFonts w:ascii="微軟正黑體" w:hAnsi="微軟正黑體" w:eastAsia="微軟正黑體"/>
+          <w:b w:val="0"/>
+          <w:color w:val="000000"/>
+          <w:sz w:val="28"/>
+        </w:rPr>
+        <w:t>來源：科技新報（引行政院）　https://finance.technews.tw/2026/05/20/5000ntd-monthly-0-18-years-implemented-2027/</w:t>
+      </w:r>
+    </w:p>
+    <w:p>
+      <w:pPr>
+        <w:spacing w:after="40"/>
+      </w:pPr>
+      <w:r>
+        <w:rPr>
+          <w:rFonts w:ascii="微軟正黑體" w:hAnsi="微軟正黑體" w:eastAsia="微軟正黑體"/>
+          <w:b/>
+          <w:color w:val="000000"/>
+          <w:sz w:val="28"/>
+        </w:rPr>
+        <w:t>2026-04-23　社工到行政院陳情，衛福部研議社工責任保險</w:t>
+      </w:r>
+    </w:p>
+    <w:p>
+      <w:pPr>
+        <w:spacing w:after="40"/>
+      </w:pPr>
+      <w:r>
+        <w:rPr>
+          <w:rFonts w:ascii="微軟正黑體" w:hAnsi="微軟正黑體" w:eastAsia="微軟正黑體"/>
+          <w:b w:val="0"/>
+          <w:color w:val="000000"/>
+          <w:sz w:val="28"/>
+        </w:rPr>
+        <w:t>一起兒虐致死案的民間社工一審被判刑後，約 1,600 名社工到行政院前陳情，主張國家才是兒少保護的保證人。衛福部隨後與社工界座談，同意研議社工責任保險，並將與法官、檢察官及學者討論保證人地位。</w:t>
+      </w:r>
+    </w:p>
+    <w:p>
+      <w:pPr>
+        <w:spacing w:after="40"/>
+      </w:pPr>
+      <w:r>
+        <w:rPr>
+          <w:rFonts w:ascii="微軟正黑體" w:hAnsi="微軟正黑體" w:eastAsia="微軟正黑體"/>
+          <w:b w:val="0"/>
+          <w:color w:val="000000"/>
+          <w:sz w:val="28"/>
+        </w:rPr>
+        <w:t>考試連結：可考社工的專業責任與法律責任、組織對第一線社工的支持、督導功能，以及執業安全。</w:t>
+      </w:r>
+    </w:p>
+    <w:p>
+      <w:pPr>
+        <w:spacing w:after="200"/>
+      </w:pPr>
+      <w:r>
+        <w:rPr>
+          <w:rFonts w:ascii="微軟正黑體" w:hAnsi="微軟正黑體" w:eastAsia="微軟正黑體"/>
+          <w:b w:val="0"/>
+          <w:color w:val="000000"/>
+          <w:sz w:val="28"/>
+        </w:rPr>
+        <w:t>來源：聯合報　https://udn.com/news/story/7314/9460468</w:t>
+      </w:r>
+    </w:p>
+    <w:p>
+      <w:pPr>
+        <w:spacing w:after="40"/>
+      </w:pPr>
+      <w:r>
+        <w:rPr>
+          <w:rFonts w:ascii="微軟正黑體" w:hAnsi="微軟正黑體" w:eastAsia="微軟正黑體"/>
+          <w:b/>
+          <w:color w:val="000000"/>
+          <w:sz w:val="28"/>
+        </w:rPr>
+        <w:t>2026-04-21　兒少權法大修草案預告：明文禁止身心暴力</w:t>
+      </w:r>
+    </w:p>
+    <w:p>
+      <w:pPr>
+        <w:spacing w:after="40"/>
+      </w:pPr>
+      <w:r>
+        <w:rPr>
+          <w:rFonts w:ascii="微軟正黑體" w:hAnsi="微軟正黑體" w:eastAsia="微軟正黑體"/>
+          <w:b w:val="0"/>
+          <w:color w:val="000000"/>
+          <w:sz w:val="28"/>
+        </w:rPr>
+        <w:t>衛福部預告兒少權法修正草案，為 15 年來大修，條文擴增到 165 條並依兒童權利公約重新架構。草案明列禁止身體暴力、精神暴力與疏忽，另納入兒少工作者資格查核與收出養管理。</w:t>
+      </w:r>
+    </w:p>
+    <w:p>
+      <w:pPr>
+        <w:spacing w:after="40"/>
+      </w:pPr>
+      <w:r>
+        <w:rPr>
+          <w:rFonts w:ascii="微軟正黑體" w:hAnsi="微軟正黑體" w:eastAsia="微軟正黑體"/>
+          <w:b w:val="0"/>
+          <w:color w:val="000000"/>
+          <w:sz w:val="28"/>
+        </w:rPr>
+        <w:t>考試連結：可考 CRC 四大原則（最佳利益、表意權、不歧視、生存與發展），兒少保護的預防與通報制度，以及收出養與托育監督的檢討。</w:t>
+      </w:r>
+    </w:p>
+    <w:p>
+      <w:pPr>
+        <w:spacing w:after="200"/>
+      </w:pPr>
+      <w:r>
+        <w:rPr>
+          <w:rFonts w:ascii="微軟正黑體" w:hAnsi="微軟正黑體" w:eastAsia="微軟正黑體"/>
+          <w:b w:val="0"/>
+          <w:color w:val="000000"/>
+          <w:sz w:val="28"/>
+        </w:rPr>
+        <w:t>來源：公視新聞　https://news.pts.org.tw/article/804771</w:t>
+      </w:r>
+    </w:p>
+    <w:p>
+      <w:pPr>
+        <w:spacing w:after="40"/>
+      </w:pPr>
+      <w:r>
+        <w:rPr>
+          <w:rFonts w:ascii="微軟正黑體" w:hAnsi="微軟正黑體" w:eastAsia="微軟正黑體"/>
+          <w:b/>
+          <w:color w:val="000000"/>
+          <w:sz w:val="28"/>
+        </w:rPr>
+        <w:t>2026-04-16　兒虐致死案：出養期間訪視社工一審判刑</w:t>
+      </w:r>
+    </w:p>
+    <w:p>
+      <w:pPr>
+        <w:spacing w:after="40"/>
+      </w:pPr>
+      <w:r>
+        <w:rPr>
+          <w:rFonts w:ascii="微軟正黑體" w:hAnsi="微軟正黑體" w:eastAsia="微軟正黑體"/>
+          <w:b w:val="0"/>
+          <w:color w:val="000000"/>
+          <w:sz w:val="28"/>
+        </w:rPr>
+        <w:t>台北地院以過失致死罪判處負責出養期間訪視的民間社工有期徒刑 2 年，判決以大篇幅論述社工的「保證人地位」，認為對反覆受傷等警訊未查證或通報。被告否認犯行，社工團體批評判決把系統失靈歸咎個人。</w:t>
+      </w:r>
+    </w:p>
+    <w:p>
+      <w:pPr>
+        <w:spacing w:after="40"/>
+      </w:pPr>
+      <w:r>
+        <w:rPr>
+          <w:rFonts w:ascii="微軟正黑體" w:hAnsi="微軟正黑體" w:eastAsia="微軟正黑體"/>
+          <w:b w:val="0"/>
+          <w:color w:val="000000"/>
+          <w:sz w:val="28"/>
+        </w:rPr>
+        <w:t>考試連結：可考兒少保護的風險評估與警訊辨識、收出養期間的追蹤訪視、督導與責任歸屬，是專業倫理與法律責任的熱門題材。</w:t>
+      </w:r>
+    </w:p>
+    <w:p>
+      <w:pPr>
+        <w:spacing w:after="200"/>
+      </w:pPr>
+      <w:r>
+        <w:rPr>
+          <w:rFonts w:ascii="微軟正黑體" w:hAnsi="微軟正黑體" w:eastAsia="微軟正黑體"/>
+          <w:b w:val="0"/>
+          <w:color w:val="000000"/>
+          <w:sz w:val="28"/>
+        </w:rPr>
+        <w:t>來源：中央社　https://www.cna.com.tw/news/asoc/202604210394.aspx</w:t>
+      </w:r>
+    </w:p>
+    <w:p>
+      <w:pPr>
+        <w:spacing w:after="40"/>
+      </w:pPr>
+      <w:r>
+        <w:rPr>
+          <w:rFonts w:ascii="微軟正黑體" w:hAnsi="微軟正黑體" w:eastAsia="微軟正黑體"/>
+          <w:b/>
+          <w:color w:val="000000"/>
+          <w:sz w:val="28"/>
+        </w:rPr>
+        <w:t>2026-04-14　兒童托育服務法三讀</w:t>
+      </w:r>
+    </w:p>
+    <w:p>
+      <w:pPr>
+        <w:spacing w:after="40"/>
+      </w:pPr>
+      <w:r>
+        <w:rPr>
+          <w:rFonts w:ascii="微軟正黑體" w:hAnsi="微軟正黑體" w:eastAsia="微軟正黑體"/>
+          <w:b w:val="0"/>
+          <w:color w:val="000000"/>
+          <w:sz w:val="28"/>
+        </w:rPr>
+        <w:t>立法院三讀兒童托育服務法，以專法規範 0 至 2 歲托育：托育機構須設監視錄影並保存至少 30 日；托育人員有身心虐待、重大體罰、性騷擾等情形，可處 6 萬至 60 萬元罰鍰並公布姓名；另建立居家托育人員記點制度與不適任人員資料庫。</w:t>
+      </w:r>
+    </w:p>
+    <w:p>
+      <w:pPr>
+        <w:spacing w:after="40"/>
+      </w:pPr>
+      <w:r>
+        <w:rPr>
+          <w:rFonts w:ascii="微軟正黑體" w:hAnsi="微軟正黑體" w:eastAsia="微軟正黑體"/>
+          <w:b w:val="0"/>
+          <w:color w:val="000000"/>
+          <w:sz w:val="28"/>
+        </w:rPr>
+        <w:t>考試連結：可考托育公共化與品質管理、兒少保護的預防性設計（不適任人員查核），是兒虐致死案後的制度回應。</w:t>
+      </w:r>
+    </w:p>
+    <w:p>
+      <w:pPr>
+        <w:spacing w:after="200"/>
+      </w:pPr>
+      <w:r>
+        <w:rPr>
+          <w:rFonts w:ascii="微軟正黑體" w:hAnsi="微軟正黑體" w:eastAsia="微軟正黑體"/>
+          <w:b w:val="0"/>
+          <w:color w:val="000000"/>
+          <w:sz w:val="28"/>
+        </w:rPr>
+        <w:t>來源：聯合報　https://udn.com/news/story/6639/9440918</w:t>
+      </w:r>
+    </w:p>
+    <w:p>
+      <w:pPr>
+        <w:spacing w:after="40"/>
+      </w:pPr>
+      <w:r>
+        <w:rPr>
+          <w:rFonts w:ascii="微軟正黑體" w:hAnsi="微軟正黑體" w:eastAsia="微軟正黑體"/>
+          <w:b/>
+          <w:color w:val="000000"/>
+          <w:sz w:val="28"/>
+        </w:rPr>
+        <w:t>2026-03-12　六項社福津貼擬調增 23.5%</w:t>
+      </w:r>
+    </w:p>
+    <w:p>
+      <w:pPr>
+        <w:spacing w:after="40"/>
+      </w:pPr>
+      <w:r>
+        <w:rPr>
+          <w:rFonts w:ascii="微軟正黑體" w:hAnsi="微軟正黑體" w:eastAsia="微軟正黑體"/>
+          <w:b w:val="0"/>
+          <w:color w:val="000000"/>
+          <w:sz w:val="28"/>
+        </w:rPr>
+        <w:t>行政院通過低收入戶生活扶助、低收入戶兒童生活扶助、就學生活扶助、身心障礙者生活補助、中低收入老人生活津貼與弱勢兒少生活扶助等六項給付調增 23.5%，原定 2026 年 7 月實施，但須視預算審議進度。</w:t>
+      </w:r>
+    </w:p>
+    <w:p>
+      <w:pPr>
+        <w:spacing w:after="40"/>
+      </w:pPr>
+      <w:r>
+        <w:rPr>
+          <w:rFonts w:ascii="微軟正黑體" w:hAnsi="微軟正黑體" w:eastAsia="微軟正黑體"/>
+          <w:b w:val="0"/>
+          <w:color w:val="000000"/>
+          <w:sz w:val="28"/>
+        </w:rPr>
+        <w:t>考試連結：可考現金給付水準與物價連動、社會救助與社會津貼的區別，以及行政命令調整與修法調整的差異。</w:t>
+      </w:r>
+    </w:p>
+    <w:p>
+      <w:pPr>
+        <w:spacing w:after="200"/>
+      </w:pPr>
+      <w:r>
+        <w:rPr>
+          <w:rFonts w:ascii="微軟正黑體" w:hAnsi="微軟正黑體" w:eastAsia="微軟正黑體"/>
+          <w:b w:val="0"/>
+          <w:color w:val="000000"/>
+          <w:sz w:val="28"/>
+        </w:rPr>
+        <w:t>來源：公視新聞　https://news.pts.org.tw/article/798708</w:t>
+      </w:r>
+    </w:p>
+    <w:p>
+      <w:pPr>
+        <w:spacing w:after="40"/>
+      </w:pPr>
+      <w:r>
+        <w:rPr>
+          <w:rFonts w:ascii="微軟正黑體" w:hAnsi="微軟正黑體" w:eastAsia="微軟正黑體"/>
+          <w:b/>
+          <w:color w:val="000000"/>
+          <w:sz w:val="28"/>
+        </w:rPr>
+        <w:t>2026-01-27　兒虐致死案保母二審維持無期徒刑</w:t>
+      </w:r>
+    </w:p>
+    <w:p>
+      <w:pPr>
+        <w:spacing w:after="40"/>
+      </w:pPr>
+      <w:r>
+        <w:rPr>
+          <w:rFonts w:ascii="微軟正黑體" w:hAnsi="微軟正黑體" w:eastAsia="微軟正黑體"/>
+          <w:b w:val="0"/>
+          <w:color w:val="000000"/>
+          <w:sz w:val="28"/>
+        </w:rPr>
+        <w:t>台灣高等法院駁回上訴，維持一審判決：主要施虐的保母無期徒刑，共同照顧的家屬 18 年有期徒刑。</w:t>
+      </w:r>
+    </w:p>
+    <w:p>
+      <w:pPr>
+        <w:spacing w:after="40"/>
+      </w:pPr>
+      <w:r>
+        <w:rPr>
+          <w:rFonts w:ascii="微軟正黑體" w:hAnsi="微軟正黑體" w:eastAsia="微軟正黑體"/>
+          <w:b w:val="0"/>
+          <w:color w:val="000000"/>
+          <w:sz w:val="28"/>
+        </w:rPr>
+        <w:t>考試連結：可作為兒虐致死案的背景，分析兒少保護體系、托育人員管理與跨系統協作的失靈。</w:t>
+      </w:r>
+    </w:p>
+    <w:p>
+      <w:pPr>
+        <w:spacing w:after="200"/>
+      </w:pPr>
+      <w:r>
+        <w:rPr>
+          <w:rFonts w:ascii="微軟正黑體" w:hAnsi="微軟正黑體" w:eastAsia="微軟正黑體"/>
+          <w:b w:val="0"/>
+          <w:color w:val="000000"/>
+          <w:sz w:val="28"/>
+        </w:rPr>
+        <w:t>來源：公視新聞　https://news.pts.org.tw/article/792567</w:t>
+      </w:r>
+    </w:p>
+    <w:p>
+      <w:pPr>
+        <w:spacing w:after="40"/>
+      </w:pPr>
+      <w:r>
+        <w:rPr>
+          <w:rFonts w:ascii="微軟正黑體" w:hAnsi="微軟正黑體" w:eastAsia="微軟正黑體"/>
+          <w:b/>
+          <w:color w:val="000000"/>
+          <w:sz w:val="28"/>
+        </w:rPr>
+        <w:t>2026-01-22　國民年金法修正草案：基本保證調為 5,000 元</w:t>
+      </w:r>
+    </w:p>
+    <w:p>
+      <w:pPr>
+        <w:spacing w:after="40"/>
+      </w:pPr>
+      <w:r>
+        <w:rPr>
+          <w:rFonts w:ascii="微軟正黑體" w:hAnsi="微軟正黑體" w:eastAsia="微軟正黑體"/>
+          <w:b w:val="0"/>
+          <w:color w:val="000000"/>
+          <w:sz w:val="28"/>
+        </w:rPr>
+        <w:t>行政院會通過國民年金法修正草案，老年基本保證年金、遺屬年金與原住民給付由每月 4,049 元調為 5,000 元，身障基本保證年金由 5,437 元調為 6,715 元，並新增 CPI 累計成長 3% 即調整的機制、取消強制配偶連帶繳費。截至整理時尚未確認三讀。</w:t>
+      </w:r>
+    </w:p>
+    <w:p>
+      <w:pPr>
+        <w:spacing w:after="40"/>
+      </w:pPr>
+      <w:r>
+        <w:rPr>
+          <w:rFonts w:ascii="微軟正黑體" w:hAnsi="微軟正黑體" w:eastAsia="微軟正黑體"/>
+          <w:b w:val="0"/>
+          <w:color w:val="000000"/>
+          <w:sz w:val="28"/>
+        </w:rPr>
+        <w:t>考試連結：可考國民年金兼具社會保險與社會津貼的性質、給付適足性與物價調整，以及配偶連帶繳費的性別議題。</w:t>
+      </w:r>
+    </w:p>
+    <w:p>
+      <w:pPr>
+        <w:spacing w:after="200"/>
+      </w:pPr>
+      <w:r>
+        <w:rPr>
+          <w:rFonts w:ascii="微軟正黑體" w:hAnsi="微軟正黑體" w:eastAsia="微軟正黑體"/>
+          <w:b w:val="0"/>
+          <w:color w:val="000000"/>
+          <w:sz w:val="28"/>
+        </w:rPr>
+        <w:t>來源：新頭殼　https://newtalk.tw/news/view/2026-01-22/1016279</w:t>
+      </w:r>
+    </w:p>
+    <w:p>
+      <w:pPr>
+        <w:spacing w:after="40"/>
+      </w:pPr>
+      <w:r>
+        <w:rPr>
+          <w:rFonts w:ascii="微軟正黑體" w:hAnsi="微軟正黑體" w:eastAsia="微軟正黑體"/>
+          <w:b/>
+          <w:color w:val="000000"/>
+          <w:sz w:val="28"/>
+        </w:rPr>
+        <w:t>2026-01-09　65 歲以上人口破兩成，進入超高齡社會</w:t>
+      </w:r>
+    </w:p>
+    <w:p>
+      <w:pPr>
+        <w:spacing w:after="40"/>
+      </w:pPr>
+      <w:r>
+        <w:rPr>
+          <w:rFonts w:ascii="微軟正黑體" w:hAnsi="微軟正黑體" w:eastAsia="微軟正黑體"/>
+          <w:b w:val="0"/>
+          <w:color w:val="000000"/>
+          <w:sz w:val="28"/>
+        </w:rPr>
+        <w:t>內政部統計顯示，2025 年 12 月底 65 歲以上人口占比超過 20%（媒體引述為 20.06%），臺灣進入超高齡社會；縣市以台北市 24.18% 最高、新竹縣 15.08% 最低。</w:t>
+      </w:r>
+    </w:p>
+    <w:p>
+      <w:pPr>
+        <w:spacing w:after="40"/>
+      </w:pPr>
+      <w:r>
+        <w:rPr>
+          <w:rFonts w:ascii="微軟正黑體" w:hAnsi="微軟正黑體" w:eastAsia="微軟正黑體"/>
+          <w:b w:val="0"/>
+          <w:color w:val="000000"/>
+          <w:sz w:val="28"/>
+        </w:rPr>
+        <w:t>考試連結：可考 7%、14%、20% 三個門檻，人口老化的社會影響、扶養比與在地老化政策。</w:t>
+      </w:r>
+    </w:p>
+    <w:p>
+      <w:pPr>
+        <w:spacing w:after="200"/>
+      </w:pPr>
+      <w:r>
+        <w:rPr>
+          <w:rFonts w:ascii="微軟正黑體" w:hAnsi="微軟正黑體" w:eastAsia="微軟正黑體"/>
+          <w:b w:val="0"/>
+          <w:color w:val="000000"/>
+          <w:sz w:val="28"/>
+        </w:rPr>
+        <w:t>來源：公視新聞（引內政部）　https://news.pts.org.tw/article/789953</w:t>
+      </w:r>
+    </w:p>
+    <w:p>
+      <w:pPr>
+        <w:spacing w:after="40"/>
+      </w:pPr>
+      <w:r>
+        <w:rPr>
+          <w:rFonts w:ascii="微軟正黑體" w:hAnsi="微軟正黑體" w:eastAsia="微軟正黑體"/>
+          <w:b/>
+          <w:color w:val="000000"/>
+          <w:sz w:val="28"/>
+        </w:rPr>
+        <w:t>2026-01-09　2025 年出生 10.78 萬人，連續 10 年新低</w:t>
+      </w:r>
+    </w:p>
+    <w:p>
+      <w:pPr>
+        <w:spacing w:after="40"/>
+      </w:pPr>
+      <w:r>
+        <w:rPr>
+          <w:rFonts w:ascii="微軟正黑體" w:hAnsi="微軟正黑體" w:eastAsia="微軟正黑體"/>
+          <w:b w:val="0"/>
+          <w:color w:val="000000"/>
+          <w:sz w:val="28"/>
+        </w:rPr>
+        <w:t>2025 年出生數 107,812 人，連續第 10 年下降（2016 年約 20.8 萬人）。政府推出「好孕 3 方案」，包括 2026 年起每胎整體 10 萬元生育補助、試管嬰兒補助與醫療性生育保存補助。</w:t>
+      </w:r>
+    </w:p>
+    <w:p>
+      <w:pPr>
+        <w:spacing w:after="40"/>
+      </w:pPr>
+      <w:r>
+        <w:rPr>
+          <w:rFonts w:ascii="微軟正黑體" w:hAnsi="微軟正黑體" w:eastAsia="微軟正黑體"/>
+          <w:b w:val="0"/>
+          <w:color w:val="000000"/>
+          <w:sz w:val="28"/>
+        </w:rPr>
+        <w:t>考試連結：可考少子化的成因（經濟、性別角色、工作與家庭衝突）與家庭政策的三類工具（現金、服務、時間）。</w:t>
+      </w:r>
+    </w:p>
+    <w:p>
+      <w:pPr>
+        <w:spacing w:after="200"/>
+      </w:pPr>
+      <w:r>
+        <w:rPr>
+          <w:rFonts w:ascii="微軟正黑體" w:hAnsi="微軟正黑體" w:eastAsia="微軟正黑體"/>
+          <w:b w:val="0"/>
+          <w:color w:val="000000"/>
+          <w:sz w:val="28"/>
+        </w:rPr>
+        <w:t>來源：中央社　https://www.cna.com.tw/news/acn/202601090280.aspx</w:t>
+      </w:r>
+    </w:p>
+    <w:p>
+      <w:pPr>
+        <w:spacing w:after="40"/>
+      </w:pPr>
+      <w:r>
+        <w:rPr>
+          <w:rFonts w:ascii="微軟正黑體" w:hAnsi="微軟正黑體" w:eastAsia="微軟正黑體"/>
+          <w:b/>
+          <w:color w:val="000000"/>
+          <w:sz w:val="28"/>
+        </w:rPr>
+        <w:t>2025-12-18　身權法修正草案：禁止騷擾、合理調整入法</w:t>
+      </w:r>
+    </w:p>
+    <w:p>
+      <w:pPr>
+        <w:spacing w:after="40"/>
+      </w:pPr>
+      <w:r>
+        <w:rPr>
+          <w:rFonts w:ascii="微軟正黑體" w:hAnsi="微軟正黑體" w:eastAsia="微軟正黑體"/>
+          <w:b w:val="0"/>
+          <w:color w:val="000000"/>
+          <w:sz w:val="28"/>
+        </w:rPr>
+        <w:t>行政院通過身心障礙者權益保障法修正草案，以落實 CRPD 為主軸：禁止騷擾並可請求損害賠償、教育與考試提供合理調整、自立生活支持提升到母法、通用設計入法，並強化機構受虐防治。截至整理時仍在立法院審議。</w:t>
+      </w:r>
+    </w:p>
+    <w:p>
+      <w:pPr>
+        <w:spacing w:after="40"/>
+      </w:pPr>
+      <w:r>
+        <w:rPr>
+          <w:rFonts w:ascii="微軟正黑體" w:hAnsi="微軟正黑體" w:eastAsia="微軟正黑體"/>
+          <w:b w:val="0"/>
+          <w:color w:val="000000"/>
+          <w:sz w:val="28"/>
+        </w:rPr>
+        <w:t>考試連結：可考 CRPD 的合理調整、通用設計與自立生活，障礙的社會模式與人權模式，以及去機構化。</w:t>
+      </w:r>
+    </w:p>
+    <w:p>
+      <w:pPr>
+        <w:spacing w:after="200"/>
+      </w:pPr>
+      <w:r>
+        <w:rPr>
+          <w:rFonts w:ascii="微軟正黑體" w:hAnsi="微軟正黑體" w:eastAsia="微軟正黑體"/>
+          <w:b w:val="0"/>
+          <w:color w:val="000000"/>
+          <w:sz w:val="28"/>
+        </w:rPr>
+        <w:t>來源：行政院　https://www.ey.gov.tw/Page/9277F759E41CCD91/6ad4b44c-3015-4325-9533-5deeb444fed7</w:t>
+      </w:r>
+    </w:p>
+    <w:p>
+      <w:pPr>
+        <w:spacing w:after="40"/>
+      </w:pPr>
+      <w:r>
+        <w:rPr>
+          <w:rFonts w:ascii="微軟正黑體" w:hAnsi="微軟正黑體" w:eastAsia="微軟正黑體"/>
+          <w:b/>
+          <w:color w:val="000000"/>
+          <w:sz w:val="28"/>
+        </w:rPr>
+        <w:t>2025-12-09　長照特別扣除額提高到 18 萬元</w:t>
+      </w:r>
+    </w:p>
+    <w:p>
+      <w:pPr>
+        <w:spacing w:after="40"/>
+      </w:pPr>
+      <w:r>
+        <w:rPr>
+          <w:rFonts w:ascii="微軟正黑體" w:hAnsi="微軟正黑體" w:eastAsia="微軟正黑體"/>
+          <w:b w:val="0"/>
+          <w:color w:val="000000"/>
+          <w:sz w:val="28"/>
+        </w:rPr>
+        <w:t>立法院三讀修正所得稅法第 17 條，長照特別扣除額由每人每年 12 萬元提高到 18 萬元，溯自 2025 年 1 月 1 日適用，排富規定不變；照顧者團體認為對重度失能家庭仍不足。</w:t>
+      </w:r>
+    </w:p>
+    <w:p>
+      <w:pPr>
+        <w:spacing w:after="40"/>
+      </w:pPr>
+      <w:r>
+        <w:rPr>
+          <w:rFonts w:ascii="微軟正黑體" w:hAnsi="微軟正黑體" w:eastAsia="微軟正黑體"/>
+          <w:b w:val="0"/>
+          <w:color w:val="000000"/>
+          <w:sz w:val="28"/>
+        </w:rPr>
+        <w:t>考試連結：可考以租稅支出作為福利手段（Titmuss 的財稅福利），以及它對低所得家庭的累退效果。</w:t>
+      </w:r>
+    </w:p>
+    <w:p>
+      <w:pPr>
+        <w:spacing w:after="200"/>
+      </w:pPr>
+      <w:r>
+        <w:rPr>
+          <w:rFonts w:ascii="微軟正黑體" w:hAnsi="微軟正黑體" w:eastAsia="微軟正黑體"/>
+          <w:b w:val="0"/>
+          <w:color w:val="000000"/>
+          <w:sz w:val="28"/>
+        </w:rPr>
+        <w:t>來源：台灣英文新聞　https://www.taiwannews.com.tw/zh/news/6260966</w:t>
+      </w:r>
+    </w:p>
+    <w:p>
+      <w:pPr>
+        <w:spacing w:after="40"/>
+      </w:pPr>
+      <w:r>
+        <w:rPr>
+          <w:rFonts w:ascii="微軟正黑體" w:hAnsi="微軟正黑體" w:eastAsia="微軟正黑體"/>
+          <w:b/>
+          <w:color w:val="000000"/>
+          <w:sz w:val="28"/>
+        </w:rPr>
+        <w:t>2025-11-21　內政部新住民發展署組織法三讀</w:t>
+      </w:r>
+    </w:p>
+    <w:p>
+      <w:pPr>
+        <w:spacing w:after="40"/>
+      </w:pPr>
+      <w:r>
+        <w:rPr>
+          <w:rFonts w:ascii="微軟正黑體" w:hAnsi="微軟正黑體" w:eastAsia="微軟正黑體"/>
+          <w:b w:val="0"/>
+          <w:color w:val="000000"/>
+          <w:sz w:val="28"/>
+        </w:rPr>
+        <w:t>立法院三讀通過內政部新住民發展署組織法，專責新住民事務的規劃與協調；延續 2024 年通過的新住民基本法，該法要求中央設專責機關、地方設新住民家庭服務中心。</w:t>
+      </w:r>
+    </w:p>
+    <w:p>
+      <w:pPr>
+        <w:spacing w:after="40"/>
+      </w:pPr>
+      <w:r>
+        <w:rPr>
+          <w:rFonts w:ascii="微軟正黑體" w:hAnsi="微軟正黑體" w:eastAsia="微軟正黑體"/>
+          <w:b w:val="0"/>
+          <w:color w:val="000000"/>
+          <w:sz w:val="28"/>
+        </w:rPr>
+        <w:t>考試連結：可考多元文化觀點與文化能力、新住民家庭服務體系，以及移民調適與社會排除。</w:t>
+      </w:r>
+    </w:p>
+    <w:p>
+      <w:pPr>
+        <w:spacing w:after="200"/>
+      </w:pPr>
+      <w:r>
+        <w:rPr>
+          <w:rFonts w:ascii="微軟正黑體" w:hAnsi="微軟正黑體" w:eastAsia="微軟正黑體"/>
+          <w:b w:val="0"/>
+          <w:color w:val="000000"/>
+          <w:sz w:val="28"/>
+        </w:rPr>
+        <w:t>來源：聯合報　https://udn.com/news/story/6656/9155326</w:t>
+      </w:r>
+    </w:p>
+    <w:p>
+      <w:pPr>
+        <w:spacing w:after="40"/>
+      </w:pPr>
+      <w:r>
+        <w:rPr>
+          <w:rFonts w:ascii="微軟正黑體" w:hAnsi="微軟正黑體" w:eastAsia="微軟正黑體"/>
+          <w:b/>
+          <w:color w:val="000000"/>
+          <w:sz w:val="28"/>
+        </w:rPr>
+        <w:t>2025-06-19　長照 3.0 規劃：不分年齡、納入年輕型失智</w:t>
+      </w:r>
+    </w:p>
+    <w:p>
+      <w:pPr>
+        <w:spacing w:after="40"/>
+      </w:pPr>
+      <w:r>
+        <w:rPr>
+          <w:rFonts w:ascii="微軟正黑體" w:hAnsi="微軟正黑體" w:eastAsia="微軟正黑體"/>
+          <w:b w:val="0"/>
+          <w:color w:val="000000"/>
+          <w:sz w:val="28"/>
+        </w:rPr>
+        <w:t>行政院會通過長照 3.0 規劃，以稅收為主要財源，服務對象不再以年齡限制，年輕型失智者與急性後期照護失能者也可使用；另推動住院看護費由政府與民眾分擔、聘外籍看護家庭可有限度使用社區服務、夜間服務與降低預立醫療照護諮商門檻。</w:t>
+      </w:r>
+    </w:p>
+    <w:p>
+      <w:pPr>
+        <w:spacing w:after="40"/>
+      </w:pPr>
+      <w:r>
+        <w:rPr>
+          <w:rFonts w:ascii="微軟正黑體" w:hAnsi="微軟正黑體" w:eastAsia="微軟正黑體"/>
+          <w:b w:val="0"/>
+          <w:color w:val="000000"/>
+          <w:sz w:val="28"/>
+        </w:rPr>
+        <w:t>考試連結：可考服務對象以年齡或需求界定、醫療與照顧整合、照顧者支持與善終，並比較長照 2.0 與 3.0。</w:t>
+      </w:r>
+    </w:p>
+    <w:p>
+      <w:pPr>
+        <w:spacing w:after="200"/>
+      </w:pPr>
+      <w:r>
+        <w:rPr>
+          <w:rFonts w:ascii="微軟正黑體" w:hAnsi="微軟正黑體" w:eastAsia="微軟正黑體"/>
+          <w:b w:val="0"/>
+          <w:color w:val="000000"/>
+          <w:sz w:val="28"/>
+        </w:rPr>
+        <w:t>來源：公視新聞　https://news.pts.org.tw/article/756891</w:t>
+      </w:r>
+    </w:p>
+    <w:p>
+      <w:pPr>
+        <w:spacing w:after="40"/>
+      </w:pPr>
+      <w:r>
+        <w:rPr>
+          <w:rFonts w:ascii="微軟正黑體" w:hAnsi="微軟正黑體" w:eastAsia="微軟正黑體"/>
+          <w:b/>
+          <w:color w:val="000000"/>
+          <w:sz w:val="28"/>
+        </w:rPr>
+        <w:t>2025-05-01　公部門與補助民間社工調薪約 3%</w:t>
+      </w:r>
+    </w:p>
+    <w:p>
+      <w:pPr>
+        <w:spacing w:after="40"/>
+      </w:pPr>
+      <w:r>
+        <w:rPr>
+          <w:rFonts w:ascii="微軟正黑體" w:hAnsi="微軟正黑體" w:eastAsia="微軟正黑體"/>
+          <w:b w:val="0"/>
+          <w:color w:val="000000"/>
+          <w:sz w:val="28"/>
+        </w:rPr>
+        <w:t>衛福部調整社工薪資：公部門聘用社工由 41,528 元調為 42,742 元，保護性社工由 44,896 元調為 46,176 元；補助民間的社工起薪由 37,765 元調為 38,898 元，督導由 44,239 元調為 45,566 元，溯自 2025 年 1 月 1 日。</w:t>
+      </w:r>
+    </w:p>
+    <w:p>
+      <w:pPr>
+        <w:spacing w:after="40"/>
+      </w:pPr>
+      <w:r>
+        <w:rPr>
+          <w:rFonts w:ascii="微軟正黑體" w:hAnsi="微軟正黑體" w:eastAsia="微軟正黑體"/>
+          <w:b w:val="0"/>
+          <w:color w:val="000000"/>
+          <w:sz w:val="28"/>
+        </w:rPr>
+        <w:t>考試連結：可考社工人力久任、薪資制度化與勞動條件，以及公私部門待遇差距與福利民營化。</w:t>
+      </w:r>
+    </w:p>
+    <w:p>
+      <w:pPr>
+        <w:spacing w:after="200"/>
+      </w:pPr>
+      <w:r>
+        <w:rPr>
+          <w:rFonts w:ascii="微軟正黑體" w:hAnsi="微軟正黑體" w:eastAsia="微軟正黑體"/>
+          <w:b w:val="0"/>
+          <w:color w:val="000000"/>
+          <w:sz w:val="28"/>
+        </w:rPr>
+        <w:t>來源：衛生福利部社會救助及社工司　https://mohw.gov.tw/cp-16-82369-1.html</w:t>
+      </w:r>
+    </w:p>
+    <w:p>
+      <w:pPr>
+        <w:spacing w:after="40"/>
+      </w:pPr>
+      <w:r>
+        <w:rPr>
+          <w:rFonts w:ascii="微軟正黑體" w:hAnsi="微軟正黑體" w:eastAsia="微軟正黑體"/>
+          <w:b/>
+          <w:color w:val="000000"/>
+          <w:sz w:val="28"/>
+        </w:rPr>
+        <w:t>2025-03-08　性騷擾防治法新制施行一年</w:t>
+      </w:r>
+    </w:p>
+    <w:p>
+      <w:pPr>
+        <w:spacing w:after="40"/>
+      </w:pPr>
+      <w:r>
+        <w:rPr>
+          <w:rFonts w:ascii="微軟正黑體" w:hAnsi="微軟正黑體" w:eastAsia="微軟正黑體"/>
+          <w:b w:val="0"/>
+          <w:color w:val="000000"/>
+          <w:sz w:val="28"/>
+        </w:rPr>
+        <w:t>性騷擾防治法修正條文 2024 年 3 月 8 日全面施行，第一年受理申訴約 3,600 件、成案約 1,700 件；被害人約 91% 為女性，以 18 至未滿 30 歲最多，類型以肢體騷擾最多。新制加重權勢性騷擾處罰並延長申訴期限。</w:t>
+      </w:r>
+    </w:p>
+    <w:p>
+      <w:pPr>
+        <w:spacing w:after="40"/>
+      </w:pPr>
+      <w:r>
+        <w:rPr>
+          <w:rFonts w:ascii="微軟正黑體" w:hAnsi="微軟正黑體" w:eastAsia="微軟正黑體"/>
+          <w:b w:val="0"/>
+          <w:color w:val="000000"/>
+          <w:sz w:val="28"/>
+        </w:rPr>
+        <w:t>考試連結：可考 2023 年性平三法修正的重點（權勢性騷擾、申訴期限、被害人保護），以及性別權力關係。</w:t>
+      </w:r>
+    </w:p>
+    <w:p>
+      <w:pPr>
+        <w:spacing w:after="200"/>
+      </w:pPr>
+      <w:r>
+        <w:rPr>
+          <w:rFonts w:ascii="微軟正黑體" w:hAnsi="微軟正黑體" w:eastAsia="微軟正黑體"/>
+          <w:b w:val="0"/>
+          <w:color w:val="000000"/>
+          <w:sz w:val="28"/>
+        </w:rPr>
+        <w:t>來源：中央社　https://www.cna.com.tw/news/ahel/202503080217.aspx</w:t>
+      </w:r>
+    </w:p>
+    <w:p>
+      <w:pPr>
+        <w:spacing w:after="40"/>
+      </w:pPr>
+      <w:r>
+        <w:rPr>
+          <w:rFonts w:ascii="微軟正黑體" w:hAnsi="微軟正黑體" w:eastAsia="微軟正黑體"/>
+          <w:b/>
+          <w:color w:val="000000"/>
+          <w:sz w:val="28"/>
+        </w:rPr>
+        <w:t>2024-07-12　兒少性剝削條例修正：無故持有兒少性影像入刑</w:t>
+      </w:r>
+    </w:p>
+    <w:p>
+      <w:pPr>
+        <w:spacing w:after="40"/>
+      </w:pPr>
+      <w:r>
+        <w:rPr>
+          <w:rFonts w:ascii="微軟正黑體" w:hAnsi="微軟正黑體" w:eastAsia="微軟正黑體"/>
+          <w:b w:val="0"/>
+          <w:color w:val="000000"/>
+          <w:sz w:val="28"/>
+        </w:rPr>
+        <w:t>立法院三讀修正兒少性剝削防制條例：無故持有兒少性影像，或支付對價持有、觀覽者，處 1 至 7 年有期徒刑，並新增無故重製罪；另建立被害人影像數位鑑識資料庫，減少被害人重複陳述。</w:t>
+      </w:r>
+    </w:p>
+    <w:p>
+      <w:pPr>
+        <w:spacing w:after="40"/>
+      </w:pPr>
+      <w:r>
+        <w:rPr>
+          <w:rFonts w:ascii="微軟正黑體" w:hAnsi="微軟正黑體" w:eastAsia="微軟正黑體"/>
+          <w:b w:val="0"/>
+          <w:color w:val="000000"/>
+          <w:sz w:val="28"/>
+        </w:rPr>
+        <w:t>考試連結：可考數位性暴力與兒少性剝削防制、減少二度傷害的設計，並連結社安網 2.0 納入數位性影像被害人。</w:t>
+      </w:r>
+    </w:p>
+    <w:p>
+      <w:pPr>
+        <w:spacing w:after="200"/>
+      </w:pPr>
+      <w:r>
+        <w:rPr>
+          <w:rFonts w:ascii="微軟正黑體" w:hAnsi="微軟正黑體" w:eastAsia="微軟正黑體"/>
+          <w:b w:val="0"/>
+          <w:color w:val="000000"/>
+          <w:sz w:val="28"/>
+        </w:rPr>
+        <w:t>來源：衛生福利部　https://mohw.gov.tw/cp-16-79307-1.html</w:t>
+      </w:r>
+    </w:p>
+    <w:p>
+      <w:r>
+        <w:br w:type="page"/>
       </w:r>
     </w:p>
     <w:p>
